--- a/06-学生侧材料/讲义/6-有机化学/芳香烃与卤代烃.docx
+++ b/06-学生侧材料/讲义/6-有机化学/芳香烃与卤代烃.docx
@@ -19439,7 +19439,7 @@
         <w:t>典型例题</w:t>
       </w:r>
     </w:p>
-    <w:bookmarkStart w:id="24" w:name="例1-芳香亲电取代定位效应"/>
+    <w:bookmarkStart w:id="24" w:name="例1-芳香亲电取代定位效应基础"/>
     <w:p>
       <w:pPr>
         <w:pStyle w:val="Heading3"/>
@@ -19467,13 +19467,25 @@
         <w:rPr>
           <w:rFonts w:hint="eastAsia" w:ascii="Times New Roman" w:hAnsi="Times New Roman" w:eastAsia="SimHei" w:cs="Times New Roman"/>
         </w:rPr>
-        <w:t xml:space="preserve">芳香亲电取代定位效应</w:t>
-      </w:r>
-      <w:r>
-        <w:rPr>
-          <w:rFonts w:ascii="Times New Roman" w:hAnsi="Times New Roman" w:eastAsia="Times New Roman" w:cs="Times New Roman"/>
-        </w:rPr>
-        <w:t xml:space="preserve"> ⭐⭐</w:t>
+        <w:t>芳香亲电取代定位效应</w:t>
+      </w:r>
+      <w:r>
+        <w:rPr>
+          <w:rFonts w:hint="eastAsia" w:ascii="Times New Roman" w:hAnsi="Times New Roman" w:eastAsia="Times New Roman" w:cs="Times New Roman"/>
+        </w:rPr>
+        <w:t>（</w:t>
+      </w:r>
+      <w:r>
+        <w:rPr>
+          <w:rFonts w:hint="eastAsia" w:ascii="Times New Roman" w:hAnsi="Times New Roman" w:eastAsia="SimHei" w:cs="Times New Roman"/>
+        </w:rPr>
+        <w:t>基础</w:t>
+      </w:r>
+      <w:r>
+        <w:rPr>
+          <w:rFonts w:hint="eastAsia" w:ascii="Times New Roman" w:hAnsi="Times New Roman" w:eastAsia="Times New Roman" w:cs="Times New Roman"/>
+        </w:rPr>
+        <w:t>）</w:t>
       </w:r>
     </w:p>
     <w:p>
@@ -19877,7 +19889,7 @@
       </w:r>
     </w:p>
     <w:bookmarkEnd w:id="24"/>
-    <w:bookmarkStart w:id="25" w:name="例2-sn2立体化学"/>
+    <w:bookmarkStart w:id="25" w:name="例2-sn2立体化学进阶"/>
     <w:p>
       <w:pPr>
         <w:pStyle w:val="Heading3"/>
@@ -19915,9 +19927,21 @@
       </w:r>
       <w:r>
         <w:rPr>
-          <w:rFonts w:ascii="Times New Roman" w:hAnsi="Times New Roman" w:eastAsia="Times New Roman" w:cs="Times New Roman"/>
-        </w:rPr>
-        <w:t xml:space="preserve"> ⭐⭐⭐</w:t>
+          <w:rFonts w:hint="eastAsia" w:ascii="Times New Roman" w:hAnsi="Times New Roman" w:eastAsia="Times New Roman" w:cs="Times New Roman"/>
+        </w:rPr>
+        <w:t>（</w:t>
+      </w:r>
+      <w:r>
+        <w:rPr>
+          <w:rFonts w:hint="eastAsia" w:ascii="Times New Roman" w:hAnsi="Times New Roman" w:eastAsia="SimHei" w:cs="Times New Roman"/>
+        </w:rPr>
+        <w:t>进阶</w:t>
+      </w:r>
+      <w:r>
+        <w:rPr>
+          <w:rFonts w:hint="eastAsia" w:ascii="Times New Roman" w:hAnsi="Times New Roman" w:eastAsia="Times New Roman" w:cs="Times New Roman"/>
+        </w:rPr>
+        <w:t>）</w:t>
       </w:r>
     </w:p>
     <w:p>
@@ -20404,7 +20428,7 @@
       </w:r>
     </w:p>
     <w:bookmarkEnd w:id="25"/>
-    <w:bookmarkStart w:id="26" w:name="例3-sn1-vs-sn2"/>
+    <w:bookmarkStart w:id="26" w:name="例3-sn1-vs-sn2进阶"/>
     <w:p>
       <w:pPr>
         <w:pStyle w:val="Heading3"/>
@@ -20426,7 +20450,25 @@
         <w:rPr>
           <w:rFonts w:ascii="Times New Roman" w:hAnsi="Times New Roman" w:eastAsia="Times New Roman" w:cs="Times New Roman"/>
         </w:rPr>
-        <w:t xml:space="preserve"> SN1 vs SN2 ⭐⭐⭐</w:t>
+        <w:t xml:space="preserve"> SN1 vs </w:t>
+      </w:r>
+      <w:r>
+        <w:rPr>
+          <w:rFonts w:hint="eastAsia" w:ascii="Times New Roman" w:hAnsi="Times New Roman" w:eastAsia="Times New Roman" w:cs="Times New Roman"/>
+        </w:rPr>
+        <w:t>SN2（</w:t>
+      </w:r>
+      <w:r>
+        <w:rPr>
+          <w:rFonts w:hint="eastAsia" w:ascii="Times New Roman" w:hAnsi="Times New Roman" w:eastAsia="SimHei" w:cs="Times New Roman"/>
+        </w:rPr>
+        <w:t>进阶</w:t>
+      </w:r>
+      <w:r>
+        <w:rPr>
+          <w:rFonts w:hint="eastAsia" w:ascii="Times New Roman" w:hAnsi="Times New Roman" w:eastAsia="Times New Roman" w:cs="Times New Roman"/>
+        </w:rPr>
+        <w:t>）</w:t>
       </w:r>
     </w:p>
     <w:p>
@@ -21150,7 +21192,7 @@
       </w:r>
     </w:p>
     <w:bookmarkEnd w:id="26"/>
-    <w:bookmarkStart w:id="27" w:name="例4-消除反应的区域选择性"/>
+    <w:bookmarkStart w:id="27" w:name="例4-消除反应的区域选择性进阶"/>
     <w:p>
       <w:pPr>
         <w:pStyle w:val="Heading3"/>
@@ -21178,13 +21220,25 @@
         <w:rPr>
           <w:rFonts w:hint="eastAsia" w:ascii="Times New Roman" w:hAnsi="Times New Roman" w:eastAsia="SimHei" w:cs="Times New Roman"/>
         </w:rPr>
-        <w:t xml:space="preserve">消除反应的区域选择性</w:t>
-      </w:r>
-      <w:r>
-        <w:rPr>
-          <w:rFonts w:ascii="Times New Roman" w:hAnsi="Times New Roman" w:eastAsia="Times New Roman" w:cs="Times New Roman"/>
-        </w:rPr>
-        <w:t xml:space="preserve"> ⭐⭐⭐</w:t>
+        <w:t>消除反应的区域选择性</w:t>
+      </w:r>
+      <w:r>
+        <w:rPr>
+          <w:rFonts w:hint="eastAsia" w:ascii="Times New Roman" w:hAnsi="Times New Roman" w:eastAsia="Times New Roman" w:cs="Times New Roman"/>
+        </w:rPr>
+        <w:t>（</w:t>
+      </w:r>
+      <w:r>
+        <w:rPr>
+          <w:rFonts w:hint="eastAsia" w:ascii="Times New Roman" w:hAnsi="Times New Roman" w:eastAsia="SimHei" w:cs="Times New Roman"/>
+        </w:rPr>
+        <w:t>进阶</w:t>
+      </w:r>
+      <w:r>
+        <w:rPr>
+          <w:rFonts w:hint="eastAsia" w:ascii="Times New Roman" w:hAnsi="Times New Roman" w:eastAsia="Times New Roman" w:cs="Times New Roman"/>
+        </w:rPr>
+        <w:t>）</w:t>
       </w:r>
     </w:p>
     <w:p>
@@ -21999,7 +22053,7 @@
       </w:r>
     </w:p>
     <w:bookmarkEnd w:id="27"/>
-    <w:bookmarkStart w:id="28" w:name="例5-grignard试剂的合成路线设计"/>
+    <w:bookmarkStart w:id="28" w:name="例5-grignard试剂的合成路线设计挑战"/>
     <w:p>
       <w:pPr>
         <w:pStyle w:val="Heading3"/>
@@ -22037,9 +22091,21 @@
       </w:r>
       <w:r>
         <w:rPr>
-          <w:rFonts w:ascii="Times New Roman" w:hAnsi="Times New Roman" w:eastAsia="Times New Roman" w:cs="Times New Roman"/>
-        </w:rPr>
-        <w:t xml:space="preserve"> ⭐⭐⭐⭐</w:t>
+          <w:rFonts w:hint="eastAsia" w:ascii="Times New Roman" w:hAnsi="Times New Roman" w:eastAsia="Times New Roman" w:cs="Times New Roman"/>
+        </w:rPr>
+        <w:t>（</w:t>
+      </w:r>
+      <w:r>
+        <w:rPr>
+          <w:rFonts w:hint="eastAsia" w:ascii="Times New Roman" w:hAnsi="Times New Roman" w:eastAsia="SimHei" w:cs="Times New Roman"/>
+        </w:rPr>
+        <w:t>挑战</w:t>
+      </w:r>
+      <w:r>
+        <w:rPr>
+          <w:rFonts w:hint="eastAsia" w:ascii="Times New Roman" w:hAnsi="Times New Roman" w:eastAsia="Times New Roman" w:cs="Times New Roman"/>
+        </w:rPr>
+        <w:t>）</w:t>
       </w:r>
     </w:p>
     <w:p>
@@ -24901,13 +24967,7 @@
         <w:rPr>
           <w:rFonts w:hint="eastAsia" w:ascii="Times New Roman" w:hAnsi="Times New Roman" w:eastAsia="SimHei" w:cs="Times New Roman"/>
         </w:rPr>
-        <w:t>基础巩固</w:t>
-      </w:r>
-      <w:r>
-        <w:rPr>
-          <w:rFonts w:hint="eastAsia" w:ascii="Times New Roman" w:hAnsi="Times New Roman" w:eastAsia="Times New Roman" w:cs="Times New Roman"/>
-        </w:rPr>
-        <w:t>（⭐）</w:t>
+        <w:t xml:space="preserve">基础巩固</w:t>
       </w:r>
     </w:p>
     <w:p>
@@ -25119,13 +25179,7 @@
         <w:rPr>
           <w:rFonts w:hint="eastAsia" w:ascii="Times New Roman" w:hAnsi="Times New Roman" w:eastAsia="SimHei" w:cs="Times New Roman"/>
         </w:rPr>
-        <w:t>提高训练</w:t>
-      </w:r>
-      <w:r>
-        <w:rPr>
-          <w:rFonts w:hint="eastAsia" w:ascii="Times New Roman" w:hAnsi="Times New Roman" w:eastAsia="Times New Roman" w:cs="Times New Roman"/>
-        </w:rPr>
-        <w:t>（⭐⭐⭐）</w:t>
+        <w:t xml:space="preserve">提高训练</w:t>
       </w:r>
     </w:p>
     <w:p>
@@ -25437,13 +25491,7 @@
         <w:rPr>
           <w:rFonts w:hint="eastAsia" w:ascii="Times New Roman" w:hAnsi="Times New Roman" w:eastAsia="SimHei" w:cs="Times New Roman"/>
         </w:rPr>
-        <w:t>挑战</w:t>
-      </w:r>
-      <w:r>
-        <w:rPr>
-          <w:rFonts w:hint="eastAsia" w:ascii="Times New Roman" w:hAnsi="Times New Roman" w:eastAsia="Times New Roman" w:cs="Times New Roman"/>
-        </w:rPr>
-        <w:t>（⭐⭐⭐⭐⭐）</w:t>
+        <w:t xml:space="preserve">挑战</w:t>
       </w:r>
     </w:p>
     <w:p>

--- a/06-学生侧材料/讲义/6-有机化学/芳香烃与卤代烃.docx
+++ b/06-学生侧材料/讲义/6-有机化学/芳香烃与卤代烃.docx
@@ -24951,7 +24951,7 @@
         <w:t>练习题</w:t>
       </w:r>
     </w:p>
-    <w:bookmarkStart w:id="32" w:name="基础巩固"/>
+    <w:bookmarkStart w:id="32" w:name="基础巩固4-题"/>
     <w:p>
       <w:pPr>
         <w:pStyle w:val="Heading3"/>
@@ -24967,19 +24967,53 @@
         <w:rPr>
           <w:rFonts w:hint="eastAsia" w:ascii="Times New Roman" w:hAnsi="Times New Roman" w:eastAsia="SimHei" w:cs="Times New Roman"/>
         </w:rPr>
-        <w:t xml:space="preserve">基础巩固</w:t>
+        <w:t>基础巩固</w:t>
+      </w:r>
+      <w:r>
+        <w:rPr>
+          <w:rFonts w:hint="eastAsia" w:ascii="Times New Roman" w:hAnsi="Times New Roman" w:eastAsia="Times New Roman" w:cs="Times New Roman"/>
+        </w:rPr>
+        <w:t>（4</w:t>
+      </w:r>
+      <w:r>
+        <w:rPr>
+          <w:rFonts w:ascii="Times New Roman" w:hAnsi="Times New Roman" w:eastAsia="Times New Roman" w:cs="Times New Roman"/>
+        </w:rPr>
+        <w:t xml:space="preserve"> </w:t>
+      </w:r>
+      <w:r>
+        <w:rPr>
+          <w:rFonts w:hint="eastAsia" w:ascii="Times New Roman" w:hAnsi="Times New Roman" w:eastAsia="SimHei" w:cs="Times New Roman"/>
+        </w:rPr>
+        <w:t>题</w:t>
+      </w:r>
+      <w:r>
+        <w:rPr>
+          <w:rFonts w:hint="eastAsia" w:ascii="Times New Roman" w:hAnsi="Times New Roman" w:eastAsia="Times New Roman" w:cs="Times New Roman"/>
+        </w:rPr>
+        <w:t>）</w:t>
       </w:r>
     </w:p>
     <w:p>
       <w:pPr>
-        <w:pStyle w:val="Compact"/>
-        <w:numPr>
-          <w:ilvl w:val="0"/>
-          <w:numId w:val="1007"/>
-        </w:numPr>
+        <w:pStyle w:val="FirstParagraph"/>
       </w:pPr>
       <w:r>
         <w:rPr>
+          <w:rFonts w:ascii="Times New Roman" w:hAnsi="Times New Roman" w:eastAsia="Times New Roman" w:cs="Times New Roman"/>
+          <w:b/>
+          <w:bCs/>
+        </w:rPr>
+        <w:t xml:space="preserve">1.</w:t>
+      </w:r>
+      <w:r>
+        <w:rPr>
+          <w:rFonts w:ascii="Times New Roman" w:hAnsi="Times New Roman" w:eastAsia="Times New Roman" w:cs="Times New Roman"/>
+        </w:rPr>
+        <w:t xml:space="preserve"> </w:t>
+      </w:r>
+      <w:r>
+        <w:rPr>
           <w:rFonts w:hint="eastAsia" w:ascii="Times New Roman" w:hAnsi="Times New Roman" w:eastAsia="FangSong" w:cs="Times New Roman"/>
         </w:rPr>
         <w:t>写出苯的磺化反应和</w:t>
@@ -25002,15 +25036,26 @@
         </w:rPr>
         <w:t>。</w:t>
       </w:r>
-    </w:p>
-    <w:p>
-      <w:pPr>
-        <w:pStyle w:val="Compact"/>
-        <w:numPr>
-          <w:ilvl w:val="0"/>
-          <w:numId w:val="1007"/>
-        </w:numPr>
-      </w:pPr>
+      <w:r>
+        <w:rPr>
+          <w:rFonts w:ascii="Times New Roman" w:hAnsi="Times New Roman" w:eastAsia="Times New Roman" w:cs="Times New Roman"/>
+        </w:rPr>
+        <w:t xml:space="preserve"> </w:t>
+      </w:r>
+      <w:r>
+        <w:rPr>
+          <w:rFonts w:ascii="Times New Roman" w:hAnsi="Times New Roman" w:eastAsia="Times New Roman" w:cs="Times New Roman"/>
+          <w:b/>
+          <w:bCs/>
+        </w:rPr>
+        <w:t xml:space="preserve">2.</w:t>
+      </w:r>
+      <w:r>
+        <w:rPr>
+          <w:rFonts w:ascii="Times New Roman" w:hAnsi="Times New Roman" w:eastAsia="Times New Roman" w:cs="Times New Roman"/>
+        </w:rPr>
+        <w:t xml:space="preserve"> </w:t>
+      </w:r>
       <w:r>
         <w:rPr>
           <w:rFonts w:hint="eastAsia" w:ascii="Times New Roman" w:hAnsi="Times New Roman" w:eastAsia="FangSong" w:cs="Times New Roman"/>
@@ -25083,15 +25128,26 @@
         </w:rPr>
         <w:t>。</w:t>
       </w:r>
-    </w:p>
-    <w:p>
-      <w:pPr>
-        <w:pStyle w:val="Compact"/>
-        <w:numPr>
-          <w:ilvl w:val="0"/>
-          <w:numId w:val="1007"/>
-        </w:numPr>
-      </w:pPr>
+      <w:r>
+        <w:rPr>
+          <w:rFonts w:ascii="Times New Roman" w:hAnsi="Times New Roman" w:eastAsia="Times New Roman" w:cs="Times New Roman"/>
+        </w:rPr>
+        <w:t xml:space="preserve"> </w:t>
+      </w:r>
+      <w:r>
+        <w:rPr>
+          <w:rFonts w:ascii="Times New Roman" w:hAnsi="Times New Roman" w:eastAsia="Times New Roman" w:cs="Times New Roman"/>
+          <w:b/>
+          <w:bCs/>
+        </w:rPr>
+        <w:t xml:space="preserve">3.</w:t>
+      </w:r>
+      <w:r>
+        <w:rPr>
+          <w:rFonts w:ascii="Times New Roman" w:hAnsi="Times New Roman" w:eastAsia="Times New Roman" w:cs="Times New Roman"/>
+        </w:rPr>
+        <w:t xml:space="preserve"> </w:t>
+      </w:r>
       <w:r>
         <w:rPr>
           <w:rFonts w:hint="eastAsia" w:ascii="Times New Roman" w:hAnsi="Times New Roman" w:eastAsia="FangSong" w:cs="Times New Roman"/>
@@ -25128,15 +25184,26 @@
         </w:rPr>
         <w:t>。</w:t>
       </w:r>
-    </w:p>
-    <w:p>
-      <w:pPr>
-        <w:pStyle w:val="Compact"/>
-        <w:numPr>
-          <w:ilvl w:val="0"/>
-          <w:numId w:val="1007"/>
-        </w:numPr>
-      </w:pPr>
+      <w:r>
+        <w:rPr>
+          <w:rFonts w:ascii="Times New Roman" w:hAnsi="Times New Roman" w:eastAsia="Times New Roman" w:cs="Times New Roman"/>
+        </w:rPr>
+        <w:t xml:space="preserve"> </w:t>
+      </w:r>
+      <w:r>
+        <w:rPr>
+          <w:rFonts w:ascii="Times New Roman" w:hAnsi="Times New Roman" w:eastAsia="Times New Roman" w:cs="Times New Roman"/>
+          <w:b/>
+          <w:bCs/>
+        </w:rPr>
+        <w:t xml:space="preserve">4.</w:t>
+      </w:r>
+      <w:r>
+        <w:rPr>
+          <w:rFonts w:ascii="Times New Roman" w:hAnsi="Times New Roman" w:eastAsia="Times New Roman" w:cs="Times New Roman"/>
+        </w:rPr>
+        <w:t xml:space="preserve"> </w:t>
+      </w:r>
       <w:r>
         <w:rPr>
           <w:rFonts w:hint="eastAsia" w:ascii="Times New Roman" w:hAnsi="Times New Roman" w:eastAsia="FangSong" w:cs="Times New Roman"/>
@@ -25163,7 +25230,7 @@
       </w:r>
     </w:p>
     <w:bookmarkEnd w:id="32"/>
-    <w:bookmarkStart w:id="33" w:name="提高训练"/>
+    <w:bookmarkStart w:id="33" w:name="提高训练4-题"/>
     <w:p>
       <w:pPr>
         <w:pStyle w:val="Heading3"/>
@@ -25179,19 +25246,53 @@
         <w:rPr>
           <w:rFonts w:hint="eastAsia" w:ascii="Times New Roman" w:hAnsi="Times New Roman" w:eastAsia="SimHei" w:cs="Times New Roman"/>
         </w:rPr>
-        <w:t xml:space="preserve">提高训练</w:t>
+        <w:t>提高训练</w:t>
+      </w:r>
+      <w:r>
+        <w:rPr>
+          <w:rFonts w:hint="eastAsia" w:ascii="Times New Roman" w:hAnsi="Times New Roman" w:eastAsia="Times New Roman" w:cs="Times New Roman"/>
+        </w:rPr>
+        <w:t>（4</w:t>
+      </w:r>
+      <w:r>
+        <w:rPr>
+          <w:rFonts w:ascii="Times New Roman" w:hAnsi="Times New Roman" w:eastAsia="Times New Roman" w:cs="Times New Roman"/>
+        </w:rPr>
+        <w:t xml:space="preserve"> </w:t>
+      </w:r>
+      <w:r>
+        <w:rPr>
+          <w:rFonts w:hint="eastAsia" w:ascii="Times New Roman" w:hAnsi="Times New Roman" w:eastAsia="SimHei" w:cs="Times New Roman"/>
+        </w:rPr>
+        <w:t>题</w:t>
+      </w:r>
+      <w:r>
+        <w:rPr>
+          <w:rFonts w:hint="eastAsia" w:ascii="Times New Roman" w:hAnsi="Times New Roman" w:eastAsia="Times New Roman" w:cs="Times New Roman"/>
+        </w:rPr>
+        <w:t>）</w:t>
       </w:r>
     </w:p>
     <w:p>
       <w:pPr>
-        <w:pStyle w:val="Compact"/>
-        <w:numPr>
-          <w:ilvl w:val="0"/>
-          <w:numId w:val="1008"/>
-        </w:numPr>
+        <w:pStyle w:val="FirstParagraph"/>
       </w:pPr>
       <w:r>
         <w:rPr>
+          <w:rFonts w:ascii="Times New Roman" w:hAnsi="Times New Roman" w:eastAsia="Times New Roman" w:cs="Times New Roman"/>
+          <w:b/>
+          <w:bCs/>
+        </w:rPr>
+        <w:t xml:space="preserve">5.</w:t>
+      </w:r>
+      <w:r>
+        <w:rPr>
+          <w:rFonts w:ascii="Times New Roman" w:hAnsi="Times New Roman" w:eastAsia="Times New Roman" w:cs="Times New Roman"/>
+        </w:rPr>
+        <w:t xml:space="preserve"> </w:t>
+      </w:r>
+      <w:r>
+        <w:rPr>
           <w:rFonts w:hint="eastAsia" w:ascii="Times New Roman" w:hAnsi="Times New Roman" w:eastAsia="FangSong" w:cs="Times New Roman"/>
         </w:rPr>
         <w:t>从苯出发合成间硝基苯乙酮</w:t>
@@ -25226,15 +25327,26 @@
         </w:rPr>
         <w:t>）。</w:t>
       </w:r>
-    </w:p>
-    <w:p>
-      <w:pPr>
-        <w:pStyle w:val="Compact"/>
-        <w:numPr>
-          <w:ilvl w:val="0"/>
-          <w:numId w:val="1008"/>
-        </w:numPr>
-      </w:pPr>
+      <w:r>
+        <w:rPr>
+          <w:rFonts w:ascii="Times New Roman" w:hAnsi="Times New Roman" w:eastAsia="Times New Roman" w:cs="Times New Roman"/>
+        </w:rPr>
+        <w:t xml:space="preserve"> </w:t>
+      </w:r>
+      <w:r>
+        <w:rPr>
+          <w:rFonts w:ascii="Times New Roman" w:hAnsi="Times New Roman" w:eastAsia="Times New Roman" w:cs="Times New Roman"/>
+          <w:b/>
+          <w:bCs/>
+        </w:rPr>
+        <w:t xml:space="preserve">6.</w:t>
+      </w:r>
+      <w:r>
+        <w:rPr>
+          <w:rFonts w:ascii="Times New Roman" w:hAnsi="Times New Roman" w:eastAsia="Times New Roman" w:cs="Times New Roman"/>
+        </w:rPr>
+        <w:t xml:space="preserve"> </w:t>
+      </w:r>
       <w:r>
         <w:rPr>
           <w:rFonts w:hint="eastAsia" w:ascii="Times New Roman" w:hAnsi="Times New Roman" w:eastAsia="Times New Roman" w:cs="Times New Roman"/>
@@ -25289,15 +25401,26 @@
         </w:rPr>
         <w:t>。</w:t>
       </w:r>
-    </w:p>
-    <w:p>
-      <w:pPr>
-        <w:pStyle w:val="Compact"/>
-        <w:numPr>
-          <w:ilvl w:val="0"/>
-          <w:numId w:val="1008"/>
-        </w:numPr>
-      </w:pPr>
+      <w:r>
+        <w:rPr>
+          <w:rFonts w:ascii="Times New Roman" w:hAnsi="Times New Roman" w:eastAsia="Times New Roman" w:cs="Times New Roman"/>
+        </w:rPr>
+        <w:t xml:space="preserve"> </w:t>
+      </w:r>
+      <w:r>
+        <w:rPr>
+          <w:rFonts w:ascii="Times New Roman" w:hAnsi="Times New Roman" w:eastAsia="Times New Roman" w:cs="Times New Roman"/>
+          <w:b/>
+          <w:bCs/>
+        </w:rPr>
+        <w:t xml:space="preserve">7.</w:t>
+      </w:r>
+      <w:r>
+        <w:rPr>
+          <w:rFonts w:ascii="Times New Roman" w:hAnsi="Times New Roman" w:eastAsia="Times New Roman" w:cs="Times New Roman"/>
+        </w:rPr>
+        <w:t xml:space="preserve"> </w:t>
+      </w:r>
       <w:r>
         <w:rPr>
           <w:rFonts w:hint="eastAsia" w:ascii="Times New Roman" w:hAnsi="Times New Roman" w:eastAsia="FangSong" w:cs="Times New Roman"/>
@@ -25398,15 +25521,26 @@
         </w:rPr>
         <w:t>。</w:t>
       </w:r>
-    </w:p>
-    <w:p>
-      <w:pPr>
-        <w:pStyle w:val="Compact"/>
-        <w:numPr>
-          <w:ilvl w:val="0"/>
-          <w:numId w:val="1008"/>
-        </w:numPr>
-      </w:pPr>
+      <w:r>
+        <w:rPr>
+          <w:rFonts w:ascii="Times New Roman" w:hAnsi="Times New Roman" w:eastAsia="Times New Roman" w:cs="Times New Roman"/>
+        </w:rPr>
+        <w:t xml:space="preserve"> </w:t>
+      </w:r>
+      <w:r>
+        <w:rPr>
+          <w:rFonts w:ascii="Times New Roman" w:hAnsi="Times New Roman" w:eastAsia="Times New Roman" w:cs="Times New Roman"/>
+          <w:b/>
+          <w:bCs/>
+        </w:rPr>
+        <w:t xml:space="preserve">8.</w:t>
+      </w:r>
+      <w:r>
+        <w:rPr>
+          <w:rFonts w:ascii="Times New Roman" w:hAnsi="Times New Roman" w:eastAsia="Times New Roman" w:cs="Times New Roman"/>
+        </w:rPr>
+        <w:t xml:space="preserve"> </w:t>
+      </w:r>
       <w:r>
         <w:rPr>
           <w:rFonts w:hint="eastAsia" w:ascii="Times New Roman" w:hAnsi="Times New Roman" w:eastAsia="Times New Roman" w:cs="Times New Roman"/>
@@ -25475,7 +25609,7 @@
       </w:r>
     </w:p>
     <w:bookmarkEnd w:id="33"/>
-    <w:bookmarkStart w:id="34" w:name="挑战"/>
+    <w:bookmarkStart w:id="34" w:name="挑战2-题"/>
     <w:p>
       <w:pPr>
         <w:pStyle w:val="Heading3"/>
@@ -25491,19 +25625,53 @@
         <w:rPr>
           <w:rFonts w:hint="eastAsia" w:ascii="Times New Roman" w:hAnsi="Times New Roman" w:eastAsia="SimHei" w:cs="Times New Roman"/>
         </w:rPr>
-        <w:t xml:space="preserve">挑战</w:t>
+        <w:t>挑战</w:t>
+      </w:r>
+      <w:r>
+        <w:rPr>
+          <w:rFonts w:hint="eastAsia" w:ascii="Times New Roman" w:hAnsi="Times New Roman" w:eastAsia="Times New Roman" w:cs="Times New Roman"/>
+        </w:rPr>
+        <w:t>（2</w:t>
+      </w:r>
+      <w:r>
+        <w:rPr>
+          <w:rFonts w:ascii="Times New Roman" w:hAnsi="Times New Roman" w:eastAsia="Times New Roman" w:cs="Times New Roman"/>
+        </w:rPr>
+        <w:t xml:space="preserve"> </w:t>
+      </w:r>
+      <w:r>
+        <w:rPr>
+          <w:rFonts w:hint="eastAsia" w:ascii="Times New Roman" w:hAnsi="Times New Roman" w:eastAsia="SimHei" w:cs="Times New Roman"/>
+        </w:rPr>
+        <w:t>题</w:t>
+      </w:r>
+      <w:r>
+        <w:rPr>
+          <w:rFonts w:hint="eastAsia" w:ascii="Times New Roman" w:hAnsi="Times New Roman" w:eastAsia="Times New Roman" w:cs="Times New Roman"/>
+        </w:rPr>
+        <w:t>）</w:t>
       </w:r>
     </w:p>
     <w:p>
       <w:pPr>
-        <w:pStyle w:val="Compact"/>
-        <w:numPr>
-          <w:ilvl w:val="0"/>
-          <w:numId w:val="1009"/>
-        </w:numPr>
+        <w:pStyle w:val="FirstParagraph"/>
       </w:pPr>
       <w:r>
         <w:rPr>
+          <w:rFonts w:ascii="Times New Roman" w:hAnsi="Times New Roman" w:eastAsia="Times New Roman" w:cs="Times New Roman"/>
+          <w:b/>
+          <w:bCs/>
+        </w:rPr>
+        <w:t xml:space="preserve">9.</w:t>
+      </w:r>
+      <w:r>
+        <w:rPr>
+          <w:rFonts w:ascii="Times New Roman" w:hAnsi="Times New Roman" w:eastAsia="Times New Roman" w:cs="Times New Roman"/>
+        </w:rPr>
+        <w:t xml:space="preserve"> </w:t>
+      </w:r>
+      <w:r>
+        <w:rPr>
           <w:rFonts w:hint="eastAsia" w:ascii="Times New Roman" w:hAnsi="Times New Roman" w:eastAsia="FangSong" w:cs="Times New Roman"/>
         </w:rPr>
         <w:t>设计一条从苯和不超过</w:t>
@@ -25550,15 +25718,26 @@
         </w:rPr>
         <w:t>。</w:t>
       </w:r>
-    </w:p>
-    <w:p>
-      <w:pPr>
-        <w:pStyle w:val="Compact"/>
-        <w:numPr>
-          <w:ilvl w:val="0"/>
-          <w:numId w:val="1009"/>
-        </w:numPr>
-      </w:pPr>
+      <w:r>
+        <w:rPr>
+          <w:rFonts w:ascii="Times New Roman" w:hAnsi="Times New Roman" w:eastAsia="Times New Roman" w:cs="Times New Roman"/>
+        </w:rPr>
+        <w:t xml:space="preserve"> </w:t>
+      </w:r>
+      <w:r>
+        <w:rPr>
+          <w:rFonts w:ascii="Times New Roman" w:hAnsi="Times New Roman" w:eastAsia="Times New Roman" w:cs="Times New Roman"/>
+          <w:b/>
+          <w:bCs/>
+        </w:rPr>
+        <w:t xml:space="preserve">10.</w:t>
+      </w:r>
+      <w:r>
+        <w:rPr>
+          <w:rFonts w:ascii="Times New Roman" w:hAnsi="Times New Roman" w:eastAsia="Times New Roman" w:cs="Times New Roman"/>
+        </w:rPr>
+        <w:t xml:space="preserve"> </w:t>
+      </w:r>
       <w:r>
         <w:rPr>
           <w:rFonts w:hint="eastAsia" w:ascii="Times New Roman" w:hAnsi="Times New Roman" w:eastAsia="FangSong" w:cs="Times New Roman"/>
@@ -25798,14 +25977,24 @@
     </w:p>
     <w:p>
       <w:pPr>
-        <w:pStyle w:val="Compact"/>
-        <w:numPr>
-          <w:ilvl w:val="0"/>
-          <w:numId w:val="1010"/>
-        </w:numPr>
+        <w:pStyle w:val="FirstParagraph"/>
       </w:pPr>
       <w:r>
         <w:rPr>
+          <w:rFonts w:ascii="Times New Roman" w:hAnsi="Times New Roman" w:eastAsia="Times New Roman" w:cs="Times New Roman"/>
+          <w:b/>
+          <w:bCs/>
+        </w:rPr>
+        <w:t xml:space="preserve">1.</w:t>
+      </w:r>
+      <w:r>
+        <w:rPr>
+          <w:rFonts w:ascii="Times New Roman" w:hAnsi="Times New Roman" w:eastAsia="Times New Roman" w:cs="Times New Roman"/>
+        </w:rPr>
+        <w:t xml:space="preserve"> </w:t>
+      </w:r>
+      <w:r>
+        <w:rPr>
           <w:rFonts w:hint="eastAsia" w:ascii="Times New Roman" w:hAnsi="Times New Roman" w:eastAsia="FangSong" w:cs="Times New Roman"/>
         </w:rPr>
         <w:t>磺化</w:t>
@@ -25958,15 +26147,26 @@
         </w:rPr>
         <w:t>。</w:t>
       </w:r>
-    </w:p>
-    <w:p>
-      <w:pPr>
-        <w:pStyle w:val="Compact"/>
-        <w:numPr>
-          <w:ilvl w:val="0"/>
-          <w:numId w:val="1010"/>
-        </w:numPr>
-      </w:pPr>
+      <w:r>
+        <w:rPr>
+          <w:rFonts w:ascii="Times New Roman" w:hAnsi="Times New Roman" w:eastAsia="Times New Roman" w:cs="Times New Roman"/>
+        </w:rPr>
+        <w:t xml:space="preserve"> </w:t>
+      </w:r>
+      <w:r>
+        <w:rPr>
+          <w:rFonts w:ascii="Times New Roman" w:hAnsi="Times New Roman" w:eastAsia="Times New Roman" w:cs="Times New Roman"/>
+          <w:b/>
+          <w:bCs/>
+        </w:rPr>
+        <w:t xml:space="preserve">2.</w:t>
+      </w:r>
+      <w:r>
+        <w:rPr>
+          <w:rFonts w:ascii="Times New Roman" w:hAnsi="Times New Roman" w:eastAsia="Times New Roman" w:cs="Times New Roman"/>
+        </w:rPr>
+        <w:t xml:space="preserve"> </w:t>
+      </w:r>
       <w:r>
         <w:rPr>
           <w:rFonts w:hint="eastAsia" w:ascii="Times New Roman" w:hAnsi="Times New Roman" w:eastAsia="FangSong" w:cs="Times New Roman"/>
@@ -26069,15 +26269,26 @@
         </w:rPr>
         <w:t>。</w:t>
       </w:r>
-    </w:p>
-    <w:p>
-      <w:pPr>
-        <w:pStyle w:val="Compact"/>
-        <w:numPr>
-          <w:ilvl w:val="0"/>
-          <w:numId w:val="1010"/>
-        </w:numPr>
-      </w:pPr>
+      <w:r>
+        <w:rPr>
+          <w:rFonts w:ascii="Times New Roman" w:hAnsi="Times New Roman" w:eastAsia="Times New Roman" w:cs="Times New Roman"/>
+        </w:rPr>
+        <w:t xml:space="preserve"> </w:t>
+      </w:r>
+      <w:r>
+        <w:rPr>
+          <w:rFonts w:ascii="Times New Roman" w:hAnsi="Times New Roman" w:eastAsia="Times New Roman" w:cs="Times New Roman"/>
+          <w:b/>
+          <w:bCs/>
+        </w:rPr>
+        <w:t xml:space="preserve">3.</w:t>
+      </w:r>
+      <w:r>
+        <w:rPr>
+          <w:rFonts w:ascii="Times New Roman" w:hAnsi="Times New Roman" w:eastAsia="Times New Roman" w:cs="Times New Roman"/>
+        </w:rPr>
+        <w:t xml:space="preserve"> </w:t>
+      </w:r>
       <w:r>
         <w:rPr>
           <w:rFonts w:hint="eastAsia" w:ascii="Times New Roman" w:hAnsi="Times New Roman" w:eastAsia="Times New Roman" w:cs="Times New Roman"/>
@@ -26150,15 +26361,26 @@
         </w:rPr>
         <w:t>）。</w:t>
       </w:r>
-    </w:p>
-    <w:p>
-      <w:pPr>
-        <w:pStyle w:val="Compact"/>
-        <w:numPr>
-          <w:ilvl w:val="0"/>
-          <w:numId w:val="1010"/>
-        </w:numPr>
-      </w:pPr>
+      <w:r>
+        <w:rPr>
+          <w:rFonts w:ascii="Times New Roman" w:hAnsi="Times New Roman" w:eastAsia="Times New Roman" w:cs="Times New Roman"/>
+        </w:rPr>
+        <w:t xml:space="preserve"> </w:t>
+      </w:r>
+      <w:r>
+        <w:rPr>
+          <w:rFonts w:ascii="Times New Roman" w:hAnsi="Times New Roman" w:eastAsia="Times New Roman" w:cs="Times New Roman"/>
+          <w:b/>
+          <w:bCs/>
+        </w:rPr>
+        <w:t xml:space="preserve">4.</w:t>
+      </w:r>
+      <w:r>
+        <w:rPr>
+          <w:rFonts w:ascii="Times New Roman" w:hAnsi="Times New Roman" w:eastAsia="Times New Roman" w:cs="Times New Roman"/>
+        </w:rPr>
+        <w:t xml:space="preserve"> </w:t>
+      </w:r>
       <w:r>
         <w:rPr>
           <w:rFonts w:ascii="Times New Roman" w:hAnsi="Times New Roman" w:eastAsia="Times New Roman" w:cs="Times New Roman"/>
@@ -26302,15 +26524,26 @@
         </w:rPr>
         <w:t xml:space="preserve">RMgX）。</w:t>
       </w:r>
-    </w:p>
-    <w:p>
-      <w:pPr>
-        <w:pStyle w:val="Compact"/>
-        <w:numPr>
-          <w:ilvl w:val="0"/>
-          <w:numId w:val="1010"/>
-        </w:numPr>
-      </w:pPr>
+      <w:r>
+        <w:rPr>
+          <w:rFonts w:ascii="Times New Roman" w:hAnsi="Times New Roman" w:eastAsia="Times New Roman" w:cs="Times New Roman"/>
+        </w:rPr>
+        <w:t xml:space="preserve"> </w:t>
+      </w:r>
+      <w:r>
+        <w:rPr>
+          <w:rFonts w:ascii="Times New Roman" w:hAnsi="Times New Roman" w:eastAsia="Times New Roman" w:cs="Times New Roman"/>
+          <w:b/>
+          <w:bCs/>
+        </w:rPr>
+        <w:t xml:space="preserve">5.</w:t>
+      </w:r>
+      <w:r>
+        <w:rPr>
+          <w:rFonts w:ascii="Times New Roman" w:hAnsi="Times New Roman" w:eastAsia="Times New Roman" w:cs="Times New Roman"/>
+        </w:rPr>
+        <w:t xml:space="preserve"> </w:t>
+      </w:r>
       <w:r>
         <w:rPr>
           <w:rFonts w:hint="eastAsia" w:ascii="Times New Roman" w:hAnsi="Times New Roman" w:eastAsia="FangSong" w:cs="Times New Roman"/>
@@ -26533,15 +26766,26 @@
         </w:rPr>
         <w:t>。</w:t>
       </w:r>
-    </w:p>
-    <w:p>
-      <w:pPr>
-        <w:pStyle w:val="Compact"/>
-        <w:numPr>
-          <w:ilvl w:val="0"/>
-          <w:numId w:val="1010"/>
-        </w:numPr>
-      </w:pPr>
+      <w:r>
+        <w:rPr>
+          <w:rFonts w:ascii="Times New Roman" w:hAnsi="Times New Roman" w:eastAsia="Times New Roman" w:cs="Times New Roman"/>
+        </w:rPr>
+        <w:t xml:space="preserve"> </w:t>
+      </w:r>
+      <w:r>
+        <w:rPr>
+          <w:rFonts w:ascii="Times New Roman" w:hAnsi="Times New Roman" w:eastAsia="Times New Roman" w:cs="Times New Roman"/>
+          <w:b/>
+          <w:bCs/>
+        </w:rPr>
+        <w:t xml:space="preserve">6.</w:t>
+      </w:r>
+      <w:r>
+        <w:rPr>
+          <w:rFonts w:ascii="Times New Roman" w:hAnsi="Times New Roman" w:eastAsia="Times New Roman" w:cs="Times New Roman"/>
+        </w:rPr>
+        <w:t xml:space="preserve"> </w:t>
+      </w:r>
       <w:r>
         <w:rPr>
           <w:rFonts w:hint="eastAsia" w:ascii="Times New Roman" w:hAnsi="Times New Roman" w:eastAsia="Times New Roman" w:cs="Times New Roman"/>
@@ -26614,15 +26858,26 @@
         </w:rPr>
         <w:t>。</w:t>
       </w:r>
-    </w:p>
-    <w:p>
-      <w:pPr>
-        <w:pStyle w:val="Compact"/>
-        <w:numPr>
-          <w:ilvl w:val="0"/>
-          <w:numId w:val="1010"/>
-        </w:numPr>
-      </w:pPr>
+      <w:r>
+        <w:rPr>
+          <w:rFonts w:ascii="Times New Roman" w:hAnsi="Times New Roman" w:eastAsia="Times New Roman" w:cs="Times New Roman"/>
+        </w:rPr>
+        <w:t xml:space="preserve"> </w:t>
+      </w:r>
+      <w:r>
+        <w:rPr>
+          <w:rFonts w:ascii="Times New Roman" w:hAnsi="Times New Roman" w:eastAsia="Times New Roman" w:cs="Times New Roman"/>
+          <w:b/>
+          <w:bCs/>
+        </w:rPr>
+        <w:t xml:space="preserve">7.</w:t>
+      </w:r>
+      <w:r>
+        <w:rPr>
+          <w:rFonts w:ascii="Times New Roman" w:hAnsi="Times New Roman" w:eastAsia="Times New Roman" w:cs="Times New Roman"/>
+        </w:rPr>
+        <w:t xml:space="preserve"> </w:t>
+      </w:r>
       <w:r>
         <w:rPr>
           <w:rFonts w:ascii="Times New Roman" w:hAnsi="Times New Roman" w:eastAsia="Times New Roman" w:cs="Times New Roman"/>
@@ -26894,15 +27149,26 @@
         </w:rPr>
         <w:t>。</w:t>
       </w:r>
-    </w:p>
-    <w:p>
-      <w:pPr>
-        <w:pStyle w:val="Compact"/>
-        <w:numPr>
-          <w:ilvl w:val="0"/>
-          <w:numId w:val="1010"/>
-        </w:numPr>
-      </w:pPr>
+      <w:r>
+        <w:rPr>
+          <w:rFonts w:ascii="Times New Roman" w:hAnsi="Times New Roman" w:eastAsia="Times New Roman" w:cs="Times New Roman"/>
+        </w:rPr>
+        <w:t xml:space="preserve"> </w:t>
+      </w:r>
+      <w:r>
+        <w:rPr>
+          <w:rFonts w:ascii="Times New Roman" w:hAnsi="Times New Roman" w:eastAsia="Times New Roman" w:cs="Times New Roman"/>
+          <w:b/>
+          <w:bCs/>
+        </w:rPr>
+        <w:t xml:space="preserve">8.</w:t>
+      </w:r>
+      <w:r>
+        <w:rPr>
+          <w:rFonts w:ascii="Times New Roman" w:hAnsi="Times New Roman" w:eastAsia="Times New Roman" w:cs="Times New Roman"/>
+        </w:rPr>
+        <w:t xml:space="preserve"> </w:t>
+      </w:r>
       <w:r>
         <w:rPr>
           <w:rFonts w:hint="eastAsia" w:ascii="Times New Roman" w:hAnsi="Times New Roman" w:eastAsia="Times New Roman" w:cs="Times New Roman"/>
@@ -27046,15 +27312,26 @@
         </w:rPr>
         <w:t>。</w:t>
       </w:r>
-    </w:p>
-    <w:p>
-      <w:pPr>
-        <w:pStyle w:val="Compact"/>
-        <w:numPr>
-          <w:ilvl w:val="0"/>
-          <w:numId w:val="1010"/>
-        </w:numPr>
-      </w:pPr>
+      <w:r>
+        <w:rPr>
+          <w:rFonts w:ascii="Times New Roman" w:hAnsi="Times New Roman" w:eastAsia="Times New Roman" w:cs="Times New Roman"/>
+        </w:rPr>
+        <w:t xml:space="preserve"> </w:t>
+      </w:r>
+      <w:r>
+        <w:rPr>
+          <w:rFonts w:ascii="Times New Roman" w:hAnsi="Times New Roman" w:eastAsia="Times New Roman" w:cs="Times New Roman"/>
+          <w:b/>
+          <w:bCs/>
+        </w:rPr>
+        <w:t xml:space="preserve">9.</w:t>
+      </w:r>
+      <w:r>
+        <w:rPr>
+          <w:rFonts w:ascii="Times New Roman" w:hAnsi="Times New Roman" w:eastAsia="Times New Roman" w:cs="Times New Roman"/>
+        </w:rPr>
+        <w:t xml:space="preserve"> </w:t>
+      </w:r>
       <w:r>
         <w:rPr>
           <w:rFonts w:hint="eastAsia" w:ascii="Times New Roman" w:hAnsi="Times New Roman" w:eastAsia="Times New Roman" w:cs="Times New Roman"/>
@@ -27416,15 +27693,26 @@
         </w:rPr>
         <w:t xml:space="preserve">✓）。</w:t>
       </w:r>
-    </w:p>
-    <w:p>
-      <w:pPr>
-        <w:pStyle w:val="Compact"/>
-        <w:numPr>
-          <w:ilvl w:val="0"/>
-          <w:numId w:val="1010"/>
-        </w:numPr>
-      </w:pPr>
+      <w:r>
+        <w:rPr>
+          <w:rFonts w:ascii="Times New Roman" w:hAnsi="Times New Roman" w:eastAsia="Times New Roman" w:cs="Times New Roman"/>
+        </w:rPr>
+        <w:t xml:space="preserve"> </w:t>
+      </w:r>
+      <w:r>
+        <w:rPr>
+          <w:rFonts w:ascii="Times New Roman" w:hAnsi="Times New Roman" w:eastAsia="Times New Roman" w:cs="Times New Roman"/>
+          <w:b/>
+          <w:bCs/>
+        </w:rPr>
+        <w:t xml:space="preserve">10.</w:t>
+      </w:r>
+      <w:r>
+        <w:rPr>
+          <w:rFonts w:ascii="Times New Roman" w:hAnsi="Times New Roman" w:eastAsia="Times New Roman" w:cs="Times New Roman"/>
+        </w:rPr>
+        <w:t xml:space="preserve"> </w:t>
+      </w:r>
       <w:r>
         <w:rPr>
           <w:rFonts w:ascii="Times New Roman" w:hAnsi="Times New Roman" w:eastAsia="Times New Roman" w:cs="Times New Roman"/>
@@ -27675,20 +27963,17 @@
         </w:rPr>
         <w:t>)。</w:t>
       </w:r>
-    </w:p>
-    <w:p>
-      <w:pPr>
-        <w:pStyle w:val="Compact"/>
-        <w:numPr>
-          <w:ilvl w:val="1"/>
-          <w:numId w:val="1011"/>
-        </w:numPr>
-      </w:pPr>
-      <w:r>
-        <w:rPr>
-          <w:rFonts w:ascii="Times New Roman" w:hAnsi="Times New Roman" w:eastAsia="Times New Roman" w:cs="Times New Roman"/>
-        </w:rPr>
-        <w:t xml:space="preserve">A </w:t>
+      <w:r>
+        <w:rPr>
+          <w:rFonts w:ascii="Times New Roman" w:hAnsi="Times New Roman" w:eastAsia="Times New Roman" w:cs="Times New Roman"/>
+        </w:rPr>
+        <w:t xml:space="preserve"> </w:t>
+      </w:r>
+      <w:r>
+        <w:rPr>
+          <w:rFonts w:ascii="Times New Roman" w:hAnsi="Times New Roman" w:eastAsia="Times New Roman" w:cs="Times New Roman"/>
+        </w:rPr>
+        <w:t xml:space="preserve">- A </w:t>
       </w:r>
       <w:r>
         <w:rPr>
@@ -27831,20 +28116,17 @@
         </w:rPr>
         <w:t>）</w:t>
       </w:r>
-    </w:p>
-    <w:p>
-      <w:pPr>
-        <w:pStyle w:val="Compact"/>
-        <w:numPr>
-          <w:ilvl w:val="1"/>
-          <w:numId w:val="1011"/>
-        </w:numPr>
-      </w:pPr>
-      <w:r>
-        <w:rPr>
-          <w:rFonts w:ascii="Times New Roman" w:hAnsi="Times New Roman" w:eastAsia="Times New Roman" w:cs="Times New Roman"/>
-        </w:rPr>
-        <w:t xml:space="preserve">B + </w:t>
+      <w:r>
+        <w:rPr>
+          <w:rFonts w:ascii="Times New Roman" w:hAnsi="Times New Roman" w:eastAsia="Times New Roman" w:cs="Times New Roman"/>
+        </w:rPr>
+        <w:t xml:space="preserve"> </w:t>
+      </w:r>
+      <w:r>
+        <w:rPr>
+          <w:rFonts w:ascii="Times New Roman" w:hAnsi="Times New Roman" w:eastAsia="Times New Roman" w:cs="Times New Roman"/>
+        </w:rPr>
+        <w:t xml:space="preserve">- B + </w:t>
       </w:r>
       <w:r>
         <w:rPr>
@@ -28317,176 +28599,6 @@
       </w:pPr>
     </w:lvl>
   </w:abstractNum>
-  <w:abstractNum w:abstractNumId="99415">
-    <w:nsid w:val="00A99415"/>
-    <w:multiLevelType w:val="multilevel"/>
-    <w:lvl w:ilvl="0">
-      <w:start w:val="5"/>
-      <w:numFmt w:val="decimal"/>
-      <w:lvlText w:val="%1."/>
-      <w:lvlJc w:val="left"/>
-      <w:pPr>
-        <w:ind w:left="720" w:hanging="360"/>
-      </w:pPr>
-    </w:lvl>
-    <w:lvl w:ilvl="1">
-      <w:start w:val="5"/>
-      <w:numFmt w:val="decimal"/>
-      <w:lvlText w:val="%2."/>
-      <w:lvlJc w:val="left"/>
-      <w:pPr>
-        <w:ind w:left="1440" w:hanging="360"/>
-      </w:pPr>
-    </w:lvl>
-    <w:lvl w:ilvl="2">
-      <w:start w:val="5"/>
-      <w:numFmt w:val="decimal"/>
-      <w:lvlText w:val="%3."/>
-      <w:lvlJc w:val="left"/>
-      <w:pPr>
-        <w:ind w:left="2160" w:hanging="360"/>
-      </w:pPr>
-    </w:lvl>
-    <w:lvl w:ilvl="3">
-      <w:start w:val="5"/>
-      <w:numFmt w:val="decimal"/>
-      <w:lvlText w:val="%4."/>
-      <w:lvlJc w:val="left"/>
-      <w:pPr>
-        <w:ind w:left="2880" w:hanging="360"/>
-      </w:pPr>
-    </w:lvl>
-    <w:lvl w:ilvl="4">
-      <w:start w:val="5"/>
-      <w:numFmt w:val="decimal"/>
-      <w:lvlText w:val="%5."/>
-      <w:lvlJc w:val="left"/>
-      <w:pPr>
-        <w:ind w:left="3600" w:hanging="360"/>
-      </w:pPr>
-    </w:lvl>
-    <w:lvl w:ilvl="5">
-      <w:start w:val="5"/>
-      <w:numFmt w:val="decimal"/>
-      <w:lvlText w:val="%6."/>
-      <w:lvlJc w:val="left"/>
-      <w:pPr>
-        <w:ind w:left="4320" w:hanging="360"/>
-      </w:pPr>
-    </w:lvl>
-    <w:lvl w:ilvl="6">
-      <w:start w:val="5"/>
-      <w:numFmt w:val="decimal"/>
-      <w:lvlText w:val="%7."/>
-      <w:lvlJc w:val="left"/>
-      <w:pPr>
-        <w:ind w:left="5040" w:hanging="360"/>
-      </w:pPr>
-    </w:lvl>
-    <w:lvl w:ilvl="7">
-      <w:start w:val="5"/>
-      <w:numFmt w:val="decimal"/>
-      <w:lvlText w:val="%8."/>
-      <w:lvlJc w:val="left"/>
-      <w:pPr>
-        <w:ind w:left="5760" w:hanging="360"/>
-      </w:pPr>
-    </w:lvl>
-    <w:lvl w:ilvl="8">
-      <w:start w:val="5"/>
-      <w:numFmt w:val="decimal"/>
-      <w:lvlText w:val="%9."/>
-      <w:lvlJc w:val="left"/>
-      <w:pPr>
-        <w:ind w:left="6480" w:hanging="360"/>
-      </w:pPr>
-    </w:lvl>
-  </w:abstractNum>
-  <w:abstractNum w:abstractNumId="99419">
-    <w:nsid w:val="00A99419"/>
-    <w:multiLevelType w:val="multilevel"/>
-    <w:lvl w:ilvl="0">
-      <w:start w:val="9"/>
-      <w:numFmt w:val="decimal"/>
-      <w:lvlText w:val="%1."/>
-      <w:lvlJc w:val="left"/>
-      <w:pPr>
-        <w:ind w:left="720" w:hanging="360"/>
-      </w:pPr>
-    </w:lvl>
-    <w:lvl w:ilvl="1">
-      <w:start w:val="9"/>
-      <w:numFmt w:val="decimal"/>
-      <w:lvlText w:val="%2."/>
-      <w:lvlJc w:val="left"/>
-      <w:pPr>
-        <w:ind w:left="1440" w:hanging="360"/>
-      </w:pPr>
-    </w:lvl>
-    <w:lvl w:ilvl="2">
-      <w:start w:val="9"/>
-      <w:numFmt w:val="decimal"/>
-      <w:lvlText w:val="%3."/>
-      <w:lvlJc w:val="left"/>
-      <w:pPr>
-        <w:ind w:left="2160" w:hanging="360"/>
-      </w:pPr>
-    </w:lvl>
-    <w:lvl w:ilvl="3">
-      <w:start w:val="9"/>
-      <w:numFmt w:val="decimal"/>
-      <w:lvlText w:val="%4."/>
-      <w:lvlJc w:val="left"/>
-      <w:pPr>
-        <w:ind w:left="2880" w:hanging="360"/>
-      </w:pPr>
-    </w:lvl>
-    <w:lvl w:ilvl="4">
-      <w:start w:val="9"/>
-      <w:numFmt w:val="decimal"/>
-      <w:lvlText w:val="%5."/>
-      <w:lvlJc w:val="left"/>
-      <w:pPr>
-        <w:ind w:left="3600" w:hanging="360"/>
-      </w:pPr>
-    </w:lvl>
-    <w:lvl w:ilvl="5">
-      <w:start w:val="9"/>
-      <w:numFmt w:val="decimal"/>
-      <w:lvlText w:val="%6."/>
-      <w:lvlJc w:val="left"/>
-      <w:pPr>
-        <w:ind w:left="4320" w:hanging="360"/>
-      </w:pPr>
-    </w:lvl>
-    <w:lvl w:ilvl="6">
-      <w:start w:val="9"/>
-      <w:numFmt w:val="decimal"/>
-      <w:lvlText w:val="%7."/>
-      <w:lvlJc w:val="left"/>
-      <w:pPr>
-        <w:ind w:left="5040" w:hanging="360"/>
-      </w:pPr>
-    </w:lvl>
-    <w:lvl w:ilvl="7">
-      <w:start w:val="9"/>
-      <w:numFmt w:val="decimal"/>
-      <w:lvlText w:val="%8."/>
-      <w:lvlJc w:val="left"/>
-      <w:pPr>
-        <w:ind w:left="5760" w:hanging="360"/>
-      </w:pPr>
-    </w:lvl>
-    <w:lvl w:ilvl="8">
-      <w:start w:val="9"/>
-      <w:numFmt w:val="decimal"/>
-      <w:lvlText w:val="%9."/>
-      <w:lvlJc w:val="left"/>
-      <w:pPr>
-        <w:ind w:left="6480" w:hanging="360"/>
-      </w:pPr>
-    </w:lvl>
-  </w:abstractNum>
   <w:num w:numId="1000">
     <w:abstractNumId w:val="990"/>
   </w:num>
@@ -28587,129 +28699,6 @@
     </w:lvlOverride>
   </w:num>
   <w:num w:numId="1006">
-    <w:abstractNumId w:val="991"/>
-  </w:num>
-  <w:num w:numId="1007">
-    <w:abstractNumId w:val="99411"/>
-    <w:lvlOverride w:ilvl="0">
-      <w:startOverride w:val="1"/>
-    </w:lvlOverride>
-    <w:lvlOverride w:ilvl="1">
-      <w:startOverride w:val="1"/>
-    </w:lvlOverride>
-    <w:lvlOverride w:ilvl="2">
-      <w:startOverride w:val="1"/>
-    </w:lvlOverride>
-    <w:lvlOverride w:ilvl="3">
-      <w:startOverride w:val="1"/>
-    </w:lvlOverride>
-    <w:lvlOverride w:ilvl="4">
-      <w:startOverride w:val="1"/>
-    </w:lvlOverride>
-    <w:lvlOverride w:ilvl="5">
-      <w:startOverride w:val="1"/>
-    </w:lvlOverride>
-    <w:lvlOverride w:ilvl="6">
-      <w:startOverride w:val="1"/>
-    </w:lvlOverride>
-    <w:lvlOverride w:ilvl="7">
-      <w:startOverride w:val="1"/>
-    </w:lvlOverride>
-    <w:lvlOverride w:ilvl="8">
-      <w:startOverride w:val="1"/>
-    </w:lvlOverride>
-  </w:num>
-  <w:num w:numId="1008">
-    <w:abstractNumId w:val="99415"/>
-    <w:lvlOverride w:ilvl="0">
-      <w:startOverride w:val="5"/>
-    </w:lvlOverride>
-    <w:lvlOverride w:ilvl="1">
-      <w:startOverride w:val="5"/>
-    </w:lvlOverride>
-    <w:lvlOverride w:ilvl="2">
-      <w:startOverride w:val="5"/>
-    </w:lvlOverride>
-    <w:lvlOverride w:ilvl="3">
-      <w:startOverride w:val="5"/>
-    </w:lvlOverride>
-    <w:lvlOverride w:ilvl="4">
-      <w:startOverride w:val="5"/>
-    </w:lvlOverride>
-    <w:lvlOverride w:ilvl="5">
-      <w:startOverride w:val="5"/>
-    </w:lvlOverride>
-    <w:lvlOverride w:ilvl="6">
-      <w:startOverride w:val="5"/>
-    </w:lvlOverride>
-    <w:lvlOverride w:ilvl="7">
-      <w:startOverride w:val="5"/>
-    </w:lvlOverride>
-    <w:lvlOverride w:ilvl="8">
-      <w:startOverride w:val="5"/>
-    </w:lvlOverride>
-  </w:num>
-  <w:num w:numId="1009">
-    <w:abstractNumId w:val="99419"/>
-    <w:lvlOverride w:ilvl="0">
-      <w:startOverride w:val="9"/>
-    </w:lvlOverride>
-    <w:lvlOverride w:ilvl="1">
-      <w:startOverride w:val="9"/>
-    </w:lvlOverride>
-    <w:lvlOverride w:ilvl="2">
-      <w:startOverride w:val="9"/>
-    </w:lvlOverride>
-    <w:lvlOverride w:ilvl="3">
-      <w:startOverride w:val="9"/>
-    </w:lvlOverride>
-    <w:lvlOverride w:ilvl="4">
-      <w:startOverride w:val="9"/>
-    </w:lvlOverride>
-    <w:lvlOverride w:ilvl="5">
-      <w:startOverride w:val="9"/>
-    </w:lvlOverride>
-    <w:lvlOverride w:ilvl="6">
-      <w:startOverride w:val="9"/>
-    </w:lvlOverride>
-    <w:lvlOverride w:ilvl="7">
-      <w:startOverride w:val="9"/>
-    </w:lvlOverride>
-    <w:lvlOverride w:ilvl="8">
-      <w:startOverride w:val="9"/>
-    </w:lvlOverride>
-  </w:num>
-  <w:num w:numId="1010">
-    <w:abstractNumId w:val="99411"/>
-    <w:lvlOverride w:ilvl="0">
-      <w:startOverride w:val="1"/>
-    </w:lvlOverride>
-    <w:lvlOverride w:ilvl="1">
-      <w:startOverride w:val="1"/>
-    </w:lvlOverride>
-    <w:lvlOverride w:ilvl="2">
-      <w:startOverride w:val="1"/>
-    </w:lvlOverride>
-    <w:lvlOverride w:ilvl="3">
-      <w:startOverride w:val="1"/>
-    </w:lvlOverride>
-    <w:lvlOverride w:ilvl="4">
-      <w:startOverride w:val="1"/>
-    </w:lvlOverride>
-    <w:lvlOverride w:ilvl="5">
-      <w:startOverride w:val="1"/>
-    </w:lvlOverride>
-    <w:lvlOverride w:ilvl="6">
-      <w:startOverride w:val="1"/>
-    </w:lvlOverride>
-    <w:lvlOverride w:ilvl="7">
-      <w:startOverride w:val="1"/>
-    </w:lvlOverride>
-    <w:lvlOverride w:ilvl="8">
-      <w:startOverride w:val="1"/>
-    </w:lvlOverride>
-  </w:num>
-  <w:num w:numId="1011">
     <w:abstractNumId w:val="991"/>
   </w:num>
 </w:numbering>

--- a/06-学生侧材料/讲义/6-有机化学/芳香烃与卤代烃.docx
+++ b/06-学生侧材料/讲义/6-有机化学/芳香烃与卤代烃.docx
@@ -208,280 +208,605 @@
     </w:p>
     <w:p>
       <w:pPr>
-        <w:pStyle w:val="Compact"/>
-        <w:numPr>
-          <w:ilvl w:val="0"/>
-          <w:numId w:val="1001"/>
-        </w:numPr>
+        <w:pStyle w:val="BlockText"/>
+        <w:spacing w:after="80"/>
       </w:pPr>
       <w:r>
         <w:rPr>
           <w:rFonts w:hint="eastAsia" w:ascii="Times New Roman" w:hAnsi="Times New Roman" w:eastAsia="FangSong" w:cs="Times New Roman"/>
         </w:rPr>
-        <w:t>能用休克尔规则</w:t>
-      </w:r>
-      <w:r>
-        <w:rPr>
-          <w:rFonts w:hint="eastAsia" w:ascii="Times New Roman" w:hAnsi="Times New Roman" w:eastAsia="Times New Roman" w:cs="Times New Roman"/>
-        </w:rPr>
-        <w:t>(4n+2)</w:t>
-      </w:r>
-      <w:r>
-        <w:rPr>
-          <w:rFonts w:hint="eastAsia" w:ascii="Times New Roman" w:hAnsi="Times New Roman" w:eastAsia="FangSong" w:cs="Times New Roman"/>
-        </w:rPr>
-        <w:t>判断芳香性</w:t>
+        <w:t>对齐考纲</w:t>
+      </w:r>
+      <w:r>
+        <w:rPr>
+          <w:rFonts w:hint="eastAsia" w:ascii="Times New Roman" w:hAnsi="Times New Roman" w:eastAsia="Times New Roman" w:cs="Times New Roman"/>
+        </w:rPr>
+        <w:t>：§41</w:t>
+      </w:r>
+      <w:r>
+        <w:rPr>
+          <w:rFonts w:ascii="Times New Roman" w:hAnsi="Times New Roman" w:eastAsia="Times New Roman" w:cs="Times New Roman"/>
+        </w:rPr>
+        <w:t xml:space="preserve"> </w:t>
+      </w:r>
+      <w:r>
+        <w:rPr>
+          <w:rFonts w:hint="eastAsia" w:ascii="Times New Roman" w:hAnsi="Times New Roman" w:eastAsia="FangSong" w:cs="Times New Roman"/>
+        </w:rPr>
+        <w:t xml:space="preserve">芳香亲电取代反应</w:t>
+      </w:r>
+      <w:r>
+        <w:rPr>
+          <w:rFonts w:ascii="Times New Roman" w:hAnsi="Times New Roman" w:eastAsia="Times New Roman" w:cs="Times New Roman"/>
+        </w:rPr>
+        <w:t xml:space="preserve"> · §42 </w:t>
+      </w:r>
+      <w:r>
+        <w:rPr>
+          <w:rFonts w:hint="eastAsia" w:ascii="Times New Roman" w:hAnsi="Times New Roman" w:eastAsia="FangSong" w:cs="Times New Roman"/>
+        </w:rPr>
+        <w:t xml:space="preserve">芳香亲核取代反应</w:t>
+      </w:r>
+      <w:r>
+        <w:rPr>
+          <w:rFonts w:ascii="Times New Roman" w:hAnsi="Times New Roman" w:eastAsia="Times New Roman" w:cs="Times New Roman"/>
+        </w:rPr>
+        <w:t xml:space="preserve"> · §44 </w:t>
+      </w:r>
+      <w:r>
+        <w:rPr>
+          <w:rFonts w:hint="eastAsia" w:ascii="Times New Roman" w:hAnsi="Times New Roman" w:eastAsia="FangSong" w:cs="Times New Roman"/>
+        </w:rPr>
+        <w:t xml:space="preserve">脂肪族亲核取代反应</w:t>
+      </w:r>
+      <w:r>
+        <w:rPr>
+          <w:rFonts w:ascii="Times New Roman" w:hAnsi="Times New Roman" w:eastAsia="Times New Roman" w:cs="Times New Roman"/>
+        </w:rPr>
+        <w:t xml:space="preserve"> · §51 </w:t>
+      </w:r>
+      <w:r>
+        <w:rPr>
+          <w:rFonts w:hint="eastAsia" w:ascii="Times New Roman" w:hAnsi="Times New Roman" w:eastAsia="FangSong" w:cs="Times New Roman"/>
+        </w:rPr>
+        <w:t xml:space="preserve">金属有机</w:t>
       </w:r>
     </w:p>
-    <w:p>
-      <w:pPr>
-        <w:pStyle w:val="Compact"/>
-        <w:numPr>
-          <w:ilvl w:val="0"/>
-          <w:numId w:val="1001"/>
-        </w:numPr>
-      </w:pPr>
-      <w:r>
-        <w:rPr>
-          <w:rFonts w:hint="eastAsia" w:ascii="Times New Roman" w:hAnsi="Times New Roman" w:eastAsia="FangSong" w:cs="Times New Roman"/>
-        </w:rPr>
-        <w:t>能用</w:t>
-      </w:r>
-      <w:r>
-        <w:rPr>
-          <w:rFonts w:hint="eastAsia" w:ascii="Times New Roman" w:hAnsi="Times New Roman" w:eastAsia="Times New Roman" w:cs="Times New Roman"/>
-        </w:rPr>
-        <w:t>σ-</w:t>
-      </w:r>
-      <w:r>
-        <w:rPr>
-          <w:rFonts w:hint="eastAsia" w:ascii="Times New Roman" w:hAnsi="Times New Roman" w:eastAsia="FangSong" w:cs="Times New Roman"/>
-        </w:rPr>
-        <w:t>络合物</w:t>
-      </w:r>
-      <w:r>
-        <w:rPr>
-          <w:rFonts w:hint="eastAsia" w:ascii="Times New Roman" w:hAnsi="Times New Roman" w:eastAsia="Times New Roman" w:cs="Times New Roman"/>
-        </w:rPr>
-        <w:t>(</w:t>
-      </w:r>
-      <w:r>
-        <w:rPr>
-          <w:rFonts w:hint="eastAsia" w:ascii="Times New Roman" w:hAnsi="Times New Roman" w:eastAsia="FangSong" w:cs="Times New Roman"/>
-        </w:rPr>
-        <w:t>中间体</w:t>
-      </w:r>
-      <w:r>
-        <w:rPr>
-          <w:rFonts w:hint="eastAsia" w:ascii="Times New Roman" w:hAnsi="Times New Roman" w:eastAsia="Times New Roman" w:cs="Times New Roman"/>
-        </w:rPr>
-        <w:t>)</w:t>
-      </w:r>
-      <w:r>
-        <w:rPr>
-          <w:rFonts w:hint="eastAsia" w:ascii="Times New Roman" w:hAnsi="Times New Roman" w:eastAsia="FangSong" w:cs="Times New Roman"/>
-        </w:rPr>
-        <w:t>的稳定性解释芳香亲电取代的定位效应</w:t>
-      </w:r>
-    </w:p>
-    <w:p>
-      <w:pPr>
-        <w:pStyle w:val="Compact"/>
-        <w:numPr>
-          <w:ilvl w:val="0"/>
-          <w:numId w:val="1001"/>
-        </w:numPr>
-      </w:pPr>
-      <w:r>
-        <w:rPr>
-          <w:rFonts w:hint="eastAsia" w:ascii="Times New Roman" w:hAnsi="Times New Roman" w:eastAsia="FangSong" w:cs="Times New Roman"/>
-        </w:rPr>
-        <w:t xml:space="preserve">能区分</w:t>
-      </w:r>
-      <w:r>
-        <w:rPr>
-          <w:rFonts w:ascii="Times New Roman" w:hAnsi="Times New Roman" w:eastAsia="Times New Roman" w:cs="Times New Roman"/>
-        </w:rPr>
-        <w:t xml:space="preserve"> SN1/SN2 </w:t>
-      </w:r>
-      <w:r>
-        <w:rPr>
-          <w:rFonts w:hint="eastAsia" w:ascii="Times New Roman" w:hAnsi="Times New Roman" w:eastAsia="FangSong" w:cs="Times New Roman"/>
-        </w:rPr>
-        <w:t>的反应条件</w:t>
-      </w:r>
-      <w:r>
-        <w:rPr>
-          <w:rFonts w:hint="eastAsia" w:ascii="Times New Roman" w:hAnsi="Times New Roman" w:eastAsia="Times New Roman" w:cs="Times New Roman"/>
-        </w:rPr>
-        <w:t>、</w:t>
-      </w:r>
-      <w:r>
-        <w:rPr>
-          <w:rFonts w:hint="eastAsia" w:ascii="Times New Roman" w:hAnsi="Times New Roman" w:eastAsia="FangSong" w:cs="Times New Roman"/>
-        </w:rPr>
-        <w:t>立体化学和竞争反应</w:t>
-      </w:r>
-    </w:p>
-    <w:p>
-      <w:pPr>
-        <w:pStyle w:val="Compact"/>
-        <w:numPr>
-          <w:ilvl w:val="0"/>
-          <w:numId w:val="1001"/>
-        </w:numPr>
-      </w:pPr>
-      <w:r>
-        <w:rPr>
-          <w:rFonts w:hint="eastAsia" w:ascii="Times New Roman" w:hAnsi="Times New Roman" w:eastAsia="FangSong" w:cs="Times New Roman"/>
-        </w:rPr>
-        <w:t xml:space="preserve">能通过反应条件判断</w:t>
-      </w:r>
-      <w:r>
-        <w:rPr>
-          <w:rFonts w:ascii="Times New Roman" w:hAnsi="Times New Roman" w:eastAsia="Times New Roman" w:cs="Times New Roman"/>
-        </w:rPr>
-        <w:t xml:space="preserve"> Sn1/E1 </w:t>
-      </w:r>
-      <w:r>
-        <w:rPr>
-          <w:rFonts w:hint="eastAsia" w:ascii="Times New Roman" w:hAnsi="Times New Roman" w:eastAsia="FangSong" w:cs="Times New Roman"/>
-        </w:rPr>
-        <w:t xml:space="preserve">或</w:t>
-      </w:r>
-      <w:r>
-        <w:rPr>
-          <w:rFonts w:ascii="Times New Roman" w:hAnsi="Times New Roman" w:eastAsia="Times New Roman" w:cs="Times New Roman"/>
-        </w:rPr>
-        <w:t xml:space="preserve"> Sn2/E2 </w:t>
-      </w:r>
-      <w:r>
-        <w:rPr>
-          <w:rFonts w:hint="eastAsia" w:ascii="Times New Roman" w:hAnsi="Times New Roman" w:eastAsia="FangSong" w:cs="Times New Roman"/>
-        </w:rPr>
-        <w:t xml:space="preserve">的主导路径</w:t>
-      </w:r>
-    </w:p>
-    <w:p>
-      <w:pPr>
-        <w:pStyle w:val="Compact"/>
-        <w:numPr>
-          <w:ilvl w:val="0"/>
-          <w:numId w:val="1001"/>
-        </w:numPr>
-      </w:pPr>
-      <w:r>
-        <w:rPr>
-          <w:rFonts w:hint="eastAsia" w:ascii="Times New Roman" w:hAnsi="Times New Roman" w:eastAsia="FangSong" w:cs="Times New Roman"/>
-        </w:rPr>
-        <w:t xml:space="preserve">能用格氏试剂设计简单的碳链增长路线</w:t>
-      </w:r>
-    </w:p>
-    <w:p>
-      <w:pPr>
-        <w:pStyle w:val="Compact"/>
-        <w:numPr>
-          <w:ilvl w:val="0"/>
-          <w:numId w:val="1001"/>
-        </w:numPr>
-      </w:pPr>
-      <w:r>
-        <w:rPr>
-          <w:rFonts w:hint="eastAsia" w:ascii="Times New Roman" w:hAnsi="Times New Roman" w:eastAsia="FangSong" w:cs="Times New Roman"/>
-        </w:rPr>
-        <w:t>能区分芳香亲核取代两种机理</w:t>
-      </w:r>
-      <w:r>
-        <w:rPr>
-          <w:rFonts w:hint="eastAsia" w:ascii="Times New Roman" w:hAnsi="Times New Roman" w:eastAsia="Times New Roman" w:cs="Times New Roman"/>
-        </w:rPr>
-        <w:t>（SNAr</w:t>
-      </w:r>
-      <w:r>
-        <w:rPr>
-          <w:rFonts w:ascii="Times New Roman" w:hAnsi="Times New Roman" w:eastAsia="Times New Roman" w:cs="Times New Roman"/>
-        </w:rPr>
-        <w:t xml:space="preserve"> </w:t>
-      </w:r>
-      <w:r>
-        <w:rPr>
-          <w:rFonts w:hint="eastAsia" w:ascii="Times New Roman" w:hAnsi="Times New Roman" w:eastAsia="FangSong" w:cs="Times New Roman"/>
-        </w:rPr>
-        <w:t>加成</w:t>
-      </w:r>
-      <w:r>
-        <w:rPr>
-          <w:rFonts w:hint="eastAsia" w:ascii="Times New Roman" w:hAnsi="Times New Roman" w:eastAsia="Times New Roman" w:cs="Times New Roman"/>
-        </w:rPr>
-        <w:t>-</w:t>
-      </w:r>
-      <w:r>
-        <w:rPr>
-          <w:rFonts w:hint="eastAsia" w:ascii="Times New Roman" w:hAnsi="Times New Roman" w:eastAsia="FangSong" w:cs="Times New Roman"/>
-        </w:rPr>
-        <w:t>消除</w:t>
-      </w:r>
-      <w:r>
-        <w:rPr>
-          <w:rFonts w:ascii="Times New Roman" w:hAnsi="Times New Roman" w:eastAsia="Times New Roman" w:cs="Times New Roman"/>
-        </w:rPr>
-        <w:t xml:space="preserve"> vs </w:t>
-      </w:r>
-      <w:r>
-        <w:rPr>
-          <w:rFonts w:hint="eastAsia" w:ascii="Times New Roman" w:hAnsi="Times New Roman" w:eastAsia="FangSong" w:cs="Times New Roman"/>
-        </w:rPr>
-        <w:t>苯炔消除</w:t>
-      </w:r>
-      <w:r>
-        <w:rPr>
-          <w:rFonts w:hint="eastAsia" w:ascii="Times New Roman" w:hAnsi="Times New Roman" w:eastAsia="Times New Roman" w:cs="Times New Roman"/>
-        </w:rPr>
-        <w:t>-</w:t>
-      </w:r>
-      <w:r>
-        <w:rPr>
-          <w:rFonts w:hint="eastAsia" w:ascii="Times New Roman" w:hAnsi="Times New Roman" w:eastAsia="FangSong" w:cs="Times New Roman"/>
-        </w:rPr>
-        <w:t>加成</w:t>
-      </w:r>
-      <w:r>
-        <w:rPr>
-          <w:rFonts w:hint="eastAsia" w:ascii="Times New Roman" w:hAnsi="Times New Roman" w:eastAsia="Times New Roman" w:cs="Times New Roman"/>
-        </w:rPr>
-        <w:t>）</w:t>
-      </w:r>
-      <w:r>
-        <w:rPr>
-          <w:rFonts w:hint="eastAsia" w:ascii="Times New Roman" w:hAnsi="Times New Roman" w:eastAsia="FangSong" w:cs="Times New Roman"/>
-        </w:rPr>
-        <w:t>并判断产物</w:t>
-      </w:r>
-      <w:r>
-        <w:rPr>
-          <w:rFonts w:hint="eastAsia" w:ascii="Times New Roman" w:hAnsi="Times New Roman" w:eastAsia="Times New Roman" w:cs="Times New Roman"/>
-        </w:rPr>
-        <w:t>（</w:t>
-      </w:r>
-      <w:r>
-        <w:rPr>
-          <w:rFonts w:hint="eastAsia" w:ascii="Times New Roman" w:hAnsi="Times New Roman" w:eastAsia="FangSong" w:cs="Times New Roman"/>
-        </w:rPr>
-        <w:t>考纲</w:t>
-      </w:r>
-      <w:r>
-        <w:rPr>
-          <w:rFonts w:ascii="Times New Roman" w:hAnsi="Times New Roman" w:eastAsia="Times New Roman" w:cs="Times New Roman"/>
-        </w:rPr>
-        <w:t xml:space="preserve"> </w:t>
-      </w:r>
-      <w:r>
-        <w:rPr>
-          <w:rFonts w:hint="eastAsia" w:ascii="Times New Roman" w:hAnsi="Times New Roman" w:eastAsia="Times New Roman" w:cs="Times New Roman"/>
-        </w:rPr>
-        <w:t xml:space="preserve">42）</w:t>
-      </w:r>
-    </w:p>
+    <w:tbl>
+      <w:tblPr>
+        <w:tblStyle w:val="Table"/>
+        <w:tblW w:type="pct" w:w="5000"/>
+        <w:tblLayout w:type="fixed"/>
+        <w:tblLook w:firstRow="1" w:lastRow="0" w:firstColumn="0" w:lastColumn="0" w:noHBand="0" w:noVBand="0" w:val="0020"/>
+      </w:tblPr>
+      <w:tblGrid>
+        <w:gridCol w:w="3960"/>
+        <w:gridCol w:w="3960"/>
+      </w:tblGrid>
+      <w:tr>
+        <w:trPr>
+          <w:tblHeader w:val="on"/>
+        </w:trPr>
+        <w:tc>
+          <w:tcPr/>
+          <w:p>
+            <w:pPr>
+              <w:pStyle w:val="Compact"/>
+              <w:jc w:val="center"/>
+            </w:pPr>
+            <w:r>
+              <w:rPr>
+                <w:rFonts w:hint="eastAsia" w:ascii="Times New Roman" w:hAnsi="Times New Roman" w:eastAsia="SimHei" w:cs="Times New Roman"/>
+                <w:b/>
+              </w:rPr>
+              <w:t xml:space="preserve">考纲条目</w:t>
+            </w:r>
+          </w:p>
+        </w:tc>
+        <w:tc>
+          <w:tcPr/>
+          <w:p>
+            <w:pPr>
+              <w:pStyle w:val="Compact"/>
+              <w:jc w:val="center"/>
+            </w:pPr>
+            <w:r>
+              <w:rPr>
+                <w:rFonts w:hint="eastAsia" w:ascii="Times New Roman" w:hAnsi="Times New Roman" w:eastAsia="SimHei" w:cs="Times New Roman"/>
+                <w:b/>
+              </w:rPr>
+              <w:t xml:space="preserve">学完本讲你应能</w:t>
+            </w:r>
+          </w:p>
+        </w:tc>
+      </w:tr>
+      <w:tr>
+        <w:tc>
+          <w:tcPr/>
+          <w:p>
+            <w:pPr>
+              <w:pStyle w:val="Compact"/>
+              <w:jc w:val="center"/>
+            </w:pPr>
+            <w:r>
+              <w:rPr>
+                <w:rFonts w:ascii="Times New Roman" w:hAnsi="Times New Roman" w:eastAsia="Times New Roman" w:cs="Times New Roman"/>
+              </w:rPr>
+              <w:t xml:space="preserve">§41 </w:t>
+            </w:r>
+            <w:r>
+              <w:rPr>
+                <w:rFonts w:hint="eastAsia" w:ascii="Times New Roman" w:hAnsi="Times New Roman" w:eastAsia="FangSong" w:cs="Times New Roman"/>
+              </w:rPr>
+              <w:t xml:space="preserve">芳香亲电取代反应</w:t>
+            </w:r>
+            <w:r>
+              <w:rPr>
+                <w:rFonts w:ascii="Times New Roman" w:hAnsi="Times New Roman" w:eastAsia="Times New Roman" w:cs="Times New Roman"/>
+              </w:rPr>
+              <w:t xml:space="preserve"> · </w:t>
+            </w:r>
+            <w:r>
+              <w:rPr>
+                <w:rFonts w:hint="eastAsia" w:ascii="Times New Roman" w:hAnsi="Times New Roman" w:eastAsia="FangSong" w:cs="Times New Roman"/>
+              </w:rPr>
+              <w:t xml:space="preserve">芳香性与休克尔规则</w:t>
+            </w:r>
+          </w:p>
+        </w:tc>
+        <w:tc>
+          <w:tcPr/>
+          <w:p>
+            <w:pPr>
+              <w:pStyle w:val="Compact"/>
+              <w:jc w:val="center"/>
+            </w:pPr>
+            <w:r>
+              <w:rPr>
+                <w:rFonts w:hint="eastAsia" w:ascii="Times New Roman" w:hAnsi="Times New Roman" w:eastAsia="FangSong" w:cs="Times New Roman"/>
+              </w:rPr>
+              <w:t>能用休克尔规则</w:t>
+            </w:r>
+            <w:r>
+              <w:rPr>
+                <w:rFonts w:hint="eastAsia" w:ascii="Times New Roman" w:hAnsi="Times New Roman" w:eastAsia="Times New Roman" w:cs="Times New Roman"/>
+              </w:rPr>
+              <w:t>(4n+2)</w:t>
+            </w:r>
+            <w:r>
+              <w:rPr>
+                <w:rFonts w:hint="eastAsia" w:ascii="Times New Roman" w:hAnsi="Times New Roman" w:eastAsia="FangSong" w:cs="Times New Roman"/>
+              </w:rPr>
+              <w:t>判断芳香性</w:t>
+            </w:r>
+          </w:p>
+        </w:tc>
+      </w:tr>
+      <w:tr>
+        <w:tc>
+          <w:tcPr/>
+          <w:p>
+            <w:pPr>
+              <w:pStyle w:val="Compact"/>
+              <w:jc w:val="center"/>
+            </w:pPr>
+            <w:r>
+              <w:rPr>
+                <w:rFonts w:ascii="Times New Roman" w:hAnsi="Times New Roman" w:eastAsia="Times New Roman" w:cs="Times New Roman"/>
+              </w:rPr>
+              <w:t xml:space="preserve">§41 </w:t>
+            </w:r>
+            <w:r>
+              <w:rPr>
+                <w:rFonts w:hint="eastAsia" w:ascii="Times New Roman" w:hAnsi="Times New Roman" w:eastAsia="FangSong" w:cs="Times New Roman"/>
+              </w:rPr>
+              <w:t xml:space="preserve">芳香亲电取代反应</w:t>
+            </w:r>
+            <w:r>
+              <w:rPr>
+                <w:rFonts w:ascii="Times New Roman" w:hAnsi="Times New Roman" w:eastAsia="Times New Roman" w:cs="Times New Roman"/>
+              </w:rPr>
+              <w:t xml:space="preserve"> · </w:t>
+            </w:r>
+            <w:r>
+              <w:rPr>
+                <w:rFonts w:hint="eastAsia" w:ascii="Times New Roman" w:hAnsi="Times New Roman" w:eastAsia="FangSong" w:cs="Times New Roman"/>
+              </w:rPr>
+              <w:t xml:space="preserve">定位效应</w:t>
+            </w:r>
+          </w:p>
+        </w:tc>
+        <w:tc>
+          <w:tcPr/>
+          <w:p>
+            <w:pPr>
+              <w:pStyle w:val="Compact"/>
+              <w:jc w:val="center"/>
+            </w:pPr>
+            <w:r>
+              <w:rPr>
+                <w:rFonts w:hint="eastAsia" w:ascii="Times New Roman" w:hAnsi="Times New Roman" w:eastAsia="FangSong" w:cs="Times New Roman"/>
+              </w:rPr>
+              <w:t>能用</w:t>
+            </w:r>
+            <w:r>
+              <w:rPr>
+                <w:rFonts w:hint="eastAsia" w:ascii="Times New Roman" w:hAnsi="Times New Roman" w:eastAsia="Times New Roman" w:cs="Times New Roman"/>
+              </w:rPr>
+              <w:t>σ-</w:t>
+            </w:r>
+            <w:r>
+              <w:rPr>
+                <w:rFonts w:hint="eastAsia" w:ascii="Times New Roman" w:hAnsi="Times New Roman" w:eastAsia="FangSong" w:cs="Times New Roman"/>
+              </w:rPr>
+              <w:t>络合物</w:t>
+            </w:r>
+            <w:r>
+              <w:rPr>
+                <w:rFonts w:hint="eastAsia" w:ascii="Times New Roman" w:hAnsi="Times New Roman" w:eastAsia="Times New Roman" w:cs="Times New Roman"/>
+              </w:rPr>
+              <w:t>(</w:t>
+            </w:r>
+            <w:r>
+              <w:rPr>
+                <w:rFonts w:hint="eastAsia" w:ascii="Times New Roman" w:hAnsi="Times New Roman" w:eastAsia="FangSong" w:cs="Times New Roman"/>
+              </w:rPr>
+              <w:t>中间体</w:t>
+            </w:r>
+            <w:r>
+              <w:rPr>
+                <w:rFonts w:hint="eastAsia" w:ascii="Times New Roman" w:hAnsi="Times New Roman" w:eastAsia="Times New Roman" w:cs="Times New Roman"/>
+              </w:rPr>
+              <w:t>)</w:t>
+            </w:r>
+            <w:r>
+              <w:rPr>
+                <w:rFonts w:hint="eastAsia" w:ascii="Times New Roman" w:hAnsi="Times New Roman" w:eastAsia="FangSong" w:cs="Times New Roman"/>
+              </w:rPr>
+              <w:t>的稳定性解释芳香亲电取代的定位效应</w:t>
+            </w:r>
+          </w:p>
+        </w:tc>
+      </w:tr>
+      <w:tr>
+        <w:tc>
+          <w:tcPr/>
+          <w:p>
+            <w:pPr>
+              <w:pStyle w:val="Compact"/>
+              <w:jc w:val="center"/>
+            </w:pPr>
+            <w:r>
+              <w:rPr>
+                <w:rFonts w:ascii="Times New Roman" w:hAnsi="Times New Roman" w:eastAsia="Times New Roman" w:cs="Times New Roman"/>
+              </w:rPr>
+              <w:t xml:space="preserve">§42 </w:t>
+            </w:r>
+            <w:r>
+              <w:rPr>
+                <w:rFonts w:hint="eastAsia" w:ascii="Times New Roman" w:hAnsi="Times New Roman" w:eastAsia="FangSong" w:cs="Times New Roman"/>
+              </w:rPr>
+              <w:t xml:space="preserve">芳香亲核取代反应</w:t>
+            </w:r>
+            <w:r>
+              <w:rPr>
+                <w:rFonts w:ascii="Times New Roman" w:hAnsi="Times New Roman" w:eastAsia="Times New Roman" w:cs="Times New Roman"/>
+              </w:rPr>
+              <w:t xml:space="preserve"> · SNAr </w:t>
+            </w:r>
+            <w:r>
+              <w:rPr>
+                <w:rFonts w:hint="eastAsia" w:ascii="Times New Roman" w:hAnsi="Times New Roman" w:eastAsia="FangSong" w:cs="Times New Roman"/>
+              </w:rPr>
+              <w:t xml:space="preserve">与苯炔机理</w:t>
+            </w:r>
+          </w:p>
+        </w:tc>
+        <w:tc>
+          <w:tcPr/>
+          <w:p>
+            <w:pPr>
+              <w:pStyle w:val="Compact"/>
+              <w:jc w:val="center"/>
+            </w:pPr>
+            <w:r>
+              <w:rPr>
+                <w:rFonts w:hint="eastAsia" w:ascii="Times New Roman" w:hAnsi="Times New Roman" w:eastAsia="FangSong" w:cs="Times New Roman"/>
+              </w:rPr>
+              <w:t>能区分芳香亲核取代两种机理</w:t>
+            </w:r>
+            <w:r>
+              <w:rPr>
+                <w:rFonts w:hint="eastAsia" w:ascii="Times New Roman" w:hAnsi="Times New Roman" w:eastAsia="Times New Roman" w:cs="Times New Roman"/>
+              </w:rPr>
+              <w:t>（SNAr</w:t>
+            </w:r>
+            <w:r>
+              <w:rPr>
+                <w:rFonts w:ascii="Times New Roman" w:hAnsi="Times New Roman" w:eastAsia="Times New Roman" w:cs="Times New Roman"/>
+              </w:rPr>
+              <w:t xml:space="preserve"> </w:t>
+            </w:r>
+            <w:r>
+              <w:rPr>
+                <w:rFonts w:hint="eastAsia" w:ascii="Times New Roman" w:hAnsi="Times New Roman" w:eastAsia="FangSong" w:cs="Times New Roman"/>
+              </w:rPr>
+              <w:t>加成</w:t>
+            </w:r>
+            <w:r>
+              <w:rPr>
+                <w:rFonts w:hint="eastAsia" w:ascii="Times New Roman" w:hAnsi="Times New Roman" w:eastAsia="Times New Roman" w:cs="Times New Roman"/>
+              </w:rPr>
+              <w:t>-</w:t>
+            </w:r>
+            <w:r>
+              <w:rPr>
+                <w:rFonts w:hint="eastAsia" w:ascii="Times New Roman" w:hAnsi="Times New Roman" w:eastAsia="FangSong" w:cs="Times New Roman"/>
+              </w:rPr>
+              <w:t>消除</w:t>
+            </w:r>
+            <w:r>
+              <w:rPr>
+                <w:rFonts w:ascii="Times New Roman" w:hAnsi="Times New Roman" w:eastAsia="Times New Roman" w:cs="Times New Roman"/>
+              </w:rPr>
+              <w:t xml:space="preserve"> vs </w:t>
+            </w:r>
+            <w:r>
+              <w:rPr>
+                <w:rFonts w:hint="eastAsia" w:ascii="Times New Roman" w:hAnsi="Times New Roman" w:eastAsia="FangSong" w:cs="Times New Roman"/>
+              </w:rPr>
+              <w:t>苯炔消除</w:t>
+            </w:r>
+            <w:r>
+              <w:rPr>
+                <w:rFonts w:hint="eastAsia" w:ascii="Times New Roman" w:hAnsi="Times New Roman" w:eastAsia="Times New Roman" w:cs="Times New Roman"/>
+              </w:rPr>
+              <w:t>-</w:t>
+            </w:r>
+            <w:r>
+              <w:rPr>
+                <w:rFonts w:hint="eastAsia" w:ascii="Times New Roman" w:hAnsi="Times New Roman" w:eastAsia="FangSong" w:cs="Times New Roman"/>
+              </w:rPr>
+              <w:t>加成</w:t>
+            </w:r>
+            <w:r>
+              <w:rPr>
+                <w:rFonts w:hint="eastAsia" w:ascii="Times New Roman" w:hAnsi="Times New Roman" w:eastAsia="Times New Roman" w:cs="Times New Roman"/>
+              </w:rPr>
+              <w:t>）</w:t>
+            </w:r>
+            <w:r>
+              <w:rPr>
+                <w:rFonts w:hint="eastAsia" w:ascii="Times New Roman" w:hAnsi="Times New Roman" w:eastAsia="FangSong" w:cs="Times New Roman"/>
+              </w:rPr>
+              <w:t>并判断产物</w:t>
+            </w:r>
+            <w:r>
+              <w:rPr>
+                <w:rFonts w:hint="eastAsia" w:ascii="Times New Roman" w:hAnsi="Times New Roman" w:eastAsia="Times New Roman" w:cs="Times New Roman"/>
+              </w:rPr>
+              <w:t>（</w:t>
+            </w:r>
+            <w:r>
+              <w:rPr>
+                <w:rFonts w:hint="eastAsia" w:ascii="Times New Roman" w:hAnsi="Times New Roman" w:eastAsia="FangSong" w:cs="Times New Roman"/>
+              </w:rPr>
+              <w:t>考纲</w:t>
+            </w:r>
+            <w:r>
+              <w:rPr>
+                <w:rFonts w:ascii="Times New Roman" w:hAnsi="Times New Roman" w:eastAsia="Times New Roman" w:cs="Times New Roman"/>
+              </w:rPr>
+              <w:t xml:space="preserve"> </w:t>
+            </w:r>
+            <w:r>
+              <w:rPr>
+                <w:rFonts w:hint="eastAsia" w:ascii="Times New Roman" w:hAnsi="Times New Roman" w:eastAsia="Times New Roman" w:cs="Times New Roman"/>
+              </w:rPr>
+              <w:t xml:space="preserve">42）</w:t>
+            </w:r>
+          </w:p>
+        </w:tc>
+      </w:tr>
+      <w:tr>
+        <w:tc>
+          <w:tcPr/>
+          <w:p>
+            <w:pPr>
+              <w:pStyle w:val="Compact"/>
+              <w:jc w:val="center"/>
+            </w:pPr>
+            <w:r>
+              <w:rPr>
+                <w:rFonts w:ascii="Times New Roman" w:hAnsi="Times New Roman" w:eastAsia="Times New Roman" w:cs="Times New Roman"/>
+              </w:rPr>
+              <w:t xml:space="preserve">§44 </w:t>
+            </w:r>
+            <w:r>
+              <w:rPr>
+                <w:rFonts w:hint="eastAsia" w:ascii="Times New Roman" w:hAnsi="Times New Roman" w:eastAsia="FangSong" w:cs="Times New Roman"/>
+              </w:rPr>
+              <w:t xml:space="preserve">脂肪族亲核取代反应</w:t>
+            </w:r>
+            <w:r>
+              <w:rPr>
+                <w:rFonts w:ascii="Times New Roman" w:hAnsi="Times New Roman" w:eastAsia="Times New Roman" w:cs="Times New Roman"/>
+              </w:rPr>
+              <w:t xml:space="preserve"> · SN1/SN2 </w:t>
+            </w:r>
+            <w:r>
+              <w:rPr>
+                <w:rFonts w:hint="eastAsia" w:ascii="Times New Roman" w:hAnsi="Times New Roman" w:eastAsia="FangSong" w:cs="Times New Roman"/>
+              </w:rPr>
+              <w:t xml:space="preserve">条件与立体化学</w:t>
+            </w:r>
+          </w:p>
+        </w:tc>
+        <w:tc>
+          <w:tcPr/>
+          <w:p>
+            <w:pPr>
+              <w:pStyle w:val="Compact"/>
+              <w:jc w:val="center"/>
+            </w:pPr>
+            <w:r>
+              <w:rPr>
+                <w:rFonts w:hint="eastAsia" w:ascii="Times New Roman" w:hAnsi="Times New Roman" w:eastAsia="FangSong" w:cs="Times New Roman"/>
+              </w:rPr>
+              <w:t xml:space="preserve">能区分</w:t>
+            </w:r>
+            <w:r>
+              <w:rPr>
+                <w:rFonts w:ascii="Times New Roman" w:hAnsi="Times New Roman" w:eastAsia="Times New Roman" w:cs="Times New Roman"/>
+              </w:rPr>
+              <w:t xml:space="preserve"> SN1/SN2 </w:t>
+            </w:r>
+            <w:r>
+              <w:rPr>
+                <w:rFonts w:hint="eastAsia" w:ascii="Times New Roman" w:hAnsi="Times New Roman" w:eastAsia="FangSong" w:cs="Times New Roman"/>
+              </w:rPr>
+              <w:t>的反应条件</w:t>
+            </w:r>
+            <w:r>
+              <w:rPr>
+                <w:rFonts w:hint="eastAsia" w:ascii="Times New Roman" w:hAnsi="Times New Roman" w:eastAsia="Times New Roman" w:cs="Times New Roman"/>
+              </w:rPr>
+              <w:t>、</w:t>
+            </w:r>
+            <w:r>
+              <w:rPr>
+                <w:rFonts w:hint="eastAsia" w:ascii="Times New Roman" w:hAnsi="Times New Roman" w:eastAsia="FangSong" w:cs="Times New Roman"/>
+              </w:rPr>
+              <w:t>立体化学和竞争反应</w:t>
+            </w:r>
+          </w:p>
+        </w:tc>
+      </w:tr>
+      <w:tr>
+        <w:tc>
+          <w:tcPr/>
+          <w:p>
+            <w:pPr>
+              <w:pStyle w:val="Compact"/>
+              <w:jc w:val="center"/>
+            </w:pPr>
+            <w:r>
+              <w:rPr>
+                <w:rFonts w:ascii="Times New Roman" w:hAnsi="Times New Roman" w:eastAsia="Times New Roman" w:cs="Times New Roman"/>
+              </w:rPr>
+              <w:t xml:space="preserve">§44 </w:t>
+            </w:r>
+            <w:r>
+              <w:rPr>
+                <w:rFonts w:hint="eastAsia" w:ascii="Times New Roman" w:hAnsi="Times New Roman" w:eastAsia="FangSong" w:cs="Times New Roman"/>
+              </w:rPr>
+              <w:t xml:space="preserve">脂肪族亲核取代反应</w:t>
+            </w:r>
+            <w:r>
+              <w:rPr>
+                <w:rFonts w:ascii="Times New Roman" w:hAnsi="Times New Roman" w:eastAsia="Times New Roman" w:cs="Times New Roman"/>
+              </w:rPr>
+              <w:t xml:space="preserve"> · </w:t>
+            </w:r>
+            <w:r>
+              <w:rPr>
+                <w:rFonts w:hint="eastAsia" w:ascii="Times New Roman" w:hAnsi="Times New Roman" w:eastAsia="FangSong" w:cs="Times New Roman"/>
+              </w:rPr>
+              <w:t xml:space="preserve">取代消除竞争</w:t>
+            </w:r>
+          </w:p>
+        </w:tc>
+        <w:tc>
+          <w:tcPr/>
+          <w:p>
+            <w:pPr>
+              <w:pStyle w:val="Compact"/>
+              <w:jc w:val="center"/>
+            </w:pPr>
+            <w:r>
+              <w:rPr>
+                <w:rFonts w:hint="eastAsia" w:ascii="Times New Roman" w:hAnsi="Times New Roman" w:eastAsia="FangSong" w:cs="Times New Roman"/>
+              </w:rPr>
+              <w:t xml:space="preserve">能通过反应条件判断</w:t>
+            </w:r>
+            <w:r>
+              <w:rPr>
+                <w:rFonts w:ascii="Times New Roman" w:hAnsi="Times New Roman" w:eastAsia="Times New Roman" w:cs="Times New Roman"/>
+              </w:rPr>
+              <w:t xml:space="preserve"> Sn1/E1 </w:t>
+            </w:r>
+            <w:r>
+              <w:rPr>
+                <w:rFonts w:hint="eastAsia" w:ascii="Times New Roman" w:hAnsi="Times New Roman" w:eastAsia="FangSong" w:cs="Times New Roman"/>
+              </w:rPr>
+              <w:t xml:space="preserve">或</w:t>
+            </w:r>
+            <w:r>
+              <w:rPr>
+                <w:rFonts w:ascii="Times New Roman" w:hAnsi="Times New Roman" w:eastAsia="Times New Roman" w:cs="Times New Roman"/>
+              </w:rPr>
+              <w:t xml:space="preserve"> Sn2/E2 </w:t>
+            </w:r>
+            <w:r>
+              <w:rPr>
+                <w:rFonts w:hint="eastAsia" w:ascii="Times New Roman" w:hAnsi="Times New Roman" w:eastAsia="FangSong" w:cs="Times New Roman"/>
+              </w:rPr>
+              <w:t xml:space="preserve">的主导路径</w:t>
+            </w:r>
+          </w:p>
+        </w:tc>
+      </w:tr>
+      <w:tr>
+        <w:tc>
+          <w:tcPr/>
+          <w:p>
+            <w:pPr>
+              <w:pStyle w:val="Compact"/>
+              <w:jc w:val="center"/>
+            </w:pPr>
+            <w:r>
+              <w:rPr>
+                <w:rFonts w:ascii="Times New Roman" w:hAnsi="Times New Roman" w:eastAsia="Times New Roman" w:cs="Times New Roman"/>
+              </w:rPr>
+              <w:t xml:space="preserve">§51 </w:t>
+            </w:r>
+            <w:r>
+              <w:rPr>
+                <w:rFonts w:hint="eastAsia" w:ascii="Times New Roman" w:hAnsi="Times New Roman" w:eastAsia="FangSong" w:cs="Times New Roman"/>
+              </w:rPr>
+              <w:t xml:space="preserve">金属有机</w:t>
+            </w:r>
+            <w:r>
+              <w:rPr>
+                <w:rFonts w:ascii="Times New Roman" w:hAnsi="Times New Roman" w:eastAsia="Times New Roman" w:cs="Times New Roman"/>
+              </w:rPr>
+              <w:t xml:space="preserve"> · Grignard </w:t>
+            </w:r>
+            <w:r>
+              <w:rPr>
+                <w:rFonts w:hint="eastAsia" w:ascii="Times New Roman" w:hAnsi="Times New Roman" w:eastAsia="FangSong" w:cs="Times New Roman"/>
+              </w:rPr>
+              <w:t xml:space="preserve">试剂碳链增长</w:t>
+            </w:r>
+          </w:p>
+        </w:tc>
+        <w:tc>
+          <w:tcPr/>
+          <w:p>
+            <w:pPr>
+              <w:pStyle w:val="Compact"/>
+              <w:jc w:val="center"/>
+            </w:pPr>
+            <w:r>
+              <w:rPr>
+                <w:rFonts w:hint="eastAsia" w:ascii="Times New Roman" w:hAnsi="Times New Roman" w:eastAsia="FangSong" w:cs="Times New Roman"/>
+              </w:rPr>
+              <w:t xml:space="preserve">能用格氏试剂设计简单的碳链增长路线</w:t>
+            </w:r>
+          </w:p>
+        </w:tc>
+      </w:tr>
+    </w:tbl>
     <w:p>
       <w:pPr>
         <w:spacing w:before="160" w:after="80"/>
@@ -2232,7 +2557,7 @@
         <w:pStyle w:val="Compact"/>
         <w:numPr>
           <w:ilvl w:val="0"/>
-          <w:numId w:val="1002"/>
+          <w:numId w:val="1001"/>
         </w:numPr>
       </w:pPr>
       <w:r>
@@ -2334,7 +2659,7 @@
         <w:pStyle w:val="Compact"/>
         <w:numPr>
           <w:ilvl w:val="0"/>
-          <w:numId w:val="1002"/>
+          <w:numId w:val="1001"/>
         </w:numPr>
       </w:pPr>
       <w:r>
@@ -14793,7 +15118,7 @@
         <w:pStyle w:val="Compact"/>
         <w:numPr>
           <w:ilvl w:val="0"/>
-          <w:numId w:val="1003"/>
+          <w:numId w:val="1002"/>
         </w:numPr>
       </w:pPr>
       <w:r>
@@ -14884,7 +15209,7 @@
         <w:pStyle w:val="Compact"/>
         <w:numPr>
           <w:ilvl w:val="0"/>
-          <w:numId w:val="1003"/>
+          <w:numId w:val="1002"/>
         </w:numPr>
       </w:pPr>
       <w:r>
@@ -14907,7 +15232,7 @@
         <w:pStyle w:val="Compact"/>
         <w:numPr>
           <w:ilvl w:val="1"/>
-          <w:numId w:val="1004"/>
+          <w:numId w:val="1003"/>
         </w:numPr>
       </w:pPr>
       <w:r>
@@ -14976,7 +15301,7 @@
         <w:pStyle w:val="Compact"/>
         <w:numPr>
           <w:ilvl w:val="1"/>
-          <w:numId w:val="1004"/>
+          <w:numId w:val="1003"/>
         </w:numPr>
       </w:pPr>
       <w:r>
@@ -15040,7 +15365,7 @@
         <w:pStyle w:val="Compact"/>
         <w:numPr>
           <w:ilvl w:val="1"/>
-          <w:numId w:val="1004"/>
+          <w:numId w:val="1003"/>
         </w:numPr>
       </w:pPr>
       <w:r>
@@ -15097,7 +15422,7 @@
         <w:pStyle w:val="Compact"/>
         <w:numPr>
           <w:ilvl w:val="1"/>
-          <w:numId w:val="1004"/>
+          <w:numId w:val="1003"/>
         </w:numPr>
       </w:pPr>
       <w:r>
@@ -15142,7 +15467,7 @@
         <w:pStyle w:val="Compact"/>
         <w:numPr>
           <w:ilvl w:val="1"/>
-          <w:numId w:val="1004"/>
+          <w:numId w:val="1003"/>
         </w:numPr>
       </w:pPr>
       <w:r>
@@ -15219,7 +15544,7 @@
         <w:pStyle w:val="Compact"/>
         <w:numPr>
           <w:ilvl w:val="0"/>
-          <w:numId w:val="1003"/>
+          <w:numId w:val="1002"/>
         </w:numPr>
       </w:pPr>
       <w:r>
@@ -18350,7 +18675,7 @@
         <w:pStyle w:val="Compact"/>
         <w:numPr>
           <w:ilvl w:val="0"/>
-          <w:numId w:val="1005"/>
+          <w:numId w:val="1004"/>
         </w:numPr>
       </w:pPr>
       <w:r>
@@ -18393,7 +18718,7 @@
         <w:pStyle w:val="Compact"/>
         <w:numPr>
           <w:ilvl w:val="0"/>
-          <w:numId w:val="1005"/>
+          <w:numId w:val="1004"/>
         </w:numPr>
       </w:pPr>
       <w:r>
@@ -18436,7 +18761,7 @@
         <w:pStyle w:val="Compact"/>
         <w:numPr>
           <w:ilvl w:val="0"/>
-          <w:numId w:val="1005"/>
+          <w:numId w:val="1004"/>
         </w:numPr>
       </w:pPr>
       <w:r>
@@ -18501,7 +18826,7 @@
         <w:pStyle w:val="Compact"/>
         <w:numPr>
           <w:ilvl w:val="0"/>
-          <w:numId w:val="1005"/>
+          <w:numId w:val="1004"/>
         </w:numPr>
       </w:pPr>
       <w:r>
@@ -18649,7 +18974,7 @@
         <w:pStyle w:val="Compact"/>
         <w:numPr>
           <w:ilvl w:val="0"/>
-          <w:numId w:val="1005"/>
+          <w:numId w:val="1004"/>
         </w:numPr>
       </w:pPr>
       <w:r>
@@ -23861,7 +24186,7 @@
         <w:pStyle w:val="Compact"/>
         <w:numPr>
           <w:ilvl w:val="0"/>
-          <w:numId w:val="1006"/>
+          <w:numId w:val="1005"/>
         </w:numPr>
       </w:pPr>
       <w:r>
@@ -23936,7 +24261,7 @@
         <w:pStyle w:val="Compact"/>
         <w:numPr>
           <w:ilvl w:val="0"/>
-          <w:numId w:val="1006"/>
+          <w:numId w:val="1005"/>
         </w:numPr>
       </w:pPr>
       <w:r>
@@ -24017,7 +24342,7 @@
         <w:pStyle w:val="Compact"/>
         <w:numPr>
           <w:ilvl w:val="0"/>
-          <w:numId w:val="1006"/>
+          <w:numId w:val="1005"/>
         </w:numPr>
       </w:pPr>
       <w:r>
@@ -28405,6 +28730,91 @@
     <w:lvl w:ilvl="8">
       <w:numFmt w:val="bullet"/>
       <w:lvlText w:val=" "/>
+      <w:lvlJc w:val="left"/>
+      <w:pPr>
+        <w:ind w:left="6480" w:hanging="360"/>
+      </w:pPr>
+    </w:lvl>
+  </w:abstractNum>
+  <w:abstractNum w:abstractNumId="99411">
+    <w:nsid w:val="00A99411"/>
+    <w:multiLevelType w:val="multilevel"/>
+    <w:lvl w:ilvl="0">
+      <w:start w:val="1"/>
+      <w:numFmt w:val="decimal"/>
+      <w:lvlText w:val="%1."/>
+      <w:lvlJc w:val="left"/>
+      <w:pPr>
+        <w:ind w:left="720" w:hanging="360"/>
+      </w:pPr>
+    </w:lvl>
+    <w:lvl w:ilvl="1">
+      <w:start w:val="1"/>
+      <w:numFmt w:val="decimal"/>
+      <w:lvlText w:val="%2."/>
+      <w:lvlJc w:val="left"/>
+      <w:pPr>
+        <w:ind w:left="1440" w:hanging="360"/>
+      </w:pPr>
+    </w:lvl>
+    <w:lvl w:ilvl="2">
+      <w:start w:val="1"/>
+      <w:numFmt w:val="decimal"/>
+      <w:lvlText w:val="%3."/>
+      <w:lvlJc w:val="left"/>
+      <w:pPr>
+        <w:ind w:left="2160" w:hanging="360"/>
+      </w:pPr>
+    </w:lvl>
+    <w:lvl w:ilvl="3">
+      <w:start w:val="1"/>
+      <w:numFmt w:val="decimal"/>
+      <w:lvlText w:val="%4."/>
+      <w:lvlJc w:val="left"/>
+      <w:pPr>
+        <w:ind w:left="2880" w:hanging="360"/>
+      </w:pPr>
+    </w:lvl>
+    <w:lvl w:ilvl="4">
+      <w:start w:val="1"/>
+      <w:numFmt w:val="decimal"/>
+      <w:lvlText w:val="%5."/>
+      <w:lvlJc w:val="left"/>
+      <w:pPr>
+        <w:ind w:left="3600" w:hanging="360"/>
+      </w:pPr>
+    </w:lvl>
+    <w:lvl w:ilvl="5">
+      <w:start w:val="1"/>
+      <w:numFmt w:val="decimal"/>
+      <w:lvlText w:val="%6."/>
+      <w:lvlJc w:val="left"/>
+      <w:pPr>
+        <w:ind w:left="4320" w:hanging="360"/>
+      </w:pPr>
+    </w:lvl>
+    <w:lvl w:ilvl="6">
+      <w:start w:val="1"/>
+      <w:numFmt w:val="decimal"/>
+      <w:lvlText w:val="%7."/>
+      <w:lvlJc w:val="left"/>
+      <w:pPr>
+        <w:ind w:left="5040" w:hanging="360"/>
+      </w:pPr>
+    </w:lvl>
+    <w:lvl w:ilvl="7">
+      <w:start w:val="1"/>
+      <w:numFmt w:val="decimal"/>
+      <w:lvlText w:val="%8."/>
+      <w:lvlJc w:val="left"/>
+      <w:pPr>
+        <w:ind w:left="5760" w:hanging="360"/>
+      </w:pPr>
+    </w:lvl>
+    <w:lvl w:ilvl="8">
+      <w:start w:val="1"/>
+      <w:numFmt w:val="decimal"/>
+      <w:lvlText w:val="%9."/>
       <w:lvlJc w:val="left"/>
       <w:pPr>
         <w:ind w:left="6480" w:hanging="360"/>
@@ -28514,96 +28924,38 @@
       </w:rPr>
     </w:lvl>
   </w:abstractNum>
-  <w:abstractNum w:abstractNumId="99411">
-    <w:nsid w:val="00A99411"/>
-    <w:multiLevelType w:val="multilevel"/>
-    <w:lvl w:ilvl="0">
-      <w:start w:val="1"/>
-      <w:numFmt w:val="decimal"/>
-      <w:lvlText w:val="%1."/>
-      <w:lvlJc w:val="left"/>
-      <w:pPr>
-        <w:ind w:left="720" w:hanging="360"/>
-      </w:pPr>
-    </w:lvl>
-    <w:lvl w:ilvl="1">
-      <w:start w:val="1"/>
-      <w:numFmt w:val="decimal"/>
-      <w:lvlText w:val="%2."/>
-      <w:lvlJc w:val="left"/>
-      <w:pPr>
-        <w:ind w:left="1440" w:hanging="360"/>
-      </w:pPr>
-    </w:lvl>
-    <w:lvl w:ilvl="2">
-      <w:start w:val="1"/>
-      <w:numFmt w:val="decimal"/>
-      <w:lvlText w:val="%3."/>
-      <w:lvlJc w:val="left"/>
-      <w:pPr>
-        <w:ind w:left="2160" w:hanging="360"/>
-      </w:pPr>
-    </w:lvl>
-    <w:lvl w:ilvl="3">
-      <w:start w:val="1"/>
-      <w:numFmt w:val="decimal"/>
-      <w:lvlText w:val="%4."/>
-      <w:lvlJc w:val="left"/>
-      <w:pPr>
-        <w:ind w:left="2880" w:hanging="360"/>
-      </w:pPr>
-    </w:lvl>
-    <w:lvl w:ilvl="4">
-      <w:start w:val="1"/>
-      <w:numFmt w:val="decimal"/>
-      <w:lvlText w:val="%5."/>
-      <w:lvlJc w:val="left"/>
-      <w:pPr>
-        <w:ind w:left="3600" w:hanging="360"/>
-      </w:pPr>
-    </w:lvl>
-    <w:lvl w:ilvl="5">
-      <w:start w:val="1"/>
-      <w:numFmt w:val="decimal"/>
-      <w:lvlText w:val="%6."/>
-      <w:lvlJc w:val="left"/>
-      <w:pPr>
-        <w:ind w:left="4320" w:hanging="360"/>
-      </w:pPr>
-    </w:lvl>
-    <w:lvl w:ilvl="6">
-      <w:start w:val="1"/>
-      <w:numFmt w:val="decimal"/>
-      <w:lvlText w:val="%7."/>
-      <w:lvlJc w:val="left"/>
-      <w:pPr>
-        <w:ind w:left="5040" w:hanging="360"/>
-      </w:pPr>
-    </w:lvl>
-    <w:lvl w:ilvl="7">
-      <w:start w:val="1"/>
-      <w:numFmt w:val="decimal"/>
-      <w:lvlText w:val="%8."/>
-      <w:lvlJc w:val="left"/>
-      <w:pPr>
-        <w:ind w:left="5760" w:hanging="360"/>
-      </w:pPr>
-    </w:lvl>
-    <w:lvl w:ilvl="8">
-      <w:start w:val="1"/>
-      <w:numFmt w:val="decimal"/>
-      <w:lvlText w:val="%9."/>
-      <w:lvlJc w:val="left"/>
-      <w:pPr>
-        <w:ind w:left="6480" w:hanging="360"/>
-      </w:pPr>
-    </w:lvl>
-  </w:abstractNum>
   <w:num w:numId="1000">
     <w:abstractNumId w:val="990"/>
   </w:num>
   <w:num w:numId="1001">
-    <w:abstractNumId w:val="991"/>
+    <w:abstractNumId w:val="99411"/>
+    <w:lvlOverride w:ilvl="0">
+      <w:startOverride w:val="1"/>
+    </w:lvlOverride>
+    <w:lvlOverride w:ilvl="1">
+      <w:startOverride w:val="1"/>
+    </w:lvlOverride>
+    <w:lvlOverride w:ilvl="2">
+      <w:startOverride w:val="1"/>
+    </w:lvlOverride>
+    <w:lvlOverride w:ilvl="3">
+      <w:startOverride w:val="1"/>
+    </w:lvlOverride>
+    <w:lvlOverride w:ilvl="4">
+      <w:startOverride w:val="1"/>
+    </w:lvlOverride>
+    <w:lvlOverride w:ilvl="5">
+      <w:startOverride w:val="1"/>
+    </w:lvlOverride>
+    <w:lvlOverride w:ilvl="6">
+      <w:startOverride w:val="1"/>
+    </w:lvlOverride>
+    <w:lvlOverride w:ilvl="7">
+      <w:startOverride w:val="1"/>
+    </w:lvlOverride>
+    <w:lvlOverride w:ilvl="8">
+      <w:startOverride w:val="1"/>
+    </w:lvlOverride>
   </w:num>
   <w:num w:numId="1002">
     <w:abstractNumId w:val="99411"/>
@@ -28636,6 +28988,9 @@
     </w:lvlOverride>
   </w:num>
   <w:num w:numId="1003">
+    <w:abstractNumId w:val="991"/>
+  </w:num>
+  <w:num w:numId="1004">
     <w:abstractNumId w:val="99411"/>
     <w:lvlOverride w:ilvl="0">
       <w:startOverride w:val="1"/>
@@ -28665,40 +29020,7 @@
       <w:startOverride w:val="1"/>
     </w:lvlOverride>
   </w:num>
-  <w:num w:numId="1004">
-    <w:abstractNumId w:val="991"/>
-  </w:num>
   <w:num w:numId="1005">
-    <w:abstractNumId w:val="99411"/>
-    <w:lvlOverride w:ilvl="0">
-      <w:startOverride w:val="1"/>
-    </w:lvlOverride>
-    <w:lvlOverride w:ilvl="1">
-      <w:startOverride w:val="1"/>
-    </w:lvlOverride>
-    <w:lvlOverride w:ilvl="2">
-      <w:startOverride w:val="1"/>
-    </w:lvlOverride>
-    <w:lvlOverride w:ilvl="3">
-      <w:startOverride w:val="1"/>
-    </w:lvlOverride>
-    <w:lvlOverride w:ilvl="4">
-      <w:startOverride w:val="1"/>
-    </w:lvlOverride>
-    <w:lvlOverride w:ilvl="5">
-      <w:startOverride w:val="1"/>
-    </w:lvlOverride>
-    <w:lvlOverride w:ilvl="6">
-      <w:startOverride w:val="1"/>
-    </w:lvlOverride>
-    <w:lvlOverride w:ilvl="7">
-      <w:startOverride w:val="1"/>
-    </w:lvlOverride>
-    <w:lvlOverride w:ilvl="8">
-      <w:startOverride w:val="1"/>
-    </w:lvlOverride>
-  </w:num>
-  <w:num w:numId="1006">
     <w:abstractNumId w:val="991"/>
   </w:num>
 </w:numbering>

--- a/06-学生侧材料/讲义/6-有机化学/芳香烃与卤代烃.docx
+++ b/06-学生侧材料/讲义/6-有机化学/芳香烃与卤代烃.docx
@@ -1878,7 +1878,7 @@
     </w:tbl>
     <w:p>
       <w:pPr>
-        <w:pStyle w:val="BodyText"/>
+        <w:pStyle w:val="BlockText"/>
         <w:spacing w:before="120"/>
       </w:pPr>
       <w:r>
@@ -2128,7 +2128,7 @@
     </w:p>
     <w:p>
       <w:pPr>
-        <w:pStyle w:val="BodyText"/>
+        <w:pStyle w:val="FirstParagraph"/>
       </w:pPr>
       <w:r>
         <w:rPr>
@@ -3931,7 +3931,7 @@
     </w:p>
     <w:p>
       <w:pPr>
-        <w:pStyle w:val="FirstParagraph"/>
+        <w:pStyle w:val="BlockText"/>
       </w:pPr>
       <w:r>
         <w:rPr>
@@ -4393,7 +4393,7 @@
     </w:p>
     <w:p>
       <w:pPr>
-        <w:pStyle w:val="BodyText"/>
+        <w:pStyle w:val="FirstParagraph"/>
       </w:pPr>
       <w:r>
         <w:rPr>
@@ -6427,7 +6427,7 @@
     </w:tbl>
     <w:p>
       <w:pPr>
-        <w:pStyle w:val="BodyText"/>
+        <w:pStyle w:val="BlockText"/>
         <w:spacing w:before="120"/>
       </w:pPr>
       <w:r>
@@ -6591,7 +6591,7 @@
     </w:p>
     <w:p>
       <w:pPr>
-        <w:pStyle w:val="BodyText"/>
+        <w:pStyle w:val="FirstParagraph"/>
         <w:spacing w:after="80"/>
       </w:pPr>
       <w:r>
@@ -6969,7 +6969,7 @@
     </w:tbl>
     <w:p>
       <w:pPr>
-        <w:pStyle w:val="BodyText"/>
+        <w:pStyle w:val="BlockText"/>
         <w:spacing w:before="120"/>
       </w:pPr>
       <w:r>
@@ -7061,7 +7061,7 @@
     </w:p>
     <w:p>
       <w:pPr>
-        <w:pStyle w:val="BodyText"/>
+        <w:pStyle w:val="FirstParagraph"/>
       </w:pPr>
       <w:r>
         <w:rPr>
@@ -11601,7 +11601,7 @@
     </w:p>
     <w:p>
       <w:pPr>
-        <w:pStyle w:val="BodyText"/>
+        <w:pStyle w:val="BlockText"/>
       </w:pPr>
       <w:r>
         <w:rPr>
@@ -11688,7 +11688,7 @@
     </w:p>
     <w:p>
       <w:pPr>
-        <w:pStyle w:val="BodyText"/>
+        <w:pStyle w:val="FirstParagraph"/>
         <w:spacing w:after="80"/>
       </w:pPr>
       <w:r>
@@ -13595,7 +13595,7 @@
     </w:tbl>
     <w:p>
       <w:pPr>
-        <w:pStyle w:val="BodyText"/>
+        <w:pStyle w:val="BlockText"/>
         <w:spacing w:before="120"/>
       </w:pPr>
       <w:r>
@@ -13755,6 +13755,91 @@
           <w:rFonts w:hint="eastAsia" w:ascii="Times New Roman" w:hAnsi="Times New Roman" w:eastAsia="Times New Roman" w:cs="Times New Roman"/>
         </w:rPr>
         <w:t>）。</w:t>
+      </w:r>
+    </w:p>
+    <w:p>
+      <w:pPr>
+        <w:pStyle w:val="FirstParagraph"/>
+      </w:pPr>
+      <w:r>
+        <w:rPr>
+          <w:rFonts w:ascii="Times New Roman" w:hAnsi="Times New Roman" w:eastAsia="Times New Roman" w:cs="Times New Roman"/>
+          <w:b/>
+          <w:bCs/>
+        </w:rPr>
+        <w:t xml:space="preserve">1.2.4 </w:t>
+      </w:r>
+      <w:r>
+        <w:rPr>
+          <w:rFonts w:hint="eastAsia" w:ascii="Times New Roman" w:hAnsi="Times New Roman" w:eastAsia="Times New Roman" w:cs="Times New Roman"/>
+          <w:b/>
+          <w:bCs/>
+        </w:rPr>
+        <w:t>SN1</w:t>
+      </w:r>
+      <w:r>
+        <w:rPr>
+          <w:rFonts w:hint="eastAsia" w:ascii="Times New Roman" w:hAnsi="Times New Roman" w:eastAsia="FangSong" w:cs="Times New Roman"/>
+          <w:b/>
+          <w:bCs/>
+        </w:rPr>
+        <w:t>与</w:t>
+      </w:r>
+      <w:r>
+        <w:rPr>
+          <w:rFonts w:hint="eastAsia" w:ascii="Times New Roman" w:hAnsi="Times New Roman" w:eastAsia="Times New Roman" w:cs="Times New Roman"/>
+          <w:b/>
+          <w:bCs/>
+        </w:rPr>
+        <w:t>E1</w:t>
+      </w:r>
+      <w:r>
+        <w:rPr>
+          <w:rFonts w:hint="eastAsia" w:ascii="Times New Roman" w:hAnsi="Times New Roman" w:eastAsia="FangSong" w:cs="Times New Roman"/>
+          <w:b/>
+          <w:bCs/>
+        </w:rPr>
+        <w:t>的竞争</w:t>
+      </w:r>
+      <w:r>
+        <w:rPr>
+          <w:rFonts w:ascii="Times New Roman" w:hAnsi="Times New Roman" w:eastAsia="Times New Roman" w:cs="Times New Roman"/>
+          <w:b/>
+          <w:bCs/>
+        </w:rPr>
+        <w:t xml:space="preserve"> / </w:t>
+      </w:r>
+      <w:r>
+        <w:rPr>
+          <w:rFonts w:hint="eastAsia" w:ascii="Times New Roman" w:hAnsi="Times New Roman" w:eastAsia="Times New Roman" w:cs="Times New Roman"/>
+          <w:b/>
+          <w:bCs/>
+        </w:rPr>
+        <w:t>SN2</w:t>
+      </w:r>
+      <w:r>
+        <w:rPr>
+          <w:rFonts w:hint="eastAsia" w:ascii="Times New Roman" w:hAnsi="Times New Roman" w:eastAsia="FangSong" w:cs="Times New Roman"/>
+          <w:b/>
+          <w:bCs/>
+        </w:rPr>
+        <w:t>与</w:t>
+      </w:r>
+      <w:r>
+        <w:rPr>
+          <w:rFonts w:hint="eastAsia" w:ascii="Times New Roman" w:hAnsi="Times New Roman" w:eastAsia="Times New Roman" w:cs="Times New Roman"/>
+          <w:b/>
+          <w:bCs/>
+        </w:rPr>
+        <w:t>E2</w:t>
+      </w:r>
+      <w:r>
+        <w:rPr>
+          <w:rFonts w:hint="eastAsia" w:ascii="Times New Roman" w:hAnsi="Times New Roman" w:eastAsia="FangSong" w:cs="Times New Roman"/>
+          <w:b/>
+          <w:bCs/>
+        </w:rPr>
+        <w:t>的竞争</w:t>
       </w:r>
     </w:p>
     <w:p>
@@ -13767,79 +13852,212 @@
           <w:b/>
           <w:bCs/>
         </w:rPr>
-        <w:t xml:space="preserve">1.2.4 </w:t>
-      </w:r>
-      <w:r>
-        <w:rPr>
-          <w:rFonts w:hint="eastAsia" w:ascii="Times New Roman" w:hAnsi="Times New Roman" w:eastAsia="Times New Roman" w:cs="Times New Roman"/>
-          <w:b/>
-          <w:bCs/>
+        <w:t xml:space="preserve">SN1 vs E1</w:t>
+      </w:r>
+      <w:r>
+        <w:rPr>
+          <w:rFonts w:hint="eastAsia" w:ascii="Times New Roman" w:hAnsi="Times New Roman" w:eastAsia="Times New Roman" w:cs="Times New Roman"/>
+        </w:rPr>
+        <w:t xml:space="preserve">：</w:t>
+      </w:r>
+      <w:r>
+        <w:rPr>
+          <w:rFonts w:ascii="Times New Roman" w:hAnsi="Times New Roman" w:eastAsia="Times New Roman" w:cs="Times New Roman"/>
+        </w:rPr>
+        <w:t xml:space="preserve"> </w:t>
+      </w:r>
+      <w:r>
+        <w:rPr>
+          <w:rFonts w:ascii="Times New Roman" w:hAnsi="Times New Roman" w:eastAsia="Times New Roman" w:cs="Times New Roman"/>
+        </w:rPr>
+        <w:t xml:space="preserve">- </w:t>
+      </w:r>
+      <w:r>
+        <w:rPr>
+          <w:rFonts w:hint="eastAsia" w:ascii="Times New Roman" w:hAnsi="Times New Roman" w:eastAsia="Times New Roman" w:cs="Times New Roman"/>
         </w:rPr>
         <w:t>SN1</w:t>
       </w:r>
       <w:r>
         <w:rPr>
           <w:rFonts w:hint="eastAsia" w:ascii="Times New Roman" w:hAnsi="Times New Roman" w:eastAsia="FangSong" w:cs="Times New Roman"/>
-          <w:b/>
-          <w:bCs/>
-        </w:rPr>
-        <w:t>与</w:t>
-      </w:r>
-      <w:r>
-        <w:rPr>
-          <w:rFonts w:hint="eastAsia" w:ascii="Times New Roman" w:hAnsi="Times New Roman" w:eastAsia="Times New Roman" w:cs="Times New Roman"/>
-          <w:b/>
-          <w:bCs/>
+        </w:rPr>
+        <w:t>和</w:t>
+      </w:r>
+      <w:r>
+        <w:rPr>
+          <w:rFonts w:hint="eastAsia" w:ascii="Times New Roman" w:hAnsi="Times New Roman" w:eastAsia="Times New Roman" w:cs="Times New Roman"/>
         </w:rPr>
         <w:t>E1</w:t>
       </w:r>
       <w:r>
         <w:rPr>
           <w:rFonts w:hint="eastAsia" w:ascii="Times New Roman" w:hAnsi="Times New Roman" w:eastAsia="FangSong" w:cs="Times New Roman"/>
-          <w:b/>
-          <w:bCs/>
-        </w:rPr>
-        <w:t>的竞争</w:t>
-      </w:r>
-      <w:r>
-        <w:rPr>
-          <w:rFonts w:ascii="Times New Roman" w:hAnsi="Times New Roman" w:eastAsia="Times New Roman" w:cs="Times New Roman"/>
-          <w:b/>
-          <w:bCs/>
-        </w:rPr>
-        <w:t xml:space="preserve"> / </w:t>
-      </w:r>
-      <w:r>
-        <w:rPr>
-          <w:rFonts w:hint="eastAsia" w:ascii="Times New Roman" w:hAnsi="Times New Roman" w:eastAsia="Times New Roman" w:cs="Times New Roman"/>
-          <w:b/>
-          <w:bCs/>
-        </w:rPr>
-        <w:t>SN2</w:t>
-      </w:r>
-      <w:r>
-        <w:rPr>
-          <w:rFonts w:hint="eastAsia" w:ascii="Times New Roman" w:hAnsi="Times New Roman" w:eastAsia="FangSong" w:cs="Times New Roman"/>
-          <w:b/>
-          <w:bCs/>
-        </w:rPr>
-        <w:t>与</w:t>
-      </w:r>
-      <w:r>
-        <w:rPr>
-          <w:rFonts w:hint="eastAsia" w:ascii="Times New Roman" w:hAnsi="Times New Roman" w:eastAsia="Times New Roman" w:cs="Times New Roman"/>
-          <w:b/>
-          <w:bCs/>
-        </w:rPr>
-        <w:t>E2</w:t>
-      </w:r>
-      <w:r>
-        <w:rPr>
-          <w:rFonts w:hint="eastAsia" w:ascii="Times New Roman" w:hAnsi="Times New Roman" w:eastAsia="FangSong" w:cs="Times New Roman"/>
-          <w:b/>
-          <w:bCs/>
-        </w:rPr>
-        <w:t>的竞争</w:t>
+        </w:rPr>
+        <w:t>都经历同一碳正离子中间体</w:t>
+      </w:r>
+      <w:r>
+        <w:rPr>
+          <w:rFonts w:ascii="Times New Roman" w:hAnsi="Times New Roman" w:eastAsia="Times New Roman" w:cs="Times New Roman"/>
+        </w:rPr>
+        <w:t xml:space="preserve"> → </w:t>
+      </w:r>
+      <w:r>
+        <w:rPr>
+          <w:rFonts w:hint="eastAsia" w:ascii="Times New Roman" w:hAnsi="Times New Roman" w:eastAsia="FangSong" w:cs="Times New Roman"/>
+        </w:rPr>
+        <w:t xml:space="preserve">总是共存</w:t>
+      </w:r>
+      <w:r>
+        <w:rPr>
+          <w:rFonts w:ascii="Times New Roman" w:hAnsi="Times New Roman" w:eastAsia="Times New Roman" w:cs="Times New Roman"/>
+        </w:rPr>
+        <w:t xml:space="preserve"> </w:t>
+      </w:r>
+      <w:r>
+        <w:rPr>
+          <w:rFonts w:ascii="Times New Roman" w:hAnsi="Times New Roman" w:eastAsia="Times New Roman" w:cs="Times New Roman"/>
+        </w:rPr>
+        <w:t xml:space="preserve">- </w:t>
+      </w:r>
+      <w:r>
+        <w:rPr>
+          <w:rFonts w:hint="eastAsia" w:ascii="Times New Roman" w:hAnsi="Times New Roman" w:eastAsia="FangSong" w:cs="Times New Roman"/>
+        </w:rPr>
+        <w:t xml:space="preserve">提高温度</w:t>
+      </w:r>
+      <w:r>
+        <w:rPr>
+          <w:rFonts w:ascii="Times New Roman" w:hAnsi="Times New Roman" w:eastAsia="Times New Roman" w:cs="Times New Roman"/>
+        </w:rPr>
+        <w:t xml:space="preserve"> → </w:t>
+      </w:r>
+      <w:r>
+        <w:rPr>
+          <w:rFonts w:hint="eastAsia" w:ascii="Times New Roman" w:hAnsi="Times New Roman" w:eastAsia="Times New Roman" w:cs="Times New Roman"/>
+        </w:rPr>
+        <w:t>E1</w:t>
+      </w:r>
+      <w:r>
+        <w:rPr>
+          <w:rFonts w:hint="eastAsia" w:ascii="Times New Roman" w:hAnsi="Times New Roman" w:eastAsia="FangSong" w:cs="Times New Roman"/>
+        </w:rPr>
+        <w:t>占比增加</w:t>
+      </w:r>
+      <w:r>
+        <w:rPr>
+          <w:rFonts w:hint="eastAsia" w:ascii="Times New Roman" w:hAnsi="Times New Roman" w:eastAsia="Times New Roman" w:cs="Times New Roman"/>
+        </w:rPr>
+        <w:t>（</w:t>
+      </w:r>
+      <w:r>
+        <w:rPr>
+          <w:rFonts w:hint="eastAsia" w:ascii="Times New Roman" w:hAnsi="Times New Roman" w:eastAsia="FangSong" w:cs="Times New Roman"/>
+        </w:rPr>
+        <w:t>消除的活化熵更大</w:t>
+      </w:r>
+      <w:r>
+        <w:rPr>
+          <w:rFonts w:hint="eastAsia" w:ascii="Times New Roman" w:hAnsi="Times New Roman" w:eastAsia="Times New Roman" w:cs="Times New Roman"/>
+        </w:rPr>
+        <w:t>）</w:t>
+      </w:r>
+      <w:r>
+        <w:rPr>
+          <w:rFonts w:ascii="Times New Roman" w:hAnsi="Times New Roman" w:eastAsia="Times New Roman" w:cs="Times New Roman"/>
+        </w:rPr>
+        <w:t xml:space="preserve"> </w:t>
+      </w:r>
+      <w:r>
+        <w:rPr>
+          <w:rFonts w:ascii="Times New Roman" w:hAnsi="Times New Roman" w:eastAsia="Times New Roman" w:cs="Times New Roman"/>
+        </w:rPr>
+        <w:t xml:space="preserve">- </w:t>
+      </w:r>
+      <w:r>
+        <w:rPr>
+          <w:rFonts w:hint="eastAsia" w:ascii="Times New Roman" w:hAnsi="Times New Roman" w:eastAsia="FangSong" w:cs="Times New Roman"/>
+        </w:rPr>
+        <w:t>强亲核试剂</w:t>
+      </w:r>
+      <w:r>
+        <w:rPr>
+          <w:rFonts w:hint="eastAsia" w:ascii="Times New Roman" w:hAnsi="Times New Roman" w:eastAsia="Times New Roman" w:cs="Times New Roman"/>
+        </w:rPr>
+        <w:t>(H</w:t>
+      </w:r>
+      <w:r>
+        <w:rPr>
+          <w:rFonts w:hint="eastAsia" w:ascii="Times New Roman" w:hAnsi="Times New Roman" w:eastAsia="Times New Roman" w:cs="Times New Roman"/>
+          <w:vertAlign w:val="subscript"/>
+        </w:rPr>
+        <w:t>2</w:t>
+      </w:r>
+      <w:r>
+        <w:rPr>
+          <w:rFonts w:hint="eastAsia" w:ascii="Times New Roman" w:hAnsi="Times New Roman" w:eastAsia="Times New Roman" w:cs="Times New Roman"/>
+        </w:rPr>
+        <w:t>O/ROH)</w:t>
+      </w:r>
+      <w:r>
+        <w:rPr>
+          <w:rFonts w:ascii="Times New Roman" w:hAnsi="Times New Roman" w:eastAsia="Times New Roman" w:cs="Times New Roman"/>
+        </w:rPr>
+        <w:t xml:space="preserve"> → </w:t>
+      </w:r>
+      <w:r>
+        <w:rPr>
+          <w:rFonts w:hint="eastAsia" w:ascii="Times New Roman" w:hAnsi="Times New Roman" w:eastAsia="Times New Roman" w:cs="Times New Roman"/>
+        </w:rPr>
+        <w:t>SN1</w:t>
+      </w:r>
+      <w:r>
+        <w:rPr>
+          <w:rFonts w:hint="eastAsia" w:ascii="Times New Roman" w:hAnsi="Times New Roman" w:eastAsia="FangSong" w:cs="Times New Roman"/>
+        </w:rPr>
+        <w:t>主导</w:t>
+      </w:r>
+      <w:r>
+        <w:rPr>
+          <w:rFonts w:hint="eastAsia" w:ascii="Times New Roman" w:hAnsi="Times New Roman" w:eastAsia="Times New Roman" w:cs="Times New Roman"/>
+        </w:rPr>
+        <w:t>；</w:t>
+      </w:r>
+      <w:r>
+        <w:rPr>
+          <w:rFonts w:hint="eastAsia" w:ascii="Times New Roman" w:hAnsi="Times New Roman" w:eastAsia="FangSong" w:cs="Times New Roman"/>
+        </w:rPr>
+        <w:t>弱亲核试剂</w:t>
+      </w:r>
+      <w:r>
+        <w:rPr>
+          <w:rFonts w:hint="eastAsia" w:ascii="Times New Roman" w:hAnsi="Times New Roman" w:eastAsia="Times New Roman" w:cs="Times New Roman"/>
+        </w:rPr>
+        <w:t>/</w:t>
+      </w:r>
+      <w:r>
+        <w:rPr>
+          <w:rFonts w:hint="eastAsia" w:ascii="Times New Roman" w:hAnsi="Times New Roman" w:eastAsia="FangSong" w:cs="Times New Roman"/>
+        </w:rPr>
+        <w:t>高温</w:t>
+      </w:r>
+      <w:r>
+        <w:rPr>
+          <w:rFonts w:ascii="Times New Roman" w:hAnsi="Times New Roman" w:eastAsia="Times New Roman" w:cs="Times New Roman"/>
+        </w:rPr>
+        <w:t xml:space="preserve"> → </w:t>
+      </w:r>
+      <w:r>
+        <w:rPr>
+          <w:rFonts w:hint="eastAsia" w:ascii="Times New Roman" w:hAnsi="Times New Roman" w:eastAsia="Times New Roman" w:cs="Times New Roman"/>
+        </w:rPr>
+        <w:t>E1</w:t>
+      </w:r>
+      <w:r>
+        <w:rPr>
+          <w:rFonts w:hint="eastAsia" w:ascii="Times New Roman" w:hAnsi="Times New Roman" w:eastAsia="FangSong" w:cs="Times New Roman"/>
+        </w:rPr>
+        <w:t>主导</w:t>
       </w:r>
     </w:p>
     <w:p>
@@ -13852,7 +14070,7 @@
           <w:b/>
           <w:bCs/>
         </w:rPr>
-        <w:t xml:space="preserve">SN1 vs E1</w:t>
+        <w:t xml:space="preserve">SN2 vs E2</w:t>
       </w:r>
       <w:r>
         <w:rPr>
@@ -13870,43 +14088,55 @@
         <w:rPr>
           <w:rFonts w:ascii="Times New Roman" w:hAnsi="Times New Roman" w:eastAsia="Times New Roman" w:cs="Times New Roman"/>
         </w:rPr>
-        <w:t xml:space="preserve">- </w:t>
-      </w:r>
-      <w:r>
-        <w:rPr>
-          <w:rFonts w:hint="eastAsia" w:ascii="Times New Roman" w:hAnsi="Times New Roman" w:eastAsia="Times New Roman" w:cs="Times New Roman"/>
-        </w:rPr>
-        <w:t>SN1</w:t>
-      </w:r>
-      <w:r>
-        <w:rPr>
-          <w:rFonts w:hint="eastAsia" w:ascii="Times New Roman" w:hAnsi="Times New Roman" w:eastAsia="FangSong" w:cs="Times New Roman"/>
-        </w:rPr>
-        <w:t>和</w:t>
-      </w:r>
-      <w:r>
-        <w:rPr>
-          <w:rFonts w:hint="eastAsia" w:ascii="Times New Roman" w:hAnsi="Times New Roman" w:eastAsia="Times New Roman" w:cs="Times New Roman"/>
-        </w:rPr>
-        <w:t>E1</w:t>
-      </w:r>
-      <w:r>
-        <w:rPr>
-          <w:rFonts w:hint="eastAsia" w:ascii="Times New Roman" w:hAnsi="Times New Roman" w:eastAsia="FangSong" w:cs="Times New Roman"/>
-        </w:rPr>
-        <w:t>都经历同一碳正离子中间体</w:t>
-      </w:r>
-      <w:r>
-        <w:rPr>
-          <w:rFonts w:ascii="Times New Roman" w:hAnsi="Times New Roman" w:eastAsia="Times New Roman" w:cs="Times New Roman"/>
-        </w:rPr>
-        <w:t xml:space="preserve"> → </w:t>
-      </w:r>
-      <w:r>
-        <w:rPr>
-          <w:rFonts w:hint="eastAsia" w:ascii="Times New Roman" w:hAnsi="Times New Roman" w:eastAsia="FangSong" w:cs="Times New Roman"/>
-        </w:rPr>
-        <w:t xml:space="preserve">总是共存</w:t>
+        <w:t xml:space="preserve">| </w:t>
+      </w:r>
+      <w:r>
+        <w:rPr>
+          <w:rFonts w:hint="eastAsia" w:ascii="Times New Roman" w:hAnsi="Times New Roman" w:eastAsia="FangSong" w:cs="Times New Roman"/>
+        </w:rPr>
+        <w:t xml:space="preserve">条件</w:t>
+      </w:r>
+      <w:r>
+        <w:rPr>
+          <w:rFonts w:ascii="Times New Roman" w:hAnsi="Times New Roman" w:eastAsia="Times New Roman" w:cs="Times New Roman"/>
+        </w:rPr>
+        <w:t xml:space="preserve"> | </w:t>
+      </w:r>
+      <w:r>
+        <w:rPr>
+          <w:rFonts w:hint="eastAsia" w:ascii="Times New Roman" w:hAnsi="Times New Roman" w:eastAsia="Times New Roman" w:cs="Times New Roman"/>
+        </w:rPr>
+        <w:t>SN2</w:t>
+      </w:r>
+      <w:r>
+        <w:rPr>
+          <w:rFonts w:hint="eastAsia" w:ascii="Times New Roman" w:hAnsi="Times New Roman" w:eastAsia="FangSong" w:cs="Times New Roman"/>
+        </w:rPr>
+        <w:t>主导</w:t>
+      </w:r>
+      <w:r>
+        <w:rPr>
+          <w:rFonts w:ascii="Times New Roman" w:hAnsi="Times New Roman" w:eastAsia="Times New Roman" w:cs="Times New Roman"/>
+        </w:rPr>
+        <w:t xml:space="preserve"> | </w:t>
+      </w:r>
+      <w:r>
+        <w:rPr>
+          <w:rFonts w:hint="eastAsia" w:ascii="Times New Roman" w:hAnsi="Times New Roman" w:eastAsia="Times New Roman" w:cs="Times New Roman"/>
+        </w:rPr>
+        <w:t>E2</w:t>
+      </w:r>
+      <w:r>
+        <w:rPr>
+          <w:rFonts w:hint="eastAsia" w:ascii="Times New Roman" w:hAnsi="Times New Roman" w:eastAsia="FangSong" w:cs="Times New Roman"/>
+        </w:rPr>
+        <w:t>主导</w:t>
+      </w:r>
+      <w:r>
+        <w:rPr>
+          <w:rFonts w:ascii="Times New Roman" w:hAnsi="Times New Roman" w:eastAsia="Times New Roman" w:cs="Times New Roman"/>
+        </w:rPr>
+        <w:t xml:space="preserve"> |</w:t>
       </w:r>
       <w:r>
         <w:rPr>
@@ -13918,49 +14148,7 @@
         <w:rPr>
           <w:rFonts w:ascii="Times New Roman" w:hAnsi="Times New Roman" w:eastAsia="Times New Roman" w:cs="Times New Roman"/>
         </w:rPr>
-        <w:t xml:space="preserve">- </w:t>
-      </w:r>
-      <w:r>
-        <w:rPr>
-          <w:rFonts w:hint="eastAsia" w:ascii="Times New Roman" w:hAnsi="Times New Roman" w:eastAsia="FangSong" w:cs="Times New Roman"/>
-        </w:rPr>
-        <w:t xml:space="preserve">提高温度</w:t>
-      </w:r>
-      <w:r>
-        <w:rPr>
-          <w:rFonts w:ascii="Times New Roman" w:hAnsi="Times New Roman" w:eastAsia="Times New Roman" w:cs="Times New Roman"/>
-        </w:rPr>
-        <w:t xml:space="preserve"> → </w:t>
-      </w:r>
-      <w:r>
-        <w:rPr>
-          <w:rFonts w:hint="eastAsia" w:ascii="Times New Roman" w:hAnsi="Times New Roman" w:eastAsia="Times New Roman" w:cs="Times New Roman"/>
-        </w:rPr>
-        <w:t>E1</w:t>
-      </w:r>
-      <w:r>
-        <w:rPr>
-          <w:rFonts w:hint="eastAsia" w:ascii="Times New Roman" w:hAnsi="Times New Roman" w:eastAsia="FangSong" w:cs="Times New Roman"/>
-        </w:rPr>
-        <w:t>占比增加</w:t>
-      </w:r>
-      <w:r>
-        <w:rPr>
-          <w:rFonts w:hint="eastAsia" w:ascii="Times New Roman" w:hAnsi="Times New Roman" w:eastAsia="Times New Roman" w:cs="Times New Roman"/>
-        </w:rPr>
-        <w:t>（</w:t>
-      </w:r>
-      <w:r>
-        <w:rPr>
-          <w:rFonts w:hint="eastAsia" w:ascii="Times New Roman" w:hAnsi="Times New Roman" w:eastAsia="FangSong" w:cs="Times New Roman"/>
-        </w:rPr>
-        <w:t>消除的活化熵更大</w:t>
-      </w:r>
-      <w:r>
-        <w:rPr>
-          <w:rFonts w:hint="eastAsia" w:ascii="Times New Roman" w:hAnsi="Times New Roman" w:eastAsia="Times New Roman" w:cs="Times New Roman"/>
-        </w:rPr>
-        <w:t>）</w:t>
+        <w:t xml:space="preserve">|:—|:—|:—|</w:t>
       </w:r>
       <w:r>
         <w:rPr>
@@ -13972,7 +14160,31 @@
         <w:rPr>
           <w:rFonts w:ascii="Times New Roman" w:hAnsi="Times New Roman" w:eastAsia="Times New Roman" w:cs="Times New Roman"/>
         </w:rPr>
-        <w:t xml:space="preserve">- </w:t>
+        <w:t xml:space="preserve">| </w:t>
+      </w:r>
+      <w:r>
+        <w:rPr>
+          <w:rFonts w:hint="eastAsia" w:ascii="Times New Roman" w:hAnsi="Times New Roman" w:eastAsia="FangSong" w:cs="Times New Roman"/>
+        </w:rPr>
+        <w:t>亲核</w:t>
+      </w:r>
+      <w:r>
+        <w:rPr>
+          <w:rFonts w:hint="eastAsia" w:ascii="Times New Roman" w:hAnsi="Times New Roman" w:eastAsia="Times New Roman" w:cs="Times New Roman"/>
+        </w:rPr>
+        <w:t>/</w:t>
+      </w:r>
+      <w:r>
+        <w:rPr>
+          <w:rFonts w:hint="eastAsia" w:ascii="Times New Roman" w:hAnsi="Times New Roman" w:eastAsia="FangSong" w:cs="Times New Roman"/>
+        </w:rPr>
+        <w:t>碱的种类</w:t>
+      </w:r>
+      <w:r>
+        <w:rPr>
+          <w:rFonts w:ascii="Times New Roman" w:hAnsi="Times New Roman" w:eastAsia="Times New Roman" w:cs="Times New Roman"/>
+        </w:rPr>
+        <w:t xml:space="preserve"> | </w:t>
       </w:r>
       <w:r>
         <w:rPr>
@@ -13984,50 +14196,197 @@
         <w:rPr>
           <w:rFonts w:hint="eastAsia" w:ascii="Times New Roman" w:hAnsi="Times New Roman" w:eastAsia="Times New Roman" w:cs="Times New Roman"/>
         </w:rPr>
-        <w:t>(H</w:t>
-      </w:r>
-      <w:r>
-        <w:rPr>
-          <w:rFonts w:hint="eastAsia" w:ascii="Times New Roman" w:hAnsi="Times New Roman" w:eastAsia="Times New Roman" w:cs="Times New Roman"/>
-          <w:vertAlign w:val="subscript"/>
-        </w:rPr>
-        <w:t>2</w:t>
-      </w:r>
-      <w:r>
-        <w:rPr>
-          <w:rFonts w:hint="eastAsia" w:ascii="Times New Roman" w:hAnsi="Times New Roman" w:eastAsia="Times New Roman" w:cs="Times New Roman"/>
-        </w:rPr>
-        <w:t>O/ROH)</w:t>
-      </w:r>
-      <w:r>
-        <w:rPr>
-          <w:rFonts w:ascii="Times New Roman" w:hAnsi="Times New Roman" w:eastAsia="Times New Roman" w:cs="Times New Roman"/>
-        </w:rPr>
-        <w:t xml:space="preserve"> → </w:t>
-      </w:r>
-      <w:r>
-        <w:rPr>
-          <w:rFonts w:hint="eastAsia" w:ascii="Times New Roman" w:hAnsi="Times New Roman" w:eastAsia="Times New Roman" w:cs="Times New Roman"/>
-        </w:rPr>
-        <w:t>SN1</w:t>
-      </w:r>
-      <w:r>
-        <w:rPr>
-          <w:rFonts w:hint="eastAsia" w:ascii="Times New Roman" w:hAnsi="Times New Roman" w:eastAsia="FangSong" w:cs="Times New Roman"/>
-        </w:rPr>
-        <w:t>主导</w:t>
-      </w:r>
-      <w:r>
-        <w:rPr>
-          <w:rFonts w:hint="eastAsia" w:ascii="Times New Roman" w:hAnsi="Times New Roman" w:eastAsia="Times New Roman" w:cs="Times New Roman"/>
-        </w:rPr>
-        <w:t>；</w:t>
-      </w:r>
-      <w:r>
-        <w:rPr>
-          <w:rFonts w:hint="eastAsia" w:ascii="Times New Roman" w:hAnsi="Times New Roman" w:eastAsia="FangSong" w:cs="Times New Roman"/>
-        </w:rPr>
-        <w:t>弱亲核试剂</w:t>
+        <w:t>(RS</w:t>
+      </w:r>
+      <w:r>
+        <w:rPr>
+          <w:rFonts w:hint="eastAsia" w:ascii="Times New Roman" w:hAnsi="Times New Roman" w:eastAsia="Times New Roman" w:cs="Times New Roman"/>
+          <w:vertAlign w:val="superscript"/>
+        </w:rPr>
+        <w:t>-</w:t>
+      </w:r>
+      <w:r>
+        <w:rPr>
+          <w:rFonts w:hint="eastAsia" w:ascii="Times New Roman" w:hAnsi="Times New Roman" w:eastAsia="Times New Roman" w:cs="Times New Roman"/>
+        </w:rPr>
+        <w:t>/I</w:t>
+      </w:r>
+      <w:r>
+        <w:rPr>
+          <w:rFonts w:hint="eastAsia" w:ascii="Times New Roman" w:hAnsi="Times New Roman" w:eastAsia="Times New Roman" w:cs="Times New Roman"/>
+          <w:vertAlign w:val="superscript"/>
+        </w:rPr>
+        <w:t>-</w:t>
+      </w:r>
+      <w:r>
+        <w:rPr>
+          <w:rFonts w:hint="eastAsia" w:ascii="Times New Roman" w:hAnsi="Times New Roman" w:eastAsia="Times New Roman" w:cs="Times New Roman"/>
+        </w:rPr>
+        <w:t>/CN</w:t>
+      </w:r>
+      <w:r>
+        <w:rPr>
+          <w:rFonts w:hint="eastAsia" w:ascii="Times New Roman" w:hAnsi="Times New Roman" w:eastAsia="Times New Roman" w:cs="Times New Roman"/>
+          <w:vertAlign w:val="superscript"/>
+        </w:rPr>
+        <w:t>-</w:t>
+      </w:r>
+      <w:r>
+        <w:rPr>
+          <w:rFonts w:hint="eastAsia" w:ascii="Times New Roman" w:hAnsi="Times New Roman" w:eastAsia="Times New Roman" w:cs="Times New Roman"/>
+        </w:rPr>
+        <w:t>)</w:t>
+      </w:r>
+      <w:r>
+        <w:rPr>
+          <w:rFonts w:ascii="Times New Roman" w:hAnsi="Times New Roman" w:eastAsia="Times New Roman" w:cs="Times New Roman"/>
+        </w:rPr>
+        <w:t xml:space="preserve"> | </w:t>
+      </w:r>
+      <w:r>
+        <w:rPr>
+          <w:rFonts w:hint="eastAsia" w:ascii="Times New Roman" w:hAnsi="Times New Roman" w:eastAsia="FangSong" w:cs="Times New Roman"/>
+        </w:rPr>
+        <w:t>强碱但弱亲核</w:t>
+      </w:r>
+      <w:r>
+        <w:rPr>
+          <w:rFonts w:hint="eastAsia" w:ascii="Times New Roman" w:hAnsi="Times New Roman" w:eastAsia="Times New Roman" w:cs="Times New Roman"/>
+        </w:rPr>
+        <w:t>(t-BuOK</w:t>
+      </w:r>
+      <w:r>
+        <w:rPr>
+          <w:rFonts w:hint="eastAsia" w:ascii="Times New Roman" w:hAnsi="Times New Roman" w:eastAsia="Times New Roman" w:cs="Times New Roman"/>
+          <w:vertAlign w:val="superscript"/>
+        </w:rPr>
+        <w:t>-</w:t>
+      </w:r>
+      <w:r>
+        <w:rPr>
+          <w:rFonts w:hint="eastAsia" w:ascii="Times New Roman" w:hAnsi="Times New Roman" w:eastAsia="Times New Roman" w:cs="Times New Roman"/>
+        </w:rPr>
+        <w:t>/LDA)</w:t>
+      </w:r>
+      <w:r>
+        <w:rPr>
+          <w:rFonts w:ascii="Times New Roman" w:hAnsi="Times New Roman" w:eastAsia="Times New Roman" w:cs="Times New Roman"/>
+        </w:rPr>
+        <w:t xml:space="preserve"> |</w:t>
+      </w:r>
+      <w:r>
+        <w:rPr>
+          <w:rFonts w:ascii="Times New Roman" w:hAnsi="Times New Roman" w:eastAsia="Times New Roman" w:cs="Times New Roman"/>
+        </w:rPr>
+        <w:t xml:space="preserve"> </w:t>
+      </w:r>
+      <w:r>
+        <w:rPr>
+          <w:rFonts w:ascii="Times New Roman" w:hAnsi="Times New Roman" w:eastAsia="Times New Roman" w:cs="Times New Roman"/>
+        </w:rPr>
+        <w:t xml:space="preserve">| </w:t>
+      </w:r>
+      <w:r>
+        <w:rPr>
+          <w:rFonts w:hint="eastAsia" w:ascii="Times New Roman" w:hAnsi="Times New Roman" w:eastAsia="FangSong" w:cs="Times New Roman"/>
+        </w:rPr>
+        <w:t xml:space="preserve">温度</w:t>
+      </w:r>
+      <w:r>
+        <w:rPr>
+          <w:rFonts w:ascii="Times New Roman" w:hAnsi="Times New Roman" w:eastAsia="Times New Roman" w:cs="Times New Roman"/>
+        </w:rPr>
+        <w:t xml:space="preserve"> | </w:t>
+      </w:r>
+      <w:r>
+        <w:rPr>
+          <w:rFonts w:hint="eastAsia" w:ascii="Times New Roman" w:hAnsi="Times New Roman" w:eastAsia="FangSong" w:cs="Times New Roman"/>
+        </w:rPr>
+        <w:t xml:space="preserve">较低</w:t>
+      </w:r>
+      <w:r>
+        <w:rPr>
+          <w:rFonts w:ascii="Times New Roman" w:hAnsi="Times New Roman" w:eastAsia="Times New Roman" w:cs="Times New Roman"/>
+        </w:rPr>
+        <w:t xml:space="preserve"> | </w:t>
+      </w:r>
+      <w:r>
+        <w:rPr>
+          <w:rFonts w:hint="eastAsia" w:ascii="Times New Roman" w:hAnsi="Times New Roman" w:eastAsia="FangSong" w:cs="Times New Roman"/>
+        </w:rPr>
+        <w:t xml:space="preserve">较高</w:t>
+      </w:r>
+      <w:r>
+        <w:rPr>
+          <w:rFonts w:ascii="Times New Roman" w:hAnsi="Times New Roman" w:eastAsia="Times New Roman" w:cs="Times New Roman"/>
+        </w:rPr>
+        <w:t xml:space="preserve"> |</w:t>
+      </w:r>
+      <w:r>
+        <w:rPr>
+          <w:rFonts w:ascii="Times New Roman" w:hAnsi="Times New Roman" w:eastAsia="Times New Roman" w:cs="Times New Roman"/>
+        </w:rPr>
+        <w:t xml:space="preserve"> </w:t>
+      </w:r>
+      <w:r>
+        <w:rPr>
+          <w:rFonts w:ascii="Times New Roman" w:hAnsi="Times New Roman" w:eastAsia="Times New Roman" w:cs="Times New Roman"/>
+        </w:rPr>
+        <w:t xml:space="preserve">| </w:t>
+      </w:r>
+      <w:r>
+        <w:rPr>
+          <w:rFonts w:hint="eastAsia" w:ascii="Times New Roman" w:hAnsi="Times New Roman" w:eastAsia="FangSong" w:cs="Times New Roman"/>
+        </w:rPr>
+        <w:t xml:space="preserve">底物</w:t>
+      </w:r>
+      <w:r>
+        <w:rPr>
+          <w:rFonts w:ascii="Times New Roman" w:hAnsi="Times New Roman" w:eastAsia="Times New Roman" w:cs="Times New Roman"/>
+        </w:rPr>
+        <w:t xml:space="preserve"> | </w:t>
+      </w:r>
+      <w:r>
+        <w:rPr>
+          <w:rFonts w:hint="eastAsia" w:ascii="Times New Roman" w:hAnsi="Times New Roman" w:eastAsia="Times New Roman" w:cs="Times New Roman"/>
+        </w:rPr>
+        <w:t>1°(</w:t>
+      </w:r>
+      <w:r>
+        <w:rPr>
+          <w:rFonts w:hint="eastAsia" w:ascii="Times New Roman" w:hAnsi="Times New Roman" w:eastAsia="FangSong" w:cs="Times New Roman"/>
+        </w:rPr>
+        <w:t>伯</w:t>
+      </w:r>
+      <w:r>
+        <w:rPr>
+          <w:rFonts w:hint="eastAsia" w:ascii="Times New Roman" w:hAnsi="Times New Roman" w:eastAsia="Times New Roman" w:cs="Times New Roman"/>
+        </w:rPr>
+        <w:t>)</w:t>
+      </w:r>
+      <w:r>
+        <w:rPr>
+          <w:rFonts w:hint="eastAsia" w:ascii="Times New Roman" w:hAnsi="Times New Roman" w:eastAsia="FangSong" w:cs="Times New Roman"/>
+        </w:rPr>
+        <w:t>卤代烃</w:t>
+      </w:r>
+      <w:r>
+        <w:rPr>
+          <w:rFonts w:ascii="Times New Roman" w:hAnsi="Times New Roman" w:eastAsia="Times New Roman" w:cs="Times New Roman"/>
+        </w:rPr>
+        <w:t xml:space="preserve"> | </w:t>
+      </w:r>
+      <w:r>
+        <w:rPr>
+          <w:rFonts w:hint="eastAsia" w:ascii="Times New Roman" w:hAnsi="Times New Roman" w:eastAsia="Times New Roman" w:cs="Times New Roman"/>
+        </w:rPr>
+        <w:t>2°/3°(</w:t>
+      </w:r>
+      <w:r>
+        <w:rPr>
+          <w:rFonts w:hint="eastAsia" w:ascii="Times New Roman" w:hAnsi="Times New Roman" w:eastAsia="FangSong" w:cs="Times New Roman"/>
+        </w:rPr>
+        <w:t>仲</w:t>
       </w:r>
       <w:r>
         <w:rPr>
@@ -14039,134 +14398,165 @@
         <w:rPr>
           <w:rFonts w:hint="eastAsia" w:ascii="Times New Roman" w:hAnsi="Times New Roman" w:eastAsia="FangSong" w:cs="Times New Roman"/>
         </w:rPr>
-        <w:t>高温</w:t>
-      </w:r>
-      <w:r>
-        <w:rPr>
-          <w:rFonts w:ascii="Times New Roman" w:hAnsi="Times New Roman" w:eastAsia="Times New Roman" w:cs="Times New Roman"/>
-        </w:rPr>
-        <w:t xml:space="preserve"> → </w:t>
-      </w:r>
-      <w:r>
-        <w:rPr>
-          <w:rFonts w:hint="eastAsia" w:ascii="Times New Roman" w:hAnsi="Times New Roman" w:eastAsia="Times New Roman" w:cs="Times New Roman"/>
-        </w:rPr>
-        <w:t>E1</w:t>
-      </w:r>
-      <w:r>
-        <w:rPr>
-          <w:rFonts w:hint="eastAsia" w:ascii="Times New Roman" w:hAnsi="Times New Roman" w:eastAsia="FangSong" w:cs="Times New Roman"/>
-        </w:rPr>
-        <w:t>主导</w:t>
+        <w:t>叔</w:t>
+      </w:r>
+      <w:r>
+        <w:rPr>
+          <w:rFonts w:hint="eastAsia" w:ascii="Times New Roman" w:hAnsi="Times New Roman" w:eastAsia="Times New Roman" w:cs="Times New Roman"/>
+        </w:rPr>
+        <w:t>)</w:t>
+      </w:r>
+      <w:r>
+        <w:rPr>
+          <w:rFonts w:hint="eastAsia" w:ascii="Times New Roman" w:hAnsi="Times New Roman" w:eastAsia="FangSong" w:cs="Times New Roman"/>
+        </w:rPr>
+        <w:t>卤代烃</w:t>
+      </w:r>
+      <w:r>
+        <w:rPr>
+          <w:rFonts w:ascii="Times New Roman" w:hAnsi="Times New Roman" w:eastAsia="Times New Roman" w:cs="Times New Roman"/>
+        </w:rPr>
+        <w:t xml:space="preserve"> |</w:t>
+      </w:r>
+      <w:r>
+        <w:rPr>
+          <w:rFonts w:ascii="Times New Roman" w:hAnsi="Times New Roman" w:eastAsia="Times New Roman" w:cs="Times New Roman"/>
+        </w:rPr>
+        <w:t xml:space="preserve"> </w:t>
+      </w:r>
+      <w:r>
+        <w:rPr>
+          <w:rFonts w:ascii="Times New Roman" w:hAnsi="Times New Roman" w:eastAsia="Times New Roman" w:cs="Times New Roman"/>
+        </w:rPr>
+        <w:t xml:space="preserve">| </w:t>
+      </w:r>
+      <w:r>
+        <w:rPr>
+          <w:rFonts w:hint="eastAsia" w:ascii="Times New Roman" w:hAnsi="Times New Roman" w:eastAsia="FangSong" w:cs="Times New Roman"/>
+        </w:rPr>
+        <w:t xml:space="preserve">位阻</w:t>
+      </w:r>
+      <w:r>
+        <w:rPr>
+          <w:rFonts w:ascii="Times New Roman" w:hAnsi="Times New Roman" w:eastAsia="Times New Roman" w:cs="Times New Roman"/>
+        </w:rPr>
+        <w:t xml:space="preserve"> | </w:t>
+      </w:r>
+      <w:r>
+        <w:rPr>
+          <w:rFonts w:hint="eastAsia" w:ascii="Times New Roman" w:hAnsi="Times New Roman" w:eastAsia="FangSong" w:cs="Times New Roman"/>
+        </w:rPr>
+        <w:t xml:space="preserve">小位阻</w:t>
+      </w:r>
+      <w:r>
+        <w:rPr>
+          <w:rFonts w:ascii="Times New Roman" w:hAnsi="Times New Roman" w:eastAsia="Times New Roman" w:cs="Times New Roman"/>
+        </w:rPr>
+        <w:t xml:space="preserve"> | </w:t>
+      </w:r>
+      <w:r>
+        <w:rPr>
+          <w:rFonts w:hint="eastAsia" w:ascii="Times New Roman" w:hAnsi="Times New Roman" w:eastAsia="FangSong" w:cs="Times New Roman"/>
+        </w:rPr>
+        <w:t xml:space="preserve">大位阻</w:t>
+      </w:r>
+      <w:r>
+        <w:rPr>
+          <w:rFonts w:ascii="Times New Roman" w:hAnsi="Times New Roman" w:eastAsia="Times New Roman" w:cs="Times New Roman"/>
+        </w:rPr>
+        <w:t xml:space="preserve"> |</w:t>
       </w:r>
     </w:p>
     <w:p>
       <w:pPr>
-        <w:pStyle w:val="BodyText"/>
+        <w:pStyle w:val="BlockText"/>
       </w:pPr>
       <w:r>
         <w:rPr>
-          <w:rFonts w:ascii="Times New Roman" w:hAnsi="Times New Roman" w:eastAsia="Times New Roman" w:cs="Times New Roman"/>
-          <w:b/>
-          <w:bCs/>
-        </w:rPr>
-        <w:t xml:space="preserve">SN2 vs E2</w:t>
-      </w:r>
-      <w:r>
-        <w:rPr>
-          <w:rFonts w:hint="eastAsia" w:ascii="Times New Roman" w:hAnsi="Times New Roman" w:eastAsia="Times New Roman" w:cs="Times New Roman"/>
-        </w:rPr>
-        <w:t xml:space="preserve">：</w:t>
-      </w:r>
-      <w:r>
-        <w:rPr>
-          <w:rFonts w:ascii="Times New Roman" w:hAnsi="Times New Roman" w:eastAsia="Times New Roman" w:cs="Times New Roman"/>
-        </w:rPr>
-        <w:t xml:space="preserve"> </w:t>
-      </w:r>
-      <w:r>
-        <w:rPr>
-          <w:rFonts w:ascii="Times New Roman" w:hAnsi="Times New Roman" w:eastAsia="Times New Roman" w:cs="Times New Roman"/>
-        </w:rPr>
-        <w:t xml:space="preserve">| </w:t>
-      </w:r>
-      <w:r>
-        <w:rPr>
-          <w:rFonts w:hint="eastAsia" w:ascii="Times New Roman" w:hAnsi="Times New Roman" w:eastAsia="FangSong" w:cs="Times New Roman"/>
-        </w:rPr>
-        <w:t xml:space="preserve">条件</w:t>
-      </w:r>
-      <w:r>
-        <w:rPr>
-          <w:rFonts w:ascii="Times New Roman" w:hAnsi="Times New Roman" w:eastAsia="Times New Roman" w:cs="Times New Roman"/>
-        </w:rPr>
-        <w:t xml:space="preserve"> | </w:t>
-      </w:r>
-      <w:r>
-        <w:rPr>
-          <w:rFonts w:hint="eastAsia" w:ascii="Times New Roman" w:hAnsi="Times New Roman" w:eastAsia="Times New Roman" w:cs="Times New Roman"/>
-        </w:rPr>
-        <w:t>SN2</w:t>
-      </w:r>
-      <w:r>
-        <w:rPr>
-          <w:rFonts w:hint="eastAsia" w:ascii="Times New Roman" w:hAnsi="Times New Roman" w:eastAsia="FangSong" w:cs="Times New Roman"/>
-        </w:rPr>
-        <w:t>主导</w:t>
-      </w:r>
-      <w:r>
-        <w:rPr>
-          <w:rFonts w:ascii="Times New Roman" w:hAnsi="Times New Roman" w:eastAsia="Times New Roman" w:cs="Times New Roman"/>
-        </w:rPr>
-        <w:t xml:space="preserve"> | </w:t>
-      </w:r>
-      <w:r>
-        <w:rPr>
-          <w:rFonts w:hint="eastAsia" w:ascii="Times New Roman" w:hAnsi="Times New Roman" w:eastAsia="Times New Roman" w:cs="Times New Roman"/>
-        </w:rPr>
-        <w:t>E2</w:t>
-      </w:r>
-      <w:r>
-        <w:rPr>
-          <w:rFonts w:hint="eastAsia" w:ascii="Times New Roman" w:hAnsi="Times New Roman" w:eastAsia="FangSong" w:cs="Times New Roman"/>
-        </w:rPr>
-        <w:t>主导</w:t>
-      </w:r>
-      <w:r>
-        <w:rPr>
-          <w:rFonts w:ascii="Times New Roman" w:hAnsi="Times New Roman" w:eastAsia="Times New Roman" w:cs="Times New Roman"/>
-        </w:rPr>
-        <w:t xml:space="preserve"> |</w:t>
-      </w:r>
-      <w:r>
-        <w:rPr>
-          <w:rFonts w:ascii="Times New Roman" w:hAnsi="Times New Roman" w:eastAsia="Times New Roman" w:cs="Times New Roman"/>
-        </w:rPr>
-        <w:t xml:space="preserve"> </w:t>
-      </w:r>
-      <w:r>
-        <w:rPr>
-          <w:rFonts w:ascii="Times New Roman" w:hAnsi="Times New Roman" w:eastAsia="Times New Roman" w:cs="Times New Roman"/>
-        </w:rPr>
-        <w:t xml:space="preserve">|:—|:—|:—|</w:t>
-      </w:r>
-      <w:r>
-        <w:rPr>
-          <w:rFonts w:ascii="Times New Roman" w:hAnsi="Times New Roman" w:eastAsia="Times New Roman" w:cs="Times New Roman"/>
-        </w:rPr>
-        <w:t xml:space="preserve"> </w:t>
-      </w:r>
-      <w:r>
-        <w:rPr>
-          <w:rFonts w:ascii="Times New Roman" w:hAnsi="Times New Roman" w:eastAsia="Times New Roman" w:cs="Times New Roman"/>
-        </w:rPr>
-        <w:t xml:space="preserve">| </w:t>
-      </w:r>
-      <w:r>
-        <w:rPr>
-          <w:rFonts w:hint="eastAsia" w:ascii="Times New Roman" w:hAnsi="Times New Roman" w:eastAsia="FangSong" w:cs="Times New Roman"/>
-        </w:rPr>
-        <w:t>亲核</w:t>
+          <w:rFonts w:hint="eastAsia" w:ascii="Times New Roman" w:hAnsi="Times New Roman" w:eastAsia="FangSong" w:cs="Times New Roman"/>
+          <w:b/>
+          <w:bCs/>
+        </w:rPr>
+        <w:t xml:space="preserve">竞赛综合判断</w:t>
+      </w:r>
+      <w:r>
+        <w:rPr>
+          <w:rFonts w:hint="eastAsia" w:ascii="Times New Roman" w:hAnsi="Times New Roman" w:eastAsia="Times New Roman" w:cs="Times New Roman"/>
+        </w:rPr>
+        <w:t>：</w:t>
+      </w:r>
+      <w:r>
+        <w:rPr>
+          <w:rFonts w:hint="eastAsia" w:ascii="Times New Roman" w:hAnsi="Times New Roman" w:eastAsia="FangSong" w:cs="Times New Roman"/>
+        </w:rPr>
+        <w:t>伯卤代烃</w:t>
+      </w:r>
+      <w:r>
+        <w:rPr>
+          <w:rFonts w:ascii="Times New Roman" w:hAnsi="Times New Roman" w:eastAsia="Times New Roman" w:cs="Times New Roman"/>
+        </w:rPr>
+        <w:t xml:space="preserve"> + </w:t>
+      </w:r>
+      <w:r>
+        <w:rPr>
+          <w:rFonts w:hint="eastAsia" w:ascii="Times New Roman" w:hAnsi="Times New Roman" w:eastAsia="FangSong" w:cs="Times New Roman"/>
+        </w:rPr>
+        <w:t xml:space="preserve">强碱</w:t>
+      </w:r>
+      <w:r>
+        <w:rPr>
+          <w:rFonts w:ascii="Times New Roman" w:hAnsi="Times New Roman" w:eastAsia="Times New Roman" w:cs="Times New Roman"/>
+        </w:rPr>
+        <w:t xml:space="preserve"> → </w:t>
+      </w:r>
+      <w:r>
+        <w:rPr>
+          <w:rFonts w:hint="eastAsia" w:ascii="Times New Roman" w:hAnsi="Times New Roman" w:eastAsia="Times New Roman" w:cs="Times New Roman"/>
+        </w:rPr>
+        <w:t>SN2（</w:t>
+      </w:r>
+      <w:r>
+        <w:rPr>
+          <w:rFonts w:hint="eastAsia" w:ascii="Times New Roman" w:hAnsi="Times New Roman" w:eastAsia="FangSong" w:cs="Times New Roman"/>
+        </w:rPr>
+        <w:t>除非碱体积很大如</w:t>
+      </w:r>
+      <w:r>
+        <w:rPr>
+          <w:rFonts w:hint="eastAsia" w:ascii="Times New Roman" w:hAnsi="Times New Roman" w:eastAsia="Times New Roman" w:cs="Times New Roman"/>
+        </w:rPr>
+        <w:t>t-BuO</w:t>
+      </w:r>
+      <w:r>
+        <w:rPr>
+          <w:rFonts w:hint="eastAsia" w:ascii="Times New Roman" w:hAnsi="Times New Roman" w:eastAsia="Times New Roman" w:cs="Times New Roman"/>
+          <w:vertAlign w:val="superscript"/>
+        </w:rPr>
+        <w:t>-</w:t>
+      </w:r>
+      <w:r>
+        <w:rPr>
+          <w:rFonts w:hint="eastAsia" w:ascii="Times New Roman" w:hAnsi="Times New Roman" w:eastAsia="Times New Roman" w:cs="Times New Roman"/>
+        </w:rPr>
+        <w:t>→E2）。</w:t>
+      </w:r>
+      <w:r>
+        <w:rPr>
+          <w:rFonts w:hint="eastAsia" w:ascii="Times New Roman" w:hAnsi="Times New Roman" w:eastAsia="FangSong" w:cs="Times New Roman"/>
+        </w:rPr>
+        <w:t>叔卤代烃</w:t>
+      </w:r>
+      <w:r>
+        <w:rPr>
+          <w:rFonts w:ascii="Times New Roman" w:hAnsi="Times New Roman" w:eastAsia="Times New Roman" w:cs="Times New Roman"/>
+        </w:rPr>
+        <w:t xml:space="preserve"> + </w:t>
+      </w:r>
+      <w:r>
+        <w:rPr>
+          <w:rFonts w:hint="eastAsia" w:ascii="Times New Roman" w:hAnsi="Times New Roman" w:eastAsia="FangSong" w:cs="Times New Roman"/>
+        </w:rPr>
+        <w:t>强</w:t>
       </w:r>
       <w:r>
         <w:rPr>
@@ -14178,456 +14568,66 @@
         <w:rPr>
           <w:rFonts w:hint="eastAsia" w:ascii="Times New Roman" w:hAnsi="Times New Roman" w:eastAsia="FangSong" w:cs="Times New Roman"/>
         </w:rPr>
-        <w:t>碱的种类</w:t>
-      </w:r>
-      <w:r>
-        <w:rPr>
-          <w:rFonts w:ascii="Times New Roman" w:hAnsi="Times New Roman" w:eastAsia="Times New Roman" w:cs="Times New Roman"/>
-        </w:rPr>
-        <w:t xml:space="preserve"> | </w:t>
-      </w:r>
-      <w:r>
-        <w:rPr>
-          <w:rFonts w:hint="eastAsia" w:ascii="Times New Roman" w:hAnsi="Times New Roman" w:eastAsia="FangSong" w:cs="Times New Roman"/>
-        </w:rPr>
-        <w:t>强亲核试剂</w:t>
-      </w:r>
-      <w:r>
-        <w:rPr>
-          <w:rFonts w:hint="eastAsia" w:ascii="Times New Roman" w:hAnsi="Times New Roman" w:eastAsia="Times New Roman" w:cs="Times New Roman"/>
-        </w:rPr>
-        <w:t>(RS</w:t>
-      </w:r>
-      <w:r>
-        <w:rPr>
-          <w:rFonts w:hint="eastAsia" w:ascii="Times New Roman" w:hAnsi="Times New Roman" w:eastAsia="Times New Roman" w:cs="Times New Roman"/>
-          <w:vertAlign w:val="superscript"/>
-        </w:rPr>
-        <w:t>-</w:t>
-      </w:r>
-      <w:r>
-        <w:rPr>
-          <w:rFonts w:hint="eastAsia" w:ascii="Times New Roman" w:hAnsi="Times New Roman" w:eastAsia="Times New Roman" w:cs="Times New Roman"/>
-        </w:rPr>
-        <w:t>/I</w:t>
-      </w:r>
-      <w:r>
-        <w:rPr>
-          <w:rFonts w:hint="eastAsia" w:ascii="Times New Roman" w:hAnsi="Times New Roman" w:eastAsia="Times New Roman" w:cs="Times New Roman"/>
-          <w:vertAlign w:val="superscript"/>
-        </w:rPr>
-        <w:t>-</w:t>
-      </w:r>
-      <w:r>
-        <w:rPr>
-          <w:rFonts w:hint="eastAsia" w:ascii="Times New Roman" w:hAnsi="Times New Roman" w:eastAsia="Times New Roman" w:cs="Times New Roman"/>
-        </w:rPr>
-        <w:t>/CN</w:t>
-      </w:r>
-      <w:r>
-        <w:rPr>
-          <w:rFonts w:hint="eastAsia" w:ascii="Times New Roman" w:hAnsi="Times New Roman" w:eastAsia="Times New Roman" w:cs="Times New Roman"/>
-          <w:vertAlign w:val="superscript"/>
-        </w:rPr>
-        <w:t>-</w:t>
-      </w:r>
-      <w:r>
-        <w:rPr>
-          <w:rFonts w:hint="eastAsia" w:ascii="Times New Roman" w:hAnsi="Times New Roman" w:eastAsia="Times New Roman" w:cs="Times New Roman"/>
-        </w:rPr>
-        <w:t>)</w:t>
-      </w:r>
-      <w:r>
-        <w:rPr>
-          <w:rFonts w:ascii="Times New Roman" w:hAnsi="Times New Roman" w:eastAsia="Times New Roman" w:cs="Times New Roman"/>
-        </w:rPr>
-        <w:t xml:space="preserve"> | </w:t>
-      </w:r>
-      <w:r>
-        <w:rPr>
-          <w:rFonts w:hint="eastAsia" w:ascii="Times New Roman" w:hAnsi="Times New Roman" w:eastAsia="FangSong" w:cs="Times New Roman"/>
-        </w:rPr>
-        <w:t>强碱但弱亲核</w:t>
-      </w:r>
-      <w:r>
-        <w:rPr>
-          <w:rFonts w:hint="eastAsia" w:ascii="Times New Roman" w:hAnsi="Times New Roman" w:eastAsia="Times New Roman" w:cs="Times New Roman"/>
-        </w:rPr>
-        <w:t>(t-BuOK</w:t>
-      </w:r>
-      <w:r>
-        <w:rPr>
-          <w:rFonts w:hint="eastAsia" w:ascii="Times New Roman" w:hAnsi="Times New Roman" w:eastAsia="Times New Roman" w:cs="Times New Roman"/>
-          <w:vertAlign w:val="superscript"/>
-        </w:rPr>
-        <w:t>-</w:t>
-      </w:r>
-      <w:r>
-        <w:rPr>
-          <w:rFonts w:hint="eastAsia" w:ascii="Times New Roman" w:hAnsi="Times New Roman" w:eastAsia="Times New Roman" w:cs="Times New Roman"/>
-        </w:rPr>
-        <w:t>/LDA)</w:t>
-      </w:r>
-      <w:r>
-        <w:rPr>
-          <w:rFonts w:ascii="Times New Roman" w:hAnsi="Times New Roman" w:eastAsia="Times New Roman" w:cs="Times New Roman"/>
-        </w:rPr>
-        <w:t xml:space="preserve"> |</w:t>
-      </w:r>
-      <w:r>
-        <w:rPr>
-          <w:rFonts w:ascii="Times New Roman" w:hAnsi="Times New Roman" w:eastAsia="Times New Roman" w:cs="Times New Roman"/>
-        </w:rPr>
-        <w:t xml:space="preserve"> </w:t>
-      </w:r>
-      <w:r>
-        <w:rPr>
-          <w:rFonts w:ascii="Times New Roman" w:hAnsi="Times New Roman" w:eastAsia="Times New Roman" w:cs="Times New Roman"/>
-        </w:rPr>
-        <w:t xml:space="preserve">| </w:t>
-      </w:r>
-      <w:r>
-        <w:rPr>
-          <w:rFonts w:hint="eastAsia" w:ascii="Times New Roman" w:hAnsi="Times New Roman" w:eastAsia="FangSong" w:cs="Times New Roman"/>
-        </w:rPr>
-        <w:t xml:space="preserve">温度</w:t>
-      </w:r>
-      <w:r>
-        <w:rPr>
-          <w:rFonts w:ascii="Times New Roman" w:hAnsi="Times New Roman" w:eastAsia="Times New Roman" w:cs="Times New Roman"/>
-        </w:rPr>
-        <w:t xml:space="preserve"> | </w:t>
-      </w:r>
-      <w:r>
-        <w:rPr>
-          <w:rFonts w:hint="eastAsia" w:ascii="Times New Roman" w:hAnsi="Times New Roman" w:eastAsia="FangSong" w:cs="Times New Roman"/>
-        </w:rPr>
-        <w:t xml:space="preserve">较低</w:t>
-      </w:r>
-      <w:r>
-        <w:rPr>
-          <w:rFonts w:ascii="Times New Roman" w:hAnsi="Times New Roman" w:eastAsia="Times New Roman" w:cs="Times New Roman"/>
-        </w:rPr>
-        <w:t xml:space="preserve"> | </w:t>
-      </w:r>
-      <w:r>
-        <w:rPr>
-          <w:rFonts w:hint="eastAsia" w:ascii="Times New Roman" w:hAnsi="Times New Roman" w:eastAsia="FangSong" w:cs="Times New Roman"/>
-        </w:rPr>
-        <w:t xml:space="preserve">较高</w:t>
-      </w:r>
-      <w:r>
-        <w:rPr>
-          <w:rFonts w:ascii="Times New Roman" w:hAnsi="Times New Roman" w:eastAsia="Times New Roman" w:cs="Times New Roman"/>
-        </w:rPr>
-        <w:t xml:space="preserve"> |</w:t>
-      </w:r>
-      <w:r>
-        <w:rPr>
-          <w:rFonts w:ascii="Times New Roman" w:hAnsi="Times New Roman" w:eastAsia="Times New Roman" w:cs="Times New Roman"/>
-        </w:rPr>
-        <w:t xml:space="preserve"> </w:t>
-      </w:r>
-      <w:r>
-        <w:rPr>
-          <w:rFonts w:ascii="Times New Roman" w:hAnsi="Times New Roman" w:eastAsia="Times New Roman" w:cs="Times New Roman"/>
-        </w:rPr>
-        <w:t xml:space="preserve">| </w:t>
-      </w:r>
-      <w:r>
-        <w:rPr>
-          <w:rFonts w:hint="eastAsia" w:ascii="Times New Roman" w:hAnsi="Times New Roman" w:eastAsia="FangSong" w:cs="Times New Roman"/>
-        </w:rPr>
-        <w:t xml:space="preserve">底物</w:t>
-      </w:r>
-      <w:r>
-        <w:rPr>
-          <w:rFonts w:ascii="Times New Roman" w:hAnsi="Times New Roman" w:eastAsia="Times New Roman" w:cs="Times New Roman"/>
-        </w:rPr>
-        <w:t xml:space="preserve"> | </w:t>
-      </w:r>
-      <w:r>
-        <w:rPr>
-          <w:rFonts w:hint="eastAsia" w:ascii="Times New Roman" w:hAnsi="Times New Roman" w:eastAsia="Times New Roman" w:cs="Times New Roman"/>
-        </w:rPr>
-        <w:t>1°(</w:t>
-      </w:r>
-      <w:r>
-        <w:rPr>
-          <w:rFonts w:hint="eastAsia" w:ascii="Times New Roman" w:hAnsi="Times New Roman" w:eastAsia="FangSong" w:cs="Times New Roman"/>
-        </w:rPr>
-        <w:t>伯</w:t>
-      </w:r>
-      <w:r>
-        <w:rPr>
-          <w:rFonts w:hint="eastAsia" w:ascii="Times New Roman" w:hAnsi="Times New Roman" w:eastAsia="Times New Roman" w:cs="Times New Roman"/>
-        </w:rPr>
-        <w:t>)</w:t>
-      </w:r>
-      <w:r>
-        <w:rPr>
-          <w:rFonts w:hint="eastAsia" w:ascii="Times New Roman" w:hAnsi="Times New Roman" w:eastAsia="FangSong" w:cs="Times New Roman"/>
-        </w:rPr>
-        <w:t>卤代烃</w:t>
-      </w:r>
-      <w:r>
-        <w:rPr>
-          <w:rFonts w:ascii="Times New Roman" w:hAnsi="Times New Roman" w:eastAsia="Times New Roman" w:cs="Times New Roman"/>
-        </w:rPr>
-        <w:t xml:space="preserve"> | </w:t>
-      </w:r>
-      <w:r>
-        <w:rPr>
-          <w:rFonts w:hint="eastAsia" w:ascii="Times New Roman" w:hAnsi="Times New Roman" w:eastAsia="Times New Roman" w:cs="Times New Roman"/>
-        </w:rPr>
-        <w:t>2°/3°(</w:t>
-      </w:r>
-      <w:r>
-        <w:rPr>
-          <w:rFonts w:hint="eastAsia" w:ascii="Times New Roman" w:hAnsi="Times New Roman" w:eastAsia="FangSong" w:cs="Times New Roman"/>
-        </w:rPr>
-        <w:t>仲</w:t>
-      </w:r>
-      <w:r>
-        <w:rPr>
-          <w:rFonts w:hint="eastAsia" w:ascii="Times New Roman" w:hAnsi="Times New Roman" w:eastAsia="Times New Roman" w:cs="Times New Roman"/>
-        </w:rPr>
-        <w:t>/</w:t>
-      </w:r>
-      <w:r>
-        <w:rPr>
-          <w:rFonts w:hint="eastAsia" w:ascii="Times New Roman" w:hAnsi="Times New Roman" w:eastAsia="FangSong" w:cs="Times New Roman"/>
-        </w:rPr>
-        <w:t>叔</w:t>
-      </w:r>
-      <w:r>
-        <w:rPr>
-          <w:rFonts w:hint="eastAsia" w:ascii="Times New Roman" w:hAnsi="Times New Roman" w:eastAsia="Times New Roman" w:cs="Times New Roman"/>
-        </w:rPr>
-        <w:t>)</w:t>
-      </w:r>
-      <w:r>
-        <w:rPr>
-          <w:rFonts w:hint="eastAsia" w:ascii="Times New Roman" w:hAnsi="Times New Roman" w:eastAsia="FangSong" w:cs="Times New Roman"/>
-        </w:rPr>
-        <w:t>卤代烃</w:t>
-      </w:r>
-      <w:r>
-        <w:rPr>
-          <w:rFonts w:ascii="Times New Roman" w:hAnsi="Times New Roman" w:eastAsia="Times New Roman" w:cs="Times New Roman"/>
-        </w:rPr>
-        <w:t xml:space="preserve"> |</w:t>
-      </w:r>
-      <w:r>
-        <w:rPr>
-          <w:rFonts w:ascii="Times New Roman" w:hAnsi="Times New Roman" w:eastAsia="Times New Roman" w:cs="Times New Roman"/>
-        </w:rPr>
-        <w:t xml:space="preserve"> </w:t>
-      </w:r>
-      <w:r>
-        <w:rPr>
-          <w:rFonts w:ascii="Times New Roman" w:hAnsi="Times New Roman" w:eastAsia="Times New Roman" w:cs="Times New Roman"/>
-        </w:rPr>
-        <w:t xml:space="preserve">| </w:t>
-      </w:r>
-      <w:r>
-        <w:rPr>
-          <w:rFonts w:hint="eastAsia" w:ascii="Times New Roman" w:hAnsi="Times New Roman" w:eastAsia="FangSong" w:cs="Times New Roman"/>
-        </w:rPr>
-        <w:t xml:space="preserve">位阻</w:t>
-      </w:r>
-      <w:r>
-        <w:rPr>
-          <w:rFonts w:ascii="Times New Roman" w:hAnsi="Times New Roman" w:eastAsia="Times New Roman" w:cs="Times New Roman"/>
-        </w:rPr>
-        <w:t xml:space="preserve"> | </w:t>
-      </w:r>
-      <w:r>
-        <w:rPr>
-          <w:rFonts w:hint="eastAsia" w:ascii="Times New Roman" w:hAnsi="Times New Roman" w:eastAsia="FangSong" w:cs="Times New Roman"/>
-        </w:rPr>
-        <w:t xml:space="preserve">小位阻</w:t>
-      </w:r>
-      <w:r>
-        <w:rPr>
-          <w:rFonts w:ascii="Times New Roman" w:hAnsi="Times New Roman" w:eastAsia="Times New Roman" w:cs="Times New Roman"/>
-        </w:rPr>
-        <w:t xml:space="preserve"> | </w:t>
-      </w:r>
-      <w:r>
-        <w:rPr>
-          <w:rFonts w:hint="eastAsia" w:ascii="Times New Roman" w:hAnsi="Times New Roman" w:eastAsia="FangSong" w:cs="Times New Roman"/>
-        </w:rPr>
-        <w:t xml:space="preserve">大位阻</w:t>
-      </w:r>
-      <w:r>
-        <w:rPr>
-          <w:rFonts w:ascii="Times New Roman" w:hAnsi="Times New Roman" w:eastAsia="Times New Roman" w:cs="Times New Roman"/>
-        </w:rPr>
-        <w:t xml:space="preserve"> |</w:t>
+        <w:t>弱碱</w:t>
+      </w:r>
+      <w:r>
+        <w:rPr>
+          <w:rFonts w:ascii="Times New Roman" w:hAnsi="Times New Roman" w:eastAsia="Times New Roman" w:cs="Times New Roman"/>
+        </w:rPr>
+        <w:t xml:space="preserve"> → </w:t>
+      </w:r>
+      <w:r>
+        <w:rPr>
+          <w:rFonts w:hint="eastAsia" w:ascii="Times New Roman" w:hAnsi="Times New Roman" w:eastAsia="FangSong" w:cs="Times New Roman"/>
+        </w:rPr>
+        <w:t>消除</w:t>
+      </w:r>
+      <w:r>
+        <w:rPr>
+          <w:rFonts w:hint="eastAsia" w:ascii="Times New Roman" w:hAnsi="Times New Roman" w:eastAsia="Times New Roman" w:cs="Times New Roman"/>
+        </w:rPr>
+        <w:t>(E1/E2)</w:t>
+      </w:r>
+      <w:r>
+        <w:rPr>
+          <w:rFonts w:hint="eastAsia" w:ascii="Times New Roman" w:hAnsi="Times New Roman" w:eastAsia="FangSong" w:cs="Times New Roman"/>
+        </w:rPr>
+        <w:t>或</w:t>
+      </w:r>
+      <w:r>
+        <w:rPr>
+          <w:rFonts w:hint="eastAsia" w:ascii="Times New Roman" w:hAnsi="Times New Roman" w:eastAsia="Times New Roman" w:cs="Times New Roman"/>
+        </w:rPr>
+        <w:t>SN1。</w:t>
+      </w:r>
+      <w:r>
+        <w:rPr>
+          <w:rFonts w:hint="eastAsia" w:ascii="Times New Roman" w:hAnsi="Times New Roman" w:eastAsia="FangSong" w:cs="Times New Roman"/>
+        </w:rPr>
+        <w:t>仲卤代烃</w:t>
+      </w:r>
+      <w:r>
+        <w:rPr>
+          <w:rFonts w:hint="eastAsia" w:ascii="Times New Roman" w:hAnsi="Times New Roman" w:eastAsia="Times New Roman" w:cs="Times New Roman"/>
+        </w:rPr>
+        <w:t>→</w:t>
+      </w:r>
+      <w:r>
+        <w:rPr>
+          <w:rFonts w:hint="eastAsia" w:ascii="Times New Roman" w:hAnsi="Times New Roman" w:eastAsia="FangSong" w:cs="Times New Roman"/>
+        </w:rPr>
+        <w:t>看具体条件</w:t>
+      </w:r>
+      <w:r>
+        <w:rPr>
+          <w:rFonts w:hint="eastAsia" w:ascii="Times New Roman" w:hAnsi="Times New Roman" w:eastAsia="Times New Roman" w:cs="Times New Roman"/>
+        </w:rPr>
+        <w:t>。</w:t>
       </w:r>
     </w:p>
     <w:p>
       <w:pPr>
-        <w:pStyle w:val="BodyText"/>
-      </w:pPr>
-      <w:r>
-        <w:rPr>
-          <w:rFonts w:hint="eastAsia" w:ascii="Times New Roman" w:hAnsi="Times New Roman" w:eastAsia="FangSong" w:cs="Times New Roman"/>
-          <w:b/>
-          <w:bCs/>
-        </w:rPr>
-        <w:t xml:space="preserve">竞赛综合判断</w:t>
-      </w:r>
-      <w:r>
-        <w:rPr>
-          <w:rFonts w:hint="eastAsia" w:ascii="Times New Roman" w:hAnsi="Times New Roman" w:eastAsia="Times New Roman" w:cs="Times New Roman"/>
-        </w:rPr>
-        <w:t>：</w:t>
-      </w:r>
-      <w:r>
-        <w:rPr>
-          <w:rFonts w:hint="eastAsia" w:ascii="Times New Roman" w:hAnsi="Times New Roman" w:eastAsia="FangSong" w:cs="Times New Roman"/>
-        </w:rPr>
-        <w:t>伯卤代烃</w:t>
-      </w:r>
-      <w:r>
-        <w:rPr>
-          <w:rFonts w:ascii="Times New Roman" w:hAnsi="Times New Roman" w:eastAsia="Times New Roman" w:cs="Times New Roman"/>
-        </w:rPr>
-        <w:t xml:space="preserve"> + </w:t>
-      </w:r>
-      <w:r>
-        <w:rPr>
-          <w:rFonts w:hint="eastAsia" w:ascii="Times New Roman" w:hAnsi="Times New Roman" w:eastAsia="FangSong" w:cs="Times New Roman"/>
-        </w:rPr>
-        <w:t xml:space="preserve">强碱</w:t>
-      </w:r>
-      <w:r>
-        <w:rPr>
-          <w:rFonts w:ascii="Times New Roman" w:hAnsi="Times New Roman" w:eastAsia="Times New Roman" w:cs="Times New Roman"/>
-        </w:rPr>
-        <w:t xml:space="preserve"> → </w:t>
-      </w:r>
-      <w:r>
-        <w:rPr>
-          <w:rFonts w:hint="eastAsia" w:ascii="Times New Roman" w:hAnsi="Times New Roman" w:eastAsia="Times New Roman" w:cs="Times New Roman"/>
-        </w:rPr>
-        <w:t>SN2（</w:t>
-      </w:r>
-      <w:r>
-        <w:rPr>
-          <w:rFonts w:hint="eastAsia" w:ascii="Times New Roman" w:hAnsi="Times New Roman" w:eastAsia="FangSong" w:cs="Times New Roman"/>
-        </w:rPr>
-        <w:t>除非碱体积很大如</w:t>
-      </w:r>
-      <w:r>
-        <w:rPr>
-          <w:rFonts w:hint="eastAsia" w:ascii="Times New Roman" w:hAnsi="Times New Roman" w:eastAsia="Times New Roman" w:cs="Times New Roman"/>
-        </w:rPr>
-        <w:t>t-BuO</w:t>
-      </w:r>
-      <w:r>
-        <w:rPr>
-          <w:rFonts w:hint="eastAsia" w:ascii="Times New Roman" w:hAnsi="Times New Roman" w:eastAsia="Times New Roman" w:cs="Times New Roman"/>
-          <w:vertAlign w:val="superscript"/>
-        </w:rPr>
-        <w:t>-</w:t>
-      </w:r>
-      <w:r>
-        <w:rPr>
-          <w:rFonts w:hint="eastAsia" w:ascii="Times New Roman" w:hAnsi="Times New Roman" w:eastAsia="Times New Roman" w:cs="Times New Roman"/>
-        </w:rPr>
-        <w:t>→E2）。</w:t>
-      </w:r>
-      <w:r>
-        <w:rPr>
-          <w:rFonts w:hint="eastAsia" w:ascii="Times New Roman" w:hAnsi="Times New Roman" w:eastAsia="FangSong" w:cs="Times New Roman"/>
-        </w:rPr>
-        <w:t>叔卤代烃</w:t>
-      </w:r>
-      <w:r>
-        <w:rPr>
-          <w:rFonts w:ascii="Times New Roman" w:hAnsi="Times New Roman" w:eastAsia="Times New Roman" w:cs="Times New Roman"/>
-        </w:rPr>
-        <w:t xml:space="preserve"> + </w:t>
-      </w:r>
-      <w:r>
-        <w:rPr>
-          <w:rFonts w:hint="eastAsia" w:ascii="Times New Roman" w:hAnsi="Times New Roman" w:eastAsia="FangSong" w:cs="Times New Roman"/>
-        </w:rPr>
-        <w:t>强</w:t>
-      </w:r>
-      <w:r>
-        <w:rPr>
-          <w:rFonts w:hint="eastAsia" w:ascii="Times New Roman" w:hAnsi="Times New Roman" w:eastAsia="Times New Roman" w:cs="Times New Roman"/>
-        </w:rPr>
-        <w:t>/</w:t>
-      </w:r>
-      <w:r>
-        <w:rPr>
-          <w:rFonts w:hint="eastAsia" w:ascii="Times New Roman" w:hAnsi="Times New Roman" w:eastAsia="FangSong" w:cs="Times New Roman"/>
-        </w:rPr>
-        <w:t>弱碱</w:t>
-      </w:r>
-      <w:r>
-        <w:rPr>
-          <w:rFonts w:ascii="Times New Roman" w:hAnsi="Times New Roman" w:eastAsia="Times New Roman" w:cs="Times New Roman"/>
-        </w:rPr>
-        <w:t xml:space="preserve"> → </w:t>
-      </w:r>
-      <w:r>
-        <w:rPr>
-          <w:rFonts w:hint="eastAsia" w:ascii="Times New Roman" w:hAnsi="Times New Roman" w:eastAsia="FangSong" w:cs="Times New Roman"/>
-        </w:rPr>
-        <w:t>消除</w:t>
-      </w:r>
-      <w:r>
-        <w:rPr>
-          <w:rFonts w:hint="eastAsia" w:ascii="Times New Roman" w:hAnsi="Times New Roman" w:eastAsia="Times New Roman" w:cs="Times New Roman"/>
-        </w:rPr>
-        <w:t>(E1/E2)</w:t>
-      </w:r>
-      <w:r>
-        <w:rPr>
-          <w:rFonts w:hint="eastAsia" w:ascii="Times New Roman" w:hAnsi="Times New Roman" w:eastAsia="FangSong" w:cs="Times New Roman"/>
-        </w:rPr>
-        <w:t>或</w:t>
-      </w:r>
-      <w:r>
-        <w:rPr>
-          <w:rFonts w:hint="eastAsia" w:ascii="Times New Roman" w:hAnsi="Times New Roman" w:eastAsia="Times New Roman" w:cs="Times New Roman"/>
-        </w:rPr>
-        <w:t>SN1。</w:t>
-      </w:r>
-      <w:r>
-        <w:rPr>
-          <w:rFonts w:hint="eastAsia" w:ascii="Times New Roman" w:hAnsi="Times New Roman" w:eastAsia="FangSong" w:cs="Times New Roman"/>
-        </w:rPr>
-        <w:t>仲卤代烃</w:t>
-      </w:r>
-      <w:r>
-        <w:rPr>
-          <w:rFonts w:hint="eastAsia" w:ascii="Times New Roman" w:hAnsi="Times New Roman" w:eastAsia="Times New Roman" w:cs="Times New Roman"/>
-        </w:rPr>
-        <w:t>→</w:t>
-      </w:r>
-      <w:r>
-        <w:rPr>
-          <w:rFonts w:hint="eastAsia" w:ascii="Times New Roman" w:hAnsi="Times New Roman" w:eastAsia="FangSong" w:cs="Times New Roman"/>
-        </w:rPr>
-        <w:t>看具体条件</w:t>
-      </w:r>
-      <w:r>
-        <w:rPr>
-          <w:rFonts w:hint="eastAsia" w:ascii="Times New Roman" w:hAnsi="Times New Roman" w:eastAsia="Times New Roman" w:cs="Times New Roman"/>
-        </w:rPr>
-        <w:t>。</w:t>
-      </w:r>
-    </w:p>
-    <w:p>
-      <w:pPr>
-        <w:pStyle w:val="BodyText"/>
+        <w:pStyle w:val="FirstParagraph"/>
         <w:spacing w:after="80"/>
       </w:pPr>
       <w:r>
@@ -15940,7 +15940,7 @@
     </w:p>
     <w:p>
       <w:pPr>
-        <w:pStyle w:val="BodyText"/>
+        <w:pStyle w:val="BlockText"/>
       </w:pPr>
       <w:r>
         <w:rPr>
@@ -16007,7 +16007,7 @@
     </w:p>
     <w:p>
       <w:pPr>
-        <w:pStyle w:val="BodyText"/>
+        <w:pStyle w:val="FirstParagraph"/>
       </w:pPr>
       <w:r>
         <w:rPr>
@@ -18087,7 +18087,7 @@
     </w:p>
     <w:p>
       <w:pPr>
-        <w:pStyle w:val="FirstParagraph"/>
+        <w:pStyle w:val="BlockText"/>
       </w:pPr>
       <w:r>
         <w:rPr>

--- a/06-学生侧材料/讲义/6-有机化学/芳香烃与卤代烃.docx
+++ b/06-学生侧材料/讲义/6-有机化学/芳香烃与卤代烃.docx
@@ -3498,18 +3498,6 @@
       </w:pPr>
       <w:r>
         <w:rPr>
-          <w:rFonts w:ascii="Times New Roman" w:hAnsi="Times New Roman" w:eastAsia="Times New Roman" w:cs="Times New Roman"/>
-        </w:rPr>
-        <w:t xml:space="preserve">🔬</w:t>
-      </w:r>
-      <w:r>
-        <w:rPr>
-          <w:rFonts w:ascii="Times New Roman" w:hAnsi="Times New Roman" w:eastAsia="Times New Roman" w:cs="Times New Roman"/>
-        </w:rPr>
-        <w:t xml:space="preserve"> </w:t>
-      </w:r>
-      <w:r>
-        <w:rPr>
           <w:rFonts w:hint="eastAsia" w:ascii="Times New Roman" w:hAnsi="Times New Roman" w:eastAsia="FangSong" w:cs="Times New Roman"/>
           <w:b/>
           <w:bCs/>
@@ -3758,18 +3746,6 @@
       <w:pPr>
         <w:pStyle w:val="BlockText"/>
       </w:pPr>
-      <w:r>
-        <w:rPr>
-          <w:rFonts w:ascii="Times New Roman" w:hAnsi="Times New Roman" w:eastAsia="Times New Roman" w:cs="Times New Roman"/>
-        </w:rPr>
-        <w:t xml:space="preserve">🔬</w:t>
-      </w:r>
-      <w:r>
-        <w:rPr>
-          <w:rFonts w:ascii="Times New Roman" w:hAnsi="Times New Roman" w:eastAsia="Times New Roman" w:cs="Times New Roman"/>
-        </w:rPr>
-        <w:t xml:space="preserve"> </w:t>
-      </w:r>
       <w:r>
         <w:rPr>
           <w:rFonts w:hint="eastAsia" w:ascii="Times New Roman" w:hAnsi="Times New Roman" w:eastAsia="Times New Roman" w:cs="Times New Roman"/>
@@ -18405,12 +18381,6 @@
       <w:pPr>
         <w:pStyle w:val="BlockText"/>
       </w:pPr>
-      <w:r>
-        <w:rPr>
-          <w:rFonts w:ascii="Times New Roman" w:hAnsi="Times New Roman" w:eastAsia="Times New Roman" w:cs="Times New Roman"/>
-        </w:rPr>
-        <w:t xml:space="preserve">📖 </w:t>
-      </w:r>
       <w:r>
         <w:rPr>
           <w:rFonts w:hint="eastAsia" w:ascii="Times New Roman" w:hAnsi="Times New Roman" w:eastAsia="FangSong" w:cs="Times New Roman"/>

--- a/06-学生侧材料/讲义/6-有机化学/芳香烃与卤代烃.docx
+++ b/06-学生侧材料/讲义/6-有机化学/芳香烃与卤代烃.docx
@@ -733,7 +733,7 @@
               <w:rPr>
                 <w:rFonts w:ascii="Times New Roman" w:hAnsi="Times New Roman" w:eastAsia="Times New Roman" w:cs="Times New Roman"/>
               </w:rPr>
-              <w:t xml:space="preserve"> Sn1/E1 </w:t>
+              <w:t xml:space="preserve"> SN1/E1 </w:t>
             </w:r>
             <w:r>
               <w:rPr>
@@ -745,7 +745,7 @@
               <w:rPr>
                 <w:rFonts w:ascii="Times New Roman" w:hAnsi="Times New Roman" w:eastAsia="Times New Roman" w:cs="Times New Roman"/>
               </w:rPr>
-              <w:t xml:space="preserve"> Sn2/E2 </w:t>
+              <w:t xml:space="preserve"> SN2/E2 </w:t>
             </w:r>
             <w:r>
               <w:rPr>
@@ -2007,37 +2007,68 @@
         <w:rPr>
           <w:rFonts w:hint="eastAsia" w:ascii="Times New Roman" w:hAnsi="Times New Roman" w:eastAsia="Times New Roman" w:cs="Times New Roman"/>
         </w:rPr>
-        <w:t>(</w:t>
-      </w:r>
-      <w:r>
-        <w:rPr>
-          <w:rFonts w:hint="eastAsia" w:ascii="Times New Roman" w:hAnsi="Times New Roman" w:eastAsia="FangSong" w:cs="Times New Roman"/>
-        </w:rPr>
-        <w:t>偶氮省</w:t>
-      </w:r>
-      <w:r>
-        <w:rPr>
-          <w:rFonts w:hint="eastAsia" w:ascii="Times New Roman" w:hAnsi="Times New Roman" w:eastAsia="Times New Roman" w:cs="Times New Roman"/>
-        </w:rPr>
-        <w:t>——5+7</w:t>
-      </w:r>
-      <w:r>
-        <w:rPr>
-          <w:rFonts w:hint="eastAsia" w:ascii="Times New Roman" w:hAnsi="Times New Roman" w:eastAsia="FangSong" w:cs="Times New Roman"/>
-        </w:rPr>
-        <w:t>稠合</w:t>
-      </w:r>
-      <w:r>
-        <w:rPr>
-          <w:rFonts w:hint="eastAsia" w:ascii="Times New Roman" w:hAnsi="Times New Roman" w:eastAsia="Times New Roman" w:cs="Times New Roman"/>
-        </w:rPr>
-        <w:t>，5</w:t>
-      </w:r>
-      <w:r>
-        <w:rPr>
-          <w:rFonts w:hint="eastAsia" w:ascii="Times New Roman" w:hAnsi="Times New Roman" w:eastAsia="FangSong" w:cs="Times New Roman"/>
-        </w:rPr>
-        <w:t>元环</w:t>
+        <w:t>（</w:t>
+      </w:r>
+      <w:r>
+        <w:rPr>
+          <w:rFonts w:hint="eastAsia" w:ascii="Times New Roman" w:hAnsi="Times New Roman" w:eastAsia="FangSong" w:cs="Times New Roman"/>
+        </w:rPr>
+        <w:t>甘菊环</w:t>
+      </w:r>
+      <w:r>
+        <w:rPr>
+          <w:rFonts w:hint="eastAsia" w:ascii="Times New Roman" w:hAnsi="Times New Roman" w:eastAsia="Times New Roman" w:cs="Times New Roman"/>
+        </w:rPr>
+        <w:t>，azulene——</w:t>
+      </w:r>
+      <w:r>
+        <w:rPr>
+          <w:rFonts w:hint="eastAsia" w:ascii="Times New Roman" w:hAnsi="Times New Roman" w:eastAsia="FangSong" w:cs="Times New Roman"/>
+        </w:rPr>
+        <w:t>五元环与七元环稠合</w:t>
+      </w:r>
+      <w:r>
+        <w:rPr>
+          <w:rFonts w:hint="eastAsia" w:ascii="Times New Roman" w:hAnsi="Times New Roman" w:eastAsia="Times New Roman" w:cs="Times New Roman"/>
+        </w:rPr>
+        <w:t>；</w:t>
+      </w:r>
+      <w:r>
+        <w:rPr>
+          <w:rFonts w:hint="eastAsia" w:ascii="Times New Roman" w:hAnsi="Times New Roman" w:eastAsia="FangSong" w:cs="Times New Roman"/>
+        </w:rPr>
+        <w:t>共振主式为五元环的环戊二烯负离子</w:t>
+      </w:r>
+      <w:r>
+        <w:rPr>
+          <w:rFonts w:ascii="Times New Roman" w:hAnsi="Times New Roman" w:eastAsia="Times New Roman" w:cs="Times New Roman"/>
+        </w:rPr>
+        <w:t xml:space="preserve"> 6e</w:t>
+      </w:r>
+      <w:r>
+        <w:rPr>
+          <w:rFonts w:ascii="Times New Roman" w:hAnsi="Times New Roman" w:eastAsia="Times New Roman" w:cs="Times New Roman"/>
+          <w:vertAlign w:val="superscript"/>
+        </w:rPr>
+        <w:t>-</w:t>
+      </w:r>
+      <w:r>
+        <w:rPr>
+          <w:rFonts w:ascii="Times New Roman" w:hAnsi="Times New Roman" w:eastAsia="Times New Roman" w:cs="Times New Roman"/>
+        </w:rPr>
+        <w:t xml:space="preserve"> </w:t>
+      </w:r>
+      <w:r>
+        <w:rPr>
+          <w:rFonts w:hint="eastAsia" w:ascii="Times New Roman" w:hAnsi="Times New Roman" w:eastAsia="FangSong" w:cs="Times New Roman"/>
+        </w:rPr>
+        <w:t xml:space="preserve">与七元环的卓鎓离子</w:t>
+      </w:r>
+      <w:r>
+        <w:rPr>
+          <w:rFonts w:ascii="Times New Roman" w:hAnsi="Times New Roman" w:eastAsia="Times New Roman" w:cs="Times New Roman"/>
+        </w:rPr>
+        <w:t xml:space="preserve"> </w:t>
       </w:r>
       <w:r>
         <w:rPr>
@@ -2054,55 +2085,6 @@
       </w:r>
       <w:r>
         <w:rPr>
-          <w:rFonts w:hint="eastAsia" w:ascii="Times New Roman" w:hAnsi="Times New Roman" w:eastAsia="FangSong" w:cs="Times New Roman"/>
-        </w:rPr>
-        <w:t>含负电荷</w:t>
-      </w:r>
-      <w:r>
-        <w:rPr>
-          <w:rFonts w:hint="eastAsia" w:ascii="Times New Roman" w:hAnsi="Times New Roman" w:eastAsia="Times New Roman" w:cs="Times New Roman"/>
-        </w:rPr>
-        <w:t>,7</w:t>
-      </w:r>
-      <w:r>
-        <w:rPr>
-          <w:rFonts w:hint="eastAsia" w:ascii="Times New Roman" w:hAnsi="Times New Roman" w:eastAsia="FangSong" w:cs="Times New Roman"/>
-        </w:rPr>
-        <w:t>元环</w:t>
-      </w:r>
-      <w:r>
-        <w:rPr>
-          <w:rFonts w:hint="eastAsia" w:ascii="Times New Roman" w:hAnsi="Times New Roman" w:eastAsia="Times New Roman" w:cs="Times New Roman"/>
-        </w:rPr>
-        <w:t>6e</w:t>
-      </w:r>
-      <w:r>
-        <w:rPr>
-          <w:rFonts w:hint="eastAsia" w:ascii="Times New Roman" w:hAnsi="Times New Roman" w:eastAsia="Times New Roman" w:cs="Times New Roman"/>
-          <w:vertAlign w:val="superscript"/>
-        </w:rPr>
-        <w:t>-</w:t>
-      </w:r>
-      <w:r>
-        <w:rPr>
-          <w:rFonts w:hint="eastAsia" w:ascii="Times New Roman" w:hAnsi="Times New Roman" w:eastAsia="FangSong" w:cs="Times New Roman"/>
-        </w:rPr>
-        <w:t>含正电荷</w:t>
-      </w:r>
-      <w:r>
-        <w:rPr>
-          <w:rFonts w:hint="eastAsia" w:ascii="Times New Roman" w:hAnsi="Times New Roman" w:eastAsia="Times New Roman" w:cs="Times New Roman"/>
-        </w:rPr>
-        <w:t>,</w:t>
-      </w:r>
-      <w:r>
-        <w:rPr>
-          <w:rFonts w:hint="eastAsia" w:ascii="Times New Roman" w:hAnsi="Times New Roman" w:eastAsia="FangSong" w:cs="Times New Roman"/>
-        </w:rPr>
-        <w:t>整体极性分子</w:t>
-      </w:r>
-      <w:r>
-        <w:rPr>
           <w:rFonts w:hint="eastAsia" w:ascii="Times New Roman" w:hAnsi="Times New Roman" w:eastAsia="Times New Roman" w:cs="Times New Roman"/>
         </w:rPr>
         <w:t>，</w:t>
@@ -2111,19 +2093,31 @@
         <w:rPr>
           <w:rFonts w:hint="eastAsia" w:ascii="Times New Roman" w:hAnsi="Times New Roman" w:eastAsia="FangSong" w:cs="Times New Roman"/>
         </w:rPr>
+        <w:t>电荷分离使其成为极性分子</w:t>
+      </w:r>
+      <w:r>
+        <w:rPr>
+          <w:rFonts w:hint="eastAsia" w:ascii="Times New Roman" w:hAnsi="Times New Roman" w:eastAsia="Times New Roman" w:cs="Times New Roman"/>
+        </w:rPr>
+        <w:t>，</w:t>
+      </w:r>
+      <w:r>
+        <w:rPr>
+          <w:rFonts w:hint="eastAsia" w:ascii="Times New Roman" w:hAnsi="Times New Roman" w:eastAsia="FangSong" w:cs="Times New Roman"/>
+        </w:rPr>
         <w:t>基态偶极矩约</w:t>
       </w:r>
       <w:r>
         <w:rPr>
-          <w:rFonts w:hint="eastAsia" w:ascii="Times New Roman" w:hAnsi="Times New Roman" w:eastAsia="Times New Roman" w:cs="Times New Roman"/>
-        </w:rPr>
-        <w:t>1.1</w:t>
-      </w:r>
-      <w:r>
-        <w:rPr>
-          <w:rFonts w:ascii="Times New Roman" w:hAnsi="Times New Roman" w:eastAsia="Times New Roman" w:cs="Times New Roman"/>
-        </w:rPr>
-        <w:t xml:space="preserve"> D)。</w:t>
+          <w:rFonts w:ascii="Times New Roman" w:hAnsi="Times New Roman" w:eastAsia="Times New Roman" w:cs="Times New Roman"/>
+        </w:rPr>
+        <w:t xml:space="preserve"> 1.1 </w:t>
+      </w:r>
+      <w:r>
+        <w:rPr>
+          <w:rFonts w:hint="eastAsia" w:ascii="Times New Roman" w:hAnsi="Times New Roman" w:eastAsia="Times New Roman" w:cs="Times New Roman"/>
+        </w:rPr>
+        <w:t xml:space="preserve">D）。</w:t>
       </w:r>
     </w:p>
     <w:p>
@@ -4525,19 +4519,19 @@
       </w:r>
       <w:r>
         <w:rPr>
-          <w:rFonts w:hint="eastAsia" w:ascii="Times New Roman" w:hAnsi="Times New Roman" w:eastAsia="Times New Roman" w:cs="Times New Roman"/>
-          <w:b/>
-          <w:bCs/>
-        </w:rPr>
-        <w:t>FC</w:t>
-      </w:r>
-      <w:r>
-        <w:rPr>
-          <w:rFonts w:hint="eastAsia" w:ascii="Times New Roman" w:hAnsi="Times New Roman" w:eastAsia="FangSong" w:cs="Times New Roman"/>
-          <w:b/>
-          <w:bCs/>
-        </w:rPr>
-        <w:t>酰基化不重排</w:t>
+          <w:rFonts w:ascii="Times New Roman" w:hAnsi="Times New Roman" w:eastAsia="Times New Roman" w:cs="Times New Roman"/>
+          <w:b/>
+          <w:bCs/>
+        </w:rPr>
+        <w:t xml:space="preserve">FC </w:t>
+      </w:r>
+      <w:r>
+        <w:rPr>
+          <w:rFonts w:hint="eastAsia" w:ascii="Times New Roman" w:hAnsi="Times New Roman" w:eastAsia="FangSong" w:cs="Times New Roman"/>
+          <w:b/>
+          <w:bCs/>
+        </w:rPr>
+        <w:t xml:space="preserve">酰基化不重排</w:t>
       </w:r>
       <w:r>
         <w:rPr>
@@ -4549,7 +4543,7 @@
         <w:rPr>
           <w:rFonts w:hint="eastAsia" w:ascii="Times New Roman" w:hAnsi="Times New Roman" w:eastAsia="FangSong" w:cs="Times New Roman"/>
         </w:rPr>
-        <w:t>通过酰基正离子</w:t>
+        <w:t>酰基正离子有共振稳定化</w:t>
       </w:r>
       <w:r>
         <w:rPr>
@@ -4561,7 +4555,7 @@
         <w:rPr>
           <w:rFonts w:hint="eastAsia" w:ascii="Times New Roman" w:hAnsi="Times New Roman" w:eastAsia="FangSong" w:cs="Times New Roman"/>
         </w:rPr>
-        <w:t>不会重排</w:t>
+        <w:t>不发生碳正离子式的重排</w:t>
       </w:r>
       <w:r>
         <w:rPr>
@@ -6013,13 +6007,14 @@
     <w:tbl>
       <w:tblPr>
         <w:tblStyle w:val="Table"/>
-        <w:tblW w:type="auto" w:w="0"/>
+        <w:tblW w:type="pct" w:w="5000"/>
+        <w:tblLayout w:type="fixed"/>
         <w:tblLook w:firstRow="1" w:lastRow="0" w:firstColumn="0" w:lastColumn="0" w:noHBand="0" w:noVBand="0" w:val="0020"/>
       </w:tblPr>
       <w:tblGrid>
-        <w:gridCol w:w="2640"/>
-        <w:gridCol w:w="2640"/>
-        <w:gridCol w:w="2640"/>
+        <w:gridCol w:w="2436"/>
+        <w:gridCol w:w="3046"/>
+        <w:gridCol w:w="2436"/>
       </w:tblGrid>
       <w:tr>
         <w:trPr>
@@ -6074,7 +6069,28 @@
                 <w:rFonts w:hint="eastAsia" w:ascii="Times New Roman" w:hAnsi="Times New Roman" w:eastAsia="Times New Roman" w:cs="Times New Roman"/>
                 <w:b/>
               </w:rPr>
-              <w:t>）</w:t>
+              <w:t>，</w:t>
+            </w:r>
+            <w:r>
+              <w:rPr>
+                <w:rFonts w:hint="eastAsia" w:ascii="Times New Roman" w:hAnsi="Times New Roman" w:eastAsia="SimHei" w:cs="Times New Roman"/>
+                <w:b/>
+              </w:rPr>
+              <w:t>苯</w:t>
+            </w:r>
+            <w:r>
+              <w:rPr>
+                <w:rFonts w:ascii="Times New Roman" w:hAnsi="Times New Roman" w:eastAsia="Times New Roman" w:cs="Times New Roman"/>
+                <w:b/>
+              </w:rPr>
+              <w:t xml:space="preserve"> = </w:t>
+            </w:r>
+            <w:r>
+              <w:rPr>
+                <w:rFonts w:hint="eastAsia" w:ascii="Times New Roman" w:hAnsi="Times New Roman" w:eastAsia="Times New Roman" w:cs="Times New Roman"/>
+                <w:b/>
+              </w:rPr>
+              <w:t xml:space="preserve">1）</w:t>
             </w:r>
           </w:p>
         </w:tc>
@@ -6169,7 +6185,7 @@
               <w:rPr>
                 <w:rFonts w:ascii="Times New Roman" w:hAnsi="Times New Roman" w:eastAsia="Times New Roman" w:cs="Times New Roman"/>
               </w:rPr>
-              <w:t xml:space="preserve">~4000</w:t>
+              <w:t xml:space="preserve">~25</w:t>
             </w:r>
           </w:p>
         </w:tc>
@@ -6213,19 +6229,7 @@
               <w:rPr>
                 <w:rFonts w:hint="eastAsia" w:ascii="Times New Roman" w:hAnsi="Times New Roman" w:eastAsia="FangSong" w:cs="Times New Roman"/>
               </w:rPr>
-              <w:t>苯酚</w:t>
-            </w:r>
-            <w:r>
-              <w:rPr>
-                <w:rFonts w:hint="eastAsia" w:ascii="Times New Roman" w:hAnsi="Times New Roman" w:eastAsia="Times New Roman" w:cs="Times New Roman"/>
-              </w:rPr>
-              <w:t>/</w:t>
-            </w:r>
-            <w:r>
-              <w:rPr>
-                <w:rFonts w:hint="eastAsia" w:ascii="Times New Roman" w:hAnsi="Times New Roman" w:eastAsia="FangSong" w:cs="Times New Roman"/>
-              </w:rPr>
-              <w:t>苯甲醚</w:t>
+              <w:t xml:space="preserve">苯酚</w:t>
             </w:r>
           </w:p>
         </w:tc>
@@ -6240,27 +6244,14 @@
               <w:rPr>
                 <w:rFonts w:ascii="Times New Roman" w:hAnsi="Times New Roman" w:eastAsia="Times New Roman" w:cs="Times New Roman"/>
               </w:rPr>
-              <w:t>10</w:t>
+              <w:t>~10</w:t>
             </w:r>
             <w:r>
               <w:rPr>
                 <w:rFonts w:ascii="Times New Roman" w:hAnsi="Times New Roman" w:eastAsia="Times New Roman" w:cs="Times New Roman"/>
                 <w:vertAlign w:val="superscript"/>
               </w:rPr>
-              <w:t>6</w:t>
-            </w:r>
-            <w:r>
-              <w:rPr>
-                <w:rFonts w:ascii="Times New Roman" w:hAnsi="Times New Roman" w:eastAsia="Times New Roman" w:cs="Times New Roman"/>
-              </w:rPr>
-              <w:t>~10</w:t>
-            </w:r>
-            <w:r>
-              <w:rPr>
-                <w:rFonts w:ascii="Times New Roman" w:hAnsi="Times New Roman" w:eastAsia="Times New Roman" w:cs="Times New Roman"/>
-                <w:vertAlign w:val="superscript"/>
-              </w:rPr>
-              <w:t>8</w:t>
+              <w:t>3</w:t>
             </w:r>
           </w:p>
         </w:tc>
@@ -6281,7 +6272,25 @@
               <w:rPr>
                 <w:rFonts w:hint="eastAsia" w:ascii="Times New Roman" w:hAnsi="Times New Roman" w:eastAsia="FangSong" w:cs="Times New Roman"/>
               </w:rPr>
-              <w:t xml:space="preserve">孤对共轭给电子</w:t>
+              <w:t>孤对共轭给电子</w:t>
+            </w:r>
+            <w:r>
+              <w:rPr>
+                <w:rFonts w:hint="eastAsia" w:ascii="Times New Roman" w:hAnsi="Times New Roman" w:eastAsia="Times New Roman" w:cs="Times New Roman"/>
+              </w:rPr>
+              <w:t>（</w:t>
+            </w:r>
+            <w:r>
+              <w:rPr>
+                <w:rFonts w:hint="eastAsia" w:ascii="Times New Roman" w:hAnsi="Times New Roman" w:eastAsia="FangSong" w:cs="Times New Roman"/>
+              </w:rPr>
+              <w:t>强活化</w:t>
+            </w:r>
+            <w:r>
+              <w:rPr>
+                <w:rFonts w:hint="eastAsia" w:ascii="Times New Roman" w:hAnsi="Times New Roman" w:eastAsia="Times New Roman" w:cs="Times New Roman"/>
+              </w:rPr>
+              <w:t>）</w:t>
             </w:r>
           </w:p>
         </w:tc>
@@ -6298,7 +6307,7 @@
               <w:rPr>
                 <w:rFonts w:hint="eastAsia" w:ascii="Times New Roman" w:hAnsi="Times New Roman" w:eastAsia="FangSong" w:cs="Times New Roman"/>
               </w:rPr>
-              <w:t xml:space="preserve">卤苯</w:t>
+              <w:t xml:space="preserve">苯甲醚</w:t>
             </w:r>
           </w:p>
         </w:tc>
@@ -6313,14 +6322,14 @@
               <w:rPr>
                 <w:rFonts w:ascii="Times New Roman" w:hAnsi="Times New Roman" w:eastAsia="Times New Roman" w:cs="Times New Roman"/>
               </w:rPr>
-              <w:t>~10</w:t>
+              <w:t>~4×10</w:t>
             </w:r>
             <w:r>
               <w:rPr>
                 <w:rFonts w:ascii="Times New Roman" w:hAnsi="Times New Roman" w:eastAsia="Times New Roman" w:cs="Times New Roman"/>
                 <w:vertAlign w:val="superscript"/>
               </w:rPr>
-              <w:t>-1</w:t>
+              <w:t>2</w:t>
             </w:r>
           </w:p>
         </w:tc>
@@ -6333,15 +6342,21 @@
             </w:pPr>
             <w:r>
               <w:rPr>
-                <w:rFonts w:ascii="Times New Roman" w:hAnsi="Times New Roman" w:eastAsia="Times New Roman" w:cs="Times New Roman"/>
-              </w:rPr>
-              <w:t xml:space="preserve">-I &gt; +C → </w:t>
-            </w:r>
-            <w:r>
-              <w:rPr>
                 <w:rFonts w:hint="eastAsia" w:ascii="Times New Roman" w:hAnsi="Times New Roman" w:eastAsia="FangSong" w:cs="Times New Roman"/>
               </w:rPr>
-              <w:t xml:space="preserve">钝化</w:t>
+              <w:t>同上</w:t>
+            </w:r>
+            <w:r>
+              <w:rPr>
+                <w:rFonts w:hint="eastAsia" w:ascii="Times New Roman" w:hAnsi="Times New Roman" w:eastAsia="Times New Roman" w:cs="Times New Roman"/>
+              </w:rPr>
+              <w:t>，</w:t>
+            </w:r>
+            <w:r>
+              <w:rPr>
+                <w:rFonts w:hint="eastAsia" w:ascii="Times New Roman" w:hAnsi="Times New Roman" w:eastAsia="FangSong" w:cs="Times New Roman"/>
+              </w:rPr>
+              <w:t>略弱于苯酚</w:t>
             </w:r>
           </w:p>
         </w:tc>
@@ -6358,7 +6373,31 @@
               <w:rPr>
                 <w:rFonts w:hint="eastAsia" w:ascii="Times New Roman" w:hAnsi="Times New Roman" w:eastAsia="FangSong" w:cs="Times New Roman"/>
               </w:rPr>
-              <w:t xml:space="preserve">硝基苯</w:t>
+              <w:t xml:space="preserve">氟苯</w:t>
+            </w:r>
+            <w:r>
+              <w:rPr>
+                <w:rFonts w:ascii="Times New Roman" w:hAnsi="Times New Roman" w:eastAsia="Times New Roman" w:cs="Times New Roman"/>
+              </w:rPr>
+              <w:t xml:space="preserve"> / </w:t>
+            </w:r>
+            <w:r>
+              <w:rPr>
+                <w:rFonts w:hint="eastAsia" w:ascii="Times New Roman" w:hAnsi="Times New Roman" w:eastAsia="FangSong" w:cs="Times New Roman"/>
+              </w:rPr>
+              <w:t xml:space="preserve">氯苯</w:t>
+            </w:r>
+            <w:r>
+              <w:rPr>
+                <w:rFonts w:ascii="Times New Roman" w:hAnsi="Times New Roman" w:eastAsia="Times New Roman" w:cs="Times New Roman"/>
+              </w:rPr>
+              <w:t xml:space="preserve"> / </w:t>
+            </w:r>
+            <w:r>
+              <w:rPr>
+                <w:rFonts w:hint="eastAsia" w:ascii="Times New Roman" w:hAnsi="Times New Roman" w:eastAsia="FangSong" w:cs="Times New Roman"/>
+              </w:rPr>
+              <w:t xml:space="preserve">溴苯</w:t>
             </w:r>
           </w:p>
         </w:tc>
@@ -6373,14 +6412,7 @@
               <w:rPr>
                 <w:rFonts w:ascii="Times New Roman" w:hAnsi="Times New Roman" w:eastAsia="Times New Roman" w:cs="Times New Roman"/>
               </w:rPr>
-              <w:t>~10</w:t>
-            </w:r>
-            <w:r>
-              <w:rPr>
-                <w:rFonts w:ascii="Times New Roman" w:hAnsi="Times New Roman" w:eastAsia="Times New Roman" w:cs="Times New Roman"/>
-                <w:vertAlign w:val="superscript"/>
-              </w:rPr>
-              <w:t>-6</w:t>
+              <w:t xml:space="preserve">0.15 / 0.033 / 0.030</w:t>
             </w:r>
           </w:p>
         </w:tc>
@@ -6393,9 +6425,117 @@
             </w:pPr>
             <w:r>
               <w:rPr>
+                <w:rFonts w:ascii="Times New Roman" w:hAnsi="Times New Roman" w:eastAsia="Times New Roman" w:cs="Times New Roman"/>
+              </w:rPr>
+              <w:t xml:space="preserve">-I &gt; +C → </w:t>
+            </w:r>
+            <w:r>
+              <w:rPr>
                 <w:rFonts w:hint="eastAsia" w:ascii="Times New Roman" w:hAnsi="Times New Roman" w:eastAsia="FangSong" w:cs="Times New Roman"/>
               </w:rPr>
-              <w:t xml:space="preserve">强共轭吸电子</w:t>
+              <w:t>钝化</w:t>
+            </w:r>
+            <w:r>
+              <w:rPr>
+                <w:rFonts w:hint="eastAsia" w:ascii="Times New Roman" w:hAnsi="Times New Roman" w:eastAsia="Times New Roman" w:cs="Times New Roman"/>
+              </w:rPr>
+              <w:t>，</w:t>
+            </w:r>
+            <w:r>
+              <w:rPr>
+                <w:rFonts w:hint="eastAsia" w:ascii="Times New Roman" w:hAnsi="Times New Roman" w:eastAsia="FangSong" w:cs="Times New Roman"/>
+              </w:rPr>
+              <w:t>但仍是邻对位定位</w:t>
+            </w:r>
+          </w:p>
+        </w:tc>
+      </w:tr>
+      <w:tr>
+        <w:tc>
+          <w:tcPr/>
+          <w:p>
+            <w:pPr>
+              <w:pStyle w:val="Compact"/>
+              <w:jc w:val="center"/>
+            </w:pPr>
+            <w:r>
+              <w:rPr>
+                <w:rFonts w:hint="eastAsia" w:ascii="Times New Roman" w:hAnsi="Times New Roman" w:eastAsia="FangSong" w:cs="Times New Roman"/>
+              </w:rPr>
+              <w:t xml:space="preserve">硝基苯</w:t>
+            </w:r>
+          </w:p>
+        </w:tc>
+        <w:tc>
+          <w:tcPr/>
+          <w:p>
+            <w:pPr>
+              <w:pStyle w:val="Compact"/>
+              <w:jc w:val="center"/>
+            </w:pPr>
+            <w:r>
+              <w:rPr>
+                <w:rFonts w:ascii="Times New Roman" w:hAnsi="Times New Roman" w:eastAsia="Times New Roman" w:cs="Times New Roman"/>
+              </w:rPr>
+              <w:t>~6×10</w:t>
+            </w:r>
+            <w:r>
+              <w:rPr>
+                <w:rFonts w:ascii="Times New Roman" w:hAnsi="Times New Roman" w:eastAsia="Times New Roman" w:cs="Times New Roman"/>
+                <w:vertAlign w:val="superscript"/>
+              </w:rPr>
+              <w:t>-8</w:t>
+            </w:r>
+          </w:p>
+        </w:tc>
+        <w:tc>
+          <w:tcPr/>
+          <w:p>
+            <w:pPr>
+              <w:pStyle w:val="Compact"/>
+              <w:jc w:val="center"/>
+            </w:pPr>
+            <w:r>
+              <w:rPr>
+                <w:rFonts w:hint="eastAsia" w:ascii="Times New Roman" w:hAnsi="Times New Roman" w:eastAsia="FangSong" w:cs="Times New Roman"/>
+              </w:rPr>
+              <w:t xml:space="preserve">强</w:t>
+            </w:r>
+            <w:r>
+              <w:rPr>
+                <w:rFonts w:ascii="Times New Roman" w:hAnsi="Times New Roman" w:eastAsia="Times New Roman" w:cs="Times New Roman"/>
+              </w:rPr>
+              <w:t xml:space="preserve"> -C </w:t>
+            </w:r>
+            <w:r>
+              <w:rPr>
+                <w:rFonts w:hint="eastAsia" w:ascii="Times New Roman" w:hAnsi="Times New Roman" w:eastAsia="FangSong" w:cs="Times New Roman"/>
+              </w:rPr>
+              <w:t xml:space="preserve">与</w:t>
+            </w:r>
+            <w:r>
+              <w:rPr>
+                <w:rFonts w:ascii="Times New Roman" w:hAnsi="Times New Roman" w:eastAsia="Times New Roman" w:cs="Times New Roman"/>
+              </w:rPr>
+              <w:t xml:space="preserve"> -I </w:t>
+            </w:r>
+            <w:r>
+              <w:rPr>
+                <w:rFonts w:hint="eastAsia" w:ascii="Times New Roman" w:hAnsi="Times New Roman" w:eastAsia="FangSong" w:cs="Times New Roman"/>
+              </w:rPr>
+              <w:t>叠加</w:t>
+            </w:r>
+            <w:r>
+              <w:rPr>
+                <w:rFonts w:hint="eastAsia" w:ascii="Times New Roman" w:hAnsi="Times New Roman" w:eastAsia="Times New Roman" w:cs="Times New Roman"/>
+              </w:rPr>
+              <w:t>，</w:t>
+            </w:r>
+            <w:r>
+              <w:rPr>
+                <w:rFonts w:hint="eastAsia" w:ascii="Times New Roman" w:hAnsi="Times New Roman" w:eastAsia="FangSong" w:cs="Times New Roman"/>
+              </w:rPr>
+              <w:t>极强钝化</w:t>
             </w:r>
           </w:p>
         </w:tc>
@@ -6409,6 +6549,227 @@
       <w:r>
         <w:rPr>
           <w:rFonts w:hint="eastAsia" w:ascii="Times New Roman" w:hAnsi="Times New Roman" w:eastAsia="FangSong" w:cs="Times New Roman"/>
+        </w:rPr>
+        <w:t>数据口径</w:t>
+      </w:r>
+      <w:r>
+        <w:rPr>
+          <w:rFonts w:hint="eastAsia" w:ascii="Times New Roman" w:hAnsi="Times New Roman" w:eastAsia="Times New Roman" w:cs="Times New Roman"/>
+        </w:rPr>
+        <w:t>：</w:t>
+      </w:r>
+      <w:r>
+        <w:rPr>
+          <w:rFonts w:hint="eastAsia" w:ascii="Times New Roman" w:hAnsi="Times New Roman" w:eastAsia="FangSong" w:cs="Times New Roman"/>
+        </w:rPr>
+        <w:t>上表为硝化相对速率的经典动力学值</w:t>
+      </w:r>
+      <w:r>
+        <w:rPr>
+          <w:rFonts w:hint="eastAsia" w:ascii="Times New Roman" w:hAnsi="Times New Roman" w:eastAsia="Times New Roman" w:cs="Times New Roman"/>
+        </w:rPr>
+        <w:t>（Ingold</w:t>
+      </w:r>
+      <w:r>
+        <w:rPr>
+          <w:rFonts w:ascii="Times New Roman" w:hAnsi="Times New Roman" w:eastAsia="Times New Roman" w:cs="Times New Roman"/>
+        </w:rPr>
+        <w:t xml:space="preserve"> </w:t>
+      </w:r>
+      <w:r>
+        <w:rPr>
+          <w:rFonts w:hint="eastAsia" w:ascii="Times New Roman" w:hAnsi="Times New Roman" w:eastAsia="FangSong" w:cs="Times New Roman"/>
+        </w:rPr>
+        <w:t>等</w:t>
+      </w:r>
+      <w:r>
+        <w:rPr>
+          <w:rFonts w:hint="eastAsia" w:ascii="Times New Roman" w:hAnsi="Times New Roman" w:eastAsia="Times New Roman" w:cs="Times New Roman"/>
+        </w:rPr>
+        <w:t>，</w:t>
+      </w:r>
+      <w:r>
+        <w:rPr>
+          <w:rFonts w:hint="eastAsia" w:ascii="Times New Roman" w:hAnsi="Times New Roman" w:eastAsia="FangSong" w:cs="Times New Roman"/>
+        </w:rPr>
+        <w:t>见</w:t>
+      </w:r>
+      <w:r>
+        <w:rPr>
+          <w:rFonts w:ascii="Times New Roman" w:hAnsi="Times New Roman" w:eastAsia="Times New Roman" w:cs="Times New Roman"/>
+        </w:rPr>
+        <w:t xml:space="preserve"> LibreTexts </w:t>
+      </w:r>
+      <w:r>
+        <w:rPr>
+          <w:rFonts w:hint="eastAsia" w:ascii="Times New Roman" w:hAnsi="Times New Roman" w:eastAsia="FangSong" w:cs="Times New Roman"/>
+        </w:rPr>
+        <w:t xml:space="preserve">与</w:t>
+      </w:r>
+      <w:r>
+        <w:rPr>
+          <w:rFonts w:ascii="Times New Roman" w:hAnsi="Times New Roman" w:eastAsia="Times New Roman" w:cs="Times New Roman"/>
+        </w:rPr>
+        <w:t xml:space="preserve"> CSB/SJU </w:t>
+      </w:r>
+      <w:r>
+        <w:rPr>
+          <w:rFonts w:hint="eastAsia" w:ascii="Times New Roman" w:hAnsi="Times New Roman" w:eastAsia="FangSong" w:cs="Times New Roman"/>
+        </w:rPr>
+        <w:t>教材数据</w:t>
+      </w:r>
+      <w:r>
+        <w:rPr>
+          <w:rFonts w:hint="eastAsia" w:ascii="Times New Roman" w:hAnsi="Times New Roman" w:eastAsia="Times New Roman" w:cs="Times New Roman"/>
+        </w:rPr>
+        <w:t>），</w:t>
+      </w:r>
+      <w:r>
+        <w:rPr>
+          <w:rFonts w:hint="eastAsia" w:ascii="Times New Roman" w:hAnsi="Times New Roman" w:eastAsia="FangSong" w:cs="Times New Roman"/>
+        </w:rPr>
+        <w:t>不同教材末位略有出入</w:t>
+      </w:r>
+      <w:r>
+        <w:rPr>
+          <w:rFonts w:hint="eastAsia" w:ascii="Times New Roman" w:hAnsi="Times New Roman" w:eastAsia="Times New Roman" w:cs="Times New Roman"/>
+        </w:rPr>
+        <w:t>，</w:t>
+      </w:r>
+      <w:r>
+        <w:rPr>
+          <w:rFonts w:hint="eastAsia" w:ascii="Times New Roman" w:hAnsi="Times New Roman" w:eastAsia="FangSong" w:cs="Times New Roman"/>
+          <w:b/>
+          <w:bCs/>
+        </w:rPr>
+        <w:t xml:space="preserve">只需记数量级与排序</w:t>
+      </w:r>
+      <w:r>
+        <w:rPr>
+          <w:rFonts w:hint="eastAsia" w:ascii="Times New Roman" w:hAnsi="Times New Roman" w:eastAsia="Times New Roman" w:cs="Times New Roman"/>
+        </w:rPr>
+        <w:t>：</w:t>
+      </w:r>
+      <w:r>
+        <w:rPr>
+          <w:rFonts w:hint="eastAsia" w:ascii="Times New Roman" w:hAnsi="Times New Roman" w:eastAsia="FangSong" w:cs="Times New Roman"/>
+        </w:rPr>
+        <w:t>苯酚</w:t>
+      </w:r>
+      <w:r>
+        <w:rPr>
+          <w:rFonts w:ascii="Times New Roman" w:hAnsi="Times New Roman" w:eastAsia="Times New Roman" w:cs="Times New Roman"/>
+        </w:rPr>
+        <w:t xml:space="preserve"> ≈ 10</w:t>
+      </w:r>
+      <w:r>
+        <w:rPr>
+          <w:rFonts w:ascii="Times New Roman" w:hAnsi="Times New Roman" w:eastAsia="Times New Roman" w:cs="Times New Roman"/>
+          <w:vertAlign w:val="superscript"/>
+        </w:rPr>
+        <w:t>3</w:t>
+      </w:r>
+      <w:r>
+        <w:rPr>
+          <w:rFonts w:ascii="Times New Roman" w:hAnsi="Times New Roman" w:eastAsia="Times New Roman" w:cs="Times New Roman"/>
+        </w:rPr>
+        <w:t xml:space="preserve"> ≫ </w:t>
+      </w:r>
+      <w:r>
+        <w:rPr>
+          <w:rFonts w:hint="eastAsia" w:ascii="Times New Roman" w:hAnsi="Times New Roman" w:eastAsia="FangSong" w:cs="Times New Roman"/>
+        </w:rPr>
+        <w:t xml:space="preserve">甲苯</w:t>
+      </w:r>
+      <w:r>
+        <w:rPr>
+          <w:rFonts w:ascii="Times New Roman" w:hAnsi="Times New Roman" w:eastAsia="Times New Roman" w:cs="Times New Roman"/>
+        </w:rPr>
+        <w:t xml:space="preserve"> ≈ 10</w:t>
+      </w:r>
+      <w:r>
+        <w:rPr>
+          <w:rFonts w:ascii="Times New Roman" w:hAnsi="Times New Roman" w:eastAsia="Times New Roman" w:cs="Times New Roman"/>
+          <w:vertAlign w:val="superscript"/>
+        </w:rPr>
+        <w:t>1</w:t>
+      </w:r>
+      <w:r>
+        <w:rPr>
+          <w:rFonts w:ascii="Times New Roman" w:hAnsi="Times New Roman" w:eastAsia="Times New Roman" w:cs="Times New Roman"/>
+        </w:rPr>
+        <w:t xml:space="preserve"> ≫ </w:t>
+      </w:r>
+      <w:r>
+        <w:rPr>
+          <w:rFonts w:hint="eastAsia" w:ascii="Times New Roman" w:hAnsi="Times New Roman" w:eastAsia="FangSong" w:cs="Times New Roman"/>
+        </w:rPr>
+        <w:t xml:space="preserve">苯</w:t>
+      </w:r>
+      <w:r>
+        <w:rPr>
+          <w:rFonts w:ascii="Times New Roman" w:hAnsi="Times New Roman" w:eastAsia="Times New Roman" w:cs="Times New Roman"/>
+        </w:rPr>
+        <w:t xml:space="preserve"> = 1 ≫ </w:t>
+      </w:r>
+      <w:r>
+        <w:rPr>
+          <w:rFonts w:hint="eastAsia" w:ascii="Times New Roman" w:hAnsi="Times New Roman" w:eastAsia="FangSong" w:cs="Times New Roman"/>
+        </w:rPr>
+        <w:t xml:space="preserve">卤苯</w:t>
+      </w:r>
+      <w:r>
+        <w:rPr>
+          <w:rFonts w:ascii="Times New Roman" w:hAnsi="Times New Roman" w:eastAsia="Times New Roman" w:cs="Times New Roman"/>
+        </w:rPr>
+        <w:t xml:space="preserve"> ≈ 10</w:t>
+      </w:r>
+      <w:r>
+        <w:rPr>
+          <w:rFonts w:ascii="Times New Roman" w:hAnsi="Times New Roman" w:eastAsia="Times New Roman" w:cs="Times New Roman"/>
+          <w:vertAlign w:val="superscript"/>
+        </w:rPr>
+        <w:t>-2</w:t>
+      </w:r>
+      <w:r>
+        <w:rPr>
+          <w:rFonts w:ascii="Times New Roman" w:hAnsi="Times New Roman" w:eastAsia="Times New Roman" w:cs="Times New Roman"/>
+        </w:rPr>
+        <w:t xml:space="preserve"> ≫ </w:t>
+      </w:r>
+      <w:r>
+        <w:rPr>
+          <w:rFonts w:hint="eastAsia" w:ascii="Times New Roman" w:hAnsi="Times New Roman" w:eastAsia="FangSong" w:cs="Times New Roman"/>
+        </w:rPr>
+        <w:t xml:space="preserve">硝基苯</w:t>
+      </w:r>
+      <w:r>
+        <w:rPr>
+          <w:rFonts w:ascii="Times New Roman" w:hAnsi="Times New Roman" w:eastAsia="Times New Roman" w:cs="Times New Roman"/>
+        </w:rPr>
+        <w:t xml:space="preserve"> ≈ 10</w:t>
+      </w:r>
+      <w:r>
+        <w:rPr>
+          <w:rFonts w:ascii="Times New Roman" w:hAnsi="Times New Roman" w:eastAsia="Times New Roman" w:cs="Times New Roman"/>
+          <w:vertAlign w:val="superscript"/>
+        </w:rPr>
+        <w:t>-8</w:t>
+      </w:r>
+      <w:r>
+        <w:rPr>
+          <w:rFonts w:ascii="Times New Roman" w:hAnsi="Times New Roman" w:eastAsia="Times New Roman" w:cs="Times New Roman"/>
+        </w:rPr>
+        <w:t>。</w:t>
+      </w:r>
+    </w:p>
+    <w:p>
+      <w:pPr>
+        <w:pStyle w:val="BlockText"/>
+      </w:pPr>
+      <w:r>
+        <w:rPr>
+          <w:rFonts w:hint="eastAsia" w:ascii="Times New Roman" w:hAnsi="Times New Roman" w:eastAsia="FangSong" w:cs="Times New Roman"/>
           <w:b/>
           <w:bCs/>
         </w:rPr>
@@ -6482,21 +6843,109 @@
           <w:b/>
           <w:bCs/>
         </w:rPr>
-        <w:t>的对位选择性最高</w:t>
-      </w:r>
-      <w:r>
-        <w:rPr>
-          <w:rFonts w:hint="eastAsia" w:ascii="Times New Roman" w:hAnsi="Times New Roman" w:eastAsia="Times New Roman" w:cs="Times New Roman"/>
-          <w:b/>
-          <w:bCs/>
-        </w:rPr>
-        <w:t>（~86%）</w:t>
-      </w:r>
-      <w:r>
-        <w:rPr>
-          <w:rFonts w:ascii="Times New Roman" w:hAnsi="Times New Roman" w:eastAsia="Times New Roman" w:cs="Times New Roman"/>
-        </w:rPr>
-        <w:t xml:space="preserve">——2p-2p </w:t>
+        <w:t xml:space="preserve">的对位选择性最高</w:t>
+      </w:r>
+      <w:r>
+        <w:rPr>
+          <w:rFonts w:hint="eastAsia" w:ascii="Times New Roman" w:hAnsi="Times New Roman" w:eastAsia="Times New Roman" w:cs="Times New Roman"/>
+        </w:rPr>
+        <w:t>（</w:t>
+      </w:r>
+      <w:r>
+        <w:rPr>
+          <w:rFonts w:hint="eastAsia" w:ascii="Times New Roman" w:hAnsi="Times New Roman" w:eastAsia="FangSong" w:cs="Times New Roman"/>
+        </w:rPr>
+        <w:t>硝化时对位约</w:t>
+      </w:r>
+      <w:r>
+        <w:rPr>
+          <w:rFonts w:ascii="Times New Roman" w:hAnsi="Times New Roman" w:eastAsia="Times New Roman" w:cs="Times New Roman"/>
+        </w:rPr>
+        <w:t xml:space="preserve"> </w:t>
+      </w:r>
+      <w:r>
+        <w:rPr>
+          <w:rFonts w:hint="eastAsia" w:ascii="Times New Roman" w:hAnsi="Times New Roman" w:eastAsia="Times New Roman" w:cs="Times New Roman"/>
+        </w:rPr>
+        <w:t xml:space="preserve">86%，Cl</w:t>
+      </w:r>
+      <w:r>
+        <w:rPr>
+          <w:rFonts w:ascii="Times New Roman" w:hAnsi="Times New Roman" w:eastAsia="Times New Roman" w:cs="Times New Roman"/>
+        </w:rPr>
+        <w:t xml:space="preserve"> </w:t>
+      </w:r>
+      <w:r>
+        <w:rPr>
+          <w:rFonts w:hint="eastAsia" w:ascii="Times New Roman" w:hAnsi="Times New Roman" w:eastAsia="FangSong" w:cs="Times New Roman"/>
+        </w:rPr>
+        <w:t xml:space="preserve">约</w:t>
+      </w:r>
+      <w:r>
+        <w:rPr>
+          <w:rFonts w:ascii="Times New Roman" w:hAnsi="Times New Roman" w:eastAsia="Times New Roman" w:cs="Times New Roman"/>
+        </w:rPr>
+        <w:t xml:space="preserve"> 70%、Br </w:t>
+      </w:r>
+      <w:r>
+        <w:rPr>
+          <w:rFonts w:hint="eastAsia" w:ascii="Times New Roman" w:hAnsi="Times New Roman" w:eastAsia="FangSong" w:cs="Times New Roman"/>
+        </w:rPr>
+        <w:t xml:space="preserve">约</w:t>
+      </w:r>
+      <w:r>
+        <w:rPr>
+          <w:rFonts w:ascii="Times New Roman" w:hAnsi="Times New Roman" w:eastAsia="Times New Roman" w:cs="Times New Roman"/>
+        </w:rPr>
+        <w:t xml:space="preserve"> </w:t>
+      </w:r>
+      <w:r>
+        <w:rPr>
+          <w:rFonts w:hint="eastAsia" w:ascii="Times New Roman" w:hAnsi="Times New Roman" w:eastAsia="Times New Roman" w:cs="Times New Roman"/>
+        </w:rPr>
+        <w:t xml:space="preserve">62%）——F</w:t>
+      </w:r>
+      <w:r>
+        <w:rPr>
+          <w:rFonts w:ascii="Times New Roman" w:hAnsi="Times New Roman" w:eastAsia="Times New Roman" w:cs="Times New Roman"/>
+        </w:rPr>
+        <w:t xml:space="preserve"> </w:t>
+      </w:r>
+      <w:r>
+        <w:rPr>
+          <w:rFonts w:hint="eastAsia" w:ascii="Times New Roman" w:hAnsi="Times New Roman" w:eastAsia="FangSong" w:cs="Times New Roman"/>
+        </w:rPr>
+        <w:t xml:space="preserve">的</w:t>
+      </w:r>
+      <w:r>
+        <w:rPr>
+          <w:rFonts w:ascii="Times New Roman" w:hAnsi="Times New Roman" w:eastAsia="Times New Roman" w:cs="Times New Roman"/>
+        </w:rPr>
+        <w:t xml:space="preserve"> 2p </w:t>
+      </w:r>
+      <w:r>
+        <w:rPr>
+          <w:rFonts w:hint="eastAsia" w:ascii="Times New Roman" w:hAnsi="Times New Roman" w:eastAsia="FangSong" w:cs="Times New Roman"/>
+        </w:rPr>
+        <w:t xml:space="preserve">与碳</w:t>
+      </w:r>
+      <w:r>
+        <w:rPr>
+          <w:rFonts w:ascii="Times New Roman" w:hAnsi="Times New Roman" w:eastAsia="Times New Roman" w:cs="Times New Roman"/>
+        </w:rPr>
+        <w:t xml:space="preserve"> 2p </w:t>
+      </w:r>
+      <w:r>
+        <w:rPr>
+          <w:rFonts w:hint="eastAsia" w:ascii="Times New Roman" w:hAnsi="Times New Roman" w:eastAsia="FangSong" w:cs="Times New Roman"/>
+        </w:rPr>
+        <w:t>尺寸匹配</w:t>
+      </w:r>
+      <w:r>
+        <w:rPr>
+          <w:rFonts w:hint="eastAsia" w:ascii="Times New Roman" w:hAnsi="Times New Roman" w:eastAsia="Times New Roman" w:cs="Times New Roman"/>
+        </w:rPr>
+        <w:t>、</w:t>
       </w:r>
       <w:r>
         <w:rPr>
@@ -6520,7 +6969,7 @@
         <w:rPr>
           <w:rFonts w:hint="eastAsia" w:ascii="Times New Roman" w:hAnsi="Times New Roman" w:eastAsia="FangSong" w:cs="Times New Roman"/>
         </w:rPr>
-        <w:t xml:space="preserve">因</w:t>
+        <w:t xml:space="preserve">的</w:t>
       </w:r>
       <w:r>
         <w:rPr>
@@ -6970,21 +7419,21 @@
       </w:r>
       <w:r>
         <w:rPr>
-          <w:rFonts w:hint="eastAsia" w:ascii="Times New Roman" w:hAnsi="Times New Roman" w:eastAsia="Times New Roman" w:cs="Times New Roman"/>
-        </w:rPr>
-        <w:t>α</w:t>
-      </w:r>
-      <w:r>
-        <w:rPr>
-          <w:rFonts w:hint="eastAsia" w:ascii="Times New Roman" w:hAnsi="Times New Roman" w:eastAsia="FangSong" w:cs="Times New Roman"/>
-        </w:rPr>
-        <w:t>位比</w:t>
-      </w:r>
-      <w:r>
-        <w:rPr>
-          <w:rFonts w:hint="eastAsia" w:ascii="Times New Roman" w:hAnsi="Times New Roman" w:eastAsia="Times New Roman" w:cs="Times New Roman"/>
-        </w:rPr>
-        <w:t>β</w:t>
+          <w:rFonts w:ascii="Times New Roman" w:hAnsi="Times New Roman" w:eastAsia="Times New Roman" w:cs="Times New Roman"/>
+        </w:rPr>
+        <w:t xml:space="preserve"> α </w:t>
+      </w:r>
+      <w:r>
+        <w:rPr>
+          <w:rFonts w:hint="eastAsia" w:ascii="Times New Roman" w:hAnsi="Times New Roman" w:eastAsia="FangSong" w:cs="Times New Roman"/>
+        </w:rPr>
+        <w:t xml:space="preserve">位比</w:t>
+      </w:r>
+      <w:r>
+        <w:rPr>
+          <w:rFonts w:ascii="Times New Roman" w:hAnsi="Times New Roman" w:eastAsia="Times New Roman" w:cs="Times New Roman"/>
+        </w:rPr>
+        <w:t xml:space="preserve"> β </w:t>
       </w:r>
       <w:r>
         <w:rPr>
@@ -6996,37 +7445,159 @@
         <w:rPr>
           <w:rFonts w:hint="eastAsia" w:ascii="Times New Roman" w:hAnsi="Times New Roman" w:eastAsia="Times New Roman" w:cs="Times New Roman"/>
         </w:rPr>
-        <w:t>，</w:t>
-      </w:r>
-      <w:r>
-        <w:rPr>
-          <w:rFonts w:hint="eastAsia" w:ascii="Times New Roman" w:hAnsi="Times New Roman" w:eastAsia="FangSong" w:cs="Times New Roman"/>
-        </w:rPr>
-        <w:t>因为</w:t>
-      </w:r>
-      <w:r>
-        <w:rPr>
-          <w:rFonts w:hint="eastAsia" w:ascii="Times New Roman" w:hAnsi="Times New Roman" w:eastAsia="Times New Roman" w:cs="Times New Roman"/>
-        </w:rPr>
-        <w:t>α</w:t>
-      </w:r>
-      <w:r>
-        <w:rPr>
-          <w:rFonts w:hint="eastAsia" w:ascii="Times New Roman" w:hAnsi="Times New Roman" w:eastAsia="FangSong" w:cs="Times New Roman"/>
-        </w:rPr>
-        <w:t>位的</w:t>
-      </w:r>
-      <w:r>
-        <w:rPr>
-          <w:rFonts w:hint="eastAsia" w:ascii="Times New Roman" w:hAnsi="Times New Roman" w:eastAsia="Times New Roman" w:cs="Times New Roman"/>
-        </w:rPr>
-        <w:t>Wheland</w:t>
-      </w:r>
-      <w:r>
-        <w:rPr>
-          <w:rFonts w:hint="eastAsia" w:ascii="Times New Roman" w:hAnsi="Times New Roman" w:eastAsia="FangSong" w:cs="Times New Roman"/>
-        </w:rPr>
-        <w:t>中间体有更多共振式</w:t>
+        <w:t>。</w:t>
+      </w:r>
+      <w:r>
+        <w:rPr>
+          <w:rFonts w:hint="eastAsia" w:ascii="Times New Roman" w:hAnsi="Times New Roman" w:eastAsia="FangSong" w:cs="Times New Roman"/>
+        </w:rPr>
+        <w:t>理由要写具体</w:t>
+      </w:r>
+      <w:r>
+        <w:rPr>
+          <w:rFonts w:hint="eastAsia" w:ascii="Times New Roman" w:hAnsi="Times New Roman" w:eastAsia="Times New Roman" w:cs="Times New Roman"/>
+        </w:rPr>
+        <w:t>：α</w:t>
+      </w:r>
+      <w:r>
+        <w:rPr>
+          <w:rFonts w:ascii="Times New Roman" w:hAnsi="Times New Roman" w:eastAsia="Times New Roman" w:cs="Times New Roman"/>
+        </w:rPr>
+        <w:t xml:space="preserve"> </w:t>
+      </w:r>
+      <w:r>
+        <w:rPr>
+          <w:rFonts w:hint="eastAsia" w:ascii="Times New Roman" w:hAnsi="Times New Roman" w:eastAsia="FangSong" w:cs="Times New Roman"/>
+        </w:rPr>
+        <w:t xml:space="preserve">位进攻形成的</w:t>
+      </w:r>
+      <w:r>
+        <w:rPr>
+          <w:rFonts w:ascii="Times New Roman" w:hAnsi="Times New Roman" w:eastAsia="Times New Roman" w:cs="Times New Roman"/>
+        </w:rPr>
+        <w:t xml:space="preserve"> </w:t>
+      </w:r>
+      <w:r>
+        <w:rPr>
+          <w:rFonts w:hint="eastAsia" w:ascii="Times New Roman" w:hAnsi="Times New Roman" w:eastAsia="Times New Roman" w:cs="Times New Roman"/>
+        </w:rPr>
+        <w:t>σ-</w:t>
+      </w:r>
+      <w:r>
+        <w:rPr>
+          <w:rFonts w:hint="eastAsia" w:ascii="Times New Roman" w:hAnsi="Times New Roman" w:eastAsia="FangSong" w:cs="Times New Roman"/>
+        </w:rPr>
+        <w:t>络合物有</w:t>
+      </w:r>
+      <w:r>
+        <w:rPr>
+          <w:rFonts w:ascii="Times New Roman" w:hAnsi="Times New Roman" w:eastAsia="Times New Roman" w:cs="Times New Roman"/>
+        </w:rPr>
+        <w:t xml:space="preserve"> </w:t>
+      </w:r>
+      <w:r>
+        <w:rPr>
+          <w:rFonts w:ascii="Times New Roman" w:hAnsi="Times New Roman" w:eastAsia="Times New Roman" w:cs="Times New Roman"/>
+          <w:b/>
+          <w:bCs/>
+        </w:rPr>
+        <w:t xml:space="preserve">2 </w:t>
+      </w:r>
+      <w:r>
+        <w:rPr>
+          <w:rFonts w:hint="eastAsia" w:ascii="Times New Roman" w:hAnsi="Times New Roman" w:eastAsia="FangSong" w:cs="Times New Roman"/>
+          <w:b/>
+          <w:bCs/>
+        </w:rPr>
+        <w:t xml:space="preserve">个保留完整苯环</w:t>
+      </w:r>
+      <w:r>
+        <w:rPr>
+          <w:rFonts w:hint="eastAsia" w:ascii="Times New Roman" w:hAnsi="Times New Roman" w:eastAsia="FangSong" w:cs="Times New Roman"/>
+        </w:rPr>
+        <w:t>的共振式</w:t>
+      </w:r>
+      <w:r>
+        <w:rPr>
+          <w:rFonts w:hint="eastAsia" w:ascii="Times New Roman" w:hAnsi="Times New Roman" w:eastAsia="Times New Roman" w:cs="Times New Roman"/>
+        </w:rPr>
+        <w:t>（</w:t>
+      </w:r>
+      <w:r>
+        <w:rPr>
+          <w:rFonts w:hint="eastAsia" w:ascii="Times New Roman" w:hAnsi="Times New Roman" w:eastAsia="FangSong" w:cs="Times New Roman"/>
+        </w:rPr>
+        <w:t>另一个环的芳香性未被破坏</w:t>
+      </w:r>
+      <w:r>
+        <w:rPr>
+          <w:rFonts w:hint="eastAsia" w:ascii="Times New Roman" w:hAnsi="Times New Roman" w:eastAsia="Times New Roman" w:cs="Times New Roman"/>
+        </w:rPr>
+        <w:t>），β</w:t>
+      </w:r>
+      <w:r>
+        <w:rPr>
+          <w:rFonts w:ascii="Times New Roman" w:hAnsi="Times New Roman" w:eastAsia="Times New Roman" w:cs="Times New Roman"/>
+        </w:rPr>
+        <w:t xml:space="preserve"> </w:t>
+      </w:r>
+      <w:r>
+        <w:rPr>
+          <w:rFonts w:hint="eastAsia" w:ascii="Times New Roman" w:hAnsi="Times New Roman" w:eastAsia="FangSong" w:cs="Times New Roman"/>
+        </w:rPr>
+        <w:t xml:space="preserve">位进攻只有</w:t>
+      </w:r>
+      <w:r>
+        <w:rPr>
+          <w:rFonts w:ascii="Times New Roman" w:hAnsi="Times New Roman" w:eastAsia="Times New Roman" w:cs="Times New Roman"/>
+        </w:rPr>
+        <w:t xml:space="preserve"> </w:t>
+      </w:r>
+      <w:r>
+        <w:rPr>
+          <w:rFonts w:ascii="Times New Roman" w:hAnsi="Times New Roman" w:eastAsia="Times New Roman" w:cs="Times New Roman"/>
+          <w:b/>
+          <w:bCs/>
+        </w:rPr>
+        <w:t xml:space="preserve">1 </w:t>
+      </w:r>
+      <w:r>
+        <w:rPr>
+          <w:rFonts w:hint="eastAsia" w:ascii="Times New Roman" w:hAnsi="Times New Roman" w:eastAsia="FangSong" w:cs="Times New Roman"/>
+          <w:b/>
+          <w:bCs/>
+        </w:rPr>
+        <w:t xml:space="preserve">个</w:t>
+      </w:r>
+      <w:r>
+        <w:rPr>
+          <w:rFonts w:ascii="Times New Roman" w:hAnsi="Times New Roman" w:eastAsia="Times New Roman" w:cs="Times New Roman"/>
+        </w:rPr>
+        <w:t xml:space="preserve"> </w:t>
+      </w:r>
+      <w:r>
+        <w:rPr>
+          <w:rFonts w:ascii="Times New Roman" w:hAnsi="Times New Roman" w:eastAsia="Times New Roman" w:cs="Times New Roman"/>
+        </w:rPr>
+        <w:t xml:space="preserve">→ α </w:t>
+      </w:r>
+      <w:r>
+        <w:rPr>
+          <w:rFonts w:hint="eastAsia" w:ascii="Times New Roman" w:hAnsi="Times New Roman" w:eastAsia="FangSong" w:cs="Times New Roman"/>
+        </w:rPr>
+        <w:t>位中间体更稳定</w:t>
+      </w:r>
+      <w:r>
+        <w:rPr>
+          <w:rFonts w:hint="eastAsia" w:ascii="Times New Roman" w:hAnsi="Times New Roman" w:eastAsia="Times New Roman" w:cs="Times New Roman"/>
+        </w:rPr>
+        <w:t>、</w:t>
+      </w:r>
+      <w:r>
+        <w:rPr>
+          <w:rFonts w:hint="eastAsia" w:ascii="Times New Roman" w:hAnsi="Times New Roman" w:eastAsia="FangSong" w:cs="Times New Roman"/>
+        </w:rPr>
+        <w:t>更快生成</w:t>
       </w:r>
       <w:r>
         <w:rPr>
@@ -7633,25 +8204,12 @@
               </m:r>
             </m:sup>
           </m:sSup>
-          <m:limUpp>
-            <m:e>
-              <m:r>
-                <m:rPr>
-                  <m:sty m:val="p"/>
-                </m:rPr>
-                <m:t>→</m:t>
-              </m:r>
-            </m:e>
-            <m:lim>
-              <m:r>
-                <m:rPr>
-                  <m:nor/>
-                  <m:sty m:val="p"/>
-                </m:rPr>
-                <m:t>EWG 邻/对位活化</m:t>
-              </m:r>
-            </m:lim>
-          </m:limUpp>
+          <m:r>
+            <m:rPr>
+              <m:sty m:val="p"/>
+            </m:rPr>
+            <m:t>→</m:t>
+          </m:r>
           <m:r>
             <m:rPr>
               <m:sty m:val="p"/>
@@ -7659,59 +8217,62 @@
             <m:t>[</m:t>
           </m:r>
           <m:r>
-            <m:t>M</m:t>
-          </m:r>
-          <m:r>
-            <m:t>e</m:t>
-          </m:r>
-          <m:r>
-            <m:t>i</m:t>
-          </m:r>
-          <m:r>
-            <m:t>s</m:t>
-          </m:r>
-          <m:r>
-            <m:t>e</m:t>
-          </m:r>
-          <m:r>
-            <m:t>n</m:t>
-          </m:r>
-          <m:r>
-            <m:t>h</m:t>
-          </m:r>
-          <m:r>
-            <m:t>e</m:t>
-          </m:r>
-          <m:r>
-            <m:t>i</m:t>
-          </m:r>
-          <m:r>
-            <m:t>m</m:t>
-          </m:r>
-          <m:r>
-            <m:t>e</m:t>
+            <m:t>A</m:t>
           </m:r>
           <m:r>
             <m:t>r</m:t>
           </m:r>
           <m:r>
-            <m:t> </m:t>
+            <m:rPr>
+              <m:sty m:val="p"/>
+            </m:rPr>
+            <m:t>(</m:t>
           </m:r>
           <m:r>
-            <m:t>络</m:t>
-          </m:r>
-          <m:r>
-            <m:t>合</m:t>
-          </m:r>
-          <m:r>
-            <m:t>物</m:t>
+            <m:t>X</m:t>
           </m:r>
           <m:r>
             <m:rPr>
               <m:sty m:val="p"/>
             </m:rPr>
-            <m:t>]</m:t>
+            <m:t>)</m:t>
           </m:r>
+          <m:r>
+            <m:rPr>
+              <m:sty m:val="p"/>
+            </m:rPr>
+            <m:t>(</m:t>
+          </m:r>
+          <m:r>
+            <m:t>N</m:t>
+          </m:r>
+          <m:r>
+            <m:t>u</m:t>
+          </m:r>
+          <m:r>
+            <m:rPr>
+              <m:sty m:val="p"/>
+            </m:rPr>
+            <m:t>)</m:t>
+          </m:r>
+          <m:sSup>
+            <m:e>
+              <m:r>
+                <m:rPr>
+                  <m:sty m:val="p"/>
+                </m:rPr>
+                <m:t>]</m:t>
+              </m:r>
+            </m:e>
+            <m:sup>
+              <m:r>
+                <m:rPr>
+                  <m:sty m:val="p"/>
+                </m:rPr>
+                <m:t>−</m:t>
+              </m:r>
+            </m:sup>
+          </m:sSup>
           <m:r>
             <m:rPr>
               <m:sty m:val="p"/>
@@ -7767,6 +8328,95 @@
       <w:r>
         <w:rPr>
           <w:rFonts w:hint="eastAsia" w:ascii="Times New Roman" w:hAnsi="Times New Roman" w:eastAsia="FangSong" w:cs="Times New Roman"/>
+        </w:rPr>
+        <w:t xml:space="preserve">方括号内即</w:t>
+      </w:r>
+      <w:r>
+        <w:rPr>
+          <w:rFonts w:ascii="Times New Roman" w:hAnsi="Times New Roman" w:eastAsia="Times New Roman" w:cs="Times New Roman"/>
+        </w:rPr>
+        <w:t xml:space="preserve"> Meisenheimer </w:t>
+      </w:r>
+      <w:r>
+        <w:rPr>
+          <w:rFonts w:hint="eastAsia" w:ascii="Times New Roman" w:hAnsi="Times New Roman" w:eastAsia="FangSong" w:cs="Times New Roman"/>
+        </w:rPr>
+        <w:t>络合物</w:t>
+      </w:r>
+      <w:r>
+        <w:rPr>
+          <w:rFonts w:hint="eastAsia" w:ascii="Times New Roman" w:hAnsi="Times New Roman" w:eastAsia="Times New Roman" w:cs="Times New Roman"/>
+        </w:rPr>
+        <w:t>；</w:t>
+      </w:r>
+      <w:r>
+        <w:rPr>
+          <w:rFonts w:hint="eastAsia" w:ascii="Times New Roman" w:hAnsi="Times New Roman" w:eastAsia="FangSong" w:cs="Times New Roman"/>
+        </w:rPr>
+        <w:t>该步要求</w:t>
+      </w:r>
+      <w:r>
+        <w:rPr>
+          <w:rFonts w:ascii="Times New Roman" w:hAnsi="Times New Roman" w:eastAsia="Times New Roman" w:cs="Times New Roman"/>
+        </w:rPr>
+        <w:t xml:space="preserve"> EWG </w:t>
+      </w:r>
+      <w:r>
+        <w:rPr>
+          <w:rFonts w:hint="eastAsia" w:ascii="Times New Roman" w:hAnsi="Times New Roman" w:eastAsia="FangSong" w:cs="Times New Roman"/>
+        </w:rPr>
+        <w:t xml:space="preserve">位于</w:t>
+      </w:r>
+      <w:r>
+        <w:rPr>
+          <w:rFonts w:ascii="Times New Roman" w:hAnsi="Times New Roman" w:eastAsia="Times New Roman" w:cs="Times New Roman"/>
+        </w:rPr>
+        <w:t xml:space="preserve"> X </w:t>
+      </w:r>
+      <w:r>
+        <w:rPr>
+          <w:rFonts w:hint="eastAsia" w:ascii="Times New Roman" w:hAnsi="Times New Roman" w:eastAsia="FangSong" w:cs="Times New Roman"/>
+        </w:rPr>
+        <w:t>的邻位或对位</w:t>
+      </w:r>
+      <w:r>
+        <w:rPr>
+          <w:rFonts w:hint="eastAsia" w:ascii="Times New Roman" w:hAnsi="Times New Roman" w:eastAsia="Times New Roman" w:cs="Times New Roman"/>
+        </w:rPr>
+        <w:t>，</w:t>
+      </w:r>
+      <w:r>
+        <w:rPr>
+          <w:rFonts w:hint="eastAsia" w:ascii="Times New Roman" w:hAnsi="Times New Roman" w:eastAsia="FangSong" w:cs="Times New Roman"/>
+        </w:rPr>
+        <w:t>否则负电荷无法离域到</w:t>
+      </w:r>
+      <w:r>
+        <w:rPr>
+          <w:rFonts w:ascii="Times New Roman" w:hAnsi="Times New Roman" w:eastAsia="Times New Roman" w:cs="Times New Roman"/>
+        </w:rPr>
+        <w:t xml:space="preserve"> EWG </w:t>
+      </w:r>
+      <w:r>
+        <w:rPr>
+          <w:rFonts w:hint="eastAsia" w:ascii="Times New Roman" w:hAnsi="Times New Roman" w:eastAsia="FangSong" w:cs="Times New Roman"/>
+        </w:rPr>
+        <w:t>上</w:t>
+      </w:r>
+      <w:r>
+        <w:rPr>
+          <w:rFonts w:hint="eastAsia" w:ascii="Times New Roman" w:hAnsi="Times New Roman" w:eastAsia="Times New Roman" w:cs="Times New Roman"/>
+        </w:rPr>
+        <w:t>。</w:t>
+      </w:r>
+    </w:p>
+    <w:p>
+      <w:pPr>
+        <w:pStyle w:val="BodyText"/>
+      </w:pPr>
+      <w:r>
+        <w:rPr>
+          <w:rFonts w:hint="eastAsia" w:ascii="Times New Roman" w:hAnsi="Times New Roman" w:eastAsia="FangSong" w:cs="Times New Roman"/>
           <w:b/>
           <w:bCs/>
         </w:rPr>
@@ -8360,7 +9010,8 @@
     <w:tbl>
       <w:tblPr>
         <w:tblStyle w:val="Table"/>
-        <w:tblW w:type="auto" w:w="0"/>
+        <w:tblW w:type="pct" w:w="5000"/>
+        <w:tblLayout w:type="fixed"/>
         <w:tblLook w:firstRow="1" w:lastRow="0" w:firstColumn="0" w:lastColumn="0" w:noHBand="0" w:noVBand="0" w:val="0020"/>
       </w:tblPr>
       <w:tblGrid>
@@ -8748,7 +9399,7 @@
               <w:rPr>
                 <w:rFonts w:hint="eastAsia" w:ascii="Times New Roman" w:hAnsi="Times New Roman" w:eastAsia="Times New Roman" w:cs="Times New Roman"/>
               </w:rPr>
-              <w:t>（EWG</w:t>
+              <w:t>（Nu</w:t>
             </w:r>
             <w:r>
               <w:rPr>
@@ -8760,19 +9411,7 @@
               <w:rPr>
                 <w:rFonts w:hint="eastAsia" w:ascii="Times New Roman" w:hAnsi="Times New Roman" w:eastAsia="FangSong" w:cs="Times New Roman"/>
               </w:rPr>
-              <w:t>邻</w:t>
-            </w:r>
-            <w:r>
-              <w:rPr>
-                <w:rFonts w:hint="eastAsia" w:ascii="Times New Roman" w:hAnsi="Times New Roman" w:eastAsia="Times New Roman" w:cs="Times New Roman"/>
-              </w:rPr>
-              <w:t>/</w:t>
-            </w:r>
-            <w:r>
-              <w:rPr>
-                <w:rFonts w:hint="eastAsia" w:ascii="Times New Roman" w:hAnsi="Times New Roman" w:eastAsia="FangSong" w:cs="Times New Roman"/>
-              </w:rPr>
-              <w:t>对位</w:t>
+              <w:t>落在原离去基碳上</w:t>
             </w:r>
             <w:r>
               <w:rPr>
@@ -8792,20 +9431,46 @@
             <w:r>
               <w:rPr>
                 <w:rFonts w:hint="eastAsia" w:ascii="Times New Roman" w:hAnsi="Times New Roman" w:eastAsia="FangSong" w:cs="Times New Roman"/>
-              </w:rPr>
-              <w:t>邻</w:t>
+                <w:b/>
+                <w:bCs/>
+              </w:rPr>
+              <w:t xml:space="preserve">位置异构体混合物</w:t>
             </w:r>
             <w:r>
               <w:rPr>
                 <w:rFonts w:hint="eastAsia" w:ascii="Times New Roman" w:hAnsi="Times New Roman" w:eastAsia="Times New Roman" w:cs="Times New Roman"/>
               </w:rPr>
-              <w:t>/</w:t>
+              <w:t xml:space="preserve">（Nu</w:t>
+            </w:r>
+            <w:r>
+              <w:rPr>
+                <w:rFonts w:ascii="Times New Roman" w:hAnsi="Times New Roman" w:eastAsia="Times New Roman" w:cs="Times New Roman"/>
+              </w:rPr>
+              <w:t xml:space="preserve"> </w:t>
             </w:r>
             <w:r>
               <w:rPr>
                 <w:rFonts w:hint="eastAsia" w:ascii="Times New Roman" w:hAnsi="Times New Roman" w:eastAsia="FangSong" w:cs="Times New Roman"/>
               </w:rPr>
-              <w:t>间位异构体混合物</w:t>
+              <w:t>可落在原离去基碳</w:t>
+            </w:r>
+            <w:r>
+              <w:rPr>
+                <w:rFonts w:hint="eastAsia" w:ascii="Times New Roman" w:hAnsi="Times New Roman" w:eastAsia="Times New Roman" w:cs="Times New Roman"/>
+              </w:rPr>
+              <w:t>，</w:t>
+            </w:r>
+            <w:r>
+              <w:rPr>
+                <w:rFonts w:hint="eastAsia" w:ascii="Times New Roman" w:hAnsi="Times New Roman" w:eastAsia="FangSong" w:cs="Times New Roman"/>
+              </w:rPr>
+              <w:t>也可落在其邻位碳</w:t>
+            </w:r>
+            <w:r>
+              <w:rPr>
+                <w:rFonts w:hint="eastAsia" w:ascii="Times New Roman" w:hAnsi="Times New Roman" w:eastAsia="Times New Roman" w:cs="Times New Roman"/>
+              </w:rPr>
+              <w:t>）</w:t>
             </w:r>
           </w:p>
         </w:tc>
@@ -9125,31 +9790,274 @@
         <w:rPr>
           <w:rFonts w:hint="eastAsia" w:ascii="Times New Roman" w:hAnsi="Times New Roman" w:eastAsia="FangSong" w:cs="Times New Roman"/>
         </w:rPr>
-        <w:t>经</w:t>
-      </w:r>
-      <w:r>
-        <w:rPr>
-          <w:rFonts w:hint="eastAsia" w:ascii="Times New Roman" w:hAnsi="Times New Roman" w:eastAsia="FangSong" w:cs="Times New Roman"/>
-          <w:b/>
-          <w:bCs/>
-        </w:rPr>
-        <w:t xml:space="preserve">诱导效应稳定</w:t>
-      </w:r>
-      <w:r>
-        <w:rPr>
-          <w:rFonts w:ascii="Times New Roman" w:hAnsi="Times New Roman" w:eastAsia="Times New Roman" w:cs="Times New Roman"/>
-          <w:b/>
-          <w:bCs/>
-        </w:rPr>
-        <w:t xml:space="preserve"> Meisenheimer </w:t>
-      </w:r>
-      <w:r>
-        <w:rPr>
-          <w:rFonts w:hint="eastAsia" w:ascii="Times New Roman" w:hAnsi="Times New Roman" w:eastAsia="FangSong" w:cs="Times New Roman"/>
-          <w:b/>
-          <w:bCs/>
-        </w:rPr>
-        <w:t xml:space="preserve">阴离子中间体</w:t>
+        <w:t>其强</w:t>
+      </w:r>
+      <w:r>
+        <w:rPr>
+          <w:rFonts w:ascii="Times New Roman" w:hAnsi="Times New Roman" w:eastAsia="Times New Roman" w:cs="Times New Roman"/>
+        </w:rPr>
+        <w:t xml:space="preserve"> -I </w:t>
+      </w:r>
+      <w:r>
+        <w:rPr>
+          <w:rFonts w:hint="eastAsia" w:ascii="Times New Roman" w:hAnsi="Times New Roman" w:eastAsia="FangSong" w:cs="Times New Roman"/>
+        </w:rPr>
+        <w:t xml:space="preserve">效应既</w:t>
+      </w:r>
+      <w:r>
+        <w:rPr>
+          <w:rFonts w:hint="eastAsia" w:ascii="Times New Roman" w:hAnsi="Times New Roman" w:eastAsia="FangSong" w:cs="Times New Roman"/>
+          <w:b/>
+          <w:bCs/>
+        </w:rPr>
+        <w:t>降低被进攻碳</w:t>
+      </w:r>
+      <w:r>
+        <w:rPr>
+          <w:rFonts w:hint="eastAsia" w:ascii="Times New Roman" w:hAnsi="Times New Roman" w:eastAsia="Times New Roman" w:cs="Times New Roman"/>
+          <w:b/>
+          <w:bCs/>
+        </w:rPr>
+        <w:t>（ipso</w:t>
+      </w:r>
+      <w:r>
+        <w:rPr>
+          <w:rFonts w:ascii="Times New Roman" w:hAnsi="Times New Roman" w:eastAsia="Times New Roman" w:cs="Times New Roman"/>
+          <w:b/>
+          <w:bCs/>
+        </w:rPr>
+        <w:t xml:space="preserve"> </w:t>
+      </w:r>
+      <w:r>
+        <w:rPr>
+          <w:rFonts w:hint="eastAsia" w:ascii="Times New Roman" w:hAnsi="Times New Roman" w:eastAsia="FangSong" w:cs="Times New Roman"/>
+          <w:b/>
+          <w:bCs/>
+        </w:rPr>
+        <w:t>碳</w:t>
+      </w:r>
+      <w:r>
+        <w:rPr>
+          <w:rFonts w:hint="eastAsia" w:ascii="Times New Roman" w:hAnsi="Times New Roman" w:eastAsia="Times New Roman" w:cs="Times New Roman"/>
+          <w:b/>
+          <w:bCs/>
+        </w:rPr>
+        <w:t>）</w:t>
+      </w:r>
+      <w:r>
+        <w:rPr>
+          <w:rFonts w:hint="eastAsia" w:ascii="Times New Roman" w:hAnsi="Times New Roman" w:eastAsia="FangSong" w:cs="Times New Roman"/>
+          <w:b/>
+          <w:bCs/>
+        </w:rPr>
+        <w:t>的空轨道能级</w:t>
+      </w:r>
+      <w:r>
+        <w:rPr>
+          <w:rFonts w:hint="eastAsia" w:ascii="Times New Roman" w:hAnsi="Times New Roman" w:eastAsia="Times New Roman" w:cs="Times New Roman"/>
+        </w:rPr>
+        <w:t>、</w:t>
+      </w:r>
+      <w:r>
+        <w:rPr>
+          <w:rFonts w:hint="eastAsia" w:ascii="Times New Roman" w:hAnsi="Times New Roman" w:eastAsia="FangSong" w:cs="Times New Roman"/>
+        </w:rPr>
+        <w:t>又</w:t>
+      </w:r>
+      <w:r>
+        <w:rPr>
+          <w:rFonts w:hint="eastAsia" w:ascii="Times New Roman" w:hAnsi="Times New Roman" w:eastAsia="FangSong" w:cs="Times New Roman"/>
+          <w:b/>
+          <w:bCs/>
+        </w:rPr>
+        <w:t xml:space="preserve">稳定加成过渡态中出现的部分负电荷</w:t>
+      </w:r>
+      <w:r>
+        <w:rPr>
+          <w:rFonts w:hint="eastAsia" w:ascii="Times New Roman" w:hAnsi="Times New Roman" w:eastAsia="Times New Roman" w:cs="Times New Roman"/>
+        </w:rPr>
+        <w:t>，</w:t>
+      </w:r>
+      <w:r>
+        <w:rPr>
+          <w:rFonts w:hint="eastAsia" w:ascii="Times New Roman" w:hAnsi="Times New Roman" w:eastAsia="FangSong" w:cs="Times New Roman"/>
+        </w:rPr>
+        <w:t>加成最快</w:t>
+      </w:r>
+      <w:r>
+        <w:rPr>
+          <w:rFonts w:hint="eastAsia" w:ascii="Times New Roman" w:hAnsi="Times New Roman" w:eastAsia="Times New Roman" w:cs="Times New Roman"/>
+        </w:rPr>
+        <w:t>；</w:t>
+      </w:r>
+      <w:r>
+        <w:rPr>
+          <w:rFonts w:hint="eastAsia" w:ascii="Times New Roman" w:hAnsi="Times New Roman" w:eastAsia="FangSong" w:cs="Times New Roman"/>
+        </w:rPr>
+        <w:t>离去步中</w:t>
+      </w:r>
+      <w:r>
+        <w:rPr>
+          <w:rFonts w:ascii="Times New Roman" w:hAnsi="Times New Roman" w:eastAsia="Times New Roman" w:cs="Times New Roman"/>
+        </w:rPr>
+        <w:t xml:space="preserve"> F</w:t>
+      </w:r>
+      <w:r>
+        <w:rPr>
+          <w:rFonts w:ascii="Times New Roman" w:hAnsi="Times New Roman" w:eastAsia="Times New Roman" w:cs="Times New Roman"/>
+          <w:vertAlign w:val="superscript"/>
+        </w:rPr>
+        <w:t>-</w:t>
+      </w:r>
+      <w:r>
+        <w:rPr>
+          <w:rFonts w:ascii="Times New Roman" w:hAnsi="Times New Roman" w:eastAsia="Times New Roman" w:cs="Times New Roman"/>
+        </w:rPr>
+        <w:t xml:space="preserve"> </w:t>
+      </w:r>
+      <w:r>
+        <w:rPr>
+          <w:rFonts w:hint="eastAsia" w:ascii="Times New Roman" w:hAnsi="Times New Roman" w:eastAsia="FangSong" w:cs="Times New Roman"/>
+        </w:rPr>
+        <w:t xml:space="preserve">是坏</w:t>
+      </w:r>
+      <w:r>
+        <w:rPr>
+          <w:rFonts w:ascii="Times New Roman" w:hAnsi="Times New Roman" w:eastAsia="Times New Roman" w:cs="Times New Roman"/>
+        </w:rPr>
+        <w:t xml:space="preserve"> LG </w:t>
+      </w:r>
+      <w:r>
+        <w:rPr>
+          <w:rFonts w:hint="eastAsia" w:ascii="Times New Roman" w:hAnsi="Times New Roman" w:eastAsia="FangSong" w:cs="Times New Roman"/>
+        </w:rPr>
+        <w:t>的劣势被掩盖</w:t>
+      </w:r>
+      <w:r>
+        <w:rPr>
+          <w:rFonts w:hint="eastAsia" w:ascii="Times New Roman" w:hAnsi="Times New Roman" w:eastAsia="Times New Roman" w:cs="Times New Roman"/>
+        </w:rPr>
+        <w:t>。</w:t>
+      </w:r>
+      <w:r>
+        <w:rPr>
+          <w:rFonts w:hint="eastAsia" w:ascii="Times New Roman" w:hAnsi="Times New Roman" w:eastAsia="FangSong" w:cs="Times New Roman"/>
+        </w:rPr>
+        <w:t>典型对比</w:t>
+      </w:r>
+      <w:r>
+        <w:rPr>
+          <w:rFonts w:hint="eastAsia" w:ascii="Times New Roman" w:hAnsi="Times New Roman" w:eastAsia="Times New Roman" w:cs="Times New Roman"/>
+        </w:rPr>
+        <w:t>：2,4-</w:t>
+      </w:r>
+      <w:r>
+        <w:rPr>
+          <w:rFonts w:hint="eastAsia" w:ascii="Times New Roman" w:hAnsi="Times New Roman" w:eastAsia="FangSong" w:cs="Times New Roman"/>
+        </w:rPr>
+        <w:t>二硝基氯苯</w:t>
+      </w:r>
+      <w:r>
+        <w:rPr>
+          <w:rFonts w:ascii="Times New Roman" w:hAnsi="Times New Roman" w:eastAsia="Times New Roman" w:cs="Times New Roman"/>
+        </w:rPr>
+        <w:t xml:space="preserve"> vs </w:t>
+      </w:r>
+      <w:r>
+        <w:rPr>
+          <w:rFonts w:hint="eastAsia" w:ascii="Times New Roman" w:hAnsi="Times New Roman" w:eastAsia="Times New Roman" w:cs="Times New Roman"/>
+        </w:rPr>
+        <w:t>2,4-</w:t>
+      </w:r>
+      <w:r>
+        <w:rPr>
+          <w:rFonts w:hint="eastAsia" w:ascii="Times New Roman" w:hAnsi="Times New Roman" w:eastAsia="FangSong" w:cs="Times New Roman"/>
+        </w:rPr>
+        <w:t>二硝基氟苯</w:t>
+      </w:r>
+      <w:r>
+        <w:rPr>
+          <w:rFonts w:hint="eastAsia" w:ascii="Times New Roman" w:hAnsi="Times New Roman" w:eastAsia="Times New Roman" w:cs="Times New Roman"/>
+        </w:rPr>
+        <w:t>，</w:t>
+      </w:r>
+      <w:r>
+        <w:rPr>
+          <w:rFonts w:hint="eastAsia" w:ascii="Times New Roman" w:hAnsi="Times New Roman" w:eastAsia="FangSong" w:cs="Times New Roman"/>
+        </w:rPr>
+        <w:t>后者取代反应快几百倍</w:t>
+      </w:r>
+      <w:r>
+        <w:rPr>
+          <w:rFonts w:ascii="Times New Roman" w:hAnsi="Times New Roman" w:eastAsia="Times New Roman" w:cs="Times New Roman"/>
+        </w:rPr>
+        <w:t xml:space="preserve"> </w:t>
+      </w:r>
+      <w:r>
+        <w:rPr>
+          <w:rFonts w:ascii="Times New Roman" w:hAnsi="Times New Roman" w:eastAsia="Times New Roman" w:cs="Times New Roman"/>
+        </w:rPr>
+        <w:t xml:space="preserve">-</w:t>
+      </w:r>
+      <w:r>
+        <w:rPr>
+          <w:rFonts w:ascii="Times New Roman" w:hAnsi="Times New Roman" w:eastAsia="Times New Roman" w:cs="Times New Roman"/>
+        </w:rPr>
+        <w:t xml:space="preserve"> </w:t>
+      </w:r>
+      <w:r>
+        <w:rPr>
+          <w:rFonts w:ascii="Times New Roman" w:hAnsi="Times New Roman" w:eastAsia="Times New Roman" w:cs="Times New Roman"/>
+          <w:b/>
+          <w:bCs/>
+        </w:rPr>
+        <w:t xml:space="preserve">Meisenheimer </w:t>
+      </w:r>
+      <w:r>
+        <w:rPr>
+          <w:rFonts w:hint="eastAsia" w:ascii="Times New Roman" w:hAnsi="Times New Roman" w:eastAsia="FangSong" w:cs="Times New Roman"/>
+          <w:b/>
+          <w:bCs/>
+        </w:rPr>
+        <w:t xml:space="preserve">络合物的负电荷离域</w:t>
+      </w:r>
+      <w:r>
+        <w:rPr>
+          <w:rFonts w:hint="eastAsia" w:ascii="Times New Roman" w:hAnsi="Times New Roman" w:eastAsia="Times New Roman" w:cs="Times New Roman"/>
+        </w:rPr>
+        <w:t>：</w:t>
+      </w:r>
+      <w:r>
+        <w:rPr>
+          <w:rFonts w:hint="eastAsia" w:ascii="Times New Roman" w:hAnsi="Times New Roman" w:eastAsia="FangSong" w:cs="Times New Roman"/>
+        </w:rPr>
+        <w:t>负电荷必须能离域到</w:t>
+      </w:r>
+      <w:r>
+        <w:rPr>
+          <w:rFonts w:hint="eastAsia" w:ascii="Times New Roman" w:hAnsi="Times New Roman" w:eastAsia="FangSong" w:cs="Times New Roman"/>
+          <w:b/>
+          <w:bCs/>
+        </w:rPr>
+        <w:t xml:space="preserve">邻位或对位</w:t>
+      </w:r>
+      <w:r>
+        <w:rPr>
+          <w:rFonts w:hint="eastAsia" w:ascii="Times New Roman" w:hAnsi="Times New Roman" w:eastAsia="FangSong" w:cs="Times New Roman"/>
+        </w:rPr>
+        <w:t xml:space="preserve">的</w:t>
+      </w:r>
+      <w:r>
+        <w:rPr>
+          <w:rFonts w:ascii="Times New Roman" w:hAnsi="Times New Roman" w:eastAsia="Times New Roman" w:cs="Times New Roman"/>
+        </w:rPr>
+        <w:t xml:space="preserve"> EWG </w:t>
+      </w:r>
+      <w:r>
+        <w:rPr>
+          <w:rFonts w:hint="eastAsia" w:ascii="Times New Roman" w:hAnsi="Times New Roman" w:eastAsia="FangSong" w:cs="Times New Roman"/>
+        </w:rPr>
+        <w:t>上</w:t>
       </w:r>
       <w:r>
         <w:rPr>
@@ -9161,7 +10069,32 @@
         <w:rPr>
           <w:rFonts w:hint="eastAsia" w:ascii="Times New Roman" w:hAnsi="Times New Roman" w:eastAsia="FangSong" w:cs="Times New Roman"/>
         </w:rPr>
-        <w:t>负电荷集中在该碳上</w:t>
+        <w:t>共振式画出</w:t>
+      </w:r>
+      <w:r>
+        <w:rPr>
+          <w:rFonts w:ascii="Times New Roman" w:hAnsi="Times New Roman" w:eastAsia="Times New Roman" w:cs="Times New Roman"/>
+        </w:rPr>
+        <w:t xml:space="preserve"> C=NO</w:t>
+      </w:r>
+      <w:r>
+        <w:rPr>
+          <w:rFonts w:ascii="Times New Roman" w:hAnsi="Times New Roman" w:eastAsia="Times New Roman" w:cs="Times New Roman"/>
+          <w:vertAlign w:val="subscript"/>
+        </w:rPr>
+        <w:t>2</w:t>
+      </w:r>
+      <w:r>
+        <w:rPr>
+          <w:rFonts w:ascii="Times New Roman" w:hAnsi="Times New Roman" w:eastAsia="Times New Roman" w:cs="Times New Roman"/>
+        </w:rPr>
+        <w:t xml:space="preserve"> </w:t>
+      </w:r>
+      <w:r>
+        <w:rPr>
+          <w:rFonts w:hint="eastAsia" w:ascii="Times New Roman" w:hAnsi="Times New Roman" w:eastAsia="FangSong" w:cs="Times New Roman"/>
+        </w:rPr>
+        <w:t>双键</w:t>
       </w:r>
       <w:r>
         <w:rPr>
@@ -9173,32 +10106,188 @@
         <w:rPr>
           <w:rFonts w:hint="eastAsia" w:ascii="Times New Roman" w:hAnsi="Times New Roman" w:eastAsia="FangSong" w:cs="Times New Roman"/>
         </w:rPr>
-        <w:t>加成最快</w:t>
-      </w:r>
-      <w:r>
-        <w:rPr>
-          <w:rFonts w:hint="eastAsia" w:ascii="Times New Roman" w:hAnsi="Times New Roman" w:eastAsia="Times New Roman" w:cs="Times New Roman"/>
-        </w:rPr>
-        <w:t>；</w:t>
-      </w:r>
-      <w:r>
-        <w:rPr>
-          <w:rFonts w:hint="eastAsia" w:ascii="Times New Roman" w:hAnsi="Times New Roman" w:eastAsia="FangSong" w:cs="Times New Roman"/>
-        </w:rPr>
-        <w:t>离去步中</w:t>
-      </w:r>
-      <w:r>
-        <w:rPr>
-          <w:rFonts w:ascii="Times New Roman" w:hAnsi="Times New Roman" w:eastAsia="Times New Roman" w:cs="Times New Roman"/>
-        </w:rPr>
-        <w:t xml:space="preserve"> F</w:t>
-      </w:r>
-      <w:r>
-        <w:rPr>
-          <w:rFonts w:ascii="Times New Roman" w:hAnsi="Times New Roman" w:eastAsia="Times New Roman" w:cs="Times New Roman"/>
+        <w:t>间位</w:t>
+      </w:r>
+      <w:r>
+        <w:rPr>
+          <w:rFonts w:ascii="Times New Roman" w:hAnsi="Times New Roman" w:eastAsia="Times New Roman" w:cs="Times New Roman"/>
+        </w:rPr>
+        <w:t xml:space="preserve"> EWG </w:t>
+      </w:r>
+      <w:r>
+        <w:rPr>
+          <w:rFonts w:hint="eastAsia" w:ascii="Times New Roman" w:hAnsi="Times New Roman" w:eastAsia="FangSong" w:cs="Times New Roman"/>
+        </w:rPr>
+        <w:t xml:space="preserve">无法参与</w:t>
+      </w:r>
+      <w:r>
+        <w:rPr>
+          <w:rFonts w:ascii="Times New Roman" w:hAnsi="Times New Roman" w:eastAsia="Times New Roman" w:cs="Times New Roman"/>
+        </w:rPr>
+        <w:t xml:space="preserve"> → </w:t>
+      </w:r>
+      <w:r>
+        <w:rPr>
+          <w:rFonts w:hint="eastAsia" w:ascii="Times New Roman" w:hAnsi="Times New Roman" w:eastAsia="FangSong" w:cs="Times New Roman"/>
+        </w:rPr>
+        <w:t>无效</w:t>
+      </w:r>
+      <w:r>
+        <w:rPr>
+          <w:rFonts w:hint="eastAsia" w:ascii="Times New Roman" w:hAnsi="Times New Roman" w:eastAsia="Times New Roman" w:cs="Times New Roman"/>
+        </w:rPr>
+        <w:t>——</w:t>
+      </w:r>
+      <w:r>
+        <w:rPr>
+          <w:rFonts w:hint="eastAsia" w:ascii="Times New Roman" w:hAnsi="Times New Roman" w:eastAsia="FangSong" w:cs="Times New Roman"/>
+        </w:rPr>
+        <w:t>这就是</w:t>
+      </w:r>
+      <w:r>
+        <w:rPr>
+          <w:rFonts w:hint="eastAsia" w:ascii="Times New Roman" w:hAnsi="Times New Roman" w:eastAsia="Times New Roman" w:cs="Times New Roman"/>
+        </w:rPr>
+        <w:t>”</w:t>
+      </w:r>
+      <w:r>
+        <w:rPr>
+          <w:rFonts w:hint="eastAsia" w:ascii="Times New Roman" w:hAnsi="Times New Roman" w:eastAsia="FangSong" w:cs="Times New Roman"/>
+        </w:rPr>
+        <w:t>间位</w:t>
+      </w:r>
+      <w:r>
+        <w:rPr>
+          <w:rFonts w:ascii="Times New Roman" w:hAnsi="Times New Roman" w:eastAsia="Times New Roman" w:cs="Times New Roman"/>
+        </w:rPr>
+        <w:t xml:space="preserve"> EWG </w:t>
+      </w:r>
+      <w:r>
+        <w:rPr>
+          <w:rFonts w:hint="eastAsia" w:ascii="Times New Roman" w:hAnsi="Times New Roman" w:eastAsia="FangSong" w:cs="Times New Roman"/>
+        </w:rPr>
+        <w:t>不活化</w:t>
+      </w:r>
+      <w:r>
+        <w:rPr>
+          <w:rFonts w:hint="eastAsia" w:ascii="Times New Roman" w:hAnsi="Times New Roman" w:eastAsia="Times New Roman" w:cs="Times New Roman"/>
+        </w:rPr>
+        <w:t>”</w:t>
+      </w:r>
+      <w:r>
+        <w:rPr>
+          <w:rFonts w:hint="eastAsia" w:ascii="Times New Roman" w:hAnsi="Times New Roman" w:eastAsia="FangSong" w:cs="Times New Roman"/>
+        </w:rPr>
+        <w:t>的根源</w:t>
+      </w:r>
+      <w:r>
+        <w:rPr>
+          <w:rFonts w:ascii="Times New Roman" w:hAnsi="Times New Roman" w:eastAsia="Times New Roman" w:cs="Times New Roman"/>
+        </w:rPr>
+        <w:t xml:space="preserve"> </w:t>
+      </w:r>
+      <w:r>
+        <w:rPr>
+          <w:rFonts w:ascii="Times New Roman" w:hAnsi="Times New Roman" w:eastAsia="Times New Roman" w:cs="Times New Roman"/>
+        </w:rPr>
+        <w:t xml:space="preserve">-</w:t>
+      </w:r>
+      <w:r>
+        <w:rPr>
+          <w:rFonts w:ascii="Times New Roman" w:hAnsi="Times New Roman" w:eastAsia="Times New Roman" w:cs="Times New Roman"/>
+        </w:rPr>
+        <w:t xml:space="preserve"> </w:t>
+      </w:r>
+      <w:r>
+        <w:rPr>
+          <w:rFonts w:hint="eastAsia" w:ascii="Times New Roman" w:hAnsi="Times New Roman" w:eastAsia="FangSong" w:cs="Times New Roman"/>
+          <w:b/>
+          <w:bCs/>
+        </w:rPr>
+        <w:t>苯炔的</w:t>
+      </w:r>
+      <w:r>
+        <w:rPr>
+          <w:rFonts w:hint="eastAsia" w:ascii="Times New Roman" w:hAnsi="Times New Roman" w:eastAsia="Times New Roman" w:cs="Times New Roman"/>
+          <w:b/>
+          <w:bCs/>
+        </w:rPr>
+        <w:t>”</w:t>
+      </w:r>
+      <w:r>
+        <w:rPr>
+          <w:rFonts w:hint="eastAsia" w:ascii="Times New Roman" w:hAnsi="Times New Roman" w:eastAsia="FangSong" w:cs="Times New Roman"/>
+          <w:b/>
+          <w:bCs/>
+        </w:rPr>
+        <w:t>扭曲三键</w:t>
+      </w:r>
+      <w:r>
+        <w:rPr>
+          <w:rFonts w:hint="eastAsia" w:ascii="Times New Roman" w:hAnsi="Times New Roman" w:eastAsia="Times New Roman" w:cs="Times New Roman"/>
+          <w:b/>
+          <w:bCs/>
+        </w:rPr>
+        <w:t>”</w:t>
+      </w:r>
+      <w:r>
+        <w:rPr>
+          <w:rFonts w:hint="eastAsia" w:ascii="Times New Roman" w:hAnsi="Times New Roman" w:eastAsia="Times New Roman" w:cs="Times New Roman"/>
+        </w:rPr>
+        <w:t>：</w:t>
+      </w:r>
+      <w:r>
+        <w:rPr>
+          <w:rFonts w:hint="eastAsia" w:ascii="Times New Roman" w:hAnsi="Times New Roman" w:eastAsia="FangSong" w:cs="Times New Roman"/>
+        </w:rPr>
+        <w:t>苯炔的两个</w:t>
+      </w:r>
+      <w:r>
+        <w:rPr>
+          <w:rFonts w:hint="eastAsia" w:ascii="Times New Roman" w:hAnsi="Times New Roman" w:eastAsia="Times New Roman" w:cs="Times New Roman"/>
+        </w:rPr>
+        <w:t>”</w:t>
+      </w:r>
+      <w:r>
+        <w:rPr>
+          <w:rFonts w:hint="eastAsia" w:ascii="Times New Roman" w:hAnsi="Times New Roman" w:eastAsia="FangSong" w:cs="Times New Roman"/>
+        </w:rPr>
+        <w:t>三键碳</w:t>
+      </w:r>
+      <w:r>
+        <w:rPr>
+          <w:rFonts w:hint="eastAsia" w:ascii="Times New Roman" w:hAnsi="Times New Roman" w:eastAsia="Times New Roman" w:cs="Times New Roman"/>
+        </w:rPr>
+        <w:t>”</w:t>
+      </w:r>
+      <w:r>
+        <w:rPr>
+          <w:rFonts w:hint="eastAsia" w:ascii="Times New Roman" w:hAnsi="Times New Roman" w:eastAsia="FangSong" w:cs="Times New Roman"/>
+        </w:rPr>
+        <w:t>仍然是</w:t>
+      </w:r>
+      <w:r>
+        <w:rPr>
+          <w:rFonts w:ascii="Times New Roman" w:hAnsi="Times New Roman" w:eastAsia="Times New Roman" w:cs="Times New Roman"/>
+        </w:rPr>
+        <w:t xml:space="preserve"> </w:t>
+      </w:r>
+      <w:r>
+        <w:rPr>
+          <w:rFonts w:ascii="Times New Roman" w:hAnsi="Times New Roman" w:eastAsia="Times New Roman" w:cs="Times New Roman"/>
+          <w:b/>
+          <w:bCs/>
+        </w:rPr>
+        <w:t>sp</w:t>
+      </w:r>
+      <w:r>
+        <w:rPr>
+          <w:rFonts w:ascii="Times New Roman" w:hAnsi="Times New Roman" w:eastAsia="Times New Roman" w:cs="Times New Roman"/>
+          <w:b/>
+          <w:bCs/>
           <w:vertAlign w:val="superscript"/>
         </w:rPr>
-        <w:t>-</w:t>
+        <w:t>2</w:t>
       </w:r>
       <w:r>
         <w:rPr>
@@ -9210,19 +10299,7 @@
         <w:rPr>
           <w:rFonts w:hint="eastAsia" w:ascii="Times New Roman" w:hAnsi="Times New Roman" w:eastAsia="FangSong" w:cs="Times New Roman"/>
         </w:rPr>
-        <w:t xml:space="preserve">是坏</w:t>
-      </w:r>
-      <w:r>
-        <w:rPr>
-          <w:rFonts w:ascii="Times New Roman" w:hAnsi="Times New Roman" w:eastAsia="Times New Roman" w:cs="Times New Roman"/>
-        </w:rPr>
-        <w:t xml:space="preserve"> LG </w:t>
-      </w:r>
-      <w:r>
-        <w:rPr>
-          <w:rFonts w:hint="eastAsia" w:ascii="Times New Roman" w:hAnsi="Times New Roman" w:eastAsia="FangSong" w:cs="Times New Roman"/>
-        </w:rPr>
-        <w:t>的劣势被掩盖</w:t>
+        <w:t>杂化</w:t>
       </w:r>
       <w:r>
         <w:rPr>
@@ -9234,37 +10311,19 @@
         <w:rPr>
           <w:rFonts w:hint="eastAsia" w:ascii="Times New Roman" w:hAnsi="Times New Roman" w:eastAsia="FangSong" w:cs="Times New Roman"/>
         </w:rPr>
-        <w:t>典型对比</w:t>
-      </w:r>
-      <w:r>
-        <w:rPr>
-          <w:rFonts w:hint="eastAsia" w:ascii="Times New Roman" w:hAnsi="Times New Roman" w:eastAsia="Times New Roman" w:cs="Times New Roman"/>
-        </w:rPr>
-        <w:t>：2,4-</w:t>
-      </w:r>
-      <w:r>
-        <w:rPr>
-          <w:rFonts w:hint="eastAsia" w:ascii="Times New Roman" w:hAnsi="Times New Roman" w:eastAsia="FangSong" w:cs="Times New Roman"/>
-        </w:rPr>
-        <w:t>二硝基氯苯</w:t>
-      </w:r>
-      <w:r>
-        <w:rPr>
-          <w:rFonts w:ascii="Times New Roman" w:hAnsi="Times New Roman" w:eastAsia="Times New Roman" w:cs="Times New Roman"/>
-        </w:rPr>
-        <w:t xml:space="preserve"> vs </w:t>
-      </w:r>
-      <w:r>
-        <w:rPr>
-          <w:rFonts w:hint="eastAsia" w:ascii="Times New Roman" w:hAnsi="Times New Roman" w:eastAsia="Times New Roman" w:cs="Times New Roman"/>
-        </w:rPr>
-        <w:t>2,4-</w:t>
-      </w:r>
-      <w:r>
-        <w:rPr>
-          <w:rFonts w:hint="eastAsia" w:ascii="Times New Roman" w:hAnsi="Times New Roman" w:eastAsia="FangSong" w:cs="Times New Roman"/>
-        </w:rPr>
-        <w:t>二硝基氟苯</w:t>
+        <w:t>那个额外的</w:t>
+      </w:r>
+      <w:r>
+        <w:rPr>
+          <w:rFonts w:ascii="Times New Roman" w:hAnsi="Times New Roman" w:eastAsia="Times New Roman" w:cs="Times New Roman"/>
+        </w:rPr>
+        <w:t xml:space="preserve"> π </w:t>
+      </w:r>
+      <w:r>
+        <w:rPr>
+          <w:rFonts w:hint="eastAsia" w:ascii="Times New Roman" w:hAnsi="Times New Roman" w:eastAsia="FangSong" w:cs="Times New Roman"/>
+        </w:rPr>
+        <w:t>键不是普通炔烃的三键</w:t>
       </w:r>
       <w:r>
         <w:rPr>
@@ -9276,19 +10335,60 @@
         <w:rPr>
           <w:rFonts w:hint="eastAsia" w:ascii="Times New Roman" w:hAnsi="Times New Roman" w:eastAsia="FangSong" w:cs="Times New Roman"/>
         </w:rPr>
-        <w:t>后者取代反应快几百倍</w:t>
-      </w:r>
-      <w:r>
-        <w:rPr>
-          <w:rFonts w:ascii="Times New Roman" w:hAnsi="Times New Roman" w:eastAsia="Times New Roman" w:cs="Times New Roman"/>
+        <w:t>而是</w:t>
+      </w:r>
+      <w:r>
+        <w:rPr>
+          <w:rFonts w:hint="eastAsia" w:ascii="Times New Roman" w:hAnsi="Times New Roman" w:eastAsia="FangSong" w:cs="Times New Roman"/>
+          <w:b/>
+          <w:bCs/>
+        </w:rPr>
+        <w:t xml:space="preserve">在环平面内由两个</w:t>
+      </w:r>
+      <w:r>
+        <w:rPr>
+          <w:rFonts w:ascii="Times New Roman" w:hAnsi="Times New Roman" w:eastAsia="Times New Roman" w:cs="Times New Roman"/>
+          <w:b/>
+          <w:bCs/>
+        </w:rPr>
+        <w:t xml:space="preserve"> sp</w:t>
+      </w:r>
+      <w:r>
+        <w:rPr>
+          <w:rFonts w:ascii="Times New Roman" w:hAnsi="Times New Roman" w:eastAsia="Times New Roman" w:cs="Times New Roman"/>
+          <w:b/>
+          <w:bCs/>
+          <w:vertAlign w:val="superscript"/>
+        </w:rPr>
+        <w:t>2</w:t>
+      </w:r>
+      <w:r>
+        <w:rPr>
+          <w:rFonts w:ascii="Times New Roman" w:hAnsi="Times New Roman" w:eastAsia="Times New Roman" w:cs="Times New Roman"/>
+          <w:b/>
+          <w:bCs/>
         </w:rPr>
         <w:t xml:space="preserve"> </w:t>
       </w:r>
       <w:r>
         <w:rPr>
-          <w:rFonts w:ascii="Times New Roman" w:hAnsi="Times New Roman" w:eastAsia="Times New Roman" w:cs="Times New Roman"/>
-        </w:rPr>
-        <w:t xml:space="preserve">-</w:t>
+          <w:rFonts w:hint="eastAsia" w:ascii="Times New Roman" w:hAnsi="Times New Roman" w:eastAsia="FangSong" w:cs="Times New Roman"/>
+          <w:b/>
+          <w:bCs/>
+        </w:rPr>
+        <w:t xml:space="preserve">轨道侧向重叠</w:t>
+      </w:r>
+      <w:r>
+        <w:rPr>
+          <w:rFonts w:hint="eastAsia" w:ascii="Times New Roman" w:hAnsi="Times New Roman" w:eastAsia="FangSong" w:cs="Times New Roman"/>
+        </w:rPr>
+        <w:t>形成的</w:t>
+      </w:r>
+      <w:r>
+        <w:rPr>
+          <w:rFonts w:hint="eastAsia" w:ascii="Times New Roman" w:hAnsi="Times New Roman" w:eastAsia="Times New Roman" w:cs="Times New Roman"/>
+        </w:rPr>
+        <w:t>——sp</w:t>
       </w:r>
       <w:r>
         <w:rPr>
@@ -9298,82 +10398,9 @@
       </w:r>
       <w:r>
         <w:rPr>
-          <w:rFonts w:ascii="Times New Roman" w:hAnsi="Times New Roman" w:eastAsia="Times New Roman" w:cs="Times New Roman"/>
-          <w:b/>
-          <w:bCs/>
-        </w:rPr>
-        <w:t xml:space="preserve">Meisenheimer </w:t>
-      </w:r>
-      <w:r>
-        <w:rPr>
-          <w:rFonts w:hint="eastAsia" w:ascii="Times New Roman" w:hAnsi="Times New Roman" w:eastAsia="FangSong" w:cs="Times New Roman"/>
-          <w:b/>
-          <w:bCs/>
-        </w:rPr>
-        <w:t xml:space="preserve">络合物的负电荷离域</w:t>
-      </w:r>
-      <w:r>
-        <w:rPr>
-          <w:rFonts w:hint="eastAsia" w:ascii="Times New Roman" w:hAnsi="Times New Roman" w:eastAsia="Times New Roman" w:cs="Times New Roman"/>
-        </w:rPr>
-        <w:t>：</w:t>
-      </w:r>
-      <w:r>
-        <w:rPr>
-          <w:rFonts w:hint="eastAsia" w:ascii="Times New Roman" w:hAnsi="Times New Roman" w:eastAsia="FangSong" w:cs="Times New Roman"/>
-        </w:rPr>
-        <w:t>负电荷必须能离域到</w:t>
-      </w:r>
-      <w:r>
-        <w:rPr>
-          <w:rFonts w:hint="eastAsia" w:ascii="Times New Roman" w:hAnsi="Times New Roman" w:eastAsia="FangSong" w:cs="Times New Roman"/>
-          <w:b/>
-          <w:bCs/>
-        </w:rPr>
-        <w:t xml:space="preserve">邻位或对位</w:t>
-      </w:r>
-      <w:r>
-        <w:rPr>
-          <w:rFonts w:hint="eastAsia" w:ascii="Times New Roman" w:hAnsi="Times New Roman" w:eastAsia="FangSong" w:cs="Times New Roman"/>
-        </w:rPr>
-        <w:t xml:space="preserve">的</w:t>
-      </w:r>
-      <w:r>
-        <w:rPr>
-          <w:rFonts w:ascii="Times New Roman" w:hAnsi="Times New Roman" w:eastAsia="Times New Roman" w:cs="Times New Roman"/>
-        </w:rPr>
-        <w:t xml:space="preserve"> EWG </w:t>
-      </w:r>
-      <w:r>
-        <w:rPr>
-          <w:rFonts w:hint="eastAsia" w:ascii="Times New Roman" w:hAnsi="Times New Roman" w:eastAsia="FangSong" w:cs="Times New Roman"/>
-        </w:rPr>
-        <w:t>上</w:t>
-      </w:r>
-      <w:r>
-        <w:rPr>
-          <w:rFonts w:hint="eastAsia" w:ascii="Times New Roman" w:hAnsi="Times New Roman" w:eastAsia="Times New Roman" w:cs="Times New Roman"/>
-        </w:rPr>
-        <w:t>（</w:t>
-      </w:r>
-      <w:r>
-        <w:rPr>
-          <w:rFonts w:hint="eastAsia" w:ascii="Times New Roman" w:hAnsi="Times New Roman" w:eastAsia="FangSong" w:cs="Times New Roman"/>
-        </w:rPr>
-        <w:t>共振式画出</w:t>
-      </w:r>
-      <w:r>
-        <w:rPr>
-          <w:rFonts w:ascii="Times New Roman" w:hAnsi="Times New Roman" w:eastAsia="Times New Roman" w:cs="Times New Roman"/>
-        </w:rPr>
-        <w:t xml:space="preserve"> C=NO</w:t>
-      </w:r>
-      <w:r>
-        <w:rPr>
-          <w:rFonts w:ascii="Times New Roman" w:hAnsi="Times New Roman" w:eastAsia="Times New Roman" w:cs="Times New Roman"/>
-          <w:vertAlign w:val="subscript"/>
-        </w:rPr>
-        <w:t>2</w:t>
+          <w:rFonts w:hint="eastAsia" w:ascii="Times New Roman" w:hAnsi="Times New Roman" w:eastAsia="FangSong" w:cs="Times New Roman"/>
+        </w:rPr>
+        <w:t xml:space="preserve">杂化要求</w:t>
       </w:r>
       <w:r>
         <w:rPr>
@@ -9383,33 +10410,33 @@
       </w:r>
       <w:r>
         <w:rPr>
-          <w:rFonts w:hint="eastAsia" w:ascii="Times New Roman" w:hAnsi="Times New Roman" w:eastAsia="FangSong" w:cs="Times New Roman"/>
-        </w:rPr>
-        <w:t>双键</w:t>
-      </w:r>
-      <w:r>
-        <w:rPr>
-          <w:rFonts w:hint="eastAsia" w:ascii="Times New Roman" w:hAnsi="Times New Roman" w:eastAsia="Times New Roman" w:cs="Times New Roman"/>
-        </w:rPr>
-        <w:t>），</w:t>
-      </w:r>
-      <w:r>
-        <w:rPr>
-          <w:rFonts w:hint="eastAsia" w:ascii="Times New Roman" w:hAnsi="Times New Roman" w:eastAsia="FangSong" w:cs="Times New Roman"/>
-        </w:rPr>
-        <w:t>间位</w:t>
-      </w:r>
-      <w:r>
-        <w:rPr>
-          <w:rFonts w:ascii="Times New Roman" w:hAnsi="Times New Roman" w:eastAsia="Times New Roman" w:cs="Times New Roman"/>
-        </w:rPr>
-        <w:t xml:space="preserve"> EWG </w:t>
-      </w:r>
-      <w:r>
-        <w:rPr>
-          <w:rFonts w:hint="eastAsia" w:ascii="Times New Roman" w:hAnsi="Times New Roman" w:eastAsia="FangSong" w:cs="Times New Roman"/>
-        </w:rPr>
-        <w:t xml:space="preserve">无法参与</w:t>
+          <w:rFonts w:hint="eastAsia" w:ascii="Times New Roman" w:hAnsi="Times New Roman" w:eastAsia="Times New Roman" w:cs="Times New Roman"/>
+        </w:rPr>
+        <w:t>180°，</w:t>
+      </w:r>
+      <w:r>
+        <w:rPr>
+          <w:rFonts w:hint="eastAsia" w:ascii="Times New Roman" w:hAnsi="Times New Roman" w:eastAsia="FangSong" w:cs="Times New Roman"/>
+        </w:rPr>
+        <w:t>这里键角被环骨架压到约</w:t>
+      </w:r>
+      <w:r>
+        <w:rPr>
+          <w:rFonts w:ascii="Times New Roman" w:hAnsi="Times New Roman" w:eastAsia="Times New Roman" w:cs="Times New Roman"/>
+        </w:rPr>
+        <w:t xml:space="preserve"> </w:t>
+      </w:r>
+      <w:r>
+        <w:rPr>
+          <w:rFonts w:hint="eastAsia" w:ascii="Times New Roman" w:hAnsi="Times New Roman" w:eastAsia="Times New Roman" w:cs="Times New Roman"/>
+        </w:rPr>
+        <w:t>120°，</w:t>
+      </w:r>
+      <w:r>
+        <w:rPr>
+          <w:rFonts w:hint="eastAsia" w:ascii="Times New Roman" w:hAnsi="Times New Roman" w:eastAsia="FangSong" w:cs="Times New Roman"/>
+        </w:rPr>
+        <w:t>侧向重叠极差</w:t>
       </w:r>
       <w:r>
         <w:rPr>
@@ -9421,233 +10448,7 @@
         <w:rPr>
           <w:rFonts w:hint="eastAsia" w:ascii="Times New Roman" w:hAnsi="Times New Roman" w:eastAsia="FangSong" w:cs="Times New Roman"/>
         </w:rPr>
-        <w:t>无效</w:t>
-      </w:r>
-      <w:r>
-        <w:rPr>
-          <w:rFonts w:hint="eastAsia" w:ascii="Times New Roman" w:hAnsi="Times New Roman" w:eastAsia="Times New Roman" w:cs="Times New Roman"/>
-        </w:rPr>
-        <w:t>——</w:t>
-      </w:r>
-      <w:r>
-        <w:rPr>
-          <w:rFonts w:hint="eastAsia" w:ascii="Times New Roman" w:hAnsi="Times New Roman" w:eastAsia="FangSong" w:cs="Times New Roman"/>
-        </w:rPr>
-        <w:t>这就是</w:t>
-      </w:r>
-      <w:r>
-        <w:rPr>
-          <w:rFonts w:hint="eastAsia" w:ascii="Times New Roman" w:hAnsi="Times New Roman" w:eastAsia="Times New Roman" w:cs="Times New Roman"/>
-        </w:rPr>
-        <w:t>”</w:t>
-      </w:r>
-      <w:r>
-        <w:rPr>
-          <w:rFonts w:hint="eastAsia" w:ascii="Times New Roman" w:hAnsi="Times New Roman" w:eastAsia="FangSong" w:cs="Times New Roman"/>
-        </w:rPr>
-        <w:t>间位</w:t>
-      </w:r>
-      <w:r>
-        <w:rPr>
-          <w:rFonts w:ascii="Times New Roman" w:hAnsi="Times New Roman" w:eastAsia="Times New Roman" w:cs="Times New Roman"/>
-        </w:rPr>
-        <w:t xml:space="preserve"> EWG </w:t>
-      </w:r>
-      <w:r>
-        <w:rPr>
-          <w:rFonts w:hint="eastAsia" w:ascii="Times New Roman" w:hAnsi="Times New Roman" w:eastAsia="FangSong" w:cs="Times New Roman"/>
-        </w:rPr>
-        <w:t>不活化</w:t>
-      </w:r>
-      <w:r>
-        <w:rPr>
-          <w:rFonts w:hint="eastAsia" w:ascii="Times New Roman" w:hAnsi="Times New Roman" w:eastAsia="Times New Roman" w:cs="Times New Roman"/>
-        </w:rPr>
-        <w:t>”</w:t>
-      </w:r>
-      <w:r>
-        <w:rPr>
-          <w:rFonts w:hint="eastAsia" w:ascii="Times New Roman" w:hAnsi="Times New Roman" w:eastAsia="FangSong" w:cs="Times New Roman"/>
-        </w:rPr>
-        <w:t>的根源</w:t>
-      </w:r>
-      <w:r>
-        <w:rPr>
-          <w:rFonts w:ascii="Times New Roman" w:hAnsi="Times New Roman" w:eastAsia="Times New Roman" w:cs="Times New Roman"/>
-        </w:rPr>
-        <w:t xml:space="preserve"> </w:t>
-      </w:r>
-      <w:r>
-        <w:rPr>
-          <w:rFonts w:ascii="Times New Roman" w:hAnsi="Times New Roman" w:eastAsia="Times New Roman" w:cs="Times New Roman"/>
-        </w:rPr>
-        <w:t xml:space="preserve">-</w:t>
-      </w:r>
-      <w:r>
-        <w:rPr>
-          <w:rFonts w:ascii="Times New Roman" w:hAnsi="Times New Roman" w:eastAsia="Times New Roman" w:cs="Times New Roman"/>
-        </w:rPr>
-        <w:t xml:space="preserve"> </w:t>
-      </w:r>
-      <w:r>
-        <w:rPr>
-          <w:rFonts w:hint="eastAsia" w:ascii="Times New Roman" w:hAnsi="Times New Roman" w:eastAsia="FangSong" w:cs="Times New Roman"/>
-          <w:b/>
-          <w:bCs/>
-        </w:rPr>
-        <w:t>苯炔的</w:t>
-      </w:r>
-      <w:r>
-        <w:rPr>
-          <w:rFonts w:hint="eastAsia" w:ascii="Times New Roman" w:hAnsi="Times New Roman" w:eastAsia="Times New Roman" w:cs="Times New Roman"/>
-          <w:b/>
-          <w:bCs/>
-        </w:rPr>
-        <w:t>”</w:t>
-      </w:r>
-      <w:r>
-        <w:rPr>
-          <w:rFonts w:hint="eastAsia" w:ascii="Times New Roman" w:hAnsi="Times New Roman" w:eastAsia="FangSong" w:cs="Times New Roman"/>
-          <w:b/>
-          <w:bCs/>
-        </w:rPr>
-        <w:t>扭曲三键</w:t>
-      </w:r>
-      <w:r>
-        <w:rPr>
-          <w:rFonts w:hint="eastAsia" w:ascii="Times New Roman" w:hAnsi="Times New Roman" w:eastAsia="Times New Roman" w:cs="Times New Roman"/>
-          <w:b/>
-          <w:bCs/>
-        </w:rPr>
-        <w:t>”</w:t>
-      </w:r>
-      <w:r>
-        <w:rPr>
-          <w:rFonts w:hint="eastAsia" w:ascii="Times New Roman" w:hAnsi="Times New Roman" w:eastAsia="Times New Roman" w:cs="Times New Roman"/>
-        </w:rPr>
-        <w:t>：</w:t>
-      </w:r>
-      <w:r>
-        <w:rPr>
-          <w:rFonts w:hint="eastAsia" w:ascii="Times New Roman" w:hAnsi="Times New Roman" w:eastAsia="FangSong" w:cs="Times New Roman"/>
-        </w:rPr>
-        <w:t>苯炔的</w:t>
-      </w:r>
-      <w:r>
-        <w:rPr>
-          <w:rFonts w:hint="eastAsia" w:ascii="Times New Roman" w:hAnsi="Times New Roman" w:eastAsia="Times New Roman" w:cs="Times New Roman"/>
-        </w:rPr>
-        <w:t>”</w:t>
-      </w:r>
-      <w:r>
-        <w:rPr>
-          <w:rFonts w:hint="eastAsia" w:ascii="Times New Roman" w:hAnsi="Times New Roman" w:eastAsia="FangSong" w:cs="Times New Roman"/>
-        </w:rPr>
-        <w:t>三键</w:t>
-      </w:r>
-      <w:r>
-        <w:rPr>
-          <w:rFonts w:hint="eastAsia" w:ascii="Times New Roman" w:hAnsi="Times New Roman" w:eastAsia="Times New Roman" w:cs="Times New Roman"/>
-        </w:rPr>
-        <w:t>”</w:t>
-      </w:r>
-      <w:r>
-        <w:rPr>
-          <w:rFonts w:hint="eastAsia" w:ascii="Times New Roman" w:hAnsi="Times New Roman" w:eastAsia="FangSong" w:cs="Times New Roman"/>
-        </w:rPr>
-        <w:t>不是</w:t>
-      </w:r>
-      <w:r>
-        <w:rPr>
-          <w:rFonts w:ascii="Times New Roman" w:hAnsi="Times New Roman" w:eastAsia="Times New Roman" w:cs="Times New Roman"/>
-        </w:rPr>
-        <w:t xml:space="preserve"> sp </w:t>
-      </w:r>
-      <w:r>
-        <w:rPr>
-          <w:rFonts w:hint="eastAsia" w:ascii="Times New Roman" w:hAnsi="Times New Roman" w:eastAsia="FangSong" w:cs="Times New Roman"/>
-        </w:rPr>
-        <w:t>杂化直链三键</w:t>
-      </w:r>
-      <w:r>
-        <w:rPr>
-          <w:rFonts w:hint="eastAsia" w:ascii="Times New Roman" w:hAnsi="Times New Roman" w:eastAsia="Times New Roman" w:cs="Times New Roman"/>
-        </w:rPr>
-        <w:t>，</w:t>
-      </w:r>
-      <w:r>
-        <w:rPr>
-          <w:rFonts w:hint="eastAsia" w:ascii="Times New Roman" w:hAnsi="Times New Roman" w:eastAsia="FangSong" w:cs="Times New Roman"/>
-        </w:rPr>
-        <w:t>而是由芳香环共面</w:t>
-      </w:r>
-      <w:r>
-        <w:rPr>
-          <w:rFonts w:ascii="Times New Roman" w:hAnsi="Times New Roman" w:eastAsia="Times New Roman" w:cs="Times New Roman"/>
-        </w:rPr>
-        <w:t xml:space="preserve"> p </w:t>
-      </w:r>
-      <w:r>
-        <w:rPr>
-          <w:rFonts w:hint="eastAsia" w:ascii="Times New Roman" w:hAnsi="Times New Roman" w:eastAsia="FangSong" w:cs="Times New Roman"/>
-        </w:rPr>
-        <w:t xml:space="preserve">轨道重叠形成的</w:t>
-      </w:r>
-      <w:r>
-        <w:rPr>
-          <w:rFonts w:hint="eastAsia" w:ascii="Times New Roman" w:hAnsi="Times New Roman" w:eastAsia="FangSong" w:cs="Times New Roman"/>
-          <w:b/>
-          <w:bCs/>
-        </w:rPr>
-        <w:t xml:space="preserve">张力极大的键</w:t>
-      </w:r>
-      <w:r>
-        <w:rPr>
-          <w:rFonts w:hint="eastAsia" w:ascii="Times New Roman" w:hAnsi="Times New Roman" w:eastAsia="Times New Roman" w:cs="Times New Roman"/>
-        </w:rPr>
-        <w:t>（</w:t>
-      </w:r>
-      <w:r>
-        <w:rPr>
-          <w:rFonts w:hint="eastAsia" w:ascii="Times New Roman" w:hAnsi="Times New Roman" w:eastAsia="FangSong" w:cs="Times New Roman"/>
-        </w:rPr>
-        <w:t>键角被迫约</w:t>
-      </w:r>
-      <w:r>
-        <w:rPr>
-          <w:rFonts w:ascii="Times New Roman" w:hAnsi="Times New Roman" w:eastAsia="Times New Roman" w:cs="Times New Roman"/>
-        </w:rPr>
-        <w:t xml:space="preserve"> 120° </w:t>
-      </w:r>
-      <w:r>
-        <w:rPr>
-          <w:rFonts w:hint="eastAsia" w:ascii="Times New Roman" w:hAnsi="Times New Roman" w:eastAsia="FangSong" w:cs="Times New Roman"/>
-        </w:rPr>
-        <w:t xml:space="preserve">而非</w:t>
-      </w:r>
-      <w:r>
-        <w:rPr>
-          <w:rFonts w:ascii="Times New Roman" w:hAnsi="Times New Roman" w:eastAsia="Times New Roman" w:cs="Times New Roman"/>
-        </w:rPr>
-        <w:t xml:space="preserve"> </w:t>
-      </w:r>
-      <w:r>
-        <w:rPr>
-          <w:rFonts w:hint="eastAsia" w:ascii="Times New Roman" w:hAnsi="Times New Roman" w:eastAsia="Times New Roman" w:cs="Times New Roman"/>
-        </w:rPr>
-        <w:t xml:space="preserve">180°）→</w:t>
-      </w:r>
-      <w:r>
-        <w:rPr>
-          <w:rFonts w:ascii="Times New Roman" w:hAnsi="Times New Roman" w:eastAsia="Times New Roman" w:cs="Times New Roman"/>
-        </w:rPr>
-        <w:t xml:space="preserve"> </w:t>
-      </w:r>
-      <w:r>
-        <w:rPr>
-          <w:rFonts w:hint="eastAsia" w:ascii="Times New Roman" w:hAnsi="Times New Roman" w:eastAsia="FangSong" w:cs="Times New Roman"/>
-        </w:rPr>
-        <w:t>极活泼</w:t>
+        <w:t>张力极大</w:t>
       </w:r>
       <w:r>
         <w:rPr>
@@ -11560,7 +12361,7 @@
         <w:rPr>
           <w:rFonts w:hint="eastAsia" w:ascii="Times New Roman" w:hAnsi="Times New Roman" w:eastAsia="Times New Roman" w:cs="Times New Roman"/>
         </w:rPr>
-        <w:t>(</w:t>
+        <w:t>（</w:t>
       </w:r>
       <w:r>
         <w:rPr>
@@ -11570,9 +12371,15 @@
       </w:r>
       <w:r>
         <w:rPr>
-          <w:rFonts w:hint="eastAsia" w:ascii="Times New Roman" w:hAnsi="Times New Roman" w:eastAsia="Times New Roman" w:cs="Times New Roman"/>
-        </w:rPr>
-        <w:t>→Sn2)</w:t>
+          <w:rFonts w:ascii="Times New Roman" w:hAnsi="Times New Roman" w:eastAsia="Times New Roman" w:cs="Times New Roman"/>
+        </w:rPr>
+        <w:t xml:space="preserve"> → </w:t>
+      </w:r>
+      <w:r>
+        <w:rPr>
+          <w:rFonts w:hint="eastAsia" w:ascii="Times New Roman" w:hAnsi="Times New Roman" w:eastAsia="Times New Roman" w:cs="Times New Roman"/>
+        </w:rPr>
+        <w:t xml:space="preserve">SN2）</w:t>
       </w:r>
     </w:p>
     <w:p>
@@ -11603,13 +12410,61 @@
         <w:rPr>
           <w:rFonts w:hint="eastAsia" w:ascii="Times New Roman" w:hAnsi="Times New Roman" w:eastAsia="FangSong" w:cs="Times New Roman"/>
         </w:rPr>
-        <w:t>双甲基甲基伯</w:t>
-      </w:r>
-      <w:r>
-        <w:rPr>
-          <w:rFonts w:hint="eastAsia" w:ascii="Times New Roman" w:hAnsi="Times New Roman" w:eastAsia="Times New Roman" w:cs="Times New Roman"/>
-        </w:rPr>
-        <w:t>——SN2；C(CH</w:t>
+        <w:t>甲基</w:t>
+      </w:r>
+      <w:r>
+        <w:rPr>
+          <w:rFonts w:hint="eastAsia" w:ascii="Times New Roman" w:hAnsi="Times New Roman" w:eastAsia="Times New Roman" w:cs="Times New Roman"/>
+        </w:rPr>
+        <w:t>、</w:t>
+      </w:r>
+      <w:r>
+        <w:rPr>
+          <w:rFonts w:hint="eastAsia" w:ascii="Times New Roman" w:hAnsi="Times New Roman" w:eastAsia="FangSong" w:cs="Times New Roman"/>
+        </w:rPr>
+        <w:t>伯</w:t>
+      </w:r>
+      <w:r>
+        <w:rPr>
+          <w:rFonts w:ascii="Times New Roman" w:hAnsi="Times New Roman" w:eastAsia="Times New Roman" w:cs="Times New Roman"/>
+        </w:rPr>
+        <w:t xml:space="preserve"> → </w:t>
+      </w:r>
+      <w:r>
+        <w:rPr>
+          <w:rFonts w:hint="eastAsia" w:ascii="Times New Roman" w:hAnsi="Times New Roman" w:eastAsia="Times New Roman" w:cs="Times New Roman"/>
+        </w:rPr>
+        <w:t>SN2；</w:t>
+      </w:r>
+      <w:r>
+        <w:rPr>
+          <w:rFonts w:hint="eastAsia" w:ascii="Times New Roman" w:hAnsi="Times New Roman" w:eastAsia="FangSong" w:cs="Times New Roman"/>
+        </w:rPr>
+        <w:t>叔</w:t>
+      </w:r>
+      <w:r>
+        <w:rPr>
+          <w:rFonts w:hint="eastAsia" w:ascii="Times New Roman" w:hAnsi="Times New Roman" w:eastAsia="Times New Roman" w:cs="Times New Roman"/>
+        </w:rPr>
+        <w:t>（</w:t>
+      </w:r>
+      <w:r>
+        <w:rPr>
+          <w:rFonts w:hint="eastAsia" w:ascii="Times New Roman" w:hAnsi="Times New Roman" w:eastAsia="FangSong" w:cs="Times New Roman"/>
+        </w:rPr>
+        <w:t>如</w:t>
+      </w:r>
+      <w:r>
+        <w:rPr>
+          <w:rFonts w:ascii="Times New Roman" w:hAnsi="Times New Roman" w:eastAsia="Times New Roman" w:cs="Times New Roman"/>
+        </w:rPr>
+        <w:t xml:space="preserve"> </w:t>
+      </w:r>
+      <w:r>
+        <w:rPr>
+          <w:rFonts w:hint="eastAsia" w:ascii="Times New Roman" w:hAnsi="Times New Roman" w:eastAsia="Times New Roman" w:cs="Times New Roman"/>
+        </w:rPr>
+        <w:t>C(CH</w:t>
       </w:r>
       <w:r>
         <w:rPr>
@@ -11635,7 +12490,19 @@
         <w:rPr>
           <w:rFonts w:hint="eastAsia" w:ascii="Times New Roman" w:hAnsi="Times New Roman" w:eastAsia="Times New Roman" w:cs="Times New Roman"/>
         </w:rPr>
-        <w:t>——SN1；</w:t>
+        <w:t>X）→</w:t>
+      </w:r>
+      <w:r>
+        <w:rPr>
+          <w:rFonts w:ascii="Times New Roman" w:hAnsi="Times New Roman" w:eastAsia="Times New Roman" w:cs="Times New Roman"/>
+        </w:rPr>
+        <w:t xml:space="preserve"> </w:t>
+      </w:r>
+      <w:r>
+        <w:rPr>
+          <w:rFonts w:hint="eastAsia" w:ascii="Times New Roman" w:hAnsi="Times New Roman" w:eastAsia="Times New Roman" w:cs="Times New Roman"/>
+        </w:rPr>
+        <w:t>SN1；</w:t>
       </w:r>
       <w:r>
         <w:rPr>
@@ -11645,9 +12512,9 @@
       </w:r>
       <w:r>
         <w:rPr>
-          <w:rFonts w:hint="eastAsia" w:ascii="Times New Roman" w:hAnsi="Times New Roman" w:eastAsia="Times New Roman" w:cs="Times New Roman"/>
-        </w:rPr>
-        <w:t>——</w:t>
+          <w:rFonts w:ascii="Times New Roman" w:hAnsi="Times New Roman" w:eastAsia="Times New Roman" w:cs="Times New Roman"/>
+        </w:rPr>
+        <w:t xml:space="preserve"> → </w:t>
       </w:r>
       <w:r>
         <w:rPr>
@@ -12022,25 +12889,7 @@
               <w:rPr>
                 <w:rFonts w:hint="eastAsia" w:ascii="Times New Roman" w:hAnsi="Times New Roman" w:eastAsia="FangSong" w:cs="Times New Roman"/>
               </w:rPr>
-              <w:t>规律</w:t>
-            </w:r>
-            <w:r>
-              <w:rPr>
-                <w:rFonts w:hint="eastAsia" w:ascii="Times New Roman" w:hAnsi="Times New Roman" w:eastAsia="Times New Roman" w:cs="Times New Roman"/>
-              </w:rPr>
-              <w:t>(</w:t>
-            </w:r>
-            <w:r>
-              <w:rPr>
-                <w:rFonts w:hint="eastAsia" w:ascii="Times New Roman" w:hAnsi="Times New Roman" w:eastAsia="FangSong" w:cs="Times New Roman"/>
-              </w:rPr>
-              <w:t>通用</w:t>
-            </w:r>
-            <w:r>
-              <w:rPr>
-                <w:rFonts w:hint="eastAsia" w:ascii="Times New Roman" w:hAnsi="Times New Roman" w:eastAsia="Times New Roman" w:cs="Times New Roman"/>
-              </w:rPr>
-              <w:t>)</w:t>
+              <w:t xml:space="preserve">规律</w:t>
             </w:r>
           </w:p>
         </w:tc>
@@ -12054,14 +12903,22 @@
             <w:r>
               <w:rPr>
                 <w:rFonts w:hint="eastAsia" w:ascii="Times New Roman" w:hAnsi="Times New Roman" w:eastAsia="FangSong" w:cs="Times New Roman"/>
-              </w:rPr>
-              <w:t>方向相同</w:t>
+                <w:b/>
+                <w:bCs/>
+              </w:rPr>
+              <w:t xml:space="preserve">质子溶剂中</w:t>
+            </w:r>
+            <w:r>
+              <w:rPr>
+                <w:rFonts w:hint="eastAsia" w:ascii="Times New Roman" w:hAnsi="Times New Roman" w:eastAsia="FangSong" w:cs="Times New Roman"/>
+              </w:rPr>
+              <w:t>可极化性主导</w:t>
             </w:r>
             <w:r>
               <w:rPr>
                 <w:rFonts w:hint="eastAsia" w:ascii="Times New Roman" w:hAnsi="Times New Roman" w:eastAsia="Times New Roman" w:cs="Times New Roman"/>
               </w:rPr>
-              <w:t>（</w:t>
+              <w:t>，</w:t>
             </w:r>
             <w:r>
               <w:rPr>
@@ -12071,9 +12928,54 @@
             </w:r>
             <w:r>
               <w:rPr>
+                <w:rFonts w:ascii="Times New Roman" w:hAnsi="Times New Roman" w:eastAsia="Times New Roman" w:cs="Times New Roman"/>
+              </w:rPr>
+              <w:t xml:space="preserve"> I</w:t>
+            </w:r>
+            <w:r>
+              <w:rPr>
+                <w:rFonts w:ascii="Times New Roman" w:hAnsi="Times New Roman" w:eastAsia="Times New Roman" w:cs="Times New Roman"/>
+                <w:vertAlign w:val="superscript"/>
+              </w:rPr>
+              <w:t>-</w:t>
+            </w:r>
+            <w:r>
+              <w:rPr>
+                <w:rFonts w:ascii="Times New Roman" w:hAnsi="Times New Roman" w:eastAsia="Times New Roman" w:cs="Times New Roman"/>
+              </w:rPr>
+              <w:t xml:space="preserve"> &gt; Br</w:t>
+            </w:r>
+            <w:r>
+              <w:rPr>
+                <w:rFonts w:ascii="Times New Roman" w:hAnsi="Times New Roman" w:eastAsia="Times New Roman" w:cs="Times New Roman"/>
+                <w:vertAlign w:val="superscript"/>
+              </w:rPr>
+              <w:t>-</w:t>
+            </w:r>
+            <w:r>
+              <w:rPr>
+                <w:rFonts w:ascii="Times New Roman" w:hAnsi="Times New Roman" w:eastAsia="Times New Roman" w:cs="Times New Roman"/>
+              </w:rPr>
+              <w:t xml:space="preserve"> &gt; Cl</w:t>
+            </w:r>
+            <w:r>
+              <w:rPr>
+                <w:rFonts w:ascii="Times New Roman" w:hAnsi="Times New Roman" w:eastAsia="Times New Roman" w:cs="Times New Roman"/>
+                <w:vertAlign w:val="superscript"/>
+              </w:rPr>
+              <w:t>-</w:t>
+            </w:r>
+            <w:r>
+              <w:rPr>
+                <w:rFonts w:ascii="Times New Roman" w:hAnsi="Times New Roman" w:eastAsia="Times New Roman" w:cs="Times New Roman"/>
+              </w:rPr>
+              <w:t xml:space="preserve"> &gt; </w:t>
+            </w:r>
+            <w:r>
+              <w:rPr>
                 <w:rFonts w:hint="eastAsia" w:ascii="Times New Roman" w:hAnsi="Times New Roman" w:eastAsia="Times New Roman" w:cs="Times New Roman"/>
               </w:rPr>
-              <w:t>：I</w:t>
+              <w:t>F</w:t>
             </w:r>
             <w:r>
               <w:rPr>
@@ -12086,46 +12988,85 @@
               <w:rPr>
                 <w:rFonts w:hint="eastAsia" w:ascii="Times New Roman" w:hAnsi="Times New Roman" w:eastAsia="Times New Roman" w:cs="Times New Roman"/>
               </w:rPr>
-              <w:t>&gt;Br</w:t>
+              <w:t>；</w:t>
+            </w:r>
+            <w:r>
+              <w:rPr>
+                <w:rFonts w:hint="eastAsia" w:ascii="Times New Roman" w:hAnsi="Times New Roman" w:eastAsia="FangSong" w:cs="Times New Roman"/>
+                <w:b/>
+                <w:bCs/>
+              </w:rPr>
+              <w:t xml:space="preserve">极性非质子溶剂中</w:t>
+            </w:r>
+            <w:r>
+              <w:rPr>
+                <w:rFonts w:hint="eastAsia" w:ascii="Times New Roman" w:hAnsi="Times New Roman" w:eastAsia="FangSong" w:cs="Times New Roman"/>
+              </w:rPr>
+              <w:t>阴离子呈裸露状态</w:t>
             </w:r>
             <w:r>
               <w:rPr>
                 <w:rFonts w:hint="eastAsia" w:ascii="Times New Roman" w:hAnsi="Times New Roman" w:eastAsia="Times New Roman" w:cs="Times New Roman"/>
+              </w:rPr>
+              <w:t>，</w:t>
+            </w:r>
+            <w:r>
+              <w:rPr>
+                <w:rFonts w:hint="eastAsia" w:ascii="Times New Roman" w:hAnsi="Times New Roman" w:eastAsia="FangSong" w:cs="Times New Roman"/>
+              </w:rPr>
+              <w:t>同族</w:t>
+            </w:r>
+            <w:r>
+              <w:rPr>
+                <w:rFonts w:ascii="Times New Roman" w:hAnsi="Times New Roman" w:eastAsia="Times New Roman" w:cs="Times New Roman"/>
+              </w:rPr>
+              <w:t xml:space="preserve"> F</w:t>
+            </w:r>
+            <w:r>
+              <w:rPr>
+                <w:rFonts w:ascii="Times New Roman" w:hAnsi="Times New Roman" w:eastAsia="Times New Roman" w:cs="Times New Roman"/>
                 <w:vertAlign w:val="superscript"/>
               </w:rPr>
               <w:t>-</w:t>
             </w:r>
             <w:r>
               <w:rPr>
-                <w:rFonts w:hint="eastAsia" w:ascii="Times New Roman" w:hAnsi="Times New Roman" w:eastAsia="Times New Roman" w:cs="Times New Roman"/>
-              </w:rPr>
-              <w:t>&gt;Cl</w:t>
-            </w:r>
-            <w:r>
-              <w:rPr>
-                <w:rFonts w:hint="eastAsia" w:ascii="Times New Roman" w:hAnsi="Times New Roman" w:eastAsia="Times New Roman" w:cs="Times New Roman"/>
+                <w:rFonts w:ascii="Times New Roman" w:hAnsi="Times New Roman" w:eastAsia="Times New Roman" w:cs="Times New Roman"/>
+              </w:rPr>
+              <w:t xml:space="preserve"> &gt; Cl</w:t>
+            </w:r>
+            <w:r>
+              <w:rPr>
+                <w:rFonts w:ascii="Times New Roman" w:hAnsi="Times New Roman" w:eastAsia="Times New Roman" w:cs="Times New Roman"/>
                 <w:vertAlign w:val="superscript"/>
               </w:rPr>
               <w:t>-</w:t>
             </w:r>
             <w:r>
               <w:rPr>
-                <w:rFonts w:hint="eastAsia" w:ascii="Times New Roman" w:hAnsi="Times New Roman" w:eastAsia="Times New Roman" w:cs="Times New Roman"/>
-              </w:rPr>
-              <w:t>&gt;F</w:t>
-            </w:r>
-            <w:r>
-              <w:rPr>
-                <w:rFonts w:hint="eastAsia" w:ascii="Times New Roman" w:hAnsi="Times New Roman" w:eastAsia="Times New Roman" w:cs="Times New Roman"/>
+                <w:rFonts w:ascii="Times New Roman" w:hAnsi="Times New Roman" w:eastAsia="Times New Roman" w:cs="Times New Roman"/>
+              </w:rPr>
+              <w:t xml:space="preserve"> &gt; Br</w:t>
+            </w:r>
+            <w:r>
+              <w:rPr>
+                <w:rFonts w:ascii="Times New Roman" w:hAnsi="Times New Roman" w:eastAsia="Times New Roman" w:cs="Times New Roman"/>
                 <w:vertAlign w:val="superscript"/>
               </w:rPr>
               <w:t>-</w:t>
             </w:r>
             <w:r>
               <w:rPr>
-                <w:rFonts w:hint="eastAsia" w:ascii="Times New Roman" w:hAnsi="Times New Roman" w:eastAsia="Times New Roman" w:cs="Times New Roman"/>
-              </w:rPr>
-              <w:t>）</w:t>
+                <w:rFonts w:ascii="Times New Roman" w:hAnsi="Times New Roman" w:eastAsia="Times New Roman" w:cs="Times New Roman"/>
+              </w:rPr>
+              <w:t xml:space="preserve"> &gt; I</w:t>
+            </w:r>
+            <w:r>
+              <w:rPr>
+                <w:rFonts w:ascii="Times New Roman" w:hAnsi="Times New Roman" w:eastAsia="Times New Roman" w:cs="Times New Roman"/>
+                <w:vertAlign w:val="superscript"/>
+              </w:rPr>
+              <w:t>-</w:t>
             </w:r>
           </w:p>
         </w:tc>
@@ -12140,25 +13081,70 @@
               <w:rPr>
                 <w:rFonts w:hint="eastAsia" w:ascii="Times New Roman" w:hAnsi="Times New Roman" w:eastAsia="FangSong" w:cs="Times New Roman"/>
               </w:rPr>
-              <w:t>方向相反</w:t>
+              <w:t>同周期</w:t>
             </w:r>
             <w:r>
               <w:rPr>
                 <w:rFonts w:hint="eastAsia" w:ascii="Times New Roman" w:hAnsi="Times New Roman" w:eastAsia="Times New Roman" w:cs="Times New Roman"/>
               </w:rPr>
-              <w:t>（</w:t>
+              <w:t>：</w:t>
             </w:r>
             <w:r>
               <w:rPr>
                 <w:rFonts w:hint="eastAsia" w:ascii="Times New Roman" w:hAnsi="Times New Roman" w:eastAsia="FangSong" w:cs="Times New Roman"/>
               </w:rPr>
-              <w:t>同周期</w:t>
+              <w:t>碱性</w:t>
+            </w:r>
+            <w:r>
+              <w:rPr>
+                <w:rFonts w:ascii="Times New Roman" w:hAnsi="Times New Roman" w:eastAsia="Times New Roman" w:cs="Times New Roman"/>
+              </w:rPr>
+              <w:t xml:space="preserve"> F</w:t>
+            </w:r>
+            <w:r>
+              <w:rPr>
+                <w:rFonts w:ascii="Times New Roman" w:hAnsi="Times New Roman" w:eastAsia="Times New Roman" w:cs="Times New Roman"/>
+                <w:vertAlign w:val="superscript"/>
+              </w:rPr>
+              <w:t>-</w:t>
+            </w:r>
+            <w:r>
+              <w:rPr>
+                <w:rFonts w:ascii="Times New Roman" w:hAnsi="Times New Roman" w:eastAsia="Times New Roman" w:cs="Times New Roman"/>
+              </w:rPr>
+              <w:t xml:space="preserve"> &gt; Cl</w:t>
+            </w:r>
+            <w:r>
+              <w:rPr>
+                <w:rFonts w:ascii="Times New Roman" w:hAnsi="Times New Roman" w:eastAsia="Times New Roman" w:cs="Times New Roman"/>
+                <w:vertAlign w:val="superscript"/>
+              </w:rPr>
+              <w:t>-</w:t>
+            </w:r>
+            <w:r>
+              <w:rPr>
+                <w:rFonts w:ascii="Times New Roman" w:hAnsi="Times New Roman" w:eastAsia="Times New Roman" w:cs="Times New Roman"/>
+              </w:rPr>
+              <w:t xml:space="preserve"> &gt; Br</w:t>
+            </w:r>
+            <w:r>
+              <w:rPr>
+                <w:rFonts w:ascii="Times New Roman" w:hAnsi="Times New Roman" w:eastAsia="Times New Roman" w:cs="Times New Roman"/>
+                <w:vertAlign w:val="superscript"/>
+              </w:rPr>
+              <w:t>-</w:t>
+            </w:r>
+            <w:r>
+              <w:rPr>
+                <w:rFonts w:ascii="Times New Roman" w:hAnsi="Times New Roman" w:eastAsia="Times New Roman" w:cs="Times New Roman"/>
+              </w:rPr>
+              <w:t xml:space="preserve"> &gt; </w:t>
             </w:r>
             <w:r>
               <w:rPr>
                 <w:rFonts w:hint="eastAsia" w:ascii="Times New Roman" w:hAnsi="Times New Roman" w:eastAsia="Times New Roman" w:cs="Times New Roman"/>
               </w:rPr>
-              <w:t>：F</w:t>
+              <w:t>I</w:t>
             </w:r>
             <w:r>
               <w:rPr>
@@ -12171,40 +13157,13 @@
               <w:rPr>
                 <w:rFonts w:hint="eastAsia" w:ascii="Times New Roman" w:hAnsi="Times New Roman" w:eastAsia="Times New Roman" w:cs="Times New Roman"/>
               </w:rPr>
-              <w:t>&gt;Cl</w:t>
-            </w:r>
-            <w:r>
-              <w:rPr>
-                <w:rFonts w:hint="eastAsia" w:ascii="Times New Roman" w:hAnsi="Times New Roman" w:eastAsia="Times New Roman" w:cs="Times New Roman"/>
-                <w:vertAlign w:val="superscript"/>
-              </w:rPr>
-              <w:t>-</w:t>
-            </w:r>
-            <w:r>
-              <w:rPr>
-                <w:rFonts w:hint="eastAsia" w:ascii="Times New Roman" w:hAnsi="Times New Roman" w:eastAsia="Times New Roman" w:cs="Times New Roman"/>
-              </w:rPr>
-              <w:t>&gt;Br</w:t>
-            </w:r>
-            <w:r>
-              <w:rPr>
-                <w:rFonts w:hint="eastAsia" w:ascii="Times New Roman" w:hAnsi="Times New Roman" w:eastAsia="Times New Roman" w:cs="Times New Roman"/>
-                <w:vertAlign w:val="superscript"/>
-              </w:rPr>
-              <w:t>-</w:t>
-            </w:r>
-            <w:r>
-              <w:rPr>
-                <w:rFonts w:hint="eastAsia" w:ascii="Times New Roman" w:hAnsi="Times New Roman" w:eastAsia="Times New Roman" w:cs="Times New Roman"/>
-              </w:rPr>
-              <w:t>&gt;I</w:t>
-            </w:r>
-            <w:r>
-              <w:rPr>
-                <w:rFonts w:hint="eastAsia" w:ascii="Times New Roman" w:hAnsi="Times New Roman" w:eastAsia="Times New Roman" w:cs="Times New Roman"/>
-                <w:vertAlign w:val="superscript"/>
-              </w:rPr>
-              <w:t>-</w:t>
+              <w:t>（</w:t>
+            </w:r>
+            <w:r>
+              <w:rPr>
+                <w:rFonts w:hint="eastAsia" w:ascii="Times New Roman" w:hAnsi="Times New Roman" w:eastAsia="FangSong" w:cs="Times New Roman"/>
+              </w:rPr>
+              <w:t>与亲核性方向相反</w:t>
             </w:r>
             <w:r>
               <w:rPr>
@@ -12255,40 +13214,70 @@
               <w:rPr>
                 <w:rFonts w:ascii="Times New Roman" w:hAnsi="Times New Roman" w:eastAsia="Times New Roman" w:cs="Times New Roman"/>
               </w:rPr>
-              <w:t xml:space="preserve"> &gt; RO</w:t>
+              <w:t xml:space="preserve"> &gt; </w:t>
+            </w:r>
+            <w:r>
+              <w:rPr>
+                <w:rFonts w:hint="eastAsia" w:ascii="Times New Roman" w:hAnsi="Times New Roman" w:eastAsia="Times New Roman" w:cs="Times New Roman"/>
+              </w:rPr>
+              <w:t>RO</w:t>
+            </w:r>
+            <w:r>
+              <w:rPr>
+                <w:rFonts w:hint="eastAsia" w:ascii="Times New Roman" w:hAnsi="Times New Roman" w:eastAsia="Times New Roman" w:cs="Times New Roman"/>
+                <w:vertAlign w:val="superscript"/>
+              </w:rPr>
+              <w:t>-</w:t>
+            </w:r>
+            <w:r>
+              <w:rPr>
+                <w:rFonts w:hint="eastAsia" w:ascii="Times New Roman" w:hAnsi="Times New Roman" w:eastAsia="Times New Roman" w:cs="Times New Roman"/>
+              </w:rPr>
+              <w:t>，I</w:t>
+            </w:r>
+            <w:r>
+              <w:rPr>
+                <w:rFonts w:hint="eastAsia" w:ascii="Times New Roman" w:hAnsi="Times New Roman" w:eastAsia="Times New Roman" w:cs="Times New Roman"/>
+                <w:vertAlign w:val="superscript"/>
+              </w:rPr>
+              <w:t>-</w:t>
             </w:r>
             <w:r>
               <w:rPr>
                 <w:rFonts w:ascii="Times New Roman" w:hAnsi="Times New Roman" w:eastAsia="Times New Roman" w:cs="Times New Roman"/>
+              </w:rPr>
+              <w:t xml:space="preserve"> &gt; </w:t>
+            </w:r>
+            <w:r>
+              <w:rPr>
+                <w:rFonts w:hint="eastAsia" w:ascii="Times New Roman" w:hAnsi="Times New Roman" w:eastAsia="Times New Roman" w:cs="Times New Roman"/>
+              </w:rPr>
+              <w:t>F</w:t>
+            </w:r>
+            <w:r>
+              <w:rPr>
+                <w:rFonts w:hint="eastAsia" w:ascii="Times New Roman" w:hAnsi="Times New Roman" w:eastAsia="Times New Roman" w:cs="Times New Roman"/>
                 <w:vertAlign w:val="superscript"/>
               </w:rPr>
               <w:t>-</w:t>
             </w:r>
             <w:r>
               <w:rPr>
-                <w:rFonts w:ascii="Times New Roman" w:hAnsi="Times New Roman" w:eastAsia="Times New Roman" w:cs="Times New Roman"/>
-              </w:rPr>
-              <w:t>, I</w:t>
-            </w:r>
-            <w:r>
-              <w:rPr>
-                <w:rFonts w:ascii="Times New Roman" w:hAnsi="Times New Roman" w:eastAsia="Times New Roman" w:cs="Times New Roman"/>
-                <w:vertAlign w:val="superscript"/>
-              </w:rPr>
-              <w:t>-</w:t>
-            </w:r>
-            <w:r>
-              <w:rPr>
-                <w:rFonts w:ascii="Times New Roman" w:hAnsi="Times New Roman" w:eastAsia="Times New Roman" w:cs="Times New Roman"/>
-              </w:rPr>
-              <w:t xml:space="preserve"> &gt; F</w:t>
-            </w:r>
-            <w:r>
-              <w:rPr>
-                <w:rFonts w:ascii="Times New Roman" w:hAnsi="Times New Roman" w:eastAsia="Times New Roman" w:cs="Times New Roman"/>
-                <w:vertAlign w:val="superscript"/>
-              </w:rPr>
-              <w:t>-</w:t>
+                <w:rFonts w:hint="eastAsia" w:ascii="Times New Roman" w:hAnsi="Times New Roman" w:eastAsia="Times New Roman" w:cs="Times New Roman"/>
+              </w:rPr>
+              <w:t>（</w:t>
+            </w:r>
+            <w:r>
+              <w:rPr>
+                <w:rFonts w:hint="eastAsia" w:ascii="Times New Roman" w:hAnsi="Times New Roman" w:eastAsia="FangSong" w:cs="Times New Roman"/>
+              </w:rPr>
+              <w:t>质子溶剂中</w:t>
+            </w:r>
+            <w:r>
+              <w:rPr>
+                <w:rFonts w:hint="eastAsia" w:ascii="Times New Roman" w:hAnsi="Times New Roman" w:eastAsia="Times New Roman" w:cs="Times New Roman"/>
+              </w:rPr>
+              <w:t>）</w:t>
             </w:r>
           </w:p>
         </w:tc>
@@ -12302,20 +13291,68 @@
             <w:r>
               <w:rPr>
                 <w:rFonts w:hint="eastAsia" w:ascii="Times New Roman" w:hAnsi="Times New Roman" w:eastAsia="FangSong" w:cs="Times New Roman"/>
-              </w:rPr>
-              <w:t>共轭碱越弱</w:t>
+                <w:b/>
+                <w:bCs/>
+              </w:rPr>
+              <w:t xml:space="preserve">共轭酸越弱</w:t>
+            </w:r>
+            <w:r>
+              <w:rPr>
+                <w:rFonts w:ascii="Times New Roman" w:hAnsi="Times New Roman" w:eastAsia="Times New Roman" w:cs="Times New Roman"/>
+                <w:b/>
+                <w:bCs/>
+              </w:rPr>
+              <w:t xml:space="preserve"> → </w:t>
+            </w:r>
+            <w:r>
+              <w:rPr>
+                <w:rFonts w:hint="eastAsia" w:ascii="Times New Roman" w:hAnsi="Times New Roman" w:eastAsia="FangSong" w:cs="Times New Roman"/>
+                <w:b/>
+                <w:bCs/>
+              </w:rPr>
+              <w:t xml:space="preserve">其共轭碱越强</w:t>
             </w:r>
             <w:r>
               <w:rPr>
                 <w:rFonts w:hint="eastAsia" w:ascii="Times New Roman" w:hAnsi="Times New Roman" w:eastAsia="Times New Roman" w:cs="Times New Roman"/>
               </w:rPr>
-              <w:t>→</w:t>
+              <w:t>（</w:t>
             </w:r>
             <w:r>
               <w:rPr>
                 <w:rFonts w:hint="eastAsia" w:ascii="Times New Roman" w:hAnsi="Times New Roman" w:eastAsia="FangSong" w:cs="Times New Roman"/>
               </w:rPr>
+              <w:t>共轭酸</w:t>
+            </w:r>
+            <w:r>
+              <w:rPr>
+                <w:rFonts w:ascii="Times New Roman" w:hAnsi="Times New Roman" w:eastAsia="Times New Roman" w:cs="Times New Roman"/>
+              </w:rPr>
+              <w:t xml:space="preserve"> pKa </w:t>
+            </w:r>
+            <w:r>
+              <w:rPr>
+                <w:rFonts w:hint="eastAsia" w:ascii="Times New Roman" w:hAnsi="Times New Roman" w:eastAsia="FangSong" w:cs="Times New Roman"/>
+              </w:rPr>
+              <w:t>越大</w:t>
+            </w:r>
+            <w:r>
+              <w:rPr>
+                <w:rFonts w:hint="eastAsia" w:ascii="Times New Roman" w:hAnsi="Times New Roman" w:eastAsia="Times New Roman" w:cs="Times New Roman"/>
+              </w:rPr>
+              <w:t>，</w:t>
+            </w:r>
+            <w:r>
+              <w:rPr>
+                <w:rFonts w:hint="eastAsia" w:ascii="Times New Roman" w:hAnsi="Times New Roman" w:eastAsia="FangSong" w:cs="Times New Roman"/>
+              </w:rPr>
               <w:t>碱性越强</w:t>
+            </w:r>
+            <w:r>
+              <w:rPr>
+                <w:rFonts w:hint="eastAsia" w:ascii="Times New Roman" w:hAnsi="Times New Roman" w:eastAsia="Times New Roman" w:cs="Times New Roman"/>
+              </w:rPr>
+              <w:t>）</w:t>
             </w:r>
           </w:p>
         </w:tc>
@@ -12338,7 +13375,31 @@
         <w:rPr>
           <w:rFonts w:hint="eastAsia" w:ascii="Times New Roman" w:hAnsi="Times New Roman" w:eastAsia="Times New Roman" w:cs="Times New Roman"/>
         </w:rPr>
-        <w:t>：RS</w:t>
+        <w:t>（</w:t>
+      </w:r>
+      <w:r>
+        <w:rPr>
+          <w:rFonts w:hint="eastAsia" w:ascii="Times New Roman" w:hAnsi="Times New Roman" w:eastAsia="FangSong" w:cs="Times New Roman"/>
+        </w:rPr>
+        <w:t>质子溶剂中的经验序</w:t>
+      </w:r>
+      <w:r>
+        <w:rPr>
+          <w:rFonts w:hint="eastAsia" w:ascii="Times New Roman" w:hAnsi="Times New Roman" w:eastAsia="Times New Roman" w:cs="Times New Roman"/>
+        </w:rPr>
+        <w:t>，</w:t>
+      </w:r>
+      <w:r>
+        <w:rPr>
+          <w:rFonts w:hint="eastAsia" w:ascii="Times New Roman" w:hAnsi="Times New Roman" w:eastAsia="FangSong" w:cs="Times New Roman"/>
+        </w:rPr>
+        <w:t>可极化性主导</w:t>
+      </w:r>
+      <w:r>
+        <w:rPr>
+          <w:rFonts w:hint="eastAsia" w:ascii="Times New Roman" w:hAnsi="Times New Roman" w:eastAsia="Times New Roman" w:cs="Times New Roman"/>
+        </w:rPr>
+        <w:t>）：RS</w:t>
       </w:r>
       <w:r>
         <w:rPr>
@@ -12455,27 +13516,125 @@
         <w:rPr>
           <w:rFonts w:ascii="Times New Roman" w:hAnsi="Times New Roman" w:eastAsia="Times New Roman" w:cs="Times New Roman"/>
         </w:rPr>
-        <w:t xml:space="preserve"> &gt; CH</w:t>
-      </w:r>
-      <w:r>
-        <w:rPr>
-          <w:rFonts w:ascii="Times New Roman" w:hAnsi="Times New Roman" w:eastAsia="Times New Roman" w:cs="Times New Roman"/>
+        <w:t xml:space="preserve"> &gt; </w:t>
+      </w:r>
+      <w:r>
+        <w:rPr>
+          <w:rFonts w:hint="eastAsia" w:ascii="Times New Roman" w:hAnsi="Times New Roman" w:eastAsia="Times New Roman" w:cs="Times New Roman"/>
+        </w:rPr>
+        <w:t>CH</w:t>
+      </w:r>
+      <w:r>
+        <w:rPr>
+          <w:rFonts w:hint="eastAsia" w:ascii="Times New Roman" w:hAnsi="Times New Roman" w:eastAsia="Times New Roman" w:cs="Times New Roman"/>
           <w:vertAlign w:val="subscript"/>
         </w:rPr>
         <w:t>3</w:t>
       </w:r>
       <w:r>
         <w:rPr>
-          <w:rFonts w:ascii="Times New Roman" w:hAnsi="Times New Roman" w:eastAsia="Times New Roman" w:cs="Times New Roman"/>
+          <w:rFonts w:hint="eastAsia" w:ascii="Times New Roman" w:hAnsi="Times New Roman" w:eastAsia="Times New Roman" w:cs="Times New Roman"/>
         </w:rPr>
         <w:t>COO</w:t>
       </w:r>
       <w:r>
         <w:rPr>
-          <w:rFonts w:ascii="Times New Roman" w:hAnsi="Times New Roman" w:eastAsia="Times New Roman" w:cs="Times New Roman"/>
+          <w:rFonts w:hint="eastAsia" w:ascii="Times New Roman" w:hAnsi="Times New Roman" w:eastAsia="Times New Roman" w:cs="Times New Roman"/>
           <w:vertAlign w:val="superscript"/>
         </w:rPr>
         <w:t>-</w:t>
+      </w:r>
+      <w:r>
+        <w:rPr>
+          <w:rFonts w:hint="eastAsia" w:ascii="Times New Roman" w:hAnsi="Times New Roman" w:eastAsia="Times New Roman" w:cs="Times New Roman"/>
+        </w:rPr>
+        <w:t>。</w:t>
+      </w:r>
+      <w:r>
+        <w:rPr>
+          <w:rFonts w:hint="eastAsia" w:ascii="Times New Roman" w:hAnsi="Times New Roman" w:eastAsia="FangSong" w:cs="Times New Roman"/>
+        </w:rPr>
+        <w:t>注意</w:t>
+      </w:r>
+      <w:r>
+        <w:rPr>
+          <w:rFonts w:hint="eastAsia" w:ascii="Times New Roman" w:hAnsi="Times New Roman" w:eastAsia="Times New Roman" w:cs="Times New Roman"/>
+        </w:rPr>
+        <w:t>：</w:t>
+      </w:r>
+      <w:r>
+        <w:rPr>
+          <w:rFonts w:hint="eastAsia" w:ascii="Times New Roman" w:hAnsi="Times New Roman" w:eastAsia="FangSong" w:cs="Times New Roman"/>
+        </w:rPr>
+        <w:t>换到极性非质子溶剂</w:t>
+      </w:r>
+      <w:r>
+        <w:rPr>
+          <w:rFonts w:hint="eastAsia" w:ascii="Times New Roman" w:hAnsi="Times New Roman" w:eastAsia="Times New Roman" w:cs="Times New Roman"/>
+        </w:rPr>
+        <w:t>（DMF/DMSO），</w:t>
+      </w:r>
+      <w:r>
+        <w:rPr>
+          <w:rFonts w:hint="eastAsia" w:ascii="Times New Roman" w:hAnsi="Times New Roman" w:eastAsia="FangSong" w:cs="Times New Roman"/>
+        </w:rPr>
+        <w:t>阴离子呈裸露态</w:t>
+      </w:r>
+      <w:r>
+        <w:rPr>
+          <w:rFonts w:hint="eastAsia" w:ascii="Times New Roman" w:hAnsi="Times New Roman" w:eastAsia="Times New Roman" w:cs="Times New Roman"/>
+        </w:rPr>
+        <w:t>，F</w:t>
+      </w:r>
+      <w:r>
+        <w:rPr>
+          <w:rFonts w:hint="eastAsia" w:ascii="Times New Roman" w:hAnsi="Times New Roman" w:eastAsia="Times New Roman" w:cs="Times New Roman"/>
+          <w:vertAlign w:val="superscript"/>
+        </w:rPr>
+        <w:t>-</w:t>
+      </w:r>
+      <w:r>
+        <w:rPr>
+          <w:rFonts w:hint="eastAsia" w:ascii="Times New Roman" w:hAnsi="Times New Roman" w:eastAsia="Times New Roman" w:cs="Times New Roman"/>
+        </w:rPr>
+        <w:t>、Cl</w:t>
+      </w:r>
+      <w:r>
+        <w:rPr>
+          <w:rFonts w:hint="eastAsia" w:ascii="Times New Roman" w:hAnsi="Times New Roman" w:eastAsia="Times New Roman" w:cs="Times New Roman"/>
+          <w:vertAlign w:val="superscript"/>
+        </w:rPr>
+        <w:t>-</w:t>
+      </w:r>
+      <w:r>
+        <w:rPr>
+          <w:rFonts w:ascii="Times New Roman" w:hAnsi="Times New Roman" w:eastAsia="Times New Roman" w:cs="Times New Roman"/>
+        </w:rPr>
+        <w:t xml:space="preserve"> </w:t>
+      </w:r>
+      <w:r>
+        <w:rPr>
+          <w:rFonts w:hint="eastAsia" w:ascii="Times New Roman" w:hAnsi="Times New Roman" w:eastAsia="FangSong" w:cs="Times New Roman"/>
+        </w:rPr>
+        <w:t>的亲核性大幅上升</w:t>
+      </w:r>
+      <w:r>
+        <w:rPr>
+          <w:rFonts w:hint="eastAsia" w:ascii="Times New Roman" w:hAnsi="Times New Roman" w:eastAsia="Times New Roman" w:cs="Times New Roman"/>
+        </w:rPr>
+        <w:t>，</w:t>
+      </w:r>
+      <w:r>
+        <w:rPr>
+          <w:rFonts w:hint="eastAsia" w:ascii="Times New Roman" w:hAnsi="Times New Roman" w:eastAsia="FangSong" w:cs="Times New Roman"/>
+        </w:rPr>
+        <w:t>该序会明显改变</w:t>
+      </w:r>
+      <w:r>
+        <w:rPr>
+          <w:rFonts w:hint="eastAsia" w:ascii="Times New Roman" w:hAnsi="Times New Roman" w:eastAsia="Times New Roman" w:cs="Times New Roman"/>
+        </w:rPr>
+        <w:t>。</w:t>
       </w:r>
     </w:p>
     <w:p>
@@ -13537,6 +14696,12 @@
             </w:pPr>
             <w:r>
               <w:rPr>
+                <w:rFonts w:ascii="Times New Roman" w:hAnsi="Times New Roman" w:eastAsia="Times New Roman" w:cs="Times New Roman"/>
+              </w:rPr>
+              <w:t xml:space="preserve">① </w:t>
+            </w:r>
+            <w:r>
+              <w:rPr>
                 <w:rFonts w:hint="eastAsia" w:ascii="Times New Roman" w:hAnsi="Times New Roman" w:eastAsia="FangSong" w:cs="Times New Roman"/>
               </w:rPr>
               <w:t>大体积碱</w:t>
@@ -13545,25 +14710,73 @@
               <w:rPr>
                 <w:rFonts w:hint="eastAsia" w:ascii="Times New Roman" w:hAnsi="Times New Roman" w:eastAsia="Times New Roman" w:cs="Times New Roman"/>
               </w:rPr>
-              <w:t>(t-BuOK/DMSO)、</w:t>
+              <w:t>（t-BuOK/t-BuOH）；②</w:t>
+            </w:r>
+            <w:r>
+              <w:rPr>
+                <w:rFonts w:ascii="Times New Roman" w:hAnsi="Times New Roman" w:eastAsia="Times New Roman" w:cs="Times New Roman"/>
+              </w:rPr>
+              <w:t xml:space="preserve"> </w:t>
             </w:r>
             <w:r>
               <w:rPr>
                 <w:rFonts w:hint="eastAsia" w:ascii="Times New Roman" w:hAnsi="Times New Roman" w:eastAsia="FangSong" w:cs="Times New Roman"/>
               </w:rPr>
-              <w:t>卤代烷的</w:t>
+              <w:t>离去基体积大或带正电</w:t>
             </w:r>
             <w:r>
               <w:rPr>
                 <w:rFonts w:hint="eastAsia" w:ascii="Times New Roman" w:hAnsi="Times New Roman" w:eastAsia="Times New Roman" w:cs="Times New Roman"/>
               </w:rPr>
-              <w:t>β-</w:t>
+              <w:t>（</w:t>
             </w:r>
             <w:r>
               <w:rPr>
                 <w:rFonts w:hint="eastAsia" w:ascii="Times New Roman" w:hAnsi="Times New Roman" w:eastAsia="FangSong" w:cs="Times New Roman"/>
               </w:rPr>
-              <w:t>位有吸电子基</w:t>
+              <w:t>季铵碱热解</w:t>
+            </w:r>
+            <w:r>
+              <w:rPr>
+                <w:rFonts w:hint="eastAsia" w:ascii="Times New Roman" w:hAnsi="Times New Roman" w:eastAsia="Times New Roman" w:cs="Times New Roman"/>
+              </w:rPr>
+              <w:t>）；③</w:t>
+            </w:r>
+            <w:r>
+              <w:rPr>
+                <w:rFonts w:ascii="Times New Roman" w:hAnsi="Times New Roman" w:eastAsia="Times New Roman" w:cs="Times New Roman"/>
+              </w:rPr>
+              <w:t xml:space="preserve"> β </w:t>
+            </w:r>
+            <w:r>
+              <w:rPr>
+                <w:rFonts w:hint="eastAsia" w:ascii="Times New Roman" w:hAnsi="Times New Roman" w:eastAsia="FangSong" w:cs="Times New Roman"/>
+              </w:rPr>
+              <w:t xml:space="preserve">位连吸电子基使该</w:t>
+            </w:r>
+            <w:r>
+              <w:rPr>
+                <w:rFonts w:ascii="Times New Roman" w:hAnsi="Times New Roman" w:eastAsia="Times New Roman" w:cs="Times New Roman"/>
+              </w:rPr>
+              <w:t xml:space="preserve"> β-H </w:t>
+            </w:r>
+            <w:r>
+              <w:rPr>
+                <w:rFonts w:hint="eastAsia" w:ascii="Times New Roman" w:hAnsi="Times New Roman" w:eastAsia="FangSong" w:cs="Times New Roman"/>
+              </w:rPr>
+              <w:t>酸性增强</w:t>
+            </w:r>
+            <w:r>
+              <w:rPr>
+                <w:rFonts w:hint="eastAsia" w:ascii="Times New Roman" w:hAnsi="Times New Roman" w:eastAsia="Times New Roman" w:cs="Times New Roman"/>
+              </w:rPr>
+              <w:t>，</w:t>
+            </w:r>
+            <w:r>
+              <w:rPr>
+                <w:rFonts w:hint="eastAsia" w:ascii="Times New Roman" w:hAnsi="Times New Roman" w:eastAsia="FangSong" w:cs="Times New Roman"/>
+              </w:rPr>
+              <w:t>也可能反转取向</w:t>
             </w:r>
           </w:p>
         </w:tc>
@@ -13598,109 +14811,239 @@
         <w:rPr>
           <w:rFonts w:hint="eastAsia" w:ascii="Times New Roman" w:hAnsi="Times New Roman" w:eastAsia="Times New Roman" w:cs="Times New Roman"/>
         </w:rPr>
-        <w:t>：R-N(CH</w:t>
-      </w:r>
-      <w:r>
-        <w:rPr>
-          <w:rFonts w:hint="eastAsia" w:ascii="Times New Roman" w:hAnsi="Times New Roman" w:eastAsia="Times New Roman" w:cs="Times New Roman"/>
-          <w:vertAlign w:val="subscript"/>
-        </w:rPr>
-        <w:t>3</w:t>
-      </w:r>
-      <w:r>
-        <w:rPr>
-          <w:rFonts w:hint="eastAsia" w:ascii="Times New Roman" w:hAnsi="Times New Roman" w:eastAsia="Times New Roman" w:cs="Times New Roman"/>
-        </w:rPr>
-        <w:t>)</w:t>
-      </w:r>
-      <w:r>
-        <w:rPr>
-          <w:rFonts w:hint="eastAsia" w:ascii="Times New Roman" w:hAnsi="Times New Roman" w:eastAsia="Times New Roman" w:cs="Times New Roman"/>
-          <w:vertAlign w:val="subscript"/>
-        </w:rPr>
-        <w:t>3</w:t>
-      </w:r>
-      <w:r>
-        <w:rPr>
-          <w:rFonts w:hint="eastAsia" w:ascii="Times New Roman" w:hAnsi="Times New Roman" w:eastAsia="Times New Roman" w:cs="Times New Roman"/>
-        </w:rPr>
-        <w:t>OH</w:t>
-      </w:r>
-      <w:r>
-        <w:rPr>
-          <w:rFonts w:hint="eastAsia" w:ascii="Times New Roman" w:hAnsi="Times New Roman" w:eastAsia="Times New Roman" w:cs="Times New Roman"/>
-          <w:vertAlign w:val="superscript"/>
-        </w:rPr>
-        <w:t>-</w:t>
-      </w:r>
-      <w:r>
-        <w:rPr>
-          <w:rFonts w:ascii="Times New Roman" w:hAnsi="Times New Roman" w:eastAsia="Times New Roman" w:cs="Times New Roman"/>
-        </w:rPr>
-        <w:t xml:space="preserve"> → Δ → </w:t>
-      </w:r>
-      <w:r>
-        <w:rPr>
-          <w:rFonts w:hint="eastAsia" w:ascii="Times New Roman" w:hAnsi="Times New Roman" w:eastAsia="FangSong" w:cs="Times New Roman"/>
-        </w:rPr>
-        <w:t xml:space="preserve">烯烃</w:t>
-      </w:r>
-      <w:r>
-        <w:rPr>
-          <w:rFonts w:ascii="Times New Roman" w:hAnsi="Times New Roman" w:eastAsia="Times New Roman" w:cs="Times New Roman"/>
-        </w:rPr>
-        <w:t xml:space="preserve"> + H</w:t>
-      </w:r>
-      <w:r>
-        <w:rPr>
-          <w:rFonts w:ascii="Times New Roman" w:hAnsi="Times New Roman" w:eastAsia="Times New Roman" w:cs="Times New Roman"/>
-          <w:vertAlign w:val="subscript"/>
-        </w:rPr>
-        <w:t>2</w:t>
-      </w:r>
-      <w:r>
-        <w:rPr>
-          <w:rFonts w:ascii="Times New Roman" w:hAnsi="Times New Roman" w:eastAsia="Times New Roman" w:cs="Times New Roman"/>
-        </w:rPr>
-        <w:t xml:space="preserve">O + </w:t>
-      </w:r>
-      <w:r>
-        <w:rPr>
-          <w:rFonts w:hint="eastAsia" w:ascii="Times New Roman" w:hAnsi="Times New Roman" w:eastAsia="Times New Roman" w:cs="Times New Roman"/>
-        </w:rPr>
-        <w:t>N(CH</w:t>
-      </w:r>
-      <w:r>
-        <w:rPr>
-          <w:rFonts w:hint="eastAsia" w:ascii="Times New Roman" w:hAnsi="Times New Roman" w:eastAsia="Times New Roman" w:cs="Times New Roman"/>
-          <w:vertAlign w:val="subscript"/>
-        </w:rPr>
-        <w:t>3</w:t>
-      </w:r>
-      <w:r>
-        <w:rPr>
-          <w:rFonts w:hint="eastAsia" w:ascii="Times New Roman" w:hAnsi="Times New Roman" w:eastAsia="Times New Roman" w:cs="Times New Roman"/>
-        </w:rPr>
-        <w:t>)</w:t>
-      </w:r>
-      <w:r>
-        <w:rPr>
-          <w:rFonts w:hint="eastAsia" w:ascii="Times New Roman" w:hAnsi="Times New Roman" w:eastAsia="Times New Roman" w:cs="Times New Roman"/>
-          <w:vertAlign w:val="subscript"/>
-        </w:rPr>
-        <w:t>3</w:t>
-      </w:r>
-      <w:r>
-        <w:rPr>
-          <w:rFonts w:hint="eastAsia" w:ascii="Times New Roman" w:hAnsi="Times New Roman" w:eastAsia="Times New Roman" w:cs="Times New Roman"/>
-        </w:rPr>
-        <w:t>（Hofmann</w:t>
-      </w:r>
-      <w:r>
-        <w:rPr>
-          <w:rFonts w:hint="eastAsia" w:ascii="Times New Roman" w:hAnsi="Times New Roman" w:eastAsia="FangSong" w:cs="Times New Roman"/>
-        </w:rPr>
-        <w:t>消除热解</w:t>
+        <w:t>：</w:t>
+      </w:r>
+      <m:oMath>
+        <m:oMathPr>
+          <m:ctrlPr>
+            <w:rPr>
+              <w:sz w:val="28"/>
+              <w:szCs w:val="28"/>
+            </w:rPr>
+          </m:ctrlPr>
+        </m:oMathPr>
+        <m:r>
+          <m:t>R</m:t>
+        </m:r>
+        <m:r>
+          <m:t>C</m:t>
+        </m:r>
+        <m:sSub>
+          <m:e>
+            <m:r>
+              <m:t>H</m:t>
+            </m:r>
+          </m:e>
+          <m:sub>
+            <m:r>
+              <m:t>2</m:t>
+            </m:r>
+          </m:sub>
+        </m:sSub>
+        <m:r>
+          <m:t>C</m:t>
+        </m:r>
+        <m:sSub>
+          <m:e>
+            <m:r>
+              <m:t>H</m:t>
+            </m:r>
+          </m:e>
+          <m:sub>
+            <m:r>
+              <m:t>2</m:t>
+            </m:r>
+          </m:sub>
+        </m:sSub>
+        <m:r>
+          <m:t>N</m:t>
+        </m:r>
+        <m:r>
+          <m:rPr>
+            <m:sty m:val="p"/>
+          </m:rPr>
+          <m:t>+</m:t>
+        </m:r>
+        <m:r>
+          <m:rPr>
+            <m:sty m:val="p"/>
+          </m:rPr>
+          <m:t>(</m:t>
+        </m:r>
+        <m:r>
+          <m:t>C</m:t>
+        </m:r>
+        <m:sSub>
+          <m:e>
+            <m:r>
+              <m:t>H</m:t>
+            </m:r>
+          </m:e>
+          <m:sub>
+            <m:r>
+              <m:t>3</m:t>
+            </m:r>
+          </m:sub>
+        </m:sSub>
+        <m:sSub>
+          <m:e>
+            <m:r>
+              <m:rPr>
+                <m:sty m:val="p"/>
+              </m:rPr>
+              <m:t>)</m:t>
+            </m:r>
+          </m:e>
+          <m:sub>
+            <m:r>
+              <m:t>3</m:t>
+            </m:r>
+          </m:sub>
+        </m:sSub>
+        <m:r>
+          <m:t>O</m:t>
+        </m:r>
+        <m:sSup>
+          <m:e>
+            <m:r>
+              <m:t>H</m:t>
+            </m:r>
+          </m:e>
+          <m:sup>
+            <m:r>
+              <m:rPr>
+                <m:sty m:val="p"/>
+              </m:rPr>
+              <m:t>−</m:t>
+            </m:r>
+          </m:sup>
+        </m:sSup>
+        <m:limUpp>
+          <m:e>
+            <m:r>
+              <m:rPr>
+                <m:sty m:val="p"/>
+              </m:rPr>
+              <m:t>→</m:t>
+            </m:r>
+          </m:e>
+          <m:lim>
+            <m:r>
+              <m:rPr>
+                <m:sty m:val="p"/>
+              </m:rPr>
+              <m:t>Δ</m:t>
+            </m:r>
+          </m:lim>
+        </m:limUpp>
+        <m:r>
+          <m:t>R</m:t>
+        </m:r>
+        <m:r>
+          <m:t>C</m:t>
+        </m:r>
+        <m:r>
+          <m:t>H</m:t>
+        </m:r>
+        <m:r>
+          <m:rPr>
+            <m:sty m:val="p"/>
+          </m:rPr>
+          <m:t>=</m:t>
+        </m:r>
+        <m:r>
+          <m:t>C</m:t>
+        </m:r>
+        <m:sSub>
+          <m:e>
+            <m:r>
+              <m:t>H</m:t>
+            </m:r>
+          </m:e>
+          <m:sub>
+            <m:r>
+              <m:t>2</m:t>
+            </m:r>
+          </m:sub>
+        </m:sSub>
+        <m:r>
+          <m:rPr>
+            <m:sty m:val="p"/>
+          </m:rPr>
+          <m:t>+</m:t>
+        </m:r>
+        <m:sSub>
+          <m:e>
+            <m:r>
+              <m:t>H</m:t>
+            </m:r>
+          </m:e>
+          <m:sub>
+            <m:r>
+              <m:t>2</m:t>
+            </m:r>
+          </m:sub>
+        </m:sSub>
+        <m:r>
+          <m:t>O</m:t>
+        </m:r>
+        <m:r>
+          <m:rPr>
+            <m:sty m:val="p"/>
+          </m:rPr>
+          <m:t>+</m:t>
+        </m:r>
+        <m:r>
+          <m:t>N</m:t>
+        </m:r>
+        <m:r>
+          <m:rPr>
+            <m:sty m:val="p"/>
+          </m:rPr>
+          <m:t>(</m:t>
+        </m:r>
+        <m:r>
+          <m:t>C</m:t>
+        </m:r>
+        <m:sSub>
+          <m:e>
+            <m:r>
+              <m:t>H</m:t>
+            </m:r>
+          </m:e>
+          <m:sub>
+            <m:r>
+              <m:t>3</m:t>
+            </m:r>
+          </m:sub>
+        </m:sSub>
+        <m:sSub>
+          <m:e>
+            <m:r>
+              <m:rPr>
+                <m:sty m:val="p"/>
+              </m:rPr>
+              <m:t>)</m:t>
+            </m:r>
+          </m:e>
+          <m:sub>
+            <m:r>
+              <m:t>3</m:t>
+            </m:r>
+          </m:sub>
+        </m:sSub>
+      </m:oMath>
+      <w:r>
+        <w:rPr>
+          <w:rFonts w:hint="eastAsia" w:ascii="Times New Roman" w:hAnsi="Times New Roman" w:eastAsia="Times New Roman" w:cs="Times New Roman"/>
+        </w:rPr>
+        <w:t>（</w:t>
+      </w:r>
+      <w:r>
+        <w:rPr>
+          <w:rFonts w:hint="eastAsia" w:ascii="Times New Roman" w:hAnsi="Times New Roman" w:eastAsia="FangSong" w:cs="Times New Roman"/>
+        </w:rPr>
+        <w:t>季铵碱热解</w:t>
       </w:r>
       <w:r>
         <w:rPr>
@@ -13712,7 +15055,107 @@
         <w:rPr>
           <w:rFonts w:hint="eastAsia" w:ascii="Times New Roman" w:hAnsi="Times New Roman" w:eastAsia="FangSong" w:cs="Times New Roman"/>
         </w:rPr>
-        <w:t>通过季铵碱热解得到双键取代较少的烯烃</w:t>
+        <w:t>离去基</w:t>
+      </w:r>
+      <w:r>
+        <w:rPr>
+          <w:rFonts w:ascii="Times New Roman" w:hAnsi="Times New Roman" w:eastAsia="Times New Roman" w:cs="Times New Roman"/>
+        </w:rPr>
+        <w:t xml:space="preserve"> </w:t>
+      </w:r>
+      <m:oMath>
+        <m:oMathPr>
+          <m:ctrlPr>
+            <w:rPr>
+              <w:sz w:val="28"/>
+              <w:szCs w:val="28"/>
+            </w:rPr>
+          </m:ctrlPr>
+        </m:oMathPr>
+        <m:r>
+          <m:rPr>
+            <m:sty m:val="p"/>
+          </m:rPr>
+          <m:t>−</m:t>
+        </m:r>
+        <m:sSup>
+          <m:e>
+            <m:r>
+              <m:rPr>
+                <m:sty m:val="p"/>
+              </m:rPr>
+              <m:t>N</m:t>
+            </m:r>
+          </m:e>
+          <m:sup>
+            <m:r>
+              <m:rPr>
+                <m:sty m:val="p"/>
+              </m:rPr>
+              <m:t>+</m:t>
+            </m:r>
+          </m:sup>
+        </m:sSup>
+        <m:r>
+          <m:rPr>
+            <m:sty m:val="p"/>
+          </m:rPr>
+          <m:t>(</m:t>
+        </m:r>
+        <m:r>
+          <m:rPr>
+            <m:sty m:val="p"/>
+          </m:rPr>
+          <m:t>C</m:t>
+        </m:r>
+        <m:sSub>
+          <m:e>
+            <m:r>
+              <m:rPr>
+                <m:sty m:val="p"/>
+              </m:rPr>
+              <m:t>H</m:t>
+            </m:r>
+          </m:e>
+          <m:sub>
+            <m:r>
+              <m:rPr>
+                <m:sty m:val="p"/>
+              </m:rPr>
+              <m:t>3</m:t>
+            </m:r>
+          </m:sub>
+        </m:sSub>
+        <m:sSub>
+          <m:e>
+            <m:r>
+              <m:rPr>
+                <m:sty m:val="p"/>
+              </m:rPr>
+              <m:t>)</m:t>
+            </m:r>
+          </m:e>
+          <m:sub>
+            <m:r>
+              <m:rPr>
+                <m:sty m:val="p"/>
+              </m:rPr>
+              <m:t>3</m:t>
+            </m:r>
+          </m:sub>
+        </m:sSub>
+      </m:oMath>
+      <w:r>
+        <w:rPr>
+          <w:rFonts w:ascii="Times New Roman" w:hAnsi="Times New Roman" w:eastAsia="Times New Roman" w:cs="Times New Roman"/>
+        </w:rPr>
+        <w:t xml:space="preserve"> </w:t>
+      </w:r>
+      <w:r>
+        <w:rPr>
+          <w:rFonts w:hint="eastAsia" w:ascii="Times New Roman" w:hAnsi="Times New Roman" w:eastAsia="FangSong" w:cs="Times New Roman"/>
+        </w:rPr>
+        <w:t>体积大且带正电</w:t>
       </w:r>
       <w:r>
         <w:rPr>
@@ -13724,7 +15167,43 @@
         <w:rPr>
           <w:rFonts w:hint="eastAsia" w:ascii="Times New Roman" w:hAnsi="Times New Roman" w:eastAsia="FangSong" w:cs="Times New Roman"/>
         </w:rPr>
-        <w:t>用于合成特殊烯烃</w:t>
+        <w:t>使酸性最强</w:t>
+      </w:r>
+      <w:r>
+        <w:rPr>
+          <w:rFonts w:hint="eastAsia" w:ascii="Times New Roman" w:hAnsi="Times New Roman" w:eastAsia="Times New Roman" w:cs="Times New Roman"/>
+        </w:rPr>
+        <w:t>、</w:t>
+      </w:r>
+      <w:r>
+        <w:rPr>
+          <w:rFonts w:hint="eastAsia" w:ascii="Times New Roman" w:hAnsi="Times New Roman" w:eastAsia="FangSong" w:cs="Times New Roman"/>
+        </w:rPr>
+        <w:t>位阻最小的</w:t>
+      </w:r>
+      <w:r>
+        <w:rPr>
+          <w:rFonts w:ascii="Times New Roman" w:hAnsi="Times New Roman" w:eastAsia="Times New Roman" w:cs="Times New Roman"/>
+        </w:rPr>
+        <w:t xml:space="preserve"> β-H </w:t>
+      </w:r>
+      <w:r>
+        <w:rPr>
+          <w:rFonts w:hint="eastAsia" w:ascii="Times New Roman" w:hAnsi="Times New Roman" w:eastAsia="FangSong" w:cs="Times New Roman"/>
+        </w:rPr>
+        <w:t>被优先进攻</w:t>
+      </w:r>
+      <w:r>
+        <w:rPr>
+          <w:rFonts w:hint="eastAsia" w:ascii="Times New Roman" w:hAnsi="Times New Roman" w:eastAsia="Times New Roman" w:cs="Times New Roman"/>
+        </w:rPr>
+        <w:t>，</w:t>
+      </w:r>
+      <w:r>
+        <w:rPr>
+          <w:rFonts w:hint="eastAsia" w:ascii="Times New Roman" w:hAnsi="Times New Roman" w:eastAsia="FangSong" w:cs="Times New Roman"/>
+        </w:rPr>
+        <w:t>故得双键取代较少的烯烃</w:t>
       </w:r>
       <w:r>
         <w:rPr>
@@ -13954,13 +15433,13 @@
         <w:rPr>
           <w:rFonts w:hint="eastAsia" w:ascii="Times New Roman" w:hAnsi="Times New Roman" w:eastAsia="FangSong" w:cs="Times New Roman"/>
         </w:rPr>
-        <w:t>强亲核试剂</w:t>
-      </w:r>
-      <w:r>
-        <w:rPr>
-          <w:rFonts w:hint="eastAsia" w:ascii="Times New Roman" w:hAnsi="Times New Roman" w:eastAsia="Times New Roman" w:cs="Times New Roman"/>
-        </w:rPr>
-        <w:t>(H</w:t>
+        <w:t>溶剂解条件</w:t>
+      </w:r>
+      <w:r>
+        <w:rPr>
+          <w:rFonts w:hint="eastAsia" w:ascii="Times New Roman" w:hAnsi="Times New Roman" w:eastAsia="Times New Roman" w:cs="Times New Roman"/>
+        </w:rPr>
+        <w:t>（H</w:t>
       </w:r>
       <w:r>
         <w:rPr>
@@ -13973,25 +15452,51 @@
         <w:rPr>
           <w:rFonts w:hint="eastAsia" w:ascii="Times New Roman" w:hAnsi="Times New Roman" w:eastAsia="Times New Roman" w:cs="Times New Roman"/>
         </w:rPr>
-        <w:t>O/ROH)</w:t>
-      </w:r>
-      <w:r>
-        <w:rPr>
-          <w:rFonts w:ascii="Times New Roman" w:hAnsi="Times New Roman" w:eastAsia="Times New Roman" w:cs="Times New Roman"/>
-        </w:rPr>
-        <w:t xml:space="preserve"> → </w:t>
-      </w:r>
-      <w:r>
-        <w:rPr>
-          <w:rFonts w:hint="eastAsia" w:ascii="Times New Roman" w:hAnsi="Times New Roman" w:eastAsia="Times New Roman" w:cs="Times New Roman"/>
-        </w:rPr>
-        <w:t>SN1</w:t>
-      </w:r>
-      <w:r>
-        <w:rPr>
-          <w:rFonts w:hint="eastAsia" w:ascii="Times New Roman" w:hAnsi="Times New Roman" w:eastAsia="FangSong" w:cs="Times New Roman"/>
-        </w:rPr>
-        <w:t>主导</w:t>
+        <w:t>O/ROH</w:t>
+      </w:r>
+      <w:r>
+        <w:rPr>
+          <w:rFonts w:ascii="Times New Roman" w:hAnsi="Times New Roman" w:eastAsia="Times New Roman" w:cs="Times New Roman"/>
+        </w:rPr>
+        <w:t xml:space="preserve"> </w:t>
+      </w:r>
+      <w:r>
+        <w:rPr>
+          <w:rFonts w:hint="eastAsia" w:ascii="Times New Roman" w:hAnsi="Times New Roman" w:eastAsia="FangSong" w:cs="Times New Roman"/>
+        </w:rPr>
+        <w:t xml:space="preserve">等</w:t>
+      </w:r>
+      <w:r>
+        <w:rPr>
+          <w:rFonts w:hint="eastAsia" w:ascii="Times New Roman" w:hAnsi="Times New Roman" w:eastAsia="FangSong" w:cs="Times New Roman"/>
+          <w:b/>
+          <w:bCs/>
+        </w:rPr>
+        <w:t xml:space="preserve">弱亲核性但大量过量</w:t>
+      </w:r>
+      <w:r>
+        <w:rPr>
+          <w:rFonts w:hint="eastAsia" w:ascii="Times New Roman" w:hAnsi="Times New Roman" w:eastAsia="FangSong" w:cs="Times New Roman"/>
+        </w:rPr>
+        <w:t>的溶剂</w:t>
+      </w:r>
+      <w:r>
+        <w:rPr>
+          <w:rFonts w:hint="eastAsia" w:ascii="Times New Roman" w:hAnsi="Times New Roman" w:eastAsia="Times New Roman" w:cs="Times New Roman"/>
+        </w:rPr>
+        <w:t>）→</w:t>
+      </w:r>
+      <w:r>
+        <w:rPr>
+          <w:rFonts w:ascii="Times New Roman" w:hAnsi="Times New Roman" w:eastAsia="Times New Roman" w:cs="Times New Roman"/>
+        </w:rPr>
+        <w:t xml:space="preserve"> SN1 </w:t>
+      </w:r>
+      <w:r>
+        <w:rPr>
+          <w:rFonts w:hint="eastAsia" w:ascii="Times New Roman" w:hAnsi="Times New Roman" w:eastAsia="FangSong" w:cs="Times New Roman"/>
+        </w:rPr>
+        <w:t>为主</w:t>
       </w:r>
       <w:r>
         <w:rPr>
@@ -14003,37 +15508,37 @@
         <w:rPr>
           <w:rFonts w:hint="eastAsia" w:ascii="Times New Roman" w:hAnsi="Times New Roman" w:eastAsia="FangSong" w:cs="Times New Roman"/>
         </w:rPr>
-        <w:t>弱亲核试剂</w:t>
-      </w:r>
-      <w:r>
-        <w:rPr>
-          <w:rFonts w:hint="eastAsia" w:ascii="Times New Roman" w:hAnsi="Times New Roman" w:eastAsia="Times New Roman" w:cs="Times New Roman"/>
-        </w:rPr>
-        <w:t>/</w:t>
-      </w:r>
-      <w:r>
-        <w:rPr>
-          <w:rFonts w:hint="eastAsia" w:ascii="Times New Roman" w:hAnsi="Times New Roman" w:eastAsia="FangSong" w:cs="Times New Roman"/>
-        </w:rPr>
-        <w:t>高温</w:t>
-      </w:r>
-      <w:r>
-        <w:rPr>
-          <w:rFonts w:ascii="Times New Roman" w:hAnsi="Times New Roman" w:eastAsia="Times New Roman" w:cs="Times New Roman"/>
-        </w:rPr>
-        <w:t xml:space="preserve"> → </w:t>
-      </w:r>
-      <w:r>
-        <w:rPr>
-          <w:rFonts w:hint="eastAsia" w:ascii="Times New Roman" w:hAnsi="Times New Roman" w:eastAsia="Times New Roman" w:cs="Times New Roman"/>
-        </w:rPr>
-        <w:t>E1</w:t>
-      </w:r>
-      <w:r>
-        <w:rPr>
-          <w:rFonts w:hint="eastAsia" w:ascii="Times New Roman" w:hAnsi="Times New Roman" w:eastAsia="FangSong" w:cs="Times New Roman"/>
-        </w:rPr>
-        <w:t>主导</w:t>
+        <w:t>升高温度</w:t>
+      </w:r>
+      <w:r>
+        <w:rPr>
+          <w:rFonts w:ascii="Times New Roman" w:hAnsi="Times New Roman" w:eastAsia="Times New Roman" w:cs="Times New Roman"/>
+        </w:rPr>
+        <w:t xml:space="preserve"> → E1 </w:t>
+      </w:r>
+      <w:r>
+        <w:rPr>
+          <w:rFonts w:hint="eastAsia" w:ascii="Times New Roman" w:hAnsi="Times New Roman" w:eastAsia="FangSong" w:cs="Times New Roman"/>
+        </w:rPr>
+        <w:t>占比上升</w:t>
+      </w:r>
+      <w:r>
+        <w:rPr>
+          <w:rFonts w:hint="eastAsia" w:ascii="Times New Roman" w:hAnsi="Times New Roman" w:eastAsia="Times New Roman" w:cs="Times New Roman"/>
+        </w:rPr>
+        <w:t>（</w:t>
+      </w:r>
+      <w:r>
+        <w:rPr>
+          <w:rFonts w:hint="eastAsia" w:ascii="Times New Roman" w:hAnsi="Times New Roman" w:eastAsia="FangSong" w:cs="Times New Roman"/>
+        </w:rPr>
+        <w:t>消除的活化熵更有利</w:t>
+      </w:r>
+      <w:r>
+        <w:rPr>
+          <w:rFonts w:hint="eastAsia" w:ascii="Times New Roman" w:hAnsi="Times New Roman" w:eastAsia="Times New Roman" w:cs="Times New Roman"/>
+        </w:rPr>
+        <w:t>）</w:t>
       </w:r>
     </w:p>
     <w:p>
@@ -14172,7 +15677,7 @@
         <w:rPr>
           <w:rFonts w:hint="eastAsia" w:ascii="Times New Roman" w:hAnsi="Times New Roman" w:eastAsia="Times New Roman" w:cs="Times New Roman"/>
         </w:rPr>
-        <w:t>(RS</w:t>
+        <w:t>（RS</w:t>
       </w:r>
       <w:r>
         <w:rPr>
@@ -14211,7 +15716,7 @@
         <w:rPr>
           <w:rFonts w:hint="eastAsia" w:ascii="Times New Roman" w:hAnsi="Times New Roman" w:eastAsia="Times New Roman" w:cs="Times New Roman"/>
         </w:rPr>
-        <w:t>)</w:t>
+        <w:t>）</w:t>
       </w:r>
       <w:r>
         <w:rPr>
@@ -14229,7 +15734,7 @@
         <w:rPr>
           <w:rFonts w:hint="eastAsia" w:ascii="Times New Roman" w:hAnsi="Times New Roman" w:eastAsia="Times New Roman" w:cs="Times New Roman"/>
         </w:rPr>
-        <w:t>(t-BuOK</w:t>
+        <w:t>（t-BuO</w:t>
       </w:r>
       <w:r>
         <w:rPr>
@@ -14242,7 +15747,7 @@
         <w:rPr>
           <w:rFonts w:hint="eastAsia" w:ascii="Times New Roman" w:hAnsi="Times New Roman" w:eastAsia="Times New Roman" w:cs="Times New Roman"/>
         </w:rPr>
-        <w:t>/LDA)</w:t>
+        <w:t>/t-BuOK、LDA）</w:t>
       </w:r>
       <w:r>
         <w:rPr>
@@ -16145,7 +17650,99 @@
         <w:rPr>
           <w:rFonts w:hint="eastAsia" w:ascii="Times New Roman" w:hAnsi="Times New Roman" w:eastAsia="Times New Roman" w:cs="Times New Roman"/>
         </w:rPr>
-        <w:t>：O</w:t>
+        <w:t>：</w:t>
+      </w:r>
+      <w:r>
+        <w:rPr>
+          <w:rFonts w:hint="eastAsia" w:ascii="Times New Roman" w:hAnsi="Times New Roman" w:eastAsia="FangSong" w:cs="Times New Roman"/>
+        </w:rPr>
+        <w:t>醚</w:t>
+      </w:r>
+      <w:r>
+        <w:rPr>
+          <w:rFonts w:ascii="Times New Roman" w:hAnsi="Times New Roman" w:eastAsia="Times New Roman" w:cs="Times New Roman"/>
+        </w:rPr>
+        <w:t xml:space="preserve"> O </w:t>
+      </w:r>
+      <w:r>
+        <w:rPr>
+          <w:rFonts w:hint="eastAsia" w:ascii="Times New Roman" w:hAnsi="Times New Roman" w:eastAsia="FangSong" w:cs="Times New Roman"/>
+        </w:rPr>
+        <w:t xml:space="preserve">的孤对与</w:t>
+      </w:r>
+      <w:r>
+        <w:rPr>
+          <w:rFonts w:ascii="Times New Roman" w:hAnsi="Times New Roman" w:eastAsia="Times New Roman" w:cs="Times New Roman"/>
+        </w:rPr>
+        <w:t xml:space="preserve"> Mg </w:t>
+      </w:r>
+      <w:r>
+        <w:rPr>
+          <w:rFonts w:hint="eastAsia" w:ascii="Times New Roman" w:hAnsi="Times New Roman" w:eastAsia="FangSong" w:cs="Times New Roman"/>
+        </w:rPr>
+        <w:t xml:space="preserve">配位</w:t>
+      </w:r>
+      <w:r>
+        <w:rPr>
+          <w:rFonts w:ascii="Times New Roman" w:hAnsi="Times New Roman" w:eastAsia="Times New Roman" w:cs="Times New Roman"/>
+        </w:rPr>
+        <w:t xml:space="preserve"> → </w:t>
+      </w:r>
+      <w:r>
+        <w:rPr>
+          <w:rFonts w:hint="eastAsia" w:ascii="Times New Roman" w:hAnsi="Times New Roman" w:eastAsia="FangSong" w:cs="Times New Roman"/>
+        </w:rPr>
+        <w:t>稳定试剂</w:t>
+      </w:r>
+      <w:r>
+        <w:rPr>
+          <w:rFonts w:hint="eastAsia" w:ascii="Times New Roman" w:hAnsi="Times New Roman" w:eastAsia="Times New Roman" w:cs="Times New Roman"/>
+        </w:rPr>
+        <w:t>、</w:t>
+      </w:r>
+      <w:r>
+        <w:rPr>
+          <w:rFonts w:hint="eastAsia" w:ascii="Times New Roman" w:hAnsi="Times New Roman" w:eastAsia="FangSong" w:cs="Times New Roman"/>
+        </w:rPr>
+        <w:t>抑制自身偶联分解</w:t>
+      </w:r>
+      <w:r>
+        <w:rPr>
+          <w:rFonts w:hint="eastAsia" w:ascii="Times New Roman" w:hAnsi="Times New Roman" w:eastAsia="Times New Roman" w:cs="Times New Roman"/>
+        </w:rPr>
+        <w:t>。</w:t>
+      </w:r>
+      <w:r>
+        <w:rPr>
+          <w:rFonts w:hint="eastAsia" w:ascii="Times New Roman" w:hAnsi="Times New Roman" w:eastAsia="FangSong" w:cs="Times New Roman"/>
+          <w:b/>
+          <w:bCs/>
+        </w:rPr>
+        <w:t xml:space="preserve">必须无水</w:t>
+      </w:r>
+      <w:r>
+        <w:rPr>
+          <w:rFonts w:hint="eastAsia" w:ascii="Times New Roman" w:hAnsi="Times New Roman" w:eastAsia="Times New Roman" w:cs="Times New Roman"/>
+        </w:rPr>
+        <w:t>（</w:t>
+      </w:r>
+      <w:r>
+        <w:rPr>
+          <w:rFonts w:hint="eastAsia" w:ascii="Times New Roman" w:hAnsi="Times New Roman" w:eastAsia="FangSong" w:cs="Times New Roman"/>
+        </w:rPr>
+        <w:t>水会质子解</w:t>
+      </w:r>
+      <w:r>
+        <w:rPr>
+          <w:rFonts w:ascii="Times New Roman" w:hAnsi="Times New Roman" w:eastAsia="Times New Roman" w:cs="Times New Roman"/>
+        </w:rPr>
+        <w:t xml:space="preserve"> RMgX </w:t>
+      </w:r>
+      <w:r>
+        <w:rPr>
+          <w:rFonts w:hint="eastAsia" w:ascii="Times New Roman" w:hAnsi="Times New Roman" w:eastAsia="FangSong" w:cs="Times New Roman"/>
+        </w:rPr>
+        <w:t xml:space="preserve">生成</w:t>
       </w:r>
       <w:r>
         <w:rPr>
@@ -16155,57 +17752,30 @@
       </w:r>
       <w:r>
         <w:rPr>
-          <w:rFonts w:hint="eastAsia" w:ascii="Times New Roman" w:hAnsi="Times New Roman" w:eastAsia="FangSong" w:cs="Times New Roman"/>
-        </w:rPr>
-        <w:t xml:space="preserve">的孤对与</w:t>
-      </w:r>
-      <w:r>
-        <w:rPr>
-          <w:rFonts w:ascii="Times New Roman" w:hAnsi="Times New Roman" w:eastAsia="Times New Roman" w:cs="Times New Roman"/>
-        </w:rPr>
-        <w:t xml:space="preserve"> Mg </w:t>
-      </w:r>
-      <w:r>
-        <w:rPr>
-          <w:rFonts w:hint="eastAsia" w:ascii="Times New Roman" w:hAnsi="Times New Roman" w:eastAsia="FangSong" w:cs="Times New Roman"/>
-        </w:rPr>
-        <w:t xml:space="preserve">配位</w:t>
-      </w:r>
-      <w:r>
-        <w:rPr>
-          <w:rFonts w:ascii="Times New Roman" w:hAnsi="Times New Roman" w:eastAsia="Times New Roman" w:cs="Times New Roman"/>
-        </w:rPr>
-        <w:t xml:space="preserve"> → </w:t>
-      </w:r>
-      <w:r>
-        <w:rPr>
-          <w:rFonts w:hint="eastAsia" w:ascii="Times New Roman" w:hAnsi="Times New Roman" w:eastAsia="FangSong" w:cs="Times New Roman"/>
-        </w:rPr>
-        <w:t>稳定试剂</w:t>
-      </w:r>
-      <w:r>
-        <w:rPr>
-          <w:rFonts w:hint="eastAsia" w:ascii="Times New Roman" w:hAnsi="Times New Roman" w:eastAsia="Times New Roman" w:cs="Times New Roman"/>
-        </w:rPr>
-        <w:t>、</w:t>
-      </w:r>
-      <w:r>
-        <w:rPr>
-          <w:rFonts w:hint="eastAsia" w:ascii="Times New Roman" w:hAnsi="Times New Roman" w:eastAsia="FangSong" w:cs="Times New Roman"/>
-        </w:rPr>
-        <w:t>防止自身偶联分解</w:t>
-      </w:r>
-      <w:r>
-        <w:rPr>
-          <w:rFonts w:hint="eastAsia" w:ascii="Times New Roman" w:hAnsi="Times New Roman" w:eastAsia="Times New Roman" w:cs="Times New Roman"/>
-        </w:rPr>
-        <w:t>——</w:t>
-      </w:r>
-      <w:r>
-        <w:rPr>
-          <w:rFonts w:hint="eastAsia" w:ascii="Times New Roman" w:hAnsi="Times New Roman" w:eastAsia="FangSong" w:cs="Times New Roman"/>
-        </w:rPr>
-        <w:t>这就是必须绝对无水无氧的原因</w:t>
+          <w:rFonts w:hint="eastAsia" w:ascii="Times New Roman" w:hAnsi="Times New Roman" w:eastAsia="Times New Roman" w:cs="Times New Roman"/>
+        </w:rPr>
+        <w:t xml:space="preserve">R–H）、</w:t>
+      </w:r>
+      <w:r>
+        <w:rPr>
+          <w:rFonts w:hint="eastAsia" w:ascii="Times New Roman" w:hAnsi="Times New Roman" w:eastAsia="FangSong" w:cs="Times New Roman"/>
+          <w:b/>
+          <w:bCs/>
+        </w:rPr>
+        <w:t xml:space="preserve">必须无氧</w:t>
+      </w:r>
+      <w:r>
+        <w:rPr>
+          <w:rFonts w:hint="eastAsia" w:ascii="Times New Roman" w:hAnsi="Times New Roman" w:eastAsia="Times New Roman" w:cs="Times New Roman"/>
+        </w:rPr>
+        <w:t>（O</w:t>
+      </w:r>
+      <w:r>
+        <w:rPr>
+          <w:rFonts w:hint="eastAsia" w:ascii="Times New Roman" w:hAnsi="Times New Roman" w:eastAsia="Times New Roman" w:cs="Times New Roman"/>
+          <w:vertAlign w:val="subscript"/>
+        </w:rPr>
+        <w:t>2</w:t>
       </w:r>
       <w:r>
         <w:rPr>
@@ -16215,6 +17785,42 @@
       </w:r>
       <w:r>
         <w:rPr>
+          <w:rFonts w:hint="eastAsia" w:ascii="Times New Roman" w:hAnsi="Times New Roman" w:eastAsia="FangSong" w:cs="Times New Roman"/>
+        </w:rPr>
+        <w:t xml:space="preserve">插入</w:t>
+      </w:r>
+      <w:r>
+        <w:rPr>
+          <w:rFonts w:ascii="Times New Roman" w:hAnsi="Times New Roman" w:eastAsia="Times New Roman" w:cs="Times New Roman"/>
+        </w:rPr>
+        <w:t xml:space="preserve"> C–Mg </w:t>
+      </w:r>
+      <w:r>
+        <w:rPr>
+          <w:rFonts w:hint="eastAsia" w:ascii="Times New Roman" w:hAnsi="Times New Roman" w:eastAsia="FangSong" w:cs="Times New Roman"/>
+        </w:rPr>
+        <w:t>键生成醇盐与过氧化物</w:t>
+      </w:r>
+      <w:r>
+        <w:rPr>
+          <w:rFonts w:hint="eastAsia" w:ascii="Times New Roman" w:hAnsi="Times New Roman" w:eastAsia="Times New Roman" w:cs="Times New Roman"/>
+        </w:rPr>
+        <w:t>）——</w:t>
+      </w:r>
+      <w:r>
+        <w:rPr>
+          <w:rFonts w:hint="eastAsia" w:ascii="Times New Roman" w:hAnsi="Times New Roman" w:eastAsia="FangSong" w:cs="Times New Roman"/>
+        </w:rPr>
+        <w:t>这是两条独立的原因</w:t>
+      </w:r>
+      <w:r>
+        <w:rPr>
+          <w:rFonts w:ascii="Times New Roman" w:hAnsi="Times New Roman" w:eastAsia="Times New Roman" w:cs="Times New Roman"/>
+        </w:rPr>
+        <w:t xml:space="preserve"> </w:t>
+      </w:r>
+      <w:r>
+        <w:rPr>
           <w:rFonts w:ascii="Times New Roman" w:hAnsi="Times New Roman" w:eastAsia="Times New Roman" w:cs="Times New Roman"/>
         </w:rPr>
         <w:t xml:space="preserve">-</w:t>
@@ -16255,7 +17861,44 @@
         <w:rPr>
           <w:rFonts w:hint="eastAsia" w:ascii="Times New Roman" w:hAnsi="Times New Roman" w:eastAsia="Times New Roman" w:cs="Times New Roman"/>
         </w:rPr>
-        <w:t xml:space="preserve">+2）：</w:t>
+        <w:t>+2，</w:t>
+      </w:r>
+      <w:r>
+        <w:rPr>
+          <w:rFonts w:hint="eastAsia" w:ascii="Times New Roman" w:hAnsi="Times New Roman" w:eastAsia="FangSong" w:cs="Times New Roman"/>
+        </w:rPr>
+        <w:t>从位阻小的</w:t>
+      </w:r>
+      <w:r>
+        <w:rPr>
+          <w:rFonts w:ascii="Times New Roman" w:hAnsi="Times New Roman" w:eastAsia="Times New Roman" w:cs="Times New Roman"/>
+        </w:rPr>
+        <w:t xml:space="preserve"> CH</w:t>
+      </w:r>
+      <w:r>
+        <w:rPr>
+          <w:rFonts w:ascii="Times New Roman" w:hAnsi="Times New Roman" w:eastAsia="Times New Roman" w:cs="Times New Roman"/>
+          <w:vertAlign w:val="subscript"/>
+        </w:rPr>
+        <w:t>2</w:t>
+      </w:r>
+      <w:r>
+        <w:rPr>
+          <w:rFonts w:ascii="Times New Roman" w:hAnsi="Times New Roman" w:eastAsia="Times New Roman" w:cs="Times New Roman"/>
+        </w:rPr>
+        <w:t xml:space="preserve"> </w:t>
+      </w:r>
+      <w:r>
+        <w:rPr>
+          <w:rFonts w:hint="eastAsia" w:ascii="Times New Roman" w:hAnsi="Times New Roman" w:eastAsia="FangSong" w:cs="Times New Roman"/>
+        </w:rPr>
+        <w:t>背面进攻</w:t>
+      </w:r>
+      <w:r>
+        <w:rPr>
+          <w:rFonts w:hint="eastAsia" w:ascii="Times New Roman" w:hAnsi="Times New Roman" w:eastAsia="Times New Roman" w:cs="Times New Roman"/>
+        </w:rPr>
+        <w:t>）：</w:t>
       </w:r>
       <m:oMath>
         <m:oMathPr>
@@ -16323,25 +17966,12 @@
         <m:r>
           <m:t>O</m:t>
         </m:r>
-        <m:limUpp>
-          <m:e>
-            <m:r>
-              <m:rPr>
-                <m:sty m:val="p"/>
-              </m:rPr>
-              <m:t>→</m:t>
-            </m:r>
-          </m:e>
-          <m:lim>
-            <m:r>
-              <m:rPr>
-                <m:nor/>
-                <m:sty m:val="p"/>
-              </m:rPr>
-              <m:t>SN2开环</m:t>
-            </m:r>
-          </m:lim>
-        </m:limUpp>
+        <m:r>
+          <m:rPr>
+            <m:sty m:val="p"/>
+          </m:rPr>
+          <m:t>→</m:t>
+        </m:r>
         <m:r>
           <m:t>R</m:t>
         </m:r>
@@ -16699,24 +18329,6 @@
         <w:rPr>
           <w:rFonts w:hint="eastAsia" w:ascii="Times New Roman" w:hAnsi="Times New Roman" w:eastAsia="FangSong" w:cs="Times New Roman"/>
         </w:rPr>
-        <w:t>碳链</w:t>
-      </w:r>
-      <w:r>
-        <w:rPr>
-          <w:rFonts w:ascii="Times New Roman" w:hAnsi="Times New Roman" w:eastAsia="Times New Roman" w:cs="Times New Roman"/>
-        </w:rPr>
-        <w:t xml:space="preserve"> </w:t>
-      </w:r>
-      <w:r>
-        <w:rPr>
-          <w:rFonts w:hint="eastAsia" w:ascii="Times New Roman" w:hAnsi="Times New Roman" w:eastAsia="Times New Roman" w:cs="Times New Roman"/>
-        </w:rPr>
-        <w:t>+1，</w:t>
-      </w:r>
-      <w:r>
-        <w:rPr>
-          <w:rFonts w:hint="eastAsia" w:ascii="Times New Roman" w:hAnsi="Times New Roman" w:eastAsia="FangSong" w:cs="Times New Roman"/>
-        </w:rPr>
         <w:t>得酮</w:t>
       </w:r>
       <w:r>
@@ -16809,18 +18421,21 @@
           </m:rPr>
           <m:t>=</m:t>
         </m:r>
-        <m:r>
-          <m:t>N</m:t>
-        </m:r>
-        <m:r>
-          <m:t>M</m:t>
-        </m:r>
-        <m:r>
-          <m:t>g</m:t>
-        </m:r>
-        <m:r>
-          <m:t>X</m:t>
-        </m:r>
+        <m:sSup>
+          <m:e>
+            <m:r>
+              <m:t>N</m:t>
+            </m:r>
+          </m:e>
+          <m:sup>
+            <m:r>
+              <m:rPr>
+                <m:sty m:val="p"/>
+              </m:rPr>
+              <m:t>−</m:t>
+            </m:r>
+          </m:sup>
+        </m:sSup>
         <m:r>
           <m:rPr>
             <m:sty m:val="p"/>
@@ -16912,6 +18527,30 @@
           <m:t>R</m:t>
         </m:r>
       </m:oMath>
+      <w:r>
+        <w:rPr>
+          <w:rFonts w:hint="eastAsia" w:ascii="Times New Roman" w:hAnsi="Times New Roman" w:eastAsia="Times New Roman" w:cs="Times New Roman"/>
+        </w:rPr>
+        <w:t>——</w:t>
+      </w:r>
+      <w:r>
+        <w:rPr>
+          <w:rFonts w:hint="eastAsia" w:ascii="Times New Roman" w:hAnsi="Times New Roman" w:eastAsia="FangSong" w:cs="Times New Roman"/>
+        </w:rPr>
+        <w:t>先生成亚胺负离子的镁盐</w:t>
+      </w:r>
+      <w:r>
+        <w:rPr>
+          <w:rFonts w:hint="eastAsia" w:ascii="Times New Roman" w:hAnsi="Times New Roman" w:eastAsia="Times New Roman" w:cs="Times New Roman"/>
+        </w:rPr>
+        <w:t>，</w:t>
+      </w:r>
+      <w:r>
+        <w:rPr>
+          <w:rFonts w:hint="eastAsia" w:ascii="Times New Roman" w:hAnsi="Times New Roman" w:eastAsia="FangSong" w:cs="Times New Roman"/>
+        </w:rPr>
+        <w:t>水解后得酮</w:t>
+      </w:r>
     </w:p>
     <w:p>
       <w:pPr>
@@ -17655,6 +19294,14 @@
       </w:r>
       <w:r>
         <w:rPr>
+          <w:rFonts w:ascii="Times New Roman" w:hAnsi="Times New Roman" w:eastAsia="Times New Roman" w:cs="Times New Roman"/>
+          <w:b/>
+          <w:bCs/>
+        </w:rPr>
+        <w:t xml:space="preserve">FC </w:t>
+      </w:r>
+      <w:r>
+        <w:rPr>
           <w:rFonts w:hint="eastAsia" w:ascii="Times New Roman" w:hAnsi="Times New Roman" w:eastAsia="FangSong" w:cs="Times New Roman"/>
           <w:b/>
           <w:bCs/>
@@ -17671,7 +19318,77 @@
         <w:rPr>
           <w:rFonts w:hint="eastAsia" w:ascii="Times New Roman" w:hAnsi="Times New Roman" w:eastAsia="FangSong" w:cs="Times New Roman"/>
         </w:rPr>
-        <w:t>酰基正离子由共振稳定</w:t>
+        <w:t>酰基正离子</w:t>
+      </w:r>
+      <w:r>
+        <w:rPr>
+          <w:rFonts w:ascii="Times New Roman" w:hAnsi="Times New Roman" w:eastAsia="Times New Roman" w:cs="Times New Roman"/>
+        </w:rPr>
+        <w:t xml:space="preserve"> </w:t>
+      </w:r>
+      <m:oMath>
+        <m:oMathPr>
+          <m:ctrlPr>
+            <w:rPr>
+              <w:sz w:val="28"/>
+              <w:szCs w:val="28"/>
+            </w:rPr>
+          </m:ctrlPr>
+        </m:oMathPr>
+        <m:r>
+          <m:rPr>
+            <m:sty m:val="p"/>
+          </m:rPr>
+          <m:t>R</m:t>
+        </m:r>
+        <m:r>
+          <m:rPr>
+            <m:sty m:val="p"/>
+          </m:rPr>
+          <m:t>−</m:t>
+        </m:r>
+        <m:r>
+          <m:rPr>
+            <m:sty m:val="p"/>
+          </m:rPr>
+          <m:t>C</m:t>
+        </m:r>
+        <m:r>
+          <m:rPr>
+            <m:sty m:val="p"/>
+          </m:rPr>
+          <m:t>≡</m:t>
+        </m:r>
+        <m:sSup>
+          <m:e>
+            <m:r>
+              <m:rPr>
+                <m:sty m:val="p"/>
+              </m:rPr>
+              <m:t>O</m:t>
+            </m:r>
+          </m:e>
+          <m:sup>
+            <m:r>
+              <m:rPr>
+                <m:sty m:val="p"/>
+              </m:rPr>
+              <m:t>+</m:t>
+            </m:r>
+          </m:sup>
+        </m:sSup>
+      </m:oMath>
+      <w:r>
+        <w:rPr>
+          <w:rFonts w:ascii="Times New Roman" w:hAnsi="Times New Roman" w:eastAsia="Times New Roman" w:cs="Times New Roman"/>
+        </w:rPr>
+        <w:t xml:space="preserve"> </w:t>
+      </w:r>
+      <w:r>
+        <w:rPr>
+          <w:rFonts w:hint="eastAsia" w:ascii="Times New Roman" w:hAnsi="Times New Roman" w:eastAsia="FangSong" w:cs="Times New Roman"/>
+        </w:rPr>
+        <w:t>由共振稳定</w:t>
       </w:r>
       <w:r>
         <w:rPr>
@@ -17683,7 +19400,13 @@
         <w:rPr>
           <w:rFonts w:hint="eastAsia" w:ascii="Times New Roman" w:hAnsi="Times New Roman" w:eastAsia="FangSong" w:cs="Times New Roman"/>
         </w:rPr>
-        <w:t>不会发生</w:t>
+        <w:t>发生碳正离子式的</w:t>
+      </w:r>
+      <w:r>
+        <w:rPr>
+          <w:rFonts w:ascii="Times New Roman" w:hAnsi="Times New Roman" w:eastAsia="Times New Roman" w:cs="Times New Roman"/>
+        </w:rPr>
+        <w:t xml:space="preserve"> </w:t>
       </w:r>
       <w:r>
         <w:rPr>
@@ -17695,7 +19418,7 @@
         <w:rPr>
           <w:rFonts w:hint="eastAsia" w:ascii="Times New Roman" w:hAnsi="Times New Roman" w:eastAsia="FangSong" w:cs="Times New Roman"/>
         </w:rPr>
-        <w:t>迁移</w:t>
+        <w:t>迁移反而会破坏这份稳定化</w:t>
       </w:r>
       <w:r>
         <w:rPr>
@@ -18128,31 +19851,61 @@
         <w:rPr>
           <w:rFonts w:ascii="Times New Roman" w:hAnsi="Times New Roman" w:eastAsia="Times New Roman" w:cs="Times New Roman"/>
         </w:rPr>
+        <w:t xml:space="preserve"> → SN2 </w:t>
+      </w:r>
+      <w:r>
+        <w:rPr>
+          <w:rFonts w:hint="eastAsia" w:ascii="Times New Roman" w:hAnsi="Times New Roman" w:eastAsia="FangSong" w:cs="Times New Roman"/>
+        </w:rPr>
+        <w:t>为主</w:t>
+      </w:r>
+      <w:r>
+        <w:rPr>
+          <w:rFonts w:hint="eastAsia" w:ascii="Times New Roman" w:hAnsi="Times New Roman" w:eastAsia="Times New Roman" w:cs="Times New Roman"/>
+        </w:rPr>
+        <w:t>；3°</w:t>
+      </w:r>
+      <w:r>
+        <w:rPr>
+          <w:rFonts w:ascii="Times New Roman" w:hAnsi="Times New Roman" w:eastAsia="Times New Roman" w:cs="Times New Roman"/>
+        </w:rPr>
         <w:t xml:space="preserve"> → </w:t>
       </w:r>
       <w:r>
         <w:rPr>
           <w:rFonts w:hint="eastAsia" w:ascii="Times New Roman" w:hAnsi="Times New Roman" w:eastAsia="Times New Roman" w:cs="Times New Roman"/>
         </w:rPr>
-        <w:t>SN2</w:t>
-      </w:r>
-      <w:r>
-        <w:rPr>
-          <w:rFonts w:hint="eastAsia" w:ascii="Times New Roman" w:hAnsi="Times New Roman" w:eastAsia="FangSong" w:cs="Times New Roman"/>
-        </w:rPr>
-        <w:t>为主</w:t>
-      </w:r>
-      <w:r>
-        <w:rPr>
-          <w:rFonts w:hint="eastAsia" w:ascii="Times New Roman" w:hAnsi="Times New Roman" w:eastAsia="Times New Roman" w:cs="Times New Roman"/>
-        </w:rPr>
-        <w:t>；3°</w:t>
-      </w:r>
-      <w:r>
-        <w:rPr>
-          <w:rFonts w:ascii="Times New Roman" w:hAnsi="Times New Roman" w:eastAsia="Times New Roman" w:cs="Times New Roman"/>
-        </w:rPr>
-        <w:t xml:space="preserve"> → SN1/E1/Et</w:t>
+        <w:t>SN1/E1（</w:t>
+      </w:r>
+      <w:r>
+        <w:rPr>
+          <w:rFonts w:hint="eastAsia" w:ascii="Times New Roman" w:hAnsi="Times New Roman" w:eastAsia="FangSong" w:cs="Times New Roman"/>
+        </w:rPr>
+        <w:t>遇强碱则</w:t>
+      </w:r>
+      <w:r>
+        <w:rPr>
+          <w:rFonts w:ascii="Times New Roman" w:hAnsi="Times New Roman" w:eastAsia="Times New Roman" w:cs="Times New Roman"/>
+        </w:rPr>
+        <w:t xml:space="preserve"> </w:t>
+      </w:r>
+      <w:r>
+        <w:rPr>
+          <w:rFonts w:hint="eastAsia" w:ascii="Times New Roman" w:hAnsi="Times New Roman" w:eastAsia="Times New Roman" w:cs="Times New Roman"/>
+        </w:rPr>
+        <w:t xml:space="preserve">E2）；2°</w:t>
+      </w:r>
+      <w:r>
+        <w:rPr>
+          <w:rFonts w:ascii="Times New Roman" w:hAnsi="Times New Roman" w:eastAsia="Times New Roman" w:cs="Times New Roman"/>
+        </w:rPr>
+        <w:t xml:space="preserve"> → </w:t>
+      </w:r>
+      <w:r>
+        <w:rPr>
+          <w:rFonts w:hint="eastAsia" w:ascii="Times New Roman" w:hAnsi="Times New Roman" w:eastAsia="FangSong" w:cs="Times New Roman"/>
+        </w:rPr>
+        <w:t xml:space="preserve">视条件</w:t>
       </w:r>
       <w:r>
         <w:rPr>
@@ -19854,13 +21607,49 @@
         <w:rPr>
           <w:rFonts w:hint="eastAsia" w:ascii="Times New Roman" w:hAnsi="Times New Roman" w:eastAsia="Times New Roman" w:cs="Times New Roman"/>
         </w:rPr>
-        <w:t>(+I,+H)→</w:t>
-      </w:r>
-      <w:r>
-        <w:rPr>
-          <w:rFonts w:hint="eastAsia" w:ascii="Times New Roman" w:hAnsi="Times New Roman" w:eastAsia="FangSong" w:cs="Times New Roman"/>
-        </w:rPr>
-        <w:t>活化和邻对位定位</w:t>
+        <w:t>（+I</w:t>
+      </w:r>
+      <w:r>
+        <w:rPr>
+          <w:rFonts w:ascii="Times New Roman" w:hAnsi="Times New Roman" w:eastAsia="Times New Roman" w:cs="Times New Roman"/>
+        </w:rPr>
+        <w:t xml:space="preserve"> </w:t>
+      </w:r>
+      <w:r>
+        <w:rPr>
+          <w:rFonts w:hint="eastAsia" w:ascii="Times New Roman" w:hAnsi="Times New Roman" w:eastAsia="FangSong" w:cs="Times New Roman"/>
+        </w:rPr>
+        <w:t xml:space="preserve">诱导</w:t>
+      </w:r>
+      <w:r>
+        <w:rPr>
+          <w:rFonts w:ascii="Times New Roman" w:hAnsi="Times New Roman" w:eastAsia="Times New Roman" w:cs="Times New Roman"/>
+        </w:rPr>
+        <w:t xml:space="preserve"> + </w:t>
+      </w:r>
+      <w:r>
+        <w:rPr>
+          <w:rFonts w:hint="eastAsia" w:ascii="Times New Roman" w:hAnsi="Times New Roman" w:eastAsia="FangSong" w:cs="Times New Roman"/>
+        </w:rPr>
+        <w:t>超共轭</w:t>
+      </w:r>
+      <w:r>
+        <w:rPr>
+          <w:rFonts w:hint="eastAsia" w:ascii="Times New Roman" w:hAnsi="Times New Roman" w:eastAsia="Times New Roman" w:cs="Times New Roman"/>
+        </w:rPr>
+        <w:t>）→</w:t>
+      </w:r>
+      <w:r>
+        <w:rPr>
+          <w:rFonts w:ascii="Times New Roman" w:hAnsi="Times New Roman" w:eastAsia="Times New Roman" w:cs="Times New Roman"/>
+        </w:rPr>
+        <w:t xml:space="preserve"> </w:t>
+      </w:r>
+      <w:r>
+        <w:rPr>
+          <w:rFonts w:hint="eastAsia" w:ascii="Times New Roman" w:hAnsi="Times New Roman" w:eastAsia="FangSong" w:cs="Times New Roman"/>
+        </w:rPr>
+        <w:t>活化苯环并邻对位定位</w:t>
       </w:r>
       <w:r>
         <w:rPr>
@@ -19996,13 +21785,49 @@
         <w:rPr>
           <w:rFonts w:hint="eastAsia" w:ascii="Times New Roman" w:hAnsi="Times New Roman" w:eastAsia="FangSong" w:cs="Times New Roman"/>
         </w:rPr>
-        <w:t>占总产物的</w:t>
-      </w:r>
-      <w:r>
-        <w:rPr>
-          <w:rFonts w:hint="eastAsia" w:ascii="Times New Roman" w:hAnsi="Times New Roman" w:eastAsia="Times New Roman" w:cs="Times New Roman"/>
-        </w:rPr>
-        <w:t>~93%）。</w:t>
+        <w:t>邻</w:t>
+      </w:r>
+      <w:r>
+        <w:rPr>
+          <w:rFonts w:ascii="Times New Roman" w:hAnsi="Times New Roman" w:eastAsia="Times New Roman" w:cs="Times New Roman"/>
+        </w:rPr>
+        <w:t xml:space="preserve"> ~56% + </w:t>
+      </w:r>
+      <w:r>
+        <w:rPr>
+          <w:rFonts w:hint="eastAsia" w:ascii="Times New Roman" w:hAnsi="Times New Roman" w:eastAsia="FangSong" w:cs="Times New Roman"/>
+        </w:rPr>
+        <w:t xml:space="preserve">对</w:t>
+      </w:r>
+      <w:r>
+        <w:rPr>
+          <w:rFonts w:ascii="Times New Roman" w:hAnsi="Times New Roman" w:eastAsia="Times New Roman" w:cs="Times New Roman"/>
+        </w:rPr>
+        <w:t xml:space="preserve"> ~41% ≈ </w:t>
+      </w:r>
+      <w:r>
+        <w:rPr>
+          <w:rFonts w:hint="eastAsia" w:ascii="Times New Roman" w:hAnsi="Times New Roman" w:eastAsia="Times New Roman" w:cs="Times New Roman"/>
+        </w:rPr>
+        <w:t>97%，</w:t>
+      </w:r>
+      <w:r>
+        <w:rPr>
+          <w:rFonts w:hint="eastAsia" w:ascii="Times New Roman" w:hAnsi="Times New Roman" w:eastAsia="FangSong" w:cs="Times New Roman"/>
+        </w:rPr>
+        <w:t>间位仅</w:t>
+      </w:r>
+      <w:r>
+        <w:rPr>
+          <w:rFonts w:ascii="Times New Roman" w:hAnsi="Times New Roman" w:eastAsia="Times New Roman" w:cs="Times New Roman"/>
+        </w:rPr>
+        <w:t xml:space="preserve"> </w:t>
+      </w:r>
+      <w:r>
+        <w:rPr>
+          <w:rFonts w:hint="eastAsia" w:ascii="Times New Roman" w:hAnsi="Times New Roman" w:eastAsia="Times New Roman" w:cs="Times New Roman"/>
+        </w:rPr>
+        <w:t xml:space="preserve">~3%）。</w:t>
       </w:r>
       <w:r>
         <w:rPr>
@@ -20310,44 +22135,31 @@
         <w:rPr>
           <w:rFonts w:hint="eastAsia" w:ascii="Times New Roman" w:hAnsi="Times New Roman" w:eastAsia="Times New Roman" w:cs="Times New Roman"/>
         </w:rPr>
-        <w:t>：1°</w:t>
-      </w:r>
-      <w:r>
-        <w:rPr>
-          <w:rFonts w:hint="eastAsia" w:ascii="Times New Roman" w:hAnsi="Times New Roman" w:eastAsia="FangSong" w:cs="Times New Roman"/>
-        </w:rPr>
-        <w:t>或</w:t>
-      </w:r>
-      <w:r>
-        <w:rPr>
-          <w:rFonts w:hint="eastAsia" w:ascii="Times New Roman" w:hAnsi="Times New Roman" w:eastAsia="Times New Roman" w:cs="Times New Roman"/>
-        </w:rPr>
-        <w:t>2°</w:t>
-      </w:r>
-      <w:r>
-        <w:rPr>
-          <w:rFonts w:hint="eastAsia" w:ascii="Times New Roman" w:hAnsi="Times New Roman" w:eastAsia="FangSong" w:cs="Times New Roman"/>
-        </w:rPr>
-        <w:t>底物</w:t>
-      </w:r>
-      <w:r>
-        <w:rPr>
-          <w:rFonts w:hint="eastAsia" w:ascii="Times New Roman" w:hAnsi="Times New Roman" w:eastAsia="Times New Roman" w:cs="Times New Roman"/>
-        </w:rPr>
-        <w:t>+H</w:t>
-      </w:r>
-      <w:r>
-        <w:rPr>
-          <w:rFonts w:hint="eastAsia" w:ascii="Times New Roman" w:hAnsi="Times New Roman" w:eastAsia="Times New Roman" w:cs="Times New Roman"/>
-          <w:vertAlign w:val="subscript"/>
-        </w:rPr>
-        <w:t>2</w:t>
-      </w:r>
-      <w:r>
-        <w:rPr>
-          <w:rFonts w:hint="eastAsia" w:ascii="Times New Roman" w:hAnsi="Times New Roman" w:eastAsia="Times New Roman" w:cs="Times New Roman"/>
-        </w:rPr>
-        <w:t>O/OH</w:t>
+        <w:t xml:space="preserve">：2°</w:t>
+      </w:r>
+      <w:r>
+        <w:rPr>
+          <w:rFonts w:ascii="Times New Roman" w:hAnsi="Times New Roman" w:eastAsia="Times New Roman" w:cs="Times New Roman"/>
+        </w:rPr>
+        <w:t xml:space="preserve"> </w:t>
+      </w:r>
+      <w:r>
+        <w:rPr>
+          <w:rFonts w:hint="eastAsia" w:ascii="Times New Roman" w:hAnsi="Times New Roman" w:eastAsia="FangSong" w:cs="Times New Roman"/>
+        </w:rPr>
+        <w:t xml:space="preserve">底物</w:t>
+      </w:r>
+      <w:r>
+        <w:rPr>
+          <w:rFonts w:ascii="Times New Roman" w:hAnsi="Times New Roman" w:eastAsia="Times New Roman" w:cs="Times New Roman"/>
+        </w:rPr>
+        <w:t xml:space="preserve"> + </w:t>
+      </w:r>
+      <w:r>
+        <w:rPr>
+          <w:rFonts w:hint="eastAsia" w:ascii="Times New Roman" w:hAnsi="Times New Roman" w:eastAsia="Times New Roman" w:cs="Times New Roman"/>
+        </w:rPr>
+        <w:t>OH</w:t>
       </w:r>
       <w:r>
         <w:rPr>
@@ -20358,21 +22170,9 @@
       </w:r>
       <w:r>
         <w:rPr>
-          <w:rFonts w:ascii="Times New Roman" w:hAnsi="Times New Roman" w:eastAsia="Times New Roman" w:cs="Times New Roman"/>
-        </w:rPr>
-        <w:t xml:space="preserve"> → </w:t>
-      </w:r>
-      <w:r>
-        <w:rPr>
-          <w:rFonts w:hint="eastAsia" w:ascii="Times New Roman" w:hAnsi="Times New Roman" w:eastAsia="FangSong" w:cs="Times New Roman"/>
-        </w:rPr>
-        <w:t>一般是</w:t>
-      </w:r>
-      <w:r>
-        <w:rPr>
-          <w:rFonts w:hint="eastAsia" w:ascii="Times New Roman" w:hAnsi="Times New Roman" w:eastAsia="Times New Roman" w:cs="Times New Roman"/>
-        </w:rPr>
-        <w:t>SN2（OH</w:t>
+          <w:rFonts w:hint="eastAsia" w:ascii="Times New Roman" w:hAnsi="Times New Roman" w:eastAsia="Times New Roman" w:cs="Times New Roman"/>
+        </w:rPr>
+        <w:t>(aq)：OH</w:t>
       </w:r>
       <w:r>
         <w:rPr>
@@ -20383,21 +22183,119 @@
       </w:r>
       <w:r>
         <w:rPr>
-          <w:rFonts w:hint="eastAsia" w:ascii="Times New Roman" w:hAnsi="Times New Roman" w:eastAsia="FangSong" w:cs="Times New Roman"/>
-        </w:rPr>
-        <w:t>是强亲核试剂</w:t>
-      </w:r>
-      <w:r>
-        <w:rPr>
-          <w:rFonts w:hint="eastAsia" w:ascii="Times New Roman" w:hAnsi="Times New Roman" w:eastAsia="Times New Roman" w:cs="Times New Roman"/>
-        </w:rPr>
-        <w:t>）→</w:t>
-      </w:r>
-      <w:r>
-        <w:rPr>
           <w:rFonts w:ascii="Times New Roman" w:hAnsi="Times New Roman" w:eastAsia="Times New Roman" w:cs="Times New Roman"/>
         </w:rPr>
         <w:t xml:space="preserve"> </w:t>
+      </w:r>
+      <w:r>
+        <w:rPr>
+          <w:rFonts w:hint="eastAsia" w:ascii="Times New Roman" w:hAnsi="Times New Roman" w:eastAsia="FangSong" w:cs="Times New Roman"/>
+        </w:rPr>
+        <w:t>既是强亲核试剂又是强碱</w:t>
+      </w:r>
+      <w:r>
+        <w:rPr>
+          <w:rFonts w:hint="eastAsia" w:ascii="Times New Roman" w:hAnsi="Times New Roman" w:eastAsia="Times New Roman" w:cs="Times New Roman"/>
+        </w:rPr>
+        <w:t>，SN2</w:t>
+      </w:r>
+      <w:r>
+        <w:rPr>
+          <w:rFonts w:ascii="Times New Roman" w:hAnsi="Times New Roman" w:eastAsia="Times New Roman" w:cs="Times New Roman"/>
+        </w:rPr>
+        <w:t xml:space="preserve"> </w:t>
+      </w:r>
+      <w:r>
+        <w:rPr>
+          <w:rFonts w:hint="eastAsia" w:ascii="Times New Roman" w:hAnsi="Times New Roman" w:eastAsia="FangSong" w:cs="Times New Roman"/>
+        </w:rPr>
+        <w:t xml:space="preserve">与</w:t>
+      </w:r>
+      <w:r>
+        <w:rPr>
+          <w:rFonts w:ascii="Times New Roman" w:hAnsi="Times New Roman" w:eastAsia="Times New Roman" w:cs="Times New Roman"/>
+        </w:rPr>
+        <w:t xml:space="preserve"> E2 </w:t>
+      </w:r>
+      <w:r>
+        <w:rPr>
+          <w:rFonts w:hint="eastAsia" w:ascii="Times New Roman" w:hAnsi="Times New Roman" w:eastAsia="FangSong" w:cs="Times New Roman"/>
+        </w:rPr>
+        <w:t>并存竞争</w:t>
+      </w:r>
+      <w:r>
+        <w:rPr>
+          <w:rFonts w:hint="eastAsia" w:ascii="Times New Roman" w:hAnsi="Times New Roman" w:eastAsia="Times New Roman" w:cs="Times New Roman"/>
+        </w:rPr>
+        <w:t>；</w:t>
+      </w:r>
+      <w:r>
+        <w:rPr>
+          <w:rFonts w:hint="eastAsia" w:ascii="Times New Roman" w:hAnsi="Times New Roman" w:eastAsia="FangSong" w:cs="Times New Roman"/>
+          <w:b/>
+          <w:bCs/>
+        </w:rPr>
+        <w:t>低温</w:t>
+      </w:r>
+      <w:r>
+        <w:rPr>
+          <w:rFonts w:hint="eastAsia" w:ascii="Times New Roman" w:hAnsi="Times New Roman" w:eastAsia="Times New Roman" w:cs="Times New Roman"/>
+          <w:b/>
+          <w:bCs/>
+        </w:rPr>
+        <w:t>、</w:t>
+      </w:r>
+      <w:r>
+        <w:rPr>
+          <w:rFonts w:hint="eastAsia" w:ascii="Times New Roman" w:hAnsi="Times New Roman" w:eastAsia="FangSong" w:cs="Times New Roman"/>
+          <w:b/>
+          <w:bCs/>
+        </w:rPr>
+        <w:t>水相</w:t>
+      </w:r>
+      <w:r>
+        <w:rPr>
+          <w:rFonts w:hint="eastAsia" w:ascii="Times New Roman" w:hAnsi="Times New Roman" w:eastAsia="Times New Roman" w:cs="Times New Roman"/>
+          <w:b/>
+          <w:bCs/>
+        </w:rPr>
+        <w:t>、</w:t>
+      </w:r>
+      <w:r>
+        <w:rPr>
+          <w:rFonts w:hint="eastAsia" w:ascii="Times New Roman" w:hAnsi="Times New Roman" w:eastAsia="FangSong" w:cs="Times New Roman"/>
+          <w:b/>
+          <w:bCs/>
+        </w:rPr>
+        <w:t>碱浓度适中时</w:t>
+      </w:r>
+      <w:r>
+        <w:rPr>
+          <w:rFonts w:ascii="Times New Roman" w:hAnsi="Times New Roman" w:eastAsia="Times New Roman" w:cs="Times New Roman"/>
+          <w:b/>
+          <w:bCs/>
+        </w:rPr>
+        <w:t xml:space="preserve"> SN2 </w:t>
+      </w:r>
+      <w:r>
+        <w:rPr>
+          <w:rFonts w:hint="eastAsia" w:ascii="Times New Roman" w:hAnsi="Times New Roman" w:eastAsia="FangSong" w:cs="Times New Roman"/>
+          <w:b/>
+          <w:bCs/>
+        </w:rPr>
+        <w:t xml:space="preserve">占优</w:t>
+      </w:r>
+      <w:r>
+        <w:rPr>
+          <w:rFonts w:ascii="Times New Roman" w:hAnsi="Times New Roman" w:eastAsia="Times New Roman" w:cs="Times New Roman"/>
+        </w:rPr>
+        <w:t xml:space="preserve"> </w:t>
+      </w:r>
+      <w:r>
+        <w:rPr>
+          <w:rFonts w:ascii="Times New Roman" w:hAnsi="Times New Roman" w:eastAsia="Times New Roman" w:cs="Times New Roman"/>
+        </w:rPr>
+        <w:t xml:space="preserve">→ </w:t>
       </w:r>
       <w:r>
         <w:rPr>
@@ -20695,7 +22593,25 @@
         <w:rPr>
           <w:rFonts w:hint="eastAsia" w:ascii="Times New Roman" w:hAnsi="Times New Roman" w:eastAsia="Times New Roman" w:cs="Times New Roman"/>
         </w:rPr>
-        <w:t>（</w:t>
+        <w:t>（SN2</w:t>
+      </w:r>
+      <w:r>
+        <w:rPr>
+          <w:rFonts w:ascii="Times New Roman" w:hAnsi="Times New Roman" w:eastAsia="Times New Roman" w:cs="Times New Roman"/>
+        </w:rPr>
+        <w:t xml:space="preserve"> </w:t>
+      </w:r>
+      <w:r>
+        <w:rPr>
+          <w:rFonts w:hint="eastAsia" w:ascii="Times New Roman" w:hAnsi="Times New Roman" w:eastAsia="FangSong" w:cs="Times New Roman"/>
+        </w:rPr>
+        <w:t>构型完全反转</w:t>
+      </w:r>
+      <w:r>
+        <w:rPr>
+          <w:rFonts w:hint="eastAsia" w:ascii="Times New Roman" w:hAnsi="Times New Roman" w:eastAsia="Times New Roman" w:cs="Times New Roman"/>
+        </w:rPr>
+        <w:t>；</w:t>
       </w:r>
       <w:r>
         <w:rPr>
@@ -20705,9 +22621,9 @@
       </w:r>
       <w:r>
         <w:rPr>
-          <w:rFonts w:hint="eastAsia" w:ascii="Times New Roman" w:hAnsi="Times New Roman" w:eastAsia="Times New Roman" w:cs="Times New Roman"/>
-        </w:rPr>
-        <w:t>SN1</w:t>
+          <w:rFonts w:ascii="Times New Roman" w:hAnsi="Times New Roman" w:eastAsia="Times New Roman" w:cs="Times New Roman"/>
+        </w:rPr>
+        <w:t xml:space="preserve"> SN1 </w:t>
       </w:r>
       <w:r>
         <w:rPr>
@@ -20720,6 +22636,72 @@
           <w:rFonts w:hint="eastAsia" w:ascii="Times New Roman" w:hAnsi="Times New Roman" w:eastAsia="Times New Roman" w:cs="Times New Roman"/>
         </w:rPr>
         <w:t>）。</w:t>
+      </w:r>
+      <w:r>
+        <w:rPr>
+          <w:rFonts w:hint="eastAsia" w:ascii="Times New Roman" w:hAnsi="Times New Roman" w:eastAsia="FangSong" w:cs="Times New Roman"/>
+        </w:rPr>
+        <w:t>条件提醒</w:t>
+      </w:r>
+      <w:r>
+        <w:rPr>
+          <w:rFonts w:hint="eastAsia" w:ascii="Times New Roman" w:hAnsi="Times New Roman" w:eastAsia="Times New Roman" w:cs="Times New Roman"/>
+        </w:rPr>
+        <w:t>：</w:t>
+      </w:r>
+      <w:r>
+        <w:rPr>
+          <w:rFonts w:hint="eastAsia" w:ascii="Times New Roman" w:hAnsi="Times New Roman" w:eastAsia="FangSong" w:cs="Times New Roman"/>
+        </w:rPr>
+        <w:t>改用强碱或加热时</w:t>
+      </w:r>
+      <w:r>
+        <w:rPr>
+          <w:rFonts w:ascii="Times New Roman" w:hAnsi="Times New Roman" w:eastAsia="Times New Roman" w:cs="Times New Roman"/>
+        </w:rPr>
+        <w:t xml:space="preserve"> E2 </w:t>
+      </w:r>
+      <w:r>
+        <w:rPr>
+          <w:rFonts w:hint="eastAsia" w:ascii="Times New Roman" w:hAnsi="Times New Roman" w:eastAsia="FangSong" w:cs="Times New Roman"/>
+        </w:rPr>
+        <w:t>竞争显著上升</w:t>
+      </w:r>
+      <w:r>
+        <w:rPr>
+          <w:rFonts w:hint="eastAsia" w:ascii="Times New Roman" w:hAnsi="Times New Roman" w:eastAsia="Times New Roman" w:cs="Times New Roman"/>
+        </w:rPr>
+        <w:t>，</w:t>
+      </w:r>
+      <w:r>
+        <w:rPr>
+          <w:rFonts w:hint="eastAsia" w:ascii="Times New Roman" w:hAnsi="Times New Roman" w:eastAsia="FangSong" w:cs="Times New Roman"/>
+        </w:rPr>
+        <w:t>主产物会转为</w:t>
+      </w:r>
+      <w:r>
+        <w:rPr>
+          <w:rFonts w:ascii="Times New Roman" w:hAnsi="Times New Roman" w:eastAsia="Times New Roman" w:cs="Times New Roman"/>
+        </w:rPr>
+        <w:t xml:space="preserve"> </w:t>
+      </w:r>
+      <w:r>
+        <w:rPr>
+          <w:rFonts w:hint="eastAsia" w:ascii="Times New Roman" w:hAnsi="Times New Roman" w:eastAsia="Times New Roman" w:cs="Times New Roman"/>
+        </w:rPr>
+        <w:t>2-</w:t>
+      </w:r>
+      <w:r>
+        <w:rPr>
+          <w:rFonts w:hint="eastAsia" w:ascii="Times New Roman" w:hAnsi="Times New Roman" w:eastAsia="FangSong" w:cs="Times New Roman"/>
+        </w:rPr>
+        <w:t>丁烯</w:t>
+      </w:r>
+      <w:r>
+        <w:rPr>
+          <w:rFonts w:hint="eastAsia" w:ascii="Times New Roman" w:hAnsi="Times New Roman" w:eastAsia="Times New Roman" w:cs="Times New Roman"/>
+        </w:rPr>
+        <w:t>。</w:t>
       </w:r>
     </w:p>
     <w:bookmarkEnd w:id="25"/>
@@ -24397,15 +26379,16 @@
     <w:tbl>
       <w:tblPr>
         <w:tblStyle w:val="Table"/>
-        <w:tblW w:type="auto" w:w="0"/>
+        <w:tblW w:type="pct" w:w="5000"/>
+        <w:tblLayout w:type="fixed"/>
         <w:tblLook w:firstRow="1" w:lastRow="0" w:firstColumn="0" w:lastColumn="0" w:noHBand="0" w:noVBand="0" w:val="0020"/>
       </w:tblPr>
       <w:tblGrid>
-        <w:gridCol w:w="1584"/>
-        <w:gridCol w:w="1584"/>
-        <w:gridCol w:w="1584"/>
-        <w:gridCol w:w="1584"/>
-        <w:gridCol w:w="1584"/>
+        <w:gridCol w:w="1508"/>
+        <w:gridCol w:w="1508"/>
+        <w:gridCol w:w="1508"/>
+        <w:gridCol w:w="1885"/>
+        <w:gridCol w:w="1508"/>
       </w:tblGrid>
       <w:tr>
         <w:trPr>
@@ -25206,6 +27189,24 @@
               </w:rPr>
               <w:t>中间体</w:t>
             </w:r>
+            <w:r>
+              <w:rPr>
+                <w:rFonts w:hint="eastAsia" w:ascii="Times New Roman" w:hAnsi="Times New Roman" w:eastAsia="Times New Roman" w:cs="Times New Roman"/>
+              </w:rPr>
+              <w:t>（</w:t>
+            </w:r>
+            <w:r>
+              <w:rPr>
+                <w:rFonts w:hint="eastAsia" w:ascii="Times New Roman" w:hAnsi="Times New Roman" w:eastAsia="FangSong" w:cs="Times New Roman"/>
+              </w:rPr>
+              <w:t>机理仍有争议</w:t>
+            </w:r>
+            <w:r>
+              <w:rPr>
+                <w:rFonts w:hint="eastAsia" w:ascii="Times New Roman" w:hAnsi="Times New Roman" w:eastAsia="Times New Roman" w:cs="Times New Roman"/>
+              </w:rPr>
+              <w:t>）</w:t>
+            </w:r>
           </w:p>
         </w:tc>
       </w:tr>
@@ -27091,13 +29092,255 @@
         <w:rPr>
           <w:rFonts w:hint="eastAsia" w:ascii="Times New Roman" w:hAnsi="Times New Roman" w:eastAsia="FangSong" w:cs="Times New Roman"/>
         </w:rPr>
+        <w:t>甲基辛腈</w:t>
+      </w:r>
+      <w:r>
+        <w:rPr>
+          <w:rFonts w:hint="eastAsia" w:ascii="Times New Roman" w:hAnsi="Times New Roman" w:eastAsia="Times New Roman" w:cs="Times New Roman"/>
+        </w:rPr>
+        <w:t>（CH</w:t>
+      </w:r>
+      <w:r>
+        <w:rPr>
+          <w:rFonts w:hint="eastAsia" w:ascii="Times New Roman" w:hAnsi="Times New Roman" w:eastAsia="Times New Roman" w:cs="Times New Roman"/>
+          <w:vertAlign w:val="subscript"/>
+        </w:rPr>
+        <w:t>3</w:t>
+      </w:r>
+      <w:r>
+        <w:rPr>
+          <w:rFonts w:hint="eastAsia" w:ascii="Times New Roman" w:hAnsi="Times New Roman" w:eastAsia="Times New Roman" w:cs="Times New Roman"/>
+        </w:rPr>
+        <w:t>CH(CN)C</w:t>
+      </w:r>
+      <w:r>
+        <w:rPr>
+          <w:rFonts w:hint="eastAsia" w:ascii="Times New Roman" w:hAnsi="Times New Roman" w:eastAsia="Times New Roman" w:cs="Times New Roman"/>
+          <w:vertAlign w:val="subscript"/>
+        </w:rPr>
+        <w:t>6</w:t>
+      </w:r>
+      <w:r>
+        <w:rPr>
+          <w:rFonts w:hint="eastAsia" w:ascii="Times New Roman" w:hAnsi="Times New Roman" w:eastAsia="Times New Roman" w:cs="Times New Roman"/>
+        </w:rPr>
+        <w:t>H</w:t>
+      </w:r>
+      <w:r>
+        <w:rPr>
+          <w:rFonts w:hint="eastAsia" w:ascii="Times New Roman" w:hAnsi="Times New Roman" w:eastAsia="Times New Roman" w:cs="Times New Roman"/>
+          <w:vertAlign w:val="subscript"/>
+        </w:rPr>
+        <w:t>13</w:t>
+      </w:r>
+      <w:r>
+        <w:rPr>
+          <w:rFonts w:hint="eastAsia" w:ascii="Times New Roman" w:hAnsi="Times New Roman" w:eastAsia="Times New Roman" w:cs="Times New Roman"/>
+        </w:rPr>
+        <w:t>）。NaCN/DMF</w:t>
+      </w:r>
+      <w:r>
+        <w:rPr>
+          <w:rFonts w:ascii="Times New Roman" w:hAnsi="Times New Roman" w:eastAsia="Times New Roman" w:cs="Times New Roman"/>
+        </w:rPr>
+        <w:t xml:space="preserve"> </w:t>
+      </w:r>
+      <w:r>
+        <w:rPr>
+          <w:rFonts w:hint="eastAsia" w:ascii="Times New Roman" w:hAnsi="Times New Roman" w:eastAsia="FangSong" w:cs="Times New Roman"/>
+        </w:rPr>
+        <w:t xml:space="preserve">是典型</w:t>
+      </w:r>
+      <w:r>
+        <w:rPr>
+          <w:rFonts w:ascii="Times New Roman" w:hAnsi="Times New Roman" w:eastAsia="Times New Roman" w:cs="Times New Roman"/>
+        </w:rPr>
+        <w:t xml:space="preserve"> SN2 </w:t>
+      </w:r>
+      <w:r>
+        <w:rPr>
+          <w:rFonts w:hint="eastAsia" w:ascii="Times New Roman" w:hAnsi="Times New Roman" w:eastAsia="FangSong" w:cs="Times New Roman"/>
+        </w:rPr>
+        <w:t>条件</w:t>
+      </w:r>
+      <w:r>
+        <w:rPr>
+          <w:rFonts w:hint="eastAsia" w:ascii="Times New Roman" w:hAnsi="Times New Roman" w:eastAsia="Times New Roman" w:cs="Times New Roman"/>
+        </w:rPr>
+        <w:t>：CN</w:t>
+      </w:r>
+      <w:r>
+        <w:rPr>
+          <w:rFonts w:hint="eastAsia" w:ascii="Times New Roman" w:hAnsi="Times New Roman" w:eastAsia="Times New Roman" w:cs="Times New Roman"/>
+          <w:vertAlign w:val="superscript"/>
+        </w:rPr>
+        <w:t>-</w:t>
+      </w:r>
+      <w:r>
+        <w:rPr>
+          <w:rFonts w:ascii="Times New Roman" w:hAnsi="Times New Roman" w:eastAsia="Times New Roman" w:cs="Times New Roman"/>
+        </w:rPr>
+        <w:t xml:space="preserve"> </w:t>
+      </w:r>
+      <w:r>
+        <w:rPr>
+          <w:rFonts w:hint="eastAsia" w:ascii="Times New Roman" w:hAnsi="Times New Roman" w:eastAsia="FangSong" w:cs="Times New Roman"/>
+        </w:rPr>
+        <w:t>背面进攻</w:t>
+      </w:r>
+      <w:r>
+        <w:rPr>
+          <w:rFonts w:hint="eastAsia" w:ascii="Times New Roman" w:hAnsi="Times New Roman" w:eastAsia="Times New Roman" w:cs="Times New Roman"/>
+        </w:rPr>
+        <w:t>，DMF</w:t>
+      </w:r>
+      <w:r>
+        <w:rPr>
+          <w:rFonts w:ascii="Times New Roman" w:hAnsi="Times New Roman" w:eastAsia="Times New Roman" w:cs="Times New Roman"/>
+        </w:rPr>
+        <w:t xml:space="preserve"> </w:t>
+      </w:r>
+      <w:r>
+        <w:rPr>
+          <w:rFonts w:hint="eastAsia" w:ascii="Times New Roman" w:hAnsi="Times New Roman" w:eastAsia="FangSong" w:cs="Times New Roman"/>
+        </w:rPr>
+        <w:t>为极性非质子溶剂</w:t>
+      </w:r>
+      <w:r>
+        <w:rPr>
+          <w:rFonts w:hint="eastAsia" w:ascii="Times New Roman" w:hAnsi="Times New Roman" w:eastAsia="Times New Roman" w:cs="Times New Roman"/>
+        </w:rPr>
+        <w:t>、</w:t>
+      </w:r>
+      <w:r>
+        <w:rPr>
+          <w:rFonts w:hint="eastAsia" w:ascii="Times New Roman" w:hAnsi="Times New Roman" w:eastAsia="FangSong" w:cs="Times New Roman"/>
+        </w:rPr>
+        <w:t>使阴离子呈裸露态</w:t>
+      </w:r>
+      <w:r>
+        <w:rPr>
+          <w:rFonts w:hint="eastAsia" w:ascii="Times New Roman" w:hAnsi="Times New Roman" w:eastAsia="Times New Roman" w:cs="Times New Roman"/>
+        </w:rPr>
+        <w:t>，</w:t>
+      </w:r>
+      <w:r>
+        <w:rPr>
+          <w:rFonts w:hint="eastAsia" w:ascii="Times New Roman" w:hAnsi="Times New Roman" w:eastAsia="FangSong" w:cs="Times New Roman"/>
+        </w:rPr>
+        <w:t>构型反转</w:t>
+      </w:r>
+      <w:r>
+        <w:rPr>
+          <w:rFonts w:hint="eastAsia" w:ascii="Times New Roman" w:hAnsi="Times New Roman" w:eastAsia="Times New Roman" w:cs="Times New Roman"/>
+        </w:rPr>
+        <w:t>。</w:t>
+      </w:r>
+      <w:r>
+        <w:rPr>
+          <w:rFonts w:hint="eastAsia" w:ascii="Times New Roman" w:hAnsi="Times New Roman" w:eastAsia="FangSong" w:cs="Times New Roman"/>
+        </w:rPr>
+        <w:t>命名提醒</w:t>
+      </w:r>
+      <w:r>
+        <w:rPr>
+          <w:rFonts w:hint="eastAsia" w:ascii="Times New Roman" w:hAnsi="Times New Roman" w:eastAsia="Times New Roman" w:cs="Times New Roman"/>
+        </w:rPr>
+        <w:t>：</w:t>
+      </w:r>
+      <w:r>
+        <w:rPr>
+          <w:rFonts w:hint="eastAsia" w:ascii="Times New Roman" w:hAnsi="Times New Roman" w:eastAsia="FangSong" w:cs="Times New Roman"/>
+        </w:rPr>
+        <w:t>腈的</w:t>
+      </w:r>
+      <w:r>
+        <w:rPr>
+          <w:rFonts w:ascii="Times New Roman" w:hAnsi="Times New Roman" w:eastAsia="Times New Roman" w:cs="Times New Roman"/>
+        </w:rPr>
+        <w:t xml:space="preserve"> CN </w:t>
+      </w:r>
+      <w:r>
+        <w:rPr>
+          <w:rFonts w:hint="eastAsia" w:ascii="Times New Roman" w:hAnsi="Times New Roman" w:eastAsia="FangSong" w:cs="Times New Roman"/>
+        </w:rPr>
+        <w:t xml:space="preserve">碳计入主链并编为</w:t>
+      </w:r>
+      <w:r>
+        <w:rPr>
+          <w:rFonts w:ascii="Times New Roman" w:hAnsi="Times New Roman" w:eastAsia="Times New Roman" w:cs="Times New Roman"/>
+        </w:rPr>
+        <w:t xml:space="preserve"> </w:t>
+      </w:r>
+      <w:r>
+        <w:rPr>
+          <w:rFonts w:hint="eastAsia" w:ascii="Times New Roman" w:hAnsi="Times New Roman" w:eastAsia="Times New Roman" w:cs="Times New Roman"/>
+        </w:rPr>
+        <w:t>C1，</w:t>
+      </w:r>
+      <w:r>
+        <w:rPr>
+          <w:rFonts w:hint="eastAsia" w:ascii="Times New Roman" w:hAnsi="Times New Roman" w:eastAsia="FangSong" w:cs="Times New Roman"/>
+        </w:rPr>
+        <w:t>故产物应叫</w:t>
+      </w:r>
+      <w:r>
+        <w:rPr>
+          <w:rFonts w:ascii="Times New Roman" w:hAnsi="Times New Roman" w:eastAsia="Times New Roman" w:cs="Times New Roman"/>
+        </w:rPr>
+        <w:t xml:space="preserve"> </w:t>
+      </w:r>
+      <w:r>
+        <w:rPr>
+          <w:rFonts w:hint="eastAsia" w:ascii="Times New Roman" w:hAnsi="Times New Roman" w:eastAsia="Times New Roman" w:cs="Times New Roman"/>
+          <w:b/>
+          <w:bCs/>
+        </w:rPr>
+        <w:t>2-</w:t>
+      </w:r>
+      <w:r>
+        <w:rPr>
+          <w:rFonts w:hint="eastAsia" w:ascii="Times New Roman" w:hAnsi="Times New Roman" w:eastAsia="FangSong" w:cs="Times New Roman"/>
+          <w:b/>
+          <w:bCs/>
+        </w:rPr>
+        <w:t>甲基辛腈</w:t>
+      </w:r>
+      <w:r>
+        <w:rPr>
+          <w:rFonts w:hint="eastAsia" w:ascii="Times New Roman" w:hAnsi="Times New Roman" w:eastAsia="Times New Roman" w:cs="Times New Roman"/>
+        </w:rPr>
+        <w:t>（</w:t>
+      </w:r>
+      <w:r>
+        <w:rPr>
+          <w:rFonts w:hint="eastAsia" w:ascii="Times New Roman" w:hAnsi="Times New Roman" w:eastAsia="FangSong" w:cs="Times New Roman"/>
+        </w:rPr>
+        <w:t>不是</w:t>
+      </w:r>
+      <w:r>
+        <w:rPr>
+          <w:rFonts w:ascii="Times New Roman" w:hAnsi="Times New Roman" w:eastAsia="Times New Roman" w:cs="Times New Roman"/>
+        </w:rPr>
+        <w:t xml:space="preserve"> </w:t>
+      </w:r>
+      <w:r>
+        <w:rPr>
+          <w:rFonts w:hint="eastAsia" w:ascii="Times New Roman" w:hAnsi="Times New Roman" w:eastAsia="Times New Roman" w:cs="Times New Roman"/>
+        </w:rPr>
+        <w:t>2-</w:t>
+      </w:r>
+      <w:r>
+        <w:rPr>
+          <w:rFonts w:hint="eastAsia" w:ascii="Times New Roman" w:hAnsi="Times New Roman" w:eastAsia="FangSong" w:cs="Times New Roman"/>
+        </w:rPr>
         <w:t>辛腈</w:t>
       </w:r>
       <w:r>
         <w:rPr>
           <w:rFonts w:hint="eastAsia" w:ascii="Times New Roman" w:hAnsi="Times New Roman" w:eastAsia="Times New Roman" w:cs="Times New Roman"/>
         </w:rPr>
-        <w:t>。NaCN/DMF</w:t>
+        <w:t>）。</w:t>
       </w:r>
       <w:r>
         <w:rPr>
@@ -27107,9 +29350,11 @@
       </w:r>
       <w:r>
         <w:rPr>
-          <w:rFonts w:hint="eastAsia" w:ascii="Times New Roman" w:hAnsi="Times New Roman" w:eastAsia="FangSong" w:cs="Times New Roman"/>
-        </w:rPr>
-        <w:t xml:space="preserve">为</w:t>
+          <w:rFonts w:ascii="Times New Roman" w:hAnsi="Times New Roman" w:eastAsia="Times New Roman" w:cs="Times New Roman"/>
+          <w:b/>
+          <w:bCs/>
+        </w:rPr>
+        <w:t xml:space="preserve">7.</w:t>
       </w:r>
       <w:r>
         <w:rPr>
@@ -27119,9 +29364,52 @@
       </w:r>
       <w:r>
         <w:rPr>
-          <w:rFonts w:hint="eastAsia" w:ascii="Times New Roman" w:hAnsi="Times New Roman" w:eastAsia="Times New Roman" w:cs="Times New Roman"/>
-        </w:rPr>
-        <w:t xml:space="preserve">SN2，DMF</w:t>
+          <w:rFonts w:ascii="Times New Roman" w:hAnsi="Times New Roman" w:eastAsia="Times New Roman" w:cs="Times New Roman"/>
+        </w:rPr>
+        <w:t>EtOH/H</w:t>
+      </w:r>
+      <w:r>
+        <w:rPr>
+          <w:rFonts w:ascii="Times New Roman" w:hAnsi="Times New Roman" w:eastAsia="Times New Roman" w:cs="Times New Roman"/>
+          <w:vertAlign w:val="subscript"/>
+        </w:rPr>
+        <w:t>2</w:t>
+      </w:r>
+      <w:r>
+        <w:rPr>
+          <w:rFonts w:ascii="Times New Roman" w:hAnsi="Times New Roman" w:eastAsia="Times New Roman" w:cs="Times New Roman"/>
+        </w:rPr>
+        <w:t xml:space="preserve">O </w:t>
+      </w:r>
+      <w:r>
+        <w:rPr>
+          <w:rFonts w:hint="eastAsia" w:ascii="Times New Roman" w:hAnsi="Times New Roman" w:eastAsia="FangSong" w:cs="Times New Roman"/>
+        </w:rPr>
+        <w:t>为极性质子溶剂</w:t>
+      </w:r>
+      <w:r>
+        <w:rPr>
+          <w:rFonts w:hint="eastAsia" w:ascii="Times New Roman" w:hAnsi="Times New Roman" w:eastAsia="Times New Roman" w:cs="Times New Roman"/>
+        </w:rPr>
+        <w:t>：</w:t>
+      </w:r>
+      <w:r>
+        <w:rPr>
+          <w:rFonts w:hint="eastAsia" w:ascii="Times New Roman" w:hAnsi="Times New Roman" w:eastAsia="FangSong" w:cs="Times New Roman"/>
+        </w:rPr>
+        <w:t>稳定碳正离子</w:t>
+      </w:r>
+      <w:r>
+        <w:rPr>
+          <w:rFonts w:hint="eastAsia" w:ascii="Times New Roman" w:hAnsi="Times New Roman" w:eastAsia="Times New Roman" w:cs="Times New Roman"/>
+        </w:rPr>
+        <w:t>，</w:t>
+      </w:r>
+      <w:r>
+        <w:rPr>
+          <w:rFonts w:hint="eastAsia" w:ascii="Times New Roman" w:hAnsi="Times New Roman" w:eastAsia="FangSong" w:cs="Times New Roman"/>
+        </w:rPr>
+        <w:t>利于</w:t>
       </w:r>
       <w:r>
         <w:rPr>
@@ -27131,9 +29419,1273 @@
       </w:r>
       <w:r>
         <w:rPr>
-          <w:rFonts w:hint="eastAsia" w:ascii="Times New Roman" w:hAnsi="Times New Roman" w:eastAsia="FangSong" w:cs="Times New Roman"/>
-        </w:rPr>
-        <w:t>极性非质子溶剂利于阴离子</w:t>
+          <w:rFonts w:hint="eastAsia" w:ascii="Times New Roman" w:hAnsi="Times New Roman" w:eastAsia="Times New Roman" w:cs="Times New Roman"/>
+        </w:rPr>
+        <w:t>SN1，(CH</w:t>
+      </w:r>
+      <w:r>
+        <w:rPr>
+          <w:rFonts w:hint="eastAsia" w:ascii="Times New Roman" w:hAnsi="Times New Roman" w:eastAsia="Times New Roman" w:cs="Times New Roman"/>
+          <w:vertAlign w:val="subscript"/>
+        </w:rPr>
+        <w:t>3</w:t>
+      </w:r>
+      <w:r>
+        <w:rPr>
+          <w:rFonts w:hint="eastAsia" w:ascii="Times New Roman" w:hAnsi="Times New Roman" w:eastAsia="Times New Roman" w:cs="Times New Roman"/>
+        </w:rPr>
+        <w:t>)</w:t>
+      </w:r>
+      <w:r>
+        <w:rPr>
+          <w:rFonts w:hint="eastAsia" w:ascii="Times New Roman" w:hAnsi="Times New Roman" w:eastAsia="Times New Roman" w:cs="Times New Roman"/>
+          <w:vertAlign w:val="subscript"/>
+        </w:rPr>
+        <w:t>3</w:t>
+      </w:r>
+      <w:r>
+        <w:rPr>
+          <w:rFonts w:hint="eastAsia" w:ascii="Times New Roman" w:hAnsi="Times New Roman" w:eastAsia="Times New Roman" w:cs="Times New Roman"/>
+        </w:rPr>
+        <w:t>CCl（3°）</w:t>
+      </w:r>
+      <w:r>
+        <w:rPr>
+          <w:rFonts w:hint="eastAsia" w:ascii="Times New Roman" w:hAnsi="Times New Roman" w:eastAsia="FangSong" w:cs="Times New Roman"/>
+        </w:rPr>
+        <w:t>水解快</w:t>
+      </w:r>
+      <w:r>
+        <w:rPr>
+          <w:rFonts w:hint="eastAsia" w:ascii="Times New Roman" w:hAnsi="Times New Roman" w:eastAsia="Times New Roman" w:cs="Times New Roman"/>
+        </w:rPr>
+        <w:t>；CH</w:t>
+      </w:r>
+      <w:r>
+        <w:rPr>
+          <w:rFonts w:hint="eastAsia" w:ascii="Times New Roman" w:hAnsi="Times New Roman" w:eastAsia="Times New Roman" w:cs="Times New Roman"/>
+          <w:vertAlign w:val="subscript"/>
+        </w:rPr>
+        <w:t>3</w:t>
+      </w:r>
+      <w:r>
+        <w:rPr>
+          <w:rFonts w:hint="eastAsia" w:ascii="Times New Roman" w:hAnsi="Times New Roman" w:eastAsia="Times New Roman" w:cs="Times New Roman"/>
+        </w:rPr>
+        <w:t>Cl</w:t>
+      </w:r>
+      <w:r>
+        <w:rPr>
+          <w:rFonts w:ascii="Times New Roman" w:hAnsi="Times New Roman" w:eastAsia="Times New Roman" w:cs="Times New Roman"/>
+        </w:rPr>
+        <w:t xml:space="preserve"> </w:t>
+      </w:r>
+      <w:r>
+        <w:rPr>
+          <w:rFonts w:hint="eastAsia" w:ascii="Times New Roman" w:hAnsi="Times New Roman" w:eastAsia="FangSong" w:cs="Times New Roman"/>
+        </w:rPr>
+        <w:t xml:space="preserve">只能</w:t>
+      </w:r>
+      <w:r>
+        <w:rPr>
+          <w:rFonts w:ascii="Times New Roman" w:hAnsi="Times New Roman" w:eastAsia="Times New Roman" w:cs="Times New Roman"/>
+        </w:rPr>
+        <w:t xml:space="preserve"> </w:t>
+      </w:r>
+      <w:r>
+        <w:rPr>
+          <w:rFonts w:hint="eastAsia" w:ascii="Times New Roman" w:hAnsi="Times New Roman" w:eastAsia="Times New Roman" w:cs="Times New Roman"/>
+        </w:rPr>
+        <w:t>SN2，</w:t>
+      </w:r>
+      <w:r>
+        <w:rPr>
+          <w:rFonts w:hint="eastAsia" w:ascii="Times New Roman" w:hAnsi="Times New Roman" w:eastAsia="FangSong" w:cs="Times New Roman"/>
+        </w:rPr>
+        <w:t>质子溶剂溶剂化包裹亲核试剂反而被抑制</w:t>
+      </w:r>
+      <w:r>
+        <w:rPr>
+          <w:rFonts w:hint="eastAsia" w:ascii="Times New Roman" w:hAnsi="Times New Roman" w:eastAsia="Times New Roman" w:cs="Times New Roman"/>
+        </w:rPr>
+        <w:t>。</w:t>
+      </w:r>
+      <w:r>
+        <w:rPr>
+          <w:rFonts w:hint="eastAsia" w:ascii="Times New Roman" w:hAnsi="Times New Roman" w:eastAsia="FangSong" w:cs="Times New Roman"/>
+        </w:rPr>
+        <w:t>丙酮为极性非质子溶剂</w:t>
+      </w:r>
+      <w:r>
+        <w:rPr>
+          <w:rFonts w:hint="eastAsia" w:ascii="Times New Roman" w:hAnsi="Times New Roman" w:eastAsia="Times New Roman" w:cs="Times New Roman"/>
+        </w:rPr>
+        <w:t>：</w:t>
+      </w:r>
+      <w:r>
+        <w:rPr>
+          <w:rFonts w:hint="eastAsia" w:ascii="Times New Roman" w:hAnsi="Times New Roman" w:eastAsia="FangSong" w:cs="Times New Roman"/>
+        </w:rPr>
+        <w:t>阴离子裸露利于</w:t>
+      </w:r>
+      <w:r>
+        <w:rPr>
+          <w:rFonts w:ascii="Times New Roman" w:hAnsi="Times New Roman" w:eastAsia="Times New Roman" w:cs="Times New Roman"/>
+        </w:rPr>
+        <w:t xml:space="preserve"> </w:t>
+      </w:r>
+      <w:r>
+        <w:rPr>
+          <w:rFonts w:hint="eastAsia" w:ascii="Times New Roman" w:hAnsi="Times New Roman" w:eastAsia="Times New Roman" w:cs="Times New Roman"/>
+        </w:rPr>
+        <w:t>SN2，CH</w:t>
+      </w:r>
+      <w:r>
+        <w:rPr>
+          <w:rFonts w:hint="eastAsia" w:ascii="Times New Roman" w:hAnsi="Times New Roman" w:eastAsia="Times New Roman" w:cs="Times New Roman"/>
+          <w:vertAlign w:val="subscript"/>
+        </w:rPr>
+        <w:t>3</w:t>
+      </w:r>
+      <w:r>
+        <w:rPr>
+          <w:rFonts w:hint="eastAsia" w:ascii="Times New Roman" w:hAnsi="Times New Roman" w:eastAsia="Times New Roman" w:cs="Times New Roman"/>
+        </w:rPr>
+        <w:t>Cl（</w:t>
+      </w:r>
+      <w:r>
+        <w:rPr>
+          <w:rFonts w:hint="eastAsia" w:ascii="Times New Roman" w:hAnsi="Times New Roman" w:eastAsia="FangSong" w:cs="Times New Roman"/>
+        </w:rPr>
+        <w:t>位阻小</w:t>
+      </w:r>
+      <w:r>
+        <w:rPr>
+          <w:rFonts w:hint="eastAsia" w:ascii="Times New Roman" w:hAnsi="Times New Roman" w:eastAsia="Times New Roman" w:cs="Times New Roman"/>
+        </w:rPr>
+        <w:t>）</w:t>
+      </w:r>
+      <w:r>
+        <w:rPr>
+          <w:rFonts w:hint="eastAsia" w:ascii="Times New Roman" w:hAnsi="Times New Roman" w:eastAsia="FangSong" w:cs="Times New Roman"/>
+        </w:rPr>
+        <w:t>快</w:t>
+      </w:r>
+      <w:r>
+        <w:rPr>
+          <w:rFonts w:hint="eastAsia" w:ascii="Times New Roman" w:hAnsi="Times New Roman" w:eastAsia="Times New Roman" w:cs="Times New Roman"/>
+        </w:rPr>
+        <w:t>；(CH</w:t>
+      </w:r>
+      <w:r>
+        <w:rPr>
+          <w:rFonts w:hint="eastAsia" w:ascii="Times New Roman" w:hAnsi="Times New Roman" w:eastAsia="Times New Roman" w:cs="Times New Roman"/>
+          <w:vertAlign w:val="subscript"/>
+        </w:rPr>
+        <w:t>3</w:t>
+      </w:r>
+      <w:r>
+        <w:rPr>
+          <w:rFonts w:hint="eastAsia" w:ascii="Times New Roman" w:hAnsi="Times New Roman" w:eastAsia="Times New Roman" w:cs="Times New Roman"/>
+        </w:rPr>
+        <w:t>)</w:t>
+      </w:r>
+      <w:r>
+        <w:rPr>
+          <w:rFonts w:hint="eastAsia" w:ascii="Times New Roman" w:hAnsi="Times New Roman" w:eastAsia="Times New Roman" w:cs="Times New Roman"/>
+          <w:vertAlign w:val="subscript"/>
+        </w:rPr>
+        <w:t>3</w:t>
+      </w:r>
+      <w:r>
+        <w:rPr>
+          <w:rFonts w:hint="eastAsia" w:ascii="Times New Roman" w:hAnsi="Times New Roman" w:eastAsia="Times New Roman" w:cs="Times New Roman"/>
+        </w:rPr>
+        <w:t>CCl</w:t>
+      </w:r>
+      <w:r>
+        <w:rPr>
+          <w:rFonts w:ascii="Times New Roman" w:hAnsi="Times New Roman" w:eastAsia="Times New Roman" w:cs="Times New Roman"/>
+        </w:rPr>
+        <w:t xml:space="preserve"> </w:t>
+      </w:r>
+      <w:r>
+        <w:rPr>
+          <w:rFonts w:hint="eastAsia" w:ascii="Times New Roman" w:hAnsi="Times New Roman" w:eastAsia="FangSong" w:cs="Times New Roman"/>
+        </w:rPr>
+        <w:t xml:space="preserve">位阻大</w:t>
+      </w:r>
+      <w:r>
+        <w:rPr>
+          <w:rFonts w:ascii="Times New Roman" w:hAnsi="Times New Roman" w:eastAsia="Times New Roman" w:cs="Times New Roman"/>
+        </w:rPr>
+        <w:t xml:space="preserve"> SN2 </w:t>
+      </w:r>
+      <w:r>
+        <w:rPr>
+          <w:rFonts w:hint="eastAsia" w:ascii="Times New Roman" w:hAnsi="Times New Roman" w:eastAsia="FangSong" w:cs="Times New Roman"/>
+        </w:rPr>
+        <w:t>极慢</w:t>
+      </w:r>
+      <w:r>
+        <w:rPr>
+          <w:rFonts w:hint="eastAsia" w:ascii="Times New Roman" w:hAnsi="Times New Roman" w:eastAsia="Times New Roman" w:cs="Times New Roman"/>
+        </w:rPr>
+        <w:t>。</w:t>
+      </w:r>
+      <w:r>
+        <w:rPr>
+          <w:rFonts w:ascii="Times New Roman" w:hAnsi="Times New Roman" w:eastAsia="Times New Roman" w:cs="Times New Roman"/>
+        </w:rPr>
+        <w:t xml:space="preserve"> </w:t>
+      </w:r>
+      <w:r>
+        <w:rPr>
+          <w:rFonts w:ascii="Times New Roman" w:hAnsi="Times New Roman" w:eastAsia="Times New Roman" w:cs="Times New Roman"/>
+          <w:b/>
+          <w:bCs/>
+        </w:rPr>
+        <w:t xml:space="preserve">8.</w:t>
+      </w:r>
+      <w:r>
+        <w:rPr>
+          <w:rFonts w:ascii="Times New Roman" w:hAnsi="Times New Roman" w:eastAsia="Times New Roman" w:cs="Times New Roman"/>
+        </w:rPr>
+        <w:t xml:space="preserve"> </w:t>
+      </w:r>
+      <w:r>
+        <w:rPr>
+          <w:rFonts w:hint="eastAsia" w:ascii="Times New Roman" w:hAnsi="Times New Roman" w:eastAsia="Times New Roman" w:cs="Times New Roman"/>
+        </w:rPr>
+        <w:t>Saytzeff（</w:t>
+      </w:r>
+      <w:r>
+        <w:rPr>
+          <w:rFonts w:hint="eastAsia" w:ascii="Times New Roman" w:hAnsi="Times New Roman" w:eastAsia="FangSong" w:cs="Times New Roman"/>
+        </w:rPr>
+        <w:t>热力学稳定</w:t>
+      </w:r>
+      <w:r>
+        <w:rPr>
+          <w:rFonts w:hint="eastAsia" w:ascii="Times New Roman" w:hAnsi="Times New Roman" w:eastAsia="Times New Roman" w:cs="Times New Roman"/>
+        </w:rPr>
+        <w:t>）：2-</w:t>
+      </w:r>
+      <w:r>
+        <w:rPr>
+          <w:rFonts w:hint="eastAsia" w:ascii="Times New Roman" w:hAnsi="Times New Roman" w:eastAsia="FangSong" w:cs="Times New Roman"/>
+        </w:rPr>
+        <w:t>丁烯</w:t>
+      </w:r>
+      <w:r>
+        <w:rPr>
+          <w:rFonts w:ascii="Times New Roman" w:hAnsi="Times New Roman" w:eastAsia="Times New Roman" w:cs="Times New Roman"/>
+        </w:rPr>
+        <w:t xml:space="preserve"> </w:t>
+      </w:r>
+      <w:r>
+        <w:rPr>
+          <w:rFonts w:hint="eastAsia" w:ascii="Times New Roman" w:hAnsi="Times New Roman" w:eastAsia="Times New Roman" w:cs="Times New Roman"/>
+        </w:rPr>
+        <w:t>CH</w:t>
+      </w:r>
+      <w:r>
+        <w:rPr>
+          <w:rFonts w:hint="eastAsia" w:ascii="Times New Roman" w:hAnsi="Times New Roman" w:eastAsia="Times New Roman" w:cs="Times New Roman"/>
+          <w:vertAlign w:val="subscript"/>
+        </w:rPr>
+        <w:t>3</w:t>
+      </w:r>
+      <w:r>
+        <w:rPr>
+          <w:rFonts w:hint="eastAsia" w:ascii="Times New Roman" w:hAnsi="Times New Roman" w:eastAsia="Times New Roman" w:cs="Times New Roman"/>
+        </w:rPr>
+        <w:t>CH=CHCH</w:t>
+      </w:r>
+      <w:r>
+        <w:rPr>
+          <w:rFonts w:hint="eastAsia" w:ascii="Times New Roman" w:hAnsi="Times New Roman" w:eastAsia="Times New Roman" w:cs="Times New Roman"/>
+          <w:vertAlign w:val="subscript"/>
+        </w:rPr>
+        <w:t>3</w:t>
+      </w:r>
+      <w:r>
+        <w:rPr>
+          <w:rFonts w:hint="eastAsia" w:ascii="Times New Roman" w:hAnsi="Times New Roman" w:eastAsia="Times New Roman" w:cs="Times New Roman"/>
+        </w:rPr>
+        <w:t>（</w:t>
+      </w:r>
+      <w:r>
+        <w:rPr>
+          <w:rFonts w:hint="eastAsia" w:ascii="Times New Roman" w:hAnsi="Times New Roman" w:eastAsia="FangSong" w:cs="Times New Roman"/>
+        </w:rPr>
+        <w:t>二取代</w:t>
+      </w:r>
+      <w:r>
+        <w:rPr>
+          <w:rFonts w:hint="eastAsia" w:ascii="Times New Roman" w:hAnsi="Times New Roman" w:eastAsia="Times New Roman" w:cs="Times New Roman"/>
+        </w:rPr>
+        <w:t>）；Hofmann（</w:t>
+      </w:r>
+      <w:r>
+        <w:rPr>
+          <w:rFonts w:hint="eastAsia" w:ascii="Times New Roman" w:hAnsi="Times New Roman" w:eastAsia="FangSong" w:cs="Times New Roman"/>
+        </w:rPr>
+        <w:t>大体积碱</w:t>
+      </w:r>
+      <w:r>
+        <w:rPr>
+          <w:rFonts w:ascii="Times New Roman" w:hAnsi="Times New Roman" w:eastAsia="Times New Roman" w:cs="Times New Roman"/>
+        </w:rPr>
+        <w:t xml:space="preserve"> </w:t>
+      </w:r>
+      <w:r>
+        <w:rPr>
+          <w:rFonts w:hint="eastAsia" w:ascii="Times New Roman" w:hAnsi="Times New Roman" w:eastAsia="Times New Roman" w:cs="Times New Roman"/>
+        </w:rPr>
+        <w:t>t-BuOK）：1-</w:t>
+      </w:r>
+      <w:r>
+        <w:rPr>
+          <w:rFonts w:hint="eastAsia" w:ascii="Times New Roman" w:hAnsi="Times New Roman" w:eastAsia="FangSong" w:cs="Times New Roman"/>
+        </w:rPr>
+        <w:t>丁烯</w:t>
+      </w:r>
+      <w:r>
+        <w:rPr>
+          <w:rFonts w:ascii="Times New Roman" w:hAnsi="Times New Roman" w:eastAsia="Times New Roman" w:cs="Times New Roman"/>
+        </w:rPr>
+        <w:t xml:space="preserve"> CH</w:t>
+      </w:r>
+      <w:r>
+        <w:rPr>
+          <w:rFonts w:ascii="Times New Roman" w:hAnsi="Times New Roman" w:eastAsia="Times New Roman" w:cs="Times New Roman"/>
+          <w:vertAlign w:val="subscript"/>
+        </w:rPr>
+        <w:t>2</w:t>
+      </w:r>
+      <w:r>
+        <w:rPr>
+          <w:rFonts w:ascii="Times New Roman" w:hAnsi="Times New Roman" w:eastAsia="Times New Roman" w:cs="Times New Roman"/>
+        </w:rPr>
+        <w:t>=CHCH</w:t>
+      </w:r>
+      <w:r>
+        <w:rPr>
+          <w:rFonts w:ascii="Times New Roman" w:hAnsi="Times New Roman" w:eastAsia="Times New Roman" w:cs="Times New Roman"/>
+          <w:vertAlign w:val="subscript"/>
+        </w:rPr>
+        <w:t>2</w:t>
+      </w:r>
+      <w:r>
+        <w:rPr>
+          <w:rFonts w:ascii="Times New Roman" w:hAnsi="Times New Roman" w:eastAsia="Times New Roman" w:cs="Times New Roman"/>
+        </w:rPr>
+        <w:t>CH</w:t>
+      </w:r>
+      <w:r>
+        <w:rPr>
+          <w:rFonts w:ascii="Times New Roman" w:hAnsi="Times New Roman" w:eastAsia="Times New Roman" w:cs="Times New Roman"/>
+          <w:vertAlign w:val="subscript"/>
+        </w:rPr>
+        <w:t>3</w:t>
+      </w:r>
+      <w:r>
+        <w:rPr>
+          <w:rFonts w:ascii="Times New Roman" w:hAnsi="Times New Roman" w:eastAsia="Times New Roman" w:cs="Times New Roman"/>
+        </w:rPr>
+        <w:t>。</w:t>
+      </w:r>
+      <w:r>
+        <w:rPr>
+          <w:rFonts w:ascii="Times New Roman" w:hAnsi="Times New Roman" w:eastAsia="Times New Roman" w:cs="Times New Roman"/>
+        </w:rPr>
+        <w:t xml:space="preserve"> </w:t>
+      </w:r>
+      <w:r>
+        <w:rPr>
+          <w:rFonts w:ascii="Times New Roman" w:hAnsi="Times New Roman" w:eastAsia="Times New Roman" w:cs="Times New Roman"/>
+          <w:b/>
+          <w:bCs/>
+        </w:rPr>
+        <w:t xml:space="preserve">9.</w:t>
+      </w:r>
+      <w:r>
+        <w:rPr>
+          <w:rFonts w:ascii="Times New Roman" w:hAnsi="Times New Roman" w:eastAsia="Times New Roman" w:cs="Times New Roman"/>
+        </w:rPr>
+        <w:t xml:space="preserve"> </w:t>
+      </w:r>
+      <w:r>
+        <w:rPr>
+          <w:rFonts w:hint="eastAsia" w:ascii="Times New Roman" w:hAnsi="Times New Roman" w:eastAsia="Times New Roman" w:cs="Times New Roman"/>
+        </w:rPr>
+        <w:t>2-</w:t>
+      </w:r>
+      <w:r>
+        <w:rPr>
+          <w:rFonts w:hint="eastAsia" w:ascii="Times New Roman" w:hAnsi="Times New Roman" w:eastAsia="FangSong" w:cs="Times New Roman"/>
+        </w:rPr>
+        <w:t>苯基</w:t>
+      </w:r>
+      <w:r>
+        <w:rPr>
+          <w:rFonts w:hint="eastAsia" w:ascii="Times New Roman" w:hAnsi="Times New Roman" w:eastAsia="Times New Roman" w:cs="Times New Roman"/>
+        </w:rPr>
+        <w:t>-2-</w:t>
+      </w:r>
+      <w:r>
+        <w:rPr>
+          <w:rFonts w:hint="eastAsia" w:ascii="Times New Roman" w:hAnsi="Times New Roman" w:eastAsia="FangSong" w:cs="Times New Roman"/>
+        </w:rPr>
+        <w:t>丁醇</w:t>
+      </w:r>
+      <w:r>
+        <w:rPr>
+          <w:rFonts w:ascii="Times New Roman" w:hAnsi="Times New Roman" w:eastAsia="Times New Roman" w:cs="Times New Roman"/>
+        </w:rPr>
+        <w:t xml:space="preserve"> </w:t>
+      </w:r>
+      <w:r>
+        <w:rPr>
+          <w:rFonts w:hint="eastAsia" w:ascii="Times New Roman" w:hAnsi="Times New Roman" w:eastAsia="Times New Roman" w:cs="Times New Roman"/>
+        </w:rPr>
+        <w:t>PhC(OH)(CH</w:t>
+      </w:r>
+      <w:r>
+        <w:rPr>
+          <w:rFonts w:hint="eastAsia" w:ascii="Times New Roman" w:hAnsi="Times New Roman" w:eastAsia="Times New Roman" w:cs="Times New Roman"/>
+          <w:vertAlign w:val="subscript"/>
+        </w:rPr>
+        <w:t>3</w:t>
+      </w:r>
+      <w:r>
+        <w:rPr>
+          <w:rFonts w:hint="eastAsia" w:ascii="Times New Roman" w:hAnsi="Times New Roman" w:eastAsia="Times New Roman" w:cs="Times New Roman"/>
+        </w:rPr>
+        <w:t>)CH</w:t>
+      </w:r>
+      <w:r>
+        <w:rPr>
+          <w:rFonts w:hint="eastAsia" w:ascii="Times New Roman" w:hAnsi="Times New Roman" w:eastAsia="Times New Roman" w:cs="Times New Roman"/>
+          <w:vertAlign w:val="subscript"/>
+        </w:rPr>
+        <w:t>2</w:t>
+      </w:r>
+      <w:r>
+        <w:rPr>
+          <w:rFonts w:hint="eastAsia" w:ascii="Times New Roman" w:hAnsi="Times New Roman" w:eastAsia="Times New Roman" w:cs="Times New Roman"/>
+        </w:rPr>
+        <w:t>CH</w:t>
+      </w:r>
+      <w:r>
+        <w:rPr>
+          <w:rFonts w:hint="eastAsia" w:ascii="Times New Roman" w:hAnsi="Times New Roman" w:eastAsia="Times New Roman" w:cs="Times New Roman"/>
+          <w:vertAlign w:val="subscript"/>
+        </w:rPr>
+        <w:t>3</w:t>
+      </w:r>
+      <w:r>
+        <w:rPr>
+          <w:rFonts w:hint="eastAsia" w:ascii="Times New Roman" w:hAnsi="Times New Roman" w:eastAsia="Times New Roman" w:cs="Times New Roman"/>
+        </w:rPr>
+        <w:t>：</w:t>
+      </w:r>
+      <w:r>
+        <w:rPr>
+          <w:rFonts w:hint="eastAsia" w:ascii="Times New Roman" w:hAnsi="Times New Roman" w:eastAsia="FangSong" w:cs="Times New Roman"/>
+        </w:rPr>
+        <w:t>苯</w:t>
+      </w:r>
+      <w:r>
+        <w:rPr>
+          <w:rFonts w:ascii="Times New Roman" w:hAnsi="Times New Roman" w:eastAsia="Times New Roman" w:cs="Times New Roman"/>
+        </w:rPr>
+        <w:t xml:space="preserve"> + CH</w:t>
+      </w:r>
+      <w:r>
+        <w:rPr>
+          <w:rFonts w:ascii="Times New Roman" w:hAnsi="Times New Roman" w:eastAsia="Times New Roman" w:cs="Times New Roman"/>
+          <w:vertAlign w:val="subscript"/>
+        </w:rPr>
+        <w:t>3</w:t>
+      </w:r>
+      <w:r>
+        <w:rPr>
+          <w:rFonts w:ascii="Times New Roman" w:hAnsi="Times New Roman" w:eastAsia="Times New Roman" w:cs="Times New Roman"/>
+        </w:rPr>
+        <w:t>COCl/AlCl</w:t>
+      </w:r>
+      <w:r>
+        <w:rPr>
+          <w:rFonts w:ascii="Times New Roman" w:hAnsi="Times New Roman" w:eastAsia="Times New Roman" w:cs="Times New Roman"/>
+          <w:vertAlign w:val="subscript"/>
+        </w:rPr>
+        <w:t>3</w:t>
+      </w:r>
+      <w:r>
+        <w:rPr>
+          <w:rFonts w:ascii="Times New Roman" w:hAnsi="Times New Roman" w:eastAsia="Times New Roman" w:cs="Times New Roman"/>
+        </w:rPr>
+        <w:t xml:space="preserve"> → </w:t>
+      </w:r>
+      <w:r>
+        <w:rPr>
+          <w:rFonts w:hint="eastAsia" w:ascii="Times New Roman" w:hAnsi="Times New Roman" w:eastAsia="FangSong" w:cs="Times New Roman"/>
+        </w:rPr>
+        <w:t>苯乙酮</w:t>
+      </w:r>
+      <w:r>
+        <w:rPr>
+          <w:rFonts w:hint="eastAsia" w:ascii="Times New Roman" w:hAnsi="Times New Roman" w:eastAsia="Times New Roman" w:cs="Times New Roman"/>
+        </w:rPr>
+        <w:t>；CH</w:t>
+      </w:r>
+      <w:r>
+        <w:rPr>
+          <w:rFonts w:hint="eastAsia" w:ascii="Times New Roman" w:hAnsi="Times New Roman" w:eastAsia="Times New Roman" w:cs="Times New Roman"/>
+          <w:vertAlign w:val="subscript"/>
+        </w:rPr>
+        <w:t>3</w:t>
+      </w:r>
+      <w:r>
+        <w:rPr>
+          <w:rFonts w:hint="eastAsia" w:ascii="Times New Roman" w:hAnsi="Times New Roman" w:eastAsia="Times New Roman" w:cs="Times New Roman"/>
+        </w:rPr>
+        <w:t>CH</w:t>
+      </w:r>
+      <w:r>
+        <w:rPr>
+          <w:rFonts w:hint="eastAsia" w:ascii="Times New Roman" w:hAnsi="Times New Roman" w:eastAsia="Times New Roman" w:cs="Times New Roman"/>
+          <w:vertAlign w:val="subscript"/>
+        </w:rPr>
+        <w:t>2</w:t>
+      </w:r>
+      <w:r>
+        <w:rPr>
+          <w:rFonts w:hint="eastAsia" w:ascii="Times New Roman" w:hAnsi="Times New Roman" w:eastAsia="Times New Roman" w:cs="Times New Roman"/>
+        </w:rPr>
+        <w:t>Br</w:t>
+      </w:r>
+      <w:r>
+        <w:rPr>
+          <w:rFonts w:ascii="Times New Roman" w:hAnsi="Times New Roman" w:eastAsia="Times New Roman" w:cs="Times New Roman"/>
+        </w:rPr>
+        <w:t xml:space="preserve"> + </w:t>
+      </w:r>
+      <w:r>
+        <w:rPr>
+          <w:rFonts w:hint="eastAsia" w:ascii="Times New Roman" w:hAnsi="Times New Roman" w:eastAsia="Times New Roman" w:cs="Times New Roman"/>
+        </w:rPr>
+        <w:t>Mg/</w:t>
+      </w:r>
+      <w:r>
+        <w:rPr>
+          <w:rFonts w:hint="eastAsia" w:ascii="Times New Roman" w:hAnsi="Times New Roman" w:eastAsia="FangSong" w:cs="Times New Roman"/>
+        </w:rPr>
+        <w:t>醚</w:t>
+      </w:r>
+      <w:r>
+        <w:rPr>
+          <w:rFonts w:ascii="Times New Roman" w:hAnsi="Times New Roman" w:eastAsia="Times New Roman" w:cs="Times New Roman"/>
+        </w:rPr>
+        <w:t xml:space="preserve"> → </w:t>
+      </w:r>
+      <w:r>
+        <w:rPr>
+          <w:rFonts w:hint="eastAsia" w:ascii="Times New Roman" w:hAnsi="Times New Roman" w:eastAsia="Times New Roman" w:cs="Times New Roman"/>
+        </w:rPr>
+        <w:t>CH</w:t>
+      </w:r>
+      <w:r>
+        <w:rPr>
+          <w:rFonts w:hint="eastAsia" w:ascii="Times New Roman" w:hAnsi="Times New Roman" w:eastAsia="Times New Roman" w:cs="Times New Roman"/>
+          <w:vertAlign w:val="subscript"/>
+        </w:rPr>
+        <w:t>3</w:t>
+      </w:r>
+      <w:r>
+        <w:rPr>
+          <w:rFonts w:hint="eastAsia" w:ascii="Times New Roman" w:hAnsi="Times New Roman" w:eastAsia="Times New Roman" w:cs="Times New Roman"/>
+        </w:rPr>
+        <w:t>CH</w:t>
+      </w:r>
+      <w:r>
+        <w:rPr>
+          <w:rFonts w:hint="eastAsia" w:ascii="Times New Roman" w:hAnsi="Times New Roman" w:eastAsia="Times New Roman" w:cs="Times New Roman"/>
+          <w:vertAlign w:val="subscript"/>
+        </w:rPr>
+        <w:t>2</w:t>
+      </w:r>
+      <w:r>
+        <w:rPr>
+          <w:rFonts w:hint="eastAsia" w:ascii="Times New Roman" w:hAnsi="Times New Roman" w:eastAsia="Times New Roman" w:cs="Times New Roman"/>
+        </w:rPr>
+        <w:t>MgBr；</w:t>
+      </w:r>
+      <w:r>
+        <w:rPr>
+          <w:rFonts w:hint="eastAsia" w:ascii="Times New Roman" w:hAnsi="Times New Roman" w:eastAsia="FangSong" w:cs="Times New Roman"/>
+        </w:rPr>
+        <w:t>苯乙酮</w:t>
+      </w:r>
+      <w:r>
+        <w:rPr>
+          <w:rFonts w:ascii="Times New Roman" w:hAnsi="Times New Roman" w:eastAsia="Times New Roman" w:cs="Times New Roman"/>
+        </w:rPr>
+        <w:t xml:space="preserve"> + CH</w:t>
+      </w:r>
+      <w:r>
+        <w:rPr>
+          <w:rFonts w:ascii="Times New Roman" w:hAnsi="Times New Roman" w:eastAsia="Times New Roman" w:cs="Times New Roman"/>
+          <w:vertAlign w:val="subscript"/>
+        </w:rPr>
+        <w:t>3</w:t>
+      </w:r>
+      <w:r>
+        <w:rPr>
+          <w:rFonts w:ascii="Times New Roman" w:hAnsi="Times New Roman" w:eastAsia="Times New Roman" w:cs="Times New Roman"/>
+        </w:rPr>
+        <w:t>CH</w:t>
+      </w:r>
+      <w:r>
+        <w:rPr>
+          <w:rFonts w:ascii="Times New Roman" w:hAnsi="Times New Roman" w:eastAsia="Times New Roman" w:cs="Times New Roman"/>
+          <w:vertAlign w:val="subscript"/>
+        </w:rPr>
+        <w:t>2</w:t>
+      </w:r>
+      <w:r>
+        <w:rPr>
+          <w:rFonts w:ascii="Times New Roman" w:hAnsi="Times New Roman" w:eastAsia="Times New Roman" w:cs="Times New Roman"/>
+        </w:rPr>
+        <w:t>MgBr → H</w:t>
+      </w:r>
+      <w:r>
+        <w:rPr>
+          <w:rFonts w:ascii="Times New Roman" w:hAnsi="Times New Roman" w:eastAsia="Times New Roman" w:cs="Times New Roman"/>
+          <w:vertAlign w:val="subscript"/>
+        </w:rPr>
+        <w:t>3</w:t>
+      </w:r>
+      <w:r>
+        <w:rPr>
+          <w:rFonts w:ascii="Times New Roman" w:hAnsi="Times New Roman" w:eastAsia="Times New Roman" w:cs="Times New Roman"/>
+        </w:rPr>
+        <w:t>O</w:t>
+      </w:r>
+      <w:r>
+        <w:rPr>
+          <w:rFonts w:ascii="Times New Roman" w:hAnsi="Times New Roman" w:eastAsia="Times New Roman" w:cs="Times New Roman"/>
+          <w:vertAlign w:val="superscript"/>
+        </w:rPr>
+        <w:t>+</w:t>
+      </w:r>
+      <w:r>
+        <w:rPr>
+          <w:rFonts w:ascii="Times New Roman" w:hAnsi="Times New Roman" w:eastAsia="Times New Roman" w:cs="Times New Roman"/>
+        </w:rPr>
+        <w:t xml:space="preserve"> → </w:t>
+      </w:r>
+      <w:r>
+        <w:rPr>
+          <w:rFonts w:hint="eastAsia" w:ascii="Times New Roman" w:hAnsi="Times New Roman" w:eastAsia="Times New Roman" w:cs="Times New Roman"/>
+        </w:rPr>
+        <w:t>2-</w:t>
+      </w:r>
+      <w:r>
+        <w:rPr>
+          <w:rFonts w:hint="eastAsia" w:ascii="Times New Roman" w:hAnsi="Times New Roman" w:eastAsia="FangSong" w:cs="Times New Roman"/>
+        </w:rPr>
+        <w:t>苯基</w:t>
+      </w:r>
+      <w:r>
+        <w:rPr>
+          <w:rFonts w:hint="eastAsia" w:ascii="Times New Roman" w:hAnsi="Times New Roman" w:eastAsia="Times New Roman" w:cs="Times New Roman"/>
+        </w:rPr>
+        <w:t>-2-</w:t>
+      </w:r>
+      <w:r>
+        <w:rPr>
+          <w:rFonts w:hint="eastAsia" w:ascii="Times New Roman" w:hAnsi="Times New Roman" w:eastAsia="FangSong" w:cs="Times New Roman"/>
+        </w:rPr>
+        <w:t>丁醇</w:t>
+      </w:r>
+      <w:r>
+        <w:rPr>
+          <w:rFonts w:hint="eastAsia" w:ascii="Times New Roman" w:hAnsi="Times New Roman" w:eastAsia="Times New Roman" w:cs="Times New Roman"/>
+        </w:rPr>
+        <w:t>（C</w:t>
+      </w:r>
+      <w:r>
+        <w:rPr>
+          <w:rFonts w:ascii="Times New Roman" w:hAnsi="Times New Roman" w:eastAsia="Times New Roman" w:cs="Times New Roman"/>
+        </w:rPr>
+        <w:t xml:space="preserve"> </w:t>
+      </w:r>
+      <w:r>
+        <w:rPr>
+          <w:rFonts w:hint="eastAsia" w:ascii="Times New Roman" w:hAnsi="Times New Roman" w:eastAsia="FangSong" w:cs="Times New Roman"/>
+        </w:rPr>
+        <w:t>数</w:t>
+      </w:r>
+      <w:r>
+        <w:rPr>
+          <w:rFonts w:hint="eastAsia" w:ascii="Times New Roman" w:hAnsi="Times New Roman" w:eastAsia="Times New Roman" w:cs="Times New Roman"/>
+        </w:rPr>
+        <w:t>：</w:t>
+      </w:r>
+      <w:r>
+        <w:rPr>
+          <w:rFonts w:hint="eastAsia" w:ascii="Times New Roman" w:hAnsi="Times New Roman" w:eastAsia="FangSong" w:cs="Times New Roman"/>
+        </w:rPr>
+        <w:t>苯</w:t>
+      </w:r>
+      <w:r>
+        <w:rPr>
+          <w:rFonts w:ascii="Times New Roman" w:hAnsi="Times New Roman" w:eastAsia="Times New Roman" w:cs="Times New Roman"/>
+        </w:rPr>
+        <w:t xml:space="preserve"> 6 + </w:t>
+      </w:r>
+      <w:r>
+        <w:rPr>
+          <w:rFonts w:hint="eastAsia" w:ascii="Times New Roman" w:hAnsi="Times New Roman" w:eastAsia="FangSong" w:cs="Times New Roman"/>
+        </w:rPr>
+        <w:t xml:space="preserve">乙酮</w:t>
+      </w:r>
+      <w:r>
+        <w:rPr>
+          <w:rFonts w:ascii="Times New Roman" w:hAnsi="Times New Roman" w:eastAsia="Times New Roman" w:cs="Times New Roman"/>
+        </w:rPr>
+        <w:t xml:space="preserve"> 2 + </w:t>
+      </w:r>
+      <w:r>
+        <w:rPr>
+          <w:rFonts w:hint="eastAsia" w:ascii="Times New Roman" w:hAnsi="Times New Roman" w:eastAsia="FangSong" w:cs="Times New Roman"/>
+        </w:rPr>
+        <w:t xml:space="preserve">乙基</w:t>
+      </w:r>
+      <w:r>
+        <w:rPr>
+          <w:rFonts w:ascii="Times New Roman" w:hAnsi="Times New Roman" w:eastAsia="Times New Roman" w:cs="Times New Roman"/>
+        </w:rPr>
+        <w:t xml:space="preserve"> 2 = 10 </w:t>
+      </w:r>
+      <w:r>
+        <w:rPr>
+          <w:rFonts w:hint="eastAsia" w:ascii="Times New Roman" w:hAnsi="Times New Roman" w:eastAsia="Times New Roman" w:cs="Times New Roman"/>
+        </w:rPr>
+        <w:t xml:space="preserve">✓）。</w:t>
+      </w:r>
+      <w:r>
+        <w:rPr>
+          <w:rFonts w:ascii="Times New Roman" w:hAnsi="Times New Roman" w:eastAsia="Times New Roman" w:cs="Times New Roman"/>
+        </w:rPr>
+        <w:t xml:space="preserve"> </w:t>
+      </w:r>
+      <w:r>
+        <w:rPr>
+          <w:rFonts w:ascii="Times New Roman" w:hAnsi="Times New Roman" w:eastAsia="Times New Roman" w:cs="Times New Roman"/>
+          <w:b/>
+          <w:bCs/>
+        </w:rPr>
+        <w:t xml:space="preserve">10.</w:t>
+      </w:r>
+      <w:r>
+        <w:rPr>
+          <w:rFonts w:ascii="Times New Roman" w:hAnsi="Times New Roman" w:eastAsia="Times New Roman" w:cs="Times New Roman"/>
+        </w:rPr>
+        <w:t xml:space="preserve"> </w:t>
+      </w:r>
+      <w:r>
+        <w:rPr>
+          <w:rFonts w:ascii="Times New Roman" w:hAnsi="Times New Roman" w:eastAsia="Times New Roman" w:cs="Times New Roman"/>
+        </w:rPr>
+        <w:t xml:space="preserve">A = </w:t>
+      </w:r>
+      <w:r>
+        <w:rPr>
+          <w:rFonts w:hint="eastAsia" w:ascii="Times New Roman" w:hAnsi="Times New Roman" w:eastAsia="Times New Roman" w:cs="Times New Roman"/>
+        </w:rPr>
+        <w:t>2-</w:t>
+      </w:r>
+      <w:r>
+        <w:rPr>
+          <w:rFonts w:hint="eastAsia" w:ascii="Times New Roman" w:hAnsi="Times New Roman" w:eastAsia="FangSong" w:cs="Times New Roman"/>
+        </w:rPr>
+        <w:t>溴</w:t>
+      </w:r>
+      <w:r>
+        <w:rPr>
+          <w:rFonts w:hint="eastAsia" w:ascii="Times New Roman" w:hAnsi="Times New Roman" w:eastAsia="Times New Roman" w:cs="Times New Roman"/>
+        </w:rPr>
+        <w:t>-2-</w:t>
+      </w:r>
+      <w:r>
+        <w:rPr>
+          <w:rFonts w:hint="eastAsia" w:ascii="Times New Roman" w:hAnsi="Times New Roman" w:eastAsia="FangSong" w:cs="Times New Roman"/>
+        </w:rPr>
+        <w:t>甲基丁烷</w:t>
+      </w:r>
+      <w:r>
+        <w:rPr>
+          <w:rFonts w:ascii="Times New Roman" w:hAnsi="Times New Roman" w:eastAsia="Times New Roman" w:cs="Times New Roman"/>
+        </w:rPr>
+        <w:t xml:space="preserve"> </w:t>
+      </w:r>
+      <w:r>
+        <w:rPr>
+          <w:rFonts w:hint="eastAsia" w:ascii="Times New Roman" w:hAnsi="Times New Roman" w:eastAsia="Times New Roman" w:cs="Times New Roman"/>
+        </w:rPr>
+        <w:t>((CH</w:t>
+      </w:r>
+      <w:r>
+        <w:rPr>
+          <w:rFonts w:hint="eastAsia" w:ascii="Times New Roman" w:hAnsi="Times New Roman" w:eastAsia="Times New Roman" w:cs="Times New Roman"/>
+          <w:vertAlign w:val="subscript"/>
+        </w:rPr>
+        <w:t>3</w:t>
+      </w:r>
+      <w:r>
+        <w:rPr>
+          <w:rFonts w:hint="eastAsia" w:ascii="Times New Roman" w:hAnsi="Times New Roman" w:eastAsia="Times New Roman" w:cs="Times New Roman"/>
+        </w:rPr>
+        <w:t>)</w:t>
+      </w:r>
+      <w:r>
+        <w:rPr>
+          <w:rFonts w:hint="eastAsia" w:ascii="Times New Roman" w:hAnsi="Times New Roman" w:eastAsia="Times New Roman" w:cs="Times New Roman"/>
+          <w:vertAlign w:val="subscript"/>
+        </w:rPr>
+        <w:t>2</w:t>
+      </w:r>
+      <w:r>
+        <w:rPr>
+          <w:rFonts w:hint="eastAsia" w:ascii="Times New Roman" w:hAnsi="Times New Roman" w:eastAsia="Times New Roman" w:cs="Times New Roman"/>
+        </w:rPr>
+        <w:t>CBrCH</w:t>
+      </w:r>
+      <w:r>
+        <w:rPr>
+          <w:rFonts w:hint="eastAsia" w:ascii="Times New Roman" w:hAnsi="Times New Roman" w:eastAsia="Times New Roman" w:cs="Times New Roman"/>
+          <w:vertAlign w:val="subscript"/>
+        </w:rPr>
+        <w:t>2</w:t>
+      </w:r>
+      <w:r>
+        <w:rPr>
+          <w:rFonts w:hint="eastAsia" w:ascii="Times New Roman" w:hAnsi="Times New Roman" w:eastAsia="Times New Roman" w:cs="Times New Roman"/>
+        </w:rPr>
+        <w:t>CH</w:t>
+      </w:r>
+      <w:r>
+        <w:rPr>
+          <w:rFonts w:hint="eastAsia" w:ascii="Times New Roman" w:hAnsi="Times New Roman" w:eastAsia="Times New Roman" w:cs="Times New Roman"/>
+          <w:vertAlign w:val="subscript"/>
+        </w:rPr>
+        <w:t>3</w:t>
+      </w:r>
+      <w:r>
+        <w:rPr>
+          <w:rFonts w:hint="eastAsia" w:ascii="Times New Roman" w:hAnsi="Times New Roman" w:eastAsia="Times New Roman" w:cs="Times New Roman"/>
+        </w:rPr>
+        <w:t>)；B</w:t>
+      </w:r>
+      <w:r>
+        <w:rPr>
+          <w:rFonts w:ascii="Times New Roman" w:hAnsi="Times New Roman" w:eastAsia="Times New Roman" w:cs="Times New Roman"/>
+        </w:rPr>
+        <w:t xml:space="preserve"> = </w:t>
+      </w:r>
+      <w:r>
+        <w:rPr>
+          <w:rFonts w:hint="eastAsia" w:ascii="Times New Roman" w:hAnsi="Times New Roman" w:eastAsia="Times New Roman" w:cs="Times New Roman"/>
+        </w:rPr>
+        <w:t>2-</w:t>
+      </w:r>
+      <w:r>
+        <w:rPr>
+          <w:rFonts w:hint="eastAsia" w:ascii="Times New Roman" w:hAnsi="Times New Roman" w:eastAsia="FangSong" w:cs="Times New Roman"/>
+        </w:rPr>
+        <w:t>甲基</w:t>
+      </w:r>
+      <w:r>
+        <w:rPr>
+          <w:rFonts w:hint="eastAsia" w:ascii="Times New Roman" w:hAnsi="Times New Roman" w:eastAsia="Times New Roman" w:cs="Times New Roman"/>
+        </w:rPr>
+        <w:t>-2-</w:t>
+      </w:r>
+      <w:r>
+        <w:rPr>
+          <w:rFonts w:hint="eastAsia" w:ascii="Times New Roman" w:hAnsi="Times New Roman" w:eastAsia="FangSong" w:cs="Times New Roman"/>
+        </w:rPr>
+        <w:t>丁烯</w:t>
+      </w:r>
+      <w:r>
+        <w:rPr>
+          <w:rFonts w:ascii="Times New Roman" w:hAnsi="Times New Roman" w:eastAsia="Times New Roman" w:cs="Times New Roman"/>
+        </w:rPr>
+        <w:t xml:space="preserve"> </w:t>
+      </w:r>
+      <w:r>
+        <w:rPr>
+          <w:rFonts w:hint="eastAsia" w:ascii="Times New Roman" w:hAnsi="Times New Roman" w:eastAsia="Times New Roman" w:cs="Times New Roman"/>
+        </w:rPr>
+        <w:t>((CH</w:t>
+      </w:r>
+      <w:r>
+        <w:rPr>
+          <w:rFonts w:hint="eastAsia" w:ascii="Times New Roman" w:hAnsi="Times New Roman" w:eastAsia="Times New Roman" w:cs="Times New Roman"/>
+          <w:vertAlign w:val="subscript"/>
+        </w:rPr>
+        <w:t>3</w:t>
+      </w:r>
+      <w:r>
+        <w:rPr>
+          <w:rFonts w:hint="eastAsia" w:ascii="Times New Roman" w:hAnsi="Times New Roman" w:eastAsia="Times New Roman" w:cs="Times New Roman"/>
+        </w:rPr>
+        <w:t>)</w:t>
+      </w:r>
+      <w:r>
+        <w:rPr>
+          <w:rFonts w:hint="eastAsia" w:ascii="Times New Roman" w:hAnsi="Times New Roman" w:eastAsia="Times New Roman" w:cs="Times New Roman"/>
+          <w:vertAlign w:val="subscript"/>
+        </w:rPr>
+        <w:t>2</w:t>
+      </w:r>
+      <w:r>
+        <w:rPr>
+          <w:rFonts w:hint="eastAsia" w:ascii="Times New Roman" w:hAnsi="Times New Roman" w:eastAsia="Times New Roman" w:cs="Times New Roman"/>
+        </w:rPr>
+        <w:t>C=CHCH</w:t>
+      </w:r>
+      <w:r>
+        <w:rPr>
+          <w:rFonts w:hint="eastAsia" w:ascii="Times New Roman" w:hAnsi="Times New Roman" w:eastAsia="Times New Roman" w:cs="Times New Roman"/>
+          <w:vertAlign w:val="subscript"/>
+        </w:rPr>
+        <w:t>3</w:t>
+      </w:r>
+      <w:r>
+        <w:rPr>
+          <w:rFonts w:hint="eastAsia" w:ascii="Times New Roman" w:hAnsi="Times New Roman" w:eastAsia="Times New Roman" w:cs="Times New Roman"/>
+        </w:rPr>
+        <w:t>)；C</w:t>
+      </w:r>
+      <w:r>
+        <w:rPr>
+          <w:rFonts w:ascii="Times New Roman" w:hAnsi="Times New Roman" w:eastAsia="Times New Roman" w:cs="Times New Roman"/>
+        </w:rPr>
+        <w:t xml:space="preserve"> = </w:t>
+      </w:r>
+      <w:r>
+        <w:rPr>
+          <w:rFonts w:hint="eastAsia" w:ascii="Times New Roman" w:hAnsi="Times New Roman" w:eastAsia="Times New Roman" w:cs="Times New Roman"/>
+        </w:rPr>
+        <w:t>2-</w:t>
+      </w:r>
+      <w:r>
+        <w:rPr>
+          <w:rFonts w:hint="eastAsia" w:ascii="Times New Roman" w:hAnsi="Times New Roman" w:eastAsia="FangSong" w:cs="Times New Roman"/>
+        </w:rPr>
+        <w:t>溴</w:t>
+      </w:r>
+      <w:r>
+        <w:rPr>
+          <w:rFonts w:hint="eastAsia" w:ascii="Times New Roman" w:hAnsi="Times New Roman" w:eastAsia="Times New Roman" w:cs="Times New Roman"/>
+        </w:rPr>
+        <w:t>-3-</w:t>
+      </w:r>
+      <w:r>
+        <w:rPr>
+          <w:rFonts w:hint="eastAsia" w:ascii="Times New Roman" w:hAnsi="Times New Roman" w:eastAsia="FangSong" w:cs="Times New Roman"/>
+        </w:rPr>
+        <w:t>甲基丁烷</w:t>
+      </w:r>
+      <w:r>
+        <w:rPr>
+          <w:rFonts w:ascii="Times New Roman" w:hAnsi="Times New Roman" w:eastAsia="Times New Roman" w:cs="Times New Roman"/>
+        </w:rPr>
+        <w:t xml:space="preserve"> ((CH</w:t>
+      </w:r>
+      <w:r>
+        <w:rPr>
+          <w:rFonts w:ascii="Times New Roman" w:hAnsi="Times New Roman" w:eastAsia="Times New Roman" w:cs="Times New Roman"/>
+          <w:vertAlign w:val="subscript"/>
+        </w:rPr>
+        <w:t>3</w:t>
+      </w:r>
+      <w:r>
+        <w:rPr>
+          <w:rFonts w:ascii="Times New Roman" w:hAnsi="Times New Roman" w:eastAsia="Times New Roman" w:cs="Times New Roman"/>
+        </w:rPr>
+        <w:t>)</w:t>
+      </w:r>
+      <w:r>
+        <w:rPr>
+          <w:rFonts w:ascii="Times New Roman" w:hAnsi="Times New Roman" w:eastAsia="Times New Roman" w:cs="Times New Roman"/>
+          <w:vertAlign w:val="subscript"/>
+        </w:rPr>
+        <w:t>2</w:t>
+      </w:r>
+      <w:r>
+        <w:rPr>
+          <w:rFonts w:ascii="Times New Roman" w:hAnsi="Times New Roman" w:eastAsia="Times New Roman" w:cs="Times New Roman"/>
+        </w:rPr>
+        <w:t>CHCHBrCH</w:t>
+      </w:r>
+      <w:r>
+        <w:rPr>
+          <w:rFonts w:ascii="Times New Roman" w:hAnsi="Times New Roman" w:eastAsia="Times New Roman" w:cs="Times New Roman"/>
+          <w:vertAlign w:val="subscript"/>
+        </w:rPr>
+        <w:t>3</w:t>
+      </w:r>
+      <w:r>
+        <w:rPr>
+          <w:rFonts w:ascii="Times New Roman" w:hAnsi="Times New Roman" w:eastAsia="Times New Roman" w:cs="Times New Roman"/>
+        </w:rPr>
+        <w:t>)。</w:t>
+      </w:r>
+      <w:r>
+        <w:rPr>
+          <w:rFonts w:ascii="Times New Roman" w:hAnsi="Times New Roman" w:eastAsia="Times New Roman" w:cs="Times New Roman"/>
+        </w:rPr>
+        <w:t xml:space="preserve"> </w:t>
+      </w:r>
+      <w:r>
+        <w:rPr>
+          <w:rFonts w:ascii="Times New Roman" w:hAnsi="Times New Roman" w:eastAsia="Times New Roman" w:cs="Times New Roman"/>
+        </w:rPr>
+        <w:t xml:space="preserve">-</w:t>
+      </w:r>
+      <w:r>
+        <w:rPr>
+          <w:rFonts w:ascii="Times New Roman" w:hAnsi="Times New Roman" w:eastAsia="Times New Roman" w:cs="Times New Roman"/>
+        </w:rPr>
+        <w:t xml:space="preserve"> </w:t>
+      </w:r>
+      <w:r>
+        <w:rPr>
+          <w:rFonts w:hint="eastAsia" w:ascii="Times New Roman" w:hAnsi="Times New Roman" w:eastAsia="FangSong" w:cs="Times New Roman"/>
+          <w:b/>
+          <w:bCs/>
+        </w:rPr>
+        <w:t xml:space="preserve">先定</w:t>
+      </w:r>
+      <w:r>
+        <w:rPr>
+          <w:rFonts w:ascii="Times New Roman" w:hAnsi="Times New Roman" w:eastAsia="Times New Roman" w:cs="Times New Roman"/>
+          <w:b/>
+          <w:bCs/>
+        </w:rPr>
+        <w:t xml:space="preserve"> B</w:t>
+      </w:r>
+      <w:r>
+        <w:rPr>
+          <w:rFonts w:hint="eastAsia" w:ascii="Times New Roman" w:hAnsi="Times New Roman" w:eastAsia="Times New Roman" w:cs="Times New Roman"/>
+        </w:rPr>
+        <w:t>：</w:t>
+      </w:r>
+      <w:r>
+        <w:rPr>
+          <w:rFonts w:hint="eastAsia" w:ascii="Times New Roman" w:hAnsi="Times New Roman" w:eastAsia="FangSong" w:cs="Times New Roman"/>
+        </w:rPr>
+        <w:t>臭氧化得</w:t>
+      </w:r>
+      <w:r>
+        <w:rPr>
+          <w:rFonts w:ascii="Times New Roman" w:hAnsi="Times New Roman" w:eastAsia="Times New Roman" w:cs="Times New Roman"/>
+        </w:rPr>
+        <w:t xml:space="preserve"> (CH</w:t>
+      </w:r>
+      <w:r>
+        <w:rPr>
+          <w:rFonts w:ascii="Times New Roman" w:hAnsi="Times New Roman" w:eastAsia="Times New Roman" w:cs="Times New Roman"/>
+          <w:vertAlign w:val="subscript"/>
+        </w:rPr>
+        <w:t>3</w:t>
+      </w:r>
+      <w:r>
+        <w:rPr>
+          <w:rFonts w:ascii="Times New Roman" w:hAnsi="Times New Roman" w:eastAsia="Times New Roman" w:cs="Times New Roman"/>
+        </w:rPr>
+        <w:t>)</w:t>
+      </w:r>
+      <w:r>
+        <w:rPr>
+          <w:rFonts w:ascii="Times New Roman" w:hAnsi="Times New Roman" w:eastAsia="Times New Roman" w:cs="Times New Roman"/>
+          <w:vertAlign w:val="subscript"/>
+        </w:rPr>
+        <w:t>2</w:t>
+      </w:r>
+      <w:r>
+        <w:rPr>
+          <w:rFonts w:ascii="Times New Roman" w:hAnsi="Times New Roman" w:eastAsia="Times New Roman" w:cs="Times New Roman"/>
+        </w:rPr>
+        <w:t xml:space="preserve">CO </w:t>
+      </w:r>
+      <w:r>
+        <w:rPr>
+          <w:rFonts w:hint="eastAsia" w:ascii="Times New Roman" w:hAnsi="Times New Roman" w:eastAsia="FangSong" w:cs="Times New Roman"/>
+        </w:rPr>
+        <w:t xml:space="preserve">与</w:t>
+      </w:r>
+      <w:r>
+        <w:rPr>
+          <w:rFonts w:ascii="Times New Roman" w:hAnsi="Times New Roman" w:eastAsia="Times New Roman" w:cs="Times New Roman"/>
+        </w:rPr>
+        <w:t xml:space="preserve"> </w:t>
+      </w:r>
+      <w:r>
+        <w:rPr>
+          <w:rFonts w:hint="eastAsia" w:ascii="Times New Roman" w:hAnsi="Times New Roman" w:eastAsia="Times New Roman" w:cs="Times New Roman"/>
+        </w:rPr>
+        <w:t>CH</w:t>
+      </w:r>
+      <w:r>
+        <w:rPr>
+          <w:rFonts w:hint="eastAsia" w:ascii="Times New Roman" w:hAnsi="Times New Roman" w:eastAsia="Times New Roman" w:cs="Times New Roman"/>
+          <w:vertAlign w:val="subscript"/>
+        </w:rPr>
+        <w:t>3</w:t>
+      </w:r>
+      <w:r>
+        <w:rPr>
+          <w:rFonts w:hint="eastAsia" w:ascii="Times New Roman" w:hAnsi="Times New Roman" w:eastAsia="Times New Roman" w:cs="Times New Roman"/>
+        </w:rPr>
+        <w:t>CHO，</w:t>
+      </w:r>
+      <w:r>
+        <w:rPr>
+          <w:rFonts w:hint="eastAsia" w:ascii="Times New Roman" w:hAnsi="Times New Roman" w:eastAsia="FangSong" w:cs="Times New Roman"/>
+        </w:rPr>
+        <w:t>说明双键一端碳上挂两个</w:t>
+      </w:r>
+      <w:r>
+        <w:rPr>
+          <w:rFonts w:ascii="Times New Roman" w:hAnsi="Times New Roman" w:eastAsia="Times New Roman" w:cs="Times New Roman"/>
+        </w:rPr>
+        <w:t xml:space="preserve"> </w:t>
+      </w:r>
+      <w:r>
+        <w:rPr>
+          <w:rFonts w:hint="eastAsia" w:ascii="Times New Roman" w:hAnsi="Times New Roman" w:eastAsia="Times New Roman" w:cs="Times New Roman"/>
+        </w:rPr>
+        <w:t>CH</w:t>
+      </w:r>
+      <w:r>
+        <w:rPr>
+          <w:rFonts w:hint="eastAsia" w:ascii="Times New Roman" w:hAnsi="Times New Roman" w:eastAsia="Times New Roman" w:cs="Times New Roman"/>
+          <w:vertAlign w:val="subscript"/>
+        </w:rPr>
+        <w:t>3</w:t>
+      </w:r>
+      <w:r>
+        <w:rPr>
+          <w:rFonts w:hint="eastAsia" w:ascii="Times New Roman" w:hAnsi="Times New Roman" w:eastAsia="Times New Roman" w:cs="Times New Roman"/>
+        </w:rPr>
+        <w:t>、</w:t>
+      </w:r>
+      <w:r>
+        <w:rPr>
+          <w:rFonts w:hint="eastAsia" w:ascii="Times New Roman" w:hAnsi="Times New Roman" w:eastAsia="FangSong" w:cs="Times New Roman"/>
+        </w:rPr>
+        <w:t>另一端碳上挂一个</w:t>
+      </w:r>
+      <w:r>
+        <w:rPr>
+          <w:rFonts w:ascii="Times New Roman" w:hAnsi="Times New Roman" w:eastAsia="Times New Roman" w:cs="Times New Roman"/>
+        </w:rPr>
+        <w:t xml:space="preserve"> H </w:t>
+      </w:r>
+      <w:r>
+        <w:rPr>
+          <w:rFonts w:hint="eastAsia" w:ascii="Times New Roman" w:hAnsi="Times New Roman" w:eastAsia="FangSong" w:cs="Times New Roman"/>
+        </w:rPr>
+        <w:t xml:space="preserve">与一个</w:t>
+      </w:r>
+      <w:r>
+        <w:rPr>
+          <w:rFonts w:ascii="Times New Roman" w:hAnsi="Times New Roman" w:eastAsia="Times New Roman" w:cs="Times New Roman"/>
+        </w:rPr>
+        <w:t xml:space="preserve"> CH</w:t>
+      </w:r>
+      <w:r>
+        <w:rPr>
+          <w:rFonts w:ascii="Times New Roman" w:hAnsi="Times New Roman" w:eastAsia="Times New Roman" w:cs="Times New Roman"/>
+          <w:vertAlign w:val="subscript"/>
+        </w:rPr>
+        <w:t>3</w:t>
+      </w:r>
+      <w:r>
+        <w:rPr>
+          <w:rFonts w:ascii="Times New Roman" w:hAnsi="Times New Roman" w:eastAsia="Times New Roman" w:cs="Times New Roman"/>
+        </w:rPr>
+        <w:t xml:space="preserve"> → B </w:t>
+      </w:r>
+      <w:r>
+        <w:rPr>
+          <w:rFonts w:hint="eastAsia" w:ascii="Times New Roman" w:hAnsi="Times New Roman" w:eastAsia="FangSong" w:cs="Times New Roman"/>
+        </w:rPr>
+        <w:t xml:space="preserve">只能是</w:t>
+      </w:r>
+      <w:r>
+        <w:rPr>
+          <w:rFonts w:ascii="Times New Roman" w:hAnsi="Times New Roman" w:eastAsia="Times New Roman" w:cs="Times New Roman"/>
+        </w:rPr>
+        <w:t xml:space="preserve"> </w:t>
+      </w:r>
+      <w:r>
+        <w:rPr>
+          <w:rFonts w:hint="eastAsia" w:ascii="Times New Roman" w:hAnsi="Times New Roman" w:eastAsia="Times New Roman" w:cs="Times New Roman"/>
+        </w:rPr>
+        <w:t>(CH</w:t>
+      </w:r>
+      <w:r>
+        <w:rPr>
+          <w:rFonts w:hint="eastAsia" w:ascii="Times New Roman" w:hAnsi="Times New Roman" w:eastAsia="Times New Roman" w:cs="Times New Roman"/>
+          <w:vertAlign w:val="subscript"/>
+        </w:rPr>
+        <w:t>3</w:t>
+      </w:r>
+      <w:r>
+        <w:rPr>
+          <w:rFonts w:hint="eastAsia" w:ascii="Times New Roman" w:hAnsi="Times New Roman" w:eastAsia="Times New Roman" w:cs="Times New Roman"/>
+        </w:rPr>
+        <w:t>)</w:t>
+      </w:r>
+      <w:r>
+        <w:rPr>
+          <w:rFonts w:hint="eastAsia" w:ascii="Times New Roman" w:hAnsi="Times New Roman" w:eastAsia="Times New Roman" w:cs="Times New Roman"/>
+          <w:vertAlign w:val="subscript"/>
+        </w:rPr>
+        <w:t>2</w:t>
+      </w:r>
+      <w:r>
+        <w:rPr>
+          <w:rFonts w:hint="eastAsia" w:ascii="Times New Roman" w:hAnsi="Times New Roman" w:eastAsia="Times New Roman" w:cs="Times New Roman"/>
+        </w:rPr>
+        <w:t>C=CHCH</w:t>
+      </w:r>
+      <w:r>
+        <w:rPr>
+          <w:rFonts w:hint="eastAsia" w:ascii="Times New Roman" w:hAnsi="Times New Roman" w:eastAsia="Times New Roman" w:cs="Times New Roman"/>
+          <w:vertAlign w:val="subscript"/>
+        </w:rPr>
+        <w:t>3</w:t>
+      </w:r>
+      <w:r>
+        <w:rPr>
+          <w:rFonts w:hint="eastAsia" w:ascii="Times New Roman" w:hAnsi="Times New Roman" w:eastAsia="Times New Roman" w:cs="Times New Roman"/>
+        </w:rPr>
+        <w:t>（</w:t>
+      </w:r>
+      <w:r>
+        <w:rPr>
+          <w:rFonts w:hint="eastAsia" w:ascii="Times New Roman" w:hAnsi="Times New Roman" w:eastAsia="FangSong" w:cs="Times New Roman"/>
+        </w:rPr>
+        <w:t>三取代</w:t>
       </w:r>
       <w:r>
         <w:rPr>
@@ -27145,13 +30697,7 @@
         <w:rPr>
           <w:rFonts w:hint="eastAsia" w:ascii="Times New Roman" w:hAnsi="Times New Roman" w:eastAsia="FangSong" w:cs="Times New Roman"/>
         </w:rPr>
-        <w:t>构型反转</w:t>
-      </w:r>
-      <w:r>
-        <w:rPr>
-          <w:rFonts w:hint="eastAsia" w:ascii="Times New Roman" w:hAnsi="Times New Roman" w:eastAsia="Times New Roman" w:cs="Times New Roman"/>
-        </w:rPr>
-        <w:t>。</w:t>
+        <w:t>符合</w:t>
       </w:r>
       <w:r>
         <w:rPr>
@@ -27161,11 +30707,9 @@
       </w:r>
       <w:r>
         <w:rPr>
-          <w:rFonts w:ascii="Times New Roman" w:hAnsi="Times New Roman" w:eastAsia="Times New Roman" w:cs="Times New Roman"/>
-          <w:b/>
-          <w:bCs/>
-        </w:rPr>
-        <w:t xml:space="preserve">7.</w:t>
+          <w:rFonts w:hint="eastAsia" w:ascii="Times New Roman" w:hAnsi="Times New Roman" w:eastAsia="Times New Roman" w:cs="Times New Roman"/>
+        </w:rPr>
+        <w:t xml:space="preserve">Zaitsev）</w:t>
       </w:r>
       <w:r>
         <w:rPr>
@@ -27177,26 +30721,400 @@
         <w:rPr>
           <w:rFonts w:ascii="Times New Roman" w:hAnsi="Times New Roman" w:eastAsia="Times New Roman" w:cs="Times New Roman"/>
         </w:rPr>
-        <w:t>EtOH/H</w:t>
-      </w:r>
-      <w:r>
-        <w:rPr>
-          <w:rFonts w:ascii="Times New Roman" w:hAnsi="Times New Roman" w:eastAsia="Times New Roman" w:cs="Times New Roman"/>
+        <w:t xml:space="preserve">-</w:t>
+      </w:r>
+      <w:r>
+        <w:rPr>
+          <w:rFonts w:ascii="Times New Roman" w:hAnsi="Times New Roman" w:eastAsia="Times New Roman" w:cs="Times New Roman"/>
+        </w:rPr>
+        <w:t xml:space="preserve"> </w:t>
+      </w:r>
+      <w:r>
+        <w:rPr>
+          <w:rFonts w:hint="eastAsia" w:ascii="Times New Roman" w:hAnsi="Times New Roman" w:eastAsia="FangSong" w:cs="Times New Roman"/>
+          <w:b/>
+          <w:bCs/>
+        </w:rPr>
+        <w:t xml:space="preserve">再定</w:t>
+      </w:r>
+      <w:r>
+        <w:rPr>
+          <w:rFonts w:ascii="Times New Roman" w:hAnsi="Times New Roman" w:eastAsia="Times New Roman" w:cs="Times New Roman"/>
+          <w:b/>
+          <w:bCs/>
+        </w:rPr>
+        <w:t xml:space="preserve"> C</w:t>
+      </w:r>
+      <w:r>
+        <w:rPr>
+          <w:rFonts w:hint="eastAsia" w:ascii="Times New Roman" w:hAnsi="Times New Roman" w:eastAsia="Times New Roman" w:cs="Times New Roman"/>
+        </w:rPr>
+        <w:t xml:space="preserve">：B</w:t>
+      </w:r>
+      <w:r>
+        <w:rPr>
+          <w:rFonts w:ascii="Times New Roman" w:hAnsi="Times New Roman" w:eastAsia="Times New Roman" w:cs="Times New Roman"/>
+        </w:rPr>
+        <w:t xml:space="preserve"> </w:t>
+      </w:r>
+      <w:r>
+        <w:rPr>
+          <w:rFonts w:hint="eastAsia" w:ascii="Times New Roman" w:hAnsi="Times New Roman" w:eastAsia="FangSong" w:cs="Times New Roman"/>
+        </w:rPr>
+        <w:t xml:space="preserve">与</w:t>
+      </w:r>
+      <w:r>
+        <w:rPr>
+          <w:rFonts w:ascii="Times New Roman" w:hAnsi="Times New Roman" w:eastAsia="Times New Roman" w:cs="Times New Roman"/>
+        </w:rPr>
+        <w:t xml:space="preserve"> </w:t>
+      </w:r>
+      <w:r>
+        <w:rPr>
+          <w:rFonts w:hint="eastAsia" w:ascii="Times New Roman" w:hAnsi="Times New Roman" w:eastAsia="Times New Roman" w:cs="Times New Roman"/>
+        </w:rPr>
+        <w:t>HBr/</w:t>
+      </w:r>
+      <w:r>
+        <w:rPr>
+          <w:rFonts w:hint="eastAsia" w:ascii="Times New Roman" w:hAnsi="Times New Roman" w:eastAsia="FangSong" w:cs="Times New Roman"/>
+        </w:rPr>
+        <w:t>过氧化物是反马氏自由基加成</w:t>
+      </w:r>
+      <w:r>
+        <w:rPr>
+          <w:rFonts w:hint="eastAsia" w:ascii="Times New Roman" w:hAnsi="Times New Roman" w:eastAsia="Times New Roman" w:cs="Times New Roman"/>
+        </w:rPr>
+        <w:t>——Br·</w:t>
+      </w:r>
+      <w:r>
+        <w:rPr>
+          <w:rFonts w:ascii="Times New Roman" w:hAnsi="Times New Roman" w:eastAsia="Times New Roman" w:cs="Times New Roman"/>
+        </w:rPr>
+        <w:t xml:space="preserve"> </w:t>
+      </w:r>
+      <w:r>
+        <w:rPr>
+          <w:rFonts w:hint="eastAsia" w:ascii="Times New Roman" w:hAnsi="Times New Roman" w:eastAsia="FangSong" w:cs="Times New Roman"/>
+        </w:rPr>
+        <w:t xml:space="preserve">加到</w:t>
+      </w:r>
+      <w:r>
+        <w:rPr>
+          <w:rFonts w:hint="eastAsia" w:ascii="Times New Roman" w:hAnsi="Times New Roman" w:eastAsia="FangSong" w:cs="Times New Roman"/>
+          <w:b/>
+          <w:bCs/>
+        </w:rPr>
+        <w:t xml:space="preserve">含</w:t>
+      </w:r>
+      <w:r>
+        <w:rPr>
+          <w:rFonts w:ascii="Times New Roman" w:hAnsi="Times New Roman" w:eastAsia="Times New Roman" w:cs="Times New Roman"/>
+          <w:b/>
+          <w:bCs/>
+        </w:rPr>
+        <w:t xml:space="preserve"> H </w:t>
+      </w:r>
+      <w:r>
+        <w:rPr>
+          <w:rFonts w:hint="eastAsia" w:ascii="Times New Roman" w:hAnsi="Times New Roman" w:eastAsia="FangSong" w:cs="Times New Roman"/>
+          <w:b/>
+          <w:bCs/>
+        </w:rPr>
+        <w:t>多</w:t>
+      </w:r>
+      <w:r>
+        <w:rPr>
+          <w:rFonts w:hint="eastAsia" w:ascii="Times New Roman" w:hAnsi="Times New Roman" w:eastAsia="Times New Roman" w:cs="Times New Roman"/>
+          <w:b/>
+          <w:bCs/>
+        </w:rPr>
+        <w:t>、</w:t>
+      </w:r>
+      <w:r>
+        <w:rPr>
+          <w:rFonts w:hint="eastAsia" w:ascii="Times New Roman" w:hAnsi="Times New Roman" w:eastAsia="FangSong" w:cs="Times New Roman"/>
+          <w:b/>
+          <w:bCs/>
+        </w:rPr>
+        <w:t>取代少的</w:t>
+      </w:r>
+      <w:r>
+        <w:rPr>
+          <w:rFonts w:ascii="Times New Roman" w:hAnsi="Times New Roman" w:eastAsia="Times New Roman" w:cs="Times New Roman"/>
+          <w:b/>
+          <w:bCs/>
+        </w:rPr>
+        <w:t xml:space="preserve"> C3</w:t>
+      </w:r>
+      <w:r>
+        <w:rPr>
+          <w:rFonts w:hint="eastAsia" w:ascii="Times New Roman" w:hAnsi="Times New Roman" w:eastAsia="Times New Roman" w:cs="Times New Roman"/>
+        </w:rPr>
+        <w:t>，</w:t>
+      </w:r>
+      <w:r>
+        <w:rPr>
+          <w:rFonts w:hint="eastAsia" w:ascii="Times New Roman" w:hAnsi="Times New Roman" w:eastAsia="FangSong" w:cs="Times New Roman"/>
+        </w:rPr>
+        <w:t>使自由基中心落在</w:t>
+      </w:r>
+      <w:r>
+        <w:rPr>
+          <w:rFonts w:hint="eastAsia" w:ascii="Times New Roman" w:hAnsi="Times New Roman" w:eastAsia="FangSong" w:cs="Times New Roman"/>
+          <w:b/>
+          <w:bCs/>
+        </w:rPr>
+        <w:t xml:space="preserve">取代多的</w:t>
+      </w:r>
+      <w:r>
+        <w:rPr>
+          <w:rFonts w:ascii="Times New Roman" w:hAnsi="Times New Roman" w:eastAsia="Times New Roman" w:cs="Times New Roman"/>
+          <w:b/>
+          <w:bCs/>
+        </w:rPr>
+        <w:t xml:space="preserve"> </w:t>
+      </w:r>
+      <w:r>
+        <w:rPr>
+          <w:rFonts w:hint="eastAsia" w:ascii="Times New Roman" w:hAnsi="Times New Roman" w:eastAsia="Times New Roman" w:cs="Times New Roman"/>
+          <w:b/>
+          <w:bCs/>
+        </w:rPr>
+        <w:t>C2（</w:t>
+      </w:r>
+      <w:r>
+        <w:rPr>
+          <w:rFonts w:hint="eastAsia" w:ascii="Times New Roman" w:hAnsi="Times New Roman" w:eastAsia="FangSong" w:cs="Times New Roman"/>
+          <w:b/>
+          <w:bCs/>
+        </w:rPr>
+        <w:t>叔自由基</w:t>
+      </w:r>
+      <w:r>
+        <w:rPr>
+          <w:rFonts w:hint="eastAsia" w:ascii="Times New Roman" w:hAnsi="Times New Roman" w:eastAsia="Times New Roman" w:cs="Times New Roman"/>
+          <w:b/>
+          <w:bCs/>
+        </w:rPr>
+        <w:t>，</w:t>
+      </w:r>
+      <w:r>
+        <w:rPr>
+          <w:rFonts w:hint="eastAsia" w:ascii="Times New Roman" w:hAnsi="Times New Roman" w:eastAsia="FangSong" w:cs="Times New Roman"/>
+          <w:b/>
+          <w:bCs/>
+        </w:rPr>
+        <w:t>更稳定</w:t>
+      </w:r>
+      <w:r>
+        <w:rPr>
+          <w:rFonts w:hint="eastAsia" w:ascii="Times New Roman" w:hAnsi="Times New Roman" w:eastAsia="Times New Roman" w:cs="Times New Roman"/>
+          <w:b/>
+          <w:bCs/>
+        </w:rPr>
+        <w:t>）</w:t>
+      </w:r>
+      <w:r>
+        <w:rPr>
+          <w:rFonts w:hint="eastAsia" w:ascii="Times New Roman" w:hAnsi="Times New Roman" w:eastAsia="Times New Roman" w:cs="Times New Roman"/>
+        </w:rPr>
+        <w:t>，</w:t>
+      </w:r>
+      <w:r>
+        <w:rPr>
+          <w:rFonts w:hint="eastAsia" w:ascii="Times New Roman" w:hAnsi="Times New Roman" w:eastAsia="FangSong" w:cs="Times New Roman"/>
+        </w:rPr>
+        <w:t>随后从</w:t>
+      </w:r>
+      <w:r>
+        <w:rPr>
+          <w:rFonts w:ascii="Times New Roman" w:hAnsi="Times New Roman" w:eastAsia="Times New Roman" w:cs="Times New Roman"/>
+        </w:rPr>
+        <w:t xml:space="preserve"> HBr </w:t>
+      </w:r>
+      <w:r>
+        <w:rPr>
+          <w:rFonts w:hint="eastAsia" w:ascii="Times New Roman" w:hAnsi="Times New Roman" w:eastAsia="FangSong" w:cs="Times New Roman"/>
+        </w:rPr>
+        <w:t xml:space="preserve">夺</w:t>
+      </w:r>
+      <w:r>
+        <w:rPr>
+          <w:rFonts w:ascii="Times New Roman" w:hAnsi="Times New Roman" w:eastAsia="Times New Roman" w:cs="Times New Roman"/>
+        </w:rPr>
+        <w:t xml:space="preserve"> H → </w:t>
+      </w:r>
+      <w:r>
+        <w:rPr>
+          <w:rFonts w:hint="eastAsia" w:ascii="Times New Roman" w:hAnsi="Times New Roman" w:eastAsia="FangSong" w:cs="Times New Roman"/>
+        </w:rPr>
+        <w:t xml:space="preserve">最终</w:t>
+      </w:r>
+      <w:r>
+        <w:rPr>
+          <w:rFonts w:ascii="Times New Roman" w:hAnsi="Times New Roman" w:eastAsia="Times New Roman" w:cs="Times New Roman"/>
+        </w:rPr>
+        <w:t xml:space="preserve"> Br </w:t>
+      </w:r>
+      <w:r>
+        <w:rPr>
+          <w:rFonts w:hint="eastAsia" w:ascii="Times New Roman" w:hAnsi="Times New Roman" w:eastAsia="FangSong" w:cs="Times New Roman"/>
+        </w:rPr>
+        <w:t xml:space="preserve">在</w:t>
+      </w:r>
+      <w:r>
+        <w:rPr>
+          <w:rFonts w:ascii="Times New Roman" w:hAnsi="Times New Roman" w:eastAsia="Times New Roman" w:cs="Times New Roman"/>
+        </w:rPr>
+        <w:t xml:space="preserve"> C3、H </w:t>
+      </w:r>
+      <w:r>
+        <w:rPr>
+          <w:rFonts w:hint="eastAsia" w:ascii="Times New Roman" w:hAnsi="Times New Roman" w:eastAsia="FangSong" w:cs="Times New Roman"/>
+        </w:rPr>
+        <w:t xml:space="preserve">在</w:t>
+      </w:r>
+      <w:r>
+        <w:rPr>
+          <w:rFonts w:ascii="Times New Roman" w:hAnsi="Times New Roman" w:eastAsia="Times New Roman" w:cs="Times New Roman"/>
+        </w:rPr>
+        <w:t xml:space="preserve"> </w:t>
+      </w:r>
+      <w:r>
+        <w:rPr>
+          <w:rFonts w:hint="eastAsia" w:ascii="Times New Roman" w:hAnsi="Times New Roman" w:eastAsia="Times New Roman" w:cs="Times New Roman"/>
+        </w:rPr>
+        <w:t>C2，</w:t>
+      </w:r>
+      <w:r>
+        <w:rPr>
+          <w:rFonts w:hint="eastAsia" w:ascii="Times New Roman" w:hAnsi="Times New Roman" w:eastAsia="FangSong" w:cs="Times New Roman"/>
+        </w:rPr>
+        <w:t>产物为</w:t>
+      </w:r>
+      <w:r>
+        <w:rPr>
+          <w:rFonts w:ascii="Times New Roman" w:hAnsi="Times New Roman" w:eastAsia="Times New Roman" w:cs="Times New Roman"/>
+        </w:rPr>
+        <w:t xml:space="preserve"> </w:t>
+      </w:r>
+      <w:r>
+        <w:rPr>
+          <w:rFonts w:hint="eastAsia" w:ascii="Times New Roman" w:hAnsi="Times New Roman" w:eastAsia="Times New Roman" w:cs="Times New Roman"/>
+        </w:rPr>
+        <w:t>(CH</w:t>
+      </w:r>
+      <w:r>
+        <w:rPr>
+          <w:rFonts w:hint="eastAsia" w:ascii="Times New Roman" w:hAnsi="Times New Roman" w:eastAsia="Times New Roman" w:cs="Times New Roman"/>
           <w:vertAlign w:val="subscript"/>
         </w:rPr>
+        <w:t>3</w:t>
+      </w:r>
+      <w:r>
+        <w:rPr>
+          <w:rFonts w:hint="eastAsia" w:ascii="Times New Roman" w:hAnsi="Times New Roman" w:eastAsia="Times New Roman" w:cs="Times New Roman"/>
+        </w:rPr>
+        <w:t>)</w:t>
+      </w:r>
+      <w:r>
+        <w:rPr>
+          <w:rFonts w:hint="eastAsia" w:ascii="Times New Roman" w:hAnsi="Times New Roman" w:eastAsia="Times New Roman" w:cs="Times New Roman"/>
+          <w:vertAlign w:val="subscript"/>
+        </w:rPr>
         <w:t>2</w:t>
       </w:r>
       <w:r>
         <w:rPr>
-          <w:rFonts w:ascii="Times New Roman" w:hAnsi="Times New Roman" w:eastAsia="Times New Roman" w:cs="Times New Roman"/>
-        </w:rPr>
-        <w:t xml:space="preserve">O </w:t>
-      </w:r>
-      <w:r>
-        <w:rPr>
-          <w:rFonts w:hint="eastAsia" w:ascii="Times New Roman" w:hAnsi="Times New Roman" w:eastAsia="FangSong" w:cs="Times New Roman"/>
-        </w:rPr>
-        <w:t>为极性质子溶剂</w:t>
+          <w:rFonts w:hint="eastAsia" w:ascii="Times New Roman" w:hAnsi="Times New Roman" w:eastAsia="Times New Roman" w:cs="Times New Roman"/>
+        </w:rPr>
+        <w:t>CHCHBrCH</w:t>
+      </w:r>
+      <w:r>
+        <w:rPr>
+          <w:rFonts w:hint="eastAsia" w:ascii="Times New Roman" w:hAnsi="Times New Roman" w:eastAsia="Times New Roman" w:cs="Times New Roman"/>
+          <w:vertAlign w:val="subscript"/>
+        </w:rPr>
+        <w:t>3</w:t>
+      </w:r>
+      <w:r>
+        <w:rPr>
+          <w:rFonts w:hint="eastAsia" w:ascii="Times New Roman" w:hAnsi="Times New Roman" w:eastAsia="Times New Roman" w:cs="Times New Roman"/>
+        </w:rPr>
+        <w:t>（2-</w:t>
+      </w:r>
+      <w:r>
+        <w:rPr>
+          <w:rFonts w:hint="eastAsia" w:ascii="Times New Roman" w:hAnsi="Times New Roman" w:eastAsia="FangSong" w:cs="Times New Roman"/>
+        </w:rPr>
+        <w:t>溴</w:t>
+      </w:r>
+      <w:r>
+        <w:rPr>
+          <w:rFonts w:hint="eastAsia" w:ascii="Times New Roman" w:hAnsi="Times New Roman" w:eastAsia="Times New Roman" w:cs="Times New Roman"/>
+        </w:rPr>
+        <w:t>-3-</w:t>
+      </w:r>
+      <w:r>
+        <w:rPr>
+          <w:rFonts w:hint="eastAsia" w:ascii="Times New Roman" w:hAnsi="Times New Roman" w:eastAsia="FangSong" w:cs="Times New Roman"/>
+        </w:rPr>
+        <w:t>甲基丁烷</w:t>
+      </w:r>
+      <w:r>
+        <w:rPr>
+          <w:rFonts w:hint="eastAsia" w:ascii="Times New Roman" w:hAnsi="Times New Roman" w:eastAsia="Times New Roman" w:cs="Times New Roman"/>
+        </w:rPr>
+        <w:t>）。</w:t>
+      </w:r>
+      <w:r>
+        <w:rPr>
+          <w:rFonts w:hint="eastAsia" w:ascii="Times New Roman" w:hAnsi="Times New Roman" w:eastAsia="FangSong" w:cs="Times New Roman"/>
+        </w:rPr>
+        <w:t>这一步的产物是</w:t>
+      </w:r>
+      <w:r>
+        <w:rPr>
+          <w:rFonts w:hint="eastAsia" w:ascii="Times New Roman" w:hAnsi="Times New Roman" w:eastAsia="FangSong" w:cs="Times New Roman"/>
+          <w:b/>
+          <w:bCs/>
+        </w:rPr>
+        <w:t xml:space="preserve">唯一确定的</w:t>
+      </w:r>
+      <w:r>
+        <w:rPr>
+          <w:rFonts w:ascii="Times New Roman" w:hAnsi="Times New Roman" w:eastAsia="Times New Roman" w:cs="Times New Roman"/>
+        </w:rPr>
+        <w:t xml:space="preserve"> </w:t>
+      </w:r>
+      <w:r>
+        <w:rPr>
+          <w:rFonts w:ascii="Times New Roman" w:hAnsi="Times New Roman" w:eastAsia="Times New Roman" w:cs="Times New Roman"/>
+        </w:rPr>
+        <w:t xml:space="preserve">-</w:t>
+      </w:r>
+      <w:r>
+        <w:rPr>
+          <w:rFonts w:ascii="Times New Roman" w:hAnsi="Times New Roman" w:eastAsia="Times New Roman" w:cs="Times New Roman"/>
+        </w:rPr>
+        <w:t xml:space="preserve"> </w:t>
+      </w:r>
+      <w:r>
+        <w:rPr>
+          <w:rFonts w:hint="eastAsia" w:ascii="Times New Roman" w:hAnsi="Times New Roman" w:eastAsia="FangSong" w:cs="Times New Roman"/>
+          <w:b/>
+          <w:bCs/>
+        </w:rPr>
+        <w:t xml:space="preserve">最后定</w:t>
+      </w:r>
+      <w:r>
+        <w:rPr>
+          <w:rFonts w:ascii="Times New Roman" w:hAnsi="Times New Roman" w:eastAsia="Times New Roman" w:cs="Times New Roman"/>
+          <w:b/>
+          <w:bCs/>
+        </w:rPr>
+        <w:t xml:space="preserve"> A</w:t>
       </w:r>
       <w:r>
         <w:rPr>
@@ -27208,7 +31126,208 @@
         <w:rPr>
           <w:rFonts w:hint="eastAsia" w:ascii="Times New Roman" w:hAnsi="Times New Roman" w:eastAsia="FangSong" w:cs="Times New Roman"/>
         </w:rPr>
-        <w:t>稳定碳正离子</w:t>
+        <w:t>能经</w:t>
+      </w:r>
+      <w:r>
+        <w:rPr>
+          <w:rFonts w:ascii="Times New Roman" w:hAnsi="Times New Roman" w:eastAsia="Times New Roman" w:cs="Times New Roman"/>
+        </w:rPr>
+        <w:t xml:space="preserve"> E2 </w:t>
+      </w:r>
+      <w:r>
+        <w:rPr>
+          <w:rFonts w:hint="eastAsia" w:ascii="Times New Roman" w:hAnsi="Times New Roman" w:eastAsia="FangSong" w:cs="Times New Roman"/>
+        </w:rPr>
+        <w:t xml:space="preserve">消除给出</w:t>
+      </w:r>
+      <w:r>
+        <w:rPr>
+          <w:rFonts w:ascii="Times New Roman" w:hAnsi="Times New Roman" w:eastAsia="Times New Roman" w:cs="Times New Roman"/>
+        </w:rPr>
+        <w:t xml:space="preserve"> B </w:t>
+      </w:r>
+      <w:r>
+        <w:rPr>
+          <w:rFonts w:hint="eastAsia" w:ascii="Times New Roman" w:hAnsi="Times New Roman" w:eastAsia="FangSong" w:cs="Times New Roman"/>
+        </w:rPr>
+        <w:t>的溴代物有两个候选</w:t>
+      </w:r>
+      <w:r>
+        <w:rPr>
+          <w:rFonts w:hint="eastAsia" w:ascii="Times New Roman" w:hAnsi="Times New Roman" w:eastAsia="Times New Roman" w:cs="Times New Roman"/>
+        </w:rPr>
+        <w:t>——(CH</w:t>
+      </w:r>
+      <w:r>
+        <w:rPr>
+          <w:rFonts w:hint="eastAsia" w:ascii="Times New Roman" w:hAnsi="Times New Roman" w:eastAsia="Times New Roman" w:cs="Times New Roman"/>
+          <w:vertAlign w:val="subscript"/>
+        </w:rPr>
+        <w:t>3</w:t>
+      </w:r>
+      <w:r>
+        <w:rPr>
+          <w:rFonts w:hint="eastAsia" w:ascii="Times New Roman" w:hAnsi="Times New Roman" w:eastAsia="Times New Roman" w:cs="Times New Roman"/>
+        </w:rPr>
+        <w:t>)</w:t>
+      </w:r>
+      <w:r>
+        <w:rPr>
+          <w:rFonts w:hint="eastAsia" w:ascii="Times New Roman" w:hAnsi="Times New Roman" w:eastAsia="Times New Roman" w:cs="Times New Roman"/>
+          <w:vertAlign w:val="subscript"/>
+        </w:rPr>
+        <w:t>2</w:t>
+      </w:r>
+      <w:r>
+        <w:rPr>
+          <w:rFonts w:hint="eastAsia" w:ascii="Times New Roman" w:hAnsi="Times New Roman" w:eastAsia="Times New Roman" w:cs="Times New Roman"/>
+        </w:rPr>
+        <w:t>CBrCH</w:t>
+      </w:r>
+      <w:r>
+        <w:rPr>
+          <w:rFonts w:hint="eastAsia" w:ascii="Times New Roman" w:hAnsi="Times New Roman" w:eastAsia="Times New Roman" w:cs="Times New Roman"/>
+          <w:vertAlign w:val="subscript"/>
+        </w:rPr>
+        <w:t>2</w:t>
+      </w:r>
+      <w:r>
+        <w:rPr>
+          <w:rFonts w:hint="eastAsia" w:ascii="Times New Roman" w:hAnsi="Times New Roman" w:eastAsia="Times New Roman" w:cs="Times New Roman"/>
+        </w:rPr>
+        <w:t>CH</w:t>
+      </w:r>
+      <w:r>
+        <w:rPr>
+          <w:rFonts w:hint="eastAsia" w:ascii="Times New Roman" w:hAnsi="Times New Roman" w:eastAsia="Times New Roman" w:cs="Times New Roman"/>
+          <w:vertAlign w:val="subscript"/>
+        </w:rPr>
+        <w:t>3</w:t>
+      </w:r>
+      <w:r>
+        <w:rPr>
+          <w:rFonts w:hint="eastAsia" w:ascii="Times New Roman" w:hAnsi="Times New Roman" w:eastAsia="Times New Roman" w:cs="Times New Roman"/>
+        </w:rPr>
+        <w:t>（</w:t>
+      </w:r>
+      <w:r>
+        <w:rPr>
+          <w:rFonts w:hint="eastAsia" w:ascii="Times New Roman" w:hAnsi="Times New Roman" w:eastAsia="FangSong" w:cs="Times New Roman"/>
+        </w:rPr>
+        <w:t>叔溴</w:t>
+      </w:r>
+      <w:r>
+        <w:rPr>
+          <w:rFonts w:hint="eastAsia" w:ascii="Times New Roman" w:hAnsi="Times New Roman" w:eastAsia="Times New Roman" w:cs="Times New Roman"/>
+        </w:rPr>
+        <w:t>）</w:t>
+      </w:r>
+      <w:r>
+        <w:rPr>
+          <w:rFonts w:hint="eastAsia" w:ascii="Times New Roman" w:hAnsi="Times New Roman" w:eastAsia="FangSong" w:cs="Times New Roman"/>
+        </w:rPr>
+        <w:t>与</w:t>
+      </w:r>
+      <w:r>
+        <w:rPr>
+          <w:rFonts w:ascii="Times New Roman" w:hAnsi="Times New Roman" w:eastAsia="Times New Roman" w:cs="Times New Roman"/>
+        </w:rPr>
+        <w:t xml:space="preserve"> </w:t>
+      </w:r>
+      <w:r>
+        <w:rPr>
+          <w:rFonts w:hint="eastAsia" w:ascii="Times New Roman" w:hAnsi="Times New Roman" w:eastAsia="Times New Roman" w:cs="Times New Roman"/>
+        </w:rPr>
+        <w:t>(CH</w:t>
+      </w:r>
+      <w:r>
+        <w:rPr>
+          <w:rFonts w:hint="eastAsia" w:ascii="Times New Roman" w:hAnsi="Times New Roman" w:eastAsia="Times New Roman" w:cs="Times New Roman"/>
+          <w:vertAlign w:val="subscript"/>
+        </w:rPr>
+        <w:t>3</w:t>
+      </w:r>
+      <w:r>
+        <w:rPr>
+          <w:rFonts w:hint="eastAsia" w:ascii="Times New Roman" w:hAnsi="Times New Roman" w:eastAsia="Times New Roman" w:cs="Times New Roman"/>
+        </w:rPr>
+        <w:t>)</w:t>
+      </w:r>
+      <w:r>
+        <w:rPr>
+          <w:rFonts w:hint="eastAsia" w:ascii="Times New Roman" w:hAnsi="Times New Roman" w:eastAsia="Times New Roman" w:cs="Times New Roman"/>
+          <w:vertAlign w:val="subscript"/>
+        </w:rPr>
+        <w:t>2</w:t>
+      </w:r>
+      <w:r>
+        <w:rPr>
+          <w:rFonts w:hint="eastAsia" w:ascii="Times New Roman" w:hAnsi="Times New Roman" w:eastAsia="Times New Roman" w:cs="Times New Roman"/>
+        </w:rPr>
+        <w:t>CHCHBrCH</w:t>
+      </w:r>
+      <w:r>
+        <w:rPr>
+          <w:rFonts w:hint="eastAsia" w:ascii="Times New Roman" w:hAnsi="Times New Roman" w:eastAsia="Times New Roman" w:cs="Times New Roman"/>
+          <w:vertAlign w:val="subscript"/>
+        </w:rPr>
+        <w:t>3</w:t>
+      </w:r>
+      <w:r>
+        <w:rPr>
+          <w:rFonts w:hint="eastAsia" w:ascii="Times New Roman" w:hAnsi="Times New Roman" w:eastAsia="Times New Roman" w:cs="Times New Roman"/>
+        </w:rPr>
+        <w:t>（</w:t>
+      </w:r>
+      <w:r>
+        <w:rPr>
+          <w:rFonts w:hint="eastAsia" w:ascii="Times New Roman" w:hAnsi="Times New Roman" w:eastAsia="FangSong" w:cs="Times New Roman"/>
+        </w:rPr>
+        <w:t>仲溴</w:t>
+      </w:r>
+      <w:r>
+        <w:rPr>
+          <w:rFonts w:hint="eastAsia" w:ascii="Times New Roman" w:hAnsi="Times New Roman" w:eastAsia="Times New Roman" w:cs="Times New Roman"/>
+        </w:rPr>
+        <w:t>）。</w:t>
+      </w:r>
+      <w:r>
+        <w:rPr>
+          <w:rFonts w:hint="eastAsia" w:ascii="Times New Roman" w:hAnsi="Times New Roman" w:eastAsia="FangSong" w:cs="Times New Roman"/>
+        </w:rPr>
+        <w:t>题设</w:t>
+      </w:r>
+      <w:r>
+        <w:rPr>
+          <w:rFonts w:ascii="Times New Roman" w:hAnsi="Times New Roman" w:eastAsia="Times New Roman" w:cs="Times New Roman"/>
+        </w:rPr>
+        <w:t xml:space="preserve"> C </w:t>
+      </w:r>
+      <w:r>
+        <w:rPr>
+          <w:rFonts w:hint="eastAsia" w:ascii="Times New Roman" w:hAnsi="Times New Roman" w:eastAsia="FangSong" w:cs="Times New Roman"/>
+        </w:rPr>
+        <w:t xml:space="preserve">是</w:t>
+      </w:r>
+      <w:r>
+        <w:rPr>
+          <w:rFonts w:ascii="Times New Roman" w:hAnsi="Times New Roman" w:eastAsia="Times New Roman" w:cs="Times New Roman"/>
+        </w:rPr>
+        <w:t xml:space="preserve"> A </w:t>
+      </w:r>
+      <w:r>
+        <w:rPr>
+          <w:rFonts w:hint="eastAsia" w:ascii="Times New Roman" w:hAnsi="Times New Roman" w:eastAsia="FangSong" w:cs="Times New Roman"/>
+        </w:rPr>
+        <w:t xml:space="preserve">的</w:t>
+      </w:r>
+      <w:r>
+        <w:rPr>
+          <w:rFonts w:hint="eastAsia" w:ascii="Times New Roman" w:hAnsi="Times New Roman" w:eastAsia="FangSong" w:cs="Times New Roman"/>
+          <w:b/>
+          <w:bCs/>
+        </w:rPr>
+        <w:t xml:space="preserve">异构体</w:t>
       </w:r>
       <w:r>
         <w:rPr>
@@ -27220,7 +31339,46 @@
         <w:rPr>
           <w:rFonts w:hint="eastAsia" w:ascii="Times New Roman" w:hAnsi="Times New Roman" w:eastAsia="FangSong" w:cs="Times New Roman"/>
         </w:rPr>
-        <w:t>利于</w:t>
+        <w:t>而上一步已把</w:t>
+      </w:r>
+      <w:r>
+        <w:rPr>
+          <w:rFonts w:ascii="Times New Roman" w:hAnsi="Times New Roman" w:eastAsia="Times New Roman" w:cs="Times New Roman"/>
+        </w:rPr>
+        <w:t xml:space="preserve"> (CH</w:t>
+      </w:r>
+      <w:r>
+        <w:rPr>
+          <w:rFonts w:ascii="Times New Roman" w:hAnsi="Times New Roman" w:eastAsia="Times New Roman" w:cs="Times New Roman"/>
+          <w:vertAlign w:val="subscript"/>
+        </w:rPr>
+        <w:t>3</w:t>
+      </w:r>
+      <w:r>
+        <w:rPr>
+          <w:rFonts w:ascii="Times New Roman" w:hAnsi="Times New Roman" w:eastAsia="Times New Roman" w:cs="Times New Roman"/>
+        </w:rPr>
+        <w:t>)</w:t>
+      </w:r>
+      <w:r>
+        <w:rPr>
+          <w:rFonts w:ascii="Times New Roman" w:hAnsi="Times New Roman" w:eastAsia="Times New Roman" w:cs="Times New Roman"/>
+          <w:vertAlign w:val="subscript"/>
+        </w:rPr>
+        <w:t>2</w:t>
+      </w:r>
+      <w:r>
+        <w:rPr>
+          <w:rFonts w:ascii="Times New Roman" w:hAnsi="Times New Roman" w:eastAsia="Times New Roman" w:cs="Times New Roman"/>
+        </w:rPr>
+        <w:t>CHCHBrCH</w:t>
+      </w:r>
+      <w:r>
+        <w:rPr>
+          <w:rFonts w:ascii="Times New Roman" w:hAnsi="Times New Roman" w:eastAsia="Times New Roman" w:cs="Times New Roman"/>
+          <w:vertAlign w:val="subscript"/>
+        </w:rPr>
+        <w:t>3</w:t>
       </w:r>
       <w:r>
         <w:rPr>
@@ -27230,60 +31388,9 @@
       </w:r>
       <w:r>
         <w:rPr>
-          <w:rFonts w:hint="eastAsia" w:ascii="Times New Roman" w:hAnsi="Times New Roman" w:eastAsia="Times New Roman" w:cs="Times New Roman"/>
-        </w:rPr>
-        <w:t>SN1，(CH</w:t>
-      </w:r>
-      <w:r>
-        <w:rPr>
-          <w:rFonts w:hint="eastAsia" w:ascii="Times New Roman" w:hAnsi="Times New Roman" w:eastAsia="Times New Roman" w:cs="Times New Roman"/>
-          <w:vertAlign w:val="subscript"/>
-        </w:rPr>
-        <w:t>3</w:t>
-      </w:r>
-      <w:r>
-        <w:rPr>
-          <w:rFonts w:hint="eastAsia" w:ascii="Times New Roman" w:hAnsi="Times New Roman" w:eastAsia="Times New Roman" w:cs="Times New Roman"/>
-        </w:rPr>
-        <w:t>)</w:t>
-      </w:r>
-      <w:r>
-        <w:rPr>
-          <w:rFonts w:hint="eastAsia" w:ascii="Times New Roman" w:hAnsi="Times New Roman" w:eastAsia="Times New Roman" w:cs="Times New Roman"/>
-          <w:vertAlign w:val="subscript"/>
-        </w:rPr>
-        <w:t>3</w:t>
-      </w:r>
-      <w:r>
-        <w:rPr>
-          <w:rFonts w:hint="eastAsia" w:ascii="Times New Roman" w:hAnsi="Times New Roman" w:eastAsia="Times New Roman" w:cs="Times New Roman"/>
-        </w:rPr>
-        <w:t>CCl（3°）</w:t>
-      </w:r>
-      <w:r>
-        <w:rPr>
-          <w:rFonts w:hint="eastAsia" w:ascii="Times New Roman" w:hAnsi="Times New Roman" w:eastAsia="FangSong" w:cs="Times New Roman"/>
-        </w:rPr>
-        <w:t>水解快</w:t>
-      </w:r>
-      <w:r>
-        <w:rPr>
-          <w:rFonts w:hint="eastAsia" w:ascii="Times New Roman" w:hAnsi="Times New Roman" w:eastAsia="Times New Roman" w:cs="Times New Roman"/>
-        </w:rPr>
-        <w:t>；CH</w:t>
-      </w:r>
-      <w:r>
-        <w:rPr>
-          <w:rFonts w:hint="eastAsia" w:ascii="Times New Roman" w:hAnsi="Times New Roman" w:eastAsia="Times New Roman" w:cs="Times New Roman"/>
-          <w:vertAlign w:val="subscript"/>
-        </w:rPr>
-        <w:t>3</w:t>
-      </w:r>
-      <w:r>
-        <w:rPr>
-          <w:rFonts w:hint="eastAsia" w:ascii="Times New Roman" w:hAnsi="Times New Roman" w:eastAsia="Times New Roman" w:cs="Times New Roman"/>
-        </w:rPr>
-        <w:t>Cl</w:t>
+          <w:rFonts w:hint="eastAsia" w:ascii="Times New Roman" w:hAnsi="Times New Roman" w:eastAsia="FangSong" w:cs="Times New Roman"/>
+        </w:rPr>
+        <w:t xml:space="preserve">判给</w:t>
       </w:r>
       <w:r>
         <w:rPr>
@@ -27293,9 +31400,15 @@
       </w:r>
       <w:r>
         <w:rPr>
-          <w:rFonts w:hint="eastAsia" w:ascii="Times New Roman" w:hAnsi="Times New Roman" w:eastAsia="FangSong" w:cs="Times New Roman"/>
-        </w:rPr>
-        <w:t xml:space="preserve">只能</w:t>
+          <w:rFonts w:hint="eastAsia" w:ascii="Times New Roman" w:hAnsi="Times New Roman" w:eastAsia="Times New Roman" w:cs="Times New Roman"/>
+        </w:rPr>
+        <w:t>C，</w:t>
+      </w:r>
+      <w:r>
+        <w:rPr>
+          <w:rFonts w:hint="eastAsia" w:ascii="Times New Roman" w:hAnsi="Times New Roman" w:eastAsia="FangSong" w:cs="Times New Roman"/>
+        </w:rPr>
+        <w:t>故</w:t>
       </w:r>
       <w:r>
         <w:rPr>
@@ -27305,27 +31418,135 @@
       </w:r>
       <w:r>
         <w:rPr>
-          <w:rFonts w:hint="eastAsia" w:ascii="Times New Roman" w:hAnsi="Times New Roman" w:eastAsia="Times New Roman" w:cs="Times New Roman"/>
-        </w:rPr>
-        <w:t>SN2，</w:t>
-      </w:r>
-      <w:r>
-        <w:rPr>
-          <w:rFonts w:hint="eastAsia" w:ascii="Times New Roman" w:hAnsi="Times New Roman" w:eastAsia="FangSong" w:cs="Times New Roman"/>
-        </w:rPr>
-        <w:t>质子溶剂溶剂化包裹亲核试剂反而被抑制</w:t>
-      </w:r>
-      <w:r>
-        <w:rPr>
-          <w:rFonts w:hint="eastAsia" w:ascii="Times New Roman" w:hAnsi="Times New Roman" w:eastAsia="Times New Roman" w:cs="Times New Roman"/>
-        </w:rPr>
-        <w:t>。</w:t>
-      </w:r>
-      <w:r>
-        <w:rPr>
-          <w:rFonts w:hint="eastAsia" w:ascii="Times New Roman" w:hAnsi="Times New Roman" w:eastAsia="FangSong" w:cs="Times New Roman"/>
-        </w:rPr>
-        <w:t>丙酮为极性非质子溶剂</w:t>
+          <w:rFonts w:ascii="Times New Roman" w:hAnsi="Times New Roman" w:eastAsia="Times New Roman" w:cs="Times New Roman"/>
+          <w:b/>
+          <w:bCs/>
+        </w:rPr>
+        <w:t xml:space="preserve">A = </w:t>
+      </w:r>
+      <w:r>
+        <w:rPr>
+          <w:rFonts w:hint="eastAsia" w:ascii="Times New Roman" w:hAnsi="Times New Roman" w:eastAsia="Times New Roman" w:cs="Times New Roman"/>
+          <w:b/>
+          <w:bCs/>
+        </w:rPr>
+        <w:t>2-</w:t>
+      </w:r>
+      <w:r>
+        <w:rPr>
+          <w:rFonts w:hint="eastAsia" w:ascii="Times New Roman" w:hAnsi="Times New Roman" w:eastAsia="FangSong" w:cs="Times New Roman"/>
+          <w:b/>
+          <w:bCs/>
+        </w:rPr>
+        <w:t>溴</w:t>
+      </w:r>
+      <w:r>
+        <w:rPr>
+          <w:rFonts w:hint="eastAsia" w:ascii="Times New Roman" w:hAnsi="Times New Roman" w:eastAsia="Times New Roman" w:cs="Times New Roman"/>
+          <w:b/>
+          <w:bCs/>
+        </w:rPr>
+        <w:t>-2-</w:t>
+      </w:r>
+      <w:r>
+        <w:rPr>
+          <w:rFonts w:hint="eastAsia" w:ascii="Times New Roman" w:hAnsi="Times New Roman" w:eastAsia="FangSong" w:cs="Times New Roman"/>
+          <w:b/>
+          <w:bCs/>
+        </w:rPr>
+        <w:t>甲基丁烷</w:t>
+      </w:r>
+      <w:r>
+        <w:rPr>
+          <w:rFonts w:hint="eastAsia" w:ascii="Times New Roman" w:hAnsi="Times New Roman" w:eastAsia="Times New Roman" w:cs="Times New Roman"/>
+        </w:rPr>
+        <w:t>（</w:t>
+      </w:r>
+      <w:r>
+        <w:rPr>
+          <w:rFonts w:hint="eastAsia" w:ascii="Times New Roman" w:hAnsi="Times New Roman" w:eastAsia="FangSong" w:cs="Times New Roman"/>
+        </w:rPr>
+        <w:t>叔溴</w:t>
+      </w:r>
+      <w:r>
+        <w:rPr>
+          <w:rFonts w:hint="eastAsia" w:ascii="Times New Roman" w:hAnsi="Times New Roman" w:eastAsia="Times New Roman" w:cs="Times New Roman"/>
+        </w:rPr>
+        <w:t>；KOH/EtOH</w:t>
+      </w:r>
+      <w:r>
+        <w:rPr>
+          <w:rFonts w:ascii="Times New Roman" w:hAnsi="Times New Roman" w:eastAsia="Times New Roman" w:cs="Times New Roman"/>
+        </w:rPr>
+        <w:t xml:space="preserve"> </w:t>
+      </w:r>
+      <w:r>
+        <w:rPr>
+          <w:rFonts w:hint="eastAsia" w:ascii="Times New Roman" w:hAnsi="Times New Roman" w:eastAsia="FangSong" w:cs="Times New Roman"/>
+        </w:rPr>
+        <w:t xml:space="preserve">中</w:t>
+      </w:r>
+      <w:r>
+        <w:rPr>
+          <w:rFonts w:ascii="Times New Roman" w:hAnsi="Times New Roman" w:eastAsia="Times New Roman" w:cs="Times New Roman"/>
+        </w:rPr>
+        <w:t xml:space="preserve"> E2 </w:t>
+      </w:r>
+      <w:r>
+        <w:rPr>
+          <w:rFonts w:hint="eastAsia" w:ascii="Times New Roman" w:hAnsi="Times New Roman" w:eastAsia="FangSong" w:cs="Times New Roman"/>
+        </w:rPr>
+        <w:t xml:space="preserve">按</w:t>
+      </w:r>
+      <w:r>
+        <w:rPr>
+          <w:rFonts w:ascii="Times New Roman" w:hAnsi="Times New Roman" w:eastAsia="Times New Roman" w:cs="Times New Roman"/>
+        </w:rPr>
+        <w:t xml:space="preserve"> Saytzeff </w:t>
+      </w:r>
+      <w:r>
+        <w:rPr>
+          <w:rFonts w:hint="eastAsia" w:ascii="Times New Roman" w:hAnsi="Times New Roman" w:eastAsia="FangSong" w:cs="Times New Roman"/>
+        </w:rPr>
+        <w:t xml:space="preserve">给三取代的</w:t>
+      </w:r>
+      <w:r>
+        <w:rPr>
+          <w:rFonts w:ascii="Times New Roman" w:hAnsi="Times New Roman" w:eastAsia="Times New Roman" w:cs="Times New Roman"/>
+        </w:rPr>
+        <w:t xml:space="preserve"> </w:t>
+      </w:r>
+      <w:r>
+        <w:rPr>
+          <w:rFonts w:hint="eastAsia" w:ascii="Times New Roman" w:hAnsi="Times New Roman" w:eastAsia="Times New Roman" w:cs="Times New Roman"/>
+        </w:rPr>
+        <w:t xml:space="preserve">B）</w:t>
+      </w:r>
+      <w:r>
+        <w:rPr>
+          <w:rFonts w:ascii="Times New Roman" w:hAnsi="Times New Roman" w:eastAsia="Times New Roman" w:cs="Times New Roman"/>
+        </w:rPr>
+        <w:t xml:space="preserve"> </w:t>
+      </w:r>
+      <w:r>
+        <w:rPr>
+          <w:rFonts w:ascii="Times New Roman" w:hAnsi="Times New Roman" w:eastAsia="Times New Roman" w:cs="Times New Roman"/>
+        </w:rPr>
+        <w:t xml:space="preserve">-</w:t>
+      </w:r>
+      <w:r>
+        <w:rPr>
+          <w:rFonts w:ascii="Times New Roman" w:hAnsi="Times New Roman" w:eastAsia="Times New Roman" w:cs="Times New Roman"/>
+        </w:rPr>
+        <w:t xml:space="preserve"> </w:t>
+      </w:r>
+      <w:r>
+        <w:rPr>
+          <w:rFonts w:hint="eastAsia" w:ascii="Times New Roman" w:hAnsi="Times New Roman" w:eastAsia="FangSong" w:cs="Times New Roman"/>
+          <w:b/>
+          <w:bCs/>
+        </w:rPr>
+        <w:t xml:space="preserve">提醒</w:t>
       </w:r>
       <w:r>
         <w:rPr>
@@ -27337,7 +31558,25 @@
         <w:rPr>
           <w:rFonts w:hint="eastAsia" w:ascii="Times New Roman" w:hAnsi="Times New Roman" w:eastAsia="FangSong" w:cs="Times New Roman"/>
         </w:rPr>
-        <w:t>阴离子裸露利于</w:t>
+        <w:t>过氧化物效应只对</w:t>
+      </w:r>
+      <w:r>
+        <w:rPr>
+          <w:rFonts w:ascii="Times New Roman" w:hAnsi="Times New Roman" w:eastAsia="Times New Roman" w:cs="Times New Roman"/>
+        </w:rPr>
+        <w:t xml:space="preserve"> HBr </w:t>
+      </w:r>
+      <w:r>
+        <w:rPr>
+          <w:rFonts w:hint="eastAsia" w:ascii="Times New Roman" w:hAnsi="Times New Roman" w:eastAsia="FangSong" w:cs="Times New Roman"/>
+        </w:rPr>
+        <w:t>有效</w:t>
+      </w:r>
+      <w:r>
+        <w:rPr>
+          <w:rFonts w:hint="eastAsia" w:ascii="Times New Roman" w:hAnsi="Times New Roman" w:eastAsia="Times New Roman" w:cs="Times New Roman"/>
+        </w:rPr>
+        <w:t>（HCl</w:t>
       </w:r>
       <w:r>
         <w:rPr>
@@ -27347,1213 +31586,45 @@
       </w:r>
       <w:r>
         <w:rPr>
-          <w:rFonts w:hint="eastAsia" w:ascii="Times New Roman" w:hAnsi="Times New Roman" w:eastAsia="Times New Roman" w:cs="Times New Roman"/>
-        </w:rPr>
-        <w:t>SN2，CH</w:t>
-      </w:r>
-      <w:r>
-        <w:rPr>
-          <w:rFonts w:hint="eastAsia" w:ascii="Times New Roman" w:hAnsi="Times New Roman" w:eastAsia="Times New Roman" w:cs="Times New Roman"/>
-          <w:vertAlign w:val="subscript"/>
-        </w:rPr>
-        <w:t>3</w:t>
-      </w:r>
-      <w:r>
-        <w:rPr>
-          <w:rFonts w:hint="eastAsia" w:ascii="Times New Roman" w:hAnsi="Times New Roman" w:eastAsia="Times New Roman" w:cs="Times New Roman"/>
-        </w:rPr>
-        <w:t>Cl（</w:t>
-      </w:r>
-      <w:r>
-        <w:rPr>
-          <w:rFonts w:hint="eastAsia" w:ascii="Times New Roman" w:hAnsi="Times New Roman" w:eastAsia="FangSong" w:cs="Times New Roman"/>
-        </w:rPr>
-        <w:t>位阻小</w:t>
+          <w:rFonts w:hint="eastAsia" w:ascii="Times New Roman" w:hAnsi="Times New Roman" w:eastAsia="FangSong" w:cs="Times New Roman"/>
+        </w:rPr>
+        <w:t>的链增长步吸热</w:t>
+      </w:r>
+      <w:r>
+        <w:rPr>
+          <w:rFonts w:hint="eastAsia" w:ascii="Times New Roman" w:hAnsi="Times New Roman" w:eastAsia="Times New Roman" w:cs="Times New Roman"/>
+        </w:rPr>
+        <w:t>、HI</w:t>
+      </w:r>
+      <w:r>
+        <w:rPr>
+          <w:rFonts w:ascii="Times New Roman" w:hAnsi="Times New Roman" w:eastAsia="Times New Roman" w:cs="Times New Roman"/>
+        </w:rPr>
+        <w:t xml:space="preserve"> </w:t>
+      </w:r>
+      <w:r>
+        <w:rPr>
+          <w:rFonts w:hint="eastAsia" w:ascii="Times New Roman" w:hAnsi="Times New Roman" w:eastAsia="FangSong" w:cs="Times New Roman"/>
+        </w:rPr>
+        <w:t>的加成步可逆</w:t>
+      </w:r>
+      <w:r>
+        <w:rPr>
+          <w:rFonts w:hint="eastAsia" w:ascii="Times New Roman" w:hAnsi="Times New Roman" w:eastAsia="Times New Roman" w:cs="Times New Roman"/>
+        </w:rPr>
+        <w:t>，</w:t>
+      </w:r>
+      <w:r>
+        <w:rPr>
+          <w:rFonts w:hint="eastAsia" w:ascii="Times New Roman" w:hAnsi="Times New Roman" w:eastAsia="FangSong" w:cs="Times New Roman"/>
+        </w:rPr>
+        <w:t>均不发生反马氏加成</w:t>
       </w:r>
       <w:r>
         <w:rPr>
           <w:rFonts w:hint="eastAsia" w:ascii="Times New Roman" w:hAnsi="Times New Roman" w:eastAsia="Times New Roman" w:cs="Times New Roman"/>
         </w:rPr>
         <w:t>）</w:t>
-      </w:r>
-      <w:r>
-        <w:rPr>
-          <w:rFonts w:hint="eastAsia" w:ascii="Times New Roman" w:hAnsi="Times New Roman" w:eastAsia="FangSong" w:cs="Times New Roman"/>
-        </w:rPr>
-        <w:t>快</w:t>
-      </w:r>
-      <w:r>
-        <w:rPr>
-          <w:rFonts w:hint="eastAsia" w:ascii="Times New Roman" w:hAnsi="Times New Roman" w:eastAsia="Times New Roman" w:cs="Times New Roman"/>
-        </w:rPr>
-        <w:t>；(CH</w:t>
-      </w:r>
-      <w:r>
-        <w:rPr>
-          <w:rFonts w:hint="eastAsia" w:ascii="Times New Roman" w:hAnsi="Times New Roman" w:eastAsia="Times New Roman" w:cs="Times New Roman"/>
-          <w:vertAlign w:val="subscript"/>
-        </w:rPr>
-        <w:t>3</w:t>
-      </w:r>
-      <w:r>
-        <w:rPr>
-          <w:rFonts w:hint="eastAsia" w:ascii="Times New Roman" w:hAnsi="Times New Roman" w:eastAsia="Times New Roman" w:cs="Times New Roman"/>
-        </w:rPr>
-        <w:t>)</w:t>
-      </w:r>
-      <w:r>
-        <w:rPr>
-          <w:rFonts w:hint="eastAsia" w:ascii="Times New Roman" w:hAnsi="Times New Roman" w:eastAsia="Times New Roman" w:cs="Times New Roman"/>
-          <w:vertAlign w:val="subscript"/>
-        </w:rPr>
-        <w:t>3</w:t>
-      </w:r>
-      <w:r>
-        <w:rPr>
-          <w:rFonts w:hint="eastAsia" w:ascii="Times New Roman" w:hAnsi="Times New Roman" w:eastAsia="Times New Roman" w:cs="Times New Roman"/>
-        </w:rPr>
-        <w:t>CCl</w:t>
-      </w:r>
-      <w:r>
-        <w:rPr>
-          <w:rFonts w:ascii="Times New Roman" w:hAnsi="Times New Roman" w:eastAsia="Times New Roman" w:cs="Times New Roman"/>
-        </w:rPr>
-        <w:t xml:space="preserve"> </w:t>
-      </w:r>
-      <w:r>
-        <w:rPr>
-          <w:rFonts w:hint="eastAsia" w:ascii="Times New Roman" w:hAnsi="Times New Roman" w:eastAsia="FangSong" w:cs="Times New Roman"/>
-        </w:rPr>
-        <w:t xml:space="preserve">位阻大</w:t>
-      </w:r>
-      <w:r>
-        <w:rPr>
-          <w:rFonts w:ascii="Times New Roman" w:hAnsi="Times New Roman" w:eastAsia="Times New Roman" w:cs="Times New Roman"/>
-        </w:rPr>
-        <w:t xml:space="preserve"> SN2 </w:t>
-      </w:r>
-      <w:r>
-        <w:rPr>
-          <w:rFonts w:hint="eastAsia" w:ascii="Times New Roman" w:hAnsi="Times New Roman" w:eastAsia="FangSong" w:cs="Times New Roman"/>
-        </w:rPr>
-        <w:t>极慢</w:t>
-      </w:r>
-      <w:r>
-        <w:rPr>
-          <w:rFonts w:hint="eastAsia" w:ascii="Times New Roman" w:hAnsi="Times New Roman" w:eastAsia="Times New Roman" w:cs="Times New Roman"/>
-        </w:rPr>
-        <w:t>。</w:t>
-      </w:r>
-      <w:r>
-        <w:rPr>
-          <w:rFonts w:ascii="Times New Roman" w:hAnsi="Times New Roman" w:eastAsia="Times New Roman" w:cs="Times New Roman"/>
-        </w:rPr>
-        <w:t xml:space="preserve"> </w:t>
-      </w:r>
-      <w:r>
-        <w:rPr>
-          <w:rFonts w:ascii="Times New Roman" w:hAnsi="Times New Roman" w:eastAsia="Times New Roman" w:cs="Times New Roman"/>
-          <w:b/>
-          <w:bCs/>
-        </w:rPr>
-        <w:t xml:space="preserve">8.</w:t>
-      </w:r>
-      <w:r>
-        <w:rPr>
-          <w:rFonts w:ascii="Times New Roman" w:hAnsi="Times New Roman" w:eastAsia="Times New Roman" w:cs="Times New Roman"/>
-        </w:rPr>
-        <w:t xml:space="preserve"> </w:t>
-      </w:r>
-      <w:r>
-        <w:rPr>
-          <w:rFonts w:hint="eastAsia" w:ascii="Times New Roman" w:hAnsi="Times New Roman" w:eastAsia="Times New Roman" w:cs="Times New Roman"/>
-        </w:rPr>
-        <w:t>Saytzeff（</w:t>
-      </w:r>
-      <w:r>
-        <w:rPr>
-          <w:rFonts w:hint="eastAsia" w:ascii="Times New Roman" w:hAnsi="Times New Roman" w:eastAsia="FangSong" w:cs="Times New Roman"/>
-        </w:rPr>
-        <w:t>热力学稳定</w:t>
-      </w:r>
-      <w:r>
-        <w:rPr>
-          <w:rFonts w:hint="eastAsia" w:ascii="Times New Roman" w:hAnsi="Times New Roman" w:eastAsia="Times New Roman" w:cs="Times New Roman"/>
-        </w:rPr>
-        <w:t>）：2-</w:t>
-      </w:r>
-      <w:r>
-        <w:rPr>
-          <w:rFonts w:hint="eastAsia" w:ascii="Times New Roman" w:hAnsi="Times New Roman" w:eastAsia="FangSong" w:cs="Times New Roman"/>
-        </w:rPr>
-        <w:t>丁烯</w:t>
-      </w:r>
-      <w:r>
-        <w:rPr>
-          <w:rFonts w:ascii="Times New Roman" w:hAnsi="Times New Roman" w:eastAsia="Times New Roman" w:cs="Times New Roman"/>
-        </w:rPr>
-        <w:t xml:space="preserve"> </w:t>
-      </w:r>
-      <w:r>
-        <w:rPr>
-          <w:rFonts w:hint="eastAsia" w:ascii="Times New Roman" w:hAnsi="Times New Roman" w:eastAsia="Times New Roman" w:cs="Times New Roman"/>
-        </w:rPr>
-        <w:t>CH</w:t>
-      </w:r>
-      <w:r>
-        <w:rPr>
-          <w:rFonts w:hint="eastAsia" w:ascii="Times New Roman" w:hAnsi="Times New Roman" w:eastAsia="Times New Roman" w:cs="Times New Roman"/>
-          <w:vertAlign w:val="subscript"/>
-        </w:rPr>
-        <w:t>3</w:t>
-      </w:r>
-      <w:r>
-        <w:rPr>
-          <w:rFonts w:hint="eastAsia" w:ascii="Times New Roman" w:hAnsi="Times New Roman" w:eastAsia="Times New Roman" w:cs="Times New Roman"/>
-        </w:rPr>
-        <w:t>CH=CHCH</w:t>
-      </w:r>
-      <w:r>
-        <w:rPr>
-          <w:rFonts w:hint="eastAsia" w:ascii="Times New Roman" w:hAnsi="Times New Roman" w:eastAsia="Times New Roman" w:cs="Times New Roman"/>
-          <w:vertAlign w:val="subscript"/>
-        </w:rPr>
-        <w:t>3</w:t>
-      </w:r>
-      <w:r>
-        <w:rPr>
-          <w:rFonts w:hint="eastAsia" w:ascii="Times New Roman" w:hAnsi="Times New Roman" w:eastAsia="Times New Roman" w:cs="Times New Roman"/>
-        </w:rPr>
-        <w:t>（</w:t>
-      </w:r>
-      <w:r>
-        <w:rPr>
-          <w:rFonts w:hint="eastAsia" w:ascii="Times New Roman" w:hAnsi="Times New Roman" w:eastAsia="FangSong" w:cs="Times New Roman"/>
-        </w:rPr>
-        <w:t>二取代</w:t>
-      </w:r>
-      <w:r>
-        <w:rPr>
-          <w:rFonts w:hint="eastAsia" w:ascii="Times New Roman" w:hAnsi="Times New Roman" w:eastAsia="Times New Roman" w:cs="Times New Roman"/>
-        </w:rPr>
-        <w:t>）；Hofmann（</w:t>
-      </w:r>
-      <w:r>
-        <w:rPr>
-          <w:rFonts w:hint="eastAsia" w:ascii="Times New Roman" w:hAnsi="Times New Roman" w:eastAsia="FangSong" w:cs="Times New Roman"/>
-        </w:rPr>
-        <w:t>大体积碱</w:t>
-      </w:r>
-      <w:r>
-        <w:rPr>
-          <w:rFonts w:ascii="Times New Roman" w:hAnsi="Times New Roman" w:eastAsia="Times New Roman" w:cs="Times New Roman"/>
-        </w:rPr>
-        <w:t xml:space="preserve"> </w:t>
-      </w:r>
-      <w:r>
-        <w:rPr>
-          <w:rFonts w:hint="eastAsia" w:ascii="Times New Roman" w:hAnsi="Times New Roman" w:eastAsia="Times New Roman" w:cs="Times New Roman"/>
-        </w:rPr>
-        <w:t>t-BuOK）：1-</w:t>
-      </w:r>
-      <w:r>
-        <w:rPr>
-          <w:rFonts w:hint="eastAsia" w:ascii="Times New Roman" w:hAnsi="Times New Roman" w:eastAsia="FangSong" w:cs="Times New Roman"/>
-        </w:rPr>
-        <w:t>丁烯</w:t>
-      </w:r>
-      <w:r>
-        <w:rPr>
-          <w:rFonts w:ascii="Times New Roman" w:hAnsi="Times New Roman" w:eastAsia="Times New Roman" w:cs="Times New Roman"/>
-        </w:rPr>
-        <w:t xml:space="preserve"> CH</w:t>
-      </w:r>
-      <w:r>
-        <w:rPr>
-          <w:rFonts w:ascii="Times New Roman" w:hAnsi="Times New Roman" w:eastAsia="Times New Roman" w:cs="Times New Roman"/>
-          <w:vertAlign w:val="subscript"/>
-        </w:rPr>
-        <w:t>2</w:t>
-      </w:r>
-      <w:r>
-        <w:rPr>
-          <w:rFonts w:ascii="Times New Roman" w:hAnsi="Times New Roman" w:eastAsia="Times New Roman" w:cs="Times New Roman"/>
-        </w:rPr>
-        <w:t>=CHCH</w:t>
-      </w:r>
-      <w:r>
-        <w:rPr>
-          <w:rFonts w:ascii="Times New Roman" w:hAnsi="Times New Roman" w:eastAsia="Times New Roman" w:cs="Times New Roman"/>
-          <w:vertAlign w:val="subscript"/>
-        </w:rPr>
-        <w:t>2</w:t>
-      </w:r>
-      <w:r>
-        <w:rPr>
-          <w:rFonts w:ascii="Times New Roman" w:hAnsi="Times New Roman" w:eastAsia="Times New Roman" w:cs="Times New Roman"/>
-        </w:rPr>
-        <w:t>CH</w:t>
-      </w:r>
-      <w:r>
-        <w:rPr>
-          <w:rFonts w:ascii="Times New Roman" w:hAnsi="Times New Roman" w:eastAsia="Times New Roman" w:cs="Times New Roman"/>
-          <w:vertAlign w:val="subscript"/>
-        </w:rPr>
-        <w:t>3</w:t>
-      </w:r>
-      <w:r>
-        <w:rPr>
-          <w:rFonts w:ascii="Times New Roman" w:hAnsi="Times New Roman" w:eastAsia="Times New Roman" w:cs="Times New Roman"/>
-        </w:rPr>
-        <w:t>。</w:t>
-      </w:r>
-      <w:r>
-        <w:rPr>
-          <w:rFonts w:ascii="Times New Roman" w:hAnsi="Times New Roman" w:eastAsia="Times New Roman" w:cs="Times New Roman"/>
-        </w:rPr>
-        <w:t xml:space="preserve"> </w:t>
-      </w:r>
-      <w:r>
-        <w:rPr>
-          <w:rFonts w:ascii="Times New Roman" w:hAnsi="Times New Roman" w:eastAsia="Times New Roman" w:cs="Times New Roman"/>
-          <w:b/>
-          <w:bCs/>
-        </w:rPr>
-        <w:t xml:space="preserve">9.</w:t>
-      </w:r>
-      <w:r>
-        <w:rPr>
-          <w:rFonts w:ascii="Times New Roman" w:hAnsi="Times New Roman" w:eastAsia="Times New Roman" w:cs="Times New Roman"/>
-        </w:rPr>
-        <w:t xml:space="preserve"> </w:t>
-      </w:r>
-      <w:r>
-        <w:rPr>
-          <w:rFonts w:hint="eastAsia" w:ascii="Times New Roman" w:hAnsi="Times New Roman" w:eastAsia="Times New Roman" w:cs="Times New Roman"/>
-        </w:rPr>
-        <w:t>2-</w:t>
-      </w:r>
-      <w:r>
-        <w:rPr>
-          <w:rFonts w:hint="eastAsia" w:ascii="Times New Roman" w:hAnsi="Times New Roman" w:eastAsia="FangSong" w:cs="Times New Roman"/>
-        </w:rPr>
-        <w:t>苯基</w:t>
-      </w:r>
-      <w:r>
-        <w:rPr>
-          <w:rFonts w:hint="eastAsia" w:ascii="Times New Roman" w:hAnsi="Times New Roman" w:eastAsia="Times New Roman" w:cs="Times New Roman"/>
-        </w:rPr>
-        <w:t>-2-</w:t>
-      </w:r>
-      <w:r>
-        <w:rPr>
-          <w:rFonts w:hint="eastAsia" w:ascii="Times New Roman" w:hAnsi="Times New Roman" w:eastAsia="FangSong" w:cs="Times New Roman"/>
-        </w:rPr>
-        <w:t>丁醇</w:t>
-      </w:r>
-      <w:r>
-        <w:rPr>
-          <w:rFonts w:ascii="Times New Roman" w:hAnsi="Times New Roman" w:eastAsia="Times New Roman" w:cs="Times New Roman"/>
-        </w:rPr>
-        <w:t xml:space="preserve"> </w:t>
-      </w:r>
-      <w:r>
-        <w:rPr>
-          <w:rFonts w:hint="eastAsia" w:ascii="Times New Roman" w:hAnsi="Times New Roman" w:eastAsia="Times New Roman" w:cs="Times New Roman"/>
-        </w:rPr>
-        <w:t>PhC(OH)(CH</w:t>
-      </w:r>
-      <w:r>
-        <w:rPr>
-          <w:rFonts w:hint="eastAsia" w:ascii="Times New Roman" w:hAnsi="Times New Roman" w:eastAsia="Times New Roman" w:cs="Times New Roman"/>
-          <w:vertAlign w:val="subscript"/>
-        </w:rPr>
-        <w:t>3</w:t>
-      </w:r>
-      <w:r>
-        <w:rPr>
-          <w:rFonts w:hint="eastAsia" w:ascii="Times New Roman" w:hAnsi="Times New Roman" w:eastAsia="Times New Roman" w:cs="Times New Roman"/>
-        </w:rPr>
-        <w:t>)CH</w:t>
-      </w:r>
-      <w:r>
-        <w:rPr>
-          <w:rFonts w:hint="eastAsia" w:ascii="Times New Roman" w:hAnsi="Times New Roman" w:eastAsia="Times New Roman" w:cs="Times New Roman"/>
-          <w:vertAlign w:val="subscript"/>
-        </w:rPr>
-        <w:t>2</w:t>
-      </w:r>
-      <w:r>
-        <w:rPr>
-          <w:rFonts w:hint="eastAsia" w:ascii="Times New Roman" w:hAnsi="Times New Roman" w:eastAsia="Times New Roman" w:cs="Times New Roman"/>
-        </w:rPr>
-        <w:t>CH</w:t>
-      </w:r>
-      <w:r>
-        <w:rPr>
-          <w:rFonts w:hint="eastAsia" w:ascii="Times New Roman" w:hAnsi="Times New Roman" w:eastAsia="Times New Roman" w:cs="Times New Roman"/>
-          <w:vertAlign w:val="subscript"/>
-        </w:rPr>
-        <w:t>3</w:t>
-      </w:r>
-      <w:r>
-        <w:rPr>
-          <w:rFonts w:hint="eastAsia" w:ascii="Times New Roman" w:hAnsi="Times New Roman" w:eastAsia="Times New Roman" w:cs="Times New Roman"/>
-        </w:rPr>
-        <w:t>：</w:t>
-      </w:r>
-      <w:r>
-        <w:rPr>
-          <w:rFonts w:hint="eastAsia" w:ascii="Times New Roman" w:hAnsi="Times New Roman" w:eastAsia="FangSong" w:cs="Times New Roman"/>
-        </w:rPr>
-        <w:t>苯</w:t>
-      </w:r>
-      <w:r>
-        <w:rPr>
-          <w:rFonts w:ascii="Times New Roman" w:hAnsi="Times New Roman" w:eastAsia="Times New Roman" w:cs="Times New Roman"/>
-        </w:rPr>
-        <w:t xml:space="preserve"> + CH</w:t>
-      </w:r>
-      <w:r>
-        <w:rPr>
-          <w:rFonts w:ascii="Times New Roman" w:hAnsi="Times New Roman" w:eastAsia="Times New Roman" w:cs="Times New Roman"/>
-          <w:vertAlign w:val="subscript"/>
-        </w:rPr>
-        <w:t>3</w:t>
-      </w:r>
-      <w:r>
-        <w:rPr>
-          <w:rFonts w:ascii="Times New Roman" w:hAnsi="Times New Roman" w:eastAsia="Times New Roman" w:cs="Times New Roman"/>
-        </w:rPr>
-        <w:t>COCl/AlCl</w:t>
-      </w:r>
-      <w:r>
-        <w:rPr>
-          <w:rFonts w:ascii="Times New Roman" w:hAnsi="Times New Roman" w:eastAsia="Times New Roman" w:cs="Times New Roman"/>
-          <w:vertAlign w:val="subscript"/>
-        </w:rPr>
-        <w:t>3</w:t>
-      </w:r>
-      <w:r>
-        <w:rPr>
-          <w:rFonts w:ascii="Times New Roman" w:hAnsi="Times New Roman" w:eastAsia="Times New Roman" w:cs="Times New Roman"/>
-        </w:rPr>
-        <w:t xml:space="preserve"> → </w:t>
-      </w:r>
-      <w:r>
-        <w:rPr>
-          <w:rFonts w:hint="eastAsia" w:ascii="Times New Roman" w:hAnsi="Times New Roman" w:eastAsia="FangSong" w:cs="Times New Roman"/>
-        </w:rPr>
-        <w:t>苯乙酮</w:t>
-      </w:r>
-      <w:r>
-        <w:rPr>
-          <w:rFonts w:hint="eastAsia" w:ascii="Times New Roman" w:hAnsi="Times New Roman" w:eastAsia="Times New Roman" w:cs="Times New Roman"/>
-        </w:rPr>
-        <w:t>；CH</w:t>
-      </w:r>
-      <w:r>
-        <w:rPr>
-          <w:rFonts w:hint="eastAsia" w:ascii="Times New Roman" w:hAnsi="Times New Roman" w:eastAsia="Times New Roman" w:cs="Times New Roman"/>
-          <w:vertAlign w:val="subscript"/>
-        </w:rPr>
-        <w:t>3</w:t>
-      </w:r>
-      <w:r>
-        <w:rPr>
-          <w:rFonts w:hint="eastAsia" w:ascii="Times New Roman" w:hAnsi="Times New Roman" w:eastAsia="Times New Roman" w:cs="Times New Roman"/>
-        </w:rPr>
-        <w:t>CH</w:t>
-      </w:r>
-      <w:r>
-        <w:rPr>
-          <w:rFonts w:hint="eastAsia" w:ascii="Times New Roman" w:hAnsi="Times New Roman" w:eastAsia="Times New Roman" w:cs="Times New Roman"/>
-          <w:vertAlign w:val="subscript"/>
-        </w:rPr>
-        <w:t>2</w:t>
-      </w:r>
-      <w:r>
-        <w:rPr>
-          <w:rFonts w:hint="eastAsia" w:ascii="Times New Roman" w:hAnsi="Times New Roman" w:eastAsia="Times New Roman" w:cs="Times New Roman"/>
-        </w:rPr>
-        <w:t>Br</w:t>
-      </w:r>
-      <w:r>
-        <w:rPr>
-          <w:rFonts w:ascii="Times New Roman" w:hAnsi="Times New Roman" w:eastAsia="Times New Roman" w:cs="Times New Roman"/>
-        </w:rPr>
-        <w:t xml:space="preserve"> + </w:t>
-      </w:r>
-      <w:r>
-        <w:rPr>
-          <w:rFonts w:hint="eastAsia" w:ascii="Times New Roman" w:hAnsi="Times New Roman" w:eastAsia="Times New Roman" w:cs="Times New Roman"/>
-        </w:rPr>
-        <w:t>Mg/</w:t>
-      </w:r>
-      <w:r>
-        <w:rPr>
-          <w:rFonts w:hint="eastAsia" w:ascii="Times New Roman" w:hAnsi="Times New Roman" w:eastAsia="FangSong" w:cs="Times New Roman"/>
-        </w:rPr>
-        <w:t>醚</w:t>
-      </w:r>
-      <w:r>
-        <w:rPr>
-          <w:rFonts w:ascii="Times New Roman" w:hAnsi="Times New Roman" w:eastAsia="Times New Roman" w:cs="Times New Roman"/>
-        </w:rPr>
-        <w:t xml:space="preserve"> → </w:t>
-      </w:r>
-      <w:r>
-        <w:rPr>
-          <w:rFonts w:hint="eastAsia" w:ascii="Times New Roman" w:hAnsi="Times New Roman" w:eastAsia="Times New Roman" w:cs="Times New Roman"/>
-        </w:rPr>
-        <w:t>CH</w:t>
-      </w:r>
-      <w:r>
-        <w:rPr>
-          <w:rFonts w:hint="eastAsia" w:ascii="Times New Roman" w:hAnsi="Times New Roman" w:eastAsia="Times New Roman" w:cs="Times New Roman"/>
-          <w:vertAlign w:val="subscript"/>
-        </w:rPr>
-        <w:t>3</w:t>
-      </w:r>
-      <w:r>
-        <w:rPr>
-          <w:rFonts w:hint="eastAsia" w:ascii="Times New Roman" w:hAnsi="Times New Roman" w:eastAsia="Times New Roman" w:cs="Times New Roman"/>
-        </w:rPr>
-        <w:t>CH</w:t>
-      </w:r>
-      <w:r>
-        <w:rPr>
-          <w:rFonts w:hint="eastAsia" w:ascii="Times New Roman" w:hAnsi="Times New Roman" w:eastAsia="Times New Roman" w:cs="Times New Roman"/>
-          <w:vertAlign w:val="subscript"/>
-        </w:rPr>
-        <w:t>2</w:t>
-      </w:r>
-      <w:r>
-        <w:rPr>
-          <w:rFonts w:hint="eastAsia" w:ascii="Times New Roman" w:hAnsi="Times New Roman" w:eastAsia="Times New Roman" w:cs="Times New Roman"/>
-        </w:rPr>
-        <w:t>MgBr；</w:t>
-      </w:r>
-      <w:r>
-        <w:rPr>
-          <w:rFonts w:hint="eastAsia" w:ascii="Times New Roman" w:hAnsi="Times New Roman" w:eastAsia="FangSong" w:cs="Times New Roman"/>
-        </w:rPr>
-        <w:t>苯乙酮</w:t>
-      </w:r>
-      <w:r>
-        <w:rPr>
-          <w:rFonts w:ascii="Times New Roman" w:hAnsi="Times New Roman" w:eastAsia="Times New Roman" w:cs="Times New Roman"/>
-        </w:rPr>
-        <w:t xml:space="preserve"> + CH</w:t>
-      </w:r>
-      <w:r>
-        <w:rPr>
-          <w:rFonts w:ascii="Times New Roman" w:hAnsi="Times New Roman" w:eastAsia="Times New Roman" w:cs="Times New Roman"/>
-          <w:vertAlign w:val="subscript"/>
-        </w:rPr>
-        <w:t>3</w:t>
-      </w:r>
-      <w:r>
-        <w:rPr>
-          <w:rFonts w:ascii="Times New Roman" w:hAnsi="Times New Roman" w:eastAsia="Times New Roman" w:cs="Times New Roman"/>
-        </w:rPr>
-        <w:t>CH</w:t>
-      </w:r>
-      <w:r>
-        <w:rPr>
-          <w:rFonts w:ascii="Times New Roman" w:hAnsi="Times New Roman" w:eastAsia="Times New Roman" w:cs="Times New Roman"/>
-          <w:vertAlign w:val="subscript"/>
-        </w:rPr>
-        <w:t>2</w:t>
-      </w:r>
-      <w:r>
-        <w:rPr>
-          <w:rFonts w:ascii="Times New Roman" w:hAnsi="Times New Roman" w:eastAsia="Times New Roman" w:cs="Times New Roman"/>
-        </w:rPr>
-        <w:t>MgBr → H</w:t>
-      </w:r>
-      <w:r>
-        <w:rPr>
-          <w:rFonts w:ascii="Times New Roman" w:hAnsi="Times New Roman" w:eastAsia="Times New Roman" w:cs="Times New Roman"/>
-          <w:vertAlign w:val="subscript"/>
-        </w:rPr>
-        <w:t>3</w:t>
-      </w:r>
-      <w:r>
-        <w:rPr>
-          <w:rFonts w:ascii="Times New Roman" w:hAnsi="Times New Roman" w:eastAsia="Times New Roman" w:cs="Times New Roman"/>
-        </w:rPr>
-        <w:t>O</w:t>
-      </w:r>
-      <w:r>
-        <w:rPr>
-          <w:rFonts w:ascii="Times New Roman" w:hAnsi="Times New Roman" w:eastAsia="Times New Roman" w:cs="Times New Roman"/>
-          <w:vertAlign w:val="superscript"/>
-        </w:rPr>
-        <w:t>+</w:t>
-      </w:r>
-      <w:r>
-        <w:rPr>
-          <w:rFonts w:ascii="Times New Roman" w:hAnsi="Times New Roman" w:eastAsia="Times New Roman" w:cs="Times New Roman"/>
-        </w:rPr>
-        <w:t xml:space="preserve"> → </w:t>
-      </w:r>
-      <w:r>
-        <w:rPr>
-          <w:rFonts w:hint="eastAsia" w:ascii="Times New Roman" w:hAnsi="Times New Roman" w:eastAsia="Times New Roman" w:cs="Times New Roman"/>
-        </w:rPr>
-        <w:t>2-</w:t>
-      </w:r>
-      <w:r>
-        <w:rPr>
-          <w:rFonts w:hint="eastAsia" w:ascii="Times New Roman" w:hAnsi="Times New Roman" w:eastAsia="FangSong" w:cs="Times New Roman"/>
-        </w:rPr>
-        <w:t>苯基</w:t>
-      </w:r>
-      <w:r>
-        <w:rPr>
-          <w:rFonts w:hint="eastAsia" w:ascii="Times New Roman" w:hAnsi="Times New Roman" w:eastAsia="Times New Roman" w:cs="Times New Roman"/>
-        </w:rPr>
-        <w:t>-2-</w:t>
-      </w:r>
-      <w:r>
-        <w:rPr>
-          <w:rFonts w:hint="eastAsia" w:ascii="Times New Roman" w:hAnsi="Times New Roman" w:eastAsia="FangSong" w:cs="Times New Roman"/>
-        </w:rPr>
-        <w:t>丁醇</w:t>
-      </w:r>
-      <w:r>
-        <w:rPr>
-          <w:rFonts w:hint="eastAsia" w:ascii="Times New Roman" w:hAnsi="Times New Roman" w:eastAsia="Times New Roman" w:cs="Times New Roman"/>
-        </w:rPr>
-        <w:t>（C</w:t>
-      </w:r>
-      <w:r>
-        <w:rPr>
-          <w:rFonts w:ascii="Times New Roman" w:hAnsi="Times New Roman" w:eastAsia="Times New Roman" w:cs="Times New Roman"/>
-        </w:rPr>
-        <w:t xml:space="preserve"> </w:t>
-      </w:r>
-      <w:r>
-        <w:rPr>
-          <w:rFonts w:hint="eastAsia" w:ascii="Times New Roman" w:hAnsi="Times New Roman" w:eastAsia="FangSong" w:cs="Times New Roman"/>
-        </w:rPr>
-        <w:t>数</w:t>
-      </w:r>
-      <w:r>
-        <w:rPr>
-          <w:rFonts w:hint="eastAsia" w:ascii="Times New Roman" w:hAnsi="Times New Roman" w:eastAsia="Times New Roman" w:cs="Times New Roman"/>
-        </w:rPr>
-        <w:t>：</w:t>
-      </w:r>
-      <w:r>
-        <w:rPr>
-          <w:rFonts w:hint="eastAsia" w:ascii="Times New Roman" w:hAnsi="Times New Roman" w:eastAsia="FangSong" w:cs="Times New Roman"/>
-        </w:rPr>
-        <w:t>苯</w:t>
-      </w:r>
-      <w:r>
-        <w:rPr>
-          <w:rFonts w:ascii="Times New Roman" w:hAnsi="Times New Roman" w:eastAsia="Times New Roman" w:cs="Times New Roman"/>
-        </w:rPr>
-        <w:t xml:space="preserve"> 6 + </w:t>
-      </w:r>
-      <w:r>
-        <w:rPr>
-          <w:rFonts w:hint="eastAsia" w:ascii="Times New Roman" w:hAnsi="Times New Roman" w:eastAsia="FangSong" w:cs="Times New Roman"/>
-        </w:rPr>
-        <w:t xml:space="preserve">乙酮</w:t>
-      </w:r>
-      <w:r>
-        <w:rPr>
-          <w:rFonts w:ascii="Times New Roman" w:hAnsi="Times New Roman" w:eastAsia="Times New Roman" w:cs="Times New Roman"/>
-        </w:rPr>
-        <w:t xml:space="preserve"> 2 + </w:t>
-      </w:r>
-      <w:r>
-        <w:rPr>
-          <w:rFonts w:hint="eastAsia" w:ascii="Times New Roman" w:hAnsi="Times New Roman" w:eastAsia="FangSong" w:cs="Times New Roman"/>
-        </w:rPr>
-        <w:t xml:space="preserve">乙基</w:t>
-      </w:r>
-      <w:r>
-        <w:rPr>
-          <w:rFonts w:ascii="Times New Roman" w:hAnsi="Times New Roman" w:eastAsia="Times New Roman" w:cs="Times New Roman"/>
-        </w:rPr>
-        <w:t xml:space="preserve"> 2 = 10 </w:t>
-      </w:r>
-      <w:r>
-        <w:rPr>
-          <w:rFonts w:hint="eastAsia" w:ascii="Times New Roman" w:hAnsi="Times New Roman" w:eastAsia="Times New Roman" w:cs="Times New Roman"/>
-        </w:rPr>
-        <w:t xml:space="preserve">✓）。</w:t>
-      </w:r>
-      <w:r>
-        <w:rPr>
-          <w:rFonts w:ascii="Times New Roman" w:hAnsi="Times New Roman" w:eastAsia="Times New Roman" w:cs="Times New Roman"/>
-        </w:rPr>
-        <w:t xml:space="preserve"> </w:t>
-      </w:r>
-      <w:r>
-        <w:rPr>
-          <w:rFonts w:ascii="Times New Roman" w:hAnsi="Times New Roman" w:eastAsia="Times New Roman" w:cs="Times New Roman"/>
-          <w:b/>
-          <w:bCs/>
-        </w:rPr>
-        <w:t xml:space="preserve">10.</w:t>
-      </w:r>
-      <w:r>
-        <w:rPr>
-          <w:rFonts w:ascii="Times New Roman" w:hAnsi="Times New Roman" w:eastAsia="Times New Roman" w:cs="Times New Roman"/>
-        </w:rPr>
-        <w:t xml:space="preserve"> </w:t>
-      </w:r>
-      <w:r>
-        <w:rPr>
-          <w:rFonts w:ascii="Times New Roman" w:hAnsi="Times New Roman" w:eastAsia="Times New Roman" w:cs="Times New Roman"/>
-        </w:rPr>
-        <w:t xml:space="preserve">A = </w:t>
-      </w:r>
-      <w:r>
-        <w:rPr>
-          <w:rFonts w:hint="eastAsia" w:ascii="Times New Roman" w:hAnsi="Times New Roman" w:eastAsia="Times New Roman" w:cs="Times New Roman"/>
-        </w:rPr>
-        <w:t>3-</w:t>
-      </w:r>
-      <w:r>
-        <w:rPr>
-          <w:rFonts w:hint="eastAsia" w:ascii="Times New Roman" w:hAnsi="Times New Roman" w:eastAsia="FangSong" w:cs="Times New Roman"/>
-        </w:rPr>
-        <w:t>溴</w:t>
-      </w:r>
-      <w:r>
-        <w:rPr>
-          <w:rFonts w:hint="eastAsia" w:ascii="Times New Roman" w:hAnsi="Times New Roman" w:eastAsia="Times New Roman" w:cs="Times New Roman"/>
-        </w:rPr>
-        <w:t>-2-</w:t>
-      </w:r>
-      <w:r>
-        <w:rPr>
-          <w:rFonts w:hint="eastAsia" w:ascii="Times New Roman" w:hAnsi="Times New Roman" w:eastAsia="FangSong" w:cs="Times New Roman"/>
-        </w:rPr>
-        <w:t>甲基丁烷</w:t>
-      </w:r>
-      <w:r>
-        <w:rPr>
-          <w:rFonts w:ascii="Times New Roman" w:hAnsi="Times New Roman" w:eastAsia="Times New Roman" w:cs="Times New Roman"/>
-        </w:rPr>
-        <w:t xml:space="preserve"> </w:t>
-      </w:r>
-      <w:r>
-        <w:rPr>
-          <w:rFonts w:hint="eastAsia" w:ascii="Times New Roman" w:hAnsi="Times New Roman" w:eastAsia="Times New Roman" w:cs="Times New Roman"/>
-        </w:rPr>
-        <w:t>((CH</w:t>
-      </w:r>
-      <w:r>
-        <w:rPr>
-          <w:rFonts w:hint="eastAsia" w:ascii="Times New Roman" w:hAnsi="Times New Roman" w:eastAsia="Times New Roman" w:cs="Times New Roman"/>
-          <w:vertAlign w:val="subscript"/>
-        </w:rPr>
-        <w:t>3</w:t>
-      </w:r>
-      <w:r>
-        <w:rPr>
-          <w:rFonts w:hint="eastAsia" w:ascii="Times New Roman" w:hAnsi="Times New Roman" w:eastAsia="Times New Roman" w:cs="Times New Roman"/>
-        </w:rPr>
-        <w:t>)</w:t>
-      </w:r>
-      <w:r>
-        <w:rPr>
-          <w:rFonts w:hint="eastAsia" w:ascii="Times New Roman" w:hAnsi="Times New Roman" w:eastAsia="Times New Roman" w:cs="Times New Roman"/>
-          <w:vertAlign w:val="subscript"/>
-        </w:rPr>
-        <w:t>2</w:t>
-      </w:r>
-      <w:r>
-        <w:rPr>
-          <w:rFonts w:hint="eastAsia" w:ascii="Times New Roman" w:hAnsi="Times New Roman" w:eastAsia="Times New Roman" w:cs="Times New Roman"/>
-        </w:rPr>
-        <w:t>CHCHBrCH</w:t>
-      </w:r>
-      <w:r>
-        <w:rPr>
-          <w:rFonts w:hint="eastAsia" w:ascii="Times New Roman" w:hAnsi="Times New Roman" w:eastAsia="Times New Roman" w:cs="Times New Roman"/>
-          <w:vertAlign w:val="subscript"/>
-        </w:rPr>
-        <w:t>3</w:t>
-      </w:r>
-      <w:r>
-        <w:rPr>
-          <w:rFonts w:hint="eastAsia" w:ascii="Times New Roman" w:hAnsi="Times New Roman" w:eastAsia="Times New Roman" w:cs="Times New Roman"/>
-        </w:rPr>
-        <w:t>)；B</w:t>
-      </w:r>
-      <w:r>
-        <w:rPr>
-          <w:rFonts w:ascii="Times New Roman" w:hAnsi="Times New Roman" w:eastAsia="Times New Roman" w:cs="Times New Roman"/>
-        </w:rPr>
-        <w:t xml:space="preserve"> = </w:t>
-      </w:r>
-      <w:r>
-        <w:rPr>
-          <w:rFonts w:hint="eastAsia" w:ascii="Times New Roman" w:hAnsi="Times New Roman" w:eastAsia="Times New Roman" w:cs="Times New Roman"/>
-        </w:rPr>
-        <w:t>2-</w:t>
-      </w:r>
-      <w:r>
-        <w:rPr>
-          <w:rFonts w:hint="eastAsia" w:ascii="Times New Roman" w:hAnsi="Times New Roman" w:eastAsia="FangSong" w:cs="Times New Roman"/>
-        </w:rPr>
-        <w:t>甲基</w:t>
-      </w:r>
-      <w:r>
-        <w:rPr>
-          <w:rFonts w:hint="eastAsia" w:ascii="Times New Roman" w:hAnsi="Times New Roman" w:eastAsia="Times New Roman" w:cs="Times New Roman"/>
-        </w:rPr>
-        <w:t>-2-</w:t>
-      </w:r>
-      <w:r>
-        <w:rPr>
-          <w:rFonts w:hint="eastAsia" w:ascii="Times New Roman" w:hAnsi="Times New Roman" w:eastAsia="FangSong" w:cs="Times New Roman"/>
-        </w:rPr>
-        <w:t>丁烯</w:t>
-      </w:r>
-      <w:r>
-        <w:rPr>
-          <w:rFonts w:ascii="Times New Roman" w:hAnsi="Times New Roman" w:eastAsia="Times New Roman" w:cs="Times New Roman"/>
-        </w:rPr>
-        <w:t xml:space="preserve"> </w:t>
-      </w:r>
-      <w:r>
-        <w:rPr>
-          <w:rFonts w:hint="eastAsia" w:ascii="Times New Roman" w:hAnsi="Times New Roman" w:eastAsia="Times New Roman" w:cs="Times New Roman"/>
-        </w:rPr>
-        <w:t>((CH</w:t>
-      </w:r>
-      <w:r>
-        <w:rPr>
-          <w:rFonts w:hint="eastAsia" w:ascii="Times New Roman" w:hAnsi="Times New Roman" w:eastAsia="Times New Roman" w:cs="Times New Roman"/>
-          <w:vertAlign w:val="subscript"/>
-        </w:rPr>
-        <w:t>3</w:t>
-      </w:r>
-      <w:r>
-        <w:rPr>
-          <w:rFonts w:hint="eastAsia" w:ascii="Times New Roman" w:hAnsi="Times New Roman" w:eastAsia="Times New Roman" w:cs="Times New Roman"/>
-        </w:rPr>
-        <w:t>)</w:t>
-      </w:r>
-      <w:r>
-        <w:rPr>
-          <w:rFonts w:hint="eastAsia" w:ascii="Times New Roman" w:hAnsi="Times New Roman" w:eastAsia="Times New Roman" w:cs="Times New Roman"/>
-          <w:vertAlign w:val="subscript"/>
-        </w:rPr>
-        <w:t>2</w:t>
-      </w:r>
-      <w:r>
-        <w:rPr>
-          <w:rFonts w:hint="eastAsia" w:ascii="Times New Roman" w:hAnsi="Times New Roman" w:eastAsia="Times New Roman" w:cs="Times New Roman"/>
-        </w:rPr>
-        <w:t>C=CHCH</w:t>
-      </w:r>
-      <w:r>
-        <w:rPr>
-          <w:rFonts w:hint="eastAsia" w:ascii="Times New Roman" w:hAnsi="Times New Roman" w:eastAsia="Times New Roman" w:cs="Times New Roman"/>
-          <w:vertAlign w:val="subscript"/>
-        </w:rPr>
-        <w:t>3</w:t>
-      </w:r>
-      <w:r>
-        <w:rPr>
-          <w:rFonts w:hint="eastAsia" w:ascii="Times New Roman" w:hAnsi="Times New Roman" w:eastAsia="Times New Roman" w:cs="Times New Roman"/>
-        </w:rPr>
-        <w:t>)；C</w:t>
-      </w:r>
-      <w:r>
-        <w:rPr>
-          <w:rFonts w:ascii="Times New Roman" w:hAnsi="Times New Roman" w:eastAsia="Times New Roman" w:cs="Times New Roman"/>
-        </w:rPr>
-        <w:t xml:space="preserve"> = </w:t>
-      </w:r>
-      <w:r>
-        <w:rPr>
-          <w:rFonts w:hint="eastAsia" w:ascii="Times New Roman" w:hAnsi="Times New Roman" w:eastAsia="Times New Roman" w:cs="Times New Roman"/>
-        </w:rPr>
-        <w:t>2-</w:t>
-      </w:r>
-      <w:r>
-        <w:rPr>
-          <w:rFonts w:hint="eastAsia" w:ascii="Times New Roman" w:hAnsi="Times New Roman" w:eastAsia="FangSong" w:cs="Times New Roman"/>
-        </w:rPr>
-        <w:t>溴</w:t>
-      </w:r>
-      <w:r>
-        <w:rPr>
-          <w:rFonts w:hint="eastAsia" w:ascii="Times New Roman" w:hAnsi="Times New Roman" w:eastAsia="Times New Roman" w:cs="Times New Roman"/>
-        </w:rPr>
-        <w:t>-2-</w:t>
-      </w:r>
-      <w:r>
-        <w:rPr>
-          <w:rFonts w:hint="eastAsia" w:ascii="Times New Roman" w:hAnsi="Times New Roman" w:eastAsia="FangSong" w:cs="Times New Roman"/>
-        </w:rPr>
-        <w:t>甲基丁烷</w:t>
-      </w:r>
-      <w:r>
-        <w:rPr>
-          <w:rFonts w:ascii="Times New Roman" w:hAnsi="Times New Roman" w:eastAsia="Times New Roman" w:cs="Times New Roman"/>
-        </w:rPr>
-        <w:t xml:space="preserve"> ((CH</w:t>
-      </w:r>
-      <w:r>
-        <w:rPr>
-          <w:rFonts w:ascii="Times New Roman" w:hAnsi="Times New Roman" w:eastAsia="Times New Roman" w:cs="Times New Roman"/>
-          <w:vertAlign w:val="subscript"/>
-        </w:rPr>
-        <w:t>3</w:t>
-      </w:r>
-      <w:r>
-        <w:rPr>
-          <w:rFonts w:ascii="Times New Roman" w:hAnsi="Times New Roman" w:eastAsia="Times New Roman" w:cs="Times New Roman"/>
-        </w:rPr>
-        <w:t>)</w:t>
-      </w:r>
-      <w:r>
-        <w:rPr>
-          <w:rFonts w:ascii="Times New Roman" w:hAnsi="Times New Roman" w:eastAsia="Times New Roman" w:cs="Times New Roman"/>
-          <w:vertAlign w:val="subscript"/>
-        </w:rPr>
-        <w:t>2</w:t>
-      </w:r>
-      <w:r>
-        <w:rPr>
-          <w:rFonts w:ascii="Times New Roman" w:hAnsi="Times New Roman" w:eastAsia="Times New Roman" w:cs="Times New Roman"/>
-        </w:rPr>
-        <w:t>CBrCH</w:t>
-      </w:r>
-      <w:r>
-        <w:rPr>
-          <w:rFonts w:ascii="Times New Roman" w:hAnsi="Times New Roman" w:eastAsia="Times New Roman" w:cs="Times New Roman"/>
-          <w:vertAlign w:val="subscript"/>
-        </w:rPr>
-        <w:t>2</w:t>
-      </w:r>
-      <w:r>
-        <w:rPr>
-          <w:rFonts w:ascii="Times New Roman" w:hAnsi="Times New Roman" w:eastAsia="Times New Roman" w:cs="Times New Roman"/>
-        </w:rPr>
-        <w:t>CH</w:t>
-      </w:r>
-      <w:r>
-        <w:rPr>
-          <w:rFonts w:ascii="Times New Roman" w:hAnsi="Times New Roman" w:eastAsia="Times New Roman" w:cs="Times New Roman"/>
-          <w:vertAlign w:val="subscript"/>
-        </w:rPr>
-        <w:t>3</w:t>
-      </w:r>
-      <w:r>
-        <w:rPr>
-          <w:rFonts w:ascii="Times New Roman" w:hAnsi="Times New Roman" w:eastAsia="Times New Roman" w:cs="Times New Roman"/>
-        </w:rPr>
-        <w:t>)。</w:t>
-      </w:r>
-      <w:r>
-        <w:rPr>
-          <w:rFonts w:ascii="Times New Roman" w:hAnsi="Times New Roman" w:eastAsia="Times New Roman" w:cs="Times New Roman"/>
-        </w:rPr>
-        <w:t xml:space="preserve"> </w:t>
-      </w:r>
-      <w:r>
-        <w:rPr>
-          <w:rFonts w:ascii="Times New Roman" w:hAnsi="Times New Roman" w:eastAsia="Times New Roman" w:cs="Times New Roman"/>
-        </w:rPr>
-        <w:t xml:space="preserve">- A </w:t>
-      </w:r>
-      <w:r>
-        <w:rPr>
-          <w:rFonts w:hint="eastAsia" w:ascii="Times New Roman" w:hAnsi="Times New Roman" w:eastAsia="FangSong" w:cs="Times New Roman"/>
-        </w:rPr>
-        <w:t xml:space="preserve">在</w:t>
-      </w:r>
-      <w:r>
-        <w:rPr>
-          <w:rFonts w:ascii="Times New Roman" w:hAnsi="Times New Roman" w:eastAsia="Times New Roman" w:cs="Times New Roman"/>
-        </w:rPr>
-        <w:t xml:space="preserve"> KOH/EtOH </w:t>
-      </w:r>
-      <w:r>
-        <w:rPr>
-          <w:rFonts w:hint="eastAsia" w:ascii="Times New Roman" w:hAnsi="Times New Roman" w:eastAsia="FangSong" w:cs="Times New Roman"/>
-        </w:rPr>
-        <w:t xml:space="preserve">中</w:t>
-      </w:r>
-      <w:r>
-        <w:rPr>
-          <w:rFonts w:ascii="Times New Roman" w:hAnsi="Times New Roman" w:eastAsia="Times New Roman" w:cs="Times New Roman"/>
-        </w:rPr>
-        <w:t xml:space="preserve"> E2 </w:t>
-      </w:r>
-      <w:r>
-        <w:rPr>
-          <w:rFonts w:hint="eastAsia" w:ascii="Times New Roman" w:hAnsi="Times New Roman" w:eastAsia="FangSong" w:cs="Times New Roman"/>
-        </w:rPr>
-        <w:t>消除</w:t>
-      </w:r>
-      <w:r>
-        <w:rPr>
-          <w:rFonts w:hint="eastAsia" w:ascii="Times New Roman" w:hAnsi="Times New Roman" w:eastAsia="Times New Roman" w:cs="Times New Roman"/>
-        </w:rPr>
-        <w:t>（Zaitsev</w:t>
-      </w:r>
-      <w:r>
-        <w:rPr>
-          <w:rFonts w:ascii="Times New Roman" w:hAnsi="Times New Roman" w:eastAsia="Times New Roman" w:cs="Times New Roman"/>
-        </w:rPr>
-        <w:t xml:space="preserve"> </w:t>
-      </w:r>
-      <w:r>
-        <w:rPr>
-          <w:rFonts w:hint="eastAsia" w:ascii="Times New Roman" w:hAnsi="Times New Roman" w:eastAsia="FangSong" w:cs="Times New Roman"/>
-        </w:rPr>
-        <w:t>优先生成三取代</w:t>
-      </w:r>
-      <w:r>
-        <w:rPr>
-          <w:rFonts w:hint="eastAsia" w:ascii="Times New Roman" w:hAnsi="Times New Roman" w:eastAsia="Times New Roman" w:cs="Times New Roman"/>
-        </w:rPr>
-        <w:t>）→</w:t>
-      </w:r>
-      <w:r>
-        <w:rPr>
-          <w:rFonts w:ascii="Times New Roman" w:hAnsi="Times New Roman" w:eastAsia="Times New Roman" w:cs="Times New Roman"/>
-        </w:rPr>
-        <w:t xml:space="preserve"> </w:t>
-      </w:r>
-      <w:r>
-        <w:rPr>
-          <w:rFonts w:hint="eastAsia" w:ascii="Times New Roman" w:hAnsi="Times New Roman" w:eastAsia="Times New Roman" w:cs="Times New Roman"/>
-        </w:rPr>
-        <w:t xml:space="preserve">B；B</w:t>
-      </w:r>
-      <w:r>
-        <w:rPr>
-          <w:rFonts w:ascii="Times New Roman" w:hAnsi="Times New Roman" w:eastAsia="Times New Roman" w:cs="Times New Roman"/>
-        </w:rPr>
-        <w:t xml:space="preserve"> </w:t>
-      </w:r>
-      <w:r>
-        <w:rPr>
-          <w:rFonts w:hint="eastAsia" w:ascii="Times New Roman" w:hAnsi="Times New Roman" w:eastAsia="FangSong" w:cs="Times New Roman"/>
-        </w:rPr>
-        <w:t xml:space="preserve">臭氧化断裂</w:t>
-      </w:r>
-      <w:r>
-        <w:rPr>
-          <w:rFonts w:ascii="Times New Roman" w:hAnsi="Times New Roman" w:eastAsia="Times New Roman" w:cs="Times New Roman"/>
-        </w:rPr>
-        <w:t xml:space="preserve"> C2=C3 → (CH</w:t>
-      </w:r>
-      <w:r>
-        <w:rPr>
-          <w:rFonts w:ascii="Times New Roman" w:hAnsi="Times New Roman" w:eastAsia="Times New Roman" w:cs="Times New Roman"/>
-          <w:vertAlign w:val="subscript"/>
-        </w:rPr>
-        <w:t>3</w:t>
-      </w:r>
-      <w:r>
-        <w:rPr>
-          <w:rFonts w:ascii="Times New Roman" w:hAnsi="Times New Roman" w:eastAsia="Times New Roman" w:cs="Times New Roman"/>
-        </w:rPr>
-        <w:t>)</w:t>
-      </w:r>
-      <w:r>
-        <w:rPr>
-          <w:rFonts w:ascii="Times New Roman" w:hAnsi="Times New Roman" w:eastAsia="Times New Roman" w:cs="Times New Roman"/>
-          <w:vertAlign w:val="subscript"/>
-        </w:rPr>
-        <w:t>2</w:t>
-      </w:r>
-      <w:r>
-        <w:rPr>
-          <w:rFonts w:ascii="Times New Roman" w:hAnsi="Times New Roman" w:eastAsia="Times New Roman" w:cs="Times New Roman"/>
-        </w:rPr>
-        <w:t>CO + CH</w:t>
-      </w:r>
-      <w:r>
-        <w:rPr>
-          <w:rFonts w:ascii="Times New Roman" w:hAnsi="Times New Roman" w:eastAsia="Times New Roman" w:cs="Times New Roman"/>
-          <w:vertAlign w:val="subscript"/>
-        </w:rPr>
-        <w:t>3</w:t>
-      </w:r>
-      <w:r>
-        <w:rPr>
-          <w:rFonts w:ascii="Times New Roman" w:hAnsi="Times New Roman" w:eastAsia="Times New Roman" w:cs="Times New Roman"/>
-        </w:rPr>
-        <w:t xml:space="preserve">CHO </w:t>
-      </w:r>
-      <w:r>
-        <w:rPr>
-          <w:rFonts w:hint="eastAsia" w:ascii="Times New Roman" w:hAnsi="Times New Roman" w:eastAsia="Times New Roman" w:cs="Times New Roman"/>
-        </w:rPr>
-        <w:t>✓（</w:t>
-      </w:r>
-      <w:r>
-        <w:rPr>
-          <w:rFonts w:hint="eastAsia" w:ascii="Times New Roman" w:hAnsi="Times New Roman" w:eastAsia="FangSong" w:cs="Times New Roman"/>
-        </w:rPr>
-        <w:t>与题意吻合</w:t>
-      </w:r>
-      <w:r>
-        <w:rPr>
-          <w:rFonts w:hint="eastAsia" w:ascii="Times New Roman" w:hAnsi="Times New Roman" w:eastAsia="Times New Roman" w:cs="Times New Roman"/>
-        </w:rPr>
-        <w:t>）</w:t>
-      </w:r>
-      <w:r>
-        <w:rPr>
-          <w:rFonts w:ascii="Times New Roman" w:hAnsi="Times New Roman" w:eastAsia="Times New Roman" w:cs="Times New Roman"/>
-        </w:rPr>
-        <w:t xml:space="preserve"> </w:t>
-      </w:r>
-      <w:r>
-        <w:rPr>
-          <w:rFonts w:ascii="Times New Roman" w:hAnsi="Times New Roman" w:eastAsia="Times New Roman" w:cs="Times New Roman"/>
-        </w:rPr>
-        <w:t xml:space="preserve">- B + </w:t>
-      </w:r>
-      <w:r>
-        <w:rPr>
-          <w:rFonts w:hint="eastAsia" w:ascii="Times New Roman" w:hAnsi="Times New Roman" w:eastAsia="Times New Roman" w:cs="Times New Roman"/>
-        </w:rPr>
-        <w:t>HBr/</w:t>
-      </w:r>
-      <w:r>
-        <w:rPr>
-          <w:rFonts w:hint="eastAsia" w:ascii="Times New Roman" w:hAnsi="Times New Roman" w:eastAsia="FangSong" w:cs="Times New Roman"/>
-        </w:rPr>
-        <w:t>过氧化物</w:t>
-      </w:r>
-      <w:r>
-        <w:rPr>
-          <w:rFonts w:hint="eastAsia" w:ascii="Times New Roman" w:hAnsi="Times New Roman" w:eastAsia="Times New Roman" w:cs="Times New Roman"/>
-        </w:rPr>
-        <w:t>：</w:t>
-      </w:r>
-      <w:r>
-        <w:rPr>
-          <w:rFonts w:hint="eastAsia" w:ascii="Times New Roman" w:hAnsi="Times New Roman" w:eastAsia="FangSong" w:cs="Times New Roman"/>
-        </w:rPr>
-        <w:t>反马氏自由基加成</w:t>
-      </w:r>
-      <w:r>
-        <w:rPr>
-          <w:rFonts w:hint="eastAsia" w:ascii="Times New Roman" w:hAnsi="Times New Roman" w:eastAsia="Times New Roman" w:cs="Times New Roman"/>
-        </w:rPr>
-        <w:t>——H·</w:t>
-      </w:r>
-      <w:r>
-        <w:rPr>
-          <w:rFonts w:ascii="Times New Roman" w:hAnsi="Times New Roman" w:eastAsia="Times New Roman" w:cs="Times New Roman"/>
-        </w:rPr>
-        <w:t xml:space="preserve"> </w:t>
-      </w:r>
-      <w:r>
-        <w:rPr>
-          <w:rFonts w:hint="eastAsia" w:ascii="Times New Roman" w:hAnsi="Times New Roman" w:eastAsia="FangSong" w:cs="Times New Roman"/>
-        </w:rPr>
-        <w:t xml:space="preserve">加到取代少的</w:t>
-      </w:r>
-      <w:r>
-        <w:rPr>
-          <w:rFonts w:ascii="Times New Roman" w:hAnsi="Times New Roman" w:eastAsia="Times New Roman" w:cs="Times New Roman"/>
-        </w:rPr>
-        <w:t xml:space="preserve"> </w:t>
-      </w:r>
-      <w:r>
-        <w:rPr>
-          <w:rFonts w:hint="eastAsia" w:ascii="Times New Roman" w:hAnsi="Times New Roman" w:eastAsia="Times New Roman" w:cs="Times New Roman"/>
-        </w:rPr>
-        <w:t xml:space="preserve">C3，Br·</w:t>
-      </w:r>
-      <w:r>
-        <w:rPr>
-          <w:rFonts w:ascii="Times New Roman" w:hAnsi="Times New Roman" w:eastAsia="Times New Roman" w:cs="Times New Roman"/>
-        </w:rPr>
-        <w:t xml:space="preserve"> </w:t>
-      </w:r>
-      <w:r>
-        <w:rPr>
-          <w:rFonts w:hint="eastAsia" w:ascii="Times New Roman" w:hAnsi="Times New Roman" w:eastAsia="FangSong" w:cs="Times New Roman"/>
-        </w:rPr>
-        <w:t xml:space="preserve">加到取代多的</w:t>
-      </w:r>
-      <w:r>
-        <w:rPr>
-          <w:rFonts w:ascii="Times New Roman" w:hAnsi="Times New Roman" w:eastAsia="Times New Roman" w:cs="Times New Roman"/>
-        </w:rPr>
-        <w:t xml:space="preserve"> C2 → </w:t>
-      </w:r>
-      <w:r>
-        <w:rPr>
-          <w:rFonts w:hint="eastAsia" w:ascii="Times New Roman" w:hAnsi="Times New Roman" w:eastAsia="Times New Roman" w:cs="Times New Roman"/>
-        </w:rPr>
-        <w:t>C（2-</w:t>
-      </w:r>
-      <w:r>
-        <w:rPr>
-          <w:rFonts w:hint="eastAsia" w:ascii="Times New Roman" w:hAnsi="Times New Roman" w:eastAsia="FangSong" w:cs="Times New Roman"/>
-        </w:rPr>
-        <w:t>溴</w:t>
-      </w:r>
-      <w:r>
-        <w:rPr>
-          <w:rFonts w:hint="eastAsia" w:ascii="Times New Roman" w:hAnsi="Times New Roman" w:eastAsia="Times New Roman" w:cs="Times New Roman"/>
-        </w:rPr>
-        <w:t>-2-</w:t>
-      </w:r>
-      <w:r>
-        <w:rPr>
-          <w:rFonts w:hint="eastAsia" w:ascii="Times New Roman" w:hAnsi="Times New Roman" w:eastAsia="FangSong" w:cs="Times New Roman"/>
-        </w:rPr>
-        <w:t>甲基丁烷</w:t>
-      </w:r>
-      <w:r>
-        <w:rPr>
-          <w:rFonts w:hint="eastAsia" w:ascii="Times New Roman" w:hAnsi="Times New Roman" w:eastAsia="Times New Roman" w:cs="Times New Roman"/>
-        </w:rPr>
-        <w:t>，</w:t>
-      </w:r>
-      <w:r>
-        <w:rPr>
-          <w:rFonts w:hint="eastAsia" w:ascii="Times New Roman" w:hAnsi="Times New Roman" w:eastAsia="FangSong" w:cs="Times New Roman"/>
-        </w:rPr>
-        <w:t>恰为</w:t>
-      </w:r>
-      <w:r>
-        <w:rPr>
-          <w:rFonts w:ascii="Times New Roman" w:hAnsi="Times New Roman" w:eastAsia="Times New Roman" w:cs="Times New Roman"/>
-        </w:rPr>
-        <w:t xml:space="preserve"> A </w:t>
-      </w:r>
-      <w:r>
-        <w:rPr>
-          <w:rFonts w:hint="eastAsia" w:ascii="Times New Roman" w:hAnsi="Times New Roman" w:eastAsia="FangSong" w:cs="Times New Roman"/>
-        </w:rPr>
-        <w:t xml:space="preserve">的位置异构体</w:t>
-      </w:r>
-      <w:r>
-        <w:rPr>
-          <w:rFonts w:ascii="Times New Roman" w:hAnsi="Times New Roman" w:eastAsia="Times New Roman" w:cs="Times New Roman"/>
-        </w:rPr>
-        <w:t xml:space="preserve"> </w:t>
-      </w:r>
-      <w:r>
-        <w:rPr>
-          <w:rFonts w:hint="eastAsia" w:ascii="Times New Roman" w:hAnsi="Times New Roman" w:eastAsia="Times New Roman" w:cs="Times New Roman"/>
-        </w:rPr>
-        <w:t xml:space="preserve">✓）</w:t>
       </w:r>
     </w:p>
     <w:bookmarkEnd w:id="36"/>

--- a/06-学生侧材料/讲义/6-有机化学/芳香烃与卤代烃.docx
+++ b/06-学生侧材料/讲义/6-有机化学/芳香烃与卤代烃.docx
@@ -21966,34 +21966,25 @@
         <w:rPr>
           <w:rFonts w:hint="eastAsia" w:ascii="Times New Roman" w:hAnsi="Times New Roman" w:eastAsia="Times New Roman" w:cs="Times New Roman"/>
         </w:rPr>
-        <w:t>(</w:t>
-      </w:r>
-      <w:r>
-        <w:rPr>
-          <w:rFonts w:hint="eastAsia" w:ascii="Times New Roman" w:hAnsi="Times New Roman" w:eastAsia="Times New Roman" w:cs="Times New Roman"/>
-          <w:vertAlign w:val="subscript"/>
-        </w:rPr>
-        <w:t>58%)+</w:t>
-      </w:r>
-      <w:r>
-        <w:rPr>
-          <w:rFonts w:hint="eastAsia" w:ascii="Times New Roman" w:hAnsi="Times New Roman" w:eastAsia="FangSong" w:cs="Times New Roman"/>
-          <w:vertAlign w:val="subscript"/>
+        <w:t>(~58%)+</w:t>
+      </w:r>
+      <w:r>
+        <w:rPr>
+          <w:rFonts w:hint="eastAsia" w:ascii="Times New Roman" w:hAnsi="Times New Roman" w:eastAsia="FangSong" w:cs="Times New Roman"/>
         </w:rPr>
         <w:t>对硝基甲苯</w:t>
       </w:r>
       <w:r>
         <w:rPr>
           <w:rFonts w:hint="eastAsia" w:ascii="Times New Roman" w:hAnsi="Times New Roman" w:eastAsia="Times New Roman" w:cs="Times New Roman"/>
-          <w:vertAlign w:val="subscript"/>
-        </w:rPr>
-        <w:t>(</w:t>
-      </w:r>
-      <w:r>
-        <w:rPr>
-          <w:rFonts w:ascii="Times New Roman" w:hAnsi="Times New Roman" w:eastAsia="Times New Roman" w:cs="Times New Roman"/>
-        </w:rPr>
-        <w:t xml:space="preserve">38%) &gt; </w:t>
+        </w:rPr>
+        <w:t>(~38%)</w:t>
+      </w:r>
+      <w:r>
+        <w:rPr>
+          <w:rFonts w:ascii="Times New Roman" w:hAnsi="Times New Roman" w:eastAsia="Times New Roman" w:cs="Times New Roman"/>
+        </w:rPr>
+        <w:t xml:space="preserve"> &gt; </w:t>
       </w:r>
       <w:r>
         <w:rPr>
@@ -25726,12 +25717,18 @@
           <m:r>
             <m:t>C</m:t>
           </m:r>
-          <m:r>
-            <m:t>H</m:t>
-          </m:r>
-          <m:r>
-            <m:t>3</m:t>
-          </m:r>
+          <m:sSub>
+            <m:e>
+              <m:r>
+                <m:t>H</m:t>
+              </m:r>
+            </m:e>
+            <m:sub>
+              <m:r>
+                <m:t>3</m:t>
+              </m:r>
+            </m:sub>
+          </m:sSub>
           <m:r>
             <m:t>C</m:t>
           </m:r>
@@ -25789,21 +25786,33 @@
           <m:r>
             <m:t>C</m:t>
           </m:r>
-          <m:r>
-            <m:t>H</m:t>
-          </m:r>
-          <m:r>
-            <m:t>2</m:t>
-          </m:r>
+          <m:sSub>
+            <m:e>
+              <m:r>
+                <m:t>H</m:t>
+              </m:r>
+            </m:e>
+            <m:sub>
+              <m:r>
+                <m:t>2</m:t>
+              </m:r>
+            </m:sub>
+          </m:sSub>
           <m:r>
             <m:t>C</m:t>
           </m:r>
-          <m:r>
-            <m:t>H</m:t>
-          </m:r>
-          <m:r>
-            <m:t>3</m:t>
-          </m:r>
+          <m:sSub>
+            <m:e>
+              <m:r>
+                <m:t>H</m:t>
+              </m:r>
+            </m:e>
+            <m:sub>
+              <m:r>
+                <m:t>3</m:t>
+              </m:r>
+            </m:sub>
+          </m:sSub>
           <m:r>
             <m:rPr>
               <m:sty m:val="p"/>
@@ -25820,12 +25829,18 @@
               </m:r>
             </m:e>
             <m:lim>
-              <m:r>
-                <m:t>H</m:t>
-              </m:r>
-              <m:r>
-                <m:t>3</m:t>
-              </m:r>
+              <m:sSub>
+                <m:e>
+                  <m:r>
+                    <m:t>H</m:t>
+                  </m:r>
+                </m:e>
+                <m:sub>
+                  <m:r>
+                    <m:t>3</m:t>
+                  </m:r>
+                </m:sub>
+              </m:sSub>
               <m:sSup>
                 <m:e>
                   <m:r>

--- a/06-学生侧材料/讲义/6-有机化学/芳香烃与卤代烃.docx
+++ b/06-学生侧材料/讲义/6-有机化学/芳香烃与卤代烃.docx
@@ -2,7 +2,7 @@
 <file path=word/document.xml><?xml version="1.0" encoding="utf-8"?>
 <w:document xmlns:w="http://schemas.openxmlformats.org/wordprocessingml/2006/main" xmlns:m="http://schemas.openxmlformats.org/officeDocument/2006/math" xmlns:r="http://schemas.openxmlformats.org/officeDocument/2006/relationships" xmlns:o="urn:schemas-microsoft-com:office:office" xmlns:v="urn:schemas-microsoft-com:vml" xmlns:w10="urn:schemas-microsoft-com:office:word" xmlns:a="http://schemas.openxmlformats.org/drawingml/2006/main" xmlns:pic="http://schemas.openxmlformats.org/drawingml/2006/picture" xmlns:wp="http://schemas.openxmlformats.org/drawingml/2006/wordprocessingDrawing">
   <w:body>
-    <w:bookmarkStart w:id="37" w:name="第四讲芳香烃与卤代烃"/>
+    <w:bookmarkStart w:id="49" w:name="第四讲芳香烃与卤代烃"/>
     <w:p>
       <w:pPr>
         <w:pStyle w:val="Heading1"/>
@@ -30,888 +30,86 @@
     </w:p>
     <w:p>
       <w:pPr>
-        <w:pStyle w:val="BlockText"/>
-      </w:pPr>
-      <w:r>
-        <w:rPr>
-          <w:rFonts w:hint="eastAsia" w:ascii="Times New Roman" w:hAnsi="Times New Roman" w:eastAsia="FangSong" w:cs="Times New Roman"/>
-        </w:rPr>
-        <w:t>本讲的两个主题看似独立</w:t>
-      </w:r>
-      <w:r>
-        <w:rPr>
-          <w:rFonts w:hint="eastAsia" w:ascii="Times New Roman" w:hAnsi="Times New Roman" w:eastAsia="Times New Roman" w:cs="Times New Roman"/>
-        </w:rPr>
-        <w:t>，</w:t>
-      </w:r>
-      <w:r>
-        <w:rPr>
-          <w:rFonts w:hint="eastAsia" w:ascii="Times New Roman" w:hAnsi="Times New Roman" w:eastAsia="FangSong" w:cs="Times New Roman"/>
-        </w:rPr>
-        <w:t>实则共享一条主线</w:t>
-      </w:r>
-      <w:r>
-        <w:rPr>
-          <w:rFonts w:hint="eastAsia" w:ascii="Times New Roman" w:hAnsi="Times New Roman" w:eastAsia="Times New Roman" w:cs="Times New Roman"/>
-        </w:rPr>
-        <w:t>：</w:t>
-      </w:r>
-      <w:r>
-        <w:rPr>
-          <w:rFonts w:hint="eastAsia" w:ascii="Times New Roman" w:hAnsi="Times New Roman" w:eastAsia="FangSong" w:cs="Times New Roman"/>
-          <w:b/>
-          <w:bCs/>
-        </w:rPr>
-        <w:t>芳香烃的亲电取代和卤代烃的亲核取代</w:t>
-      </w:r>
-      <w:r>
-        <w:rPr>
-          <w:rFonts w:hint="eastAsia" w:ascii="Times New Roman" w:hAnsi="Times New Roman" w:eastAsia="Times New Roman" w:cs="Times New Roman"/>
-          <w:b/>
-          <w:bCs/>
-        </w:rPr>
-        <w:t>，</w:t>
-      </w:r>
-      <w:r>
-        <w:rPr>
-          <w:rFonts w:hint="eastAsia" w:ascii="Times New Roman" w:hAnsi="Times New Roman" w:eastAsia="FangSong" w:cs="Times New Roman"/>
-          <w:b/>
-          <w:bCs/>
-        </w:rPr>
-        <w:t>是理解</w:t>
-      </w:r>
-      <w:r>
-        <w:rPr>
-          <w:rFonts w:hint="eastAsia" w:ascii="Times New Roman" w:hAnsi="Times New Roman" w:eastAsia="Times New Roman" w:cs="Times New Roman"/>
-          <w:b/>
-          <w:bCs/>
-        </w:rPr>
-        <w:t>”</w:t>
-      </w:r>
-      <w:r>
-        <w:rPr>
-          <w:rFonts w:hint="eastAsia" w:ascii="Times New Roman" w:hAnsi="Times New Roman" w:eastAsia="FangSong" w:cs="Times New Roman"/>
-          <w:b/>
-          <w:bCs/>
-        </w:rPr>
-        <w:t>亲电</w:t>
-      </w:r>
-      <w:r>
-        <w:rPr>
-          <w:rFonts w:hint="eastAsia" w:ascii="Times New Roman" w:hAnsi="Times New Roman" w:eastAsia="Times New Roman" w:cs="Times New Roman"/>
-          <w:b/>
-          <w:bCs/>
-        </w:rPr>
-        <w:t>/</w:t>
-      </w:r>
-      <w:r>
-        <w:rPr>
-          <w:rFonts w:hint="eastAsia" w:ascii="Times New Roman" w:hAnsi="Times New Roman" w:eastAsia="FangSong" w:cs="Times New Roman"/>
-          <w:b/>
-          <w:bCs/>
-        </w:rPr>
-        <w:t>亲核反应</w:t>
-      </w:r>
-      <w:r>
-        <w:rPr>
-          <w:rFonts w:hint="eastAsia" w:ascii="Times New Roman" w:hAnsi="Times New Roman" w:eastAsia="Times New Roman" w:cs="Times New Roman"/>
-          <w:b/>
-          <w:bCs/>
-        </w:rPr>
-        <w:t>”</w:t>
-      </w:r>
-      <w:r>
-        <w:rPr>
-          <w:rFonts w:hint="eastAsia" w:ascii="Times New Roman" w:hAnsi="Times New Roman" w:eastAsia="FangSong" w:cs="Times New Roman"/>
-          <w:b/>
-          <w:bCs/>
-        </w:rPr>
-        <w:t>概念的两大支柱</w:t>
-      </w:r>
-      <w:r>
-        <w:rPr>
-          <w:rFonts w:hint="eastAsia" w:ascii="Times New Roman" w:hAnsi="Times New Roman" w:eastAsia="Times New Roman" w:cs="Times New Roman"/>
-        </w:rPr>
-        <w:t>。</w:t>
-      </w:r>
-      <w:r>
-        <w:rPr>
-          <w:rFonts w:hint="eastAsia" w:ascii="Times New Roman" w:hAnsi="Times New Roman" w:eastAsia="FangSong" w:cs="Times New Roman"/>
-        </w:rPr>
-        <w:t>芳香亲电取代侧重</w:t>
-      </w:r>
-      <w:r>
-        <w:rPr>
-          <w:rFonts w:hint="eastAsia" w:ascii="Times New Roman" w:hAnsi="Times New Roman" w:eastAsia="Times New Roman" w:cs="Times New Roman"/>
-        </w:rPr>
-        <w:t>”</w:t>
-      </w:r>
-      <w:r>
-        <w:rPr>
-          <w:rFonts w:hint="eastAsia" w:ascii="Times New Roman" w:hAnsi="Times New Roman" w:eastAsia="FangSong" w:cs="Times New Roman"/>
-        </w:rPr>
-        <w:t>芳香性保持</w:t>
-      </w:r>
-      <w:r>
-        <w:rPr>
-          <w:rFonts w:hint="eastAsia" w:ascii="Times New Roman" w:hAnsi="Times New Roman" w:eastAsia="Times New Roman" w:cs="Times New Roman"/>
-        </w:rPr>
-        <w:t>”，</w:t>
-      </w:r>
-      <w:r>
-        <w:rPr>
-          <w:rFonts w:hint="eastAsia" w:ascii="Times New Roman" w:hAnsi="Times New Roman" w:eastAsia="FangSong" w:cs="Times New Roman"/>
-        </w:rPr>
-        <w:t>卤代烃的亲核取代侧重</w:t>
-      </w:r>
-      <w:r>
-        <w:rPr>
-          <w:rFonts w:hint="eastAsia" w:ascii="Times New Roman" w:hAnsi="Times New Roman" w:eastAsia="Times New Roman" w:cs="Times New Roman"/>
-        </w:rPr>
-        <w:t>”</w:t>
-      </w:r>
-      <w:r>
-        <w:rPr>
-          <w:rFonts w:hint="eastAsia" w:ascii="Times New Roman" w:hAnsi="Times New Roman" w:eastAsia="FangSong" w:cs="Times New Roman"/>
-        </w:rPr>
-        <w:t>碳链构建</w:t>
-      </w:r>
-      <w:r>
-        <w:rPr>
-          <w:rFonts w:hint="eastAsia" w:ascii="Times New Roman" w:hAnsi="Times New Roman" w:eastAsia="Times New Roman" w:cs="Times New Roman"/>
-        </w:rPr>
-        <w:t>”。</w:t>
-      </w:r>
-    </w:p>
-    <w:p>
-      <w:pPr>
-        <w:spacing w:before="160" w:after="80"/>
-      </w:pPr>
-      <w:r>
-        <w:pict>
-          <v:rect style="width:0;height:1.5pt" o:hralign="center" o:hrstd="t" o:hr="t"/>
-        </w:pict>
-      </w:r>
-    </w:p>
-    <w:bookmarkStart w:id="9" w:name="学习目标"/>
-    <w:p>
-      <w:pPr>
-        <w:pStyle w:val="Heading2"/>
-        <w:spacing w:before="280" w:after="120"/>
-      </w:pPr>
-      <w:r>
-        <w:rPr>
-          <w:rFonts w:hint="eastAsia" w:ascii="Times New Roman" w:hAnsi="Times New Roman" w:eastAsia="SimHei" w:cs="Times New Roman"/>
-        </w:rPr>
-        <w:t xml:space="preserve">学习目标</w:t>
-      </w:r>
-    </w:p>
-    <w:p>
-      <w:pPr>
-        <w:pStyle w:val="BlockText"/>
-        <w:spacing w:after="80"/>
-      </w:pPr>
-      <w:r>
-        <w:rPr>
-          <w:rFonts w:hint="eastAsia" w:ascii="Times New Roman" w:hAnsi="Times New Roman" w:eastAsia="FangSong" w:cs="Times New Roman"/>
-        </w:rPr>
-        <w:t>对齐考纲</w:t>
-      </w:r>
-      <w:r>
-        <w:rPr>
-          <w:rFonts w:hint="eastAsia" w:ascii="Times New Roman" w:hAnsi="Times New Roman" w:eastAsia="Times New Roman" w:cs="Times New Roman"/>
-        </w:rPr>
-        <w:t>：§41</w:t>
-      </w:r>
-      <w:r>
-        <w:rPr>
-          <w:rFonts w:ascii="Times New Roman" w:hAnsi="Times New Roman" w:eastAsia="Times New Roman" w:cs="Times New Roman"/>
-        </w:rPr>
-        <w:t xml:space="preserve"> </w:t>
-      </w:r>
-      <w:r>
-        <w:rPr>
-          <w:rFonts w:hint="eastAsia" w:ascii="Times New Roman" w:hAnsi="Times New Roman" w:eastAsia="FangSong" w:cs="Times New Roman"/>
-        </w:rPr>
-        <w:t xml:space="preserve">芳香亲电取代反应</w:t>
-      </w:r>
-      <w:r>
-        <w:rPr>
-          <w:rFonts w:ascii="Times New Roman" w:hAnsi="Times New Roman" w:eastAsia="Times New Roman" w:cs="Times New Roman"/>
-        </w:rPr>
-        <w:t xml:space="preserve"> · §42 </w:t>
-      </w:r>
-      <w:r>
-        <w:rPr>
-          <w:rFonts w:hint="eastAsia" w:ascii="Times New Roman" w:hAnsi="Times New Roman" w:eastAsia="FangSong" w:cs="Times New Roman"/>
-        </w:rPr>
-        <w:t xml:space="preserve">芳香亲核取代反应</w:t>
-      </w:r>
-      <w:r>
-        <w:rPr>
-          <w:rFonts w:ascii="Times New Roman" w:hAnsi="Times New Roman" w:eastAsia="Times New Roman" w:cs="Times New Roman"/>
-        </w:rPr>
-        <w:t xml:space="preserve"> · §44 </w:t>
-      </w:r>
-      <w:r>
-        <w:rPr>
-          <w:rFonts w:hint="eastAsia" w:ascii="Times New Roman" w:hAnsi="Times New Roman" w:eastAsia="FangSong" w:cs="Times New Roman"/>
-        </w:rPr>
-        <w:t xml:space="preserve">脂肪族亲核取代反应</w:t>
-      </w:r>
-      <w:r>
-        <w:rPr>
-          <w:rFonts w:ascii="Times New Roman" w:hAnsi="Times New Roman" w:eastAsia="Times New Roman" w:cs="Times New Roman"/>
-        </w:rPr>
-        <w:t xml:space="preserve"> · §51 </w:t>
-      </w:r>
-      <w:r>
-        <w:rPr>
-          <w:rFonts w:hint="eastAsia" w:ascii="Times New Roman" w:hAnsi="Times New Roman" w:eastAsia="FangSong" w:cs="Times New Roman"/>
-        </w:rPr>
-        <w:t xml:space="preserve">金属有机</w:t>
-      </w:r>
-    </w:p>
-    <w:tbl>
-      <w:tblPr>
-        <w:tblStyle w:val="Table"/>
-        <w:tblW w:type="pct" w:w="5000"/>
-        <w:tblLayout w:type="fixed"/>
-        <w:tblLook w:firstRow="1" w:lastRow="0" w:firstColumn="0" w:lastColumn="0" w:noHBand="0" w:noVBand="0" w:val="0020"/>
-      </w:tblPr>
-      <w:tblGrid>
-        <w:gridCol w:w="3960"/>
-        <w:gridCol w:w="3960"/>
-      </w:tblGrid>
-      <w:tr>
-        <w:trPr>
-          <w:tblHeader w:val="on"/>
-        </w:trPr>
-        <w:tc>
-          <w:tcPr/>
-          <w:p>
-            <w:pPr>
-              <w:pStyle w:val="Compact"/>
-              <w:jc w:val="center"/>
-            </w:pPr>
-            <w:r>
-              <w:rPr>
-                <w:rFonts w:hint="eastAsia" w:ascii="Times New Roman" w:hAnsi="Times New Roman" w:eastAsia="SimHei" w:cs="Times New Roman"/>
-                <w:b/>
-              </w:rPr>
-              <w:t xml:space="preserve">考纲条目</w:t>
-            </w:r>
-          </w:p>
-        </w:tc>
-        <w:tc>
-          <w:tcPr/>
-          <w:p>
-            <w:pPr>
-              <w:pStyle w:val="Compact"/>
-              <w:jc w:val="center"/>
-            </w:pPr>
-            <w:r>
-              <w:rPr>
-                <w:rFonts w:hint="eastAsia" w:ascii="Times New Roman" w:hAnsi="Times New Roman" w:eastAsia="SimHei" w:cs="Times New Roman"/>
-                <w:b/>
-              </w:rPr>
-              <w:t xml:space="preserve">学完本讲你应能</w:t>
-            </w:r>
-          </w:p>
-        </w:tc>
-      </w:tr>
-      <w:tr>
-        <w:tc>
-          <w:tcPr/>
-          <w:p>
-            <w:pPr>
-              <w:pStyle w:val="Compact"/>
-              <w:jc w:val="center"/>
-            </w:pPr>
-            <w:r>
-              <w:rPr>
-                <w:rFonts w:ascii="Times New Roman" w:hAnsi="Times New Roman" w:eastAsia="Times New Roman" w:cs="Times New Roman"/>
-              </w:rPr>
-              <w:t xml:space="preserve">§41 </w:t>
-            </w:r>
-            <w:r>
-              <w:rPr>
-                <w:rFonts w:hint="eastAsia" w:ascii="Times New Roman" w:hAnsi="Times New Roman" w:eastAsia="FangSong" w:cs="Times New Roman"/>
-              </w:rPr>
-              <w:t xml:space="preserve">芳香亲电取代反应</w:t>
-            </w:r>
-            <w:r>
-              <w:rPr>
-                <w:rFonts w:ascii="Times New Roman" w:hAnsi="Times New Roman" w:eastAsia="Times New Roman" w:cs="Times New Roman"/>
-              </w:rPr>
-              <w:t xml:space="preserve"> · </w:t>
-            </w:r>
-            <w:r>
-              <w:rPr>
-                <w:rFonts w:hint="eastAsia" w:ascii="Times New Roman" w:hAnsi="Times New Roman" w:eastAsia="FangSong" w:cs="Times New Roman"/>
-              </w:rPr>
-              <w:t xml:space="preserve">芳香性与休克尔规则</w:t>
-            </w:r>
-          </w:p>
-        </w:tc>
-        <w:tc>
-          <w:tcPr/>
-          <w:p>
-            <w:pPr>
-              <w:pStyle w:val="Compact"/>
-              <w:jc w:val="center"/>
-            </w:pPr>
-            <w:r>
-              <w:rPr>
-                <w:rFonts w:hint="eastAsia" w:ascii="Times New Roman" w:hAnsi="Times New Roman" w:eastAsia="FangSong" w:cs="Times New Roman"/>
-              </w:rPr>
-              <w:t>能用休克尔规则</w:t>
-            </w:r>
-            <w:r>
-              <w:rPr>
-                <w:rFonts w:hint="eastAsia" w:ascii="Times New Roman" w:hAnsi="Times New Roman" w:eastAsia="Times New Roman" w:cs="Times New Roman"/>
-              </w:rPr>
-              <w:t>(4n+2)</w:t>
-            </w:r>
-            <w:r>
-              <w:rPr>
-                <w:rFonts w:hint="eastAsia" w:ascii="Times New Roman" w:hAnsi="Times New Roman" w:eastAsia="FangSong" w:cs="Times New Roman"/>
-              </w:rPr>
-              <w:t>判断芳香性</w:t>
-            </w:r>
-          </w:p>
-        </w:tc>
-      </w:tr>
-      <w:tr>
-        <w:tc>
-          <w:tcPr/>
-          <w:p>
-            <w:pPr>
-              <w:pStyle w:val="Compact"/>
-              <w:jc w:val="center"/>
-            </w:pPr>
-            <w:r>
-              <w:rPr>
-                <w:rFonts w:ascii="Times New Roman" w:hAnsi="Times New Roman" w:eastAsia="Times New Roman" w:cs="Times New Roman"/>
-              </w:rPr>
-              <w:t xml:space="preserve">§41 </w:t>
-            </w:r>
-            <w:r>
-              <w:rPr>
-                <w:rFonts w:hint="eastAsia" w:ascii="Times New Roman" w:hAnsi="Times New Roman" w:eastAsia="FangSong" w:cs="Times New Roman"/>
-              </w:rPr>
-              <w:t xml:space="preserve">芳香亲电取代反应</w:t>
-            </w:r>
-            <w:r>
-              <w:rPr>
-                <w:rFonts w:ascii="Times New Roman" w:hAnsi="Times New Roman" w:eastAsia="Times New Roman" w:cs="Times New Roman"/>
-              </w:rPr>
-              <w:t xml:space="preserve"> · </w:t>
-            </w:r>
-            <w:r>
-              <w:rPr>
-                <w:rFonts w:hint="eastAsia" w:ascii="Times New Roman" w:hAnsi="Times New Roman" w:eastAsia="FangSong" w:cs="Times New Roman"/>
-              </w:rPr>
-              <w:t xml:space="preserve">定位效应</w:t>
-            </w:r>
-          </w:p>
-        </w:tc>
-        <w:tc>
-          <w:tcPr/>
-          <w:p>
-            <w:pPr>
-              <w:pStyle w:val="Compact"/>
-              <w:jc w:val="center"/>
-            </w:pPr>
-            <w:r>
-              <w:rPr>
-                <w:rFonts w:hint="eastAsia" w:ascii="Times New Roman" w:hAnsi="Times New Roman" w:eastAsia="FangSong" w:cs="Times New Roman"/>
-              </w:rPr>
-              <w:t>能用</w:t>
-            </w:r>
-            <w:r>
-              <w:rPr>
-                <w:rFonts w:hint="eastAsia" w:ascii="Times New Roman" w:hAnsi="Times New Roman" w:eastAsia="Times New Roman" w:cs="Times New Roman"/>
-              </w:rPr>
-              <w:t>σ-</w:t>
-            </w:r>
-            <w:r>
-              <w:rPr>
-                <w:rFonts w:hint="eastAsia" w:ascii="Times New Roman" w:hAnsi="Times New Roman" w:eastAsia="FangSong" w:cs="Times New Roman"/>
-              </w:rPr>
-              <w:t>络合物</w:t>
-            </w:r>
-            <w:r>
-              <w:rPr>
-                <w:rFonts w:hint="eastAsia" w:ascii="Times New Roman" w:hAnsi="Times New Roman" w:eastAsia="Times New Roman" w:cs="Times New Roman"/>
-              </w:rPr>
-              <w:t>(</w:t>
-            </w:r>
-            <w:r>
-              <w:rPr>
-                <w:rFonts w:hint="eastAsia" w:ascii="Times New Roman" w:hAnsi="Times New Roman" w:eastAsia="FangSong" w:cs="Times New Roman"/>
-              </w:rPr>
-              <w:t>中间体</w:t>
-            </w:r>
-            <w:r>
-              <w:rPr>
-                <w:rFonts w:hint="eastAsia" w:ascii="Times New Roman" w:hAnsi="Times New Roman" w:eastAsia="Times New Roman" w:cs="Times New Roman"/>
-              </w:rPr>
-              <w:t>)</w:t>
-            </w:r>
-            <w:r>
-              <w:rPr>
-                <w:rFonts w:hint="eastAsia" w:ascii="Times New Roman" w:hAnsi="Times New Roman" w:eastAsia="FangSong" w:cs="Times New Roman"/>
-              </w:rPr>
-              <w:t>的稳定性解释芳香亲电取代的定位效应</w:t>
-            </w:r>
-          </w:p>
-        </w:tc>
-      </w:tr>
-      <w:tr>
-        <w:tc>
-          <w:tcPr/>
-          <w:p>
-            <w:pPr>
-              <w:pStyle w:val="Compact"/>
-              <w:jc w:val="center"/>
-            </w:pPr>
-            <w:r>
-              <w:rPr>
-                <w:rFonts w:ascii="Times New Roman" w:hAnsi="Times New Roman" w:eastAsia="Times New Roman" w:cs="Times New Roman"/>
-              </w:rPr>
-              <w:t xml:space="preserve">§42 </w:t>
-            </w:r>
-            <w:r>
-              <w:rPr>
-                <w:rFonts w:hint="eastAsia" w:ascii="Times New Roman" w:hAnsi="Times New Roman" w:eastAsia="FangSong" w:cs="Times New Roman"/>
-              </w:rPr>
-              <w:t xml:space="preserve">芳香亲核取代反应</w:t>
-            </w:r>
-            <w:r>
-              <w:rPr>
-                <w:rFonts w:ascii="Times New Roman" w:hAnsi="Times New Roman" w:eastAsia="Times New Roman" w:cs="Times New Roman"/>
-              </w:rPr>
-              <w:t xml:space="preserve"> · SNAr </w:t>
-            </w:r>
-            <w:r>
-              <w:rPr>
-                <w:rFonts w:hint="eastAsia" w:ascii="Times New Roman" w:hAnsi="Times New Roman" w:eastAsia="FangSong" w:cs="Times New Roman"/>
-              </w:rPr>
-              <w:t xml:space="preserve">与苯炔机理</w:t>
-            </w:r>
-          </w:p>
-        </w:tc>
-        <w:tc>
-          <w:tcPr/>
-          <w:p>
-            <w:pPr>
-              <w:pStyle w:val="Compact"/>
-              <w:jc w:val="center"/>
-            </w:pPr>
-            <w:r>
-              <w:rPr>
-                <w:rFonts w:hint="eastAsia" w:ascii="Times New Roman" w:hAnsi="Times New Roman" w:eastAsia="FangSong" w:cs="Times New Roman"/>
-              </w:rPr>
-              <w:t>能区分芳香亲核取代两种机理</w:t>
-            </w:r>
-            <w:r>
-              <w:rPr>
-                <w:rFonts w:hint="eastAsia" w:ascii="Times New Roman" w:hAnsi="Times New Roman" w:eastAsia="Times New Roman" w:cs="Times New Roman"/>
-              </w:rPr>
-              <w:t>（SNAr</w:t>
-            </w:r>
-            <w:r>
-              <w:rPr>
-                <w:rFonts w:ascii="Times New Roman" w:hAnsi="Times New Roman" w:eastAsia="Times New Roman" w:cs="Times New Roman"/>
-              </w:rPr>
-              <w:t xml:space="preserve"> </w:t>
-            </w:r>
-            <w:r>
-              <w:rPr>
-                <w:rFonts w:hint="eastAsia" w:ascii="Times New Roman" w:hAnsi="Times New Roman" w:eastAsia="FangSong" w:cs="Times New Roman"/>
-              </w:rPr>
-              <w:t>加成</w:t>
-            </w:r>
-            <w:r>
-              <w:rPr>
-                <w:rFonts w:hint="eastAsia" w:ascii="Times New Roman" w:hAnsi="Times New Roman" w:eastAsia="Times New Roman" w:cs="Times New Roman"/>
-              </w:rPr>
-              <w:t>-</w:t>
-            </w:r>
-            <w:r>
-              <w:rPr>
-                <w:rFonts w:hint="eastAsia" w:ascii="Times New Roman" w:hAnsi="Times New Roman" w:eastAsia="FangSong" w:cs="Times New Roman"/>
-              </w:rPr>
-              <w:t>消除</w:t>
-            </w:r>
-            <w:r>
-              <w:rPr>
-                <w:rFonts w:ascii="Times New Roman" w:hAnsi="Times New Roman" w:eastAsia="Times New Roman" w:cs="Times New Roman"/>
-              </w:rPr>
-              <w:t xml:space="preserve"> vs </w:t>
-            </w:r>
-            <w:r>
-              <w:rPr>
-                <w:rFonts w:hint="eastAsia" w:ascii="Times New Roman" w:hAnsi="Times New Roman" w:eastAsia="FangSong" w:cs="Times New Roman"/>
-              </w:rPr>
-              <w:t>苯炔消除</w:t>
-            </w:r>
-            <w:r>
-              <w:rPr>
-                <w:rFonts w:hint="eastAsia" w:ascii="Times New Roman" w:hAnsi="Times New Roman" w:eastAsia="Times New Roman" w:cs="Times New Roman"/>
-              </w:rPr>
-              <w:t>-</w:t>
-            </w:r>
-            <w:r>
-              <w:rPr>
-                <w:rFonts w:hint="eastAsia" w:ascii="Times New Roman" w:hAnsi="Times New Roman" w:eastAsia="FangSong" w:cs="Times New Roman"/>
-              </w:rPr>
-              <w:t>加成</w:t>
-            </w:r>
-            <w:r>
-              <w:rPr>
-                <w:rFonts w:hint="eastAsia" w:ascii="Times New Roman" w:hAnsi="Times New Roman" w:eastAsia="Times New Roman" w:cs="Times New Roman"/>
-              </w:rPr>
-              <w:t>）</w:t>
-            </w:r>
-            <w:r>
-              <w:rPr>
-                <w:rFonts w:hint="eastAsia" w:ascii="Times New Roman" w:hAnsi="Times New Roman" w:eastAsia="FangSong" w:cs="Times New Roman"/>
-              </w:rPr>
-              <w:t>并判断产物</w:t>
-            </w:r>
-            <w:r>
-              <w:rPr>
-                <w:rFonts w:hint="eastAsia" w:ascii="Times New Roman" w:hAnsi="Times New Roman" w:eastAsia="Times New Roman" w:cs="Times New Roman"/>
-              </w:rPr>
-              <w:t>（</w:t>
-            </w:r>
-            <w:r>
-              <w:rPr>
-                <w:rFonts w:hint="eastAsia" w:ascii="Times New Roman" w:hAnsi="Times New Roman" w:eastAsia="FangSong" w:cs="Times New Roman"/>
-              </w:rPr>
-              <w:t>考纲</w:t>
-            </w:r>
-            <w:r>
-              <w:rPr>
-                <w:rFonts w:ascii="Times New Roman" w:hAnsi="Times New Roman" w:eastAsia="Times New Roman" w:cs="Times New Roman"/>
-              </w:rPr>
-              <w:t xml:space="preserve"> </w:t>
-            </w:r>
-            <w:r>
-              <w:rPr>
-                <w:rFonts w:hint="eastAsia" w:ascii="Times New Roman" w:hAnsi="Times New Roman" w:eastAsia="Times New Roman" w:cs="Times New Roman"/>
-              </w:rPr>
-              <w:t xml:space="preserve">42）</w:t>
-            </w:r>
-          </w:p>
-        </w:tc>
-      </w:tr>
-      <w:tr>
-        <w:tc>
-          <w:tcPr/>
-          <w:p>
-            <w:pPr>
-              <w:pStyle w:val="Compact"/>
-              <w:jc w:val="center"/>
-            </w:pPr>
-            <w:r>
-              <w:rPr>
-                <w:rFonts w:ascii="Times New Roman" w:hAnsi="Times New Roman" w:eastAsia="Times New Roman" w:cs="Times New Roman"/>
-              </w:rPr>
-              <w:t xml:space="preserve">§44 </w:t>
-            </w:r>
-            <w:r>
-              <w:rPr>
-                <w:rFonts w:hint="eastAsia" w:ascii="Times New Roman" w:hAnsi="Times New Roman" w:eastAsia="FangSong" w:cs="Times New Roman"/>
-              </w:rPr>
-              <w:t xml:space="preserve">脂肪族亲核取代反应</w:t>
-            </w:r>
-            <w:r>
-              <w:rPr>
-                <w:rFonts w:ascii="Times New Roman" w:hAnsi="Times New Roman" w:eastAsia="Times New Roman" w:cs="Times New Roman"/>
-              </w:rPr>
-              <w:t xml:space="preserve"> · SN1/SN2 </w:t>
-            </w:r>
-            <w:r>
-              <w:rPr>
-                <w:rFonts w:hint="eastAsia" w:ascii="Times New Roman" w:hAnsi="Times New Roman" w:eastAsia="FangSong" w:cs="Times New Roman"/>
-              </w:rPr>
-              <w:t xml:space="preserve">条件与立体化学</w:t>
-            </w:r>
-          </w:p>
-        </w:tc>
-        <w:tc>
-          <w:tcPr/>
-          <w:p>
-            <w:pPr>
-              <w:pStyle w:val="Compact"/>
-              <w:jc w:val="center"/>
-            </w:pPr>
-            <w:r>
-              <w:rPr>
-                <w:rFonts w:hint="eastAsia" w:ascii="Times New Roman" w:hAnsi="Times New Roman" w:eastAsia="FangSong" w:cs="Times New Roman"/>
-              </w:rPr>
-              <w:t xml:space="preserve">能区分</w:t>
-            </w:r>
-            <w:r>
-              <w:rPr>
-                <w:rFonts w:ascii="Times New Roman" w:hAnsi="Times New Roman" w:eastAsia="Times New Roman" w:cs="Times New Roman"/>
-              </w:rPr>
-              <w:t xml:space="preserve"> SN1/SN2 </w:t>
-            </w:r>
-            <w:r>
-              <w:rPr>
-                <w:rFonts w:hint="eastAsia" w:ascii="Times New Roman" w:hAnsi="Times New Roman" w:eastAsia="FangSong" w:cs="Times New Roman"/>
-              </w:rPr>
-              <w:t>的反应条件</w:t>
-            </w:r>
-            <w:r>
-              <w:rPr>
-                <w:rFonts w:hint="eastAsia" w:ascii="Times New Roman" w:hAnsi="Times New Roman" w:eastAsia="Times New Roman" w:cs="Times New Roman"/>
-              </w:rPr>
-              <w:t>、</w:t>
-            </w:r>
-            <w:r>
-              <w:rPr>
-                <w:rFonts w:hint="eastAsia" w:ascii="Times New Roman" w:hAnsi="Times New Roman" w:eastAsia="FangSong" w:cs="Times New Roman"/>
-              </w:rPr>
-              <w:t>立体化学和竞争反应</w:t>
-            </w:r>
-          </w:p>
-        </w:tc>
-      </w:tr>
-      <w:tr>
-        <w:tc>
-          <w:tcPr/>
-          <w:p>
-            <w:pPr>
-              <w:pStyle w:val="Compact"/>
-              <w:jc w:val="center"/>
-            </w:pPr>
-            <w:r>
-              <w:rPr>
-                <w:rFonts w:ascii="Times New Roman" w:hAnsi="Times New Roman" w:eastAsia="Times New Roman" w:cs="Times New Roman"/>
-              </w:rPr>
-              <w:t xml:space="preserve">§44 </w:t>
-            </w:r>
-            <w:r>
-              <w:rPr>
-                <w:rFonts w:hint="eastAsia" w:ascii="Times New Roman" w:hAnsi="Times New Roman" w:eastAsia="FangSong" w:cs="Times New Roman"/>
-              </w:rPr>
-              <w:t xml:space="preserve">脂肪族亲核取代反应</w:t>
-            </w:r>
-            <w:r>
-              <w:rPr>
-                <w:rFonts w:ascii="Times New Roman" w:hAnsi="Times New Roman" w:eastAsia="Times New Roman" w:cs="Times New Roman"/>
-              </w:rPr>
-              <w:t xml:space="preserve"> · </w:t>
-            </w:r>
-            <w:r>
-              <w:rPr>
-                <w:rFonts w:hint="eastAsia" w:ascii="Times New Roman" w:hAnsi="Times New Roman" w:eastAsia="FangSong" w:cs="Times New Roman"/>
-              </w:rPr>
-              <w:t xml:space="preserve">取代消除竞争</w:t>
-            </w:r>
-          </w:p>
-        </w:tc>
-        <w:tc>
-          <w:tcPr/>
-          <w:p>
-            <w:pPr>
-              <w:pStyle w:val="Compact"/>
-              <w:jc w:val="center"/>
-            </w:pPr>
-            <w:r>
-              <w:rPr>
-                <w:rFonts w:hint="eastAsia" w:ascii="Times New Roman" w:hAnsi="Times New Roman" w:eastAsia="FangSong" w:cs="Times New Roman"/>
-              </w:rPr>
-              <w:t xml:space="preserve">能通过反应条件判断</w:t>
-            </w:r>
-            <w:r>
-              <w:rPr>
-                <w:rFonts w:ascii="Times New Roman" w:hAnsi="Times New Roman" w:eastAsia="Times New Roman" w:cs="Times New Roman"/>
-              </w:rPr>
-              <w:t xml:space="preserve"> SN1/E1 </w:t>
-            </w:r>
-            <w:r>
-              <w:rPr>
-                <w:rFonts w:hint="eastAsia" w:ascii="Times New Roman" w:hAnsi="Times New Roman" w:eastAsia="FangSong" w:cs="Times New Roman"/>
-              </w:rPr>
-              <w:t xml:space="preserve">或</w:t>
-            </w:r>
-            <w:r>
-              <w:rPr>
-                <w:rFonts w:ascii="Times New Roman" w:hAnsi="Times New Roman" w:eastAsia="Times New Roman" w:cs="Times New Roman"/>
-              </w:rPr>
-              <w:t xml:space="preserve"> SN2/E2 </w:t>
-            </w:r>
-            <w:r>
-              <w:rPr>
-                <w:rFonts w:hint="eastAsia" w:ascii="Times New Roman" w:hAnsi="Times New Roman" w:eastAsia="FangSong" w:cs="Times New Roman"/>
-              </w:rPr>
-              <w:t xml:space="preserve">的主导路径</w:t>
-            </w:r>
-          </w:p>
-        </w:tc>
-      </w:tr>
-      <w:tr>
-        <w:tc>
-          <w:tcPr/>
-          <w:p>
-            <w:pPr>
-              <w:pStyle w:val="Compact"/>
-              <w:jc w:val="center"/>
-            </w:pPr>
-            <w:r>
-              <w:rPr>
-                <w:rFonts w:ascii="Times New Roman" w:hAnsi="Times New Roman" w:eastAsia="Times New Roman" w:cs="Times New Roman"/>
-              </w:rPr>
-              <w:t xml:space="preserve">§51 </w:t>
-            </w:r>
-            <w:r>
-              <w:rPr>
-                <w:rFonts w:hint="eastAsia" w:ascii="Times New Roman" w:hAnsi="Times New Roman" w:eastAsia="FangSong" w:cs="Times New Roman"/>
-              </w:rPr>
-              <w:t xml:space="preserve">金属有机</w:t>
-            </w:r>
-            <w:r>
-              <w:rPr>
-                <w:rFonts w:ascii="Times New Roman" w:hAnsi="Times New Roman" w:eastAsia="Times New Roman" w:cs="Times New Roman"/>
-              </w:rPr>
-              <w:t xml:space="preserve"> · Grignard </w:t>
-            </w:r>
-            <w:r>
-              <w:rPr>
-                <w:rFonts w:hint="eastAsia" w:ascii="Times New Roman" w:hAnsi="Times New Roman" w:eastAsia="FangSong" w:cs="Times New Roman"/>
-              </w:rPr>
-              <w:t xml:space="preserve">试剂碳链增长</w:t>
-            </w:r>
-          </w:p>
-        </w:tc>
-        <w:tc>
-          <w:tcPr/>
-          <w:p>
-            <w:pPr>
-              <w:pStyle w:val="Compact"/>
-              <w:jc w:val="center"/>
-            </w:pPr>
-            <w:r>
-              <w:rPr>
-                <w:rFonts w:hint="eastAsia" w:ascii="Times New Roman" w:hAnsi="Times New Roman" w:eastAsia="FangSong" w:cs="Times New Roman"/>
-              </w:rPr>
-              <w:t xml:space="preserve">能用格氏试剂设计简单的碳链增长路线</w:t>
-            </w:r>
-          </w:p>
-        </w:tc>
-      </w:tr>
-    </w:tbl>
-    <w:p>
-      <w:pPr>
-        <w:spacing w:before="160" w:after="80"/>
-      </w:pPr>
-      <w:r>
-        <w:pict>
-          <v:rect style="width:0;height:1.5pt" o:hralign="center" o:hrstd="t" o:hr="t"/>
-        </w:pict>
-      </w:r>
-    </w:p>
-    <w:bookmarkEnd w:id="9"/>
-    <w:bookmarkStart w:id="18" w:name="一核心概念"/>
-    <w:p>
-      <w:pPr>
-        <w:pStyle w:val="Heading2"/>
-        <w:spacing w:before="280" w:after="120"/>
-      </w:pPr>
-      <w:r>
-        <w:rPr>
-          <w:rFonts w:hint="eastAsia" w:ascii="Times New Roman" w:hAnsi="Times New Roman" w:eastAsia="SimHei" w:cs="Times New Roman"/>
-        </w:rPr>
-        <w:t>一</w:t>
-      </w:r>
-      <w:r>
-        <w:rPr>
-          <w:rFonts w:hint="eastAsia" w:ascii="Times New Roman" w:hAnsi="Times New Roman" w:eastAsia="Times New Roman" w:cs="Times New Roman"/>
-        </w:rPr>
-        <w:t>、</w:t>
-      </w:r>
-      <w:r>
-        <w:rPr>
-          <w:rFonts w:hint="eastAsia" w:ascii="Times New Roman" w:hAnsi="Times New Roman" w:eastAsia="SimHei" w:cs="Times New Roman"/>
-        </w:rPr>
-        <w:t>核心概念</w:t>
-      </w:r>
-    </w:p>
-    <w:bookmarkStart w:id="16" w:name="芳香烃"/>
-    <w:p>
-      <w:pPr>
-        <w:pStyle w:val="Heading3"/>
-        <w:spacing w:before="280" w:after="120"/>
-      </w:pPr>
-      <w:r>
-        <w:rPr>
-          <w:rFonts w:ascii="Times New Roman" w:hAnsi="Times New Roman" w:eastAsia="Times New Roman" w:cs="Times New Roman"/>
-        </w:rPr>
-        <w:t xml:space="preserve">1.1 </w:t>
-      </w:r>
-      <w:r>
-        <w:rPr>
-          <w:rFonts w:hint="eastAsia" w:ascii="Times New Roman" w:hAnsi="Times New Roman" w:eastAsia="SimHei" w:cs="Times New Roman"/>
-        </w:rPr>
-        <w:t xml:space="preserve">芳香烃</w:t>
-      </w:r>
-    </w:p>
-    <w:p>
-      <w:pPr>
         <w:pStyle w:val="FirstParagraph"/>
-      </w:pPr>
-      <w:r>
-        <w:rPr>
-          <w:rFonts w:ascii="Times New Roman" w:hAnsi="Times New Roman" w:eastAsia="Times New Roman" w:cs="Times New Roman"/>
-          <w:b/>
-          <w:bCs/>
-        </w:rPr>
-        <w:t xml:space="preserve">1.1.1 </w:t>
-      </w:r>
-      <w:r>
-        <w:rPr>
-          <w:rFonts w:hint="eastAsia" w:ascii="Times New Roman" w:hAnsi="Times New Roman" w:eastAsia="FangSong" w:cs="Times New Roman"/>
-          <w:b/>
-          <w:bCs/>
-        </w:rPr>
-        <w:t xml:space="preserve">苯的结构与芳香性</w:t>
-      </w:r>
-    </w:p>
-    <w:p>
-      <w:pPr>
-        <w:pStyle w:val="BodyText"/>
         <w:spacing w:before="160" w:after="80"/>
         <w:jc w:val="center"/>
       </w:pPr>
       <w:r>
         <w:rPr>
-          <w:rFonts w:ascii="Times New Roman" w:hAnsi="Times New Roman" w:eastAsia="FangSong" w:cs="Times New Roman"/>
-          <w:b w:val="0"/>
-          <w:i w:val="0"/>
-          <w:sz w:val="21"/>
+          <w:rFonts w:hint="eastAsia" w:ascii="Times New Roman" w:hAnsi="Times New Roman" w:eastAsia="FangSong" w:cs="Times New Roman"/>
+          <w:b/>
+          <w:bCs/>
+        </w:rPr>
+        <w:t xml:space="preserve">教材图引入</w:t>
+      </w:r>
+      <w:r>
+        <w:rPr>
+          <w:rFonts w:ascii="Times New Roman" w:hAnsi="Times New Roman" w:eastAsia="Times New Roman" w:cs="Times New Roman"/>
+        </w:rPr>
+        <w:t xml:space="preserve"> </w:t>
+      </w:r>
+      <w:r>
+        <w:rPr>
+          <w:rFonts w:ascii="Times New Roman" w:hAnsi="Times New Roman" w:eastAsia="Times New Roman" w:cs="Times New Roman"/>
+        </w:rPr>
+        <w:t xml:space="preserve">&gt; · ArSE </w:t>
+      </w:r>
+      <w:r>
+        <w:rPr>
+          <w:rFonts w:hint="eastAsia" w:ascii="Times New Roman" w:hAnsi="Times New Roman" w:eastAsia="Times New Roman" w:cs="Times New Roman"/>
+        </w:rPr>
+        <w:t>σ-</w:t>
+      </w:r>
+      <w:r>
+        <w:rPr>
+          <w:rFonts w:hint="eastAsia" w:ascii="Times New Roman" w:hAnsi="Times New Roman" w:eastAsia="FangSong" w:cs="Times New Roman"/>
+        </w:rPr>
+        <w:t>络合物</w:t>
+      </w:r>
+      <w:r>
+        <w:rPr>
+          <w:rFonts w:hint="eastAsia" w:ascii="Times New Roman" w:hAnsi="Times New Roman" w:eastAsia="Times New Roman" w:cs="Times New Roman"/>
+        </w:rPr>
+        <w:t>（Wheland</w:t>
+      </w:r>
+      <w:r>
+        <w:rPr>
+          <w:rFonts w:ascii="Times New Roman" w:hAnsi="Times New Roman" w:eastAsia="Times New Roman" w:cs="Times New Roman"/>
+        </w:rPr>
+        <w:t xml:space="preserve"> </w:t>
+      </w:r>
+      <w:r>
+        <w:rPr>
+          <w:rFonts w:hint="eastAsia" w:ascii="Times New Roman" w:hAnsi="Times New Roman" w:eastAsia="FangSong" w:cs="Times New Roman"/>
+        </w:rPr>
+        <w:t>中间体</w:t>
+      </w:r>
+      <w:r>
+        <w:rPr>
+          <w:rFonts w:hint="eastAsia" w:ascii="Times New Roman" w:hAnsi="Times New Roman" w:eastAsia="Times New Roman" w:cs="Times New Roman"/>
+        </w:rPr>
+        <w:t>）：</w:t>
+      </w:r>
+      <w:r>
+        <w:rPr>
+          <w:rFonts w:ascii="Times New Roman" w:hAnsi="Times New Roman" w:eastAsia="Times New Roman" w:cs="Times New Roman"/>
         </w:rPr>
         <w:drawing>
           <wp:inline>
-            <wp:extent cx="3600000" cy="1052829"/>
+            <wp:extent cx="2667000" cy="379547"/>
             <wp:effectExtent b="0" l="0" r="0" t="0"/>
-            <wp:docPr descr="苯的 π 电子离域结构" title="" id="11" name="Picture"/>
+            <wp:docPr descr="" title="" id="10" name="Picture"/>
             <a:graphic>
               <a:graphicData uri="http://schemas.openxmlformats.org/drawingml/2006/picture">
                 <pic:pic>
                   <pic:nvPicPr>
-                    <pic:cNvPr descr="c53f665ed3638e3aa85c80f7b7717901fec7fe04cba9cdad38ab0b4985e7e311.png" id="12" name="Picture"/>
+                    <pic:cNvPr descr="bf9a04cbc8288489c7fbe85220b0bc7de33ee7b0e787369a689f070e20f5157a.jpg" id="11" name="Picture"/>
                     <pic:cNvPicPr>
                       <a:picLocks noChangeArrowheads="1" noChangeAspect="1"/>
                     </pic:cNvPicPr>
                   </pic:nvPicPr>
                   <pic:blipFill>
-                    <a:blip r:embed="rId10"/>
+                    <a:blip r:embed="rId9"/>
                     <a:stretch>
                       <a:fillRect/>
                     </a:stretch>
@@ -919,7 +117,7 @@
                   <pic:spPr bwMode="auto">
                     <a:xfrm>
                       <a:off x="0" y="0"/>
-                      <a:ext cx="3600000" cy="1052829"/>
+                      <a:ext cx="2667000" cy="379547"/>
                     </a:xfrm>
                     <a:prstGeom prst="rect">
                       <a:avLst/>
@@ -939,356 +137,21 @@
       </w:r>
       <w:r>
         <w:rPr>
-          <w:rFonts w:ascii="Times New Roman" w:hAnsi="Times New Roman" w:eastAsia="FangSong" w:cs="Times New Roman"/>
-          <w:b w:val="0"/>
-          <w:i w:val="0"/>
-          <w:sz w:val="21"/>
+          <w:rFonts w:ascii="Times New Roman" w:hAnsi="Times New Roman" w:eastAsia="Times New Roman" w:cs="Times New Roman"/>
         </w:rPr>
         <w:t xml:space="preserve"> </w:t>
       </w:r>
       <w:r>
         <w:rPr>
-          <w:rFonts w:hint="eastAsia" w:ascii="Times New Roman" w:hAnsi="Times New Roman" w:eastAsia="FangSong" w:cs="Times New Roman"/>
-          <w:b w:val="0"/>
-          <w:i w:val="0"/>
-          <w:iCs/>
-          <w:sz w:val="21"/>
-        </w:rPr>
-        <w:t xml:space="preserve">图</w:t>
-      </w:r>
-      <w:r>
-        <w:rPr>
-          <w:rFonts w:ascii="Times New Roman" w:hAnsi="Times New Roman" w:eastAsia="FangSong" w:cs="Times New Roman"/>
-          <w:b w:val="0"/>
-          <w:i w:val="0"/>
-          <w:iCs/>
-          <w:sz w:val="21"/>
-        </w:rPr>
-        <w:t xml:space="preserve"> </w:t>
-      </w:r>
-      <w:r>
-        <w:rPr>
-          <w:rFonts w:hint="eastAsia" w:ascii="Times New Roman" w:hAnsi="Times New Roman" w:eastAsia="FangSong" w:cs="Times New Roman"/>
-          <w:b w:val="0"/>
-          <w:i w:val="0"/>
-          <w:iCs/>
-          <w:sz w:val="21"/>
-        </w:rPr>
-        <w:t xml:space="preserve">苯的</w:t>
-      </w:r>
-      <w:r>
-        <w:rPr>
-          <w:rFonts w:ascii="Times New Roman" w:hAnsi="Times New Roman" w:eastAsia="FangSong" w:cs="Times New Roman"/>
-          <w:b w:val="0"/>
-          <w:i w:val="0"/>
-          <w:iCs/>
-          <w:sz w:val="21"/>
-        </w:rPr>
-        <w:t xml:space="preserve"> π </w:t>
-      </w:r>
-      <w:r>
-        <w:rPr>
-          <w:rFonts w:hint="eastAsia" w:ascii="Times New Roman" w:hAnsi="Times New Roman" w:eastAsia="FangSong" w:cs="Times New Roman"/>
-          <w:b w:val="0"/>
-          <w:i w:val="0"/>
-          <w:iCs/>
-          <w:sz w:val="21"/>
-        </w:rPr>
-        <w:t>电子离域</w:t>
-      </w:r>
-      <w:r>
-        <w:rPr>
-          <w:rFonts w:hint="eastAsia" w:ascii="Times New Roman" w:hAnsi="Times New Roman" w:eastAsia="FangSong" w:cs="Times New Roman"/>
-          <w:b w:val="0"/>
-          <w:i w:val="0"/>
-          <w:iCs/>
-          <w:sz w:val="21"/>
-        </w:rPr>
-        <w:t>。</w:t>
-      </w:r>
-      <w:r>
-        <w:rPr>
-          <w:rFonts w:hint="eastAsia" w:ascii="Times New Roman" w:hAnsi="Times New Roman" w:eastAsia="FangSong" w:cs="Times New Roman"/>
-          <w:b w:val="0"/>
-          <w:i w:val="0"/>
-          <w:iCs/>
-          <w:sz w:val="21"/>
-        </w:rPr>
-        <w:t>苯分子中</w:t>
-      </w:r>
-      <w:r>
-        <w:rPr>
-          <w:rFonts w:ascii="Times New Roman" w:hAnsi="Times New Roman" w:eastAsia="FangSong" w:cs="Times New Roman"/>
-          <w:b w:val="0"/>
-          <w:i w:val="0"/>
-          <w:iCs/>
-          <w:sz w:val="21"/>
-        </w:rPr>
-        <w:t xml:space="preserve"> 6 </w:t>
-      </w:r>
-      <w:r>
-        <w:rPr>
-          <w:rFonts w:hint="eastAsia" w:ascii="Times New Roman" w:hAnsi="Times New Roman" w:eastAsia="FangSong" w:cs="Times New Roman"/>
-          <w:b w:val="0"/>
-          <w:i w:val="0"/>
-          <w:iCs/>
-          <w:sz w:val="21"/>
-        </w:rPr>
-        <w:t xml:space="preserve">个</w:t>
-      </w:r>
-      <w:r>
-        <w:rPr>
-          <w:rFonts w:ascii="Times New Roman" w:hAnsi="Times New Roman" w:eastAsia="FangSong" w:cs="Times New Roman"/>
-          <w:b w:val="0"/>
-          <w:i w:val="0"/>
-          <w:iCs/>
-          <w:sz w:val="21"/>
-        </w:rPr>
-        <w:t xml:space="preserve"> C </w:t>
-      </w:r>
-      <w:r>
-        <w:rPr>
-          <w:rFonts w:hint="eastAsia" w:ascii="Times New Roman" w:hAnsi="Times New Roman" w:eastAsia="FangSong" w:cs="Times New Roman"/>
-          <w:b w:val="0"/>
-          <w:i w:val="0"/>
-          <w:iCs/>
-          <w:sz w:val="21"/>
-        </w:rPr>
-        <w:t xml:space="preserve">均为</w:t>
-      </w:r>
-      <w:r>
-        <w:rPr>
-          <w:rFonts w:ascii="Times New Roman" w:hAnsi="Times New Roman" w:eastAsia="FangSong" w:cs="Times New Roman"/>
-          <w:b w:val="0"/>
-          <w:i w:val="0"/>
-          <w:iCs/>
-          <w:sz w:val="21"/>
-        </w:rPr>
-        <w:t xml:space="preserve"> sp</w:t>
-      </w:r>
-      <w:r>
-        <w:rPr>
-          <w:rFonts w:ascii="Times New Roman" w:hAnsi="Times New Roman" w:eastAsia="FangSong" w:cs="Times New Roman"/>
-          <w:b w:val="0"/>
-          <w:i w:val="0"/>
-          <w:iCs/>
-          <w:sz w:val="21"/>
-          <w:vertAlign w:val="superscript"/>
-        </w:rPr>
-        <w:t>2</w:t>
-      </w:r>
-      <w:r>
-        <w:rPr>
-          <w:rFonts w:ascii="Times New Roman" w:hAnsi="Times New Roman" w:eastAsia="FangSong" w:cs="Times New Roman"/>
-          <w:b w:val="0"/>
-          <w:i w:val="0"/>
-          <w:iCs/>
-          <w:sz w:val="21"/>
-        </w:rPr>
-        <w:t xml:space="preserve"> </w:t>
-      </w:r>
-      <w:r>
-        <w:rPr>
-          <w:rFonts w:hint="eastAsia" w:ascii="Times New Roman" w:hAnsi="Times New Roman" w:eastAsia="FangSong" w:cs="Times New Roman"/>
-          <w:b w:val="0"/>
-          <w:i w:val="0"/>
-          <w:iCs/>
-          <w:sz w:val="21"/>
-        </w:rPr>
-        <w:t>杂化</w:t>
-      </w:r>
-      <w:r>
-        <w:rPr>
-          <w:rFonts w:hint="eastAsia" w:ascii="Times New Roman" w:hAnsi="Times New Roman" w:eastAsia="FangSong" w:cs="Times New Roman"/>
-          <w:b w:val="0"/>
-          <w:i w:val="0"/>
-          <w:iCs/>
-          <w:sz w:val="21"/>
-        </w:rPr>
-        <w:t>，6</w:t>
-      </w:r>
-      <w:r>
-        <w:rPr>
-          <w:rFonts w:ascii="Times New Roman" w:hAnsi="Times New Roman" w:eastAsia="FangSong" w:cs="Times New Roman"/>
-          <w:b w:val="0"/>
-          <w:i w:val="0"/>
-          <w:iCs/>
-          <w:sz w:val="21"/>
-        </w:rPr>
-        <w:t xml:space="preserve"> </w:t>
-      </w:r>
-      <w:r>
-        <w:rPr>
-          <w:rFonts w:hint="eastAsia" w:ascii="Times New Roman" w:hAnsi="Times New Roman" w:eastAsia="FangSong" w:cs="Times New Roman"/>
-          <w:b w:val="0"/>
-          <w:i w:val="0"/>
-          <w:iCs/>
-          <w:sz w:val="21"/>
-        </w:rPr>
-        <w:t xml:space="preserve">个</w:t>
-      </w:r>
-      <w:r>
-        <w:rPr>
-          <w:rFonts w:ascii="Times New Roman" w:hAnsi="Times New Roman" w:eastAsia="FangSong" w:cs="Times New Roman"/>
-          <w:b w:val="0"/>
-          <w:i w:val="0"/>
-          <w:iCs/>
-          <w:sz w:val="21"/>
-        </w:rPr>
-        <w:t xml:space="preserve"> p </w:t>
-      </w:r>
-      <w:r>
-        <w:rPr>
-          <w:rFonts w:hint="eastAsia" w:ascii="Times New Roman" w:hAnsi="Times New Roman" w:eastAsia="FangSong" w:cs="Times New Roman"/>
-          <w:b w:val="0"/>
-          <w:i w:val="0"/>
-          <w:iCs/>
-          <w:sz w:val="21"/>
-        </w:rPr>
-        <w:t>轨道相互平行并重叠</w:t>
-      </w:r>
-      <w:r>
-        <w:rPr>
-          <w:rFonts w:hint="eastAsia" w:ascii="Times New Roman" w:hAnsi="Times New Roman" w:eastAsia="FangSong" w:cs="Times New Roman"/>
-          <w:b w:val="0"/>
-          <w:i w:val="0"/>
-          <w:iCs/>
-          <w:sz w:val="21"/>
-        </w:rPr>
-        <w:t>，</w:t>
-      </w:r>
-      <w:r>
-        <w:rPr>
-          <w:rFonts w:hint="eastAsia" w:ascii="Times New Roman" w:hAnsi="Times New Roman" w:eastAsia="FangSong" w:cs="Times New Roman"/>
-          <w:b w:val="0"/>
-          <w:i w:val="0"/>
-          <w:iCs/>
-          <w:sz w:val="21"/>
-        </w:rPr>
-        <w:t>形成离域</w:t>
-      </w:r>
-      <w:r>
-        <w:rPr>
-          <w:rFonts w:ascii="Times New Roman" w:hAnsi="Times New Roman" w:eastAsia="FangSong" w:cs="Times New Roman"/>
-          <w:b w:val="0"/>
-          <w:i w:val="0"/>
-          <w:iCs/>
-          <w:sz w:val="21"/>
-        </w:rPr>
-        <w:t xml:space="preserve"> π </w:t>
-      </w:r>
-      <w:r>
-        <w:rPr>
-          <w:rFonts w:hint="eastAsia" w:ascii="Times New Roman" w:hAnsi="Times New Roman" w:eastAsia="FangSong" w:cs="Times New Roman"/>
-          <w:b w:val="0"/>
-          <w:i w:val="0"/>
-          <w:iCs/>
-          <w:sz w:val="21"/>
-        </w:rPr>
-        <w:t>键</w:t>
-      </w:r>
-      <w:r>
-        <w:rPr>
-          <w:rFonts w:hint="eastAsia" w:ascii="Times New Roman" w:hAnsi="Times New Roman" w:eastAsia="FangSong" w:cs="Times New Roman"/>
-          <w:b w:val="0"/>
-          <w:i w:val="0"/>
-          <w:iCs/>
-          <w:sz w:val="21"/>
-        </w:rPr>
-        <w:t>。C-C</w:t>
-      </w:r>
-      <w:r>
-        <w:rPr>
-          <w:rFonts w:ascii="Times New Roman" w:hAnsi="Times New Roman" w:eastAsia="FangSong" w:cs="Times New Roman"/>
-          <w:b w:val="0"/>
-          <w:i w:val="0"/>
-          <w:iCs/>
-          <w:sz w:val="21"/>
-        </w:rPr>
-        <w:t xml:space="preserve"> </w:t>
-      </w:r>
-      <w:r>
-        <w:rPr>
-          <w:rFonts w:hint="eastAsia" w:ascii="Times New Roman" w:hAnsi="Times New Roman" w:eastAsia="FangSong" w:cs="Times New Roman"/>
-          <w:b w:val="0"/>
-          <w:i w:val="0"/>
-          <w:iCs/>
-          <w:sz w:val="21"/>
-        </w:rPr>
-        <w:t xml:space="preserve">键长均为</w:t>
-      </w:r>
-      <w:r>
-        <w:rPr>
-          <w:rFonts w:ascii="Times New Roman" w:hAnsi="Times New Roman" w:eastAsia="FangSong" w:cs="Times New Roman"/>
-          <w:b w:val="0"/>
-          <w:i w:val="0"/>
-          <w:iCs/>
-          <w:sz w:val="21"/>
-        </w:rPr>
-        <w:t xml:space="preserve"> 140 </w:t>
-      </w:r>
-      <w:r>
-        <w:rPr>
-          <w:rFonts w:hint="eastAsia" w:ascii="Times New Roman" w:hAnsi="Times New Roman" w:eastAsia="FangSong" w:cs="Times New Roman"/>
-          <w:b w:val="0"/>
-          <w:i w:val="0"/>
-          <w:iCs/>
-          <w:sz w:val="21"/>
-        </w:rPr>
-        <w:t>pm，</w:t>
-      </w:r>
-      <w:r>
-        <w:rPr>
-          <w:rFonts w:hint="eastAsia" w:ascii="Times New Roman" w:hAnsi="Times New Roman" w:eastAsia="FangSong" w:cs="Times New Roman"/>
-          <w:b w:val="0"/>
-          <w:i w:val="0"/>
-          <w:iCs/>
-          <w:sz w:val="21"/>
-        </w:rPr>
-        <w:t>介于单键与双键之间</w:t>
-      </w:r>
-      <w:r>
-        <w:rPr>
-          <w:rFonts w:hint="eastAsia" w:ascii="Times New Roman" w:hAnsi="Times New Roman" w:eastAsia="FangSong" w:cs="Times New Roman"/>
-          <w:b w:val="0"/>
-          <w:i w:val="0"/>
-          <w:iCs/>
-          <w:sz w:val="21"/>
-        </w:rPr>
-        <w:t>（Wikimedia</w:t>
-      </w:r>
-      <w:r>
-        <w:rPr>
-          <w:rFonts w:ascii="Times New Roman" w:hAnsi="Times New Roman" w:eastAsia="FangSong" w:cs="Times New Roman"/>
-          <w:b w:val="0"/>
-          <w:i w:val="0"/>
-          <w:iCs/>
-          <w:sz w:val="21"/>
-        </w:rPr>
-        <w:t xml:space="preserve"> </w:t>
-      </w:r>
-      <w:r>
-        <w:rPr>
-          <w:rFonts w:hint="eastAsia" w:ascii="Times New Roman" w:hAnsi="Times New Roman" w:eastAsia="FangSong" w:cs="Times New Roman"/>
-          <w:b w:val="0"/>
-          <w:i w:val="0"/>
-          <w:iCs/>
-          <w:sz w:val="21"/>
-        </w:rPr>
-        <w:t xml:space="preserve">Commons）</w:t>
-      </w:r>
-    </w:p>
-    <w:p>
-      <w:pPr>
-        <w:pStyle w:val="BodyText"/>
-      </w:pPr>
-      <w:r>
-        <w:rPr>
-          <w:rFonts w:hint="eastAsia" w:ascii="Times New Roman" w:hAnsi="Times New Roman" w:eastAsia="FangSong" w:cs="Times New Roman"/>
-          <w:b/>
-          <w:bCs/>
-        </w:rPr>
-        <w:t xml:space="preserve">结构</w:t>
+          <w:rFonts w:ascii="Times New Roman" w:hAnsi="Times New Roman" w:eastAsia="Times New Roman" w:cs="Times New Roman"/>
+        </w:rPr>
+        <w:t xml:space="preserve">· </w:t>
+      </w:r>
+      <w:r>
+        <w:rPr>
+          <w:rFonts w:hint="eastAsia" w:ascii="Times New Roman" w:hAnsi="Times New Roman" w:eastAsia="FangSong" w:cs="Times New Roman"/>
+        </w:rPr>
+        <w:t>正电荷离域</w:t>
       </w:r>
       <w:r>
         <w:rPr>
@@ -1298,894 +161,24 @@
       </w:r>
       <w:r>
         <w:rPr>
-          <w:rFonts w:hint="eastAsia" w:ascii="Times New Roman" w:hAnsi="Times New Roman" w:eastAsia="FangSong" w:cs="Times New Roman"/>
-        </w:rPr>
-        <w:t>苯分子中</w:t>
-      </w:r>
-      <w:r>
-        <w:rPr>
-          <w:rFonts w:hint="eastAsia" w:ascii="Times New Roman" w:hAnsi="Times New Roman" w:eastAsia="Times New Roman" w:cs="Times New Roman"/>
-        </w:rPr>
-        <w:t>6</w:t>
-      </w:r>
-      <w:r>
-        <w:rPr>
-          <w:rFonts w:hint="eastAsia" w:ascii="Times New Roman" w:hAnsi="Times New Roman" w:eastAsia="FangSong" w:cs="Times New Roman"/>
-        </w:rPr>
-        <w:t>个</w:t>
-      </w:r>
-      <w:r>
-        <w:rPr>
-          <w:rFonts w:hint="eastAsia" w:ascii="Times New Roman" w:hAnsi="Times New Roman" w:eastAsia="Times New Roman" w:cs="Times New Roman"/>
-        </w:rPr>
-        <w:t>C</w:t>
-      </w:r>
-      <w:r>
-        <w:rPr>
-          <w:rFonts w:hint="eastAsia" w:ascii="Times New Roman" w:hAnsi="Times New Roman" w:eastAsia="FangSong" w:cs="Times New Roman"/>
-        </w:rPr>
-        <w:t>均为</w:t>
-      </w:r>
-      <w:r>
-        <w:rPr>
-          <w:rFonts w:ascii="Times New Roman" w:hAnsi="Times New Roman" w:eastAsia="Times New Roman" w:cs="Times New Roman"/>
-        </w:rPr>
-        <w:t xml:space="preserve"> sp</w:t>
-      </w:r>
-      <w:r>
-        <w:rPr>
-          <w:rFonts w:ascii="Times New Roman" w:hAnsi="Times New Roman" w:eastAsia="Times New Roman" w:cs="Times New Roman"/>
-          <w:vertAlign w:val="superscript"/>
-        </w:rPr>
-        <w:t>2</w:t>
-      </w:r>
-      <w:r>
-        <w:rPr>
-          <w:rFonts w:ascii="Times New Roman" w:hAnsi="Times New Roman" w:eastAsia="Times New Roman" w:cs="Times New Roman"/>
-        </w:rPr>
-        <w:t xml:space="preserve"> </w:t>
-      </w:r>
-      <w:r>
-        <w:rPr>
-          <w:rFonts w:hint="eastAsia" w:ascii="Times New Roman" w:hAnsi="Times New Roman" w:eastAsia="FangSong" w:cs="Times New Roman"/>
-        </w:rPr>
-        <w:t>杂化</w:t>
-      </w:r>
-      <w:r>
-        <w:rPr>
-          <w:rFonts w:hint="eastAsia" w:ascii="Times New Roman" w:hAnsi="Times New Roman" w:eastAsia="Times New Roman" w:cs="Times New Roman"/>
-        </w:rPr>
-        <w:t>，6</w:t>
-      </w:r>
-      <w:r>
-        <w:rPr>
-          <w:rFonts w:hint="eastAsia" w:ascii="Times New Roman" w:hAnsi="Times New Roman" w:eastAsia="FangSong" w:cs="Times New Roman"/>
-        </w:rPr>
-        <w:t>个</w:t>
-      </w:r>
-      <w:r>
-        <w:rPr>
-          <w:rFonts w:ascii="Times New Roman" w:hAnsi="Times New Roman" w:eastAsia="Times New Roman" w:cs="Times New Roman"/>
-        </w:rPr>
-        <w:t xml:space="preserve"> p </w:t>
-      </w:r>
-      <w:r>
-        <w:rPr>
-          <w:rFonts w:hint="eastAsia" w:ascii="Times New Roman" w:hAnsi="Times New Roman" w:eastAsia="FangSong" w:cs="Times New Roman"/>
-        </w:rPr>
-        <w:t xml:space="preserve">轨道形成离域</w:t>
-      </w:r>
-      <w:r>
-        <w:rPr>
-          <w:rFonts w:ascii="Times New Roman" w:hAnsi="Times New Roman" w:eastAsia="Times New Roman" w:cs="Times New Roman"/>
-        </w:rPr>
-        <w:t xml:space="preserve"> π </w:t>
-      </w:r>
-      <w:r>
-        <w:rPr>
-          <w:rFonts w:hint="eastAsia" w:ascii="Times New Roman" w:hAnsi="Times New Roman" w:eastAsia="FangSong" w:cs="Times New Roman"/>
-        </w:rPr>
-        <w:t>体系</w:t>
-      </w:r>
-      <w:r>
-        <w:rPr>
-          <w:rFonts w:hint="eastAsia" w:ascii="Times New Roman" w:hAnsi="Times New Roman" w:eastAsia="Times New Roman" w:cs="Times New Roman"/>
-        </w:rPr>
-        <w:t>，C-C</w:t>
-      </w:r>
-      <w:r>
-        <w:rPr>
-          <w:rFonts w:ascii="Times New Roman" w:hAnsi="Times New Roman" w:eastAsia="Times New Roman" w:cs="Times New Roman"/>
-        </w:rPr>
-        <w:t xml:space="preserve"> </w:t>
-      </w:r>
-      <w:r>
-        <w:rPr>
-          <w:rFonts w:hint="eastAsia" w:ascii="Times New Roman" w:hAnsi="Times New Roman" w:eastAsia="FangSong" w:cs="Times New Roman"/>
-        </w:rPr>
-        <w:t xml:space="preserve">键长均为</w:t>
-      </w:r>
-      <w:r>
-        <w:rPr>
-          <w:rFonts w:ascii="Times New Roman" w:hAnsi="Times New Roman" w:eastAsia="Times New Roman" w:cs="Times New Roman"/>
-        </w:rPr>
-        <w:t xml:space="preserve"> 140 </w:t>
-      </w:r>
-      <w:r>
-        <w:rPr>
-          <w:rFonts w:hint="eastAsia" w:ascii="Times New Roman" w:hAnsi="Times New Roman" w:eastAsia="Times New Roman" w:cs="Times New Roman"/>
-        </w:rPr>
-        <w:t>pm（</w:t>
-      </w:r>
-      <w:r>
-        <w:rPr>
-          <w:rFonts w:hint="eastAsia" w:ascii="Times New Roman" w:hAnsi="Times New Roman" w:eastAsia="FangSong" w:cs="Times New Roman"/>
-        </w:rPr>
-        <w:t>介于单键</w:t>
-      </w:r>
-      <w:r>
-        <w:rPr>
-          <w:rFonts w:hint="eastAsia" w:ascii="Times New Roman" w:hAnsi="Times New Roman" w:eastAsia="Times New Roman" w:cs="Times New Roman"/>
-        </w:rPr>
-        <w:t>154</w:t>
-      </w:r>
-      <w:r>
-        <w:rPr>
-          <w:rFonts w:hint="eastAsia" w:ascii="Times New Roman" w:hAnsi="Times New Roman" w:eastAsia="FangSong" w:cs="Times New Roman"/>
-        </w:rPr>
-        <w:t>和双键</w:t>
-      </w:r>
-      <w:r>
-        <w:rPr>
-          <w:rFonts w:hint="eastAsia" w:ascii="Times New Roman" w:hAnsi="Times New Roman" w:eastAsia="Times New Roman" w:cs="Times New Roman"/>
-        </w:rPr>
-        <w:t>134</w:t>
-      </w:r>
-      <w:r>
-        <w:rPr>
-          <w:rFonts w:hint="eastAsia" w:ascii="Times New Roman" w:hAnsi="Times New Roman" w:eastAsia="FangSong" w:cs="Times New Roman"/>
-        </w:rPr>
-        <w:t>之间</w:t>
-      </w:r>
-      <w:r>
-        <w:rPr>
-          <w:rFonts w:hint="eastAsia" w:ascii="Times New Roman" w:hAnsi="Times New Roman" w:eastAsia="Times New Roman" w:cs="Times New Roman"/>
-        </w:rPr>
-        <w:t>）。</w:t>
-      </w:r>
-    </w:p>
-    <w:p>
-      <w:pPr>
-        <w:pStyle w:val="BodyText"/>
-        <w:spacing w:after="80"/>
-      </w:pPr>
-      <w:r>
-        <w:rPr>
-          <w:rFonts w:hint="eastAsia" w:ascii="Times New Roman" w:hAnsi="Times New Roman" w:eastAsia="FangSong" w:cs="Times New Roman"/>
-          <w:b/>
-          <w:bCs/>
-        </w:rPr>
-        <w:t>休克尔</w:t>
-      </w:r>
-      <w:r>
-        <w:rPr>
-          <w:rFonts w:hint="eastAsia" w:ascii="Times New Roman" w:hAnsi="Times New Roman" w:eastAsia="Times New Roman" w:cs="Times New Roman"/>
-          <w:b/>
-          <w:bCs/>
-        </w:rPr>
-        <w:t>(4n+2)</w:t>
-      </w:r>
-      <w:r>
-        <w:rPr>
-          <w:rFonts w:hint="eastAsia" w:ascii="Times New Roman" w:hAnsi="Times New Roman" w:eastAsia="FangSong" w:cs="Times New Roman"/>
-          <w:b/>
-          <w:bCs/>
-        </w:rPr>
-        <w:t>规则</w:t>
-      </w:r>
-      <w:r>
-        <w:rPr>
-          <w:rFonts w:hint="eastAsia" w:ascii="Times New Roman" w:hAnsi="Times New Roman" w:eastAsia="Times New Roman" w:cs="Times New Roman"/>
-        </w:rPr>
-        <w:t>：</w:t>
-      </w:r>
-      <w:r>
-        <w:rPr>
-          <w:rFonts w:hint="eastAsia" w:ascii="Times New Roman" w:hAnsi="Times New Roman" w:eastAsia="FangSong" w:cs="Times New Roman"/>
-        </w:rPr>
-        <w:t>芳香性条件</w:t>
-      </w:r>
-      <w:r>
-        <w:rPr>
-          <w:rFonts w:hint="eastAsia" w:ascii="Times New Roman" w:hAnsi="Times New Roman" w:eastAsia="Times New Roman" w:cs="Times New Roman"/>
-        </w:rPr>
-        <w:t>——(1)</w:t>
-      </w:r>
-      <w:r>
-        <w:rPr>
-          <w:rFonts w:ascii="Times New Roman" w:hAnsi="Times New Roman" w:eastAsia="Times New Roman" w:cs="Times New Roman"/>
-        </w:rPr>
-        <w:t xml:space="preserve"> </w:t>
-      </w:r>
-      <w:r>
-        <w:rPr>
-          <w:rFonts w:hint="eastAsia" w:ascii="Times New Roman" w:hAnsi="Times New Roman" w:eastAsia="FangSong" w:cs="Times New Roman"/>
-        </w:rPr>
-        <w:t>平面单环</w:t>
-      </w:r>
-      <w:r>
-        <w:rPr>
-          <w:rFonts w:hint="eastAsia" w:ascii="Times New Roman" w:hAnsi="Times New Roman" w:eastAsia="Times New Roman" w:cs="Times New Roman"/>
-        </w:rPr>
-        <w:t>；(2)</w:t>
-      </w:r>
-      <w:r>
-        <w:rPr>
-          <w:rFonts w:ascii="Times New Roman" w:hAnsi="Times New Roman" w:eastAsia="Times New Roman" w:cs="Times New Roman"/>
-        </w:rPr>
-        <w:t xml:space="preserve"> </w:t>
-      </w:r>
-      <w:r>
-        <w:rPr>
-          <w:rFonts w:hint="eastAsia" w:ascii="Times New Roman" w:hAnsi="Times New Roman" w:eastAsia="FangSong" w:cs="Times New Roman"/>
-        </w:rPr>
-        <w:t xml:space="preserve">环上每个原子都有</w:t>
-      </w:r>
-      <w:r>
-        <w:rPr>
-          <w:rFonts w:ascii="Times New Roman" w:hAnsi="Times New Roman" w:eastAsia="Times New Roman" w:cs="Times New Roman"/>
-        </w:rPr>
-        <w:t xml:space="preserve"> p </w:t>
-      </w:r>
-      <w:r>
-        <w:rPr>
-          <w:rFonts w:hint="eastAsia" w:ascii="Times New Roman" w:hAnsi="Times New Roman" w:eastAsia="FangSong" w:cs="Times New Roman"/>
-        </w:rPr>
-        <w:t>轨道</w:t>
-      </w:r>
-      <w:r>
-        <w:rPr>
-          <w:rFonts w:hint="eastAsia" w:ascii="Times New Roman" w:hAnsi="Times New Roman" w:eastAsia="Times New Roman" w:cs="Times New Roman"/>
-        </w:rPr>
-        <w:t>；(3)</w:t>
-      </w:r>
-      <w:r>
-        <w:rPr>
-          <w:rFonts w:ascii="Times New Roman" w:hAnsi="Times New Roman" w:eastAsia="Times New Roman" w:cs="Times New Roman"/>
-        </w:rPr>
-        <w:t xml:space="preserve"> π </w:t>
-      </w:r>
-      <w:r>
-        <w:rPr>
-          <w:rFonts w:hint="eastAsia" w:ascii="Times New Roman" w:hAnsi="Times New Roman" w:eastAsia="FangSong" w:cs="Times New Roman"/>
-        </w:rPr>
-        <w:t xml:space="preserve">电子数</w:t>
-      </w:r>
-      <w:r>
-        <w:rPr>
-          <w:rFonts w:ascii="Times New Roman" w:hAnsi="Times New Roman" w:eastAsia="Times New Roman" w:cs="Times New Roman"/>
-        </w:rPr>
-        <w:t xml:space="preserve"> = 4n+2。</w:t>
-      </w:r>
-    </w:p>
-    <w:tbl>
-      <w:tblPr>
-        <w:tblStyle w:val="Table"/>
-        <w:tblW w:type="auto" w:w="0"/>
-        <w:tblLook w:firstRow="1" w:lastRow="0" w:firstColumn="0" w:lastColumn="0" w:noHBand="0" w:noVBand="0" w:val="0020"/>
-      </w:tblPr>
-      <w:tblGrid>
-        <w:gridCol w:w="2640"/>
-        <w:gridCol w:w="2640"/>
-        <w:gridCol w:w="2640"/>
-      </w:tblGrid>
-      <w:tr>
-        <w:trPr>
-          <w:tblHeader w:val="on"/>
-        </w:trPr>
-        <w:tc>
-          <w:tcPr/>
-          <w:p>
-            <w:pPr>
-              <w:pStyle w:val="Compact"/>
-              <w:jc w:val="center"/>
-            </w:pPr>
-            <w:r>
-              <w:rPr>
-                <w:rFonts w:ascii="Times New Roman" w:hAnsi="Times New Roman" w:eastAsia="Times New Roman" w:cs="Times New Roman"/>
-                <w:b/>
-              </w:rPr>
-              <w:t xml:space="preserve">n</w:t>
-            </w:r>
-          </w:p>
-        </w:tc>
-        <w:tc>
-          <w:tcPr/>
-          <w:p>
-            <w:pPr>
-              <w:pStyle w:val="Compact"/>
-              <w:jc w:val="center"/>
-            </w:pPr>
-            <w:r>
-              <w:rPr>
-                <w:rFonts w:ascii="Times New Roman" w:hAnsi="Times New Roman" w:eastAsia="Times New Roman" w:cs="Times New Roman"/>
-                <w:b/>
-              </w:rPr>
-              <w:t xml:space="preserve">4n+2</w:t>
-            </w:r>
-          </w:p>
-        </w:tc>
-        <w:tc>
-          <w:tcPr/>
-          <w:p>
-            <w:pPr>
-              <w:pStyle w:val="Compact"/>
-              <w:jc w:val="center"/>
-            </w:pPr>
-            <w:r>
-              <w:rPr>
-                <w:rFonts w:hint="eastAsia" w:ascii="Times New Roman" w:hAnsi="Times New Roman" w:eastAsia="SimHei" w:cs="Times New Roman"/>
-                <w:b/>
-              </w:rPr>
-              <w:t xml:space="preserve">代表物</w:t>
-            </w:r>
-          </w:p>
-        </w:tc>
-      </w:tr>
-      <w:tr>
-        <w:tc>
-          <w:tcPr/>
-          <w:p>
-            <w:pPr>
-              <w:pStyle w:val="Compact"/>
-              <w:jc w:val="center"/>
-            </w:pPr>
-            <w:r>
-              <w:rPr>
-                <w:rFonts w:ascii="Times New Roman" w:hAnsi="Times New Roman" w:eastAsia="Times New Roman" w:cs="Times New Roman"/>
-              </w:rPr>
-              <w:t xml:space="preserve">1</w:t>
-            </w:r>
-          </w:p>
-        </w:tc>
-        <w:tc>
-          <w:tcPr/>
-          <w:p>
-            <w:pPr>
-              <w:pStyle w:val="Compact"/>
-              <w:jc w:val="center"/>
-            </w:pPr>
-            <w:r>
-              <w:rPr>
-                <w:rFonts w:ascii="Times New Roman" w:hAnsi="Times New Roman" w:eastAsia="Times New Roman" w:cs="Times New Roman"/>
-              </w:rPr>
-              <w:t xml:space="preserve">6</w:t>
-            </w:r>
-          </w:p>
-        </w:tc>
-        <w:tc>
-          <w:tcPr/>
-          <w:p>
-            <w:pPr>
-              <w:pStyle w:val="Compact"/>
-              <w:jc w:val="center"/>
-            </w:pPr>
-            <w:r>
-              <w:rPr>
-                <w:rFonts w:hint="eastAsia" w:ascii="Times New Roman" w:hAnsi="Times New Roman" w:eastAsia="FangSong" w:cs="Times New Roman"/>
-              </w:rPr>
-              <w:t>苯</w:t>
-            </w:r>
-            <w:r>
-              <w:rPr>
-                <w:rFonts w:hint="eastAsia" w:ascii="Times New Roman" w:hAnsi="Times New Roman" w:eastAsia="Times New Roman" w:cs="Times New Roman"/>
-              </w:rPr>
-              <w:t>、</w:t>
-            </w:r>
-            <w:r>
-              <w:rPr>
-                <w:rFonts w:hint="eastAsia" w:ascii="Times New Roman" w:hAnsi="Times New Roman" w:eastAsia="FangSong" w:cs="Times New Roman"/>
-              </w:rPr>
-              <w:t>吡啶</w:t>
-            </w:r>
-            <w:r>
-              <w:rPr>
-                <w:rFonts w:hint="eastAsia" w:ascii="Times New Roman" w:hAnsi="Times New Roman" w:eastAsia="Times New Roman" w:cs="Times New Roman"/>
-              </w:rPr>
-              <w:t>、</w:t>
-            </w:r>
-            <w:r>
-              <w:rPr>
-                <w:rFonts w:hint="eastAsia" w:ascii="Times New Roman" w:hAnsi="Times New Roman" w:eastAsia="FangSong" w:cs="Times New Roman"/>
-              </w:rPr>
-              <w:t>呋喃</w:t>
-            </w:r>
-            <w:r>
-              <w:rPr>
-                <w:rFonts w:hint="eastAsia" w:ascii="Times New Roman" w:hAnsi="Times New Roman" w:eastAsia="Times New Roman" w:cs="Times New Roman"/>
-              </w:rPr>
-              <w:t>、</w:t>
-            </w:r>
-            <w:r>
-              <w:rPr>
-                <w:rFonts w:hint="eastAsia" w:ascii="Times New Roman" w:hAnsi="Times New Roman" w:eastAsia="FangSong" w:cs="Times New Roman"/>
-              </w:rPr>
-              <w:t>噻吩</w:t>
-            </w:r>
-            <w:r>
-              <w:rPr>
-                <w:rFonts w:hint="eastAsia" w:ascii="Times New Roman" w:hAnsi="Times New Roman" w:eastAsia="Times New Roman" w:cs="Times New Roman"/>
-              </w:rPr>
-              <w:t>、</w:t>
-            </w:r>
-            <w:r>
-              <w:rPr>
-                <w:rFonts w:hint="eastAsia" w:ascii="Times New Roman" w:hAnsi="Times New Roman" w:eastAsia="FangSong" w:cs="Times New Roman"/>
-              </w:rPr>
-              <w:t>吡咯</w:t>
-            </w:r>
-          </w:p>
-        </w:tc>
-      </w:tr>
-      <w:tr>
-        <w:tc>
-          <w:tcPr/>
-          <w:p>
-            <w:pPr>
-              <w:pStyle w:val="Compact"/>
-              <w:jc w:val="center"/>
-            </w:pPr>
-            <w:r>
-              <w:rPr>
-                <w:rFonts w:ascii="Times New Roman" w:hAnsi="Times New Roman" w:eastAsia="Times New Roman" w:cs="Times New Roman"/>
-              </w:rPr>
-              <w:t xml:space="preserve">2</w:t>
-            </w:r>
-          </w:p>
-        </w:tc>
-        <w:tc>
-          <w:tcPr/>
-          <w:p>
-            <w:pPr>
-              <w:pStyle w:val="Compact"/>
-              <w:jc w:val="center"/>
-            </w:pPr>
-            <w:r>
-              <w:rPr>
-                <w:rFonts w:ascii="Times New Roman" w:hAnsi="Times New Roman" w:eastAsia="Times New Roman" w:cs="Times New Roman"/>
-              </w:rPr>
-              <w:t xml:space="preserve">10</w:t>
-            </w:r>
-          </w:p>
-        </w:tc>
-        <w:tc>
-          <w:tcPr/>
-          <w:p>
-            <w:pPr>
-              <w:pStyle w:val="Compact"/>
-              <w:jc w:val="center"/>
-            </w:pPr>
-            <w:r>
-              <w:rPr>
-                <w:rFonts w:hint="eastAsia" w:ascii="Times New Roman" w:hAnsi="Times New Roman" w:eastAsia="FangSong" w:cs="Times New Roman"/>
-              </w:rPr>
-              <w:t>萘</w:t>
-            </w:r>
-            <w:r>
-              <w:rPr>
-                <w:rFonts w:hint="eastAsia" w:ascii="Times New Roman" w:hAnsi="Times New Roman" w:eastAsia="Times New Roman" w:cs="Times New Roman"/>
-              </w:rPr>
-              <w:t>、[10]</w:t>
-            </w:r>
-            <w:r>
-              <w:rPr>
-                <w:rFonts w:hint="eastAsia" w:ascii="Times New Roman" w:hAnsi="Times New Roman" w:eastAsia="FangSong" w:cs="Times New Roman"/>
-              </w:rPr>
-              <w:t>轮烯</w:t>
-            </w:r>
-            <w:r>
-              <w:rPr>
-                <w:rFonts w:hint="eastAsia" w:ascii="Times New Roman" w:hAnsi="Times New Roman" w:eastAsia="Times New Roman" w:cs="Times New Roman"/>
-              </w:rPr>
-              <w:t>(</w:t>
-            </w:r>
-            <w:r>
-              <w:rPr>
-                <w:rFonts w:hint="eastAsia" w:ascii="Times New Roman" w:hAnsi="Times New Roman" w:eastAsia="FangSong" w:cs="Times New Roman"/>
-              </w:rPr>
-              <w:t>非平面</w:t>
-            </w:r>
-            <w:r>
-              <w:rPr>
-                <w:rFonts w:hint="eastAsia" w:ascii="Times New Roman" w:hAnsi="Times New Roman" w:eastAsia="Times New Roman" w:cs="Times New Roman"/>
-              </w:rPr>
-              <w:t>→</w:t>
-            </w:r>
-            <w:r>
-              <w:rPr>
-                <w:rFonts w:hint="eastAsia" w:ascii="Times New Roman" w:hAnsi="Times New Roman" w:eastAsia="FangSong" w:cs="Times New Roman"/>
-              </w:rPr>
-              <w:t>无芳香性</w:t>
-            </w:r>
-            <w:r>
-              <w:rPr>
-                <w:rFonts w:hint="eastAsia" w:ascii="Times New Roman" w:hAnsi="Times New Roman" w:eastAsia="Times New Roman" w:cs="Times New Roman"/>
-              </w:rPr>
-              <w:t>)</w:t>
-            </w:r>
-          </w:p>
-        </w:tc>
-      </w:tr>
-      <w:tr>
-        <w:tc>
-          <w:tcPr/>
-          <w:p>
-            <w:pPr>
-              <w:pStyle w:val="Compact"/>
-              <w:jc w:val="center"/>
-            </w:pPr>
-            <w:r>
-              <w:rPr>
-                <w:rFonts w:ascii="Times New Roman" w:hAnsi="Times New Roman" w:eastAsia="Times New Roman" w:cs="Times New Roman"/>
-              </w:rPr>
-              <w:t xml:space="preserve">3</w:t>
-            </w:r>
-          </w:p>
-        </w:tc>
-        <w:tc>
-          <w:tcPr/>
-          <w:p>
-            <w:pPr>
-              <w:pStyle w:val="Compact"/>
-              <w:jc w:val="center"/>
-            </w:pPr>
-            <w:r>
-              <w:rPr>
-                <w:rFonts w:ascii="Times New Roman" w:hAnsi="Times New Roman" w:eastAsia="Times New Roman" w:cs="Times New Roman"/>
-              </w:rPr>
-              <w:t xml:space="preserve">14</w:t>
-            </w:r>
-          </w:p>
-        </w:tc>
-        <w:tc>
-          <w:tcPr/>
-          <w:p>
-            <w:pPr>
-              <w:pStyle w:val="Compact"/>
-              <w:jc w:val="center"/>
-            </w:pPr>
-            <w:r>
-              <w:rPr>
-                <w:rFonts w:hint="eastAsia" w:ascii="Times New Roman" w:hAnsi="Times New Roman" w:eastAsia="FangSong" w:cs="Times New Roman"/>
-              </w:rPr>
-              <w:t>蒽</w:t>
-            </w:r>
-            <w:r>
-              <w:rPr>
-                <w:rFonts w:hint="eastAsia" w:ascii="Times New Roman" w:hAnsi="Times New Roman" w:eastAsia="Times New Roman" w:cs="Times New Roman"/>
-              </w:rPr>
-              <w:t>、</w:t>
-            </w:r>
-            <w:r>
-              <w:rPr>
-                <w:rFonts w:hint="eastAsia" w:ascii="Times New Roman" w:hAnsi="Times New Roman" w:eastAsia="FangSong" w:cs="Times New Roman"/>
-              </w:rPr>
-              <w:t>菲</w:t>
-            </w:r>
-          </w:p>
-        </w:tc>
-      </w:tr>
-    </w:tbl>
-    <w:p>
-      <w:pPr>
-        <w:pStyle w:val="BlockText"/>
-        <w:spacing w:before="120"/>
-      </w:pPr>
-      <w:r>
-        <w:rPr>
-          <w:rFonts w:hint="eastAsia" w:ascii="Times New Roman" w:hAnsi="Times New Roman" w:eastAsia="FangSong" w:cs="Times New Roman"/>
-          <w:b/>
-          <w:bCs/>
-        </w:rPr>
-        <w:t>竞赛必考</w:t>
-      </w:r>
-      <w:r>
-        <w:rPr>
-          <w:rFonts w:hint="eastAsia" w:ascii="Times New Roman" w:hAnsi="Times New Roman" w:eastAsia="Times New Roman" w:cs="Times New Roman"/>
-          <w:b/>
-          <w:bCs/>
-        </w:rPr>
-        <w:t>——</w:t>
-      </w:r>
-      <w:r>
-        <w:rPr>
-          <w:rFonts w:hint="eastAsia" w:ascii="Times New Roman" w:hAnsi="Times New Roman" w:eastAsia="FangSong" w:cs="Times New Roman"/>
-          <w:b/>
-          <w:bCs/>
-        </w:rPr>
-        <w:t>非苯芳香烃</w:t>
-      </w:r>
-      <w:r>
-        <w:rPr>
-          <w:rFonts w:hint="eastAsia" w:ascii="Times New Roman" w:hAnsi="Times New Roman" w:eastAsia="Times New Roman" w:cs="Times New Roman"/>
-        </w:rPr>
-        <w:t>：</w:t>
-      </w:r>
-      <w:r>
-        <w:rPr>
-          <w:rFonts w:hint="eastAsia" w:ascii="Times New Roman" w:hAnsi="Times New Roman" w:eastAsia="FangSong" w:cs="Times New Roman"/>
-        </w:rPr>
-        <w:t>环戊二烯负离子</w:t>
-      </w:r>
-      <w:r>
-        <w:rPr>
-          <w:rFonts w:hint="eastAsia" w:ascii="Times New Roman" w:hAnsi="Times New Roman" w:eastAsia="Times New Roman" w:cs="Times New Roman"/>
-        </w:rPr>
-        <w:t>(6e</w:t>
-      </w:r>
-      <w:r>
-        <w:rPr>
-          <w:rFonts w:hint="eastAsia" w:ascii="Times New Roman" w:hAnsi="Times New Roman" w:eastAsia="Times New Roman" w:cs="Times New Roman"/>
-          <w:vertAlign w:val="superscript"/>
-        </w:rPr>
-        <w:t>-</w:t>
-      </w:r>
-      <w:r>
-        <w:rPr>
-          <w:rFonts w:hint="eastAsia" w:ascii="Times New Roman" w:hAnsi="Times New Roman" w:eastAsia="Times New Roman" w:cs="Times New Roman"/>
-        </w:rPr>
-        <w:t>，</w:t>
-      </w:r>
-      <w:r>
-        <w:rPr>
-          <w:rFonts w:hint="eastAsia" w:ascii="Times New Roman" w:hAnsi="Times New Roman" w:eastAsia="FangSong" w:cs="Times New Roman"/>
-        </w:rPr>
-        <w:t>芳香性</w:t>
-      </w:r>
-      <w:r>
-        <w:rPr>
-          <w:rFonts w:hint="eastAsia" w:ascii="Times New Roman" w:hAnsi="Times New Roman" w:eastAsia="Times New Roman" w:cs="Times New Roman"/>
-        </w:rPr>
-        <w:t>→</w:t>
-      </w:r>
-      <w:r>
-        <w:rPr>
-          <w:rFonts w:hint="eastAsia" w:ascii="Times New Roman" w:hAnsi="Times New Roman" w:eastAsia="FangSong" w:cs="Times New Roman"/>
-        </w:rPr>
-        <w:t>酸性比环戊二烯强得多</w:t>
-      </w:r>
-      <w:r>
-        <w:rPr>
-          <w:rFonts w:hint="eastAsia" w:ascii="Times New Roman" w:hAnsi="Times New Roman" w:eastAsia="Times New Roman" w:cs="Times New Roman"/>
-        </w:rPr>
-        <w:t>)、</w:t>
-      </w:r>
-      <w:r>
-        <w:rPr>
-          <w:rFonts w:hint="eastAsia" w:ascii="Times New Roman" w:hAnsi="Times New Roman" w:eastAsia="FangSong" w:cs="Times New Roman"/>
-        </w:rPr>
-        <w:t>环庚三烯正离子</w:t>
-      </w:r>
-      <w:r>
-        <w:rPr>
-          <w:rFonts w:hint="eastAsia" w:ascii="Times New Roman" w:hAnsi="Times New Roman" w:eastAsia="Times New Roman" w:cs="Times New Roman"/>
-        </w:rPr>
-        <w:t>(6e</w:t>
-      </w:r>
-      <w:r>
-        <w:rPr>
-          <w:rFonts w:hint="eastAsia" w:ascii="Times New Roman" w:hAnsi="Times New Roman" w:eastAsia="Times New Roman" w:cs="Times New Roman"/>
-          <w:vertAlign w:val="superscript"/>
-        </w:rPr>
-        <w:t>-</w:t>
-      </w:r>
-      <w:r>
-        <w:rPr>
-          <w:rFonts w:hint="eastAsia" w:ascii="Times New Roman" w:hAnsi="Times New Roman" w:eastAsia="Times New Roman" w:cs="Times New Roman"/>
-        </w:rPr>
-        <w:t>，</w:t>
-      </w:r>
-      <w:r>
-        <w:rPr>
-          <w:rFonts w:hint="eastAsia" w:ascii="Times New Roman" w:hAnsi="Times New Roman" w:eastAsia="FangSong" w:cs="Times New Roman"/>
-        </w:rPr>
-        <w:t>芳香性即卓鎓离子</w:t>
-      </w:r>
-      <w:r>
-        <w:rPr>
-          <w:rFonts w:hint="eastAsia" w:ascii="Times New Roman" w:hAnsi="Times New Roman" w:eastAsia="Times New Roman" w:cs="Times New Roman"/>
-        </w:rPr>
-        <w:t>)、</w:t>
-      </w:r>
-      <w:r>
-        <w:rPr>
-          <w:rFonts w:hint="eastAsia" w:ascii="Times New Roman" w:hAnsi="Times New Roman" w:eastAsia="FangSong" w:cs="Times New Roman"/>
-        </w:rPr>
-        <w:t>薁</w:t>
-      </w:r>
-      <w:r>
-        <w:rPr>
-          <w:rFonts w:hint="eastAsia" w:ascii="Times New Roman" w:hAnsi="Times New Roman" w:eastAsia="Times New Roman" w:cs="Times New Roman"/>
-        </w:rPr>
-        <w:t>（</w:t>
-      </w:r>
-      <w:r>
-        <w:rPr>
-          <w:rFonts w:hint="eastAsia" w:ascii="Times New Roman" w:hAnsi="Times New Roman" w:eastAsia="FangSong" w:cs="Times New Roman"/>
-        </w:rPr>
-        <w:t>甘菊环</w:t>
-      </w:r>
-      <w:r>
-        <w:rPr>
-          <w:rFonts w:hint="eastAsia" w:ascii="Times New Roman" w:hAnsi="Times New Roman" w:eastAsia="Times New Roman" w:cs="Times New Roman"/>
-        </w:rPr>
-        <w:t>，azulene——</w:t>
-      </w:r>
-      <w:r>
-        <w:rPr>
-          <w:rFonts w:hint="eastAsia" w:ascii="Times New Roman" w:hAnsi="Times New Roman" w:eastAsia="FangSong" w:cs="Times New Roman"/>
-        </w:rPr>
-        <w:t>五元环与七元环稠合</w:t>
-      </w:r>
-      <w:r>
-        <w:rPr>
-          <w:rFonts w:hint="eastAsia" w:ascii="Times New Roman" w:hAnsi="Times New Roman" w:eastAsia="Times New Roman" w:cs="Times New Roman"/>
-        </w:rPr>
-        <w:t>；</w:t>
-      </w:r>
-      <w:r>
-        <w:rPr>
-          <w:rFonts w:hint="eastAsia" w:ascii="Times New Roman" w:hAnsi="Times New Roman" w:eastAsia="FangSong" w:cs="Times New Roman"/>
-        </w:rPr>
-        <w:t>共振主式为五元环的环戊二烯负离子</w:t>
-      </w:r>
-      <w:r>
-        <w:rPr>
-          <w:rFonts w:ascii="Times New Roman" w:hAnsi="Times New Roman" w:eastAsia="Times New Roman" w:cs="Times New Roman"/>
-        </w:rPr>
-        <w:t xml:space="preserve"> 6e</w:t>
-      </w:r>
-      <w:r>
-        <w:rPr>
-          <w:rFonts w:ascii="Times New Roman" w:hAnsi="Times New Roman" w:eastAsia="Times New Roman" w:cs="Times New Roman"/>
-          <w:vertAlign w:val="superscript"/>
-        </w:rPr>
-        <w:t>-</w:t>
-      </w:r>
-      <w:r>
-        <w:rPr>
-          <w:rFonts w:ascii="Times New Roman" w:hAnsi="Times New Roman" w:eastAsia="Times New Roman" w:cs="Times New Roman"/>
-        </w:rPr>
-        <w:t xml:space="preserve"> </w:t>
-      </w:r>
-      <w:r>
-        <w:rPr>
-          <w:rFonts w:hint="eastAsia" w:ascii="Times New Roman" w:hAnsi="Times New Roman" w:eastAsia="FangSong" w:cs="Times New Roman"/>
-        </w:rPr>
-        <w:t xml:space="preserve">与七元环的卓鎓离子</w:t>
-      </w:r>
-      <w:r>
-        <w:rPr>
-          <w:rFonts w:ascii="Times New Roman" w:hAnsi="Times New Roman" w:eastAsia="Times New Roman" w:cs="Times New Roman"/>
-        </w:rPr>
-        <w:t xml:space="preserve"> </w:t>
-      </w:r>
-      <w:r>
-        <w:rPr>
-          <w:rFonts w:hint="eastAsia" w:ascii="Times New Roman" w:hAnsi="Times New Roman" w:eastAsia="Times New Roman" w:cs="Times New Roman"/>
-        </w:rPr>
-        <w:t>6e</w:t>
-      </w:r>
-      <w:r>
-        <w:rPr>
-          <w:rFonts w:hint="eastAsia" w:ascii="Times New Roman" w:hAnsi="Times New Roman" w:eastAsia="Times New Roman" w:cs="Times New Roman"/>
-          <w:vertAlign w:val="superscript"/>
-        </w:rPr>
-        <w:t>-</w:t>
-      </w:r>
-      <w:r>
-        <w:rPr>
-          <w:rFonts w:hint="eastAsia" w:ascii="Times New Roman" w:hAnsi="Times New Roman" w:eastAsia="Times New Roman" w:cs="Times New Roman"/>
-        </w:rPr>
-        <w:t>，</w:t>
-      </w:r>
-      <w:r>
-        <w:rPr>
-          <w:rFonts w:hint="eastAsia" w:ascii="Times New Roman" w:hAnsi="Times New Roman" w:eastAsia="FangSong" w:cs="Times New Roman"/>
-        </w:rPr>
-        <w:t>电荷分离使其成为极性分子</w:t>
-      </w:r>
-      <w:r>
-        <w:rPr>
-          <w:rFonts w:hint="eastAsia" w:ascii="Times New Roman" w:hAnsi="Times New Roman" w:eastAsia="Times New Roman" w:cs="Times New Roman"/>
-        </w:rPr>
-        <w:t>，</w:t>
-      </w:r>
-      <w:r>
-        <w:rPr>
-          <w:rFonts w:hint="eastAsia" w:ascii="Times New Roman" w:hAnsi="Times New Roman" w:eastAsia="FangSong" w:cs="Times New Roman"/>
-        </w:rPr>
-        <w:t>基态偶极矩约</w:t>
-      </w:r>
-      <w:r>
-        <w:rPr>
-          <w:rFonts w:ascii="Times New Roman" w:hAnsi="Times New Roman" w:eastAsia="Times New Roman" w:cs="Times New Roman"/>
-        </w:rPr>
-        <w:t xml:space="preserve"> 1.1 </w:t>
-      </w:r>
-      <w:r>
-        <w:rPr>
-          <w:rFonts w:hint="eastAsia" w:ascii="Times New Roman" w:hAnsi="Times New Roman" w:eastAsia="Times New Roman" w:cs="Times New Roman"/>
-        </w:rPr>
-        <w:t xml:space="preserve">D）。</w:t>
-      </w:r>
-    </w:p>
-    <w:p>
-      <w:pPr>
-        <w:pStyle w:val="FirstParagraph"/>
-      </w:pPr>
-      <w:r>
-        <w:rPr>
-          <w:rFonts w:ascii="Times New Roman" w:hAnsi="Times New Roman" w:eastAsia="Times New Roman" w:cs="Times New Roman"/>
-          <w:b/>
-          <w:bCs/>
-        </w:rPr>
-        <w:t xml:space="preserve">1.1.2 </w:t>
-      </w:r>
-      <w:r>
-        <w:rPr>
-          <w:rFonts w:hint="eastAsia" w:ascii="Times New Roman" w:hAnsi="Times New Roman" w:eastAsia="FangSong" w:cs="Times New Roman"/>
-          <w:b/>
-          <w:bCs/>
-        </w:rPr>
-        <w:t>芳香亲电取代</w:t>
-      </w:r>
-      <w:r>
-        <w:rPr>
-          <w:rFonts w:hint="eastAsia" w:ascii="Times New Roman" w:hAnsi="Times New Roman" w:eastAsia="Times New Roman" w:cs="Times New Roman"/>
-          <w:b/>
-          <w:bCs/>
-        </w:rPr>
-        <w:t>(ArSE)</w:t>
-      </w:r>
-      <w:r>
-        <w:rPr>
-          <w:rFonts w:hint="eastAsia" w:ascii="Times New Roman" w:hAnsi="Times New Roman" w:eastAsia="FangSong" w:cs="Times New Roman"/>
-          <w:b/>
-          <w:bCs/>
-        </w:rPr>
-        <w:t>机理</w:t>
-      </w:r>
-    </w:p>
-    <w:p>
-      <w:pPr>
-        <w:pStyle w:val="BodyText"/>
-        <w:spacing w:before="160" w:after="80"/>
-        <w:jc w:val="center"/>
-      </w:pPr>
-      <w:r>
-        <w:rPr>
-          <w:rFonts w:ascii="Times New Roman" w:hAnsi="Times New Roman" w:eastAsia="FangSong" w:cs="Times New Roman"/>
-          <w:b w:val="0"/>
-          <w:i w:val="0"/>
-          <w:sz w:val="21"/>
+          <w:rFonts w:ascii="Times New Roman" w:hAnsi="Times New Roman" w:eastAsia="Times New Roman" w:cs="Times New Roman"/>
         </w:rPr>
         <w:drawing>
           <wp:inline>
-            <wp:extent cx="3600000" cy="2304000"/>
+            <wp:extent cx="2667000" cy="346543"/>
             <wp:effectExtent b="0" l="0" r="0" t="0"/>
-            <wp:docPr descr="芳香亲电取代机理——以苯的硝化为例" title="" id="14" name="Picture"/>
+            <wp:docPr descr="" title="" id="13" name="Picture"/>
             <a:graphic>
               <a:graphicData uri="http://schemas.openxmlformats.org/drawingml/2006/picture">
                 <pic:pic>
                   <pic:nvPicPr>
-                    <pic:cNvPr descr="871d8de52d6db7aa68ad52be8d61d565cac45fca39114069efc88cd94bbd8800.png" id="15" name="Picture"/>
+                    <pic:cNvPr descr="abf6bd08d06dd82cb5a87125601896e4ad217de8f4041b1c39546dec1049869e.jpg" id="14" name="Picture"/>
                     <pic:cNvPicPr>
                       <a:picLocks noChangeArrowheads="1" noChangeAspect="1"/>
                     </pic:cNvPicPr>
                   </pic:nvPicPr>
                   <pic:blipFill>
-                    <a:blip r:embed="rId13"/>
+                    <a:blip r:embed="rId12"/>
                     <a:stretch>
                       <a:fillRect/>
                     </a:stretch>
@@ -2193,7 +186,7 @@
                   <pic:spPr bwMode="auto">
                     <a:xfrm>
                       <a:off x="0" y="0"/>
-                      <a:ext cx="3600000" cy="2304000"/>
+                      <a:ext cx="2667000" cy="346543"/>
                     </a:xfrm>
                     <a:prstGeom prst="rect">
                       <a:avLst/>
@@ -2213,6 +206,1634 @@
       </w:r>
       <w:r>
         <w:rPr>
+          <w:rFonts w:ascii="Times New Roman" w:hAnsi="Times New Roman" w:eastAsia="Times New Roman" w:cs="Times New Roman"/>
+        </w:rPr>
+        <w:t xml:space="preserve"> </w:t>
+      </w:r>
+      <w:r>
+        <w:rPr>
+          <w:rFonts w:ascii="Times New Roman" w:hAnsi="Times New Roman" w:eastAsia="Times New Roman" w:cs="Times New Roman"/>
+        </w:rPr>
+        <w:t xml:space="preserve">&gt;</w:t>
+      </w:r>
+      <w:r>
+        <w:rPr>
+          <w:rFonts w:ascii="Times New Roman" w:hAnsi="Times New Roman" w:eastAsia="Times New Roman" w:cs="Times New Roman"/>
+        </w:rPr>
+        <w:t xml:space="preserve"> </w:t>
+      </w:r>
+      <w:r>
+        <w:rPr>
+          <w:rFonts w:hint="eastAsia" w:ascii="Times New Roman" w:hAnsi="Times New Roman" w:eastAsia="FangSong" w:cs="Times New Roman"/>
+          <w:i/>
+          <w:iCs/>
+        </w:rPr>
+        <w:t xml:space="preserve">图</w:t>
+      </w:r>
+      <w:r>
+        <w:rPr>
+          <w:rFonts w:ascii="Times New Roman" w:hAnsi="Times New Roman" w:eastAsia="Times New Roman" w:cs="Times New Roman"/>
+          <w:i/>
+          <w:iCs/>
+        </w:rPr>
+        <w:t xml:space="preserve"> </w:t>
+      </w:r>
+      <w:r>
+        <w:rPr>
+          <w:rFonts w:hint="eastAsia" w:ascii="Times New Roman" w:hAnsi="Times New Roman" w:eastAsia="FangSong" w:cs="Times New Roman"/>
+          <w:i/>
+          <w:iCs/>
+        </w:rPr>
+        <w:t xml:space="preserve">芳香亲电取代的</w:t>
+      </w:r>
+      <w:r>
+        <w:rPr>
+          <w:rFonts w:ascii="Times New Roman" w:hAnsi="Times New Roman" w:eastAsia="Times New Roman" w:cs="Times New Roman"/>
+          <w:i/>
+          <w:iCs/>
+        </w:rPr>
+        <w:t xml:space="preserve"> Wheland </w:t>
+      </w:r>
+      <w:r>
+        <w:rPr>
+          <w:rFonts w:hint="eastAsia" w:ascii="Times New Roman" w:hAnsi="Times New Roman" w:eastAsia="Times New Roman" w:cs="Times New Roman"/>
+          <w:i/>
+          <w:iCs/>
+        </w:rPr>
+        <w:t>σ-</w:t>
+      </w:r>
+      <w:r>
+        <w:rPr>
+          <w:rFonts w:hint="eastAsia" w:ascii="Times New Roman" w:hAnsi="Times New Roman" w:eastAsia="FangSong" w:cs="Times New Roman"/>
+          <w:i/>
+          <w:iCs/>
+        </w:rPr>
+        <w:t>络合物及正电荷离域共振式</w:t>
+      </w:r>
+      <w:r>
+        <w:rPr>
+          <w:rFonts w:hint="eastAsia" w:ascii="Times New Roman" w:hAnsi="Times New Roman" w:eastAsia="Times New Roman" w:cs="Times New Roman"/>
+          <w:i/>
+          <w:iCs/>
+        </w:rPr>
+        <w:t>（</w:t>
+      </w:r>
+      <w:r>
+        <w:rPr>
+          <w:rFonts w:hint="eastAsia" w:ascii="Times New Roman" w:hAnsi="Times New Roman" w:eastAsia="FangSong" w:cs="Times New Roman"/>
+          <w:i/>
+          <w:iCs/>
+        </w:rPr>
+        <w:t>源自</w:t>
+      </w:r>
+      <w:r>
+        <w:rPr>
+          <w:rFonts w:ascii="Times New Roman" w:hAnsi="Times New Roman" w:eastAsia="Times New Roman" w:cs="Times New Roman"/>
+          <w:i/>
+          <w:iCs/>
+        </w:rPr>
+        <w:t xml:space="preserve"> Clayden </w:t>
+      </w:r>
+      <w:r>
+        <w:rPr>
+          <w:rFonts w:hint="eastAsia" w:ascii="Times New Roman" w:hAnsi="Times New Roman" w:eastAsia="FangSong" w:cs="Times New Roman"/>
+          <w:i/>
+          <w:iCs/>
+        </w:rPr>
+        <w:t>中文版第</w:t>
+      </w:r>
+      <w:r>
+        <w:rPr>
+          <w:rFonts w:hint="eastAsia" w:ascii="Times New Roman" w:hAnsi="Times New Roman" w:eastAsia="Times New Roman" w:cs="Times New Roman"/>
+          <w:i/>
+          <w:iCs/>
+        </w:rPr>
+        <w:t>21</w:t>
+      </w:r>
+      <w:r>
+        <w:rPr>
+          <w:rFonts w:hint="eastAsia" w:ascii="Times New Roman" w:hAnsi="Times New Roman" w:eastAsia="FangSong" w:cs="Times New Roman"/>
+          <w:i/>
+          <w:iCs/>
+        </w:rPr>
+        <w:t>章</w:t>
+      </w:r>
+      <w:r>
+        <w:rPr>
+          <w:rFonts w:hint="eastAsia" w:ascii="Times New Roman" w:hAnsi="Times New Roman" w:eastAsia="Times New Roman" w:cs="Times New Roman"/>
+          <w:i/>
+          <w:iCs/>
+        </w:rPr>
+        <w:t>）</w:t>
+      </w:r>
+      <w:r>
+        <w:rPr>
+          <w:rFonts w:ascii="Times New Roman" w:hAnsi="Times New Roman" w:eastAsia="Times New Roman" w:cs="Times New Roman"/>
+        </w:rPr>
+        <w:t xml:space="preserve"> </w:t>
+      </w:r>
+      <w:r>
+        <w:rPr>
+          <w:rFonts w:ascii="Times New Roman" w:hAnsi="Times New Roman" w:eastAsia="Times New Roman" w:cs="Times New Roman"/>
+        </w:rPr>
+        <w:t xml:space="preserve">&gt; · SNAr Meisenheimer </w:t>
+      </w:r>
+      <w:r>
+        <w:rPr>
+          <w:rFonts w:hint="eastAsia" w:ascii="Times New Roman" w:hAnsi="Times New Roman" w:eastAsia="FangSong" w:cs="Times New Roman"/>
+        </w:rPr>
+        <w:t>络合物</w:t>
+      </w:r>
+      <w:r>
+        <w:rPr>
+          <w:rFonts w:hint="eastAsia" w:ascii="Times New Roman" w:hAnsi="Times New Roman" w:eastAsia="Times New Roman" w:cs="Times New Roman"/>
+        </w:rPr>
+        <w:t>：</w:t>
+      </w:r>
+      <w:r>
+        <w:rPr>
+          <w:rFonts w:ascii="Times New Roman" w:hAnsi="Times New Roman" w:eastAsia="Times New Roman" w:cs="Times New Roman"/>
+        </w:rPr>
+        <w:drawing>
+          <wp:inline>
+            <wp:extent cx="2667000" cy="462584"/>
+            <wp:effectExtent b="0" l="0" r="0" t="0"/>
+            <wp:docPr descr="" title="" id="16" name="Picture"/>
+            <a:graphic>
+              <a:graphicData uri="http://schemas.openxmlformats.org/drawingml/2006/picture">
+                <pic:pic>
+                  <pic:nvPicPr>
+                    <pic:cNvPr descr="0825aaa4ebec35bb36aa4d36bc81aad8e94af7b2af428b763236254b5ce8aea0.jpg" id="17" name="Picture"/>
+                    <pic:cNvPicPr>
+                      <a:picLocks noChangeArrowheads="1" noChangeAspect="1"/>
+                    </pic:cNvPicPr>
+                  </pic:nvPicPr>
+                  <pic:blipFill>
+                    <a:blip r:embed="rId15"/>
+                    <a:stretch>
+                      <a:fillRect/>
+                    </a:stretch>
+                  </pic:blipFill>
+                  <pic:spPr bwMode="auto">
+                    <a:xfrm>
+                      <a:off x="0" y="0"/>
+                      <a:ext cx="2667000" cy="462584"/>
+                    </a:xfrm>
+                    <a:prstGeom prst="rect">
+                      <a:avLst/>
+                    </a:prstGeom>
+                    <a:noFill/>
+                    <a:ln w="9525">
+                      <a:noFill/>
+                      <a:headEnd/>
+                      <a:tailEnd/>
+                    </a:ln>
+                  </pic:spPr>
+                </pic:pic>
+              </a:graphicData>
+            </a:graphic>
+          </wp:inline>
+        </w:drawing>
+      </w:r>
+      <w:r>
+        <w:rPr>
+          <w:rFonts w:ascii="Times New Roman" w:hAnsi="Times New Roman" w:eastAsia="Times New Roman" w:cs="Times New Roman"/>
+        </w:rPr>
+        <w:t xml:space="preserve"> </w:t>
+      </w:r>
+      <w:r>
+        <w:rPr>
+          <w:rFonts w:ascii="Times New Roman" w:hAnsi="Times New Roman" w:eastAsia="Times New Roman" w:cs="Times New Roman"/>
+        </w:rPr>
+        <w:t xml:space="preserve">· </w:t>
+      </w:r>
+      <w:r>
+        <w:rPr>
+          <w:rFonts w:hint="eastAsia" w:ascii="Times New Roman" w:hAnsi="Times New Roman" w:eastAsia="FangSong" w:cs="Times New Roman"/>
+        </w:rPr>
+        <w:t>硝基活化氟代苯示例</w:t>
+      </w:r>
+      <w:r>
+        <w:rPr>
+          <w:rFonts w:hint="eastAsia" w:ascii="Times New Roman" w:hAnsi="Times New Roman" w:eastAsia="Times New Roman" w:cs="Times New Roman"/>
+        </w:rPr>
+        <w:t>：</w:t>
+      </w:r>
+      <m:oMath>
+        <m:oMathPr>
+          <m:ctrlPr>
+            <w:rPr>
+              <w:sz w:val="28"/>
+              <w:szCs w:val="28"/>
+            </w:rPr>
+          </m:ctrlPr>
+        </m:oMathPr>
+        <m:r>
+          <m:t>p</m:t>
+        </m:r>
+        <m:r>
+          <m:rPr>
+            <m:sty m:val="p"/>
+          </m:rPr>
+          <m:t>−</m:t>
+        </m:r>
+        <m:r>
+          <m:t>F</m:t>
+        </m:r>
+        <m:sSub>
+          <m:e>
+            <m:r>
+              <m:t>C</m:t>
+            </m:r>
+          </m:e>
+          <m:sub>
+            <m:r>
+              <m:t>6</m:t>
+            </m:r>
+          </m:sub>
+        </m:sSub>
+        <m:sSub>
+          <m:e>
+            <m:r>
+              <m:t>H</m:t>
+            </m:r>
+          </m:e>
+          <m:sub>
+            <m:r>
+              <m:t>4</m:t>
+            </m:r>
+          </m:sub>
+        </m:sSub>
+        <m:r>
+          <m:t>N</m:t>
+        </m:r>
+        <m:sSub>
+          <m:e>
+            <m:r>
+              <m:t>O</m:t>
+            </m:r>
+          </m:e>
+          <m:sub>
+            <m:r>
+              <m:t>2</m:t>
+            </m:r>
+          </m:sub>
+        </m:sSub>
+        <m:r>
+          <m:rPr>
+            <m:sty m:val="p"/>
+          </m:rPr>
+          <m:t>+</m:t>
+        </m:r>
+        <m:r>
+          <m:t>N</m:t>
+        </m:r>
+        <m:sSup>
+          <m:e>
+            <m:r>
+              <m:t>u</m:t>
+            </m:r>
+          </m:e>
+          <m:sup>
+            <m:r>
+              <m:rPr>
+                <m:sty m:val="p"/>
+              </m:rPr>
+              <m:t>−</m:t>
+            </m:r>
+          </m:sup>
+        </m:sSup>
+        <m:r>
+          <m:rPr>
+            <m:sty m:val="p"/>
+          </m:rPr>
+          <m:t>→</m:t>
+        </m:r>
+        <m:r>
+          <m:t>p</m:t>
+        </m:r>
+        <m:r>
+          <m:rPr>
+            <m:sty m:val="p"/>
+          </m:rPr>
+          <m:t>−</m:t>
+        </m:r>
+        <m:r>
+          <m:t>N</m:t>
+        </m:r>
+        <m:r>
+          <m:t>u</m:t>
+        </m:r>
+        <m:sSub>
+          <m:e>
+            <m:r>
+              <m:t>C</m:t>
+            </m:r>
+          </m:e>
+          <m:sub>
+            <m:r>
+              <m:t>6</m:t>
+            </m:r>
+          </m:sub>
+        </m:sSub>
+        <m:sSub>
+          <m:e>
+            <m:r>
+              <m:t>H</m:t>
+            </m:r>
+          </m:e>
+          <m:sub>
+            <m:r>
+              <m:t>4</m:t>
+            </m:r>
+          </m:sub>
+        </m:sSub>
+        <m:r>
+          <m:t>N</m:t>
+        </m:r>
+        <m:sSub>
+          <m:e>
+            <m:r>
+              <m:t>O</m:t>
+            </m:r>
+          </m:e>
+          <m:sub>
+            <m:r>
+              <m:t>2</m:t>
+            </m:r>
+          </m:sub>
+        </m:sSub>
+        <m:r>
+          <m:rPr>
+            <m:sty m:val="p"/>
+          </m:rPr>
+          <m:t>+</m:t>
+        </m:r>
+        <m:sSup>
+          <m:e>
+            <m:r>
+              <m:t>F</m:t>
+            </m:r>
+          </m:e>
+          <m:sup>
+            <m:r>
+              <m:rPr>
+                <m:sty m:val="p"/>
+              </m:rPr>
+              <m:t>−</m:t>
+            </m:r>
+          </m:sup>
+        </m:sSup>
+      </m:oMath>
+      <w:r>
+        <w:rPr>
+          <w:rFonts w:ascii="Times New Roman" w:hAnsi="Times New Roman" w:eastAsia="Times New Roman" w:cs="Times New Roman"/>
+        </w:rPr>
+        <w:t xml:space="preserve"> </w:t>
+      </w:r>
+      <w:r>
+        <w:rPr>
+          <w:rFonts w:ascii="Times New Roman" w:hAnsi="Times New Roman" w:eastAsia="Times New Roman" w:cs="Times New Roman"/>
+        </w:rPr>
+        <w:t xml:space="preserve">&gt;</w:t>
+      </w:r>
+      <w:r>
+        <w:rPr>
+          <w:rFonts w:ascii="Times New Roman" w:hAnsi="Times New Roman" w:eastAsia="Times New Roman" w:cs="Times New Roman"/>
+        </w:rPr>
+        <w:t xml:space="preserve"> </w:t>
+      </w:r>
+      <w:r>
+        <w:rPr>
+          <w:rFonts w:hint="eastAsia" w:ascii="Times New Roman" w:hAnsi="Times New Roman" w:eastAsia="FangSong" w:cs="Times New Roman"/>
+          <w:i/>
+          <w:iCs/>
+        </w:rPr>
+        <w:t xml:space="preserve">图</w:t>
+      </w:r>
+      <w:r>
+        <w:rPr>
+          <w:rFonts w:ascii="Times New Roman" w:hAnsi="Times New Roman" w:eastAsia="Times New Roman" w:cs="Times New Roman"/>
+          <w:i/>
+          <w:iCs/>
+        </w:rPr>
+        <w:t xml:space="preserve"> SNAr </w:t>
+      </w:r>
+      <w:r>
+        <w:rPr>
+          <w:rFonts w:hint="eastAsia" w:ascii="Times New Roman" w:hAnsi="Times New Roman" w:eastAsia="FangSong" w:cs="Times New Roman"/>
+          <w:i/>
+          <w:iCs/>
+        </w:rPr>
+        <w:t xml:space="preserve">的</w:t>
+      </w:r>
+      <w:r>
+        <w:rPr>
+          <w:rFonts w:ascii="Times New Roman" w:hAnsi="Times New Roman" w:eastAsia="Times New Roman" w:cs="Times New Roman"/>
+          <w:i/>
+          <w:iCs/>
+        </w:rPr>
+        <w:t xml:space="preserve"> Meisenheimer </w:t>
+      </w:r>
+      <w:r>
+        <w:rPr>
+          <w:rFonts w:hint="eastAsia" w:ascii="Times New Roman" w:hAnsi="Times New Roman" w:eastAsia="FangSong" w:cs="Times New Roman"/>
+          <w:i/>
+          <w:iCs/>
+        </w:rPr>
+        <w:t>络合物负电荷离域与硝基活化氟代苯示例</w:t>
+      </w:r>
+      <w:r>
+        <w:rPr>
+          <w:rFonts w:hint="eastAsia" w:ascii="Times New Roman" w:hAnsi="Times New Roman" w:eastAsia="Times New Roman" w:cs="Times New Roman"/>
+          <w:i/>
+          <w:iCs/>
+        </w:rPr>
+        <w:t>（</w:t>
+      </w:r>
+      <w:r>
+        <w:rPr>
+          <w:rFonts w:hint="eastAsia" w:ascii="Times New Roman" w:hAnsi="Times New Roman" w:eastAsia="FangSong" w:cs="Times New Roman"/>
+          <w:i/>
+          <w:iCs/>
+        </w:rPr>
+        <w:t>源自</w:t>
+      </w:r>
+      <w:r>
+        <w:rPr>
+          <w:rFonts w:ascii="Times New Roman" w:hAnsi="Times New Roman" w:eastAsia="Times New Roman" w:cs="Times New Roman"/>
+          <w:i/>
+          <w:iCs/>
+        </w:rPr>
+        <w:t xml:space="preserve"> Clayden </w:t>
+      </w:r>
+      <w:r>
+        <w:rPr>
+          <w:rFonts w:hint="eastAsia" w:ascii="Times New Roman" w:hAnsi="Times New Roman" w:eastAsia="FangSong" w:cs="Times New Roman"/>
+          <w:i/>
+          <w:iCs/>
+        </w:rPr>
+        <w:t>中文版第</w:t>
+      </w:r>
+      <w:r>
+        <w:rPr>
+          <w:rFonts w:hint="eastAsia" w:ascii="Times New Roman" w:hAnsi="Times New Roman" w:eastAsia="Times New Roman" w:cs="Times New Roman"/>
+          <w:i/>
+          <w:iCs/>
+        </w:rPr>
+        <w:t>22</w:t>
+      </w:r>
+      <w:r>
+        <w:rPr>
+          <w:rFonts w:hint="eastAsia" w:ascii="Times New Roman" w:hAnsi="Times New Roman" w:eastAsia="FangSong" w:cs="Times New Roman"/>
+          <w:i/>
+          <w:iCs/>
+        </w:rPr>
+        <w:t>章</w:t>
+      </w:r>
+      <w:r>
+        <w:rPr>
+          <w:rFonts w:hint="eastAsia" w:ascii="Times New Roman" w:hAnsi="Times New Roman" w:eastAsia="Times New Roman" w:cs="Times New Roman"/>
+          <w:i/>
+          <w:iCs/>
+        </w:rPr>
+        <w:t>）</w:t>
+      </w:r>
+      <w:r>
+        <w:rPr>
+          <w:rFonts w:ascii="Times New Roman" w:hAnsi="Times New Roman" w:eastAsia="Times New Roman" w:cs="Times New Roman"/>
+        </w:rPr>
+        <w:t xml:space="preserve"> </w:t>
+      </w:r>
+      <w:r>
+        <w:rPr>
+          <w:rFonts w:ascii="Times New Roman" w:hAnsi="Times New Roman" w:eastAsia="Times New Roman" w:cs="Times New Roman"/>
+        </w:rPr>
+        <w:t xml:space="preserve">&gt; · </w:t>
+      </w:r>
+      <w:r>
+        <w:rPr>
+          <w:rFonts w:hint="eastAsia" w:ascii="Times New Roman" w:hAnsi="Times New Roman" w:eastAsia="FangSong" w:cs="Times New Roman"/>
+        </w:rPr>
+        <w:t>苯炔</w:t>
+      </w:r>
+      <w:r>
+        <w:rPr>
+          <w:rFonts w:hint="eastAsia" w:ascii="Times New Roman" w:hAnsi="Times New Roman" w:eastAsia="Times New Roman" w:cs="Times New Roman"/>
+        </w:rPr>
+        <w:t>“</w:t>
+      </w:r>
+      <w:r>
+        <w:rPr>
+          <w:rFonts w:hint="eastAsia" w:ascii="Times New Roman" w:hAnsi="Times New Roman" w:eastAsia="FangSong" w:cs="Times New Roman"/>
+        </w:rPr>
+        <w:t>扭曲三键</w:t>
+      </w:r>
+      <w:r>
+        <w:rPr>
+          <w:rFonts w:hint="eastAsia" w:ascii="Times New Roman" w:hAnsi="Times New Roman" w:eastAsia="Times New Roman" w:cs="Times New Roman"/>
+        </w:rPr>
+        <w:t>”</w:t>
+      </w:r>
+      <w:r>
+        <w:rPr>
+          <w:rFonts w:hint="eastAsia" w:ascii="Times New Roman" w:hAnsi="Times New Roman" w:eastAsia="FangSong" w:cs="Times New Roman"/>
+        </w:rPr>
+        <w:t>结构</w:t>
+      </w:r>
+      <w:r>
+        <w:rPr>
+          <w:rFonts w:hint="eastAsia" w:ascii="Times New Roman" w:hAnsi="Times New Roman" w:eastAsia="Times New Roman" w:cs="Times New Roman"/>
+        </w:rPr>
+        <w:t>：</w:t>
+      </w:r>
+      <w:r>
+        <w:rPr>
+          <w:rFonts w:ascii="Times New Roman" w:hAnsi="Times New Roman" w:eastAsia="Times New Roman" w:cs="Times New Roman"/>
+        </w:rPr>
+        <w:drawing>
+          <wp:inline>
+            <wp:extent cx="2667000" cy="345771"/>
+            <wp:effectExtent b="0" l="0" r="0" t="0"/>
+            <wp:docPr descr="" title="" id="19" name="Picture"/>
+            <a:graphic>
+              <a:graphicData uri="http://schemas.openxmlformats.org/drawingml/2006/picture">
+                <pic:pic>
+                  <pic:nvPicPr>
+                    <pic:cNvPr descr="4868e853f3e7a4189e0b00543f519ae49af511b3ed07f741d9dfce6f724e3d21.jpg" id="20" name="Picture"/>
+                    <pic:cNvPicPr>
+                      <a:picLocks noChangeArrowheads="1" noChangeAspect="1"/>
+                    </pic:cNvPicPr>
+                  </pic:nvPicPr>
+                  <pic:blipFill>
+                    <a:blip r:embed="rId18"/>
+                    <a:stretch>
+                      <a:fillRect/>
+                    </a:stretch>
+                  </pic:blipFill>
+                  <pic:spPr bwMode="auto">
+                    <a:xfrm>
+                      <a:off x="0" y="0"/>
+                      <a:ext cx="2667000" cy="345771"/>
+                    </a:xfrm>
+                    <a:prstGeom prst="rect">
+                      <a:avLst/>
+                    </a:prstGeom>
+                    <a:noFill/>
+                    <a:ln w="9525">
+                      <a:noFill/>
+                      <a:headEnd/>
+                      <a:tailEnd/>
+                    </a:ln>
+                  </pic:spPr>
+                </pic:pic>
+              </a:graphicData>
+            </a:graphic>
+          </wp:inline>
+        </w:drawing>
+      </w:r>
+      <w:r>
+        <w:rPr>
+          <w:rFonts w:ascii="Times New Roman" w:hAnsi="Times New Roman" w:eastAsia="Times New Roman" w:cs="Times New Roman"/>
+        </w:rPr>
+        <w:t xml:space="preserve"> </w:t>
+      </w:r>
+      <w:r>
+        <w:rPr>
+          <w:rFonts w:ascii="Times New Roman" w:hAnsi="Times New Roman" w:eastAsia="Times New Roman" w:cs="Times New Roman"/>
+        </w:rPr>
+        <w:t xml:space="preserve">&gt;</w:t>
+      </w:r>
+      <w:r>
+        <w:rPr>
+          <w:rFonts w:ascii="Times New Roman" w:hAnsi="Times New Roman" w:eastAsia="Times New Roman" w:cs="Times New Roman"/>
+        </w:rPr>
+        <w:t xml:space="preserve"> </w:t>
+      </w:r>
+      <w:r>
+        <w:rPr>
+          <w:rFonts w:hint="eastAsia" w:ascii="Times New Roman" w:hAnsi="Times New Roman" w:eastAsia="FangSong" w:cs="Times New Roman"/>
+          <w:i/>
+          <w:iCs/>
+        </w:rPr>
+        <w:t xml:space="preserve">图</w:t>
+      </w:r>
+      <w:r>
+        <w:rPr>
+          <w:rFonts w:ascii="Times New Roman" w:hAnsi="Times New Roman" w:eastAsia="Times New Roman" w:cs="Times New Roman"/>
+          <w:i/>
+          <w:iCs/>
+        </w:rPr>
+        <w:t xml:space="preserve"> </w:t>
+      </w:r>
+      <w:r>
+        <w:rPr>
+          <w:rFonts w:hint="eastAsia" w:ascii="Times New Roman" w:hAnsi="Times New Roman" w:eastAsia="FangSong" w:cs="Times New Roman"/>
+          <w:i/>
+          <w:iCs/>
+        </w:rPr>
+        <w:t>苯炔的扭曲三键与轨道重叠</w:t>
+      </w:r>
+      <w:r>
+        <w:rPr>
+          <w:rFonts w:hint="eastAsia" w:ascii="Times New Roman" w:hAnsi="Times New Roman" w:eastAsia="Times New Roman" w:cs="Times New Roman"/>
+          <w:i/>
+          <w:iCs/>
+        </w:rPr>
+        <w:t>（</w:t>
+      </w:r>
+      <w:r>
+        <w:rPr>
+          <w:rFonts w:hint="eastAsia" w:ascii="Times New Roman" w:hAnsi="Times New Roman" w:eastAsia="FangSong" w:cs="Times New Roman"/>
+          <w:i/>
+          <w:iCs/>
+        </w:rPr>
+        <w:t>源自</w:t>
+      </w:r>
+      <w:r>
+        <w:rPr>
+          <w:rFonts w:ascii="Times New Roman" w:hAnsi="Times New Roman" w:eastAsia="Times New Roman" w:cs="Times New Roman"/>
+          <w:i/>
+          <w:iCs/>
+        </w:rPr>
+        <w:t xml:space="preserve"> Clayden </w:t>
+      </w:r>
+      <w:r>
+        <w:rPr>
+          <w:rFonts w:hint="eastAsia" w:ascii="Times New Roman" w:hAnsi="Times New Roman" w:eastAsia="FangSong" w:cs="Times New Roman"/>
+          <w:i/>
+          <w:iCs/>
+        </w:rPr>
+        <w:t>中文版第</w:t>
+      </w:r>
+      <w:r>
+        <w:rPr>
+          <w:rFonts w:hint="eastAsia" w:ascii="Times New Roman" w:hAnsi="Times New Roman" w:eastAsia="Times New Roman" w:cs="Times New Roman"/>
+          <w:i/>
+          <w:iCs/>
+        </w:rPr>
+        <w:t>22</w:t>
+      </w:r>
+      <w:r>
+        <w:rPr>
+          <w:rFonts w:hint="eastAsia" w:ascii="Times New Roman" w:hAnsi="Times New Roman" w:eastAsia="FangSong" w:cs="Times New Roman"/>
+          <w:i/>
+          <w:iCs/>
+        </w:rPr>
+        <w:t>章</w:t>
+      </w:r>
+      <w:r>
+        <w:rPr>
+          <w:rFonts w:hint="eastAsia" w:ascii="Times New Roman" w:hAnsi="Times New Roman" w:eastAsia="Times New Roman" w:cs="Times New Roman"/>
+          <w:i/>
+          <w:iCs/>
+        </w:rPr>
+        <w:t>）</w:t>
+      </w:r>
+      <w:r>
+        <w:rPr>
+          <w:rFonts w:ascii="Times New Roman" w:hAnsi="Times New Roman" w:eastAsia="Times New Roman" w:cs="Times New Roman"/>
+        </w:rPr>
+        <w:t xml:space="preserve"> </w:t>
+      </w:r>
+      <w:r>
+        <w:rPr>
+          <w:rFonts w:ascii="Times New Roman" w:hAnsi="Times New Roman" w:eastAsia="Times New Roman" w:cs="Times New Roman"/>
+        </w:rPr>
+        <w:t xml:space="preserve">&gt;</w:t>
+      </w:r>
+    </w:p>
+    <w:p>
+      <w:pPr>
+        <w:pStyle w:val="BlockText"/>
+        <w:ind w:firstLine="420"/>
+      </w:pPr>
+      <w:r>
+        <w:rPr>
+          <w:rFonts w:hint="eastAsia" w:ascii="Times New Roman" w:hAnsi="Times New Roman" w:eastAsia="FangSong" w:cs="Times New Roman"/>
+        </w:rPr>
+        <w:t>本讲的两个主题看似独立</w:t>
+      </w:r>
+      <w:r>
+        <w:rPr>
+          <w:rFonts w:hint="eastAsia" w:ascii="Times New Roman" w:hAnsi="Times New Roman" w:eastAsia="Times New Roman" w:cs="Times New Roman"/>
+        </w:rPr>
+        <w:t>，</w:t>
+      </w:r>
+      <w:r>
+        <w:rPr>
+          <w:rFonts w:hint="eastAsia" w:ascii="Times New Roman" w:hAnsi="Times New Roman" w:eastAsia="FangSong" w:cs="Times New Roman"/>
+        </w:rPr>
+        <w:t>实则共享一条主线</w:t>
+      </w:r>
+      <w:r>
+        <w:rPr>
+          <w:rFonts w:hint="eastAsia" w:ascii="Times New Roman" w:hAnsi="Times New Roman" w:eastAsia="Times New Roman" w:cs="Times New Roman"/>
+        </w:rPr>
+        <w:t>：</w:t>
+      </w:r>
+      <w:r>
+        <w:rPr>
+          <w:rFonts w:hint="eastAsia" w:ascii="Times New Roman" w:hAnsi="Times New Roman" w:eastAsia="FangSong" w:cs="Times New Roman"/>
+          <w:b/>
+          <w:bCs/>
+        </w:rPr>
+        <w:t>芳香烃的亲电取代和卤代烃的亲核取代</w:t>
+      </w:r>
+      <w:r>
+        <w:rPr>
+          <w:rFonts w:hint="eastAsia" w:ascii="Times New Roman" w:hAnsi="Times New Roman" w:eastAsia="Times New Roman" w:cs="Times New Roman"/>
+          <w:b/>
+          <w:bCs/>
+        </w:rPr>
+        <w:t>，</w:t>
+      </w:r>
+      <w:r>
+        <w:rPr>
+          <w:rFonts w:hint="eastAsia" w:ascii="Times New Roman" w:hAnsi="Times New Roman" w:eastAsia="FangSong" w:cs="Times New Roman"/>
+          <w:b/>
+          <w:bCs/>
+        </w:rPr>
+        <w:t>是理解</w:t>
+      </w:r>
+      <w:r>
+        <w:rPr>
+          <w:rFonts w:hint="eastAsia" w:ascii="Times New Roman" w:hAnsi="Times New Roman" w:eastAsia="Times New Roman" w:cs="Times New Roman"/>
+          <w:b/>
+          <w:bCs/>
+        </w:rPr>
+        <w:t>”</w:t>
+      </w:r>
+      <w:r>
+        <w:rPr>
+          <w:rFonts w:hint="eastAsia" w:ascii="Times New Roman" w:hAnsi="Times New Roman" w:eastAsia="FangSong" w:cs="Times New Roman"/>
+          <w:b/>
+          <w:bCs/>
+        </w:rPr>
+        <w:t>亲电</w:t>
+      </w:r>
+      <w:r>
+        <w:rPr>
+          <w:rFonts w:hint="eastAsia" w:ascii="Times New Roman" w:hAnsi="Times New Roman" w:eastAsia="Times New Roman" w:cs="Times New Roman"/>
+          <w:b/>
+          <w:bCs/>
+        </w:rPr>
+        <w:t>/</w:t>
+      </w:r>
+      <w:r>
+        <w:rPr>
+          <w:rFonts w:hint="eastAsia" w:ascii="Times New Roman" w:hAnsi="Times New Roman" w:eastAsia="FangSong" w:cs="Times New Roman"/>
+          <w:b/>
+          <w:bCs/>
+        </w:rPr>
+        <w:t>亲核反应</w:t>
+      </w:r>
+      <w:r>
+        <w:rPr>
+          <w:rFonts w:hint="eastAsia" w:ascii="Times New Roman" w:hAnsi="Times New Roman" w:eastAsia="Times New Roman" w:cs="Times New Roman"/>
+          <w:b/>
+          <w:bCs/>
+        </w:rPr>
+        <w:t>”</w:t>
+      </w:r>
+      <w:r>
+        <w:rPr>
+          <w:rFonts w:hint="eastAsia" w:ascii="Times New Roman" w:hAnsi="Times New Roman" w:eastAsia="FangSong" w:cs="Times New Roman"/>
+          <w:b/>
+          <w:bCs/>
+        </w:rPr>
+        <w:t>概念的两大支柱</w:t>
+      </w:r>
+      <w:r>
+        <w:rPr>
+          <w:rFonts w:hint="eastAsia" w:ascii="Times New Roman" w:hAnsi="Times New Roman" w:eastAsia="Times New Roman" w:cs="Times New Roman"/>
+        </w:rPr>
+        <w:t>。</w:t>
+      </w:r>
+      <w:r>
+        <w:rPr>
+          <w:rFonts w:hint="eastAsia" w:ascii="Times New Roman" w:hAnsi="Times New Roman" w:eastAsia="FangSong" w:cs="Times New Roman"/>
+        </w:rPr>
+        <w:t>芳香亲电取代侧重</w:t>
+      </w:r>
+      <w:r>
+        <w:rPr>
+          <w:rFonts w:hint="eastAsia" w:ascii="Times New Roman" w:hAnsi="Times New Roman" w:eastAsia="Times New Roman" w:cs="Times New Roman"/>
+        </w:rPr>
+        <w:t>”</w:t>
+      </w:r>
+      <w:r>
+        <w:rPr>
+          <w:rFonts w:hint="eastAsia" w:ascii="Times New Roman" w:hAnsi="Times New Roman" w:eastAsia="FangSong" w:cs="Times New Roman"/>
+        </w:rPr>
+        <w:t>芳香性保持</w:t>
+      </w:r>
+      <w:r>
+        <w:rPr>
+          <w:rFonts w:hint="eastAsia" w:ascii="Times New Roman" w:hAnsi="Times New Roman" w:eastAsia="Times New Roman" w:cs="Times New Roman"/>
+        </w:rPr>
+        <w:t>”，</w:t>
+      </w:r>
+      <w:r>
+        <w:rPr>
+          <w:rFonts w:hint="eastAsia" w:ascii="Times New Roman" w:hAnsi="Times New Roman" w:eastAsia="FangSong" w:cs="Times New Roman"/>
+        </w:rPr>
+        <w:t>卤代烃的亲核取代侧重</w:t>
+      </w:r>
+      <w:r>
+        <w:rPr>
+          <w:rFonts w:hint="eastAsia" w:ascii="Times New Roman" w:hAnsi="Times New Roman" w:eastAsia="Times New Roman" w:cs="Times New Roman"/>
+        </w:rPr>
+        <w:t>”</w:t>
+      </w:r>
+      <w:r>
+        <w:rPr>
+          <w:rFonts w:hint="eastAsia" w:ascii="Times New Roman" w:hAnsi="Times New Roman" w:eastAsia="FangSong" w:cs="Times New Roman"/>
+        </w:rPr>
+        <w:t>碳链构建</w:t>
+      </w:r>
+      <w:r>
+        <w:rPr>
+          <w:rFonts w:hint="eastAsia" w:ascii="Times New Roman" w:hAnsi="Times New Roman" w:eastAsia="Times New Roman" w:cs="Times New Roman"/>
+        </w:rPr>
+        <w:t>”。</w:t>
+      </w:r>
+    </w:p>
+    <w:p>
+      <w:pPr>
+        <w:spacing w:before="160" w:after="80"/>
+      </w:pPr>
+      <w:r>
+        <w:pict>
+          <v:rect style="width:0;height:1.5pt" o:hralign="center" o:hrstd="t" o:hr="t"/>
+        </w:pict>
+      </w:r>
+    </w:p>
+    <w:bookmarkStart w:id="21" w:name="学习目标"/>
+    <w:p>
+      <w:pPr>
+        <w:pStyle w:val="Heading2"/>
+        <w:spacing w:before="280" w:after="120"/>
+      </w:pPr>
+      <w:r>
+        <w:rPr>
+          <w:rFonts w:hint="eastAsia" w:ascii="Times New Roman" w:hAnsi="Times New Roman" w:eastAsia="SimHei" w:cs="Times New Roman"/>
+        </w:rPr>
+        <w:t xml:space="preserve">学习目标</w:t>
+      </w:r>
+    </w:p>
+    <w:p>
+      <w:pPr>
+        <w:pStyle w:val="BlockText"/>
+        <w:spacing w:after="80"/>
+        <w:ind w:firstLine="420"/>
+      </w:pPr>
+      <w:r>
+        <w:rPr>
+          <w:rFonts w:hint="eastAsia" w:ascii="Times New Roman" w:hAnsi="Times New Roman" w:eastAsia="FangSong" w:cs="Times New Roman"/>
+        </w:rPr>
+        <w:t>对齐考纲</w:t>
+      </w:r>
+      <w:r>
+        <w:rPr>
+          <w:rFonts w:hint="eastAsia" w:ascii="Times New Roman" w:hAnsi="Times New Roman" w:eastAsia="Times New Roman" w:cs="Times New Roman"/>
+        </w:rPr>
+        <w:t>：§41</w:t>
+      </w:r>
+      <w:r>
+        <w:rPr>
+          <w:rFonts w:ascii="Times New Roman" w:hAnsi="Times New Roman" w:eastAsia="Times New Roman" w:cs="Times New Roman"/>
+        </w:rPr>
+        <w:t xml:space="preserve"> </w:t>
+      </w:r>
+      <w:r>
+        <w:rPr>
+          <w:rFonts w:hint="eastAsia" w:ascii="Times New Roman" w:hAnsi="Times New Roman" w:eastAsia="FangSong" w:cs="Times New Roman"/>
+        </w:rPr>
+        <w:t xml:space="preserve">芳香亲电取代反应</w:t>
+      </w:r>
+      <w:r>
+        <w:rPr>
+          <w:rFonts w:ascii="Times New Roman" w:hAnsi="Times New Roman" w:eastAsia="Times New Roman" w:cs="Times New Roman"/>
+        </w:rPr>
+        <w:t xml:space="preserve"> · §42 </w:t>
+      </w:r>
+      <w:r>
+        <w:rPr>
+          <w:rFonts w:hint="eastAsia" w:ascii="Times New Roman" w:hAnsi="Times New Roman" w:eastAsia="FangSong" w:cs="Times New Roman"/>
+        </w:rPr>
+        <w:t xml:space="preserve">芳香亲核取代反应</w:t>
+      </w:r>
+      <w:r>
+        <w:rPr>
+          <w:rFonts w:ascii="Times New Roman" w:hAnsi="Times New Roman" w:eastAsia="Times New Roman" w:cs="Times New Roman"/>
+        </w:rPr>
+        <w:t xml:space="preserve"> · §44 </w:t>
+      </w:r>
+      <w:r>
+        <w:rPr>
+          <w:rFonts w:hint="eastAsia" w:ascii="Times New Roman" w:hAnsi="Times New Roman" w:eastAsia="FangSong" w:cs="Times New Roman"/>
+        </w:rPr>
+        <w:t xml:space="preserve">脂肪族亲核取代反应</w:t>
+      </w:r>
+      <w:r>
+        <w:rPr>
+          <w:rFonts w:ascii="Times New Roman" w:hAnsi="Times New Roman" w:eastAsia="Times New Roman" w:cs="Times New Roman"/>
+        </w:rPr>
+        <w:t xml:space="preserve"> · §51 </w:t>
+      </w:r>
+      <w:r>
+        <w:rPr>
+          <w:rFonts w:hint="eastAsia" w:ascii="Times New Roman" w:hAnsi="Times New Roman" w:eastAsia="FangSong" w:cs="Times New Roman"/>
+        </w:rPr>
+        <w:t xml:space="preserve">金属有机</w:t>
+      </w:r>
+    </w:p>
+    <w:tbl>
+      <w:tblPr>
+        <w:tblStyle w:val="Table"/>
+        <w:tblW w:type="pct" w:w="5000"/>
+        <w:tblLayout w:type="fixed"/>
+        <w:tblLook w:firstRow="1" w:lastRow="0" w:firstColumn="0" w:lastColumn="0" w:noHBand="0" w:noVBand="0" w:val="0020"/>
+        <w:jc w:val="center"/>
+        <w:tblBorders>
+          <w:top w:val="single" w:sz="12" w:space="0" w:color="333333"/>
+          <w:bottom w:val="single" w:sz="12" w:space="0" w:color="333333"/>
+          <w:left w:val="none"/>
+          <w:right w:val="none"/>
+          <w:insideH w:val="none"/>
+          <w:insideV w:val="none"/>
+        </w:tblBorders>
+      </w:tblPr>
+      <w:tblGrid>
+        <w:gridCol w:w="3960"/>
+        <w:gridCol w:w="3960"/>
+      </w:tblGrid>
+      <w:tr>
+        <w:trPr>
+          <w:tblHeader w:val="on"/>
+        </w:trPr>
+        <w:tc>
+          <w:tcPr>
+            <w:tcBorders>
+              <w:bottom w:val="single" w:sz="6" w:space="0" w:color="333333"/>
+            </w:tcBorders>
+          </w:tcPr>
+          <w:p>
+            <w:pPr>
+              <w:pStyle w:val="Compact"/>
+              <w:jc w:val="center"/>
+            </w:pPr>
+            <w:r>
+              <w:rPr>
+                <w:rFonts w:hint="eastAsia" w:ascii="Times New Roman" w:hAnsi="Times New Roman" w:eastAsia="SimHei" w:cs="Times New Roman"/>
+                <w:b/>
+              </w:rPr>
+              <w:t xml:space="preserve">考纲条目</w:t>
+            </w:r>
+          </w:p>
+        </w:tc>
+        <w:tc>
+          <w:tcPr>
+            <w:tcBorders>
+              <w:bottom w:val="single" w:sz="6" w:space="0" w:color="333333"/>
+            </w:tcBorders>
+          </w:tcPr>
+          <w:p>
+            <w:pPr>
+              <w:pStyle w:val="Compact"/>
+              <w:jc w:val="center"/>
+            </w:pPr>
+            <w:r>
+              <w:rPr>
+                <w:rFonts w:hint="eastAsia" w:ascii="Times New Roman" w:hAnsi="Times New Roman" w:eastAsia="SimHei" w:cs="Times New Roman"/>
+                <w:b/>
+              </w:rPr>
+              <w:t xml:space="preserve">学完本讲你应能</w:t>
+            </w:r>
+          </w:p>
+        </w:tc>
+      </w:tr>
+      <w:tr>
+        <w:tc>
+          <w:tcPr/>
+          <w:p>
+            <w:pPr>
+              <w:pStyle w:val="Compact"/>
+              <w:jc w:val="center"/>
+            </w:pPr>
+            <w:r>
+              <w:rPr>
+                <w:rFonts w:ascii="Times New Roman" w:hAnsi="Times New Roman" w:eastAsia="Times New Roman" w:cs="Times New Roman"/>
+              </w:rPr>
+              <w:t xml:space="preserve">§41 </w:t>
+            </w:r>
+            <w:r>
+              <w:rPr>
+                <w:rFonts w:hint="eastAsia" w:ascii="Times New Roman" w:hAnsi="Times New Roman" w:eastAsia="FangSong" w:cs="Times New Roman"/>
+              </w:rPr>
+              <w:t xml:space="preserve">芳香亲电取代反应</w:t>
+            </w:r>
+            <w:r>
+              <w:rPr>
+                <w:rFonts w:ascii="Times New Roman" w:hAnsi="Times New Roman" w:eastAsia="Times New Roman" w:cs="Times New Roman"/>
+              </w:rPr>
+              <w:t xml:space="preserve"> · </w:t>
+            </w:r>
+            <w:r>
+              <w:rPr>
+                <w:rFonts w:hint="eastAsia" w:ascii="Times New Roman" w:hAnsi="Times New Roman" w:eastAsia="FangSong" w:cs="Times New Roman"/>
+              </w:rPr>
+              <w:t xml:space="preserve">芳香性与休克尔规则</w:t>
+            </w:r>
+          </w:p>
+        </w:tc>
+        <w:tc>
+          <w:tcPr/>
+          <w:p>
+            <w:pPr>
+              <w:pStyle w:val="Compact"/>
+              <w:jc w:val="center"/>
+            </w:pPr>
+            <w:r>
+              <w:rPr>
+                <w:rFonts w:hint="eastAsia" w:ascii="Times New Roman" w:hAnsi="Times New Roman" w:eastAsia="FangSong" w:cs="Times New Roman"/>
+              </w:rPr>
+              <w:t>能用休克尔规则</w:t>
+            </w:r>
+            <w:r>
+              <w:rPr>
+                <w:rFonts w:hint="eastAsia" w:ascii="Times New Roman" w:hAnsi="Times New Roman" w:eastAsia="Times New Roman" w:cs="Times New Roman"/>
+              </w:rPr>
+              <w:t>(4n+2)</w:t>
+            </w:r>
+            <w:r>
+              <w:rPr>
+                <w:rFonts w:hint="eastAsia" w:ascii="Times New Roman" w:hAnsi="Times New Roman" w:eastAsia="FangSong" w:cs="Times New Roman"/>
+              </w:rPr>
+              <w:t>判断芳香性</w:t>
+            </w:r>
+          </w:p>
+        </w:tc>
+      </w:tr>
+      <w:tr>
+        <w:tc>
+          <w:tcPr/>
+          <w:p>
+            <w:pPr>
+              <w:pStyle w:val="Compact"/>
+              <w:jc w:val="center"/>
+            </w:pPr>
+            <w:r>
+              <w:rPr>
+                <w:rFonts w:ascii="Times New Roman" w:hAnsi="Times New Roman" w:eastAsia="Times New Roman" w:cs="Times New Roman"/>
+              </w:rPr>
+              <w:t xml:space="preserve">§41 </w:t>
+            </w:r>
+            <w:r>
+              <w:rPr>
+                <w:rFonts w:hint="eastAsia" w:ascii="Times New Roman" w:hAnsi="Times New Roman" w:eastAsia="FangSong" w:cs="Times New Roman"/>
+              </w:rPr>
+              <w:t xml:space="preserve">芳香亲电取代反应</w:t>
+            </w:r>
+            <w:r>
+              <w:rPr>
+                <w:rFonts w:ascii="Times New Roman" w:hAnsi="Times New Roman" w:eastAsia="Times New Roman" w:cs="Times New Roman"/>
+              </w:rPr>
+              <w:t xml:space="preserve"> · </w:t>
+            </w:r>
+            <w:r>
+              <w:rPr>
+                <w:rFonts w:hint="eastAsia" w:ascii="Times New Roman" w:hAnsi="Times New Roman" w:eastAsia="FangSong" w:cs="Times New Roman"/>
+              </w:rPr>
+              <w:t xml:space="preserve">定位效应</w:t>
+            </w:r>
+          </w:p>
+        </w:tc>
+        <w:tc>
+          <w:tcPr/>
+          <w:p>
+            <w:pPr>
+              <w:pStyle w:val="Compact"/>
+              <w:jc w:val="center"/>
+            </w:pPr>
+            <w:r>
+              <w:rPr>
+                <w:rFonts w:hint="eastAsia" w:ascii="Times New Roman" w:hAnsi="Times New Roman" w:eastAsia="FangSong" w:cs="Times New Roman"/>
+              </w:rPr>
+              <w:t>能用</w:t>
+            </w:r>
+            <w:r>
+              <w:rPr>
+                <w:rFonts w:hint="eastAsia" w:ascii="Times New Roman" w:hAnsi="Times New Roman" w:eastAsia="Times New Roman" w:cs="Times New Roman"/>
+              </w:rPr>
+              <w:t>σ-</w:t>
+            </w:r>
+            <w:r>
+              <w:rPr>
+                <w:rFonts w:hint="eastAsia" w:ascii="Times New Roman" w:hAnsi="Times New Roman" w:eastAsia="FangSong" w:cs="Times New Roman"/>
+              </w:rPr>
+              <w:t>络合物</w:t>
+            </w:r>
+            <w:r>
+              <w:rPr>
+                <w:rFonts w:hint="eastAsia" w:ascii="Times New Roman" w:hAnsi="Times New Roman" w:eastAsia="Times New Roman" w:cs="Times New Roman"/>
+              </w:rPr>
+              <w:t>(</w:t>
+            </w:r>
+            <w:r>
+              <w:rPr>
+                <w:rFonts w:hint="eastAsia" w:ascii="Times New Roman" w:hAnsi="Times New Roman" w:eastAsia="FangSong" w:cs="Times New Roman"/>
+              </w:rPr>
+              <w:t>中间体</w:t>
+            </w:r>
+            <w:r>
+              <w:rPr>
+                <w:rFonts w:hint="eastAsia" w:ascii="Times New Roman" w:hAnsi="Times New Roman" w:eastAsia="Times New Roman" w:cs="Times New Roman"/>
+              </w:rPr>
+              <w:t>)</w:t>
+            </w:r>
+            <w:r>
+              <w:rPr>
+                <w:rFonts w:hint="eastAsia" w:ascii="Times New Roman" w:hAnsi="Times New Roman" w:eastAsia="FangSong" w:cs="Times New Roman"/>
+              </w:rPr>
+              <w:t>的稳定性解释芳香亲电取代的定位效应</w:t>
+            </w:r>
+          </w:p>
+        </w:tc>
+      </w:tr>
+      <w:tr>
+        <w:tc>
+          <w:tcPr/>
+          <w:p>
+            <w:pPr>
+              <w:pStyle w:val="Compact"/>
+              <w:jc w:val="center"/>
+            </w:pPr>
+            <w:r>
+              <w:rPr>
+                <w:rFonts w:ascii="Times New Roman" w:hAnsi="Times New Roman" w:eastAsia="Times New Roman" w:cs="Times New Roman"/>
+              </w:rPr>
+              <w:t xml:space="preserve">§42 </w:t>
+            </w:r>
+            <w:r>
+              <w:rPr>
+                <w:rFonts w:hint="eastAsia" w:ascii="Times New Roman" w:hAnsi="Times New Roman" w:eastAsia="FangSong" w:cs="Times New Roman"/>
+              </w:rPr>
+              <w:t xml:space="preserve">芳香亲核取代反应</w:t>
+            </w:r>
+            <w:r>
+              <w:rPr>
+                <w:rFonts w:ascii="Times New Roman" w:hAnsi="Times New Roman" w:eastAsia="Times New Roman" w:cs="Times New Roman"/>
+              </w:rPr>
+              <w:t xml:space="preserve"> · SNAr </w:t>
+            </w:r>
+            <w:r>
+              <w:rPr>
+                <w:rFonts w:hint="eastAsia" w:ascii="Times New Roman" w:hAnsi="Times New Roman" w:eastAsia="FangSong" w:cs="Times New Roman"/>
+              </w:rPr>
+              <w:t xml:space="preserve">与苯炔机理</w:t>
+            </w:r>
+          </w:p>
+        </w:tc>
+        <w:tc>
+          <w:tcPr/>
+          <w:p>
+            <w:pPr>
+              <w:pStyle w:val="Compact"/>
+              <w:jc w:val="center"/>
+            </w:pPr>
+            <w:r>
+              <w:rPr>
+                <w:rFonts w:hint="eastAsia" w:ascii="Times New Roman" w:hAnsi="Times New Roman" w:eastAsia="FangSong" w:cs="Times New Roman"/>
+              </w:rPr>
+              <w:t>能区分芳香亲核取代两种机理</w:t>
+            </w:r>
+            <w:r>
+              <w:rPr>
+                <w:rFonts w:hint="eastAsia" w:ascii="Times New Roman" w:hAnsi="Times New Roman" w:eastAsia="Times New Roman" w:cs="Times New Roman"/>
+              </w:rPr>
+              <w:t>（SNAr</w:t>
+            </w:r>
+            <w:r>
+              <w:rPr>
+                <w:rFonts w:ascii="Times New Roman" w:hAnsi="Times New Roman" w:eastAsia="Times New Roman" w:cs="Times New Roman"/>
+              </w:rPr>
+              <w:t xml:space="preserve"> </w:t>
+            </w:r>
+            <w:r>
+              <w:rPr>
+                <w:rFonts w:hint="eastAsia" w:ascii="Times New Roman" w:hAnsi="Times New Roman" w:eastAsia="FangSong" w:cs="Times New Roman"/>
+              </w:rPr>
+              <w:t>加成</w:t>
+            </w:r>
+            <w:r>
+              <w:rPr>
+                <w:rFonts w:hint="eastAsia" w:ascii="Times New Roman" w:hAnsi="Times New Roman" w:eastAsia="Times New Roman" w:cs="Times New Roman"/>
+              </w:rPr>
+              <w:t>-</w:t>
+            </w:r>
+            <w:r>
+              <w:rPr>
+                <w:rFonts w:hint="eastAsia" w:ascii="Times New Roman" w:hAnsi="Times New Roman" w:eastAsia="FangSong" w:cs="Times New Roman"/>
+              </w:rPr>
+              <w:t>消除</w:t>
+            </w:r>
+            <w:r>
+              <w:rPr>
+                <w:rFonts w:ascii="Times New Roman" w:hAnsi="Times New Roman" w:eastAsia="Times New Roman" w:cs="Times New Roman"/>
+              </w:rPr>
+              <w:t xml:space="preserve"> vs </w:t>
+            </w:r>
+            <w:r>
+              <w:rPr>
+                <w:rFonts w:hint="eastAsia" w:ascii="Times New Roman" w:hAnsi="Times New Roman" w:eastAsia="FangSong" w:cs="Times New Roman"/>
+              </w:rPr>
+              <w:t>苯炔消除</w:t>
+            </w:r>
+            <w:r>
+              <w:rPr>
+                <w:rFonts w:hint="eastAsia" w:ascii="Times New Roman" w:hAnsi="Times New Roman" w:eastAsia="Times New Roman" w:cs="Times New Roman"/>
+              </w:rPr>
+              <w:t>-</w:t>
+            </w:r>
+            <w:r>
+              <w:rPr>
+                <w:rFonts w:hint="eastAsia" w:ascii="Times New Roman" w:hAnsi="Times New Roman" w:eastAsia="FangSong" w:cs="Times New Roman"/>
+              </w:rPr>
+              <w:t>加成</w:t>
+            </w:r>
+            <w:r>
+              <w:rPr>
+                <w:rFonts w:hint="eastAsia" w:ascii="Times New Roman" w:hAnsi="Times New Roman" w:eastAsia="Times New Roman" w:cs="Times New Roman"/>
+              </w:rPr>
+              <w:t>）</w:t>
+            </w:r>
+            <w:r>
+              <w:rPr>
+                <w:rFonts w:hint="eastAsia" w:ascii="Times New Roman" w:hAnsi="Times New Roman" w:eastAsia="FangSong" w:cs="Times New Roman"/>
+              </w:rPr>
+              <w:t>并判断产物</w:t>
+            </w:r>
+            <w:r>
+              <w:rPr>
+                <w:rFonts w:hint="eastAsia" w:ascii="Times New Roman" w:hAnsi="Times New Roman" w:eastAsia="Times New Roman" w:cs="Times New Roman"/>
+              </w:rPr>
+              <w:t>（</w:t>
+            </w:r>
+            <w:r>
+              <w:rPr>
+                <w:rFonts w:hint="eastAsia" w:ascii="Times New Roman" w:hAnsi="Times New Roman" w:eastAsia="FangSong" w:cs="Times New Roman"/>
+              </w:rPr>
+              <w:t>考纲</w:t>
+            </w:r>
+            <w:r>
+              <w:rPr>
+                <w:rFonts w:ascii="Times New Roman" w:hAnsi="Times New Roman" w:eastAsia="Times New Roman" w:cs="Times New Roman"/>
+              </w:rPr>
+              <w:t xml:space="preserve"> </w:t>
+            </w:r>
+            <w:r>
+              <w:rPr>
+                <w:rFonts w:hint="eastAsia" w:ascii="Times New Roman" w:hAnsi="Times New Roman" w:eastAsia="Times New Roman" w:cs="Times New Roman"/>
+              </w:rPr>
+              <w:t xml:space="preserve">42）</w:t>
+            </w:r>
+          </w:p>
+        </w:tc>
+      </w:tr>
+      <w:tr>
+        <w:tc>
+          <w:tcPr/>
+          <w:p>
+            <w:pPr>
+              <w:pStyle w:val="Compact"/>
+              <w:jc w:val="center"/>
+            </w:pPr>
+            <w:r>
+              <w:rPr>
+                <w:rFonts w:ascii="Times New Roman" w:hAnsi="Times New Roman" w:eastAsia="Times New Roman" w:cs="Times New Roman"/>
+              </w:rPr>
+              <w:t xml:space="preserve">§44 </w:t>
+            </w:r>
+            <w:r>
+              <w:rPr>
+                <w:rFonts w:hint="eastAsia" w:ascii="Times New Roman" w:hAnsi="Times New Roman" w:eastAsia="FangSong" w:cs="Times New Roman"/>
+              </w:rPr>
+              <w:t xml:space="preserve">脂肪族亲核取代反应</w:t>
+            </w:r>
+            <w:r>
+              <w:rPr>
+                <w:rFonts w:ascii="Times New Roman" w:hAnsi="Times New Roman" w:eastAsia="Times New Roman" w:cs="Times New Roman"/>
+              </w:rPr>
+              <w:t xml:space="preserve"> · SN1/SN2 </w:t>
+            </w:r>
+            <w:r>
+              <w:rPr>
+                <w:rFonts w:hint="eastAsia" w:ascii="Times New Roman" w:hAnsi="Times New Roman" w:eastAsia="FangSong" w:cs="Times New Roman"/>
+              </w:rPr>
+              <w:t xml:space="preserve">条件与立体化学</w:t>
+            </w:r>
+          </w:p>
+        </w:tc>
+        <w:tc>
+          <w:tcPr/>
+          <w:p>
+            <w:pPr>
+              <w:pStyle w:val="Compact"/>
+              <w:jc w:val="center"/>
+            </w:pPr>
+            <w:r>
+              <w:rPr>
+                <w:rFonts w:hint="eastAsia" w:ascii="Times New Roman" w:hAnsi="Times New Roman" w:eastAsia="FangSong" w:cs="Times New Roman"/>
+              </w:rPr>
+              <w:t xml:space="preserve">能区分</w:t>
+            </w:r>
+            <w:r>
+              <w:rPr>
+                <w:rFonts w:ascii="Times New Roman" w:hAnsi="Times New Roman" w:eastAsia="Times New Roman" w:cs="Times New Roman"/>
+              </w:rPr>
+              <w:t xml:space="preserve"> SN1/SN2 </w:t>
+            </w:r>
+            <w:r>
+              <w:rPr>
+                <w:rFonts w:hint="eastAsia" w:ascii="Times New Roman" w:hAnsi="Times New Roman" w:eastAsia="FangSong" w:cs="Times New Roman"/>
+              </w:rPr>
+              <w:t>的反应条件</w:t>
+            </w:r>
+            <w:r>
+              <w:rPr>
+                <w:rFonts w:hint="eastAsia" w:ascii="Times New Roman" w:hAnsi="Times New Roman" w:eastAsia="Times New Roman" w:cs="Times New Roman"/>
+              </w:rPr>
+              <w:t>、</w:t>
+            </w:r>
+            <w:r>
+              <w:rPr>
+                <w:rFonts w:hint="eastAsia" w:ascii="Times New Roman" w:hAnsi="Times New Roman" w:eastAsia="FangSong" w:cs="Times New Roman"/>
+              </w:rPr>
+              <w:t>立体化学和竞争反应</w:t>
+            </w:r>
+          </w:p>
+        </w:tc>
+      </w:tr>
+      <w:tr>
+        <w:tc>
+          <w:tcPr/>
+          <w:p>
+            <w:pPr>
+              <w:pStyle w:val="Compact"/>
+              <w:jc w:val="center"/>
+            </w:pPr>
+            <w:r>
+              <w:rPr>
+                <w:rFonts w:ascii="Times New Roman" w:hAnsi="Times New Roman" w:eastAsia="Times New Roman" w:cs="Times New Roman"/>
+              </w:rPr>
+              <w:t xml:space="preserve">§44 </w:t>
+            </w:r>
+            <w:r>
+              <w:rPr>
+                <w:rFonts w:hint="eastAsia" w:ascii="Times New Roman" w:hAnsi="Times New Roman" w:eastAsia="FangSong" w:cs="Times New Roman"/>
+              </w:rPr>
+              <w:t xml:space="preserve">脂肪族亲核取代反应</w:t>
+            </w:r>
+            <w:r>
+              <w:rPr>
+                <w:rFonts w:ascii="Times New Roman" w:hAnsi="Times New Roman" w:eastAsia="Times New Roman" w:cs="Times New Roman"/>
+              </w:rPr>
+              <w:t xml:space="preserve"> · </w:t>
+            </w:r>
+            <w:r>
+              <w:rPr>
+                <w:rFonts w:hint="eastAsia" w:ascii="Times New Roman" w:hAnsi="Times New Roman" w:eastAsia="FangSong" w:cs="Times New Roman"/>
+              </w:rPr>
+              <w:t xml:space="preserve">取代消除竞争</w:t>
+            </w:r>
+          </w:p>
+        </w:tc>
+        <w:tc>
+          <w:tcPr/>
+          <w:p>
+            <w:pPr>
+              <w:pStyle w:val="Compact"/>
+              <w:jc w:val="center"/>
+            </w:pPr>
+            <w:r>
+              <w:rPr>
+                <w:rFonts w:hint="eastAsia" w:ascii="Times New Roman" w:hAnsi="Times New Roman" w:eastAsia="FangSong" w:cs="Times New Roman"/>
+              </w:rPr>
+              <w:t xml:space="preserve">能通过反应条件判断</w:t>
+            </w:r>
+            <w:r>
+              <w:rPr>
+                <w:rFonts w:ascii="Times New Roman" w:hAnsi="Times New Roman" w:eastAsia="Times New Roman" w:cs="Times New Roman"/>
+              </w:rPr>
+              <w:t xml:space="preserve"> SN1/E1 </w:t>
+            </w:r>
+            <w:r>
+              <w:rPr>
+                <w:rFonts w:hint="eastAsia" w:ascii="Times New Roman" w:hAnsi="Times New Roman" w:eastAsia="FangSong" w:cs="Times New Roman"/>
+              </w:rPr>
+              <w:t xml:space="preserve">或</w:t>
+            </w:r>
+            <w:r>
+              <w:rPr>
+                <w:rFonts w:ascii="Times New Roman" w:hAnsi="Times New Roman" w:eastAsia="Times New Roman" w:cs="Times New Roman"/>
+              </w:rPr>
+              <w:t xml:space="preserve"> SN2/E2 </w:t>
+            </w:r>
+            <w:r>
+              <w:rPr>
+                <w:rFonts w:hint="eastAsia" w:ascii="Times New Roman" w:hAnsi="Times New Roman" w:eastAsia="FangSong" w:cs="Times New Roman"/>
+              </w:rPr>
+              <w:t xml:space="preserve">的主导路径</w:t>
+            </w:r>
+          </w:p>
+        </w:tc>
+      </w:tr>
+      <w:tr>
+        <w:tc>
+          <w:tcPr/>
+          <w:p>
+            <w:pPr>
+              <w:pStyle w:val="Compact"/>
+              <w:jc w:val="center"/>
+            </w:pPr>
+            <w:r>
+              <w:rPr>
+                <w:rFonts w:ascii="Times New Roman" w:hAnsi="Times New Roman" w:eastAsia="Times New Roman" w:cs="Times New Roman"/>
+              </w:rPr>
+              <w:t xml:space="preserve">§51 </w:t>
+            </w:r>
+            <w:r>
+              <w:rPr>
+                <w:rFonts w:hint="eastAsia" w:ascii="Times New Roman" w:hAnsi="Times New Roman" w:eastAsia="FangSong" w:cs="Times New Roman"/>
+              </w:rPr>
+              <w:t xml:space="preserve">金属有机</w:t>
+            </w:r>
+            <w:r>
+              <w:rPr>
+                <w:rFonts w:ascii="Times New Roman" w:hAnsi="Times New Roman" w:eastAsia="Times New Roman" w:cs="Times New Roman"/>
+              </w:rPr>
+              <w:t xml:space="preserve"> · Grignard </w:t>
+            </w:r>
+            <w:r>
+              <w:rPr>
+                <w:rFonts w:hint="eastAsia" w:ascii="Times New Roman" w:hAnsi="Times New Roman" w:eastAsia="FangSong" w:cs="Times New Roman"/>
+              </w:rPr>
+              <w:t xml:space="preserve">试剂碳链增长</w:t>
+            </w:r>
+          </w:p>
+        </w:tc>
+        <w:tc>
+          <w:tcPr/>
+          <w:p>
+            <w:pPr>
+              <w:pStyle w:val="Compact"/>
+              <w:jc w:val="center"/>
+            </w:pPr>
+            <w:r>
+              <w:rPr>
+                <w:rFonts w:hint="eastAsia" w:ascii="Times New Roman" w:hAnsi="Times New Roman" w:eastAsia="FangSong" w:cs="Times New Roman"/>
+              </w:rPr>
+              <w:t xml:space="preserve">能用格氏试剂设计简单的碳链增长路线</w:t>
+            </w:r>
+          </w:p>
+        </w:tc>
+      </w:tr>
+    </w:tbl>
+    <w:p>
+      <w:pPr>
+        <w:spacing w:before="160" w:after="80"/>
+      </w:pPr>
+      <w:r>
+        <w:pict>
+          <v:rect style="width:0;height:1.5pt" o:hralign="center" o:hrstd="t" o:hr="t"/>
+        </w:pict>
+      </w:r>
+    </w:p>
+    <w:bookmarkEnd w:id="21"/>
+    <w:bookmarkStart w:id="30" w:name="一核心概念"/>
+    <w:p>
+      <w:pPr>
+        <w:pStyle w:val="Heading2"/>
+        <w:spacing w:before="280" w:after="120"/>
+      </w:pPr>
+      <w:r>
+        <w:rPr>
+          <w:rFonts w:hint="eastAsia" w:ascii="Times New Roman" w:hAnsi="Times New Roman" w:eastAsia="SimHei" w:cs="Times New Roman"/>
+        </w:rPr>
+        <w:t>一</w:t>
+      </w:r>
+      <w:r>
+        <w:rPr>
+          <w:rFonts w:hint="eastAsia" w:ascii="Times New Roman" w:hAnsi="Times New Roman" w:eastAsia="Times New Roman" w:cs="Times New Roman"/>
+        </w:rPr>
+        <w:t>、</w:t>
+      </w:r>
+      <w:r>
+        <w:rPr>
+          <w:rFonts w:hint="eastAsia" w:ascii="Times New Roman" w:hAnsi="Times New Roman" w:eastAsia="SimHei" w:cs="Times New Roman"/>
+        </w:rPr>
+        <w:t>核心概念</w:t>
+      </w:r>
+    </w:p>
+    <w:bookmarkStart w:id="28" w:name="芳香烃"/>
+    <w:p>
+      <w:pPr>
+        <w:pStyle w:val="Heading3"/>
+        <w:spacing w:before="280" w:after="120"/>
+      </w:pPr>
+      <w:r>
+        <w:rPr>
+          <w:rFonts w:ascii="Times New Roman" w:hAnsi="Times New Roman" w:eastAsia="Times New Roman" w:cs="Times New Roman"/>
+        </w:rPr>
+        <w:t xml:space="preserve">1.1 </w:t>
+      </w:r>
+      <w:r>
+        <w:rPr>
+          <w:rFonts w:hint="eastAsia" w:ascii="Times New Roman" w:hAnsi="Times New Roman" w:eastAsia="SimHei" w:cs="Times New Roman"/>
+        </w:rPr>
+        <w:t xml:space="preserve">芳香烃</w:t>
+      </w:r>
+    </w:p>
+    <w:p>
+      <w:pPr>
+        <w:pStyle w:val="FirstParagraph"/>
+        <w:ind w:firstLine="420"/>
+      </w:pPr>
+      <w:r>
+        <w:rPr>
+          <w:rFonts w:ascii="Times New Roman" w:hAnsi="Times New Roman" w:eastAsia="Times New Roman" w:cs="Times New Roman"/>
+          <w:b/>
+          <w:bCs/>
+        </w:rPr>
+        <w:t xml:space="preserve">1.1.1 </w:t>
+      </w:r>
+      <w:r>
+        <w:rPr>
+          <w:rFonts w:hint="eastAsia" w:ascii="Times New Roman" w:hAnsi="Times New Roman" w:eastAsia="FangSong" w:cs="Times New Roman"/>
+          <w:b/>
+          <w:bCs/>
+        </w:rPr>
+        <w:t xml:space="preserve">苯的结构与芳香性</w:t>
+      </w:r>
+    </w:p>
+    <w:p>
+      <w:pPr>
+        <w:pStyle w:val="BodyText"/>
+        <w:spacing w:before="160" w:after="80"/>
+        <w:jc w:val="center"/>
+      </w:pPr>
+      <w:r>
+        <w:rPr>
+          <w:rFonts w:ascii="Times New Roman" w:hAnsi="Times New Roman" w:eastAsia="FangSong" w:cs="Times New Roman"/>
+          <w:b w:val="0"/>
+          <w:i w:val="0"/>
+          <w:sz w:val="21"/>
+        </w:rPr>
+        <w:drawing>
+          <wp:inline>
+            <wp:extent cx="2667000" cy="419971"/>
+            <wp:effectExtent b="0" l="0" r="0" t="0"/>
+            <wp:docPr descr="苯的 π 电子离域结构" title="" id="23" name="Picture"/>
+            <a:graphic>
+              <a:graphicData uri="http://schemas.openxmlformats.org/drawingml/2006/picture">
+                <pic:pic>
+                  <pic:nvPicPr>
+                    <pic:cNvPr descr="c53f665ed3638e3aa85c80f7b7717901fec7fe04cba9cdad38ab0b4985e7e311.png" id="24" name="Picture"/>
+                    <pic:cNvPicPr>
+                      <a:picLocks noChangeArrowheads="1" noChangeAspect="1"/>
+                    </pic:cNvPicPr>
+                  </pic:nvPicPr>
+                  <pic:blipFill>
+                    <a:blip r:embed="rId22"/>
+                    <a:stretch>
+                      <a:fillRect/>
+                    </a:stretch>
+                  </pic:blipFill>
+                  <pic:spPr bwMode="auto">
+                    <a:xfrm>
+                      <a:off x="0" y="0"/>
+                      <a:ext cx="2667000" cy="419971"/>
+                    </a:xfrm>
+                    <a:prstGeom prst="rect">
+                      <a:avLst/>
+                    </a:prstGeom>
+                    <a:noFill/>
+                    <a:ln w="9525">
+                      <a:noFill/>
+                      <a:headEnd/>
+                      <a:tailEnd/>
+                    </a:ln>
+                  </pic:spPr>
+                </pic:pic>
+              </a:graphicData>
+            </a:graphic>
+          </wp:inline>
+        </w:drawing>
+      </w:r>
+      <w:r>
+        <w:rPr>
           <w:rFonts w:ascii="Times New Roman" w:hAnsi="Times New Roman" w:eastAsia="FangSong" w:cs="Times New Roman"/>
           <w:b w:val="0"/>
           <w:i w:val="0"/>
@@ -2248,88 +1869,7 @@
           <w:iCs/>
           <w:sz w:val="21"/>
         </w:rPr>
-        <w:t>芳香亲电取代</w:t>
-      </w:r>
-      <w:r>
-        <w:rPr>
-          <w:rFonts w:hint="eastAsia" w:ascii="Times New Roman" w:hAnsi="Times New Roman" w:eastAsia="FangSong" w:cs="Times New Roman"/>
-          <w:b w:val="0"/>
-          <w:i w:val="0"/>
-          <w:iCs/>
-          <w:sz w:val="21"/>
-        </w:rPr>
-        <w:t>(ArSE)</w:t>
-      </w:r>
-      <w:r>
-        <w:rPr>
-          <w:rFonts w:hint="eastAsia" w:ascii="Times New Roman" w:hAnsi="Times New Roman" w:eastAsia="FangSong" w:cs="Times New Roman"/>
-          <w:b w:val="0"/>
-          <w:i w:val="0"/>
-          <w:iCs/>
-          <w:sz w:val="21"/>
-        </w:rPr>
-        <w:t>的双步机理</w:t>
-      </w:r>
-      <w:r>
-        <w:rPr>
-          <w:rFonts w:hint="eastAsia" w:ascii="Times New Roman" w:hAnsi="Times New Roman" w:eastAsia="FangSong" w:cs="Times New Roman"/>
-          <w:b w:val="0"/>
-          <w:i w:val="0"/>
-          <w:iCs/>
-          <w:sz w:val="21"/>
-        </w:rPr>
-        <w:t>：</w:t>
-      </w:r>
-      <w:r>
-        <w:rPr>
-          <w:rFonts w:hint="eastAsia" w:ascii="Times New Roman" w:hAnsi="Times New Roman" w:eastAsia="FangSong" w:cs="Times New Roman"/>
-          <w:b w:val="0"/>
-          <w:i w:val="0"/>
-          <w:iCs/>
-          <w:sz w:val="21"/>
-        </w:rPr>
-        <w:t>首先亲电试剂</w:t>
-      </w:r>
-      <w:r>
-        <w:rPr>
-          <w:rFonts w:hint="eastAsia" w:ascii="Times New Roman" w:hAnsi="Times New Roman" w:eastAsia="FangSong" w:cs="Times New Roman"/>
-          <w:b w:val="0"/>
-          <w:i w:val="0"/>
-          <w:iCs/>
-          <w:sz w:val="21"/>
-        </w:rPr>
-        <w:t>(E</w:t>
-      </w:r>
-      <w:r>
-        <w:rPr>
-          <w:rFonts w:hint="eastAsia" w:ascii="Times New Roman" w:hAnsi="Times New Roman" w:eastAsia="FangSong" w:cs="Times New Roman"/>
-          <w:b w:val="0"/>
-          <w:i w:val="0"/>
-          <w:iCs/>
-          <w:sz w:val="21"/>
-          <w:vertAlign w:val="superscript"/>
-        </w:rPr>
-        <w:t>+</w:t>
-      </w:r>
-      <w:r>
-        <w:rPr>
-          <w:rFonts w:hint="eastAsia" w:ascii="Times New Roman" w:hAnsi="Times New Roman" w:eastAsia="FangSong" w:cs="Times New Roman"/>
-          <w:b w:val="0"/>
-          <w:i w:val="0"/>
-          <w:iCs/>
-          <w:sz w:val="21"/>
-        </w:rPr>
-        <w:t>)</w:t>
-      </w:r>
-      <w:r>
-        <w:rPr>
-          <w:rFonts w:hint="eastAsia" w:ascii="Times New Roman" w:hAnsi="Times New Roman" w:eastAsia="FangSong" w:cs="Times New Roman"/>
-          <w:b w:val="0"/>
-          <w:i w:val="0"/>
-          <w:iCs/>
-          <w:sz w:val="21"/>
-        </w:rPr>
-        <w:t>进攻苯环形成</w:t>
+        <w:t xml:space="preserve">苯的</w:t>
       </w:r>
       <w:r>
         <w:rPr>
@@ -2339,7 +1879,7 @@
           <w:iCs/>
           <w:sz w:val="21"/>
         </w:rPr>
-        <w:t xml:space="preserve"> </w:t>
+        <w:t xml:space="preserve"> π </w:t>
       </w:r>
       <w:r>
         <w:rPr>
@@ -2349,7 +1889,7 @@
           <w:iCs/>
           <w:sz w:val="21"/>
         </w:rPr>
-        <w:t>σ-</w:t>
+        <w:t>电子离域</w:t>
       </w:r>
       <w:r>
         <w:rPr>
@@ -2359,7 +1899,7 @@
           <w:iCs/>
           <w:sz w:val="21"/>
         </w:rPr>
-        <w:t>络合物</w:t>
+        <w:t>。</w:t>
       </w:r>
       <w:r>
         <w:rPr>
@@ -2369,7 +1909,7 @@
           <w:iCs/>
           <w:sz w:val="21"/>
         </w:rPr>
-        <w:t>（Wheland</w:t>
+        <w:t>苯分子中</w:t>
       </w:r>
       <w:r>
         <w:rPr>
@@ -2379,7 +1919,7 @@
           <w:iCs/>
           <w:sz w:val="21"/>
         </w:rPr>
-        <w:t xml:space="preserve"> </w:t>
+        <w:t xml:space="preserve"> 6 </w:t>
       </w:r>
       <w:r>
         <w:rPr>
@@ -2389,47 +1929,7 @@
           <w:iCs/>
           <w:sz w:val="21"/>
         </w:rPr>
-        <w:t>中间体</w:t>
-      </w:r>
-      <w:r>
-        <w:rPr>
-          <w:rFonts w:hint="eastAsia" w:ascii="Times New Roman" w:hAnsi="Times New Roman" w:eastAsia="FangSong" w:cs="Times New Roman"/>
-          <w:b w:val="0"/>
-          <w:i w:val="0"/>
-          <w:iCs/>
-          <w:sz w:val="21"/>
-        </w:rPr>
-        <w:t>，</w:t>
-      </w:r>
-      <w:r>
-        <w:rPr>
-          <w:rFonts w:hint="eastAsia" w:ascii="Times New Roman" w:hAnsi="Times New Roman" w:eastAsia="FangSong" w:cs="Times New Roman"/>
-          <w:b w:val="0"/>
-          <w:i w:val="0"/>
-          <w:iCs/>
-          <w:sz w:val="21"/>
-        </w:rPr>
-        <w:t>失去芳香性</w:t>
-      </w:r>
-      <w:r>
-        <w:rPr>
-          <w:rFonts w:hint="eastAsia" w:ascii="Times New Roman" w:hAnsi="Times New Roman" w:eastAsia="FangSong" w:cs="Times New Roman"/>
-          <w:b w:val="0"/>
-          <w:i w:val="0"/>
-          <w:iCs/>
-          <w:sz w:val="21"/>
-        </w:rPr>
-        <w:t>），</w:t>
-      </w:r>
-      <w:r>
-        <w:rPr>
-          <w:rFonts w:hint="eastAsia" w:ascii="Times New Roman" w:hAnsi="Times New Roman" w:eastAsia="FangSong" w:cs="Times New Roman"/>
-          <w:b w:val="0"/>
-          <w:i w:val="0"/>
-          <w:iCs/>
-          <w:sz w:val="21"/>
-        </w:rPr>
-        <w:t>然后碱夺去</w:t>
+        <w:t xml:space="preserve">个</w:t>
       </w:r>
       <w:r>
         <w:rPr>
@@ -2439,7 +1939,27 @@
           <w:iCs/>
           <w:sz w:val="21"/>
         </w:rPr>
-        <w:t xml:space="preserve"> H</w:t>
+        <w:t xml:space="preserve"> C </w:t>
+      </w:r>
+      <w:r>
+        <w:rPr>
+          <w:rFonts w:hint="eastAsia" w:ascii="Times New Roman" w:hAnsi="Times New Roman" w:eastAsia="FangSong" w:cs="Times New Roman"/>
+          <w:b w:val="0"/>
+          <w:i w:val="0"/>
+          <w:iCs/>
+          <w:sz w:val="21"/>
+        </w:rPr>
+        <w:t xml:space="preserve">均为</w:t>
+      </w:r>
+      <w:r>
+        <w:rPr>
+          <w:rFonts w:ascii="Times New Roman" w:hAnsi="Times New Roman" w:eastAsia="FangSong" w:cs="Times New Roman"/>
+          <w:b w:val="0"/>
+          <w:i w:val="0"/>
+          <w:iCs/>
+          <w:sz w:val="21"/>
+        </w:rPr>
+        <w:t xml:space="preserve"> sp</w:t>
       </w:r>
       <w:r>
         <w:rPr>
@@ -2450,7 +1970,7 @@
           <w:sz w:val="21"/>
           <w:vertAlign w:val="superscript"/>
         </w:rPr>
-        <w:t>+</w:t>
+        <w:t>2</w:t>
       </w:r>
       <w:r>
         <w:rPr>
@@ -2470,7 +1990,7 @@
           <w:iCs/>
           <w:sz w:val="21"/>
         </w:rPr>
-        <w:t>恢复芳香性</w:t>
+        <w:t>杂化</w:t>
       </w:r>
       <w:r>
         <w:rPr>
@@ -2480,7 +2000,7 @@
           <w:iCs/>
           <w:sz w:val="21"/>
         </w:rPr>
-        <w:t>（Wikimedia</w:t>
+        <w:t>，6</w:t>
       </w:r>
       <w:r>
         <w:rPr>
@@ -2500,12 +2020,1413 @@
           <w:iCs/>
           <w:sz w:val="21"/>
         </w:rPr>
+        <w:t xml:space="preserve">个</w:t>
+      </w:r>
+      <w:r>
+        <w:rPr>
+          <w:rFonts w:ascii="Times New Roman" w:hAnsi="Times New Roman" w:eastAsia="FangSong" w:cs="Times New Roman"/>
+          <w:b w:val="0"/>
+          <w:i w:val="0"/>
+          <w:iCs/>
+          <w:sz w:val="21"/>
+        </w:rPr>
+        <w:t xml:space="preserve"> p </w:t>
+      </w:r>
+      <w:r>
+        <w:rPr>
+          <w:rFonts w:hint="eastAsia" w:ascii="Times New Roman" w:hAnsi="Times New Roman" w:eastAsia="FangSong" w:cs="Times New Roman"/>
+          <w:b w:val="0"/>
+          <w:i w:val="0"/>
+          <w:iCs/>
+          <w:sz w:val="21"/>
+        </w:rPr>
+        <w:t>轨道相互平行并重叠</w:t>
+      </w:r>
+      <w:r>
+        <w:rPr>
+          <w:rFonts w:hint="eastAsia" w:ascii="Times New Roman" w:hAnsi="Times New Roman" w:eastAsia="FangSong" w:cs="Times New Roman"/>
+          <w:b w:val="0"/>
+          <w:i w:val="0"/>
+          <w:iCs/>
+          <w:sz w:val="21"/>
+        </w:rPr>
+        <w:t>，</w:t>
+      </w:r>
+      <w:r>
+        <w:rPr>
+          <w:rFonts w:hint="eastAsia" w:ascii="Times New Roman" w:hAnsi="Times New Roman" w:eastAsia="FangSong" w:cs="Times New Roman"/>
+          <w:b w:val="0"/>
+          <w:i w:val="0"/>
+          <w:iCs/>
+          <w:sz w:val="21"/>
+        </w:rPr>
+        <w:t>形成离域</w:t>
+      </w:r>
+      <w:r>
+        <w:rPr>
+          <w:rFonts w:ascii="Times New Roman" w:hAnsi="Times New Roman" w:eastAsia="FangSong" w:cs="Times New Roman"/>
+          <w:b w:val="0"/>
+          <w:i w:val="0"/>
+          <w:iCs/>
+          <w:sz w:val="21"/>
+        </w:rPr>
+        <w:t xml:space="preserve"> π </w:t>
+      </w:r>
+      <w:r>
+        <w:rPr>
+          <w:rFonts w:hint="eastAsia" w:ascii="Times New Roman" w:hAnsi="Times New Roman" w:eastAsia="FangSong" w:cs="Times New Roman"/>
+          <w:b w:val="0"/>
+          <w:i w:val="0"/>
+          <w:iCs/>
+          <w:sz w:val="21"/>
+        </w:rPr>
+        <w:t>键</w:t>
+      </w:r>
+      <w:r>
+        <w:rPr>
+          <w:rFonts w:hint="eastAsia" w:ascii="Times New Roman" w:hAnsi="Times New Roman" w:eastAsia="FangSong" w:cs="Times New Roman"/>
+          <w:b w:val="0"/>
+          <w:i w:val="0"/>
+          <w:iCs/>
+          <w:sz w:val="21"/>
+        </w:rPr>
+        <w:t>。C-C</w:t>
+      </w:r>
+      <w:r>
+        <w:rPr>
+          <w:rFonts w:ascii="Times New Roman" w:hAnsi="Times New Roman" w:eastAsia="FangSong" w:cs="Times New Roman"/>
+          <w:b w:val="0"/>
+          <w:i w:val="0"/>
+          <w:iCs/>
+          <w:sz w:val="21"/>
+        </w:rPr>
+        <w:t xml:space="preserve"> </w:t>
+      </w:r>
+      <w:r>
+        <w:rPr>
+          <w:rFonts w:hint="eastAsia" w:ascii="Times New Roman" w:hAnsi="Times New Roman" w:eastAsia="FangSong" w:cs="Times New Roman"/>
+          <w:b w:val="0"/>
+          <w:i w:val="0"/>
+          <w:iCs/>
+          <w:sz w:val="21"/>
+        </w:rPr>
+        <w:t xml:space="preserve">键长均为</w:t>
+      </w:r>
+      <w:r>
+        <w:rPr>
+          <w:rFonts w:ascii="Times New Roman" w:hAnsi="Times New Roman" w:eastAsia="FangSong" w:cs="Times New Roman"/>
+          <w:b w:val="0"/>
+          <w:i w:val="0"/>
+          <w:iCs/>
+          <w:sz w:val="21"/>
+        </w:rPr>
+        <w:t xml:space="preserve"> 140 </w:t>
+      </w:r>
+      <w:r>
+        <w:rPr>
+          <w:rFonts w:hint="eastAsia" w:ascii="Times New Roman" w:hAnsi="Times New Roman" w:eastAsia="FangSong" w:cs="Times New Roman"/>
+          <w:b w:val="0"/>
+          <w:i w:val="0"/>
+          <w:iCs/>
+          <w:sz w:val="21"/>
+        </w:rPr>
+        <w:t>pm，</w:t>
+      </w:r>
+      <w:r>
+        <w:rPr>
+          <w:rFonts w:hint="eastAsia" w:ascii="Times New Roman" w:hAnsi="Times New Roman" w:eastAsia="FangSong" w:cs="Times New Roman"/>
+          <w:b w:val="0"/>
+          <w:i w:val="0"/>
+          <w:iCs/>
+          <w:sz w:val="21"/>
+        </w:rPr>
+        <w:t>介于单键与双键之间</w:t>
+      </w:r>
+      <w:r>
+        <w:rPr>
+          <w:rFonts w:hint="eastAsia" w:ascii="Times New Roman" w:hAnsi="Times New Roman" w:eastAsia="FangSong" w:cs="Times New Roman"/>
+          <w:b w:val="0"/>
+          <w:i w:val="0"/>
+          <w:iCs/>
+          <w:sz w:val="21"/>
+        </w:rPr>
+        <w:t>（Wikimedia</w:t>
+      </w:r>
+      <w:r>
+        <w:rPr>
+          <w:rFonts w:ascii="Times New Roman" w:hAnsi="Times New Roman" w:eastAsia="FangSong" w:cs="Times New Roman"/>
+          <w:b w:val="0"/>
+          <w:i w:val="0"/>
+          <w:iCs/>
+          <w:sz w:val="21"/>
+        </w:rPr>
+        <w:t xml:space="preserve"> </w:t>
+      </w:r>
+      <w:r>
+        <w:rPr>
+          <w:rFonts w:hint="eastAsia" w:ascii="Times New Roman" w:hAnsi="Times New Roman" w:eastAsia="FangSong" w:cs="Times New Roman"/>
+          <w:b w:val="0"/>
+          <w:i w:val="0"/>
+          <w:iCs/>
+          <w:sz w:val="21"/>
+        </w:rPr>
         <w:t xml:space="preserve">Commons）</w:t>
       </w:r>
     </w:p>
     <w:p>
       <w:pPr>
         <w:pStyle w:val="BodyText"/>
+        <w:ind w:firstLine="420"/>
+      </w:pPr>
+      <w:r>
+        <w:rPr>
+          <w:rFonts w:hint="eastAsia" w:ascii="Times New Roman" w:hAnsi="Times New Roman" w:eastAsia="FangSong" w:cs="Times New Roman"/>
+          <w:b/>
+          <w:bCs/>
+        </w:rPr>
+        <w:t xml:space="preserve">结构</w:t>
+      </w:r>
+      <w:r>
+        <w:rPr>
+          <w:rFonts w:hint="eastAsia" w:ascii="Times New Roman" w:hAnsi="Times New Roman" w:eastAsia="Times New Roman" w:cs="Times New Roman"/>
+        </w:rPr>
+        <w:t>：</w:t>
+      </w:r>
+      <w:r>
+        <w:rPr>
+          <w:rFonts w:hint="eastAsia" w:ascii="Times New Roman" w:hAnsi="Times New Roman" w:eastAsia="FangSong" w:cs="Times New Roman"/>
+        </w:rPr>
+        <w:t>苯分子中</w:t>
+      </w:r>
+      <w:r>
+        <w:rPr>
+          <w:rFonts w:hint="eastAsia" w:ascii="Times New Roman" w:hAnsi="Times New Roman" w:eastAsia="Times New Roman" w:cs="Times New Roman"/>
+        </w:rPr>
+        <w:t>6</w:t>
+      </w:r>
+      <w:r>
+        <w:rPr>
+          <w:rFonts w:hint="eastAsia" w:ascii="Times New Roman" w:hAnsi="Times New Roman" w:eastAsia="FangSong" w:cs="Times New Roman"/>
+        </w:rPr>
+        <w:t>个</w:t>
+      </w:r>
+      <w:r>
+        <w:rPr>
+          <w:rFonts w:hint="eastAsia" w:ascii="Times New Roman" w:hAnsi="Times New Roman" w:eastAsia="Times New Roman" w:cs="Times New Roman"/>
+        </w:rPr>
+        <w:t>C</w:t>
+      </w:r>
+      <w:r>
+        <w:rPr>
+          <w:rFonts w:hint="eastAsia" w:ascii="Times New Roman" w:hAnsi="Times New Roman" w:eastAsia="FangSong" w:cs="Times New Roman"/>
+        </w:rPr>
+        <w:t>均为</w:t>
+      </w:r>
+      <w:r>
+        <w:rPr>
+          <w:rFonts w:ascii="Times New Roman" w:hAnsi="Times New Roman" w:eastAsia="Times New Roman" w:cs="Times New Roman"/>
+        </w:rPr>
+        <w:t xml:space="preserve"> sp</w:t>
+      </w:r>
+      <w:r>
+        <w:rPr>
+          <w:rFonts w:ascii="Times New Roman" w:hAnsi="Times New Roman" w:eastAsia="Times New Roman" w:cs="Times New Roman"/>
+          <w:vertAlign w:val="superscript"/>
+        </w:rPr>
+        <w:t>2</w:t>
+      </w:r>
+      <w:r>
+        <w:rPr>
+          <w:rFonts w:ascii="Times New Roman" w:hAnsi="Times New Roman" w:eastAsia="Times New Roman" w:cs="Times New Roman"/>
+        </w:rPr>
+        <w:t xml:space="preserve"> </w:t>
+      </w:r>
+      <w:r>
+        <w:rPr>
+          <w:rFonts w:hint="eastAsia" w:ascii="Times New Roman" w:hAnsi="Times New Roman" w:eastAsia="FangSong" w:cs="Times New Roman"/>
+        </w:rPr>
+        <w:t>杂化</w:t>
+      </w:r>
+      <w:r>
+        <w:rPr>
+          <w:rFonts w:hint="eastAsia" w:ascii="Times New Roman" w:hAnsi="Times New Roman" w:eastAsia="Times New Roman" w:cs="Times New Roman"/>
+        </w:rPr>
+        <w:t>，6</w:t>
+      </w:r>
+      <w:r>
+        <w:rPr>
+          <w:rFonts w:hint="eastAsia" w:ascii="Times New Roman" w:hAnsi="Times New Roman" w:eastAsia="FangSong" w:cs="Times New Roman"/>
+        </w:rPr>
+        <w:t>个</w:t>
+      </w:r>
+      <w:r>
+        <w:rPr>
+          <w:rFonts w:ascii="Times New Roman" w:hAnsi="Times New Roman" w:eastAsia="Times New Roman" w:cs="Times New Roman"/>
+        </w:rPr>
+        <w:t xml:space="preserve"> p </w:t>
+      </w:r>
+      <w:r>
+        <w:rPr>
+          <w:rFonts w:hint="eastAsia" w:ascii="Times New Roman" w:hAnsi="Times New Roman" w:eastAsia="FangSong" w:cs="Times New Roman"/>
+        </w:rPr>
+        <w:t xml:space="preserve">轨道形成离域</w:t>
+      </w:r>
+      <w:r>
+        <w:rPr>
+          <w:rFonts w:ascii="Times New Roman" w:hAnsi="Times New Roman" w:eastAsia="Times New Roman" w:cs="Times New Roman"/>
+        </w:rPr>
+        <w:t xml:space="preserve"> π </w:t>
+      </w:r>
+      <w:r>
+        <w:rPr>
+          <w:rFonts w:hint="eastAsia" w:ascii="Times New Roman" w:hAnsi="Times New Roman" w:eastAsia="FangSong" w:cs="Times New Roman"/>
+        </w:rPr>
+        <w:t>体系</w:t>
+      </w:r>
+      <w:r>
+        <w:rPr>
+          <w:rFonts w:hint="eastAsia" w:ascii="Times New Roman" w:hAnsi="Times New Roman" w:eastAsia="Times New Roman" w:cs="Times New Roman"/>
+        </w:rPr>
+        <w:t>，C-C</w:t>
+      </w:r>
+      <w:r>
+        <w:rPr>
+          <w:rFonts w:ascii="Times New Roman" w:hAnsi="Times New Roman" w:eastAsia="Times New Roman" w:cs="Times New Roman"/>
+        </w:rPr>
+        <w:t xml:space="preserve"> </w:t>
+      </w:r>
+      <w:r>
+        <w:rPr>
+          <w:rFonts w:hint="eastAsia" w:ascii="Times New Roman" w:hAnsi="Times New Roman" w:eastAsia="FangSong" w:cs="Times New Roman"/>
+        </w:rPr>
+        <w:t xml:space="preserve">键长均为</w:t>
+      </w:r>
+      <w:r>
+        <w:rPr>
+          <w:rFonts w:ascii="Times New Roman" w:hAnsi="Times New Roman" w:eastAsia="Times New Roman" w:cs="Times New Roman"/>
+        </w:rPr>
+        <w:t xml:space="preserve"> 140 </w:t>
+      </w:r>
+      <w:r>
+        <w:rPr>
+          <w:rFonts w:hint="eastAsia" w:ascii="Times New Roman" w:hAnsi="Times New Roman" w:eastAsia="Times New Roman" w:cs="Times New Roman"/>
+        </w:rPr>
+        <w:t>pm（</w:t>
+      </w:r>
+      <w:r>
+        <w:rPr>
+          <w:rFonts w:hint="eastAsia" w:ascii="Times New Roman" w:hAnsi="Times New Roman" w:eastAsia="FangSong" w:cs="Times New Roman"/>
+        </w:rPr>
+        <w:t>介于单键</w:t>
+      </w:r>
+      <w:r>
+        <w:rPr>
+          <w:rFonts w:hint="eastAsia" w:ascii="Times New Roman" w:hAnsi="Times New Roman" w:eastAsia="Times New Roman" w:cs="Times New Roman"/>
+        </w:rPr>
+        <w:t>154</w:t>
+      </w:r>
+      <w:r>
+        <w:rPr>
+          <w:rFonts w:hint="eastAsia" w:ascii="Times New Roman" w:hAnsi="Times New Roman" w:eastAsia="FangSong" w:cs="Times New Roman"/>
+        </w:rPr>
+        <w:t>和双键</w:t>
+      </w:r>
+      <w:r>
+        <w:rPr>
+          <w:rFonts w:hint="eastAsia" w:ascii="Times New Roman" w:hAnsi="Times New Roman" w:eastAsia="Times New Roman" w:cs="Times New Roman"/>
+        </w:rPr>
+        <w:t>134</w:t>
+      </w:r>
+      <w:r>
+        <w:rPr>
+          <w:rFonts w:hint="eastAsia" w:ascii="Times New Roman" w:hAnsi="Times New Roman" w:eastAsia="FangSong" w:cs="Times New Roman"/>
+        </w:rPr>
+        <w:t>之间</w:t>
+      </w:r>
+      <w:r>
+        <w:rPr>
+          <w:rFonts w:hint="eastAsia" w:ascii="Times New Roman" w:hAnsi="Times New Roman" w:eastAsia="Times New Roman" w:cs="Times New Roman"/>
+        </w:rPr>
+        <w:t>）。</w:t>
+      </w:r>
+    </w:p>
+    <w:p>
+      <w:pPr>
+        <w:pStyle w:val="BodyText"/>
+        <w:spacing w:after="80"/>
+        <w:ind w:firstLine="420"/>
+      </w:pPr>
+      <w:r>
+        <w:rPr>
+          <w:rFonts w:hint="eastAsia" w:ascii="Times New Roman" w:hAnsi="Times New Roman" w:eastAsia="FangSong" w:cs="Times New Roman"/>
+          <w:b/>
+          <w:bCs/>
+        </w:rPr>
+        <w:t>休克尔</w:t>
+      </w:r>
+      <w:r>
+        <w:rPr>
+          <w:rFonts w:hint="eastAsia" w:ascii="Times New Roman" w:hAnsi="Times New Roman" w:eastAsia="Times New Roman" w:cs="Times New Roman"/>
+          <w:b/>
+          <w:bCs/>
+        </w:rPr>
+        <w:t>(4n+2)</w:t>
+      </w:r>
+      <w:r>
+        <w:rPr>
+          <w:rFonts w:hint="eastAsia" w:ascii="Times New Roman" w:hAnsi="Times New Roman" w:eastAsia="FangSong" w:cs="Times New Roman"/>
+          <w:b/>
+          <w:bCs/>
+        </w:rPr>
+        <w:t>规则</w:t>
+      </w:r>
+      <w:r>
+        <w:rPr>
+          <w:rFonts w:hint="eastAsia" w:ascii="Times New Roman" w:hAnsi="Times New Roman" w:eastAsia="Times New Roman" w:cs="Times New Roman"/>
+        </w:rPr>
+        <w:t>：</w:t>
+      </w:r>
+      <w:r>
+        <w:rPr>
+          <w:rFonts w:hint="eastAsia" w:ascii="Times New Roman" w:hAnsi="Times New Roman" w:eastAsia="FangSong" w:cs="Times New Roman"/>
+        </w:rPr>
+        <w:t>芳香性条件</w:t>
+      </w:r>
+      <w:r>
+        <w:rPr>
+          <w:rFonts w:hint="eastAsia" w:ascii="Times New Roman" w:hAnsi="Times New Roman" w:eastAsia="Times New Roman" w:cs="Times New Roman"/>
+        </w:rPr>
+        <w:t>——(1)</w:t>
+      </w:r>
+      <w:r>
+        <w:rPr>
+          <w:rFonts w:ascii="Times New Roman" w:hAnsi="Times New Roman" w:eastAsia="Times New Roman" w:cs="Times New Roman"/>
+        </w:rPr>
+        <w:t xml:space="preserve"> </w:t>
+      </w:r>
+      <w:r>
+        <w:rPr>
+          <w:rFonts w:hint="eastAsia" w:ascii="Times New Roman" w:hAnsi="Times New Roman" w:eastAsia="FangSong" w:cs="Times New Roman"/>
+        </w:rPr>
+        <w:t>平面单环</w:t>
+      </w:r>
+      <w:r>
+        <w:rPr>
+          <w:rFonts w:hint="eastAsia" w:ascii="Times New Roman" w:hAnsi="Times New Roman" w:eastAsia="Times New Roman" w:cs="Times New Roman"/>
+        </w:rPr>
+        <w:t>；(2)</w:t>
+      </w:r>
+      <w:r>
+        <w:rPr>
+          <w:rFonts w:ascii="Times New Roman" w:hAnsi="Times New Roman" w:eastAsia="Times New Roman" w:cs="Times New Roman"/>
+        </w:rPr>
+        <w:t xml:space="preserve"> </w:t>
+      </w:r>
+      <w:r>
+        <w:rPr>
+          <w:rFonts w:hint="eastAsia" w:ascii="Times New Roman" w:hAnsi="Times New Roman" w:eastAsia="FangSong" w:cs="Times New Roman"/>
+        </w:rPr>
+        <w:t xml:space="preserve">环上每个原子都有</w:t>
+      </w:r>
+      <w:r>
+        <w:rPr>
+          <w:rFonts w:ascii="Times New Roman" w:hAnsi="Times New Roman" w:eastAsia="Times New Roman" w:cs="Times New Roman"/>
+        </w:rPr>
+        <w:t xml:space="preserve"> p </w:t>
+      </w:r>
+      <w:r>
+        <w:rPr>
+          <w:rFonts w:hint="eastAsia" w:ascii="Times New Roman" w:hAnsi="Times New Roman" w:eastAsia="FangSong" w:cs="Times New Roman"/>
+        </w:rPr>
+        <w:t>轨道</w:t>
+      </w:r>
+      <w:r>
+        <w:rPr>
+          <w:rFonts w:hint="eastAsia" w:ascii="Times New Roman" w:hAnsi="Times New Roman" w:eastAsia="Times New Roman" w:cs="Times New Roman"/>
+        </w:rPr>
+        <w:t>；(3)</w:t>
+      </w:r>
+      <w:r>
+        <w:rPr>
+          <w:rFonts w:ascii="Times New Roman" w:hAnsi="Times New Roman" w:eastAsia="Times New Roman" w:cs="Times New Roman"/>
+        </w:rPr>
+        <w:t xml:space="preserve"> π </w:t>
+      </w:r>
+      <w:r>
+        <w:rPr>
+          <w:rFonts w:hint="eastAsia" w:ascii="Times New Roman" w:hAnsi="Times New Roman" w:eastAsia="FangSong" w:cs="Times New Roman"/>
+        </w:rPr>
+        <w:t xml:space="preserve">电子数</w:t>
+      </w:r>
+      <w:r>
+        <w:rPr>
+          <w:rFonts w:ascii="Times New Roman" w:hAnsi="Times New Roman" w:eastAsia="Times New Roman" w:cs="Times New Roman"/>
+        </w:rPr>
+        <w:t xml:space="preserve"> = 4n+2。</w:t>
+      </w:r>
+    </w:p>
+    <w:tbl>
+      <w:tblPr>
+        <w:tblStyle w:val="Table"/>
+        <w:tblW w:type="auto" w:w="0"/>
+        <w:tblLook w:firstRow="1" w:lastRow="0" w:firstColumn="0" w:lastColumn="0" w:noHBand="0" w:noVBand="0" w:val="0020"/>
+        <w:jc w:val="center"/>
+        <w:tblBorders>
+          <w:top w:val="single" w:sz="12" w:space="0" w:color="333333"/>
+          <w:bottom w:val="single" w:sz="12" w:space="0" w:color="333333"/>
+          <w:left w:val="none"/>
+          <w:right w:val="none"/>
+          <w:insideH w:val="none"/>
+          <w:insideV w:val="none"/>
+        </w:tblBorders>
+      </w:tblPr>
+      <w:tblGrid>
+        <w:gridCol w:w="2640"/>
+        <w:gridCol w:w="2640"/>
+        <w:gridCol w:w="2640"/>
+      </w:tblGrid>
+      <w:tr>
+        <w:trPr>
+          <w:tblHeader w:val="on"/>
+        </w:trPr>
+        <w:tc>
+          <w:tcPr>
+            <w:tcBorders>
+              <w:bottom w:val="single" w:sz="6" w:space="0" w:color="333333"/>
+            </w:tcBorders>
+          </w:tcPr>
+          <w:p>
+            <w:pPr>
+              <w:pStyle w:val="Compact"/>
+              <w:jc w:val="center"/>
+            </w:pPr>
+            <w:r>
+              <w:rPr>
+                <w:rFonts w:ascii="Times New Roman" w:hAnsi="Times New Roman" w:eastAsia="Times New Roman" w:cs="Times New Roman"/>
+                <w:b/>
+              </w:rPr>
+              <w:t xml:space="preserve">n</w:t>
+            </w:r>
+          </w:p>
+        </w:tc>
+        <w:tc>
+          <w:tcPr>
+            <w:tcBorders>
+              <w:bottom w:val="single" w:sz="6" w:space="0" w:color="333333"/>
+            </w:tcBorders>
+          </w:tcPr>
+          <w:p>
+            <w:pPr>
+              <w:pStyle w:val="Compact"/>
+              <w:jc w:val="center"/>
+            </w:pPr>
+            <w:r>
+              <w:rPr>
+                <w:rFonts w:ascii="Times New Roman" w:hAnsi="Times New Roman" w:eastAsia="Times New Roman" w:cs="Times New Roman"/>
+                <w:b/>
+              </w:rPr>
+              <w:t xml:space="preserve">4n+2</w:t>
+            </w:r>
+          </w:p>
+        </w:tc>
+        <w:tc>
+          <w:tcPr>
+            <w:tcBorders>
+              <w:bottom w:val="single" w:sz="6" w:space="0" w:color="333333"/>
+            </w:tcBorders>
+          </w:tcPr>
+          <w:p>
+            <w:pPr>
+              <w:pStyle w:val="Compact"/>
+              <w:jc w:val="center"/>
+            </w:pPr>
+            <w:r>
+              <w:rPr>
+                <w:rFonts w:hint="eastAsia" w:ascii="Times New Roman" w:hAnsi="Times New Roman" w:eastAsia="SimHei" w:cs="Times New Roman"/>
+                <w:b/>
+              </w:rPr>
+              <w:t xml:space="preserve">代表物</w:t>
+            </w:r>
+          </w:p>
+        </w:tc>
+      </w:tr>
+      <w:tr>
+        <w:tc>
+          <w:tcPr/>
+          <w:p>
+            <w:pPr>
+              <w:pStyle w:val="Compact"/>
+              <w:jc w:val="center"/>
+            </w:pPr>
+            <w:r>
+              <w:rPr>
+                <w:rFonts w:ascii="Times New Roman" w:hAnsi="Times New Roman" w:eastAsia="Times New Roman" w:cs="Times New Roman"/>
+              </w:rPr>
+              <w:t xml:space="preserve">1</w:t>
+            </w:r>
+          </w:p>
+        </w:tc>
+        <w:tc>
+          <w:tcPr/>
+          <w:p>
+            <w:pPr>
+              <w:pStyle w:val="Compact"/>
+              <w:jc w:val="center"/>
+            </w:pPr>
+            <w:r>
+              <w:rPr>
+                <w:rFonts w:ascii="Times New Roman" w:hAnsi="Times New Roman" w:eastAsia="Times New Roman" w:cs="Times New Roman"/>
+              </w:rPr>
+              <w:t xml:space="preserve">6</w:t>
+            </w:r>
+          </w:p>
+        </w:tc>
+        <w:tc>
+          <w:tcPr/>
+          <w:p>
+            <w:pPr>
+              <w:pStyle w:val="Compact"/>
+              <w:jc w:val="center"/>
+            </w:pPr>
+            <w:r>
+              <w:rPr>
+                <w:rFonts w:hint="eastAsia" w:ascii="Times New Roman" w:hAnsi="Times New Roman" w:eastAsia="FangSong" w:cs="Times New Roman"/>
+              </w:rPr>
+              <w:t>苯</w:t>
+            </w:r>
+            <w:r>
+              <w:rPr>
+                <w:rFonts w:hint="eastAsia" w:ascii="Times New Roman" w:hAnsi="Times New Roman" w:eastAsia="Times New Roman" w:cs="Times New Roman"/>
+              </w:rPr>
+              <w:t>、</w:t>
+            </w:r>
+            <w:r>
+              <w:rPr>
+                <w:rFonts w:hint="eastAsia" w:ascii="Times New Roman" w:hAnsi="Times New Roman" w:eastAsia="FangSong" w:cs="Times New Roman"/>
+              </w:rPr>
+              <w:t>吡啶</w:t>
+            </w:r>
+            <w:r>
+              <w:rPr>
+                <w:rFonts w:hint="eastAsia" w:ascii="Times New Roman" w:hAnsi="Times New Roman" w:eastAsia="Times New Roman" w:cs="Times New Roman"/>
+              </w:rPr>
+              <w:t>、</w:t>
+            </w:r>
+            <w:r>
+              <w:rPr>
+                <w:rFonts w:hint="eastAsia" w:ascii="Times New Roman" w:hAnsi="Times New Roman" w:eastAsia="FangSong" w:cs="Times New Roman"/>
+              </w:rPr>
+              <w:t>呋喃</w:t>
+            </w:r>
+            <w:r>
+              <w:rPr>
+                <w:rFonts w:hint="eastAsia" w:ascii="Times New Roman" w:hAnsi="Times New Roman" w:eastAsia="Times New Roman" w:cs="Times New Roman"/>
+              </w:rPr>
+              <w:t>、</w:t>
+            </w:r>
+            <w:r>
+              <w:rPr>
+                <w:rFonts w:hint="eastAsia" w:ascii="Times New Roman" w:hAnsi="Times New Roman" w:eastAsia="FangSong" w:cs="Times New Roman"/>
+              </w:rPr>
+              <w:t>噻吩</w:t>
+            </w:r>
+            <w:r>
+              <w:rPr>
+                <w:rFonts w:hint="eastAsia" w:ascii="Times New Roman" w:hAnsi="Times New Roman" w:eastAsia="Times New Roman" w:cs="Times New Roman"/>
+              </w:rPr>
+              <w:t>、</w:t>
+            </w:r>
+            <w:r>
+              <w:rPr>
+                <w:rFonts w:hint="eastAsia" w:ascii="Times New Roman" w:hAnsi="Times New Roman" w:eastAsia="FangSong" w:cs="Times New Roman"/>
+              </w:rPr>
+              <w:t>吡咯</w:t>
+            </w:r>
+          </w:p>
+        </w:tc>
+      </w:tr>
+      <w:tr>
+        <w:tc>
+          <w:tcPr/>
+          <w:p>
+            <w:pPr>
+              <w:pStyle w:val="Compact"/>
+              <w:jc w:val="center"/>
+            </w:pPr>
+            <w:r>
+              <w:rPr>
+                <w:rFonts w:ascii="Times New Roman" w:hAnsi="Times New Roman" w:eastAsia="Times New Roman" w:cs="Times New Roman"/>
+              </w:rPr>
+              <w:t xml:space="preserve">2</w:t>
+            </w:r>
+          </w:p>
+        </w:tc>
+        <w:tc>
+          <w:tcPr/>
+          <w:p>
+            <w:pPr>
+              <w:pStyle w:val="Compact"/>
+              <w:jc w:val="center"/>
+            </w:pPr>
+            <w:r>
+              <w:rPr>
+                <w:rFonts w:ascii="Times New Roman" w:hAnsi="Times New Roman" w:eastAsia="Times New Roman" w:cs="Times New Roman"/>
+              </w:rPr>
+              <w:t xml:space="preserve">10</w:t>
+            </w:r>
+          </w:p>
+        </w:tc>
+        <w:tc>
+          <w:tcPr/>
+          <w:p>
+            <w:pPr>
+              <w:pStyle w:val="Compact"/>
+              <w:jc w:val="center"/>
+            </w:pPr>
+            <w:r>
+              <w:rPr>
+                <w:rFonts w:hint="eastAsia" w:ascii="Times New Roman" w:hAnsi="Times New Roman" w:eastAsia="FangSong" w:cs="Times New Roman"/>
+              </w:rPr>
+              <w:t>萘</w:t>
+            </w:r>
+            <w:r>
+              <w:rPr>
+                <w:rFonts w:hint="eastAsia" w:ascii="Times New Roman" w:hAnsi="Times New Roman" w:eastAsia="Times New Roman" w:cs="Times New Roman"/>
+              </w:rPr>
+              <w:t>、[10]</w:t>
+            </w:r>
+            <w:r>
+              <w:rPr>
+                <w:rFonts w:hint="eastAsia" w:ascii="Times New Roman" w:hAnsi="Times New Roman" w:eastAsia="FangSong" w:cs="Times New Roman"/>
+              </w:rPr>
+              <w:t>轮烯</w:t>
+            </w:r>
+            <w:r>
+              <w:rPr>
+                <w:rFonts w:hint="eastAsia" w:ascii="Times New Roman" w:hAnsi="Times New Roman" w:eastAsia="Times New Roman" w:cs="Times New Roman"/>
+              </w:rPr>
+              <w:t>(</w:t>
+            </w:r>
+            <w:r>
+              <w:rPr>
+                <w:rFonts w:hint="eastAsia" w:ascii="Times New Roman" w:hAnsi="Times New Roman" w:eastAsia="FangSong" w:cs="Times New Roman"/>
+              </w:rPr>
+              <w:t>非平面</w:t>
+            </w:r>
+            <w:r>
+              <w:rPr>
+                <w:rFonts w:hint="eastAsia" w:ascii="Times New Roman" w:hAnsi="Times New Roman" w:eastAsia="Times New Roman" w:cs="Times New Roman"/>
+              </w:rPr>
+              <w:t>→</w:t>
+            </w:r>
+            <w:r>
+              <w:rPr>
+                <w:rFonts w:hint="eastAsia" w:ascii="Times New Roman" w:hAnsi="Times New Roman" w:eastAsia="FangSong" w:cs="Times New Roman"/>
+              </w:rPr>
+              <w:t>无芳香性</w:t>
+            </w:r>
+            <w:r>
+              <w:rPr>
+                <w:rFonts w:hint="eastAsia" w:ascii="Times New Roman" w:hAnsi="Times New Roman" w:eastAsia="Times New Roman" w:cs="Times New Roman"/>
+              </w:rPr>
+              <w:t>)</w:t>
+            </w:r>
+          </w:p>
+        </w:tc>
+      </w:tr>
+      <w:tr>
+        <w:tc>
+          <w:tcPr/>
+          <w:p>
+            <w:pPr>
+              <w:pStyle w:val="Compact"/>
+              <w:jc w:val="center"/>
+            </w:pPr>
+            <w:r>
+              <w:rPr>
+                <w:rFonts w:ascii="Times New Roman" w:hAnsi="Times New Roman" w:eastAsia="Times New Roman" w:cs="Times New Roman"/>
+              </w:rPr>
+              <w:t xml:space="preserve">3</w:t>
+            </w:r>
+          </w:p>
+        </w:tc>
+        <w:tc>
+          <w:tcPr/>
+          <w:p>
+            <w:pPr>
+              <w:pStyle w:val="Compact"/>
+              <w:jc w:val="center"/>
+            </w:pPr>
+            <w:r>
+              <w:rPr>
+                <w:rFonts w:ascii="Times New Roman" w:hAnsi="Times New Roman" w:eastAsia="Times New Roman" w:cs="Times New Roman"/>
+              </w:rPr>
+              <w:t xml:space="preserve">14</w:t>
+            </w:r>
+          </w:p>
+        </w:tc>
+        <w:tc>
+          <w:tcPr/>
+          <w:p>
+            <w:pPr>
+              <w:pStyle w:val="Compact"/>
+              <w:jc w:val="center"/>
+            </w:pPr>
+            <w:r>
+              <w:rPr>
+                <w:rFonts w:hint="eastAsia" w:ascii="Times New Roman" w:hAnsi="Times New Roman" w:eastAsia="FangSong" w:cs="Times New Roman"/>
+              </w:rPr>
+              <w:t>蒽</w:t>
+            </w:r>
+            <w:r>
+              <w:rPr>
+                <w:rFonts w:hint="eastAsia" w:ascii="Times New Roman" w:hAnsi="Times New Roman" w:eastAsia="Times New Roman" w:cs="Times New Roman"/>
+              </w:rPr>
+              <w:t>、</w:t>
+            </w:r>
+            <w:r>
+              <w:rPr>
+                <w:rFonts w:hint="eastAsia" w:ascii="Times New Roman" w:hAnsi="Times New Roman" w:eastAsia="FangSong" w:cs="Times New Roman"/>
+              </w:rPr>
+              <w:t>菲</w:t>
+            </w:r>
+          </w:p>
+        </w:tc>
+      </w:tr>
+    </w:tbl>
+    <w:p>
+      <w:pPr>
+        <w:pStyle w:val="BlockText"/>
+        <w:spacing w:before="120"/>
+        <w:ind w:firstLine="420"/>
+      </w:pPr>
+      <w:r>
+        <w:rPr>
+          <w:rFonts w:hint="eastAsia" w:ascii="Times New Roman" w:hAnsi="Times New Roman" w:eastAsia="FangSong" w:cs="Times New Roman"/>
+          <w:b/>
+          <w:bCs/>
+        </w:rPr>
+        <w:t>竞赛必考</w:t>
+      </w:r>
+      <w:r>
+        <w:rPr>
+          <w:rFonts w:hint="eastAsia" w:ascii="Times New Roman" w:hAnsi="Times New Roman" w:eastAsia="Times New Roman" w:cs="Times New Roman"/>
+          <w:b/>
+          <w:bCs/>
+        </w:rPr>
+        <w:t>——</w:t>
+      </w:r>
+      <w:r>
+        <w:rPr>
+          <w:rFonts w:hint="eastAsia" w:ascii="Times New Roman" w:hAnsi="Times New Roman" w:eastAsia="FangSong" w:cs="Times New Roman"/>
+          <w:b/>
+          <w:bCs/>
+        </w:rPr>
+        <w:t>非苯芳香烃</w:t>
+      </w:r>
+      <w:r>
+        <w:rPr>
+          <w:rFonts w:hint="eastAsia" w:ascii="Times New Roman" w:hAnsi="Times New Roman" w:eastAsia="Times New Roman" w:cs="Times New Roman"/>
+        </w:rPr>
+        <w:t>：</w:t>
+      </w:r>
+      <w:r>
+        <w:rPr>
+          <w:rFonts w:hint="eastAsia" w:ascii="Times New Roman" w:hAnsi="Times New Roman" w:eastAsia="FangSong" w:cs="Times New Roman"/>
+        </w:rPr>
+        <w:t>环戊二烯负离子</w:t>
+      </w:r>
+      <w:r>
+        <w:rPr>
+          <w:rFonts w:hint="eastAsia" w:ascii="Times New Roman" w:hAnsi="Times New Roman" w:eastAsia="Times New Roman" w:cs="Times New Roman"/>
+        </w:rPr>
+        <w:t>(6e</w:t>
+      </w:r>
+      <w:r>
+        <w:rPr>
+          <w:rFonts w:hint="eastAsia" w:ascii="Times New Roman" w:hAnsi="Times New Roman" w:eastAsia="Times New Roman" w:cs="Times New Roman"/>
+          <w:vertAlign w:val="superscript"/>
+        </w:rPr>
+        <w:t>-</w:t>
+      </w:r>
+      <w:r>
+        <w:rPr>
+          <w:rFonts w:hint="eastAsia" w:ascii="Times New Roman" w:hAnsi="Times New Roman" w:eastAsia="Times New Roman" w:cs="Times New Roman"/>
+        </w:rPr>
+        <w:t>，</w:t>
+      </w:r>
+      <w:r>
+        <w:rPr>
+          <w:rFonts w:hint="eastAsia" w:ascii="Times New Roman" w:hAnsi="Times New Roman" w:eastAsia="FangSong" w:cs="Times New Roman"/>
+        </w:rPr>
+        <w:t>芳香性</w:t>
+      </w:r>
+      <w:r>
+        <w:rPr>
+          <w:rFonts w:hint="eastAsia" w:ascii="Times New Roman" w:hAnsi="Times New Roman" w:eastAsia="Times New Roman" w:cs="Times New Roman"/>
+        </w:rPr>
+        <w:t>→</w:t>
+      </w:r>
+      <w:r>
+        <w:rPr>
+          <w:rFonts w:hint="eastAsia" w:ascii="Times New Roman" w:hAnsi="Times New Roman" w:eastAsia="FangSong" w:cs="Times New Roman"/>
+        </w:rPr>
+        <w:t>酸性比环戊二烯强得多</w:t>
+      </w:r>
+      <w:r>
+        <w:rPr>
+          <w:rFonts w:hint="eastAsia" w:ascii="Times New Roman" w:hAnsi="Times New Roman" w:eastAsia="Times New Roman" w:cs="Times New Roman"/>
+        </w:rPr>
+        <w:t>)、</w:t>
+      </w:r>
+      <w:r>
+        <w:rPr>
+          <w:rFonts w:hint="eastAsia" w:ascii="Times New Roman" w:hAnsi="Times New Roman" w:eastAsia="FangSong" w:cs="Times New Roman"/>
+        </w:rPr>
+        <w:t>环庚三烯正离子</w:t>
+      </w:r>
+      <w:r>
+        <w:rPr>
+          <w:rFonts w:hint="eastAsia" w:ascii="Times New Roman" w:hAnsi="Times New Roman" w:eastAsia="Times New Roman" w:cs="Times New Roman"/>
+        </w:rPr>
+        <w:t>(6e</w:t>
+      </w:r>
+      <w:r>
+        <w:rPr>
+          <w:rFonts w:hint="eastAsia" w:ascii="Times New Roman" w:hAnsi="Times New Roman" w:eastAsia="Times New Roman" w:cs="Times New Roman"/>
+          <w:vertAlign w:val="superscript"/>
+        </w:rPr>
+        <w:t>-</w:t>
+      </w:r>
+      <w:r>
+        <w:rPr>
+          <w:rFonts w:hint="eastAsia" w:ascii="Times New Roman" w:hAnsi="Times New Roman" w:eastAsia="Times New Roman" w:cs="Times New Roman"/>
+        </w:rPr>
+        <w:t>，</w:t>
+      </w:r>
+      <w:r>
+        <w:rPr>
+          <w:rFonts w:hint="eastAsia" w:ascii="Times New Roman" w:hAnsi="Times New Roman" w:eastAsia="FangSong" w:cs="Times New Roman"/>
+        </w:rPr>
+        <w:t>芳香性即卓鎓离子</w:t>
+      </w:r>
+      <w:r>
+        <w:rPr>
+          <w:rFonts w:hint="eastAsia" w:ascii="Times New Roman" w:hAnsi="Times New Roman" w:eastAsia="Times New Roman" w:cs="Times New Roman"/>
+        </w:rPr>
+        <w:t>)、</w:t>
+      </w:r>
+      <w:r>
+        <w:rPr>
+          <w:rFonts w:hint="eastAsia" w:ascii="Times New Roman" w:hAnsi="Times New Roman" w:eastAsia="FangSong" w:cs="Times New Roman"/>
+        </w:rPr>
+        <w:t>薁</w:t>
+      </w:r>
+      <w:r>
+        <w:rPr>
+          <w:rFonts w:hint="eastAsia" w:ascii="Times New Roman" w:hAnsi="Times New Roman" w:eastAsia="Times New Roman" w:cs="Times New Roman"/>
+        </w:rPr>
+        <w:t>（</w:t>
+      </w:r>
+      <w:r>
+        <w:rPr>
+          <w:rFonts w:hint="eastAsia" w:ascii="Times New Roman" w:hAnsi="Times New Roman" w:eastAsia="FangSong" w:cs="Times New Roman"/>
+        </w:rPr>
+        <w:t>甘菊环</w:t>
+      </w:r>
+      <w:r>
+        <w:rPr>
+          <w:rFonts w:hint="eastAsia" w:ascii="Times New Roman" w:hAnsi="Times New Roman" w:eastAsia="Times New Roman" w:cs="Times New Roman"/>
+        </w:rPr>
+        <w:t>，azulene——</w:t>
+      </w:r>
+      <w:r>
+        <w:rPr>
+          <w:rFonts w:hint="eastAsia" w:ascii="Times New Roman" w:hAnsi="Times New Roman" w:eastAsia="FangSong" w:cs="Times New Roman"/>
+        </w:rPr>
+        <w:t>五元环与七元环稠合</w:t>
+      </w:r>
+      <w:r>
+        <w:rPr>
+          <w:rFonts w:hint="eastAsia" w:ascii="Times New Roman" w:hAnsi="Times New Roman" w:eastAsia="Times New Roman" w:cs="Times New Roman"/>
+        </w:rPr>
+        <w:t>；</w:t>
+      </w:r>
+      <w:r>
+        <w:rPr>
+          <w:rFonts w:hint="eastAsia" w:ascii="Times New Roman" w:hAnsi="Times New Roman" w:eastAsia="FangSong" w:cs="Times New Roman"/>
+        </w:rPr>
+        <w:t>共振主式为五元环的环戊二烯负离子</w:t>
+      </w:r>
+      <w:r>
+        <w:rPr>
+          <w:rFonts w:ascii="Times New Roman" w:hAnsi="Times New Roman" w:eastAsia="Times New Roman" w:cs="Times New Roman"/>
+        </w:rPr>
+        <w:t xml:space="preserve"> 6e</w:t>
+      </w:r>
+      <w:r>
+        <w:rPr>
+          <w:rFonts w:ascii="Times New Roman" w:hAnsi="Times New Roman" w:eastAsia="Times New Roman" w:cs="Times New Roman"/>
+          <w:vertAlign w:val="superscript"/>
+        </w:rPr>
+        <w:t>-</w:t>
+      </w:r>
+      <w:r>
+        <w:rPr>
+          <w:rFonts w:ascii="Times New Roman" w:hAnsi="Times New Roman" w:eastAsia="Times New Roman" w:cs="Times New Roman"/>
+        </w:rPr>
+        <w:t xml:space="preserve"> </w:t>
+      </w:r>
+      <w:r>
+        <w:rPr>
+          <w:rFonts w:hint="eastAsia" w:ascii="Times New Roman" w:hAnsi="Times New Roman" w:eastAsia="FangSong" w:cs="Times New Roman"/>
+        </w:rPr>
+        <w:t xml:space="preserve">与七元环的卓鎓离子</w:t>
+      </w:r>
+      <w:r>
+        <w:rPr>
+          <w:rFonts w:ascii="Times New Roman" w:hAnsi="Times New Roman" w:eastAsia="Times New Roman" w:cs="Times New Roman"/>
+        </w:rPr>
+        <w:t xml:space="preserve"> </w:t>
+      </w:r>
+      <w:r>
+        <w:rPr>
+          <w:rFonts w:hint="eastAsia" w:ascii="Times New Roman" w:hAnsi="Times New Roman" w:eastAsia="Times New Roman" w:cs="Times New Roman"/>
+        </w:rPr>
+        <w:t>6e</w:t>
+      </w:r>
+      <w:r>
+        <w:rPr>
+          <w:rFonts w:hint="eastAsia" w:ascii="Times New Roman" w:hAnsi="Times New Roman" w:eastAsia="Times New Roman" w:cs="Times New Roman"/>
+          <w:vertAlign w:val="superscript"/>
+        </w:rPr>
+        <w:t>-</w:t>
+      </w:r>
+      <w:r>
+        <w:rPr>
+          <w:rFonts w:hint="eastAsia" w:ascii="Times New Roman" w:hAnsi="Times New Roman" w:eastAsia="Times New Roman" w:cs="Times New Roman"/>
+        </w:rPr>
+        <w:t>，</w:t>
+      </w:r>
+      <w:r>
+        <w:rPr>
+          <w:rFonts w:hint="eastAsia" w:ascii="Times New Roman" w:hAnsi="Times New Roman" w:eastAsia="FangSong" w:cs="Times New Roman"/>
+        </w:rPr>
+        <w:t>电荷分离使其成为极性分子</w:t>
+      </w:r>
+      <w:r>
+        <w:rPr>
+          <w:rFonts w:hint="eastAsia" w:ascii="Times New Roman" w:hAnsi="Times New Roman" w:eastAsia="Times New Roman" w:cs="Times New Roman"/>
+        </w:rPr>
+        <w:t>，</w:t>
+      </w:r>
+      <w:r>
+        <w:rPr>
+          <w:rFonts w:hint="eastAsia" w:ascii="Times New Roman" w:hAnsi="Times New Roman" w:eastAsia="FangSong" w:cs="Times New Roman"/>
+        </w:rPr>
+        <w:t>基态偶极矩约</w:t>
+      </w:r>
+      <w:r>
+        <w:rPr>
+          <w:rFonts w:ascii="Times New Roman" w:hAnsi="Times New Roman" w:eastAsia="Times New Roman" w:cs="Times New Roman"/>
+        </w:rPr>
+        <w:t xml:space="preserve"> 1.1 </w:t>
+      </w:r>
+      <w:r>
+        <w:rPr>
+          <w:rFonts w:hint="eastAsia" w:ascii="Times New Roman" w:hAnsi="Times New Roman" w:eastAsia="Times New Roman" w:cs="Times New Roman"/>
+        </w:rPr>
+        <w:t xml:space="preserve">D）。</w:t>
+      </w:r>
+    </w:p>
+    <w:p>
+      <w:pPr>
+        <w:pStyle w:val="FirstParagraph"/>
+        <w:ind w:firstLine="420"/>
+      </w:pPr>
+      <w:r>
+        <w:rPr>
+          <w:rFonts w:ascii="Times New Roman" w:hAnsi="Times New Roman" w:eastAsia="Times New Roman" w:cs="Times New Roman"/>
+          <w:b/>
+          <w:bCs/>
+        </w:rPr>
+        <w:t xml:space="preserve">1.1.2 </w:t>
+      </w:r>
+      <w:r>
+        <w:rPr>
+          <w:rFonts w:hint="eastAsia" w:ascii="Times New Roman" w:hAnsi="Times New Roman" w:eastAsia="FangSong" w:cs="Times New Roman"/>
+          <w:b/>
+          <w:bCs/>
+        </w:rPr>
+        <w:t>芳香亲电取代</w:t>
+      </w:r>
+      <w:r>
+        <w:rPr>
+          <w:rFonts w:hint="eastAsia" w:ascii="Times New Roman" w:hAnsi="Times New Roman" w:eastAsia="Times New Roman" w:cs="Times New Roman"/>
+          <w:b/>
+          <w:bCs/>
+        </w:rPr>
+        <w:t>(ArSE)</w:t>
+      </w:r>
+      <w:r>
+        <w:rPr>
+          <w:rFonts w:hint="eastAsia" w:ascii="Times New Roman" w:hAnsi="Times New Roman" w:eastAsia="FangSong" w:cs="Times New Roman"/>
+          <w:b/>
+          <w:bCs/>
+        </w:rPr>
+        <w:t>机理</w:t>
+      </w:r>
+    </w:p>
+    <w:p>
+      <w:pPr>
+        <w:pStyle w:val="BodyText"/>
+        <w:spacing w:before="160" w:after="80"/>
+        <w:jc w:val="center"/>
+      </w:pPr>
+      <w:r>
+        <w:rPr>
+          <w:rFonts w:ascii="Times New Roman" w:hAnsi="Times New Roman" w:eastAsia="FangSong" w:cs="Times New Roman"/>
+          <w:b w:val="0"/>
+          <w:i w:val="0"/>
+          <w:sz w:val="21"/>
+        </w:rPr>
+        <w:drawing>
+          <wp:inline>
+            <wp:extent cx="2667000" cy="1706880"/>
+            <wp:effectExtent b="0" l="0" r="0" t="0"/>
+            <wp:docPr descr="芳香亲电取代机理——以苯的硝化为例" title="" id="26" name="Picture"/>
+            <a:graphic>
+              <a:graphicData uri="http://schemas.openxmlformats.org/drawingml/2006/picture">
+                <pic:pic>
+                  <pic:nvPicPr>
+                    <pic:cNvPr descr="871d8de52d6db7aa68ad52be8d61d565cac45fca39114069efc88cd94bbd8800.png" id="27" name="Picture"/>
+                    <pic:cNvPicPr>
+                      <a:picLocks noChangeArrowheads="1" noChangeAspect="1"/>
+                    </pic:cNvPicPr>
+                  </pic:nvPicPr>
+                  <pic:blipFill>
+                    <a:blip r:embed="rId25"/>
+                    <a:stretch>
+                      <a:fillRect/>
+                    </a:stretch>
+                  </pic:blipFill>
+                  <pic:spPr bwMode="auto">
+                    <a:xfrm>
+                      <a:off x="0" y="0"/>
+                      <a:ext cx="2667000" cy="1706880"/>
+                    </a:xfrm>
+                    <a:prstGeom prst="rect">
+                      <a:avLst/>
+                    </a:prstGeom>
+                    <a:noFill/>
+                    <a:ln w="9525">
+                      <a:noFill/>
+                      <a:headEnd/>
+                      <a:tailEnd/>
+                    </a:ln>
+                  </pic:spPr>
+                </pic:pic>
+              </a:graphicData>
+            </a:graphic>
+          </wp:inline>
+        </w:drawing>
+      </w:r>
+      <w:r>
+        <w:rPr>
+          <w:rFonts w:ascii="Times New Roman" w:hAnsi="Times New Roman" w:eastAsia="FangSong" w:cs="Times New Roman"/>
+          <w:b w:val="0"/>
+          <w:i w:val="0"/>
+          <w:sz w:val="21"/>
+        </w:rPr>
+        <w:t xml:space="preserve"> </w:t>
+      </w:r>
+      <w:r>
+        <w:rPr>
+          <w:rFonts w:hint="eastAsia" w:ascii="Times New Roman" w:hAnsi="Times New Roman" w:eastAsia="FangSong" w:cs="Times New Roman"/>
+          <w:b w:val="0"/>
+          <w:i w:val="0"/>
+          <w:iCs/>
+          <w:sz w:val="21"/>
+        </w:rPr>
+        <w:t xml:space="preserve">图</w:t>
+      </w:r>
+      <w:r>
+        <w:rPr>
+          <w:rFonts w:ascii="Times New Roman" w:hAnsi="Times New Roman" w:eastAsia="FangSong" w:cs="Times New Roman"/>
+          <w:b w:val="0"/>
+          <w:i w:val="0"/>
+          <w:iCs/>
+          <w:sz w:val="21"/>
+        </w:rPr>
+        <w:t xml:space="preserve"> </w:t>
+      </w:r>
+      <w:r>
+        <w:rPr>
+          <w:rFonts w:hint="eastAsia" w:ascii="Times New Roman" w:hAnsi="Times New Roman" w:eastAsia="FangSong" w:cs="Times New Roman"/>
+          <w:b w:val="0"/>
+          <w:i w:val="0"/>
+          <w:iCs/>
+          <w:sz w:val="21"/>
+        </w:rPr>
+        <w:t>芳香亲电取代</w:t>
+      </w:r>
+      <w:r>
+        <w:rPr>
+          <w:rFonts w:hint="eastAsia" w:ascii="Times New Roman" w:hAnsi="Times New Roman" w:eastAsia="FangSong" w:cs="Times New Roman"/>
+          <w:b w:val="0"/>
+          <w:i w:val="0"/>
+          <w:iCs/>
+          <w:sz w:val="21"/>
+        </w:rPr>
+        <w:t>(ArSE)</w:t>
+      </w:r>
+      <w:r>
+        <w:rPr>
+          <w:rFonts w:hint="eastAsia" w:ascii="Times New Roman" w:hAnsi="Times New Roman" w:eastAsia="FangSong" w:cs="Times New Roman"/>
+          <w:b w:val="0"/>
+          <w:i w:val="0"/>
+          <w:iCs/>
+          <w:sz w:val="21"/>
+        </w:rPr>
+        <w:t>的双步机理</w:t>
+      </w:r>
+      <w:r>
+        <w:rPr>
+          <w:rFonts w:hint="eastAsia" w:ascii="Times New Roman" w:hAnsi="Times New Roman" w:eastAsia="FangSong" w:cs="Times New Roman"/>
+          <w:b w:val="0"/>
+          <w:i w:val="0"/>
+          <w:iCs/>
+          <w:sz w:val="21"/>
+        </w:rPr>
+        <w:t>：</w:t>
+      </w:r>
+      <w:r>
+        <w:rPr>
+          <w:rFonts w:hint="eastAsia" w:ascii="Times New Roman" w:hAnsi="Times New Roman" w:eastAsia="FangSong" w:cs="Times New Roman"/>
+          <w:b w:val="0"/>
+          <w:i w:val="0"/>
+          <w:iCs/>
+          <w:sz w:val="21"/>
+        </w:rPr>
+        <w:t>首先亲电试剂</w:t>
+      </w:r>
+      <w:r>
+        <w:rPr>
+          <w:rFonts w:hint="eastAsia" w:ascii="Times New Roman" w:hAnsi="Times New Roman" w:eastAsia="FangSong" w:cs="Times New Roman"/>
+          <w:b w:val="0"/>
+          <w:i w:val="0"/>
+          <w:iCs/>
+          <w:sz w:val="21"/>
+        </w:rPr>
+        <w:t>(E</w:t>
+      </w:r>
+      <w:r>
+        <w:rPr>
+          <w:rFonts w:hint="eastAsia" w:ascii="Times New Roman" w:hAnsi="Times New Roman" w:eastAsia="FangSong" w:cs="Times New Roman"/>
+          <w:b w:val="0"/>
+          <w:i w:val="0"/>
+          <w:iCs/>
+          <w:sz w:val="21"/>
+          <w:vertAlign w:val="superscript"/>
+        </w:rPr>
+        <w:t>+</w:t>
+      </w:r>
+      <w:r>
+        <w:rPr>
+          <w:rFonts w:hint="eastAsia" w:ascii="Times New Roman" w:hAnsi="Times New Roman" w:eastAsia="FangSong" w:cs="Times New Roman"/>
+          <w:b w:val="0"/>
+          <w:i w:val="0"/>
+          <w:iCs/>
+          <w:sz w:val="21"/>
+        </w:rPr>
+        <w:t>)</w:t>
+      </w:r>
+      <w:r>
+        <w:rPr>
+          <w:rFonts w:hint="eastAsia" w:ascii="Times New Roman" w:hAnsi="Times New Roman" w:eastAsia="FangSong" w:cs="Times New Roman"/>
+          <w:b w:val="0"/>
+          <w:i w:val="0"/>
+          <w:iCs/>
+          <w:sz w:val="21"/>
+        </w:rPr>
+        <w:t>进攻苯环形成</w:t>
+      </w:r>
+      <w:r>
+        <w:rPr>
+          <w:rFonts w:ascii="Times New Roman" w:hAnsi="Times New Roman" w:eastAsia="FangSong" w:cs="Times New Roman"/>
+          <w:b w:val="0"/>
+          <w:i w:val="0"/>
+          <w:iCs/>
+          <w:sz w:val="21"/>
+        </w:rPr>
+        <w:t xml:space="preserve"> </w:t>
+      </w:r>
+      <w:r>
+        <w:rPr>
+          <w:rFonts w:hint="eastAsia" w:ascii="Times New Roman" w:hAnsi="Times New Roman" w:eastAsia="FangSong" w:cs="Times New Roman"/>
+          <w:b w:val="0"/>
+          <w:i w:val="0"/>
+          <w:iCs/>
+          <w:sz w:val="21"/>
+        </w:rPr>
+        <w:t>σ-</w:t>
+      </w:r>
+      <w:r>
+        <w:rPr>
+          <w:rFonts w:hint="eastAsia" w:ascii="Times New Roman" w:hAnsi="Times New Roman" w:eastAsia="FangSong" w:cs="Times New Roman"/>
+          <w:b w:val="0"/>
+          <w:i w:val="0"/>
+          <w:iCs/>
+          <w:sz w:val="21"/>
+        </w:rPr>
+        <w:t>络合物</w:t>
+      </w:r>
+      <w:r>
+        <w:rPr>
+          <w:rFonts w:hint="eastAsia" w:ascii="Times New Roman" w:hAnsi="Times New Roman" w:eastAsia="FangSong" w:cs="Times New Roman"/>
+          <w:b w:val="0"/>
+          <w:i w:val="0"/>
+          <w:iCs/>
+          <w:sz w:val="21"/>
+        </w:rPr>
+        <w:t>（Wheland</w:t>
+      </w:r>
+      <w:r>
+        <w:rPr>
+          <w:rFonts w:ascii="Times New Roman" w:hAnsi="Times New Roman" w:eastAsia="FangSong" w:cs="Times New Roman"/>
+          <w:b w:val="0"/>
+          <w:i w:val="0"/>
+          <w:iCs/>
+          <w:sz w:val="21"/>
+        </w:rPr>
+        <w:t xml:space="preserve"> </w:t>
+      </w:r>
+      <w:r>
+        <w:rPr>
+          <w:rFonts w:hint="eastAsia" w:ascii="Times New Roman" w:hAnsi="Times New Roman" w:eastAsia="FangSong" w:cs="Times New Roman"/>
+          <w:b w:val="0"/>
+          <w:i w:val="0"/>
+          <w:iCs/>
+          <w:sz w:val="21"/>
+        </w:rPr>
+        <w:t>中间体</w:t>
+      </w:r>
+      <w:r>
+        <w:rPr>
+          <w:rFonts w:hint="eastAsia" w:ascii="Times New Roman" w:hAnsi="Times New Roman" w:eastAsia="FangSong" w:cs="Times New Roman"/>
+          <w:b w:val="0"/>
+          <w:i w:val="0"/>
+          <w:iCs/>
+          <w:sz w:val="21"/>
+        </w:rPr>
+        <w:t>，</w:t>
+      </w:r>
+      <w:r>
+        <w:rPr>
+          <w:rFonts w:hint="eastAsia" w:ascii="Times New Roman" w:hAnsi="Times New Roman" w:eastAsia="FangSong" w:cs="Times New Roman"/>
+          <w:b w:val="0"/>
+          <w:i w:val="0"/>
+          <w:iCs/>
+          <w:sz w:val="21"/>
+        </w:rPr>
+        <w:t>失去芳香性</w:t>
+      </w:r>
+      <w:r>
+        <w:rPr>
+          <w:rFonts w:hint="eastAsia" w:ascii="Times New Roman" w:hAnsi="Times New Roman" w:eastAsia="FangSong" w:cs="Times New Roman"/>
+          <w:b w:val="0"/>
+          <w:i w:val="0"/>
+          <w:iCs/>
+          <w:sz w:val="21"/>
+        </w:rPr>
+        <w:t>），</w:t>
+      </w:r>
+      <w:r>
+        <w:rPr>
+          <w:rFonts w:hint="eastAsia" w:ascii="Times New Roman" w:hAnsi="Times New Roman" w:eastAsia="FangSong" w:cs="Times New Roman"/>
+          <w:b w:val="0"/>
+          <w:i w:val="0"/>
+          <w:iCs/>
+          <w:sz w:val="21"/>
+        </w:rPr>
+        <w:t>然后碱夺去</w:t>
+      </w:r>
+      <w:r>
+        <w:rPr>
+          <w:rFonts w:ascii="Times New Roman" w:hAnsi="Times New Roman" w:eastAsia="FangSong" w:cs="Times New Roman"/>
+          <w:b w:val="0"/>
+          <w:i w:val="0"/>
+          <w:iCs/>
+          <w:sz w:val="21"/>
+        </w:rPr>
+        <w:t xml:space="preserve"> H</w:t>
+      </w:r>
+      <w:r>
+        <w:rPr>
+          <w:rFonts w:ascii="Times New Roman" w:hAnsi="Times New Roman" w:eastAsia="FangSong" w:cs="Times New Roman"/>
+          <w:b w:val="0"/>
+          <w:i w:val="0"/>
+          <w:iCs/>
+          <w:sz w:val="21"/>
+          <w:vertAlign w:val="superscript"/>
+        </w:rPr>
+        <w:t>+</w:t>
+      </w:r>
+      <w:r>
+        <w:rPr>
+          <w:rFonts w:ascii="Times New Roman" w:hAnsi="Times New Roman" w:eastAsia="FangSong" w:cs="Times New Roman"/>
+          <w:b w:val="0"/>
+          <w:i w:val="0"/>
+          <w:iCs/>
+          <w:sz w:val="21"/>
+        </w:rPr>
+        <w:t xml:space="preserve"> </w:t>
+      </w:r>
+      <w:r>
+        <w:rPr>
+          <w:rFonts w:hint="eastAsia" w:ascii="Times New Roman" w:hAnsi="Times New Roman" w:eastAsia="FangSong" w:cs="Times New Roman"/>
+          <w:b w:val="0"/>
+          <w:i w:val="0"/>
+          <w:iCs/>
+          <w:sz w:val="21"/>
+        </w:rPr>
+        <w:t>恢复芳香性</w:t>
+      </w:r>
+      <w:r>
+        <w:rPr>
+          <w:rFonts w:hint="eastAsia" w:ascii="Times New Roman" w:hAnsi="Times New Roman" w:eastAsia="FangSong" w:cs="Times New Roman"/>
+          <w:b w:val="0"/>
+          <w:i w:val="0"/>
+          <w:iCs/>
+          <w:sz w:val="21"/>
+        </w:rPr>
+        <w:t>（Wikimedia</w:t>
+      </w:r>
+      <w:r>
+        <w:rPr>
+          <w:rFonts w:ascii="Times New Roman" w:hAnsi="Times New Roman" w:eastAsia="FangSong" w:cs="Times New Roman"/>
+          <w:b w:val="0"/>
+          <w:i w:val="0"/>
+          <w:iCs/>
+          <w:sz w:val="21"/>
+        </w:rPr>
+        <w:t xml:space="preserve"> </w:t>
+      </w:r>
+      <w:r>
+        <w:rPr>
+          <w:rFonts w:hint="eastAsia" w:ascii="Times New Roman" w:hAnsi="Times New Roman" w:eastAsia="FangSong" w:cs="Times New Roman"/>
+          <w:b w:val="0"/>
+          <w:i w:val="0"/>
+          <w:iCs/>
+          <w:sz w:val="21"/>
+        </w:rPr>
+        <w:t xml:space="preserve">Commons）</w:t>
+      </w:r>
+    </w:p>
+    <w:p>
+      <w:pPr>
+        <w:pStyle w:val="BodyText"/>
+        <w:ind w:firstLine="420"/>
       </w:pPr>
       <w:r>
         <w:rPr>
@@ -2553,6 +3474,7 @@
           <w:ilvl w:val="0"/>
           <w:numId w:val="1001"/>
         </w:numPr>
+        <w:ind w:firstLine="420"/>
       </w:pPr>
       <w:r>
         <w:rPr>
@@ -2655,6 +3577,7 @@
           <w:ilvl w:val="0"/>
           <w:numId w:val="1001"/>
         </w:numPr>
+        <w:ind w:firstLine="420"/>
       </w:pPr>
       <w:r>
         <w:rPr>
@@ -2705,6 +3628,7 @@
     <w:p>
       <w:pPr>
         <w:pStyle w:val="FirstParagraph"/>
+        <w:ind w:firstLine="420"/>
       </w:pPr>
       <w:r>
         <w:rPr>
@@ -2774,6 +3698,7 @@
       <w:pPr>
         <w:pStyle w:val="BodyText"/>
         <w:spacing w:after="80"/>
+        <w:ind w:firstLine="420"/>
       </w:pPr>
       <w:r>
         <w:rPr>
@@ -2795,6 +3720,15 @@
         <w:tblStyle w:val="Table"/>
         <w:tblW w:type="auto" w:w="0"/>
         <w:tblLook w:firstRow="1" w:lastRow="0" w:firstColumn="0" w:lastColumn="0" w:noHBand="0" w:noVBand="0" w:val="0020"/>
+        <w:jc w:val="center"/>
+        <w:tblBorders>
+          <w:top w:val="single" w:sz="12" w:space="0" w:color="333333"/>
+          <w:bottom w:val="single" w:sz="12" w:space="0" w:color="333333"/>
+          <w:left w:val="none"/>
+          <w:right w:val="none"/>
+          <w:insideH w:val="none"/>
+          <w:insideV w:val="none"/>
+        </w:tblBorders>
       </w:tblPr>
       <w:tblGrid>
         <w:gridCol w:w="1980"/>
@@ -2807,7 +3741,11 @@
           <w:tblHeader w:val="on"/>
         </w:trPr>
         <w:tc>
-          <w:tcPr/>
+          <w:tcPr>
+            <w:tcBorders>
+              <w:bottom w:val="single" w:sz="6" w:space="0" w:color="333333"/>
+            </w:tcBorders>
+          </w:tcPr>
           <w:p>
             <w:pPr>
               <w:pStyle w:val="Compact"/>
@@ -2823,7 +3761,11 @@
           </w:p>
         </w:tc>
         <w:tc>
-          <w:tcPr/>
+          <w:tcPr>
+            <w:tcBorders>
+              <w:bottom w:val="single" w:sz="6" w:space="0" w:color="333333"/>
+            </w:tcBorders>
+          </w:tcPr>
           <w:p>
             <w:pPr>
               <w:pStyle w:val="Compact"/>
@@ -2853,7 +3795,11 @@
           </w:p>
         </w:tc>
         <w:tc>
-          <w:tcPr/>
+          <w:tcPr>
+            <w:tcBorders>
+              <w:bottom w:val="single" w:sz="6" w:space="0" w:color="333333"/>
+            </w:tcBorders>
+          </w:tcPr>
           <w:p>
             <w:pPr>
               <w:pStyle w:val="Compact"/>
@@ -2869,7 +3815,11 @@
           </w:p>
         </w:tc>
         <w:tc>
-          <w:tcPr/>
+          <w:tcPr>
+            <w:tcBorders>
+              <w:bottom w:val="single" w:sz="6" w:space="0" w:color="333333"/>
+            </w:tcBorders>
+          </w:tcPr>
           <w:p>
             <w:pPr>
               <w:pStyle w:val="Compact"/>
@@ -3489,6 +4439,7 @@
       <w:pPr>
         <w:pStyle w:val="BlockText"/>
         <w:spacing w:before="120"/>
+        <w:ind w:firstLine="420"/>
       </w:pPr>
       <w:r>
         <w:rPr>
@@ -3739,6 +4690,7 @@
     <w:p>
       <w:pPr>
         <w:pStyle w:val="BlockText"/>
+        <w:ind w:firstLine="420"/>
       </w:pPr>
       <w:r>
         <w:rPr>
@@ -3902,6 +4854,7 @@
     <w:p>
       <w:pPr>
         <w:pStyle w:val="BlockText"/>
+        <w:ind w:firstLine="420"/>
       </w:pPr>
       <w:r>
         <w:rPr>
@@ -4364,6 +5317,7 @@
     <w:p>
       <w:pPr>
         <w:pStyle w:val="FirstParagraph"/>
+        <w:ind w:firstLine="420"/>
       </w:pPr>
       <w:r>
         <w:rPr>
@@ -4567,6 +5521,7 @@
     <w:p>
       <w:pPr>
         <w:pStyle w:val="BodyText"/>
+        <w:ind w:firstLine="420"/>
       </w:pPr>
       <w:r>
         <w:rPr>
@@ -4589,6 +5544,7 @@
       <w:pPr>
         <w:pStyle w:val="BodyText"/>
         <w:spacing w:after="80"/>
+        <w:ind w:firstLine="420"/>
       </w:pPr>
       <w:r>
         <w:rPr>
@@ -4654,6 +5610,15 @@
         <w:tblW w:type="pct" w:w="5000"/>
         <w:tblLayout w:type="fixed"/>
         <w:tblLook w:firstRow="1" w:lastRow="0" w:firstColumn="0" w:lastColumn="0" w:noHBand="0" w:noVBand="0" w:val="0020"/>
+        <w:jc w:val="center"/>
+        <w:tblBorders>
+          <w:top w:val="single" w:sz="12" w:space="0" w:color="333333"/>
+          <w:bottom w:val="single" w:sz="12" w:space="0" w:color="333333"/>
+          <w:left w:val="none"/>
+          <w:right w:val="none"/>
+          <w:insideH w:val="none"/>
+          <w:insideV w:val="none"/>
+        </w:tblBorders>
       </w:tblPr>
       <w:tblGrid>
         <w:gridCol w:w="1863"/>
@@ -4666,7 +5631,11 @@
           <w:tblHeader w:val="on"/>
         </w:trPr>
         <w:tc>
-          <w:tcPr/>
+          <w:tcPr>
+            <w:tcBorders>
+              <w:bottom w:val="single" w:sz="6" w:space="0" w:color="333333"/>
+            </w:tcBorders>
+          </w:tcPr>
           <w:p>
             <w:pPr>
               <w:pStyle w:val="Compact"/>
@@ -4682,7 +5651,11 @@
           </w:p>
         </w:tc>
         <w:tc>
-          <w:tcPr/>
+          <w:tcPr>
+            <w:tcBorders>
+              <w:bottom w:val="single" w:sz="6" w:space="0" w:color="333333"/>
+            </w:tcBorders>
+          </w:tcPr>
           <w:p>
             <w:pPr>
               <w:pStyle w:val="Compact"/>
@@ -4712,7 +5685,11 @@
           </w:p>
         </w:tc>
         <w:tc>
-          <w:tcPr/>
+          <w:tcPr>
+            <w:tcBorders>
+              <w:bottom w:val="single" w:sz="6" w:space="0" w:color="333333"/>
+            </w:tcBorders>
+          </w:tcPr>
           <w:p>
             <w:pPr>
               <w:pStyle w:val="Compact"/>
@@ -4728,7 +5705,11 @@
           </w:p>
         </w:tc>
         <w:tc>
-          <w:tcPr/>
+          <w:tcPr>
+            <w:tcBorders>
+              <w:bottom w:val="single" w:sz="6" w:space="0" w:color="333333"/>
+            </w:tcBorders>
+          </w:tcPr>
           <w:p>
             <w:pPr>
               <w:pStyle w:val="Compact"/>
@@ -5030,6 +6011,7 @@
       <w:pPr>
         <w:pStyle w:val="BodyText"/>
         <w:spacing w:before="120"/>
+        <w:ind w:firstLine="420"/>
       </w:pPr>
       <w:r>
         <w:rPr>
@@ -5249,6 +6231,7 @@
     <w:p>
       <w:pPr>
         <w:pStyle w:val="BodyText"/>
+        <w:ind w:firstLine="420"/>
       </w:pPr>
       <w:r>
         <w:rPr>
@@ -5507,6 +6490,7 @@
     <w:p>
       <w:pPr>
         <w:pStyle w:val="BodyText"/>
+        <w:ind w:firstLine="420"/>
       </w:pPr>
       <w:r>
         <w:rPr>
@@ -5972,6 +6956,7 @@
       <w:pPr>
         <w:pStyle w:val="BodyText"/>
         <w:spacing w:after="80"/>
+        <w:ind w:firstLine="420"/>
       </w:pPr>
       <w:r>
         <w:rPr>
@@ -6010,6 +6995,15 @@
         <w:tblW w:type="pct" w:w="5000"/>
         <w:tblLayout w:type="fixed"/>
         <w:tblLook w:firstRow="1" w:lastRow="0" w:firstColumn="0" w:lastColumn="0" w:noHBand="0" w:noVBand="0" w:val="0020"/>
+        <w:jc w:val="center"/>
+        <w:tblBorders>
+          <w:top w:val="single" w:sz="12" w:space="0" w:color="333333"/>
+          <w:bottom w:val="single" w:sz="12" w:space="0" w:color="333333"/>
+          <w:left w:val="none"/>
+          <w:right w:val="none"/>
+          <w:insideH w:val="none"/>
+          <w:insideV w:val="none"/>
+        </w:tblBorders>
       </w:tblPr>
       <w:tblGrid>
         <w:gridCol w:w="2436"/>
@@ -6021,7 +7015,11 @@
           <w:tblHeader w:val="on"/>
         </w:trPr>
         <w:tc>
-          <w:tcPr/>
+          <w:tcPr>
+            <w:tcBorders>
+              <w:bottom w:val="single" w:sz="6" w:space="0" w:color="333333"/>
+            </w:tcBorders>
+          </w:tcPr>
           <w:p>
             <w:pPr>
               <w:pStyle w:val="Compact"/>
@@ -6037,7 +7035,11 @@
           </w:p>
         </w:tc>
         <w:tc>
-          <w:tcPr/>
+          <w:tcPr>
+            <w:tcBorders>
+              <w:bottom w:val="single" w:sz="6" w:space="0" w:color="333333"/>
+            </w:tcBorders>
+          </w:tcPr>
           <w:p>
             <w:pPr>
               <w:pStyle w:val="Compact"/>
@@ -6095,7 +7097,11 @@
           </w:p>
         </w:tc>
         <w:tc>
-          <w:tcPr/>
+          <w:tcPr>
+            <w:tcBorders>
+              <w:bottom w:val="single" w:sz="6" w:space="0" w:color="333333"/>
+            </w:tcBorders>
+          </w:tcPr>
           <w:p>
             <w:pPr>
               <w:pStyle w:val="Compact"/>
@@ -6545,6 +7551,7 @@
       <w:pPr>
         <w:pStyle w:val="BlockText"/>
         <w:spacing w:before="120"/>
+        <w:ind w:firstLine="420"/>
       </w:pPr>
       <w:r>
         <w:rPr>
@@ -6766,6 +7773,7 @@
     <w:p>
       <w:pPr>
         <w:pStyle w:val="BlockText"/>
+        <w:ind w:firstLine="420"/>
       </w:pPr>
       <w:r>
         <w:rPr>
@@ -7018,6 +8026,7 @@
       <w:pPr>
         <w:pStyle w:val="FirstParagraph"/>
         <w:spacing w:after="80"/>
+        <w:ind w:firstLine="420"/>
       </w:pPr>
       <w:r>
         <w:rPr>
@@ -7041,6 +8050,15 @@
         <w:tblStyle w:val="Table"/>
         <w:tblW w:type="auto" w:w="0"/>
         <w:tblLook w:firstRow="1" w:lastRow="0" w:firstColumn="0" w:lastColumn="0" w:noHBand="0" w:noVBand="0" w:val="0020"/>
+        <w:jc w:val="center"/>
+        <w:tblBorders>
+          <w:top w:val="single" w:sz="12" w:space="0" w:color="333333"/>
+          <w:bottom w:val="single" w:sz="12" w:space="0" w:color="333333"/>
+          <w:left w:val="none"/>
+          <w:right w:val="none"/>
+          <w:insideH w:val="none"/>
+          <w:insideV w:val="none"/>
+        </w:tblBorders>
       </w:tblPr>
       <w:tblGrid>
         <w:gridCol w:w="2640"/>
@@ -7052,7 +8070,11 @@
           <w:tblHeader w:val="on"/>
         </w:trPr>
         <w:tc>
-          <w:tcPr/>
+          <w:tcPr>
+            <w:tcBorders>
+              <w:bottom w:val="single" w:sz="6" w:space="0" w:color="333333"/>
+            </w:tcBorders>
+          </w:tcPr>
           <w:p>
             <w:pPr>
               <w:pStyle w:val="Compact"/>
@@ -7068,7 +8090,11 @@
           </w:p>
         </w:tc>
         <w:tc>
-          <w:tcPr/>
+          <w:tcPr>
+            <w:tcBorders>
+              <w:bottom w:val="single" w:sz="6" w:space="0" w:color="333333"/>
+            </w:tcBorders>
+          </w:tcPr>
           <w:p>
             <w:pPr>
               <w:pStyle w:val="Compact"/>
@@ -7084,7 +8110,11 @@
           </w:p>
         </w:tc>
         <w:tc>
-          <w:tcPr/>
+          <w:tcPr>
+            <w:tcBorders>
+              <w:bottom w:val="single" w:sz="6" w:space="0" w:color="333333"/>
+            </w:tcBorders>
+          </w:tcPr>
           <w:p>
             <w:pPr>
               <w:pStyle w:val="Compact"/>
@@ -7396,6 +8426,7 @@
       <w:pPr>
         <w:pStyle w:val="BlockText"/>
         <w:spacing w:before="120"/>
+        <w:ind w:firstLine="420"/>
       </w:pPr>
       <w:r>
         <w:rPr>
@@ -7609,6 +8640,7 @@
     <w:p>
       <w:pPr>
         <w:pStyle w:val="FirstParagraph"/>
+        <w:ind w:firstLine="420"/>
       </w:pPr>
       <w:r>
         <w:rPr>
@@ -7662,6 +8694,7 @@
     <w:p>
       <w:pPr>
         <w:pStyle w:val="BodyText"/>
+        <w:ind w:firstLine="420"/>
       </w:pPr>
       <w:r>
         <w:rPr>
@@ -7717,6 +8750,7 @@
     <w:p>
       <w:pPr>
         <w:pStyle w:val="BodyText"/>
+        <w:ind w:firstLine="420"/>
       </w:pPr>
       <w:r>
         <w:rPr>
@@ -7778,6 +8812,7 @@
     <w:p>
       <w:pPr>
         <w:pStyle w:val="BodyText"/>
+        <w:ind w:firstLine="420"/>
       </w:pPr>
       <w:r>
         <w:rPr>
@@ -8324,6 +9359,7 @@
     <w:p>
       <w:pPr>
         <w:pStyle w:val="FirstParagraph"/>
+        <w:ind w:firstLine="420"/>
       </w:pPr>
       <w:r>
         <w:rPr>
@@ -8413,6 +9449,7 @@
     <w:p>
       <w:pPr>
         <w:pStyle w:val="BodyText"/>
+        <w:ind w:firstLine="420"/>
       </w:pPr>
       <w:r>
         <w:rPr>
@@ -8541,6 +9578,7 @@
     <w:p>
       <w:pPr>
         <w:pStyle w:val="BodyText"/>
+        <w:ind w:firstLine="420"/>
       </w:pPr>
       <w:r>
         <w:rPr>
@@ -8602,6 +9640,7 @@
     <w:p>
       <w:pPr>
         <w:pStyle w:val="BodyText"/>
+        <w:ind w:firstLine="420"/>
       </w:pPr>
       <w:r>
         <w:rPr>
@@ -8991,6 +10030,7 @@
       <w:pPr>
         <w:pStyle w:val="BodyText"/>
         <w:spacing w:after="80"/>
+        <w:ind w:firstLine="420"/>
       </w:pPr>
       <w:r>
         <w:rPr>
@@ -9013,6 +10053,15 @@
         <w:tblW w:type="pct" w:w="5000"/>
         <w:tblLayout w:type="fixed"/>
         <w:tblLook w:firstRow="1" w:lastRow="0" w:firstColumn="0" w:lastColumn="0" w:noHBand="0" w:noVBand="0" w:val="0020"/>
+        <w:jc w:val="center"/>
+        <w:tblBorders>
+          <w:top w:val="single" w:sz="12" w:space="0" w:color="333333"/>
+          <w:bottom w:val="single" w:sz="12" w:space="0" w:color="333333"/>
+          <w:left w:val="none"/>
+          <w:right w:val="none"/>
+          <w:insideH w:val="none"/>
+          <w:insideV w:val="none"/>
+        </w:tblBorders>
       </w:tblPr>
       <w:tblGrid>
         <w:gridCol w:w="2640"/>
@@ -9024,7 +10073,11 @@
           <w:tblHeader w:val="on"/>
         </w:trPr>
         <w:tc>
-          <w:tcPr/>
+          <w:tcPr>
+            <w:tcBorders>
+              <w:bottom w:val="single" w:sz="6" w:space="0" w:color="333333"/>
+            </w:tcBorders>
+          </w:tcPr>
           <w:p>
             <w:pPr>
               <w:pStyle w:val="Compact"/>
@@ -9040,7 +10093,11 @@
           </w:p>
         </w:tc>
         <w:tc>
-          <w:tcPr/>
+          <w:tcPr>
+            <w:tcBorders>
+              <w:bottom w:val="single" w:sz="6" w:space="0" w:color="333333"/>
+            </w:tcBorders>
+          </w:tcPr>
           <w:p>
             <w:pPr>
               <w:pStyle w:val="Compact"/>
@@ -9084,7 +10141,11 @@
           </w:p>
         </w:tc>
         <w:tc>
-          <w:tcPr/>
+          <w:tcPr>
+            <w:tcBorders>
+              <w:bottom w:val="single" w:sz="6" w:space="0" w:color="333333"/>
+            </w:tcBorders>
+          </w:tcPr>
           <w:p>
             <w:pPr>
               <w:pStyle w:val="Compact"/>
@@ -9586,6 +10647,7 @@
     <w:p>
       <w:pPr>
         <w:pStyle w:val="FirstParagraph"/>
+        <w:ind w:firstLine="420"/>
       </w:pPr>
       <w:r>
         <w:rPr>
@@ -10466,6 +11528,7 @@
     <w:p>
       <w:pPr>
         <w:pStyle w:val="BodyText"/>
+        <w:ind w:firstLine="420"/>
       </w:pPr>
       <w:r>
         <w:rPr>
@@ -10878,8 +11941,8 @@
         <w:t>即占位策略</w:t>
       </w:r>
     </w:p>
-    <w:bookmarkEnd w:id="16"/>
-    <w:bookmarkStart w:id="17" w:name="卤代烃"/>
+    <w:bookmarkEnd w:id="28"/>
+    <w:bookmarkStart w:id="29" w:name="卤代烃"/>
     <w:p>
       <w:pPr>
         <w:pStyle w:val="Heading3"/>
@@ -10901,6 +11964,7 @@
     <w:p>
       <w:pPr>
         <w:pStyle w:val="FirstParagraph"/>
+        <w:ind w:firstLine="420"/>
       </w:pPr>
       <w:r>
         <w:rPr>
@@ -10923,6 +11987,7 @@
       <w:pPr>
         <w:pStyle w:val="BodyText"/>
         <w:spacing w:after="80"/>
+        <w:ind w:firstLine="420"/>
       </w:pPr>
       <w:r>
         <w:rPr>
@@ -10960,6 +12025,15 @@
         <w:tblStyle w:val="Table"/>
         <w:tblW w:type="auto" w:w="0"/>
         <w:tblLook w:firstRow="1" w:lastRow="0" w:firstColumn="0" w:lastColumn="0" w:noHBand="0" w:noVBand="0" w:val="0020"/>
+        <w:jc w:val="center"/>
+        <w:tblBorders>
+          <w:top w:val="single" w:sz="12" w:space="0" w:color="333333"/>
+          <w:bottom w:val="single" w:sz="12" w:space="0" w:color="333333"/>
+          <w:left w:val="none"/>
+          <w:right w:val="none"/>
+          <w:insideH w:val="none"/>
+          <w:insideV w:val="none"/>
+        </w:tblBorders>
       </w:tblPr>
       <w:tblGrid>
         <w:gridCol w:w="1584"/>
@@ -10973,7 +12047,11 @@
           <w:tblHeader w:val="on"/>
         </w:trPr>
         <w:tc>
-          <w:tcPr/>
+          <w:tcPr>
+            <w:tcBorders>
+              <w:bottom w:val="single" w:sz="6" w:space="0" w:color="333333"/>
+            </w:tcBorders>
+          </w:tcPr>
           <w:p>
             <w:pPr>
               <w:pStyle w:val="Compact"/>
@@ -10989,7 +12067,11 @@
           </w:p>
         </w:tc>
         <w:tc>
-          <w:tcPr/>
+          <w:tcPr>
+            <w:tcBorders>
+              <w:bottom w:val="single" w:sz="6" w:space="0" w:color="333333"/>
+            </w:tcBorders>
+          </w:tcPr>
           <w:p>
             <w:pPr>
               <w:pStyle w:val="Compact"/>
@@ -11019,7 +12101,11 @@
           </w:p>
         </w:tc>
         <w:tc>
-          <w:tcPr/>
+          <w:tcPr>
+            <w:tcBorders>
+              <w:bottom w:val="single" w:sz="6" w:space="0" w:color="333333"/>
+            </w:tcBorders>
+          </w:tcPr>
           <w:p>
             <w:pPr>
               <w:pStyle w:val="Compact"/>
@@ -11049,7 +12135,11 @@
           </w:p>
         </w:tc>
         <w:tc>
-          <w:tcPr/>
+          <w:tcPr>
+            <w:tcBorders>
+              <w:bottom w:val="single" w:sz="6" w:space="0" w:color="333333"/>
+            </w:tcBorders>
+          </w:tcPr>
           <w:p>
             <w:pPr>
               <w:pStyle w:val="Compact"/>
@@ -11065,7 +12155,11 @@
           </w:p>
         </w:tc>
         <w:tc>
-          <w:tcPr/>
+          <w:tcPr>
+            <w:tcBorders>
+              <w:bottom w:val="single" w:sz="6" w:space="0" w:color="333333"/>
+            </w:tcBorders>
+          </w:tcPr>
           <w:p>
             <w:pPr>
               <w:pStyle w:val="Compact"/>
@@ -11436,6 +12530,7 @@
       <w:pPr>
         <w:pStyle w:val="BlockText"/>
         <w:spacing w:before="120"/>
+        <w:ind w:firstLine="420"/>
       </w:pPr>
       <w:r>
         <w:rPr>
@@ -11509,6 +12604,7 @@
       <w:pPr>
         <w:pStyle w:val="FirstParagraph"/>
         <w:spacing w:after="80"/>
+        <w:ind w:firstLine="420"/>
       </w:pPr>
       <w:r>
         <w:rPr>
@@ -11549,6 +12645,15 @@
         <w:tblW w:type="pct" w:w="5000"/>
         <w:tblLayout w:type="fixed"/>
         <w:tblLook w:firstRow="1" w:lastRow="0" w:firstColumn="0" w:lastColumn="0" w:noHBand="0" w:noVBand="0" w:val="0020"/>
+        <w:jc w:val="center"/>
+        <w:tblBorders>
+          <w:top w:val="single" w:sz="12" w:space="0" w:color="333333"/>
+          <w:bottom w:val="single" w:sz="12" w:space="0" w:color="333333"/>
+          <w:left w:val="none"/>
+          <w:right w:val="none"/>
+          <w:insideH w:val="none"/>
+          <w:insideV w:val="none"/>
+        </w:tblBorders>
       </w:tblPr>
       <w:tblGrid>
         <w:gridCol w:w="2640"/>
@@ -11560,7 +12665,11 @@
           <w:tblHeader w:val="on"/>
         </w:trPr>
         <w:tc>
-          <w:tcPr/>
+          <w:tcPr>
+            <w:tcBorders>
+              <w:bottom w:val="single" w:sz="6" w:space="0" w:color="333333"/>
+            </w:tcBorders>
+          </w:tcPr>
           <w:p>
             <w:pPr>
               <w:pStyle w:val="Compact"/>
@@ -11576,7 +12685,11 @@
           </w:p>
         </w:tc>
         <w:tc>
-          <w:tcPr/>
+          <w:tcPr>
+            <w:tcBorders>
+              <w:bottom w:val="single" w:sz="6" w:space="0" w:color="333333"/>
+            </w:tcBorders>
+          </w:tcPr>
           <w:p>
             <w:pPr>
               <w:pStyle w:val="Compact"/>
@@ -11592,7 +12705,11 @@
           </w:p>
         </w:tc>
         <w:tc>
-          <w:tcPr/>
+          <w:tcPr>
+            <w:tcBorders>
+              <w:bottom w:val="single" w:sz="6" w:space="0" w:color="333333"/>
+            </w:tcBorders>
+          </w:tcPr>
           <w:p>
             <w:pPr>
               <w:pStyle w:val="Compact"/>
@@ -12204,6 +13321,7 @@
       <w:pPr>
         <w:pStyle w:val="BodyText"/>
         <w:spacing w:before="120"/>
+        <w:ind w:firstLine="420"/>
       </w:pPr>
       <w:r>
         <w:rPr>
@@ -12239,6 +13357,7 @@
     <w:p>
       <w:pPr>
         <w:pStyle w:val="BodyText"/>
+        <w:ind w:firstLine="420"/>
       </w:pPr>
       <w:r>
         <w:rPr>
@@ -12262,6 +13381,7 @@
     <w:p>
       <w:pPr>
         <w:pStyle w:val="BodyText"/>
+        <w:ind w:firstLine="420"/>
       </w:pPr>
       <w:r>
         <w:rPr>
@@ -12303,6 +13423,7 @@
     <w:p>
       <w:pPr>
         <w:pStyle w:val="BodyText"/>
+        <w:ind w:firstLine="420"/>
       </w:pPr>
       <w:r>
         <w:rPr>
@@ -12350,6 +13471,7 @@
     <w:p>
       <w:pPr>
         <w:pStyle w:val="BodyText"/>
+        <w:ind w:firstLine="420"/>
       </w:pPr>
       <w:r>
         <w:rPr>
@@ -12385,6 +13507,7 @@
     <w:p>
       <w:pPr>
         <w:pStyle w:val="BlockText"/>
+        <w:ind w:firstLine="420"/>
       </w:pPr>
       <w:r>
         <w:rPr>
@@ -12533,6 +13656,7 @@
       <w:pPr>
         <w:pStyle w:val="FirstParagraph"/>
         <w:spacing w:after="80"/>
+        <w:ind w:firstLine="420"/>
       </w:pPr>
       <w:r>
         <w:rPr>
@@ -12597,6 +13721,15 @@
         <w:tblW w:type="pct" w:w="5000"/>
         <w:tblLayout w:type="fixed"/>
         <w:tblLook w:firstRow="1" w:lastRow="0" w:firstColumn="0" w:lastColumn="0" w:noHBand="0" w:noVBand="0" w:val="0020"/>
+        <w:jc w:val="center"/>
+        <w:tblBorders>
+          <w:top w:val="single" w:sz="12" w:space="0" w:color="333333"/>
+          <w:bottom w:val="single" w:sz="12" w:space="0" w:color="333333"/>
+          <w:left w:val="none"/>
+          <w:right w:val="none"/>
+          <w:insideH w:val="none"/>
+          <w:insideV w:val="none"/>
+        </w:tblBorders>
       </w:tblPr>
       <w:tblGrid>
         <w:gridCol w:w="2640"/>
@@ -12608,7 +13741,11 @@
           <w:tblHeader w:val="on"/>
         </w:trPr>
         <w:tc>
-          <w:tcPr/>
+          <w:tcPr>
+            <w:tcBorders>
+              <w:bottom w:val="single" w:sz="6" w:space="0" w:color="333333"/>
+            </w:tcBorders>
+          </w:tcPr>
           <w:p>
             <w:pPr>
               <w:pStyle w:val="Compact"/>
@@ -12624,7 +13761,11 @@
           </w:p>
         </w:tc>
         <w:tc>
-          <w:tcPr/>
+          <w:tcPr>
+            <w:tcBorders>
+              <w:bottom w:val="single" w:sz="6" w:space="0" w:color="333333"/>
+            </w:tcBorders>
+          </w:tcPr>
           <w:p>
             <w:pPr>
               <w:pStyle w:val="Compact"/>
@@ -12640,7 +13781,11 @@
           </w:p>
         </w:tc>
         <w:tc>
-          <w:tcPr/>
+          <w:tcPr>
+            <w:tcBorders>
+              <w:bottom w:val="single" w:sz="6" w:space="0" w:color="333333"/>
+            </w:tcBorders>
+          </w:tcPr>
           <w:p>
             <w:pPr>
               <w:pStyle w:val="Compact"/>
@@ -13362,6 +14507,7 @@
       <w:pPr>
         <w:pStyle w:val="BodyText"/>
         <w:spacing w:before="120"/>
+        <w:ind w:firstLine="420"/>
       </w:pPr>
       <w:r>
         <w:rPr>
@@ -13641,6 +14787,7 @@
       <w:pPr>
         <w:pStyle w:val="BodyText"/>
         <w:spacing w:after="80"/>
+        <w:ind w:firstLine="420"/>
       </w:pPr>
       <w:r>
         <w:rPr>
@@ -13681,6 +14828,15 @@
         <w:tblW w:type="pct" w:w="5000"/>
         <w:tblLayout w:type="fixed"/>
         <w:tblLook w:firstRow="1" w:lastRow="0" w:firstColumn="0" w:lastColumn="0" w:noHBand="0" w:noVBand="0" w:val="0020"/>
+        <w:jc w:val="center"/>
+        <w:tblBorders>
+          <w:top w:val="single" w:sz="12" w:space="0" w:color="333333"/>
+          <w:bottom w:val="single" w:sz="12" w:space="0" w:color="333333"/>
+          <w:left w:val="none"/>
+          <w:right w:val="none"/>
+          <w:insideH w:val="none"/>
+          <w:insideV w:val="none"/>
+        </w:tblBorders>
       </w:tblPr>
       <w:tblGrid>
         <w:gridCol w:w="2640"/>
@@ -13692,7 +14848,11 @@
           <w:tblHeader w:val="on"/>
         </w:trPr>
         <w:tc>
-          <w:tcPr/>
+          <w:tcPr>
+            <w:tcBorders>
+              <w:bottom w:val="single" w:sz="6" w:space="0" w:color="333333"/>
+            </w:tcBorders>
+          </w:tcPr>
           <w:p>
             <w:pPr>
               <w:pStyle w:val="Compact"/>
@@ -13708,7 +14868,11 @@
           </w:p>
         </w:tc>
         <w:tc>
-          <w:tcPr/>
+          <w:tcPr>
+            <w:tcBorders>
+              <w:bottom w:val="single" w:sz="6" w:space="0" w:color="333333"/>
+            </w:tcBorders>
+          </w:tcPr>
           <w:p>
             <w:pPr>
               <w:pStyle w:val="Compact"/>
@@ -13724,7 +14888,11 @@
           </w:p>
         </w:tc>
         <w:tc>
-          <w:tcPr/>
+          <w:tcPr>
+            <w:tcBorders>
+              <w:bottom w:val="single" w:sz="6" w:space="0" w:color="333333"/>
+            </w:tcBorders>
+          </w:tcPr>
           <w:p>
             <w:pPr>
               <w:pStyle w:val="Compact"/>
@@ -14310,6 +15478,7 @@
       <w:pPr>
         <w:pStyle w:val="BodyText"/>
         <w:spacing w:before="120"/>
+        <w:ind w:firstLine="420"/>
       </w:pPr>
       <w:r>
         <w:rPr>
@@ -14502,6 +15671,7 @@
       <w:pPr>
         <w:pStyle w:val="BodyText"/>
         <w:spacing w:after="80"/>
+        <w:ind w:firstLine="420"/>
       </w:pPr>
       <w:r>
         <w:rPr>
@@ -14524,6 +15694,15 @@
         <w:tblW w:type="pct" w:w="5000"/>
         <w:tblLayout w:type="fixed"/>
         <w:tblLook w:firstRow="1" w:lastRow="0" w:firstColumn="0" w:lastColumn="0" w:noHBand="0" w:noVBand="0" w:val="0020"/>
+        <w:jc w:val="center"/>
+        <w:tblBorders>
+          <w:top w:val="single" w:sz="12" w:space="0" w:color="333333"/>
+          <w:bottom w:val="single" w:sz="12" w:space="0" w:color="333333"/>
+          <w:left w:val="none"/>
+          <w:right w:val="none"/>
+          <w:insideH w:val="none"/>
+          <w:insideV w:val="none"/>
+        </w:tblBorders>
       </w:tblPr>
       <w:tblGrid>
         <w:gridCol w:w="2640"/>
@@ -14535,7 +15714,11 @@
           <w:tblHeader w:val="on"/>
         </w:trPr>
         <w:tc>
-          <w:tcPr/>
+          <w:tcPr>
+            <w:tcBorders>
+              <w:bottom w:val="single" w:sz="6" w:space="0" w:color="333333"/>
+            </w:tcBorders>
+          </w:tcPr>
           <w:p>
             <w:pPr>
               <w:pStyle w:val="Compact"/>
@@ -14551,7 +15734,11 @@
           </w:p>
         </w:tc>
         <w:tc>
-          <w:tcPr/>
+          <w:tcPr>
+            <w:tcBorders>
+              <w:bottom w:val="single" w:sz="6" w:space="0" w:color="333333"/>
+            </w:tcBorders>
+          </w:tcPr>
           <w:p>
             <w:pPr>
               <w:pStyle w:val="Compact"/>
@@ -14567,7 +15754,11 @@
           </w:p>
         </w:tc>
         <w:tc>
-          <w:tcPr/>
+          <w:tcPr>
+            <w:tcBorders>
+              <w:bottom w:val="single" w:sz="6" w:space="0" w:color="333333"/>
+            </w:tcBorders>
+          </w:tcPr>
           <w:p>
             <w:pPr>
               <w:pStyle w:val="Compact"/>
@@ -14786,6 +15977,7 @@
       <w:pPr>
         <w:pStyle w:val="BlockText"/>
         <w:spacing w:before="120"/>
+        <w:ind w:firstLine="420"/>
       </w:pPr>
       <w:r>
         <w:rPr>
@@ -15215,6 +16407,7 @@
     <w:p>
       <w:pPr>
         <w:pStyle w:val="FirstParagraph"/>
+        <w:ind w:firstLine="420"/>
       </w:pPr>
       <w:r>
         <w:rPr>
@@ -15300,6 +16493,7 @@
     <w:p>
       <w:pPr>
         <w:pStyle w:val="BodyText"/>
+        <w:ind w:firstLine="420"/>
       </w:pPr>
       <w:r>
         <w:rPr>
@@ -15544,6 +16738,7 @@
     <w:p>
       <w:pPr>
         <w:pStyle w:val="BodyText"/>
+        <w:ind w:firstLine="420"/>
       </w:pPr>
       <w:r>
         <w:rPr>
@@ -15951,6 +17146,7 @@
     <w:p>
       <w:pPr>
         <w:pStyle w:val="BlockText"/>
+        <w:ind w:firstLine="420"/>
       </w:pPr>
       <w:r>
         <w:rPr>
@@ -16110,6 +17306,7 @@
       <w:pPr>
         <w:pStyle w:val="FirstParagraph"/>
         <w:spacing w:after="80"/>
+        <w:ind w:firstLine="420"/>
       </w:pPr>
       <w:r>
         <w:rPr>
@@ -16134,6 +17331,15 @@
         <w:tblW w:type="pct" w:w="5000"/>
         <w:tblLayout w:type="fixed"/>
         <w:tblLook w:firstRow="1" w:lastRow="0" w:firstColumn="0" w:lastColumn="0" w:noHBand="0" w:noVBand="0" w:val="0020"/>
+        <w:jc w:val="center"/>
+        <w:tblBorders>
+          <w:top w:val="single" w:sz="12" w:space="0" w:color="333333"/>
+          <w:bottom w:val="single" w:sz="12" w:space="0" w:color="333333"/>
+          <w:left w:val="none"/>
+          <w:right w:val="none"/>
+          <w:insideH w:val="none"/>
+          <w:insideV w:val="none"/>
+        </w:tblBorders>
       </w:tblPr>
       <w:tblGrid>
         <w:gridCol w:w="1980"/>
@@ -16146,7 +17352,11 @@
           <w:tblHeader w:val="on"/>
         </w:trPr>
         <w:tc>
-          <w:tcPr/>
+          <w:tcPr>
+            <w:tcBorders>
+              <w:bottom w:val="single" w:sz="6" w:space="0" w:color="333333"/>
+            </w:tcBorders>
+          </w:tcPr>
           <w:p>
             <w:pPr>
               <w:pStyle w:val="Compact"/>
@@ -16162,7 +17372,11 @@
           </w:p>
         </w:tc>
         <w:tc>
-          <w:tcPr/>
+          <w:tcPr>
+            <w:tcBorders>
+              <w:bottom w:val="single" w:sz="6" w:space="0" w:color="333333"/>
+            </w:tcBorders>
+          </w:tcPr>
           <w:p>
             <w:pPr>
               <w:pStyle w:val="Compact"/>
@@ -16178,7 +17392,11 @@
           </w:p>
         </w:tc>
         <w:tc>
-          <w:tcPr/>
+          <w:tcPr>
+            <w:tcBorders>
+              <w:bottom w:val="single" w:sz="6" w:space="0" w:color="333333"/>
+            </w:tcBorders>
+          </w:tcPr>
           <w:p>
             <w:pPr>
               <w:pStyle w:val="Compact"/>
@@ -16194,7 +17412,11 @@
           </w:p>
         </w:tc>
         <w:tc>
-          <w:tcPr/>
+          <w:tcPr>
+            <w:tcBorders>
+              <w:bottom w:val="single" w:sz="6" w:space="0" w:color="333333"/>
+            </w:tcBorders>
+          </w:tcPr>
           <w:p>
             <w:pPr>
               <w:pStyle w:val="Compact"/>
@@ -16570,6 +17792,7 @@
       <w:pPr>
         <w:pStyle w:val="BodyText"/>
         <w:spacing w:before="120"/>
+        <w:ind w:firstLine="420"/>
       </w:pPr>
       <w:r>
         <w:rPr>
@@ -16601,6 +17824,7 @@
           <w:ilvl w:val="0"/>
           <w:numId w:val="1002"/>
         </w:numPr>
+        <w:ind w:firstLine="420"/>
       </w:pPr>
       <w:r>
         <w:rPr>
@@ -16692,6 +17916,7 @@
           <w:ilvl w:val="0"/>
           <w:numId w:val="1002"/>
         </w:numPr>
+        <w:ind w:firstLine="420"/>
       </w:pPr>
       <w:r>
         <w:rPr>
@@ -16715,6 +17940,7 @@
           <w:ilvl w:val="1"/>
           <w:numId w:val="1003"/>
         </w:numPr>
+        <w:ind w:firstLine="420"/>
       </w:pPr>
       <w:r>
         <w:rPr>
@@ -16784,6 +18010,7 @@
           <w:ilvl w:val="1"/>
           <w:numId w:val="1003"/>
         </w:numPr>
+        <w:ind w:firstLine="420"/>
       </w:pPr>
       <w:r>
         <w:rPr>
@@ -16848,6 +18075,7 @@
           <w:ilvl w:val="1"/>
           <w:numId w:val="1003"/>
         </w:numPr>
+        <w:ind w:firstLine="420"/>
       </w:pPr>
       <w:r>
         <w:rPr>
@@ -16905,6 +18133,7 @@
           <w:ilvl w:val="1"/>
           <w:numId w:val="1003"/>
         </w:numPr>
+        <w:ind w:firstLine="420"/>
       </w:pPr>
       <w:r>
         <w:rPr>
@@ -16950,6 +18179,7 @@
           <w:ilvl w:val="1"/>
           <w:numId w:val="1003"/>
         </w:numPr>
+        <w:ind w:firstLine="420"/>
       </w:pPr>
       <w:r>
         <w:rPr>
@@ -17027,6 +18257,7 @@
           <w:ilvl w:val="0"/>
           <w:numId w:val="1002"/>
         </w:numPr>
+        <w:ind w:firstLine="420"/>
       </w:pPr>
       <w:r>
         <w:rPr>
@@ -17083,6 +18314,7 @@
     <w:p>
       <w:pPr>
         <w:pStyle w:val="FirstParagraph"/>
+        <w:ind w:firstLine="420"/>
       </w:pPr>
       <w:r>
         <w:rPr>
@@ -17183,6 +18415,7 @@
     <w:p>
       <w:pPr>
         <w:pStyle w:val="BodyText"/>
+        <w:ind w:firstLine="420"/>
       </w:pPr>
       <w:r>
         <w:rPr>
@@ -17243,6 +18476,7 @@
     <w:p>
       <w:pPr>
         <w:pStyle w:val="BodyText"/>
+        <w:ind w:firstLine="420"/>
       </w:pPr>
       <w:r>
         <w:rPr>
@@ -17309,6 +18543,7 @@
     <w:p>
       <w:pPr>
         <w:pStyle w:val="BodyText"/>
+        <w:ind w:firstLine="420"/>
       </w:pPr>
       <w:r>
         <w:rPr>
@@ -17422,6 +18657,7 @@
     <w:p>
       <w:pPr>
         <w:pStyle w:val="BlockText"/>
+        <w:ind w:firstLine="420"/>
       </w:pPr>
       <w:r>
         <w:rPr>
@@ -17489,6 +18725,7 @@
     <w:p>
       <w:pPr>
         <w:pStyle w:val="FirstParagraph"/>
+        <w:ind w:firstLine="420"/>
       </w:pPr>
       <w:r>
         <w:rPr>
@@ -18555,6 +19792,7 @@
     <w:p>
       <w:pPr>
         <w:pStyle w:val="BodyText"/>
+        <w:ind w:firstLine="420"/>
       </w:pPr>
       <w:r>
         <w:rPr>
@@ -18763,9 +20001,9 @@
         </w:pict>
       </w:r>
     </w:p>
-    <w:bookmarkEnd w:id="17"/>
-    <w:bookmarkEnd w:id="18"/>
-    <w:bookmarkStart w:id="23" w:name="二规律与方法"/>
+    <w:bookmarkEnd w:id="29"/>
+    <w:bookmarkEnd w:id="30"/>
+    <w:bookmarkStart w:id="35" w:name="二规律与方法"/>
     <w:p>
       <w:pPr>
         <w:pStyle w:val="Heading2"/>
@@ -18790,7 +20028,7 @@
         <w:t>规律与方法</w:t>
       </w:r>
     </w:p>
-    <w:bookmarkStart w:id="19" w:name="核心比较表"/>
+    <w:bookmarkStart w:id="31" w:name="核心比较表"/>
     <w:p>
       <w:pPr>
         <w:pStyle w:val="Heading3"/>
@@ -18814,6 +20052,15 @@
         <w:tblStyle w:val="Table"/>
         <w:tblW w:type="auto" w:w="0"/>
         <w:tblLook w:firstRow="1" w:lastRow="0" w:firstColumn="0" w:lastColumn="0" w:noHBand="0" w:noVBand="0" w:val="0020"/>
+        <w:jc w:val="center"/>
+        <w:tblBorders>
+          <w:top w:val="single" w:sz="12" w:space="0" w:color="333333"/>
+          <w:bottom w:val="single" w:sz="12" w:space="0" w:color="333333"/>
+          <w:left w:val="none"/>
+          <w:right w:val="none"/>
+          <w:insideH w:val="none"/>
+          <w:insideV w:val="none"/>
+        </w:tblBorders>
       </w:tblPr>
       <w:tblGrid>
         <w:gridCol w:w="2640"/>
@@ -18825,7 +20072,11 @@
           <w:tblHeader w:val="on"/>
         </w:trPr>
         <w:tc>
-          <w:tcPr/>
+          <w:tcPr>
+            <w:tcBorders>
+              <w:bottom w:val="single" w:sz="6" w:space="0" w:color="333333"/>
+            </w:tcBorders>
+          </w:tcPr>
           <w:p>
             <w:pPr>
               <w:pStyle w:val="Compact"/>
@@ -18841,7 +20092,11 @@
           </w:p>
         </w:tc>
         <w:tc>
-          <w:tcPr/>
+          <w:tcPr>
+            <w:tcBorders>
+              <w:bottom w:val="single" w:sz="6" w:space="0" w:color="333333"/>
+            </w:tcBorders>
+          </w:tcPr>
           <w:p>
             <w:pPr>
               <w:pStyle w:val="Compact"/>
@@ -18857,7 +20112,11 @@
           </w:p>
         </w:tc>
         <w:tc>
-          <w:tcPr/>
+          <w:tcPr>
+            <w:tcBorders>
+              <w:bottom w:val="single" w:sz="6" w:space="0" w:color="333333"/>
+            </w:tcBorders>
+          </w:tcPr>
           <w:p>
             <w:pPr>
               <w:pStyle w:val="Compact"/>
@@ -19216,8 +20475,8 @@
         </w:tc>
       </w:tr>
     </w:tbl>
-    <w:bookmarkEnd w:id="19"/>
-    <w:bookmarkStart w:id="20" w:name="常见易错点"/>
+    <w:bookmarkEnd w:id="31"/>
+    <w:bookmarkStart w:id="32" w:name="常见易错点"/>
     <w:p>
       <w:pPr>
         <w:pStyle w:val="Heading3"/>
@@ -19239,6 +20498,7 @@
     <w:p>
       <w:pPr>
         <w:pStyle w:val="FirstParagraph"/>
+        <w:ind w:firstLine="420"/>
       </w:pPr>
       <w:r>
         <w:rPr>
@@ -19515,6 +20775,7 @@
     <w:p>
       <w:pPr>
         <w:pStyle w:val="BodyText"/>
+        <w:ind w:firstLine="420"/>
       </w:pPr>
       <w:r>
         <w:rPr>
@@ -19606,6 +20867,7 @@
     <w:p>
       <w:pPr>
         <w:pStyle w:val="BodyText"/>
+        <w:ind w:firstLine="420"/>
       </w:pPr>
       <w:r>
         <w:rPr>
@@ -19764,8 +21026,8 @@
         <w:t>β-H)。</w:t>
       </w:r>
     </w:p>
-    <w:bookmarkEnd w:id="20"/>
-    <w:bookmarkStart w:id="21" w:name="方法技巧"/>
+    <w:bookmarkEnd w:id="32"/>
+    <w:bookmarkStart w:id="33" w:name="方法技巧"/>
     <w:p>
       <w:pPr>
         <w:pStyle w:val="Heading3"/>
@@ -19787,6 +21049,7 @@
     <w:p>
       <w:pPr>
         <w:pStyle w:val="BlockText"/>
+        <w:ind w:firstLine="420"/>
       </w:pPr>
       <w:r>
         <w:rPr>
@@ -20086,8 +21349,8 @@
         </w:pict>
       </w:r>
     </w:p>
-    <w:bookmarkEnd w:id="21"/>
-    <w:bookmarkStart w:id="22" w:name="竞赛深化来自化学竞赛初赛讲义"/>
+    <w:bookmarkEnd w:id="33"/>
+    <w:bookmarkStart w:id="34" w:name="竞赛深化来自化学竞赛初赛讲义"/>
     <w:p>
       <w:pPr>
         <w:pStyle w:val="Heading3"/>
@@ -20133,6 +21396,7 @@
     <w:p>
       <w:pPr>
         <w:pStyle w:val="BlockText"/>
+        <w:ind w:firstLine="420"/>
       </w:pPr>
       <w:r>
         <w:rPr>
@@ -20252,6 +21516,7 @@
     <w:p>
       <w:pPr>
         <w:pStyle w:val="FirstParagraph"/>
+        <w:ind w:firstLine="420"/>
       </w:pPr>
       <w:r>
         <w:rPr>
@@ -20319,6 +21584,7 @@
     <w:p>
       <w:pPr>
         <w:pStyle w:val="BodyText"/>
+        <w:ind w:firstLine="420"/>
       </w:pPr>
       <w:r>
         <w:rPr>
@@ -20400,6 +21666,7 @@
           <w:ilvl w:val="0"/>
           <w:numId w:val="1004"/>
         </w:numPr>
+        <w:ind w:firstLine="420"/>
       </w:pPr>
       <w:r>
         <w:rPr>
@@ -20443,6 +21710,7 @@
           <w:ilvl w:val="0"/>
           <w:numId w:val="1004"/>
         </w:numPr>
+        <w:ind w:firstLine="420"/>
       </w:pPr>
       <w:r>
         <w:rPr>
@@ -20486,6 +21754,7 @@
           <w:ilvl w:val="0"/>
           <w:numId w:val="1004"/>
         </w:numPr>
+        <w:ind w:firstLine="420"/>
       </w:pPr>
       <w:r>
         <w:rPr>
@@ -20551,6 +21820,7 @@
           <w:ilvl w:val="0"/>
           <w:numId w:val="1004"/>
         </w:numPr>
+        <w:ind w:firstLine="420"/>
       </w:pPr>
       <w:r>
         <w:rPr>
@@ -20699,6 +21969,7 @@
           <w:ilvl w:val="0"/>
           <w:numId w:val="1004"/>
         </w:numPr>
+        <w:ind w:firstLine="420"/>
       </w:pPr>
       <w:r>
         <w:rPr>
@@ -20742,6 +22013,7 @@
     <w:p>
       <w:pPr>
         <w:pStyle w:val="FirstParagraph"/>
+        <w:ind w:firstLine="420"/>
       </w:pPr>
       <w:r>
         <w:rPr>
@@ -20867,6 +22139,7 @@
     <w:p>
       <w:pPr>
         <w:pStyle w:val="BodyText"/>
+        <w:ind w:firstLine="420"/>
       </w:pPr>
       <w:r>
         <w:rPr>
@@ -21267,7 +22540,7 @@
           <w:b/>
           <w:bCs/>
         </w:rPr>
-        <w:t>变色龙</w:t>
+        <w:t>角色转换</w:t>
       </w:r>
       <w:r>
         <w:rPr>
@@ -21460,9 +22733,9 @@
         </w:pict>
       </w:r>
     </w:p>
-    <w:bookmarkEnd w:id="22"/>
-    <w:bookmarkEnd w:id="23"/>
-    <w:bookmarkStart w:id="29" w:name="三典型例题"/>
+    <w:bookmarkEnd w:id="34"/>
+    <w:bookmarkEnd w:id="35"/>
+    <w:bookmarkStart w:id="41" w:name="三典型例题"/>
     <w:p>
       <w:pPr>
         <w:pStyle w:val="Heading2"/>
@@ -21487,7 +22760,7 @@
         <w:t>典型例题</w:t>
       </w:r>
     </w:p>
-    <w:bookmarkStart w:id="24" w:name="例1-芳香亲电取代定位效应基础"/>
+    <w:bookmarkStart w:id="36" w:name="例1-芳香亲电取代定位效应基础"/>
     <w:p>
       <w:pPr>
         <w:pStyle w:val="Heading3"/>
@@ -21539,6 +22812,7 @@
     <w:p>
       <w:pPr>
         <w:pStyle w:val="FirstParagraph"/>
+        <w:ind w:firstLine="420"/>
       </w:pPr>
       <w:r>
         <w:rPr>
@@ -21582,6 +22856,7 @@
     <w:p>
       <w:pPr>
         <w:pStyle w:val="BodyText"/>
+        <w:ind w:firstLine="420"/>
       </w:pPr>
       <w:r>
         <w:rPr>
@@ -21709,6 +22984,7 @@
     <w:p>
       <w:pPr>
         <w:pStyle w:val="BodyText"/>
+        <w:ind w:firstLine="420"/>
       </w:pPr>
       <w:r>
         <w:rPr>
@@ -21941,6 +23217,7 @@
     <w:p>
       <w:pPr>
         <w:pStyle w:val="BodyText"/>
+        <w:ind w:firstLine="420"/>
       </w:pPr>
       <w:r>
         <w:rPr>
@@ -21999,8 +23276,8 @@
         <w:t>(~4%)</w:t>
       </w:r>
     </w:p>
-    <w:bookmarkEnd w:id="24"/>
-    <w:bookmarkStart w:id="25" w:name="例2-sn2立体化学进阶"/>
+    <w:bookmarkEnd w:id="36"/>
+    <w:bookmarkStart w:id="37" w:name="例2-sn2立体化学进阶"/>
     <w:p>
       <w:pPr>
         <w:pStyle w:val="Heading3"/>
@@ -22058,6 +23335,7 @@
     <w:p>
       <w:pPr>
         <w:pStyle w:val="FirstParagraph"/>
+        <w:ind w:firstLine="420"/>
       </w:pPr>
       <w:r>
         <w:rPr>
@@ -22113,6 +23391,7 @@
     <w:p>
       <w:pPr>
         <w:pStyle w:val="BodyText"/>
+        <w:ind w:firstLine="420"/>
       </w:pPr>
       <w:r>
         <w:rPr>
@@ -22298,6 +23577,7 @@
     <w:p>
       <w:pPr>
         <w:pStyle w:val="BodyText"/>
+        <w:ind w:firstLine="420"/>
       </w:pPr>
       <w:r>
         <w:rPr>
@@ -22450,6 +23730,7 @@
     <w:p>
       <w:pPr>
         <w:pStyle w:val="BodyText"/>
+        <w:ind w:firstLine="420"/>
       </w:pPr>
       <w:r>
         <w:rPr>
@@ -22547,6 +23828,7 @@
     <w:p>
       <w:pPr>
         <w:pStyle w:val="BodyText"/>
+        <w:ind w:firstLine="420"/>
       </w:pPr>
       <w:r>
         <w:rPr>
@@ -22695,8 +23977,8 @@
         <w:t>。</w:t>
       </w:r>
     </w:p>
-    <w:bookmarkEnd w:id="25"/>
-    <w:bookmarkStart w:id="26" w:name="例3-sn1-vs-sn2进阶"/>
+    <w:bookmarkEnd w:id="37"/>
+    <w:bookmarkStart w:id="38" w:name="例3-sn1-vs-sn2进阶"/>
     <w:p>
       <w:pPr>
         <w:pStyle w:val="Heading3"/>
@@ -22742,6 +24024,7 @@
     <w:p>
       <w:pPr>
         <w:pStyle w:val="FirstParagraph"/>
+        <w:ind w:firstLine="420"/>
       </w:pPr>
       <w:r>
         <w:rPr>
@@ -22920,6 +24203,7 @@
     <w:p>
       <w:pPr>
         <w:pStyle w:val="BodyText"/>
+        <w:ind w:firstLine="420"/>
       </w:pPr>
       <w:r>
         <w:rPr>
@@ -23000,6 +24284,7 @@
     <w:p>
       <w:pPr>
         <w:pStyle w:val="BodyText"/>
+        <w:ind w:firstLine="420"/>
       </w:pPr>
       <w:r>
         <w:rPr>
@@ -23333,6 +24618,7 @@
     <w:p>
       <w:pPr>
         <w:pStyle w:val="BodyText"/>
+        <w:ind w:firstLine="420"/>
       </w:pPr>
       <w:r>
         <w:rPr>
@@ -23459,8 +24745,8 @@
         <w:t>=CHBr</w:t>
       </w:r>
     </w:p>
-    <w:bookmarkEnd w:id="26"/>
-    <w:bookmarkStart w:id="27" w:name="例4-消除反应的区域选择性进阶"/>
+    <w:bookmarkEnd w:id="38"/>
+    <w:bookmarkStart w:id="39" w:name="例4-消除反应的区域选择性进阶"/>
     <w:p>
       <w:pPr>
         <w:pStyle w:val="Heading3"/>
@@ -23512,6 +24798,7 @@
     <w:p>
       <w:pPr>
         <w:pStyle w:val="FirstParagraph"/>
+        <w:ind w:firstLine="420"/>
       </w:pPr>
       <w:r>
         <w:rPr>
@@ -23579,6 +24866,7 @@
     <w:p>
       <w:pPr>
         <w:pStyle w:val="BodyText"/>
+        <w:ind w:firstLine="420"/>
       </w:pPr>
       <w:r>
         <w:rPr>
@@ -23670,6 +24958,7 @@
     <w:p>
       <w:pPr>
         <w:pStyle w:val="BodyText"/>
+        <w:ind w:firstLine="420"/>
       </w:pPr>
       <w:r>
         <w:rPr>
@@ -24048,6 +25337,7 @@
     <w:p>
       <w:pPr>
         <w:pStyle w:val="BodyText"/>
+        <w:ind w:firstLine="420"/>
       </w:pPr>
       <w:r>
         <w:rPr>
@@ -24155,6 +25445,7 @@
     <w:p>
       <w:pPr>
         <w:pStyle w:val="BodyText"/>
+        <w:ind w:firstLine="420"/>
       </w:pPr>
       <w:r>
         <w:rPr>
@@ -24232,6 +25523,7 @@
     <w:p>
       <w:pPr>
         <w:pStyle w:val="BodyText"/>
+        <w:ind w:firstLine="420"/>
       </w:pPr>
       <w:r>
         <w:rPr>
@@ -24320,8 +25612,8 @@
         <w:t>。</w:t>
       </w:r>
     </w:p>
-    <w:bookmarkEnd w:id="27"/>
-    <w:bookmarkStart w:id="28" w:name="例5-grignard试剂的合成路线设计挑战"/>
+    <w:bookmarkEnd w:id="39"/>
+    <w:bookmarkStart w:id="40" w:name="例5-grignard试剂的合成路线设计挑战"/>
     <w:p>
       <w:pPr>
         <w:pStyle w:val="Heading3"/>
@@ -24379,6 +25671,7 @@
     <w:p>
       <w:pPr>
         <w:pStyle w:val="FirstParagraph"/>
+        <w:ind w:firstLine="420"/>
       </w:pPr>
       <w:r>
         <w:rPr>
@@ -24490,6 +25783,7 @@
     <w:p>
       <w:pPr>
         <w:pStyle w:val="BodyText"/>
+        <w:ind w:firstLine="420"/>
       </w:pPr>
       <w:r>
         <w:rPr>
@@ -24781,6 +26075,7 @@
     <w:p>
       <w:pPr>
         <w:pStyle w:val="BodyText"/>
+        <w:ind w:firstLine="420"/>
       </w:pPr>
       <w:r>
         <w:rPr>
@@ -25394,6 +26689,7 @@
     <w:p>
       <w:pPr>
         <w:pStyle w:val="BodyText"/>
+        <w:ind w:firstLine="420"/>
       </w:pPr>
       <w:r>
         <w:rPr>
@@ -25951,6 +27247,7 @@
     <w:p>
       <w:pPr>
         <w:pStyle w:val="FirstParagraph"/>
+        <w:ind w:firstLine="420"/>
       </w:pPr>
       <w:r>
         <w:rPr>
@@ -26121,9 +27418,9 @@
         </w:pict>
       </w:r>
     </w:p>
-    <w:bookmarkEnd w:id="28"/>
-    <w:bookmarkEnd w:id="29"/>
-    <w:bookmarkStart w:id="30" w:name="四拓展与联系"/>
+    <w:bookmarkEnd w:id="40"/>
+    <w:bookmarkEnd w:id="41"/>
+    <w:bookmarkStart w:id="42" w:name="四拓展与联系"/>
     <w:p>
       <w:pPr>
         <w:pStyle w:val="Heading2"/>
@@ -26155,6 +27452,7 @@
           <w:ilvl w:val="0"/>
           <w:numId w:val="1005"/>
         </w:numPr>
+        <w:ind w:firstLine="420"/>
       </w:pPr>
       <w:r>
         <w:rPr>
@@ -26230,6 +27528,7 @@
           <w:ilvl w:val="0"/>
           <w:numId w:val="1005"/>
         </w:numPr>
+        <w:ind w:firstLine="420"/>
       </w:pPr>
       <w:r>
         <w:rPr>
@@ -26311,6 +27610,7 @@
           <w:ilvl w:val="0"/>
           <w:numId w:val="1005"/>
         </w:numPr>
+        <w:ind w:firstLine="420"/>
       </w:pPr>
       <w:r>
         <w:rPr>
@@ -26353,8 +27653,8 @@
         </w:pict>
       </w:r>
     </w:p>
-    <w:bookmarkEnd w:id="30"/>
-    <w:bookmarkStart w:id="31" w:name="五本节总结速查"/>
+    <w:bookmarkEnd w:id="42"/>
+    <w:bookmarkStart w:id="43" w:name="五本节总结速查"/>
     <w:p>
       <w:pPr>
         <w:pStyle w:val="Heading2"/>
@@ -26397,6 +27697,15 @@
         <w:tblW w:type="pct" w:w="5000"/>
         <w:tblLayout w:type="fixed"/>
         <w:tblLook w:firstRow="1" w:lastRow="0" w:firstColumn="0" w:lastColumn="0" w:noHBand="0" w:noVBand="0" w:val="0020"/>
+        <w:jc w:val="center"/>
+        <w:tblBorders>
+          <w:top w:val="single" w:sz="12" w:space="0" w:color="333333"/>
+          <w:bottom w:val="single" w:sz="12" w:space="0" w:color="333333"/>
+          <w:left w:val="none"/>
+          <w:right w:val="none"/>
+          <w:insideH w:val="none"/>
+          <w:insideV w:val="none"/>
+        </w:tblBorders>
       </w:tblPr>
       <w:tblGrid>
         <w:gridCol w:w="1508"/>
@@ -26410,7 +27719,11 @@
           <w:tblHeader w:val="on"/>
         </w:trPr>
         <w:tc>
-          <w:tcPr/>
+          <w:tcPr>
+            <w:tcBorders>
+              <w:bottom w:val="single" w:sz="6" w:space="0" w:color="333333"/>
+            </w:tcBorders>
+          </w:tcPr>
           <w:p>
             <w:pPr>
               <w:pStyle w:val="Compact"/>
@@ -26426,7 +27739,11 @@
           </w:p>
         </w:tc>
         <w:tc>
-          <w:tcPr/>
+          <w:tcPr>
+            <w:tcBorders>
+              <w:bottom w:val="single" w:sz="6" w:space="0" w:color="333333"/>
+            </w:tcBorders>
+          </w:tcPr>
           <w:p>
             <w:pPr>
               <w:pStyle w:val="Compact"/>
@@ -26456,7 +27773,11 @@
           </w:p>
         </w:tc>
         <w:tc>
-          <w:tcPr/>
+          <w:tcPr>
+            <w:tcBorders>
+              <w:bottom w:val="single" w:sz="6" w:space="0" w:color="333333"/>
+            </w:tcBorders>
+          </w:tcPr>
           <w:p>
             <w:pPr>
               <w:pStyle w:val="Compact"/>
@@ -26472,7 +27793,11 @@
           </w:p>
         </w:tc>
         <w:tc>
-          <w:tcPr/>
+          <w:tcPr>
+            <w:tcBorders>
+              <w:bottom w:val="single" w:sz="6" w:space="0" w:color="333333"/>
+            </w:tcBorders>
+          </w:tcPr>
           <w:p>
             <w:pPr>
               <w:pStyle w:val="Compact"/>
@@ -26488,7 +27813,11 @@
           </w:p>
         </w:tc>
         <w:tc>
-          <w:tcPr/>
+          <w:tcPr>
+            <w:tcBorders>
+              <w:bottom w:val="single" w:sz="6" w:space="0" w:color="333333"/>
+            </w:tcBorders>
+          </w:tcPr>
           <w:p>
             <w:pPr>
               <w:pStyle w:val="Compact"/>
@@ -27236,8 +28565,8 @@
         </w:pict>
       </w:r>
     </w:p>
-    <w:bookmarkEnd w:id="31"/>
-    <w:bookmarkStart w:id="35" w:name="六练习题"/>
+    <w:bookmarkEnd w:id="43"/>
+    <w:bookmarkStart w:id="47" w:name="六练习题"/>
     <w:p>
       <w:pPr>
         <w:pStyle w:val="Heading2"/>
@@ -27262,7 +28591,7 @@
         <w:t>练习题</w:t>
       </w:r>
     </w:p>
-    <w:bookmarkStart w:id="32" w:name="基础巩固4-题"/>
+    <w:bookmarkStart w:id="44" w:name="基础巩固4-题"/>
     <w:p>
       <w:pPr>
         <w:pStyle w:val="Heading3"/>
@@ -27308,6 +28637,7 @@
     <w:p>
       <w:pPr>
         <w:pStyle w:val="FirstParagraph"/>
+        <w:ind w:firstLine="420"/>
       </w:pPr>
       <w:r>
         <w:rPr>
@@ -27540,8 +28870,8 @@
         <w:t>。</w:t>
       </w:r>
     </w:p>
-    <w:bookmarkEnd w:id="32"/>
-    <w:bookmarkStart w:id="33" w:name="提高训练4-题"/>
+    <w:bookmarkEnd w:id="44"/>
+    <w:bookmarkStart w:id="45" w:name="提高训练4-题"/>
     <w:p>
       <w:pPr>
         <w:pStyle w:val="Heading3"/>
@@ -27587,6 +28917,7 @@
     <w:p>
       <w:pPr>
         <w:pStyle w:val="FirstParagraph"/>
+        <w:ind w:firstLine="420"/>
       </w:pPr>
       <w:r>
         <w:rPr>
@@ -27919,8 +29250,8 @@
         <w:t>。</w:t>
       </w:r>
     </w:p>
-    <w:bookmarkEnd w:id="33"/>
-    <w:bookmarkStart w:id="34" w:name="挑战2-题"/>
+    <w:bookmarkEnd w:id="45"/>
+    <w:bookmarkStart w:id="46" w:name="挑战2-题"/>
     <w:p>
       <w:pPr>
         <w:pStyle w:val="Heading3"/>
@@ -27966,6 +29297,7 @@
     <w:p>
       <w:pPr>
         <w:pStyle w:val="FirstParagraph"/>
+        <w:ind w:firstLine="420"/>
       </w:pPr>
       <w:r>
         <w:rPr>
@@ -28271,9 +29603,9 @@
         </w:pict>
       </w:r>
     </w:p>
-    <w:bookmarkEnd w:id="34"/>
-    <w:bookmarkEnd w:id="35"/>
-    <w:bookmarkStart w:id="36" w:name="参考答案"/>
+    <w:bookmarkEnd w:id="46"/>
+    <w:bookmarkEnd w:id="47"/>
+    <w:bookmarkStart w:id="48" w:name="参考答案"/>
     <w:p>
       <w:pPr>
         <w:pStyle w:val="Heading2"/>
@@ -28289,6 +29621,7 @@
     <w:p>
       <w:pPr>
         <w:pStyle w:val="FirstParagraph"/>
+        <w:ind w:firstLine="420"/>
       </w:pPr>
       <w:r>
         <w:rPr>
@@ -31642,10 +32975,10 @@
         <w:t>）</w:t>
       </w:r>
     </w:p>
-    <w:bookmarkEnd w:id="36"/>
-    <w:bookmarkEnd w:id="37"/>
+    <w:bookmarkEnd w:id="48"/>
+    <w:bookmarkEnd w:id="49"/>
     <w:sectPr>
-      <w:footerReference w:type="default" r:id="rId9"/>
+      <w:footerReference w:type="default" r:id="rId10"/>
       <w:footnotePr>
         <w:numRestart w:val="eachSect"/>
       </w:footnotePr>
